--- a/CPU Design/L1IsDesign.docx
+++ b/CPU Design/L1IsDesign.docx
@@ -343,6 +343,44 @@
               </w:p>
             </w:tc>
           </w:tr>
+          <w:tr>
+            <w:tc>
+              <w:tcPr>
+                <w:tcW w:w="1384" w:type="dxa"/>
+              </w:tcPr>
+              <w:p>
+                <w:pPr>
+                  <w:rPr>
+                    <w:rFonts w:cstheme="minorHAnsi"/>
+                  </w:rPr>
+                </w:pPr>
+                <w:r>
+                  <w:rPr>
+                    <w:rFonts w:cstheme="minorHAnsi"/>
+                  </w:rPr>
+                  <w:t>24 Jun 2026</w:t>
+                </w:r>
+              </w:p>
+            </w:tc>
+            <w:tc>
+              <w:tcPr>
+                <w:tcW w:w="7858" w:type="dxa"/>
+              </w:tcPr>
+              <w:p>
+                <w:pPr>
+                  <w:rPr>
+                    <w:rFonts w:cstheme="minorHAnsi"/>
+                  </w:rPr>
+                </w:pPr>
+                <w:r>
+                  <w:rPr>
+                    <w:rFonts w:cstheme="minorHAnsi"/>
+                  </w:rPr>
+                  <w:t>Work in progress</w:t>
+                </w:r>
+              </w:p>
+            </w:tc>
+          </w:tr>
         </w:tbl>
         <w:p>
           <w:pPr>
@@ -1532,9 +1570,9 @@
         </w:rPr>
         <w:drawing>
           <wp:inline distT="0" distB="0" distL="0" distR="0">
-            <wp:extent cx="1094661" cy="2304000"/>
+            <wp:extent cx="1226150" cy="3240000"/>
             <wp:effectExtent l="19050" t="0" r="0" b="0"/>
-            <wp:docPr id="1" name="Picture 1"/>
+            <wp:docPr id="3" name="Picture 7"/>
             <wp:cNvGraphicFramePr>
               <a:graphicFrameLocks xmlns:a="http://schemas.openxmlformats.org/drawingml/2006/main" noChangeAspect="1"/>
             </wp:cNvGraphicFramePr>
@@ -1542,7 +1580,7 @@
               <a:graphicData uri="http://schemas.openxmlformats.org/drawingml/2006/picture">
                 <pic:pic xmlns:pic="http://schemas.openxmlformats.org/drawingml/2006/picture">
                   <pic:nvPicPr>
-                    <pic:cNvPr id="0" name="Picture 1"/>
+                    <pic:cNvPr id="0" name="Picture 7"/>
                     <pic:cNvPicPr>
                       <a:picLocks noChangeAspect="1" noChangeArrowheads="1"/>
                     </pic:cNvPicPr>
@@ -1557,7 +1595,7 @@
                   <pic:spPr bwMode="auto">
                     <a:xfrm>
                       <a:off x="0" y="0"/>
-                      <a:ext cx="1094661" cy="2304000"/>
+                      <a:ext cx="1226150" cy="3240000"/>
                     </a:xfrm>
                     <a:prstGeom prst="rect">
                       <a:avLst/>
@@ -1615,7 +1653,19 @@
         <w:rPr>
           <w:lang w:eastAsia="en-GB"/>
         </w:rPr>
-        <w:t xml:space="preserve">The relevant sections of Ref </w:t>
+        <w:t>The relevant section names</w:t>
+      </w:r>
+      <w:r>
+        <w:rPr>
+          <w:lang w:eastAsia="en-GB"/>
+        </w:rPr>
+        <w:t xml:space="preserve"> </w:t>
+      </w:r>
+      <w:r>
+        <w:rPr>
+          <w:lang w:eastAsia="en-GB"/>
+        </w:rPr>
+        <w:t xml:space="preserve">of Ref </w:t>
       </w:r>
       <w:r>
         <w:rPr>
@@ -1656,6 +1706,12 @@
         <w:rPr>
           <w:lang w:eastAsia="en-GB"/>
         </w:rPr>
+        <w:t>,</w:t>
+      </w:r>
+      <w:r>
+        <w:rPr>
+          <w:lang w:eastAsia="en-GB"/>
+        </w:rPr>
         <w:t xml:space="preserve"> that define the signals </w:t>
       </w:r>
       <w:r>
@@ -1669,6 +1725,12 @@
           <w:lang w:eastAsia="en-GB"/>
         </w:rPr>
         <w:t>IS</w:t>
+      </w:r>
+      <w:r>
+        <w:rPr>
+          <w:lang w:eastAsia="en-GB"/>
+        </w:rPr>
+        <w:t>,</w:t>
       </w:r>
       <w:r>
         <w:rPr>
@@ -1686,7 +1748,6 @@
     <w:p>
       <w:pPr>
         <w:pStyle w:val="ListParagraph"/>
-        <w:keepNext/>
         <w:numPr>
           <w:ilvl w:val="0"/>
           <w:numId w:val="22"/>
@@ -1699,20 +1760,12 @@
         <w:rPr>
           <w:lang w:eastAsia="en-GB"/>
         </w:rPr>
-        <w:t>2.1</w:t>
-      </w:r>
-      <w:r>
-        <w:rPr>
-          <w:lang w:eastAsia="en-GB"/>
-        </w:rPr>
-        <w:tab/>
-        <w:t>Overview of Data Bus</w:t>
+        <w:t>Overview of the Data Bus</w:t>
       </w:r>
     </w:p>
     <w:p>
       <w:pPr>
         <w:pStyle w:val="ListParagraph"/>
-        <w:keepNext/>
         <w:numPr>
           <w:ilvl w:val="0"/>
           <w:numId w:val="22"/>
@@ -1725,20 +1778,7 @@
         <w:rPr>
           <w:lang w:eastAsia="en-GB"/>
         </w:rPr>
-        <w:t>3.1</w:t>
-      </w:r>
-      <w:r>
-        <w:rPr>
-          <w:lang w:eastAsia="en-GB"/>
-        </w:rPr>
-        <w:tab/>
-        <w:t>Common bus signals</w:t>
-      </w:r>
-      <w:r>
-        <w:rPr>
-          <w:lang w:eastAsia="en-GB"/>
-        </w:rPr>
-        <w:t xml:space="preserve"> (not shown in </w:t>
+        <w:t xml:space="preserve">Common bus signals (not shown in </w:t>
       </w:r>
       <w:r>
         <w:rPr>
@@ -1788,7 +1828,6 @@
     <w:p>
       <w:pPr>
         <w:pStyle w:val="ListParagraph"/>
-        <w:keepNext/>
         <w:numPr>
           <w:ilvl w:val="0"/>
           <w:numId w:val="22"/>
@@ -1801,20 +1840,12 @@
         <w:rPr>
           <w:lang w:eastAsia="en-GB"/>
         </w:rPr>
-        <w:t>3.3</w:t>
-      </w:r>
-      <w:r>
-        <w:rPr>
-          <w:lang w:eastAsia="en-GB"/>
-        </w:rPr>
-        <w:tab/>
-        <w:t>OP CODE bus</w:t>
+        <w:t>ADDRESS bus</w:t>
       </w:r>
     </w:p>
     <w:p>
       <w:pPr>
         <w:pStyle w:val="ListParagraph"/>
-        <w:keepNext/>
         <w:numPr>
           <w:ilvl w:val="0"/>
           <w:numId w:val="22"/>
@@ -1827,20 +1858,12 @@
         <w:rPr>
           <w:lang w:eastAsia="en-GB"/>
         </w:rPr>
-        <w:t>3.4</w:t>
-      </w:r>
-      <w:r>
-        <w:rPr>
-          <w:lang w:eastAsia="en-GB"/>
-        </w:rPr>
-        <w:tab/>
-        <w:t>PC CTRL bus</w:t>
+        <w:t>OP CODE bus</w:t>
       </w:r>
     </w:p>
     <w:p>
       <w:pPr>
         <w:pStyle w:val="ListParagraph"/>
-        <w:keepNext/>
         <w:numPr>
           <w:ilvl w:val="0"/>
           <w:numId w:val="22"/>
@@ -1853,20 +1876,12 @@
         <w:rPr>
           <w:lang w:eastAsia="en-GB"/>
         </w:rPr>
-        <w:t>3.5</w:t>
-      </w:r>
-      <w:r>
-        <w:rPr>
-          <w:lang w:eastAsia="en-GB"/>
-        </w:rPr>
-        <w:tab/>
-        <w:t>IO CTRL bus</w:t>
+        <w:t>PC CTRL bus</w:t>
       </w:r>
     </w:p>
     <w:p>
       <w:pPr>
         <w:pStyle w:val="ListParagraph"/>
-        <w:keepNext/>
         <w:numPr>
           <w:ilvl w:val="0"/>
           <w:numId w:val="22"/>
@@ -1879,20 +1894,12 @@
         <w:rPr>
           <w:lang w:eastAsia="en-GB"/>
         </w:rPr>
-        <w:t>3.6</w:t>
-      </w:r>
-      <w:r>
-        <w:rPr>
-          <w:lang w:eastAsia="en-GB"/>
-        </w:rPr>
-        <w:tab/>
-        <w:t>RAM CTRL bus</w:t>
+        <w:t>IO CTRL bus</w:t>
       </w:r>
     </w:p>
     <w:p>
       <w:pPr>
         <w:pStyle w:val="ListParagraph"/>
-        <w:keepNext/>
         <w:numPr>
           <w:ilvl w:val="0"/>
           <w:numId w:val="22"/>
@@ -1905,20 +1912,12 @@
         <w:rPr>
           <w:lang w:eastAsia="en-GB"/>
         </w:rPr>
-        <w:t>3.7</w:t>
-      </w:r>
-      <w:r>
-        <w:rPr>
-          <w:lang w:eastAsia="en-GB"/>
-        </w:rPr>
-        <w:tab/>
-        <w:t>ALU CTRL bus</w:t>
+        <w:t>RAM CTRL bus</w:t>
       </w:r>
     </w:p>
     <w:p>
       <w:pPr>
         <w:pStyle w:val="ListParagraph"/>
-        <w:keepNext/>
         <w:numPr>
           <w:ilvl w:val="0"/>
           <w:numId w:val="22"/>
@@ -1931,22 +1930,44 @@
         <w:rPr>
           <w:lang w:eastAsia="en-GB"/>
         </w:rPr>
-        <w:t>3.8</w:t>
-      </w:r>
-      <w:r>
-        <w:rPr>
-          <w:lang w:eastAsia="en-GB"/>
-        </w:rPr>
-        <w:tab/>
-        <w:t>FLAGS bus</w:t>
+        <w:t>RAM ADDR Bus</w:t>
       </w:r>
     </w:p>
     <w:p>
       <w:pPr>
-        <w:rPr>
-          <w:lang w:eastAsia="en-GB"/>
-        </w:rPr>
-      </w:pPr>
+        <w:pStyle w:val="ListParagraph"/>
+        <w:numPr>
+          <w:ilvl w:val="0"/>
+          <w:numId w:val="22"/>
+        </w:numPr>
+        <w:rPr>
+          <w:lang w:eastAsia="en-GB"/>
+        </w:rPr>
+      </w:pPr>
+      <w:r>
+        <w:rPr>
+          <w:lang w:eastAsia="en-GB"/>
+        </w:rPr>
+        <w:t>ALU CTRL bus</w:t>
+      </w:r>
+    </w:p>
+    <w:p>
+      <w:pPr>
+        <w:pStyle w:val="ListParagraph"/>
+        <w:numPr>
+          <w:ilvl w:val="0"/>
+          <w:numId w:val="22"/>
+        </w:numPr>
+        <w:rPr>
+          <w:lang w:eastAsia="en-GB"/>
+        </w:rPr>
+      </w:pPr>
+      <w:r>
+        <w:rPr>
+          <w:lang w:eastAsia="en-GB"/>
+        </w:rPr>
+        <w:t>FLAGS bus</w:t>
+      </w:r>
       <w:r>
         <w:rPr>
           <w:lang w:eastAsia="en-GB"/>
@@ -3310,7 +3331,7 @@
                 <w:szCs w:val="20"/>
                 <w:lang w:eastAsia="en-GB"/>
               </w:rPr>
-              <w:t>SELECT_RAL_DEST</w:t>
+              <w:t>SELECT_RAM_DEST</w:t>
             </w:r>
           </w:p>
         </w:tc>
@@ -3332,15 +3353,23 @@
                 <w:szCs w:val="20"/>
                 <w:lang w:eastAsia="en-GB"/>
               </w:rPr>
-              <w:t>SD_R</w:t>
-            </w:r>
-            <w:r>
-              <w:rPr>
-                <w:sz w:val="20"/>
-                <w:szCs w:val="20"/>
-                <w:lang w:eastAsia="en-GB"/>
-              </w:rPr>
-              <w:t>A</w:t>
+              <w:t>S</w:t>
+            </w:r>
+            <w:r>
+              <w:rPr>
+                <w:sz w:val="20"/>
+                <w:szCs w:val="20"/>
+                <w:lang w:eastAsia="en-GB"/>
+              </w:rPr>
+              <w:t>D_R</w:t>
+            </w:r>
+            <w:r>
+              <w:rPr>
+                <w:sz w:val="20"/>
+                <w:szCs w:val="20"/>
+                <w:lang w:eastAsia="en-GB"/>
+              </w:rPr>
+              <w:t>D</w:t>
             </w:r>
           </w:p>
         </w:tc>
@@ -3389,7 +3418,7 @@
                 <w:szCs w:val="20"/>
                 <w:lang w:eastAsia="en-GB"/>
               </w:rPr>
-              <w:t>SELECT_RAM_DEST</w:t>
+              <w:t>SELECT_RAM_SRC</w:t>
             </w:r>
           </w:p>
         </w:tc>
@@ -3419,7 +3448,7 @@
                 <w:szCs w:val="20"/>
                 <w:lang w:eastAsia="en-GB"/>
               </w:rPr>
-              <w:t>D_R</w:t>
+              <w:t>S_R</w:t>
             </w:r>
             <w:r>
               <w:rPr>
@@ -3476,7 +3505,7 @@
                 <w:szCs w:val="20"/>
                 <w:lang w:eastAsia="en-GB"/>
               </w:rPr>
-              <w:t>SELECT_RAM_SRC</w:t>
+              <w:t>ALU_MODE</w:t>
             </w:r>
           </w:p>
         </w:tc>
@@ -3498,23 +3527,7 @@
                 <w:szCs w:val="20"/>
                 <w:lang w:eastAsia="en-GB"/>
               </w:rPr>
-              <w:t>S</w:t>
-            </w:r>
-            <w:r>
-              <w:rPr>
-                <w:sz w:val="20"/>
-                <w:szCs w:val="20"/>
-                <w:lang w:eastAsia="en-GB"/>
-              </w:rPr>
-              <w:t>S_R</w:t>
-            </w:r>
-            <w:r>
-              <w:rPr>
-                <w:sz w:val="20"/>
-                <w:szCs w:val="20"/>
-                <w:lang w:eastAsia="en-GB"/>
-              </w:rPr>
-              <w:t>D</w:t>
+              <w:t>MODE</w:t>
             </w:r>
           </w:p>
         </w:tc>
@@ -3563,7 +3576,7 @@
                 <w:szCs w:val="20"/>
                 <w:lang w:eastAsia="en-GB"/>
               </w:rPr>
-              <w:t>ALU_MODE</w:t>
+              <w:t>SELECT_ALU_DESTA</w:t>
             </w:r>
           </w:p>
         </w:tc>
@@ -3585,7 +3598,15 @@
                 <w:szCs w:val="20"/>
                 <w:lang w:eastAsia="en-GB"/>
               </w:rPr>
-              <w:t>MODE</w:t>
+              <w:t>S</w:t>
+            </w:r>
+            <w:r>
+              <w:rPr>
+                <w:sz w:val="20"/>
+                <w:szCs w:val="20"/>
+                <w:lang w:eastAsia="en-GB"/>
+              </w:rPr>
+              <w:t>D_AA</w:t>
             </w:r>
           </w:p>
         </w:tc>
@@ -3634,7 +3655,7 @@
                 <w:szCs w:val="20"/>
                 <w:lang w:eastAsia="en-GB"/>
               </w:rPr>
-              <w:t>SELECT_ALU_DESTA</w:t>
+              <w:t>SELECT_ALU_DESTB</w:t>
             </w:r>
           </w:p>
         </w:tc>
@@ -3656,15 +3677,7 @@
                 <w:szCs w:val="20"/>
                 <w:lang w:eastAsia="en-GB"/>
               </w:rPr>
-              <w:t>S</w:t>
-            </w:r>
-            <w:r>
-              <w:rPr>
-                <w:sz w:val="20"/>
-                <w:szCs w:val="20"/>
-                <w:lang w:eastAsia="en-GB"/>
-              </w:rPr>
-              <w:t>D_AA</w:t>
+              <w:t>SD_AB</w:t>
             </w:r>
           </w:p>
         </w:tc>
@@ -3713,7 +3726,7 @@
                 <w:szCs w:val="20"/>
                 <w:lang w:eastAsia="en-GB"/>
               </w:rPr>
-              <w:t>SELECT_ALU_DESTB</w:t>
+              <w:t>SELECT_ALUO_SRC</w:t>
             </w:r>
           </w:p>
         </w:tc>
@@ -3735,7 +3748,23 @@
                 <w:szCs w:val="20"/>
                 <w:lang w:eastAsia="en-GB"/>
               </w:rPr>
-              <w:t>SD_AB</w:t>
+              <w:t>S</w:t>
+            </w:r>
+            <w:r>
+              <w:rPr>
+                <w:sz w:val="20"/>
+                <w:szCs w:val="20"/>
+                <w:lang w:eastAsia="en-GB"/>
+              </w:rPr>
+              <w:t>S_</w:t>
+            </w:r>
+            <w:r>
+              <w:rPr>
+                <w:sz w:val="20"/>
+                <w:szCs w:val="20"/>
+                <w:lang w:eastAsia="en-GB"/>
+              </w:rPr>
+              <w:t>AO</w:t>
             </w:r>
           </w:p>
         </w:tc>
@@ -3784,7 +3813,7 @@
                 <w:szCs w:val="20"/>
                 <w:lang w:eastAsia="en-GB"/>
               </w:rPr>
-              <w:t>SELECT_ALUO_SRC</w:t>
+              <w:t>RAM ADDR BUS</w:t>
             </w:r>
           </w:p>
         </w:tc>
@@ -3806,23 +3835,7 @@
                 <w:szCs w:val="20"/>
                 <w:lang w:eastAsia="en-GB"/>
               </w:rPr>
-              <w:t>S</w:t>
-            </w:r>
-            <w:r>
-              <w:rPr>
-                <w:sz w:val="20"/>
-                <w:szCs w:val="20"/>
-                <w:lang w:eastAsia="en-GB"/>
-              </w:rPr>
-              <w:t>S_</w:t>
-            </w:r>
-            <w:r>
-              <w:rPr>
-                <w:sz w:val="20"/>
-                <w:szCs w:val="20"/>
-                <w:lang w:eastAsia="en-GB"/>
-              </w:rPr>
-              <w:t>AO</w:t>
+              <w:t>ABUS</w:t>
             </w:r>
           </w:p>
         </w:tc>
@@ -3853,110 +3866,157 @@
     <w:p>
       <w:pPr>
         <w:keepNext/>
-        <w:rPr>
-          <w:lang w:eastAsia="en-GB"/>
-        </w:rPr>
-      </w:pPr>
+        <w:spacing w:before="200"/>
+        <w:rPr>
+          <w:lang w:eastAsia="en-GB"/>
+        </w:rPr>
+      </w:pPr>
+      <w:r>
+        <w:rPr>
+          <w:lang w:eastAsia="en-GB"/>
+        </w:rPr>
+        <w:t xml:space="preserve">The main reason for shortening the names is for convenience, particularly to avoid cluttering the block diagram shown in </w:t>
+      </w:r>
+      <w:r>
+        <w:rPr>
+          <w:lang w:eastAsia="en-GB"/>
+        </w:rPr>
+        <w:fldChar w:fldCharType="begin"/>
+      </w:r>
+      <w:r>
+        <w:rPr>
+          <w:lang w:eastAsia="en-GB"/>
+        </w:rPr>
+        <w:instrText xml:space="preserve"> REF _Ref232762527 \h </w:instrText>
+      </w:r>
+      <w:r>
+        <w:rPr>
+          <w:lang w:eastAsia="en-GB"/>
+        </w:rPr>
+      </w:r>
+      <w:r>
+        <w:rPr>
+          <w:lang w:eastAsia="en-GB"/>
+        </w:rPr>
+        <w:fldChar w:fldCharType="separate"/>
+      </w:r>
+      <w:r>
+        <w:t xml:space="preserve">Figure </w:t>
+      </w:r>
+      <w:r>
+        <w:rPr>
+          <w:noProof/>
+        </w:rPr>
+        <w:t>2</w:t>
+      </w:r>
+      <w:r>
+        <w:rPr>
+          <w:lang w:eastAsia="en-GB"/>
+        </w:rPr>
+        <w:fldChar w:fldCharType="end"/>
+      </w:r>
+      <w:r>
+        <w:rPr>
+          <w:lang w:eastAsia="en-GB"/>
+        </w:rPr>
+        <w:t>.</w:t>
+      </w:r>
     </w:p>
     <w:p>
       <w:pPr>
-        <w:keepNext/>
-        <w:rPr>
-          <w:lang w:eastAsia="en-GB"/>
-        </w:rPr>
-      </w:pPr>
-      <w:r>
-        <w:rPr>
-          <w:lang w:eastAsia="en-GB"/>
-        </w:rPr>
-        <w:t xml:space="preserve">The main reason for shortening the names is for convenience, particularly to avoid cluttering the block diagram shown in </w:t>
-      </w:r>
-      <w:r>
-        <w:rPr>
-          <w:lang w:eastAsia="en-GB"/>
-        </w:rPr>
-        <w:fldChar w:fldCharType="begin"/>
-      </w:r>
-      <w:r>
-        <w:rPr>
-          <w:lang w:eastAsia="en-GB"/>
-        </w:rPr>
-        <w:instrText xml:space="preserve"> REF _Ref232762527 \h </w:instrText>
-      </w:r>
-      <w:r>
-        <w:rPr>
-          <w:lang w:eastAsia="en-GB"/>
-        </w:rPr>
-      </w:r>
-      <w:r>
-        <w:rPr>
-          <w:lang w:eastAsia="en-GB"/>
-        </w:rPr>
-        <w:fldChar w:fldCharType="separate"/>
-      </w:r>
-      <w:r>
-        <w:t xml:space="preserve">Figure </w:t>
-      </w:r>
-      <w:r>
-        <w:rPr>
-          <w:noProof/>
-        </w:rPr>
-        <w:t>2</w:t>
-      </w:r>
-      <w:r>
-        <w:rPr>
-          <w:lang w:eastAsia="en-GB"/>
-        </w:rPr>
-        <w:fldChar w:fldCharType="end"/>
-      </w:r>
-      <w:r>
-        <w:rPr>
-          <w:lang w:eastAsia="en-GB"/>
-        </w:rPr>
-        <w:t>.</w:t>
+        <w:pStyle w:val="Heading2"/>
+        <w:rPr>
+          <w:lang w:eastAsia="en-GB"/>
+        </w:rPr>
+      </w:pPr>
+      <w:r>
+        <w:rPr>
+          <w:lang w:eastAsia="en-GB"/>
+        </w:rPr>
+        <w:t>IS Requirements</w:t>
       </w:r>
     </w:p>
     <w:p>
       <w:pPr>
         <w:rPr>
-          <w:rFonts w:asciiTheme="majorHAnsi" w:eastAsiaTheme="majorEastAsia" w:hAnsiTheme="majorHAnsi" w:cstheme="majorBidi"/>
-          <w:b/>
-          <w:bCs/>
-          <w:color w:val="4F81BD" w:themeColor="accent1"/>
-          <w:sz w:val="26"/>
-          <w:szCs w:val="26"/>
-          <w:lang w:eastAsia="en-GB"/>
-        </w:rPr>
-      </w:pPr>
-      <w:r>
-        <w:rPr>
-          <w:lang w:eastAsia="en-GB"/>
-        </w:rPr>
-        <w:br w:type="page"/>
+          <w:lang w:eastAsia="en-GB"/>
+        </w:rPr>
+      </w:pPr>
+      <w:r>
+        <w:rPr>
+          <w:lang w:eastAsia="en-GB"/>
+        </w:rPr>
+        <w:t xml:space="preserve">Basically the IS Requirement is to perform the appropriate sequence for each opcode as defined in ref </w:t>
+      </w:r>
+      <w:r>
+        <w:rPr>
+          <w:lang w:eastAsia="en-GB"/>
+        </w:rPr>
+        <w:fldChar w:fldCharType="begin"/>
+      </w:r>
+      <w:r>
+        <w:rPr>
+          <w:lang w:eastAsia="en-GB"/>
+        </w:rPr>
+        <w:instrText xml:space="preserve"> REF RefL1SeqXlsx \r \h </w:instrText>
+      </w:r>
+      <w:r>
+        <w:rPr>
+          <w:lang w:eastAsia="en-GB"/>
+        </w:rPr>
+      </w:r>
+      <w:r>
+        <w:rPr>
+          <w:lang w:eastAsia="en-GB"/>
+        </w:rPr>
+        <w:fldChar w:fldCharType="separate"/>
+      </w:r>
+      <w:r>
+        <w:rPr>
+          <w:lang w:eastAsia="en-GB"/>
+        </w:rPr>
+        <w:t>3</w:t>
+      </w:r>
+      <w:r>
+        <w:rPr>
+          <w:lang w:eastAsia="en-GB"/>
+        </w:rPr>
+        <w:fldChar w:fldCharType="end"/>
+      </w:r>
+      <w:r>
+        <w:rPr>
+          <w:lang w:eastAsia="en-GB"/>
+        </w:rPr>
+        <w:t>.</w:t>
       </w:r>
     </w:p>
     <w:p>
       <w:pPr>
-        <w:pStyle w:val="Heading2"/>
-        <w:rPr>
-          <w:lang w:eastAsia="en-GB"/>
-        </w:rPr>
-      </w:pPr>
-      <w:bookmarkStart w:id="7" w:name="_Toc232842930"/>
-      <w:r>
-        <w:rPr>
-          <w:lang w:eastAsia="en-GB"/>
-        </w:rPr>
-        <w:lastRenderedPageBreak/>
-        <w:t>IS</w:t>
-      </w:r>
-      <w:r>
-        <w:rPr>
-          <w:lang w:eastAsia="en-GB"/>
-        </w:rPr>
-        <w:t xml:space="preserve"> Block Diagram</w:t>
-      </w:r>
-      <w:bookmarkEnd w:id="7"/>
+        <w:pStyle w:val="Heading3"/>
+        <w:rPr>
+          <w:rFonts w:eastAsiaTheme="minorHAnsi"/>
+          <w:lang w:eastAsia="en-GB"/>
+        </w:rPr>
+      </w:pPr>
+      <w:r>
+        <w:rPr>
+          <w:rFonts w:eastAsiaTheme="minorHAnsi"/>
+          <w:lang w:eastAsia="en-GB"/>
+        </w:rPr>
+        <w:t xml:space="preserve">IS Requirements for </w:t>
+      </w:r>
+      <w:r>
+        <w:rPr>
+          <w:lang w:eastAsia="en-GB"/>
+        </w:rPr>
+        <w:t>Latch Instruction Decode O</w:t>
+      </w:r>
+      <w:r>
+        <w:rPr>
+          <w:lang w:eastAsia="en-GB"/>
+        </w:rPr>
+        <w:t>utputs</w:t>
+      </w:r>
     </w:p>
     <w:p>
       <w:pPr>
@@ -3968,13 +4028,19 @@
         <w:rPr>
           <w:lang w:eastAsia="en-GB"/>
         </w:rPr>
+        <w:t xml:space="preserve">This is the first row of each sequence shown in ref </w:t>
+      </w:r>
+      <w:r>
+        <w:rPr>
+          <w:lang w:eastAsia="en-GB"/>
+        </w:rPr>
         <w:fldChar w:fldCharType="begin"/>
       </w:r>
       <w:r>
         <w:rPr>
           <w:lang w:eastAsia="en-GB"/>
         </w:rPr>
-        <w:instrText xml:space="preserve"> REF _Ref232762527 \h </w:instrText>
+        <w:instrText xml:space="preserve"> REF RefL1SeqXlsx \r \h </w:instrText>
       </w:r>
       <w:r>
         <w:rPr>
@@ -3988,31 +4054,16 @@
         <w:fldChar w:fldCharType="separate"/>
       </w:r>
       <w:r>
-        <w:t xml:space="preserve">Figure </w:t>
-      </w:r>
-      <w:r>
-        <w:rPr>
-          <w:noProof/>
-        </w:rPr>
-        <w:t>2</w:t>
+        <w:rPr>
+          <w:lang w:eastAsia="en-GB"/>
+        </w:rPr>
+        <w:t>3</w:t>
       </w:r>
       <w:r>
         <w:rPr>
           <w:lang w:eastAsia="en-GB"/>
         </w:rPr>
         <w:fldChar w:fldCharType="end"/>
-      </w:r>
-      <w:r>
-        <w:rPr>
-          <w:lang w:eastAsia="en-GB"/>
-        </w:rPr>
-        <w:t xml:space="preserve"> shows the l</w:t>
-      </w:r>
-      <w:r>
-        <w:rPr>
-          <w:lang w:eastAsia="en-GB"/>
-        </w:rPr>
-        <w:t>evel 1 block diagram for the IS</w:t>
       </w:r>
       <w:r>
         <w:rPr>
@@ -4023,27 +4074,3262 @@
     </w:p>
     <w:p>
       <w:pPr>
+        <w:rPr>
+          <w:lang w:eastAsia="en-GB"/>
+        </w:rPr>
+      </w:pPr>
+      <w:bookmarkStart w:id="7" w:name="CurrentEditPos"/>
+      <w:bookmarkEnd w:id="7"/>
+      <w:r>
+        <w:rPr>
+          <w:lang w:eastAsia="en-GB"/>
+        </w:rPr>
+        <w:t xml:space="preserve">There are 17 different sequences, numbered 0 to 16. The first thing that has to be extracted </w:t>
+      </w:r>
+      <w:r>
+        <w:rPr>
+          <w:lang w:eastAsia="en-GB"/>
+        </w:rPr>
+        <w:t xml:space="preserve">(or inferred) </w:t>
+      </w:r>
+      <w:r>
+        <w:rPr>
+          <w:lang w:eastAsia="en-GB"/>
+        </w:rPr>
+        <w:t>from the opcode, and stored, is the sequence number.</w:t>
+      </w:r>
+    </w:p>
+    <w:p>
+      <w:pPr>
+        <w:rPr>
+          <w:lang w:eastAsia="en-GB"/>
+        </w:rPr>
+      </w:pPr>
+      <w:r>
+        <w:rPr>
+          <w:lang w:eastAsia="en-GB"/>
+        </w:rPr>
+        <w:t xml:space="preserve">Depending on the sequence number the other information to be extracted (or inferred) from the opcode is shown in </w:t>
+      </w:r>
+      <w:r>
+        <w:rPr>
+          <w:lang w:eastAsia="en-GB"/>
+        </w:rPr>
+        <w:fldChar w:fldCharType="begin"/>
+      </w:r>
+      <w:r>
+        <w:rPr>
+          <w:lang w:eastAsia="en-GB"/>
+        </w:rPr>
+        <w:instrText xml:space="preserve"> REF _Ref233205303 \h </w:instrText>
+      </w:r>
+      <w:r>
+        <w:rPr>
+          <w:lang w:eastAsia="en-GB"/>
+        </w:rPr>
+      </w:r>
+      <w:r>
+        <w:rPr>
+          <w:lang w:eastAsia="en-GB"/>
+        </w:rPr>
+        <w:fldChar w:fldCharType="separate"/>
+      </w:r>
+      <w:r>
+        <w:t xml:space="preserve">Table </w:t>
+      </w:r>
+      <w:r>
+        <w:rPr>
+          <w:noProof/>
+        </w:rPr>
+        <w:t>2</w:t>
+      </w:r>
+      <w:r>
+        <w:rPr>
+          <w:lang w:eastAsia="en-GB"/>
+        </w:rPr>
+        <w:fldChar w:fldCharType="end"/>
+      </w:r>
+      <w:r>
+        <w:rPr>
+          <w:lang w:eastAsia="en-GB"/>
+        </w:rPr>
+        <w:t>. Numbers in brackets refer to note numbers following the table.</w:t>
+      </w:r>
+    </w:p>
+    <w:p>
+      <w:pPr>
+        <w:rPr>
+          <w:lang w:eastAsia="en-GB"/>
+        </w:rPr>
+      </w:pPr>
+      <w:r>
+        <w:rPr>
+          <w:lang w:eastAsia="en-GB"/>
+        </w:rPr>
+        <w:br w:type="page"/>
+      </w:r>
+    </w:p>
+    <w:p>
+      <w:pPr>
+        <w:rPr>
+          <w:lang w:eastAsia="en-GB"/>
+        </w:rPr>
+      </w:pPr>
+    </w:p>
+    <w:p>
+      <w:pPr>
+        <w:pStyle w:val="Caption"/>
         <w:keepNext/>
         <w:jc w:val="center"/>
       </w:pPr>
+      <w:bookmarkStart w:id="8" w:name="_Ref233205303"/>
+      <w:r>
+        <w:t xml:space="preserve">Table </w:t>
+      </w:r>
+      <w:fldSimple w:instr=" SEQ Table \* ARABIC ">
+        <w:r>
+          <w:rPr>
+            <w:noProof/>
+          </w:rPr>
+          <w:t>2</w:t>
+        </w:r>
+      </w:fldSimple>
+      <w:bookmarkEnd w:id="8"/>
+      <w:r>
+        <w:t>:   Information Needed for Each Sequence</w:t>
+      </w:r>
+    </w:p>
+    <w:tbl>
+      <w:tblPr>
+        <w:tblStyle w:val="TableGrid"/>
+        <w:tblW w:w="8897" w:type="dxa"/>
+        <w:tblLook w:val="04A0"/>
+      </w:tblPr>
+      <w:tblGrid>
+        <w:gridCol w:w="817"/>
+        <w:gridCol w:w="2693"/>
+        <w:gridCol w:w="709"/>
+        <w:gridCol w:w="1134"/>
+        <w:gridCol w:w="1134"/>
+        <w:gridCol w:w="1276"/>
+        <w:gridCol w:w="1134"/>
+      </w:tblGrid>
+      <w:tr>
+        <w:trPr>
+          <w:tblHeader/>
+        </w:trPr>
+        <w:tc>
+          <w:tcPr>
+            <w:tcW w:w="817" w:type="dxa"/>
+            <w:tcBorders>
+              <w:left w:val="single" w:sz="4" w:space="0" w:color="auto"/>
+              <w:bottom w:val="nil"/>
+              <w:right w:val="single" w:sz="4" w:space="0" w:color="auto"/>
+            </w:tcBorders>
+            <w:shd w:val="pct10" w:color="auto" w:fill="auto"/>
+          </w:tcPr>
+          <w:p>
+            <w:pPr>
+              <w:rPr>
+                <w:b/>
+                <w:sz w:val="20"/>
+                <w:szCs w:val="20"/>
+                <w:lang w:eastAsia="en-GB"/>
+              </w:rPr>
+            </w:pPr>
+          </w:p>
+        </w:tc>
+        <w:tc>
+          <w:tcPr>
+            <w:tcW w:w="2693" w:type="dxa"/>
+            <w:tcBorders>
+              <w:left w:val="single" w:sz="4" w:space="0" w:color="auto"/>
+              <w:bottom w:val="nil"/>
+            </w:tcBorders>
+            <w:shd w:val="pct10" w:color="auto" w:fill="auto"/>
+          </w:tcPr>
+          <w:p>
+            <w:pPr>
+              <w:rPr>
+                <w:b/>
+                <w:sz w:val="20"/>
+                <w:szCs w:val="20"/>
+                <w:lang w:eastAsia="en-GB"/>
+              </w:rPr>
+            </w:pPr>
+          </w:p>
+        </w:tc>
+        <w:tc>
+          <w:tcPr>
+            <w:tcW w:w="5387" w:type="dxa"/>
+            <w:gridSpan w:val="5"/>
+            <w:shd w:val="pct10" w:color="auto" w:fill="auto"/>
+          </w:tcPr>
+          <w:p>
+            <w:pPr>
+              <w:jc w:val="center"/>
+              <w:rPr>
+                <w:b/>
+                <w:sz w:val="20"/>
+                <w:szCs w:val="20"/>
+                <w:lang w:eastAsia="en-GB"/>
+              </w:rPr>
+            </w:pPr>
+            <w:r>
+              <w:rPr>
+                <w:b/>
+                <w:sz w:val="20"/>
+                <w:szCs w:val="20"/>
+                <w:lang w:eastAsia="en-GB"/>
+              </w:rPr>
+              <w:t>Information to extract</w:t>
+            </w:r>
+            <w:r>
+              <w:rPr>
+                <w:b/>
+                <w:sz w:val="20"/>
+                <w:szCs w:val="20"/>
+                <w:lang w:eastAsia="en-GB"/>
+              </w:rPr>
+              <w:t>,</w:t>
+            </w:r>
+            <w:r>
+              <w:rPr>
+                <w:b/>
+                <w:sz w:val="20"/>
+                <w:szCs w:val="20"/>
+                <w:lang w:eastAsia="en-GB"/>
+              </w:rPr>
+              <w:t xml:space="preserve"> or infer</w:t>
+            </w:r>
+            <w:r>
+              <w:rPr>
+                <w:b/>
+                <w:sz w:val="20"/>
+                <w:szCs w:val="20"/>
+                <w:lang w:eastAsia="en-GB"/>
+              </w:rPr>
+              <w:t>,</w:t>
+            </w:r>
+            <w:r>
+              <w:rPr>
+                <w:b/>
+                <w:sz w:val="20"/>
+                <w:szCs w:val="20"/>
+                <w:lang w:eastAsia="en-GB"/>
+              </w:rPr>
+              <w:t xml:space="preserve"> from opcode</w:t>
+            </w:r>
+          </w:p>
+        </w:tc>
+      </w:tr>
+      <w:tr>
+        <w:trPr>
+          <w:tblHeader/>
+        </w:trPr>
+        <w:tc>
+          <w:tcPr>
+            <w:tcW w:w="817" w:type="dxa"/>
+            <w:tcBorders>
+              <w:top w:val="nil"/>
+              <w:left w:val="single" w:sz="4" w:space="0" w:color="auto"/>
+              <w:right w:val="single" w:sz="4" w:space="0" w:color="auto"/>
+            </w:tcBorders>
+            <w:shd w:val="pct10" w:color="auto" w:fill="auto"/>
+          </w:tcPr>
+          <w:p>
+            <w:pPr>
+              <w:rPr>
+                <w:b/>
+                <w:sz w:val="20"/>
+                <w:szCs w:val="20"/>
+                <w:lang w:eastAsia="en-GB"/>
+              </w:rPr>
+            </w:pPr>
+            <w:proofErr w:type="spellStart"/>
+            <w:r>
+              <w:rPr>
+                <w:b/>
+                <w:sz w:val="20"/>
+                <w:szCs w:val="20"/>
+                <w:lang w:eastAsia="en-GB"/>
+              </w:rPr>
+              <w:t>Seq</w:t>
+            </w:r>
+            <w:proofErr w:type="spellEnd"/>
+            <w:r>
+              <w:rPr>
+                <w:b/>
+                <w:sz w:val="20"/>
+                <w:szCs w:val="20"/>
+                <w:lang w:eastAsia="en-GB"/>
+              </w:rPr>
+              <w:t xml:space="preserve"> No</w:t>
+            </w:r>
+          </w:p>
+        </w:tc>
+        <w:tc>
+          <w:tcPr>
+            <w:tcW w:w="2693" w:type="dxa"/>
+            <w:tcBorders>
+              <w:top w:val="nil"/>
+              <w:left w:val="single" w:sz="4" w:space="0" w:color="auto"/>
+            </w:tcBorders>
+            <w:shd w:val="pct10" w:color="auto" w:fill="auto"/>
+          </w:tcPr>
+          <w:p>
+            <w:pPr>
+              <w:rPr>
+                <w:b/>
+                <w:sz w:val="20"/>
+                <w:szCs w:val="20"/>
+                <w:lang w:eastAsia="en-GB"/>
+              </w:rPr>
+            </w:pPr>
+            <w:r>
+              <w:rPr>
+                <w:b/>
+                <w:sz w:val="20"/>
+                <w:szCs w:val="20"/>
+                <w:lang w:eastAsia="en-GB"/>
+              </w:rPr>
+              <w:t>Opcode</w:t>
+            </w:r>
+          </w:p>
+        </w:tc>
+        <w:tc>
+          <w:tcPr>
+            <w:tcW w:w="709" w:type="dxa"/>
+            <w:shd w:val="pct10" w:color="auto" w:fill="auto"/>
+          </w:tcPr>
+          <w:p>
+            <w:pPr>
+              <w:jc w:val="center"/>
+              <w:rPr>
+                <w:b/>
+                <w:sz w:val="20"/>
+                <w:szCs w:val="20"/>
+                <w:lang w:eastAsia="en-GB"/>
+              </w:rPr>
+            </w:pPr>
+            <w:r>
+              <w:rPr>
+                <w:b/>
+                <w:sz w:val="20"/>
+                <w:szCs w:val="20"/>
+                <w:lang w:eastAsia="en-GB"/>
+              </w:rPr>
+              <w:t>Flags</w:t>
+            </w:r>
+          </w:p>
+        </w:tc>
+        <w:tc>
+          <w:tcPr>
+            <w:tcW w:w="1134" w:type="dxa"/>
+            <w:shd w:val="pct10" w:color="auto" w:fill="auto"/>
+          </w:tcPr>
+          <w:p>
+            <w:pPr>
+              <w:jc w:val="center"/>
+              <w:rPr>
+                <w:b/>
+                <w:sz w:val="20"/>
+                <w:szCs w:val="20"/>
+                <w:lang w:eastAsia="en-GB"/>
+              </w:rPr>
+            </w:pPr>
+            <w:r>
+              <w:rPr>
+                <w:b/>
+                <w:sz w:val="20"/>
+                <w:szCs w:val="20"/>
+                <w:lang w:eastAsia="en-GB"/>
+              </w:rPr>
+              <w:t>Flags Mask</w:t>
+            </w:r>
+          </w:p>
+        </w:tc>
+        <w:tc>
+          <w:tcPr>
+            <w:tcW w:w="1134" w:type="dxa"/>
+            <w:shd w:val="pct10" w:color="auto" w:fill="auto"/>
+          </w:tcPr>
+          <w:p>
+            <w:pPr>
+              <w:jc w:val="center"/>
+              <w:rPr>
+                <w:b/>
+                <w:sz w:val="20"/>
+                <w:szCs w:val="20"/>
+                <w:lang w:eastAsia="en-GB"/>
+              </w:rPr>
+            </w:pPr>
+            <w:r>
+              <w:rPr>
+                <w:b/>
+                <w:sz w:val="20"/>
+                <w:szCs w:val="20"/>
+                <w:lang w:eastAsia="en-GB"/>
+              </w:rPr>
+              <w:t>Ra number</w:t>
+            </w:r>
+          </w:p>
+        </w:tc>
+        <w:tc>
+          <w:tcPr>
+            <w:tcW w:w="1276" w:type="dxa"/>
+            <w:shd w:val="pct10" w:color="auto" w:fill="auto"/>
+          </w:tcPr>
+          <w:p>
+            <w:pPr>
+              <w:jc w:val="center"/>
+              <w:rPr>
+                <w:b/>
+                <w:sz w:val="20"/>
+                <w:szCs w:val="20"/>
+                <w:lang w:eastAsia="en-GB"/>
+              </w:rPr>
+            </w:pPr>
+            <w:r>
+              <w:rPr>
+                <w:b/>
+                <w:sz w:val="20"/>
+                <w:szCs w:val="20"/>
+                <w:lang w:eastAsia="en-GB"/>
+              </w:rPr>
+              <w:t>Rb number</w:t>
+            </w:r>
+          </w:p>
+        </w:tc>
+        <w:tc>
+          <w:tcPr>
+            <w:tcW w:w="1134" w:type="dxa"/>
+            <w:shd w:val="pct10" w:color="auto" w:fill="auto"/>
+          </w:tcPr>
+          <w:p>
+            <w:pPr>
+              <w:jc w:val="center"/>
+              <w:rPr>
+                <w:b/>
+                <w:sz w:val="20"/>
+                <w:szCs w:val="20"/>
+                <w:lang w:eastAsia="en-GB"/>
+              </w:rPr>
+            </w:pPr>
+            <w:r>
+              <w:rPr>
+                <w:b/>
+                <w:sz w:val="20"/>
+                <w:szCs w:val="20"/>
+                <w:lang w:eastAsia="en-GB"/>
+              </w:rPr>
+              <w:t>ALU mode</w:t>
+            </w:r>
+          </w:p>
+        </w:tc>
+      </w:tr>
+      <w:tr>
+        <w:tc>
+          <w:tcPr>
+            <w:tcW w:w="817" w:type="dxa"/>
+          </w:tcPr>
+          <w:p>
+            <w:pPr>
+              <w:rPr>
+                <w:sz w:val="20"/>
+                <w:szCs w:val="20"/>
+                <w:lang w:eastAsia="en-GB"/>
+              </w:rPr>
+            </w:pPr>
+            <w:r>
+              <w:rPr>
+                <w:sz w:val="20"/>
+                <w:szCs w:val="20"/>
+                <w:lang w:eastAsia="en-GB"/>
+              </w:rPr>
+              <w:t>0</w:t>
+            </w:r>
+          </w:p>
+        </w:tc>
+        <w:tc>
+          <w:tcPr>
+            <w:tcW w:w="2693" w:type="dxa"/>
+          </w:tcPr>
+          <w:p>
+            <w:pPr>
+              <w:rPr>
+                <w:sz w:val="20"/>
+                <w:szCs w:val="20"/>
+                <w:lang w:eastAsia="en-GB"/>
+              </w:rPr>
+            </w:pPr>
+            <w:r>
+              <w:rPr>
+                <w:sz w:val="20"/>
+                <w:szCs w:val="20"/>
+                <w:lang w:eastAsia="en-GB"/>
+              </w:rPr>
+              <w:t>Jump to new address</w:t>
+            </w:r>
+          </w:p>
+        </w:tc>
+        <w:tc>
+          <w:tcPr>
+            <w:tcW w:w="709" w:type="dxa"/>
+          </w:tcPr>
+          <w:p>
+            <w:pPr>
+              <w:jc w:val="center"/>
+              <w:rPr>
+                <w:sz w:val="20"/>
+                <w:szCs w:val="20"/>
+                <w:lang w:eastAsia="en-GB"/>
+              </w:rPr>
+            </w:pPr>
+            <w:r>
+              <w:rPr>
+                <w:sz w:val="20"/>
+                <w:szCs w:val="20"/>
+                <w:lang w:eastAsia="en-GB"/>
+              </w:rPr>
+              <w:sym w:font="Wingdings" w:char="F0FC"/>
+            </w:r>
+            <w:r>
+              <w:rPr>
+                <w:sz w:val="20"/>
+                <w:szCs w:val="20"/>
+                <w:lang w:eastAsia="en-GB"/>
+              </w:rPr>
+              <w:t xml:space="preserve"> (1)</w:t>
+            </w:r>
+          </w:p>
+        </w:tc>
+        <w:tc>
+          <w:tcPr>
+            <w:tcW w:w="1134" w:type="dxa"/>
+          </w:tcPr>
+          <w:p>
+            <w:pPr>
+              <w:jc w:val="center"/>
+              <w:rPr>
+                <w:sz w:val="20"/>
+                <w:szCs w:val="20"/>
+                <w:lang w:eastAsia="en-GB"/>
+              </w:rPr>
+            </w:pPr>
+            <w:r>
+              <w:rPr>
+                <w:sz w:val="20"/>
+                <w:szCs w:val="20"/>
+                <w:lang w:eastAsia="en-GB"/>
+              </w:rPr>
+              <w:sym w:font="Wingdings" w:char="F0FC"/>
+            </w:r>
+            <w:r>
+              <w:rPr>
+                <w:sz w:val="20"/>
+                <w:szCs w:val="20"/>
+                <w:lang w:eastAsia="en-GB"/>
+              </w:rPr>
+              <w:t xml:space="preserve"> (1)</w:t>
+            </w:r>
+          </w:p>
+        </w:tc>
+        <w:tc>
+          <w:tcPr>
+            <w:tcW w:w="1134" w:type="dxa"/>
+          </w:tcPr>
+          <w:p>
+            <w:pPr>
+              <w:jc w:val="center"/>
+              <w:rPr>
+                <w:sz w:val="20"/>
+                <w:szCs w:val="20"/>
+                <w:lang w:eastAsia="en-GB"/>
+              </w:rPr>
+            </w:pPr>
+          </w:p>
+        </w:tc>
+        <w:tc>
+          <w:tcPr>
+            <w:tcW w:w="1276" w:type="dxa"/>
+          </w:tcPr>
+          <w:p>
+            <w:pPr>
+              <w:jc w:val="center"/>
+              <w:rPr>
+                <w:sz w:val="20"/>
+                <w:szCs w:val="20"/>
+                <w:lang w:eastAsia="en-GB"/>
+              </w:rPr>
+            </w:pPr>
+          </w:p>
+        </w:tc>
+        <w:tc>
+          <w:tcPr>
+            <w:tcW w:w="1134" w:type="dxa"/>
+          </w:tcPr>
+          <w:p>
+            <w:pPr>
+              <w:jc w:val="center"/>
+              <w:rPr>
+                <w:sz w:val="20"/>
+                <w:szCs w:val="20"/>
+                <w:lang w:eastAsia="en-GB"/>
+              </w:rPr>
+            </w:pPr>
+          </w:p>
+        </w:tc>
+      </w:tr>
+      <w:tr>
+        <w:tc>
+          <w:tcPr>
+            <w:tcW w:w="817" w:type="dxa"/>
+          </w:tcPr>
+          <w:p>
+            <w:pPr>
+              <w:rPr>
+                <w:sz w:val="20"/>
+                <w:szCs w:val="20"/>
+                <w:lang w:eastAsia="en-GB"/>
+              </w:rPr>
+            </w:pPr>
+            <w:r>
+              <w:rPr>
+                <w:sz w:val="20"/>
+                <w:szCs w:val="20"/>
+                <w:lang w:eastAsia="en-GB"/>
+              </w:rPr>
+              <w:t>1</w:t>
+            </w:r>
+          </w:p>
+        </w:tc>
+        <w:tc>
+          <w:tcPr>
+            <w:tcW w:w="2693" w:type="dxa"/>
+          </w:tcPr>
+          <w:p>
+            <w:pPr>
+              <w:rPr>
+                <w:sz w:val="20"/>
+                <w:szCs w:val="20"/>
+                <w:lang w:eastAsia="en-GB"/>
+              </w:rPr>
+            </w:pPr>
+            <w:r>
+              <w:rPr>
+                <w:sz w:val="20"/>
+                <w:szCs w:val="20"/>
+                <w:lang w:eastAsia="en-GB"/>
+              </w:rPr>
+              <w:t>Conditional jump not followed</w:t>
+            </w:r>
+          </w:p>
+        </w:tc>
+        <w:tc>
+          <w:tcPr>
+            <w:tcW w:w="709" w:type="dxa"/>
+          </w:tcPr>
+          <w:p>
+            <w:pPr>
+              <w:jc w:val="center"/>
+              <w:rPr>
+                <w:sz w:val="20"/>
+                <w:szCs w:val="20"/>
+                <w:lang w:eastAsia="en-GB"/>
+              </w:rPr>
+            </w:pPr>
+            <w:r>
+              <w:rPr>
+                <w:sz w:val="20"/>
+                <w:szCs w:val="20"/>
+                <w:lang w:eastAsia="en-GB"/>
+              </w:rPr>
+              <w:sym w:font="Wingdings" w:char="F0FC"/>
+            </w:r>
+            <w:r>
+              <w:rPr>
+                <w:sz w:val="20"/>
+                <w:szCs w:val="20"/>
+                <w:lang w:eastAsia="en-GB"/>
+              </w:rPr>
+              <w:t xml:space="preserve"> (1)</w:t>
+            </w:r>
+          </w:p>
+        </w:tc>
+        <w:tc>
+          <w:tcPr>
+            <w:tcW w:w="1134" w:type="dxa"/>
+          </w:tcPr>
+          <w:p>
+            <w:pPr>
+              <w:jc w:val="center"/>
+              <w:rPr>
+                <w:sz w:val="20"/>
+                <w:szCs w:val="20"/>
+                <w:lang w:eastAsia="en-GB"/>
+              </w:rPr>
+            </w:pPr>
+            <w:r>
+              <w:rPr>
+                <w:sz w:val="20"/>
+                <w:szCs w:val="20"/>
+                <w:lang w:eastAsia="en-GB"/>
+              </w:rPr>
+              <w:sym w:font="Wingdings" w:char="F0FC"/>
+            </w:r>
+            <w:r>
+              <w:rPr>
+                <w:sz w:val="20"/>
+                <w:szCs w:val="20"/>
+                <w:lang w:eastAsia="en-GB"/>
+              </w:rPr>
+              <w:t xml:space="preserve"> (1)</w:t>
+            </w:r>
+          </w:p>
+        </w:tc>
+        <w:tc>
+          <w:tcPr>
+            <w:tcW w:w="1134" w:type="dxa"/>
+          </w:tcPr>
+          <w:p>
+            <w:pPr>
+              <w:jc w:val="center"/>
+              <w:rPr>
+                <w:sz w:val="20"/>
+                <w:szCs w:val="20"/>
+                <w:lang w:eastAsia="en-GB"/>
+              </w:rPr>
+            </w:pPr>
+          </w:p>
+        </w:tc>
+        <w:tc>
+          <w:tcPr>
+            <w:tcW w:w="1276" w:type="dxa"/>
+          </w:tcPr>
+          <w:p>
+            <w:pPr>
+              <w:jc w:val="center"/>
+              <w:rPr>
+                <w:sz w:val="20"/>
+                <w:szCs w:val="20"/>
+                <w:lang w:eastAsia="en-GB"/>
+              </w:rPr>
+            </w:pPr>
+          </w:p>
+        </w:tc>
+        <w:tc>
+          <w:tcPr>
+            <w:tcW w:w="1134" w:type="dxa"/>
+          </w:tcPr>
+          <w:p>
+            <w:pPr>
+              <w:jc w:val="center"/>
+              <w:rPr>
+                <w:sz w:val="20"/>
+                <w:szCs w:val="20"/>
+                <w:lang w:eastAsia="en-GB"/>
+              </w:rPr>
+            </w:pPr>
+          </w:p>
+        </w:tc>
+      </w:tr>
+      <w:tr>
+        <w:tc>
+          <w:tcPr>
+            <w:tcW w:w="817" w:type="dxa"/>
+          </w:tcPr>
+          <w:p>
+            <w:pPr>
+              <w:rPr>
+                <w:sz w:val="20"/>
+                <w:szCs w:val="20"/>
+                <w:lang w:eastAsia="en-GB"/>
+              </w:rPr>
+            </w:pPr>
+            <w:r>
+              <w:rPr>
+                <w:sz w:val="20"/>
+                <w:szCs w:val="20"/>
+                <w:lang w:eastAsia="en-GB"/>
+              </w:rPr>
+              <w:t>2</w:t>
+            </w:r>
+          </w:p>
+        </w:tc>
+        <w:tc>
+          <w:tcPr>
+            <w:tcW w:w="2693" w:type="dxa"/>
+          </w:tcPr>
+          <w:p>
+            <w:pPr>
+              <w:rPr>
+                <w:sz w:val="20"/>
+                <w:szCs w:val="20"/>
+                <w:lang w:eastAsia="en-GB"/>
+              </w:rPr>
+            </w:pPr>
+            <w:r>
+              <w:rPr>
+                <w:sz w:val="20"/>
+                <w:szCs w:val="20"/>
+                <w:lang w:eastAsia="en-GB"/>
+              </w:rPr>
+              <w:t>ADD,OR,ADD,SUB,XOR</w:t>
+            </w:r>
+            <w:r>
+              <w:rPr>
+                <w:sz w:val="20"/>
+                <w:szCs w:val="20"/>
+                <w:lang w:eastAsia="en-GB"/>
+              </w:rPr>
+              <w:t xml:space="preserve"> Ra,Rb</w:t>
+            </w:r>
+          </w:p>
+        </w:tc>
+        <w:tc>
+          <w:tcPr>
+            <w:tcW w:w="709" w:type="dxa"/>
+          </w:tcPr>
+          <w:p>
+            <w:pPr>
+              <w:jc w:val="center"/>
+              <w:rPr>
+                <w:sz w:val="20"/>
+                <w:szCs w:val="20"/>
+                <w:lang w:eastAsia="en-GB"/>
+              </w:rPr>
+            </w:pPr>
+          </w:p>
+        </w:tc>
+        <w:tc>
+          <w:tcPr>
+            <w:tcW w:w="1134" w:type="dxa"/>
+          </w:tcPr>
+          <w:p>
+            <w:pPr>
+              <w:jc w:val="center"/>
+              <w:rPr>
+                <w:sz w:val="20"/>
+                <w:szCs w:val="20"/>
+                <w:lang w:eastAsia="en-GB"/>
+              </w:rPr>
+            </w:pPr>
+          </w:p>
+        </w:tc>
+        <w:tc>
+          <w:tcPr>
+            <w:tcW w:w="1134" w:type="dxa"/>
+          </w:tcPr>
+          <w:p>
+            <w:pPr>
+              <w:jc w:val="center"/>
+              <w:rPr>
+                <w:sz w:val="20"/>
+                <w:szCs w:val="20"/>
+                <w:lang w:eastAsia="en-GB"/>
+              </w:rPr>
+            </w:pPr>
+            <w:r>
+              <w:rPr>
+                <w:sz w:val="20"/>
+                <w:szCs w:val="20"/>
+                <w:lang w:eastAsia="en-GB"/>
+              </w:rPr>
+              <w:sym w:font="Wingdings" w:char="F0FC"/>
+            </w:r>
+          </w:p>
+        </w:tc>
+        <w:tc>
+          <w:tcPr>
+            <w:tcW w:w="1276" w:type="dxa"/>
+          </w:tcPr>
+          <w:p>
+            <w:pPr>
+              <w:jc w:val="center"/>
+              <w:rPr>
+                <w:sz w:val="20"/>
+                <w:szCs w:val="20"/>
+                <w:lang w:eastAsia="en-GB"/>
+              </w:rPr>
+            </w:pPr>
+            <w:r>
+              <w:rPr>
+                <w:sz w:val="20"/>
+                <w:szCs w:val="20"/>
+                <w:lang w:eastAsia="en-GB"/>
+              </w:rPr>
+              <w:sym w:font="Wingdings" w:char="F0FC"/>
+            </w:r>
+          </w:p>
+        </w:tc>
+        <w:tc>
+          <w:tcPr>
+            <w:tcW w:w="1134" w:type="dxa"/>
+          </w:tcPr>
+          <w:p>
+            <w:pPr>
+              <w:jc w:val="center"/>
+              <w:rPr>
+                <w:sz w:val="20"/>
+                <w:szCs w:val="20"/>
+                <w:lang w:eastAsia="en-GB"/>
+              </w:rPr>
+            </w:pPr>
+            <w:r>
+              <w:rPr>
+                <w:sz w:val="20"/>
+                <w:szCs w:val="20"/>
+                <w:lang w:eastAsia="en-GB"/>
+              </w:rPr>
+              <w:sym w:font="Wingdings" w:char="F0FC"/>
+            </w:r>
+            <w:r>
+              <w:rPr>
+                <w:sz w:val="20"/>
+                <w:szCs w:val="20"/>
+                <w:lang w:eastAsia="en-GB"/>
+              </w:rPr>
+              <w:t xml:space="preserve"> (2)</w:t>
+            </w:r>
+          </w:p>
+        </w:tc>
+      </w:tr>
+      <w:tr>
+        <w:tc>
+          <w:tcPr>
+            <w:tcW w:w="817" w:type="dxa"/>
+          </w:tcPr>
+          <w:p>
+            <w:pPr>
+              <w:rPr>
+                <w:sz w:val="20"/>
+                <w:szCs w:val="20"/>
+                <w:lang w:eastAsia="en-GB"/>
+              </w:rPr>
+            </w:pPr>
+            <w:r>
+              <w:rPr>
+                <w:sz w:val="20"/>
+                <w:szCs w:val="20"/>
+                <w:lang w:eastAsia="en-GB"/>
+              </w:rPr>
+              <w:t>3</w:t>
+            </w:r>
+          </w:p>
+        </w:tc>
+        <w:tc>
+          <w:tcPr>
+            <w:tcW w:w="2693" w:type="dxa"/>
+          </w:tcPr>
+          <w:p>
+            <w:pPr>
+              <w:rPr>
+                <w:sz w:val="20"/>
+                <w:szCs w:val="20"/>
+                <w:lang w:eastAsia="en-GB"/>
+              </w:rPr>
+            </w:pPr>
+            <w:r>
+              <w:rPr>
+                <w:sz w:val="20"/>
+                <w:szCs w:val="20"/>
+                <w:lang w:eastAsia="en-GB"/>
+              </w:rPr>
+              <w:t>NOT Ra</w:t>
+            </w:r>
+          </w:p>
+        </w:tc>
+        <w:tc>
+          <w:tcPr>
+            <w:tcW w:w="709" w:type="dxa"/>
+          </w:tcPr>
+          <w:p>
+            <w:pPr>
+              <w:jc w:val="center"/>
+              <w:rPr>
+                <w:sz w:val="20"/>
+                <w:szCs w:val="20"/>
+                <w:lang w:eastAsia="en-GB"/>
+              </w:rPr>
+            </w:pPr>
+          </w:p>
+        </w:tc>
+        <w:tc>
+          <w:tcPr>
+            <w:tcW w:w="1134" w:type="dxa"/>
+          </w:tcPr>
+          <w:p>
+            <w:pPr>
+              <w:jc w:val="center"/>
+              <w:rPr>
+                <w:sz w:val="20"/>
+                <w:szCs w:val="20"/>
+                <w:lang w:eastAsia="en-GB"/>
+              </w:rPr>
+            </w:pPr>
+          </w:p>
+        </w:tc>
+        <w:tc>
+          <w:tcPr>
+            <w:tcW w:w="1134" w:type="dxa"/>
+          </w:tcPr>
+          <w:p>
+            <w:pPr>
+              <w:jc w:val="center"/>
+              <w:rPr>
+                <w:sz w:val="20"/>
+                <w:szCs w:val="20"/>
+                <w:lang w:eastAsia="en-GB"/>
+              </w:rPr>
+            </w:pPr>
+            <w:r>
+              <w:rPr>
+                <w:sz w:val="20"/>
+                <w:szCs w:val="20"/>
+                <w:lang w:eastAsia="en-GB"/>
+              </w:rPr>
+              <w:sym w:font="Wingdings" w:char="F0FC"/>
+            </w:r>
+          </w:p>
+        </w:tc>
+        <w:tc>
+          <w:tcPr>
+            <w:tcW w:w="1276" w:type="dxa"/>
+          </w:tcPr>
+          <w:p>
+            <w:pPr>
+              <w:jc w:val="center"/>
+              <w:rPr>
+                <w:sz w:val="20"/>
+                <w:szCs w:val="20"/>
+                <w:lang w:eastAsia="en-GB"/>
+              </w:rPr>
+            </w:pPr>
+          </w:p>
+        </w:tc>
+        <w:tc>
+          <w:tcPr>
+            <w:tcW w:w="1134" w:type="dxa"/>
+          </w:tcPr>
+          <w:p>
+            <w:pPr>
+              <w:jc w:val="center"/>
+              <w:rPr>
+                <w:sz w:val="20"/>
+                <w:szCs w:val="20"/>
+                <w:lang w:eastAsia="en-GB"/>
+              </w:rPr>
+            </w:pPr>
+            <w:r>
+              <w:rPr>
+                <w:sz w:val="20"/>
+                <w:szCs w:val="20"/>
+                <w:lang w:eastAsia="en-GB"/>
+              </w:rPr>
+              <w:sym w:font="Wingdings" w:char="F0FC"/>
+            </w:r>
+            <w:r>
+              <w:rPr>
+                <w:sz w:val="20"/>
+                <w:szCs w:val="20"/>
+                <w:lang w:eastAsia="en-GB"/>
+              </w:rPr>
+              <w:t xml:space="preserve"> (2)</w:t>
+            </w:r>
+          </w:p>
+        </w:tc>
+      </w:tr>
+      <w:tr>
+        <w:tc>
+          <w:tcPr>
+            <w:tcW w:w="817" w:type="dxa"/>
+          </w:tcPr>
+          <w:p>
+            <w:pPr>
+              <w:rPr>
+                <w:sz w:val="20"/>
+                <w:szCs w:val="20"/>
+                <w:lang w:eastAsia="en-GB"/>
+              </w:rPr>
+            </w:pPr>
+            <w:r>
+              <w:rPr>
+                <w:sz w:val="20"/>
+                <w:szCs w:val="20"/>
+                <w:lang w:eastAsia="en-GB"/>
+              </w:rPr>
+              <w:t>4</w:t>
+            </w:r>
+          </w:p>
+        </w:tc>
+        <w:tc>
+          <w:tcPr>
+            <w:tcW w:w="2693" w:type="dxa"/>
+          </w:tcPr>
+          <w:p>
+            <w:pPr>
+              <w:rPr>
+                <w:sz w:val="20"/>
+                <w:szCs w:val="20"/>
+                <w:lang w:eastAsia="en-GB"/>
+              </w:rPr>
+            </w:pPr>
+            <w:r>
+              <w:rPr>
+                <w:sz w:val="20"/>
+                <w:szCs w:val="20"/>
+                <w:lang w:eastAsia="en-GB"/>
+              </w:rPr>
+              <w:t>CPY Ra,Rb</w:t>
+            </w:r>
+          </w:p>
+        </w:tc>
+        <w:tc>
+          <w:tcPr>
+            <w:tcW w:w="709" w:type="dxa"/>
+          </w:tcPr>
+          <w:p>
+            <w:pPr>
+              <w:jc w:val="center"/>
+              <w:rPr>
+                <w:sz w:val="20"/>
+                <w:szCs w:val="20"/>
+                <w:lang w:eastAsia="en-GB"/>
+              </w:rPr>
+            </w:pPr>
+          </w:p>
+        </w:tc>
+        <w:tc>
+          <w:tcPr>
+            <w:tcW w:w="1134" w:type="dxa"/>
+          </w:tcPr>
+          <w:p>
+            <w:pPr>
+              <w:jc w:val="center"/>
+              <w:rPr>
+                <w:sz w:val="20"/>
+                <w:szCs w:val="20"/>
+                <w:lang w:eastAsia="en-GB"/>
+              </w:rPr>
+            </w:pPr>
+          </w:p>
+        </w:tc>
+        <w:tc>
+          <w:tcPr>
+            <w:tcW w:w="1134" w:type="dxa"/>
+          </w:tcPr>
+          <w:p>
+            <w:pPr>
+              <w:jc w:val="center"/>
+              <w:rPr>
+                <w:sz w:val="20"/>
+                <w:szCs w:val="20"/>
+                <w:lang w:eastAsia="en-GB"/>
+              </w:rPr>
+            </w:pPr>
+            <w:r>
+              <w:rPr>
+                <w:sz w:val="20"/>
+                <w:szCs w:val="20"/>
+                <w:lang w:eastAsia="en-GB"/>
+              </w:rPr>
+              <w:sym w:font="Wingdings" w:char="F0FC"/>
+            </w:r>
+          </w:p>
+        </w:tc>
+        <w:tc>
+          <w:tcPr>
+            <w:tcW w:w="1276" w:type="dxa"/>
+          </w:tcPr>
+          <w:p>
+            <w:pPr>
+              <w:jc w:val="center"/>
+              <w:rPr>
+                <w:sz w:val="20"/>
+                <w:szCs w:val="20"/>
+                <w:lang w:eastAsia="en-GB"/>
+              </w:rPr>
+            </w:pPr>
+            <w:r>
+              <w:rPr>
+                <w:sz w:val="20"/>
+                <w:szCs w:val="20"/>
+                <w:lang w:eastAsia="en-GB"/>
+              </w:rPr>
+              <w:sym w:font="Wingdings" w:char="F0FC"/>
+            </w:r>
+          </w:p>
+        </w:tc>
+        <w:tc>
+          <w:tcPr>
+            <w:tcW w:w="1134" w:type="dxa"/>
+          </w:tcPr>
+          <w:p>
+            <w:pPr>
+              <w:jc w:val="center"/>
+              <w:rPr>
+                <w:sz w:val="20"/>
+                <w:szCs w:val="20"/>
+                <w:lang w:eastAsia="en-GB"/>
+              </w:rPr>
+            </w:pPr>
+          </w:p>
+        </w:tc>
+      </w:tr>
+      <w:tr>
+        <w:tc>
+          <w:tcPr>
+            <w:tcW w:w="817" w:type="dxa"/>
+          </w:tcPr>
+          <w:p>
+            <w:pPr>
+              <w:rPr>
+                <w:sz w:val="20"/>
+                <w:szCs w:val="20"/>
+                <w:lang w:eastAsia="en-GB"/>
+              </w:rPr>
+            </w:pPr>
+            <w:r>
+              <w:rPr>
+                <w:sz w:val="20"/>
+                <w:szCs w:val="20"/>
+                <w:lang w:eastAsia="en-GB"/>
+              </w:rPr>
+              <w:t>5</w:t>
+            </w:r>
+          </w:p>
+        </w:tc>
+        <w:tc>
+          <w:tcPr>
+            <w:tcW w:w="2693" w:type="dxa"/>
+          </w:tcPr>
+          <w:p>
+            <w:pPr>
+              <w:rPr>
+                <w:sz w:val="20"/>
+                <w:szCs w:val="20"/>
+                <w:lang w:eastAsia="en-GB"/>
+              </w:rPr>
+            </w:pPr>
+            <w:r>
+              <w:rPr>
+                <w:sz w:val="20"/>
+                <w:szCs w:val="20"/>
+                <w:lang w:eastAsia="en-GB"/>
+              </w:rPr>
+              <w:t xml:space="preserve">LIM </w:t>
+            </w:r>
+            <w:proofErr w:type="spellStart"/>
+            <w:r>
+              <w:rPr>
+                <w:sz w:val="20"/>
+                <w:szCs w:val="20"/>
+                <w:lang w:eastAsia="en-GB"/>
+              </w:rPr>
+              <w:t>Ra,value</w:t>
+            </w:r>
+            <w:proofErr w:type="spellEnd"/>
+          </w:p>
+        </w:tc>
+        <w:tc>
+          <w:tcPr>
+            <w:tcW w:w="709" w:type="dxa"/>
+          </w:tcPr>
+          <w:p>
+            <w:pPr>
+              <w:jc w:val="center"/>
+              <w:rPr>
+                <w:sz w:val="20"/>
+                <w:szCs w:val="20"/>
+                <w:lang w:eastAsia="en-GB"/>
+              </w:rPr>
+            </w:pPr>
+          </w:p>
+        </w:tc>
+        <w:tc>
+          <w:tcPr>
+            <w:tcW w:w="1134" w:type="dxa"/>
+          </w:tcPr>
+          <w:p>
+            <w:pPr>
+              <w:jc w:val="center"/>
+              <w:rPr>
+                <w:sz w:val="20"/>
+                <w:szCs w:val="20"/>
+                <w:lang w:eastAsia="en-GB"/>
+              </w:rPr>
+            </w:pPr>
+          </w:p>
+        </w:tc>
+        <w:tc>
+          <w:tcPr>
+            <w:tcW w:w="1134" w:type="dxa"/>
+          </w:tcPr>
+          <w:p>
+            <w:pPr>
+              <w:jc w:val="center"/>
+              <w:rPr>
+                <w:sz w:val="20"/>
+                <w:szCs w:val="20"/>
+                <w:lang w:eastAsia="en-GB"/>
+              </w:rPr>
+            </w:pPr>
+            <w:r>
+              <w:rPr>
+                <w:sz w:val="20"/>
+                <w:szCs w:val="20"/>
+                <w:lang w:eastAsia="en-GB"/>
+              </w:rPr>
+              <w:sym w:font="Wingdings" w:char="F0FC"/>
+            </w:r>
+          </w:p>
+        </w:tc>
+        <w:tc>
+          <w:tcPr>
+            <w:tcW w:w="1276" w:type="dxa"/>
+          </w:tcPr>
+          <w:p>
+            <w:pPr>
+              <w:jc w:val="center"/>
+              <w:rPr>
+                <w:sz w:val="20"/>
+                <w:szCs w:val="20"/>
+                <w:lang w:eastAsia="en-GB"/>
+              </w:rPr>
+            </w:pPr>
+          </w:p>
+        </w:tc>
+        <w:tc>
+          <w:tcPr>
+            <w:tcW w:w="1134" w:type="dxa"/>
+          </w:tcPr>
+          <w:p>
+            <w:pPr>
+              <w:jc w:val="center"/>
+              <w:rPr>
+                <w:sz w:val="20"/>
+                <w:szCs w:val="20"/>
+                <w:lang w:eastAsia="en-GB"/>
+              </w:rPr>
+            </w:pPr>
+          </w:p>
+        </w:tc>
+      </w:tr>
+      <w:tr>
+        <w:tc>
+          <w:tcPr>
+            <w:tcW w:w="817" w:type="dxa"/>
+          </w:tcPr>
+          <w:p>
+            <w:pPr>
+              <w:rPr>
+                <w:sz w:val="20"/>
+                <w:szCs w:val="20"/>
+                <w:lang w:eastAsia="en-GB"/>
+              </w:rPr>
+            </w:pPr>
+            <w:r>
+              <w:rPr>
+                <w:sz w:val="20"/>
+                <w:szCs w:val="20"/>
+                <w:lang w:eastAsia="en-GB"/>
+              </w:rPr>
+              <w:t>6</w:t>
+            </w:r>
+          </w:p>
+        </w:tc>
+        <w:tc>
+          <w:tcPr>
+            <w:tcW w:w="2693" w:type="dxa"/>
+          </w:tcPr>
+          <w:p>
+            <w:pPr>
+              <w:rPr>
+                <w:sz w:val="20"/>
+                <w:szCs w:val="20"/>
+                <w:lang w:eastAsia="en-GB"/>
+              </w:rPr>
+            </w:pPr>
+            <w:r>
+              <w:rPr>
+                <w:sz w:val="20"/>
+                <w:szCs w:val="20"/>
+                <w:lang w:eastAsia="en-GB"/>
+              </w:rPr>
+              <w:t>INC,DEC Ra</w:t>
+            </w:r>
+          </w:p>
+        </w:tc>
+        <w:tc>
+          <w:tcPr>
+            <w:tcW w:w="709" w:type="dxa"/>
+          </w:tcPr>
+          <w:p>
+            <w:pPr>
+              <w:jc w:val="center"/>
+              <w:rPr>
+                <w:sz w:val="20"/>
+                <w:szCs w:val="20"/>
+                <w:lang w:eastAsia="en-GB"/>
+              </w:rPr>
+            </w:pPr>
+          </w:p>
+        </w:tc>
+        <w:tc>
+          <w:tcPr>
+            <w:tcW w:w="1134" w:type="dxa"/>
+          </w:tcPr>
+          <w:p>
+            <w:pPr>
+              <w:jc w:val="center"/>
+              <w:rPr>
+                <w:sz w:val="20"/>
+                <w:szCs w:val="20"/>
+                <w:lang w:eastAsia="en-GB"/>
+              </w:rPr>
+            </w:pPr>
+          </w:p>
+        </w:tc>
+        <w:tc>
+          <w:tcPr>
+            <w:tcW w:w="1134" w:type="dxa"/>
+          </w:tcPr>
+          <w:p>
+            <w:pPr>
+              <w:jc w:val="center"/>
+              <w:rPr>
+                <w:sz w:val="20"/>
+                <w:szCs w:val="20"/>
+                <w:lang w:eastAsia="en-GB"/>
+              </w:rPr>
+            </w:pPr>
+            <w:r>
+              <w:rPr>
+                <w:sz w:val="20"/>
+                <w:szCs w:val="20"/>
+                <w:lang w:eastAsia="en-GB"/>
+              </w:rPr>
+              <w:sym w:font="Wingdings" w:char="F0FC"/>
+            </w:r>
+          </w:p>
+        </w:tc>
+        <w:tc>
+          <w:tcPr>
+            <w:tcW w:w="1276" w:type="dxa"/>
+          </w:tcPr>
+          <w:p>
+            <w:pPr>
+              <w:jc w:val="center"/>
+              <w:rPr>
+                <w:sz w:val="20"/>
+                <w:szCs w:val="20"/>
+                <w:lang w:eastAsia="en-GB"/>
+              </w:rPr>
+            </w:pPr>
+          </w:p>
+        </w:tc>
+        <w:tc>
+          <w:tcPr>
+            <w:tcW w:w="1134" w:type="dxa"/>
+          </w:tcPr>
+          <w:p>
+            <w:pPr>
+              <w:jc w:val="center"/>
+              <w:rPr>
+                <w:sz w:val="20"/>
+                <w:szCs w:val="20"/>
+                <w:lang w:eastAsia="en-GB"/>
+              </w:rPr>
+            </w:pPr>
+            <w:r>
+              <w:rPr>
+                <w:sz w:val="20"/>
+                <w:szCs w:val="20"/>
+                <w:lang w:eastAsia="en-GB"/>
+              </w:rPr>
+              <w:sym w:font="Wingdings" w:char="F0FC"/>
+            </w:r>
+            <w:r>
+              <w:rPr>
+                <w:sz w:val="20"/>
+                <w:szCs w:val="20"/>
+                <w:lang w:eastAsia="en-GB"/>
+              </w:rPr>
+              <w:t xml:space="preserve"> (3)</w:t>
+            </w:r>
+          </w:p>
+        </w:tc>
+      </w:tr>
+      <w:tr>
+        <w:tc>
+          <w:tcPr>
+            <w:tcW w:w="817" w:type="dxa"/>
+          </w:tcPr>
+          <w:p>
+            <w:pPr>
+              <w:rPr>
+                <w:sz w:val="20"/>
+                <w:szCs w:val="20"/>
+                <w:lang w:eastAsia="en-GB"/>
+              </w:rPr>
+            </w:pPr>
+            <w:r>
+              <w:rPr>
+                <w:sz w:val="20"/>
+                <w:szCs w:val="20"/>
+                <w:lang w:eastAsia="en-GB"/>
+              </w:rPr>
+              <w:t>7</w:t>
+            </w:r>
+          </w:p>
+        </w:tc>
+        <w:tc>
+          <w:tcPr>
+            <w:tcW w:w="2693" w:type="dxa"/>
+          </w:tcPr>
+          <w:p>
+            <w:pPr>
+              <w:rPr>
+                <w:sz w:val="20"/>
+                <w:szCs w:val="20"/>
+                <w:lang w:eastAsia="en-GB"/>
+              </w:rPr>
+            </w:pPr>
+            <w:r>
+              <w:rPr>
+                <w:sz w:val="20"/>
+                <w:szCs w:val="20"/>
+                <w:lang w:eastAsia="en-GB"/>
+              </w:rPr>
+              <w:t>POP Ra</w:t>
+            </w:r>
+          </w:p>
+        </w:tc>
+        <w:tc>
+          <w:tcPr>
+            <w:tcW w:w="709" w:type="dxa"/>
+          </w:tcPr>
+          <w:p>
+            <w:pPr>
+              <w:jc w:val="center"/>
+              <w:rPr>
+                <w:sz w:val="20"/>
+                <w:szCs w:val="20"/>
+                <w:lang w:eastAsia="en-GB"/>
+              </w:rPr>
+            </w:pPr>
+          </w:p>
+        </w:tc>
+        <w:tc>
+          <w:tcPr>
+            <w:tcW w:w="1134" w:type="dxa"/>
+          </w:tcPr>
+          <w:p>
+            <w:pPr>
+              <w:jc w:val="center"/>
+              <w:rPr>
+                <w:sz w:val="20"/>
+                <w:szCs w:val="20"/>
+                <w:lang w:eastAsia="en-GB"/>
+              </w:rPr>
+            </w:pPr>
+          </w:p>
+        </w:tc>
+        <w:tc>
+          <w:tcPr>
+            <w:tcW w:w="1134" w:type="dxa"/>
+          </w:tcPr>
+          <w:p>
+            <w:pPr>
+              <w:jc w:val="center"/>
+              <w:rPr>
+                <w:sz w:val="20"/>
+                <w:szCs w:val="20"/>
+                <w:lang w:eastAsia="en-GB"/>
+              </w:rPr>
+            </w:pPr>
+            <w:r>
+              <w:rPr>
+                <w:sz w:val="20"/>
+                <w:szCs w:val="20"/>
+                <w:lang w:eastAsia="en-GB"/>
+              </w:rPr>
+              <w:sym w:font="Wingdings" w:char="F0FC"/>
+            </w:r>
+          </w:p>
+        </w:tc>
+        <w:tc>
+          <w:tcPr>
+            <w:tcW w:w="1276" w:type="dxa"/>
+          </w:tcPr>
+          <w:p>
+            <w:pPr>
+              <w:jc w:val="center"/>
+              <w:rPr>
+                <w:sz w:val="20"/>
+                <w:szCs w:val="20"/>
+                <w:lang w:eastAsia="en-GB"/>
+              </w:rPr>
+            </w:pPr>
+            <w:r>
+              <w:rPr>
+                <w:sz w:val="20"/>
+                <w:szCs w:val="20"/>
+                <w:lang w:eastAsia="en-GB"/>
+              </w:rPr>
+              <w:sym w:font="Wingdings" w:char="F0FC"/>
+            </w:r>
+            <w:r>
+              <w:rPr>
+                <w:sz w:val="20"/>
+                <w:szCs w:val="20"/>
+                <w:lang w:eastAsia="en-GB"/>
+              </w:rPr>
+              <w:t xml:space="preserve"> (4)</w:t>
+            </w:r>
+          </w:p>
+        </w:tc>
+        <w:tc>
+          <w:tcPr>
+            <w:tcW w:w="1134" w:type="dxa"/>
+          </w:tcPr>
+          <w:p>
+            <w:pPr>
+              <w:jc w:val="center"/>
+              <w:rPr>
+                <w:sz w:val="20"/>
+                <w:szCs w:val="20"/>
+                <w:lang w:eastAsia="en-GB"/>
+              </w:rPr>
+            </w:pPr>
+            <w:r>
+              <w:rPr>
+                <w:sz w:val="20"/>
+                <w:szCs w:val="20"/>
+                <w:lang w:eastAsia="en-GB"/>
+              </w:rPr>
+              <w:sym w:font="Wingdings" w:char="F0FC"/>
+            </w:r>
+            <w:r>
+              <w:rPr>
+                <w:sz w:val="20"/>
+                <w:szCs w:val="20"/>
+                <w:lang w:eastAsia="en-GB"/>
+              </w:rPr>
+              <w:t xml:space="preserve"> (5)</w:t>
+            </w:r>
+          </w:p>
+        </w:tc>
+      </w:tr>
+      <w:tr>
+        <w:tc>
+          <w:tcPr>
+            <w:tcW w:w="817" w:type="dxa"/>
+          </w:tcPr>
+          <w:p>
+            <w:pPr>
+              <w:rPr>
+                <w:sz w:val="20"/>
+                <w:szCs w:val="20"/>
+                <w:lang w:eastAsia="en-GB"/>
+              </w:rPr>
+            </w:pPr>
+            <w:r>
+              <w:rPr>
+                <w:sz w:val="20"/>
+                <w:szCs w:val="20"/>
+                <w:lang w:eastAsia="en-GB"/>
+              </w:rPr>
+              <w:t>8</w:t>
+            </w:r>
+          </w:p>
+        </w:tc>
+        <w:tc>
+          <w:tcPr>
+            <w:tcW w:w="2693" w:type="dxa"/>
+          </w:tcPr>
+          <w:p>
+            <w:pPr>
+              <w:rPr>
+                <w:sz w:val="20"/>
+                <w:szCs w:val="20"/>
+                <w:lang w:eastAsia="en-GB"/>
+              </w:rPr>
+            </w:pPr>
+            <w:r>
+              <w:rPr>
+                <w:sz w:val="20"/>
+                <w:szCs w:val="20"/>
+                <w:lang w:eastAsia="en-GB"/>
+              </w:rPr>
+              <w:t>PUSH Ra</w:t>
+            </w:r>
+          </w:p>
+        </w:tc>
+        <w:tc>
+          <w:tcPr>
+            <w:tcW w:w="709" w:type="dxa"/>
+          </w:tcPr>
+          <w:p>
+            <w:pPr>
+              <w:jc w:val="center"/>
+              <w:rPr>
+                <w:sz w:val="20"/>
+                <w:szCs w:val="20"/>
+                <w:lang w:eastAsia="en-GB"/>
+              </w:rPr>
+            </w:pPr>
+          </w:p>
+        </w:tc>
+        <w:tc>
+          <w:tcPr>
+            <w:tcW w:w="1134" w:type="dxa"/>
+          </w:tcPr>
+          <w:p>
+            <w:pPr>
+              <w:jc w:val="center"/>
+              <w:rPr>
+                <w:sz w:val="20"/>
+                <w:szCs w:val="20"/>
+                <w:lang w:eastAsia="en-GB"/>
+              </w:rPr>
+            </w:pPr>
+          </w:p>
+        </w:tc>
+        <w:tc>
+          <w:tcPr>
+            <w:tcW w:w="1134" w:type="dxa"/>
+          </w:tcPr>
+          <w:p>
+            <w:pPr>
+              <w:jc w:val="center"/>
+              <w:rPr>
+                <w:sz w:val="20"/>
+                <w:szCs w:val="20"/>
+                <w:lang w:eastAsia="en-GB"/>
+              </w:rPr>
+            </w:pPr>
+            <w:r>
+              <w:rPr>
+                <w:sz w:val="20"/>
+                <w:szCs w:val="20"/>
+                <w:lang w:eastAsia="en-GB"/>
+              </w:rPr>
+              <w:sym w:font="Wingdings" w:char="F0FC"/>
+            </w:r>
+          </w:p>
+        </w:tc>
+        <w:tc>
+          <w:tcPr>
+            <w:tcW w:w="1276" w:type="dxa"/>
+          </w:tcPr>
+          <w:p>
+            <w:pPr>
+              <w:jc w:val="center"/>
+              <w:rPr>
+                <w:sz w:val="20"/>
+                <w:szCs w:val="20"/>
+                <w:lang w:eastAsia="en-GB"/>
+              </w:rPr>
+            </w:pPr>
+            <w:r>
+              <w:rPr>
+                <w:sz w:val="20"/>
+                <w:szCs w:val="20"/>
+                <w:lang w:eastAsia="en-GB"/>
+              </w:rPr>
+              <w:sym w:font="Wingdings" w:char="F0FC"/>
+            </w:r>
+            <w:r>
+              <w:rPr>
+                <w:sz w:val="20"/>
+                <w:szCs w:val="20"/>
+                <w:lang w:eastAsia="en-GB"/>
+              </w:rPr>
+              <w:t xml:space="preserve"> (4)</w:t>
+            </w:r>
+          </w:p>
+        </w:tc>
+        <w:tc>
+          <w:tcPr>
+            <w:tcW w:w="1134" w:type="dxa"/>
+          </w:tcPr>
+          <w:p>
+            <w:pPr>
+              <w:jc w:val="center"/>
+              <w:rPr>
+                <w:sz w:val="20"/>
+                <w:szCs w:val="20"/>
+                <w:lang w:eastAsia="en-GB"/>
+              </w:rPr>
+            </w:pPr>
+            <w:r>
+              <w:rPr>
+                <w:sz w:val="20"/>
+                <w:szCs w:val="20"/>
+                <w:lang w:eastAsia="en-GB"/>
+              </w:rPr>
+              <w:sym w:font="Wingdings" w:char="F0FC"/>
+            </w:r>
+            <w:r>
+              <w:rPr>
+                <w:sz w:val="20"/>
+                <w:szCs w:val="20"/>
+                <w:lang w:eastAsia="en-GB"/>
+              </w:rPr>
+              <w:t xml:space="preserve"> (5)</w:t>
+            </w:r>
+          </w:p>
+        </w:tc>
+      </w:tr>
+      <w:tr>
+        <w:tc>
+          <w:tcPr>
+            <w:tcW w:w="817" w:type="dxa"/>
+          </w:tcPr>
+          <w:p>
+            <w:pPr>
+              <w:rPr>
+                <w:sz w:val="20"/>
+                <w:szCs w:val="20"/>
+                <w:lang w:eastAsia="en-GB"/>
+              </w:rPr>
+            </w:pPr>
+            <w:r>
+              <w:rPr>
+                <w:sz w:val="20"/>
+                <w:szCs w:val="20"/>
+                <w:lang w:eastAsia="en-GB"/>
+              </w:rPr>
+              <w:t>9</w:t>
+            </w:r>
+          </w:p>
+        </w:tc>
+        <w:tc>
+          <w:tcPr>
+            <w:tcW w:w="2693" w:type="dxa"/>
+          </w:tcPr>
+          <w:p>
+            <w:pPr>
+              <w:rPr>
+                <w:sz w:val="20"/>
+                <w:szCs w:val="20"/>
+                <w:lang w:eastAsia="en-GB"/>
+              </w:rPr>
+            </w:pPr>
+            <w:r>
+              <w:rPr>
+                <w:sz w:val="20"/>
+                <w:szCs w:val="20"/>
+                <w:lang w:eastAsia="en-GB"/>
+              </w:rPr>
+              <w:t>CALL Ra</w:t>
+            </w:r>
+          </w:p>
+        </w:tc>
+        <w:tc>
+          <w:tcPr>
+            <w:tcW w:w="709" w:type="dxa"/>
+          </w:tcPr>
+          <w:p>
+            <w:pPr>
+              <w:jc w:val="center"/>
+              <w:rPr>
+                <w:sz w:val="20"/>
+                <w:szCs w:val="20"/>
+                <w:lang w:eastAsia="en-GB"/>
+              </w:rPr>
+            </w:pPr>
+          </w:p>
+        </w:tc>
+        <w:tc>
+          <w:tcPr>
+            <w:tcW w:w="1134" w:type="dxa"/>
+          </w:tcPr>
+          <w:p>
+            <w:pPr>
+              <w:jc w:val="center"/>
+              <w:rPr>
+                <w:sz w:val="20"/>
+                <w:szCs w:val="20"/>
+                <w:lang w:eastAsia="en-GB"/>
+              </w:rPr>
+            </w:pPr>
+          </w:p>
+        </w:tc>
+        <w:tc>
+          <w:tcPr>
+            <w:tcW w:w="1134" w:type="dxa"/>
+          </w:tcPr>
+          <w:p>
+            <w:pPr>
+              <w:jc w:val="center"/>
+              <w:rPr>
+                <w:sz w:val="20"/>
+                <w:szCs w:val="20"/>
+                <w:lang w:eastAsia="en-GB"/>
+              </w:rPr>
+            </w:pPr>
+            <w:r>
+              <w:rPr>
+                <w:sz w:val="20"/>
+                <w:szCs w:val="20"/>
+                <w:lang w:eastAsia="en-GB"/>
+              </w:rPr>
+              <w:sym w:font="Wingdings" w:char="F0FC"/>
+            </w:r>
+          </w:p>
+        </w:tc>
+        <w:tc>
+          <w:tcPr>
+            <w:tcW w:w="1276" w:type="dxa"/>
+          </w:tcPr>
+          <w:p>
+            <w:pPr>
+              <w:jc w:val="center"/>
+              <w:rPr>
+                <w:sz w:val="20"/>
+                <w:szCs w:val="20"/>
+                <w:lang w:eastAsia="en-GB"/>
+              </w:rPr>
+            </w:pPr>
+            <w:r>
+              <w:rPr>
+                <w:sz w:val="20"/>
+                <w:szCs w:val="20"/>
+                <w:lang w:eastAsia="en-GB"/>
+              </w:rPr>
+              <w:sym w:font="Wingdings" w:char="F0FC"/>
+            </w:r>
+            <w:r>
+              <w:rPr>
+                <w:sz w:val="20"/>
+                <w:szCs w:val="20"/>
+                <w:lang w:eastAsia="en-GB"/>
+              </w:rPr>
+              <w:t xml:space="preserve"> (4)</w:t>
+            </w:r>
+          </w:p>
+        </w:tc>
+        <w:tc>
+          <w:tcPr>
+            <w:tcW w:w="1134" w:type="dxa"/>
+          </w:tcPr>
+          <w:p>
+            <w:pPr>
+              <w:jc w:val="center"/>
+              <w:rPr>
+                <w:sz w:val="20"/>
+                <w:szCs w:val="20"/>
+                <w:lang w:eastAsia="en-GB"/>
+              </w:rPr>
+            </w:pPr>
+            <w:r>
+              <w:rPr>
+                <w:sz w:val="20"/>
+                <w:szCs w:val="20"/>
+                <w:lang w:eastAsia="en-GB"/>
+              </w:rPr>
+              <w:sym w:font="Wingdings" w:char="F0FC"/>
+            </w:r>
+            <w:r>
+              <w:rPr>
+                <w:sz w:val="20"/>
+                <w:szCs w:val="20"/>
+                <w:lang w:eastAsia="en-GB"/>
+              </w:rPr>
+              <w:t xml:space="preserve"> (5)</w:t>
+            </w:r>
+          </w:p>
+        </w:tc>
+      </w:tr>
+      <w:tr>
+        <w:tc>
+          <w:tcPr>
+            <w:tcW w:w="817" w:type="dxa"/>
+          </w:tcPr>
+          <w:p>
+            <w:pPr>
+              <w:rPr>
+                <w:sz w:val="20"/>
+                <w:szCs w:val="20"/>
+                <w:lang w:eastAsia="en-GB"/>
+              </w:rPr>
+            </w:pPr>
+            <w:r>
+              <w:rPr>
+                <w:sz w:val="20"/>
+                <w:szCs w:val="20"/>
+                <w:lang w:eastAsia="en-GB"/>
+              </w:rPr>
+              <w:t>10</w:t>
+            </w:r>
+          </w:p>
+        </w:tc>
+        <w:tc>
+          <w:tcPr>
+            <w:tcW w:w="2693" w:type="dxa"/>
+          </w:tcPr>
+          <w:p>
+            <w:pPr>
+              <w:rPr>
+                <w:sz w:val="20"/>
+                <w:szCs w:val="20"/>
+                <w:lang w:eastAsia="en-GB"/>
+              </w:rPr>
+            </w:pPr>
+            <w:r>
+              <w:rPr>
+                <w:sz w:val="20"/>
+                <w:szCs w:val="20"/>
+                <w:lang w:eastAsia="en-GB"/>
+              </w:rPr>
+              <w:t>RET</w:t>
+            </w:r>
+          </w:p>
+        </w:tc>
+        <w:tc>
+          <w:tcPr>
+            <w:tcW w:w="709" w:type="dxa"/>
+          </w:tcPr>
+          <w:p>
+            <w:pPr>
+              <w:jc w:val="center"/>
+              <w:rPr>
+                <w:sz w:val="20"/>
+                <w:szCs w:val="20"/>
+                <w:lang w:eastAsia="en-GB"/>
+              </w:rPr>
+            </w:pPr>
+          </w:p>
+        </w:tc>
+        <w:tc>
+          <w:tcPr>
+            <w:tcW w:w="1134" w:type="dxa"/>
+          </w:tcPr>
+          <w:p>
+            <w:pPr>
+              <w:jc w:val="center"/>
+              <w:rPr>
+                <w:sz w:val="20"/>
+                <w:szCs w:val="20"/>
+                <w:lang w:eastAsia="en-GB"/>
+              </w:rPr>
+            </w:pPr>
+          </w:p>
+        </w:tc>
+        <w:tc>
+          <w:tcPr>
+            <w:tcW w:w="1134" w:type="dxa"/>
+          </w:tcPr>
+          <w:p>
+            <w:pPr>
+              <w:jc w:val="center"/>
+              <w:rPr>
+                <w:sz w:val="20"/>
+                <w:szCs w:val="20"/>
+                <w:lang w:eastAsia="en-GB"/>
+              </w:rPr>
+            </w:pPr>
+          </w:p>
+        </w:tc>
+        <w:tc>
+          <w:tcPr>
+            <w:tcW w:w="1276" w:type="dxa"/>
+          </w:tcPr>
+          <w:p>
+            <w:pPr>
+              <w:jc w:val="center"/>
+              <w:rPr>
+                <w:sz w:val="20"/>
+                <w:szCs w:val="20"/>
+                <w:lang w:eastAsia="en-GB"/>
+              </w:rPr>
+            </w:pPr>
+            <w:r>
+              <w:rPr>
+                <w:sz w:val="20"/>
+                <w:szCs w:val="20"/>
+                <w:lang w:eastAsia="en-GB"/>
+              </w:rPr>
+              <w:sym w:font="Wingdings" w:char="F0FC"/>
+            </w:r>
+            <w:r>
+              <w:rPr>
+                <w:sz w:val="20"/>
+                <w:szCs w:val="20"/>
+                <w:lang w:eastAsia="en-GB"/>
+              </w:rPr>
+              <w:t xml:space="preserve"> (4)</w:t>
+            </w:r>
+          </w:p>
+        </w:tc>
+        <w:tc>
+          <w:tcPr>
+            <w:tcW w:w="1134" w:type="dxa"/>
+          </w:tcPr>
+          <w:p>
+            <w:pPr>
+              <w:jc w:val="center"/>
+              <w:rPr>
+                <w:sz w:val="20"/>
+                <w:szCs w:val="20"/>
+                <w:lang w:eastAsia="en-GB"/>
+              </w:rPr>
+            </w:pPr>
+            <w:r>
+              <w:rPr>
+                <w:sz w:val="20"/>
+                <w:szCs w:val="20"/>
+                <w:lang w:eastAsia="en-GB"/>
+              </w:rPr>
+              <w:sym w:font="Wingdings" w:char="F0FC"/>
+            </w:r>
+            <w:r>
+              <w:rPr>
+                <w:sz w:val="20"/>
+                <w:szCs w:val="20"/>
+                <w:lang w:eastAsia="en-GB"/>
+              </w:rPr>
+              <w:t xml:space="preserve"> (5)</w:t>
+            </w:r>
+          </w:p>
+        </w:tc>
+      </w:tr>
+      <w:tr>
+        <w:tc>
+          <w:tcPr>
+            <w:tcW w:w="817" w:type="dxa"/>
+          </w:tcPr>
+          <w:p>
+            <w:pPr>
+              <w:rPr>
+                <w:sz w:val="20"/>
+                <w:szCs w:val="20"/>
+                <w:lang w:eastAsia="en-GB"/>
+              </w:rPr>
+            </w:pPr>
+            <w:r>
+              <w:rPr>
+                <w:sz w:val="20"/>
+                <w:szCs w:val="20"/>
+                <w:lang w:eastAsia="en-GB"/>
+              </w:rPr>
+              <w:t>11</w:t>
+            </w:r>
+          </w:p>
+        </w:tc>
+        <w:tc>
+          <w:tcPr>
+            <w:tcW w:w="2693" w:type="dxa"/>
+          </w:tcPr>
+          <w:p>
+            <w:pPr>
+              <w:rPr>
+                <w:sz w:val="20"/>
+                <w:szCs w:val="20"/>
+                <w:lang w:eastAsia="en-GB"/>
+              </w:rPr>
+            </w:pPr>
+            <w:r>
+              <w:rPr>
+                <w:sz w:val="20"/>
+                <w:szCs w:val="20"/>
+                <w:lang w:eastAsia="en-GB"/>
+              </w:rPr>
+              <w:t>STORE Ra, Address</w:t>
+            </w:r>
+          </w:p>
+        </w:tc>
+        <w:tc>
+          <w:tcPr>
+            <w:tcW w:w="709" w:type="dxa"/>
+          </w:tcPr>
+          <w:p>
+            <w:pPr>
+              <w:jc w:val="center"/>
+              <w:rPr>
+                <w:sz w:val="20"/>
+                <w:szCs w:val="20"/>
+                <w:lang w:eastAsia="en-GB"/>
+              </w:rPr>
+            </w:pPr>
+          </w:p>
+        </w:tc>
+        <w:tc>
+          <w:tcPr>
+            <w:tcW w:w="1134" w:type="dxa"/>
+          </w:tcPr>
+          <w:p>
+            <w:pPr>
+              <w:jc w:val="center"/>
+              <w:rPr>
+                <w:sz w:val="20"/>
+                <w:szCs w:val="20"/>
+                <w:lang w:eastAsia="en-GB"/>
+              </w:rPr>
+            </w:pPr>
+          </w:p>
+        </w:tc>
+        <w:tc>
+          <w:tcPr>
+            <w:tcW w:w="1134" w:type="dxa"/>
+          </w:tcPr>
+          <w:p>
+            <w:pPr>
+              <w:jc w:val="center"/>
+              <w:rPr>
+                <w:sz w:val="20"/>
+                <w:szCs w:val="20"/>
+                <w:lang w:eastAsia="en-GB"/>
+              </w:rPr>
+            </w:pPr>
+            <w:r>
+              <w:rPr>
+                <w:sz w:val="20"/>
+                <w:szCs w:val="20"/>
+                <w:lang w:eastAsia="en-GB"/>
+              </w:rPr>
+              <w:sym w:font="Wingdings" w:char="F0FC"/>
+            </w:r>
+          </w:p>
+        </w:tc>
+        <w:tc>
+          <w:tcPr>
+            <w:tcW w:w="1276" w:type="dxa"/>
+          </w:tcPr>
+          <w:p>
+            <w:pPr>
+              <w:jc w:val="center"/>
+              <w:rPr>
+                <w:sz w:val="20"/>
+                <w:szCs w:val="20"/>
+                <w:lang w:eastAsia="en-GB"/>
+              </w:rPr>
+            </w:pPr>
+          </w:p>
+        </w:tc>
+        <w:tc>
+          <w:tcPr>
+            <w:tcW w:w="1134" w:type="dxa"/>
+          </w:tcPr>
+          <w:p>
+            <w:pPr>
+              <w:jc w:val="center"/>
+              <w:rPr>
+                <w:sz w:val="20"/>
+                <w:szCs w:val="20"/>
+                <w:lang w:eastAsia="en-GB"/>
+              </w:rPr>
+            </w:pPr>
+          </w:p>
+        </w:tc>
+      </w:tr>
+      <w:tr>
+        <w:tc>
+          <w:tcPr>
+            <w:tcW w:w="817" w:type="dxa"/>
+          </w:tcPr>
+          <w:p>
+            <w:pPr>
+              <w:rPr>
+                <w:sz w:val="20"/>
+                <w:szCs w:val="20"/>
+                <w:lang w:eastAsia="en-GB"/>
+              </w:rPr>
+            </w:pPr>
+            <w:r>
+              <w:rPr>
+                <w:sz w:val="20"/>
+                <w:szCs w:val="20"/>
+                <w:lang w:eastAsia="en-GB"/>
+              </w:rPr>
+              <w:t>12</w:t>
+            </w:r>
+          </w:p>
+        </w:tc>
+        <w:tc>
+          <w:tcPr>
+            <w:tcW w:w="2693" w:type="dxa"/>
+          </w:tcPr>
+          <w:p>
+            <w:pPr>
+              <w:rPr>
+                <w:sz w:val="20"/>
+                <w:szCs w:val="20"/>
+                <w:lang w:eastAsia="en-GB"/>
+              </w:rPr>
+            </w:pPr>
+            <w:r>
+              <w:rPr>
+                <w:sz w:val="20"/>
+                <w:szCs w:val="20"/>
+                <w:lang w:eastAsia="en-GB"/>
+              </w:rPr>
+              <w:t>LOAD Ra, Address</w:t>
+            </w:r>
+          </w:p>
+        </w:tc>
+        <w:tc>
+          <w:tcPr>
+            <w:tcW w:w="709" w:type="dxa"/>
+          </w:tcPr>
+          <w:p>
+            <w:pPr>
+              <w:jc w:val="center"/>
+              <w:rPr>
+                <w:sz w:val="20"/>
+                <w:szCs w:val="20"/>
+                <w:lang w:eastAsia="en-GB"/>
+              </w:rPr>
+            </w:pPr>
+          </w:p>
+        </w:tc>
+        <w:tc>
+          <w:tcPr>
+            <w:tcW w:w="1134" w:type="dxa"/>
+          </w:tcPr>
+          <w:p>
+            <w:pPr>
+              <w:jc w:val="center"/>
+              <w:rPr>
+                <w:sz w:val="20"/>
+                <w:szCs w:val="20"/>
+                <w:lang w:eastAsia="en-GB"/>
+              </w:rPr>
+            </w:pPr>
+          </w:p>
+        </w:tc>
+        <w:tc>
+          <w:tcPr>
+            <w:tcW w:w="1134" w:type="dxa"/>
+          </w:tcPr>
+          <w:p>
+            <w:pPr>
+              <w:jc w:val="center"/>
+              <w:rPr>
+                <w:sz w:val="20"/>
+                <w:szCs w:val="20"/>
+                <w:lang w:eastAsia="en-GB"/>
+              </w:rPr>
+            </w:pPr>
+            <w:r>
+              <w:rPr>
+                <w:sz w:val="20"/>
+                <w:szCs w:val="20"/>
+                <w:lang w:eastAsia="en-GB"/>
+              </w:rPr>
+              <w:sym w:font="Wingdings" w:char="F0FC"/>
+            </w:r>
+          </w:p>
+        </w:tc>
+        <w:tc>
+          <w:tcPr>
+            <w:tcW w:w="1276" w:type="dxa"/>
+          </w:tcPr>
+          <w:p>
+            <w:pPr>
+              <w:jc w:val="center"/>
+              <w:rPr>
+                <w:sz w:val="20"/>
+                <w:szCs w:val="20"/>
+                <w:lang w:eastAsia="en-GB"/>
+              </w:rPr>
+            </w:pPr>
+          </w:p>
+        </w:tc>
+        <w:tc>
+          <w:tcPr>
+            <w:tcW w:w="1134" w:type="dxa"/>
+          </w:tcPr>
+          <w:p>
+            <w:pPr>
+              <w:jc w:val="center"/>
+              <w:rPr>
+                <w:sz w:val="20"/>
+                <w:szCs w:val="20"/>
+                <w:lang w:eastAsia="en-GB"/>
+              </w:rPr>
+            </w:pPr>
+          </w:p>
+        </w:tc>
+      </w:tr>
+      <w:tr>
+        <w:tc>
+          <w:tcPr>
+            <w:tcW w:w="817" w:type="dxa"/>
+          </w:tcPr>
+          <w:p>
+            <w:pPr>
+              <w:rPr>
+                <w:sz w:val="20"/>
+                <w:szCs w:val="20"/>
+                <w:lang w:eastAsia="en-GB"/>
+              </w:rPr>
+            </w:pPr>
+            <w:r>
+              <w:rPr>
+                <w:sz w:val="20"/>
+                <w:szCs w:val="20"/>
+                <w:lang w:eastAsia="en-GB"/>
+              </w:rPr>
+              <w:t>13</w:t>
+            </w:r>
+          </w:p>
+        </w:tc>
+        <w:tc>
+          <w:tcPr>
+            <w:tcW w:w="2693" w:type="dxa"/>
+          </w:tcPr>
+          <w:p>
+            <w:pPr>
+              <w:rPr>
+                <w:sz w:val="20"/>
+                <w:szCs w:val="20"/>
+                <w:lang w:eastAsia="en-GB"/>
+              </w:rPr>
+            </w:pPr>
+            <w:r>
+              <w:rPr>
+                <w:sz w:val="20"/>
+                <w:szCs w:val="20"/>
+                <w:lang w:eastAsia="en-GB"/>
+              </w:rPr>
+              <w:t>NOP</w:t>
+            </w:r>
+          </w:p>
+        </w:tc>
+        <w:tc>
+          <w:tcPr>
+            <w:tcW w:w="709" w:type="dxa"/>
+          </w:tcPr>
+          <w:p>
+            <w:pPr>
+              <w:jc w:val="center"/>
+              <w:rPr>
+                <w:sz w:val="20"/>
+                <w:szCs w:val="20"/>
+                <w:lang w:eastAsia="en-GB"/>
+              </w:rPr>
+            </w:pPr>
+          </w:p>
+        </w:tc>
+        <w:tc>
+          <w:tcPr>
+            <w:tcW w:w="1134" w:type="dxa"/>
+          </w:tcPr>
+          <w:p>
+            <w:pPr>
+              <w:jc w:val="center"/>
+              <w:rPr>
+                <w:sz w:val="20"/>
+                <w:szCs w:val="20"/>
+                <w:lang w:eastAsia="en-GB"/>
+              </w:rPr>
+            </w:pPr>
+          </w:p>
+        </w:tc>
+        <w:tc>
+          <w:tcPr>
+            <w:tcW w:w="1134" w:type="dxa"/>
+          </w:tcPr>
+          <w:p>
+            <w:pPr>
+              <w:jc w:val="center"/>
+              <w:rPr>
+                <w:sz w:val="20"/>
+                <w:szCs w:val="20"/>
+                <w:lang w:eastAsia="en-GB"/>
+              </w:rPr>
+            </w:pPr>
+          </w:p>
+        </w:tc>
+        <w:tc>
+          <w:tcPr>
+            <w:tcW w:w="1276" w:type="dxa"/>
+          </w:tcPr>
+          <w:p>
+            <w:pPr>
+              <w:jc w:val="center"/>
+              <w:rPr>
+                <w:sz w:val="20"/>
+                <w:szCs w:val="20"/>
+                <w:lang w:eastAsia="en-GB"/>
+              </w:rPr>
+            </w:pPr>
+          </w:p>
+        </w:tc>
+        <w:tc>
+          <w:tcPr>
+            <w:tcW w:w="1134" w:type="dxa"/>
+          </w:tcPr>
+          <w:p>
+            <w:pPr>
+              <w:jc w:val="center"/>
+              <w:rPr>
+                <w:sz w:val="20"/>
+                <w:szCs w:val="20"/>
+                <w:lang w:eastAsia="en-GB"/>
+              </w:rPr>
+            </w:pPr>
+          </w:p>
+        </w:tc>
+      </w:tr>
+      <w:tr>
+        <w:tc>
+          <w:tcPr>
+            <w:tcW w:w="817" w:type="dxa"/>
+          </w:tcPr>
+          <w:p>
+            <w:pPr>
+              <w:rPr>
+                <w:sz w:val="20"/>
+                <w:szCs w:val="20"/>
+                <w:lang w:eastAsia="en-GB"/>
+              </w:rPr>
+            </w:pPr>
+            <w:r>
+              <w:rPr>
+                <w:sz w:val="20"/>
+                <w:szCs w:val="20"/>
+                <w:lang w:eastAsia="en-GB"/>
+              </w:rPr>
+              <w:t>14</w:t>
+            </w:r>
+          </w:p>
+        </w:tc>
+        <w:tc>
+          <w:tcPr>
+            <w:tcW w:w="2693" w:type="dxa"/>
+          </w:tcPr>
+          <w:p>
+            <w:pPr>
+              <w:rPr>
+                <w:sz w:val="20"/>
+                <w:szCs w:val="20"/>
+                <w:lang w:eastAsia="en-GB"/>
+              </w:rPr>
+            </w:pPr>
+            <w:r>
+              <w:rPr>
+                <w:sz w:val="20"/>
+                <w:szCs w:val="20"/>
+                <w:lang w:eastAsia="en-GB"/>
+              </w:rPr>
+              <w:t>OUT Ra,Rb</w:t>
+            </w:r>
+          </w:p>
+        </w:tc>
+        <w:tc>
+          <w:tcPr>
+            <w:tcW w:w="709" w:type="dxa"/>
+          </w:tcPr>
+          <w:p>
+            <w:pPr>
+              <w:jc w:val="center"/>
+              <w:rPr>
+                <w:sz w:val="20"/>
+                <w:szCs w:val="20"/>
+                <w:lang w:eastAsia="en-GB"/>
+              </w:rPr>
+            </w:pPr>
+          </w:p>
+        </w:tc>
+        <w:tc>
+          <w:tcPr>
+            <w:tcW w:w="1134" w:type="dxa"/>
+          </w:tcPr>
+          <w:p>
+            <w:pPr>
+              <w:jc w:val="center"/>
+              <w:rPr>
+                <w:sz w:val="20"/>
+                <w:szCs w:val="20"/>
+                <w:lang w:eastAsia="en-GB"/>
+              </w:rPr>
+            </w:pPr>
+          </w:p>
+        </w:tc>
+        <w:tc>
+          <w:tcPr>
+            <w:tcW w:w="1134" w:type="dxa"/>
+          </w:tcPr>
+          <w:p>
+            <w:pPr>
+              <w:jc w:val="center"/>
+              <w:rPr>
+                <w:sz w:val="20"/>
+                <w:szCs w:val="20"/>
+                <w:lang w:eastAsia="en-GB"/>
+              </w:rPr>
+            </w:pPr>
+            <w:r>
+              <w:rPr>
+                <w:sz w:val="20"/>
+                <w:szCs w:val="20"/>
+                <w:lang w:eastAsia="en-GB"/>
+              </w:rPr>
+              <w:sym w:font="Wingdings" w:char="F0FC"/>
+            </w:r>
+          </w:p>
+        </w:tc>
+        <w:tc>
+          <w:tcPr>
+            <w:tcW w:w="1276" w:type="dxa"/>
+          </w:tcPr>
+          <w:p>
+            <w:pPr>
+              <w:jc w:val="center"/>
+              <w:rPr>
+                <w:sz w:val="20"/>
+                <w:szCs w:val="20"/>
+                <w:lang w:eastAsia="en-GB"/>
+              </w:rPr>
+            </w:pPr>
+            <w:r>
+              <w:rPr>
+                <w:sz w:val="20"/>
+                <w:szCs w:val="20"/>
+                <w:lang w:eastAsia="en-GB"/>
+              </w:rPr>
+              <w:sym w:font="Wingdings" w:char="F0FC"/>
+            </w:r>
+          </w:p>
+        </w:tc>
+        <w:tc>
+          <w:tcPr>
+            <w:tcW w:w="1134" w:type="dxa"/>
+          </w:tcPr>
+          <w:p>
+            <w:pPr>
+              <w:jc w:val="center"/>
+              <w:rPr>
+                <w:sz w:val="20"/>
+                <w:szCs w:val="20"/>
+                <w:lang w:eastAsia="en-GB"/>
+              </w:rPr>
+            </w:pPr>
+          </w:p>
+        </w:tc>
+      </w:tr>
+      <w:tr>
+        <w:tc>
+          <w:tcPr>
+            <w:tcW w:w="817" w:type="dxa"/>
+          </w:tcPr>
+          <w:p>
+            <w:pPr>
+              <w:rPr>
+                <w:sz w:val="20"/>
+                <w:szCs w:val="20"/>
+                <w:lang w:eastAsia="en-GB"/>
+              </w:rPr>
+            </w:pPr>
+            <w:r>
+              <w:rPr>
+                <w:sz w:val="20"/>
+                <w:szCs w:val="20"/>
+                <w:lang w:eastAsia="en-GB"/>
+              </w:rPr>
+              <w:t>15</w:t>
+            </w:r>
+          </w:p>
+        </w:tc>
+        <w:tc>
+          <w:tcPr>
+            <w:tcW w:w="2693" w:type="dxa"/>
+          </w:tcPr>
+          <w:p>
+            <w:pPr>
+              <w:rPr>
+                <w:sz w:val="20"/>
+                <w:szCs w:val="20"/>
+                <w:lang w:eastAsia="en-GB"/>
+              </w:rPr>
+            </w:pPr>
+            <w:r>
+              <w:rPr>
+                <w:sz w:val="20"/>
+                <w:szCs w:val="20"/>
+                <w:lang w:eastAsia="en-GB"/>
+              </w:rPr>
+              <w:t>IN Ra,Rb</w:t>
+            </w:r>
+          </w:p>
+        </w:tc>
+        <w:tc>
+          <w:tcPr>
+            <w:tcW w:w="709" w:type="dxa"/>
+          </w:tcPr>
+          <w:p>
+            <w:pPr>
+              <w:jc w:val="center"/>
+              <w:rPr>
+                <w:sz w:val="20"/>
+                <w:szCs w:val="20"/>
+                <w:lang w:eastAsia="en-GB"/>
+              </w:rPr>
+            </w:pPr>
+          </w:p>
+        </w:tc>
+        <w:tc>
+          <w:tcPr>
+            <w:tcW w:w="1134" w:type="dxa"/>
+          </w:tcPr>
+          <w:p>
+            <w:pPr>
+              <w:jc w:val="center"/>
+              <w:rPr>
+                <w:sz w:val="20"/>
+                <w:szCs w:val="20"/>
+                <w:lang w:eastAsia="en-GB"/>
+              </w:rPr>
+            </w:pPr>
+          </w:p>
+        </w:tc>
+        <w:tc>
+          <w:tcPr>
+            <w:tcW w:w="1134" w:type="dxa"/>
+          </w:tcPr>
+          <w:p>
+            <w:pPr>
+              <w:jc w:val="center"/>
+              <w:rPr>
+                <w:sz w:val="20"/>
+                <w:szCs w:val="20"/>
+                <w:lang w:eastAsia="en-GB"/>
+              </w:rPr>
+            </w:pPr>
+            <w:r>
+              <w:rPr>
+                <w:sz w:val="20"/>
+                <w:szCs w:val="20"/>
+                <w:lang w:eastAsia="en-GB"/>
+              </w:rPr>
+              <w:sym w:font="Wingdings" w:char="F0FC"/>
+            </w:r>
+          </w:p>
+        </w:tc>
+        <w:tc>
+          <w:tcPr>
+            <w:tcW w:w="1276" w:type="dxa"/>
+          </w:tcPr>
+          <w:p>
+            <w:pPr>
+              <w:jc w:val="center"/>
+              <w:rPr>
+                <w:sz w:val="20"/>
+                <w:szCs w:val="20"/>
+                <w:lang w:eastAsia="en-GB"/>
+              </w:rPr>
+            </w:pPr>
+            <w:r>
+              <w:rPr>
+                <w:sz w:val="20"/>
+                <w:szCs w:val="20"/>
+                <w:lang w:eastAsia="en-GB"/>
+              </w:rPr>
+              <w:sym w:font="Wingdings" w:char="F0FC"/>
+            </w:r>
+          </w:p>
+        </w:tc>
+        <w:tc>
+          <w:tcPr>
+            <w:tcW w:w="1134" w:type="dxa"/>
+          </w:tcPr>
+          <w:p>
+            <w:pPr>
+              <w:jc w:val="center"/>
+              <w:rPr>
+                <w:sz w:val="20"/>
+                <w:szCs w:val="20"/>
+                <w:lang w:eastAsia="en-GB"/>
+              </w:rPr>
+            </w:pPr>
+          </w:p>
+        </w:tc>
+      </w:tr>
+      <w:tr>
+        <w:tc>
+          <w:tcPr>
+            <w:tcW w:w="817" w:type="dxa"/>
+          </w:tcPr>
+          <w:p>
+            <w:pPr>
+              <w:rPr>
+                <w:sz w:val="20"/>
+                <w:szCs w:val="20"/>
+                <w:lang w:eastAsia="en-GB"/>
+              </w:rPr>
+            </w:pPr>
+            <w:r>
+              <w:rPr>
+                <w:sz w:val="20"/>
+                <w:szCs w:val="20"/>
+                <w:lang w:eastAsia="en-GB"/>
+              </w:rPr>
+              <w:t>16</w:t>
+            </w:r>
+          </w:p>
+        </w:tc>
+        <w:tc>
+          <w:tcPr>
+            <w:tcW w:w="2693" w:type="dxa"/>
+          </w:tcPr>
+          <w:p>
+            <w:pPr>
+              <w:rPr>
+                <w:sz w:val="20"/>
+                <w:szCs w:val="20"/>
+                <w:lang w:eastAsia="en-GB"/>
+              </w:rPr>
+            </w:pPr>
+            <w:r>
+              <w:rPr>
+                <w:sz w:val="20"/>
+                <w:szCs w:val="20"/>
+                <w:lang w:eastAsia="en-GB"/>
+              </w:rPr>
+              <w:t>CMP Ra,Rb</w:t>
+            </w:r>
+          </w:p>
+        </w:tc>
+        <w:tc>
+          <w:tcPr>
+            <w:tcW w:w="709" w:type="dxa"/>
+          </w:tcPr>
+          <w:p>
+            <w:pPr>
+              <w:jc w:val="center"/>
+              <w:rPr>
+                <w:sz w:val="20"/>
+                <w:szCs w:val="20"/>
+                <w:lang w:eastAsia="en-GB"/>
+              </w:rPr>
+            </w:pPr>
+          </w:p>
+        </w:tc>
+        <w:tc>
+          <w:tcPr>
+            <w:tcW w:w="1134" w:type="dxa"/>
+          </w:tcPr>
+          <w:p>
+            <w:pPr>
+              <w:jc w:val="center"/>
+              <w:rPr>
+                <w:sz w:val="20"/>
+                <w:szCs w:val="20"/>
+                <w:lang w:eastAsia="en-GB"/>
+              </w:rPr>
+            </w:pPr>
+          </w:p>
+        </w:tc>
+        <w:tc>
+          <w:tcPr>
+            <w:tcW w:w="1134" w:type="dxa"/>
+          </w:tcPr>
+          <w:p>
+            <w:pPr>
+              <w:jc w:val="center"/>
+              <w:rPr>
+                <w:sz w:val="20"/>
+                <w:szCs w:val="20"/>
+                <w:lang w:eastAsia="en-GB"/>
+              </w:rPr>
+            </w:pPr>
+            <w:r>
+              <w:rPr>
+                <w:sz w:val="20"/>
+                <w:szCs w:val="20"/>
+                <w:lang w:eastAsia="en-GB"/>
+              </w:rPr>
+              <w:sym w:font="Wingdings" w:char="F0FC"/>
+            </w:r>
+          </w:p>
+        </w:tc>
+        <w:tc>
+          <w:tcPr>
+            <w:tcW w:w="1276" w:type="dxa"/>
+          </w:tcPr>
+          <w:p>
+            <w:pPr>
+              <w:jc w:val="center"/>
+              <w:rPr>
+                <w:sz w:val="20"/>
+                <w:szCs w:val="20"/>
+                <w:lang w:eastAsia="en-GB"/>
+              </w:rPr>
+            </w:pPr>
+            <w:r>
+              <w:rPr>
+                <w:sz w:val="20"/>
+                <w:szCs w:val="20"/>
+                <w:lang w:eastAsia="en-GB"/>
+              </w:rPr>
+              <w:sym w:font="Wingdings" w:char="F0FC"/>
+            </w:r>
+          </w:p>
+        </w:tc>
+        <w:tc>
+          <w:tcPr>
+            <w:tcW w:w="1134" w:type="dxa"/>
+          </w:tcPr>
+          <w:p>
+            <w:pPr>
+              <w:jc w:val="center"/>
+              <w:rPr>
+                <w:sz w:val="20"/>
+                <w:szCs w:val="20"/>
+                <w:lang w:eastAsia="en-GB"/>
+              </w:rPr>
+            </w:pPr>
+            <w:r>
+              <w:rPr>
+                <w:sz w:val="20"/>
+                <w:szCs w:val="20"/>
+                <w:lang w:eastAsia="en-GB"/>
+              </w:rPr>
+              <w:sym w:font="Wingdings" w:char="F0FC"/>
+            </w:r>
+            <w:r>
+              <w:rPr>
+                <w:sz w:val="20"/>
+                <w:szCs w:val="20"/>
+                <w:lang w:eastAsia="en-GB"/>
+              </w:rPr>
+              <w:t xml:space="preserve"> (6)</w:t>
+            </w:r>
+          </w:p>
+        </w:tc>
+      </w:tr>
+    </w:tbl>
+    <w:p>
+      <w:pPr>
+        <w:spacing w:before="60"/>
+        <w:rPr>
+          <w:lang w:eastAsia="en-GB"/>
+        </w:rPr>
+      </w:pPr>
+      <w:r>
+        <w:rPr>
+          <w:lang w:eastAsia="en-GB"/>
+        </w:rPr>
+        <w:t xml:space="preserve">   </w:t>
+      </w:r>
+      <w:r>
+        <w:rPr>
+          <w:lang w:eastAsia="en-GB"/>
+        </w:rPr>
+        <w:t xml:space="preserve">Notes for </w:t>
+      </w:r>
+      <w:r>
+        <w:rPr>
+          <w:lang w:eastAsia="en-GB"/>
+        </w:rPr>
+        <w:fldChar w:fldCharType="begin"/>
+      </w:r>
+      <w:r>
+        <w:rPr>
+          <w:lang w:eastAsia="en-GB"/>
+        </w:rPr>
+        <w:instrText xml:space="preserve"> REF _Ref233205303 \h </w:instrText>
+      </w:r>
+      <w:r>
+        <w:rPr>
+          <w:lang w:eastAsia="en-GB"/>
+        </w:rPr>
+      </w:r>
+      <w:r>
+        <w:rPr>
+          <w:lang w:eastAsia="en-GB"/>
+        </w:rPr>
+        <w:fldChar w:fldCharType="separate"/>
+      </w:r>
+      <w:r>
+        <w:t xml:space="preserve">Table </w:t>
+      </w:r>
       <w:r>
         <w:rPr>
           <w:noProof/>
-          <w:lang w:eastAsia="en-GB"/>
-        </w:rPr>
-        <w:t>&lt;tbd&gt;</w:t>
+        </w:rPr>
+        <w:t>2</w:t>
+      </w:r>
+      <w:r>
+        <w:rPr>
+          <w:lang w:eastAsia="en-GB"/>
+        </w:rPr>
+        <w:fldChar w:fldCharType="end"/>
+      </w:r>
+      <w:r>
+        <w:rPr>
+          <w:lang w:eastAsia="en-GB"/>
+        </w:rPr>
+        <w:t>:</w:t>
       </w:r>
     </w:p>
     <w:p>
       <w:pPr>
+        <w:pStyle w:val="ListParagraph"/>
+        <w:numPr>
+          <w:ilvl w:val="0"/>
+          <w:numId w:val="25"/>
+        </w:numPr>
+        <w:spacing w:before="60"/>
+        <w:rPr>
+          <w:lang w:eastAsia="en-GB"/>
+        </w:rPr>
+      </w:pPr>
+      <w:r>
+        <w:rPr>
+          <w:lang w:eastAsia="en-GB"/>
+        </w:rPr>
+        <w:t>As described by Dave in Discord (</w:t>
+      </w:r>
+      <w:r>
+        <w:rPr>
+          <w:lang w:eastAsia="en-GB"/>
+        </w:rPr>
+        <w:t>18/06/2026 14:01</w:t>
+      </w:r>
+      <w:r>
+        <w:rPr>
+          <w:lang w:eastAsia="en-GB"/>
+        </w:rPr>
+        <w:t xml:space="preserve"> BST)</w:t>
+      </w:r>
+    </w:p>
+    <w:p>
+      <w:pPr>
+        <w:pStyle w:val="ListParagraph"/>
+        <w:numPr>
+          <w:ilvl w:val="0"/>
+          <w:numId w:val="25"/>
+        </w:numPr>
+        <w:spacing w:before="60"/>
+        <w:rPr>
+          <w:lang w:eastAsia="en-GB"/>
+        </w:rPr>
+      </w:pPr>
+      <w:r>
+        <w:rPr>
+          <w:lang w:eastAsia="en-GB"/>
+        </w:rPr>
+        <w:t>Mode value is already in bits 10 to 8 of existing opcode definition</w:t>
+      </w:r>
+    </w:p>
+    <w:p>
+      <w:pPr>
+        <w:pStyle w:val="ListParagraph"/>
+        <w:numPr>
+          <w:ilvl w:val="0"/>
+          <w:numId w:val="25"/>
+        </w:numPr>
+        <w:spacing w:before="60"/>
+        <w:rPr>
+          <w:lang w:eastAsia="en-GB"/>
+        </w:rPr>
+      </w:pPr>
+      <w:r>
+        <w:rPr>
+          <w:lang w:eastAsia="en-GB"/>
+        </w:rPr>
+        <w:t>ALU has to do ADD or SUB Ra</w:t>
+      </w:r>
+      <w:proofErr w:type="gramStart"/>
+      <w:r>
+        <w:rPr>
+          <w:lang w:eastAsia="en-GB"/>
+        </w:rPr>
+        <w:t>,1</w:t>
+      </w:r>
+      <w:proofErr w:type="gramEnd"/>
+      <w:r>
+        <w:rPr>
+          <w:lang w:eastAsia="en-GB"/>
+        </w:rPr>
+        <w:t>. Would be convenient for IS if mode was in bits 10 to 8</w:t>
+      </w:r>
+    </w:p>
+    <w:p>
+      <w:pPr>
+        <w:pStyle w:val="ListParagraph"/>
+        <w:numPr>
+          <w:ilvl w:val="0"/>
+          <w:numId w:val="25"/>
+        </w:numPr>
+        <w:spacing w:before="60"/>
+        <w:rPr>
+          <w:lang w:eastAsia="en-GB"/>
+        </w:rPr>
+      </w:pPr>
+      <w:r>
+        <w:rPr>
+          <w:lang w:eastAsia="en-GB"/>
+        </w:rPr>
+        <w:t>IS has to use R15. Would be convenient for IS if Rb bits = 1111</w:t>
+      </w:r>
+    </w:p>
+    <w:p>
+      <w:pPr>
+        <w:pStyle w:val="ListParagraph"/>
+        <w:numPr>
+          <w:ilvl w:val="0"/>
+          <w:numId w:val="25"/>
+        </w:numPr>
+        <w:spacing w:before="60"/>
+        <w:rPr>
+          <w:lang w:eastAsia="en-GB"/>
+        </w:rPr>
+      </w:pPr>
+      <w:r>
+        <w:rPr>
+          <w:lang w:eastAsia="en-GB"/>
+        </w:rPr>
+        <w:t xml:space="preserve">IS has to inc or </w:t>
+      </w:r>
+      <w:proofErr w:type="spellStart"/>
+      <w:r>
+        <w:rPr>
+          <w:lang w:eastAsia="en-GB"/>
+        </w:rPr>
+        <w:t>dec</w:t>
+      </w:r>
+      <w:proofErr w:type="spellEnd"/>
+      <w:r>
+        <w:rPr>
+          <w:lang w:eastAsia="en-GB"/>
+        </w:rPr>
+        <w:t xml:space="preserve"> SP. Would be convenient for IS if mode was set to ADD or SUB</w:t>
+      </w:r>
+    </w:p>
+    <w:p>
+      <w:pPr>
+        <w:pStyle w:val="ListParagraph"/>
+        <w:numPr>
+          <w:ilvl w:val="0"/>
+          <w:numId w:val="25"/>
+        </w:numPr>
+        <w:spacing w:before="60"/>
+        <w:rPr>
+          <w:lang w:eastAsia="en-GB"/>
+        </w:rPr>
+      </w:pPr>
+      <w:r>
+        <w:rPr>
+          <w:lang w:eastAsia="en-GB"/>
+        </w:rPr>
+        <w:t>IS has to do SUB Ra,Rb but not store result in Ra. Would be convenient for IS if SUB mode was in bits 10 to 8.</w:t>
+      </w:r>
+    </w:p>
+    <w:p>
+      <w:pPr>
+        <w:pStyle w:val="Heading2"/>
+        <w:rPr>
+          <w:lang w:eastAsia="en-GB"/>
+        </w:rPr>
+      </w:pPr>
+      <w:bookmarkStart w:id="9" w:name="_Toc232842930"/>
+      <w:r>
+        <w:rPr>
+          <w:lang w:eastAsia="en-GB"/>
+        </w:rPr>
+        <w:t>IS</w:t>
+      </w:r>
+      <w:r>
+        <w:rPr>
+          <w:lang w:eastAsia="en-GB"/>
+        </w:rPr>
+        <w:t xml:space="preserve"> Block Diagram</w:t>
+      </w:r>
+      <w:bookmarkEnd w:id="9"/>
+    </w:p>
+    <w:p>
+      <w:pPr>
+        <w:rPr>
+          <w:lang w:eastAsia="en-GB"/>
+        </w:rPr>
+      </w:pPr>
+      <w:r>
+        <w:rPr>
+          <w:lang w:eastAsia="en-GB"/>
+        </w:rPr>
+        <w:fldChar w:fldCharType="begin"/>
+      </w:r>
+      <w:r>
+        <w:rPr>
+          <w:lang w:eastAsia="en-GB"/>
+        </w:rPr>
+        <w:instrText xml:space="preserve"> REF _Ref232762527 \h </w:instrText>
+      </w:r>
+      <w:r>
+        <w:rPr>
+          <w:lang w:eastAsia="en-GB"/>
+        </w:rPr>
+      </w:r>
+      <w:r>
+        <w:rPr>
+          <w:lang w:eastAsia="en-GB"/>
+        </w:rPr>
+        <w:fldChar w:fldCharType="separate"/>
+      </w:r>
+      <w:r>
+        <w:t xml:space="preserve">Figure </w:t>
+      </w:r>
+      <w:r>
+        <w:rPr>
+          <w:noProof/>
+        </w:rPr>
+        <w:t>2</w:t>
+      </w:r>
+      <w:r>
+        <w:rPr>
+          <w:lang w:eastAsia="en-GB"/>
+        </w:rPr>
+        <w:fldChar w:fldCharType="end"/>
+      </w:r>
+      <w:r>
+        <w:rPr>
+          <w:lang w:eastAsia="en-GB"/>
+        </w:rPr>
+        <w:t xml:space="preserve"> shows the l</w:t>
+      </w:r>
+      <w:r>
+        <w:rPr>
+          <w:lang w:eastAsia="en-GB"/>
+        </w:rPr>
+        <w:t>evel 1 block diagram for the IS</w:t>
+      </w:r>
+      <w:r>
+        <w:rPr>
+          <w:lang w:eastAsia="en-GB"/>
+        </w:rPr>
+        <w:t>.</w:t>
+      </w:r>
+    </w:p>
+    <w:p>
+      <w:pPr>
+        <w:keepNext/>
+        <w:jc w:val="center"/>
+      </w:pPr>
+      <w:r>
+        <w:rPr>
+          <w:noProof/>
+          <w:lang w:eastAsia="en-GB"/>
+        </w:rPr>
+        <w:t>&lt;tbd&gt;</w:t>
+      </w:r>
+    </w:p>
+    <w:p>
+      <w:pPr>
         <w:pStyle w:val="Caption"/>
         <w:jc w:val="center"/>
         <w:rPr>
           <w:lang w:eastAsia="en-GB"/>
         </w:rPr>
       </w:pPr>
-      <w:bookmarkStart w:id="8" w:name="_Ref232762527"/>
-      <w:bookmarkStart w:id="9" w:name="_Toc232842935"/>
+      <w:bookmarkStart w:id="10" w:name="_Ref232762527"/>
+      <w:bookmarkStart w:id="11" w:name="_Toc232842935"/>
       <w:r>
         <w:t xml:space="preserve">Figure </w:t>
       </w:r>
@@ -4055,7 +7341,7 @@
           <w:t>2</w:t>
         </w:r>
       </w:fldSimple>
-      <w:bookmarkEnd w:id="8"/>
+      <w:bookmarkEnd w:id="10"/>
       <w:r>
         <w:t xml:space="preserve">:   </w:t>
       </w:r>
@@ -4070,243 +7356,128 @@
       </w:r>
       <w:r>
         <w:t>Block Diagram</w:t>
-      </w:r>
-      <w:bookmarkEnd w:id="9"/>
-    </w:p>
-    <w:p>
-      <w:pPr>
-        <w:rPr>
-          <w:lang w:eastAsia="en-GB"/>
-        </w:rPr>
-      </w:pPr>
-      <w:r>
-        <w:rPr>
-          <w:lang w:eastAsia="en-GB"/>
-        </w:rPr>
-        <w:t>&lt;</w:t>
-      </w:r>
-      <w:proofErr w:type="spellStart"/>
-      <w:proofErr w:type="gramStart"/>
-      <w:r>
-        <w:rPr>
-          <w:lang w:eastAsia="en-GB"/>
-        </w:rPr>
-        <w:t>tbd</w:t>
-      </w:r>
-      <w:proofErr w:type="spellEnd"/>
-      <w:proofErr w:type="gramEnd"/>
-      <w:r>
-        <w:rPr>
-          <w:lang w:eastAsia="en-GB"/>
-        </w:rPr>
-        <w:t>&gt; Most</w:t>
-      </w:r>
-      <w:r>
-        <w:rPr>
-          <w:lang w:eastAsia="en-GB"/>
-        </w:rPr>
-        <w:t xml:space="preserve"> of the signals on </w:t>
-      </w:r>
-      <w:r>
-        <w:rPr>
-          <w:lang w:eastAsia="en-GB"/>
-        </w:rPr>
-        <w:fldChar w:fldCharType="begin"/>
-      </w:r>
-      <w:r>
-        <w:rPr>
-          <w:lang w:eastAsia="en-GB"/>
-        </w:rPr>
-        <w:instrText xml:space="preserve"> REF _Ref232757332 \h </w:instrText>
-      </w:r>
-      <w:r>
-        <w:rPr>
-          <w:lang w:eastAsia="en-GB"/>
-        </w:rPr>
-      </w:r>
-      <w:r>
-        <w:rPr>
-          <w:lang w:eastAsia="en-GB"/>
-        </w:rPr>
-        <w:fldChar w:fldCharType="separate"/>
-      </w:r>
-      <w:r>
-        <w:t xml:space="preserve">Figure </w:t>
-      </w:r>
-      <w:r>
-        <w:rPr>
-          <w:noProof/>
-        </w:rPr>
-        <w:t>1</w:t>
-      </w:r>
-      <w:r>
-        <w:rPr>
-          <w:lang w:eastAsia="en-GB"/>
-        </w:rPr>
-        <w:fldChar w:fldCharType="end"/>
-      </w:r>
-      <w:r>
-        <w:rPr>
-          <w:lang w:eastAsia="en-GB"/>
-        </w:rPr>
-        <w:t xml:space="preserve"> flow from left to right</w:t>
-      </w:r>
-    </w:p>
-    <w:p>
-      <w:pPr>
-        <w:pStyle w:val="Heading1"/>
-        <w:rPr>
-          <w:lang w:eastAsia="en-GB"/>
-        </w:rPr>
-      </w:pPr>
-      <w:bookmarkStart w:id="10" w:name="_Toc232842931"/>
-      <w:r>
-        <w:rPr>
-          <w:lang w:eastAsia="en-GB"/>
-        </w:rPr>
-        <w:t xml:space="preserve">Details for Each of the Blocks Shown in </w:t>
-      </w:r>
-      <w:r>
-        <w:rPr>
-          <w:lang w:eastAsia="en-GB"/>
-        </w:rPr>
-        <w:fldChar w:fldCharType="begin"/>
-      </w:r>
-      <w:r>
-        <w:rPr>
-          <w:lang w:eastAsia="en-GB"/>
-        </w:rPr>
-        <w:instrText xml:space="preserve"> REF _Ref232762527 \h </w:instrText>
-      </w:r>
-      <w:r>
-        <w:rPr>
-          <w:lang w:eastAsia="en-GB"/>
-        </w:rPr>
-      </w:r>
-      <w:r>
-        <w:rPr>
-          <w:lang w:eastAsia="en-GB"/>
-        </w:rPr>
-        <w:fldChar w:fldCharType="separate"/>
-      </w:r>
-      <w:r>
-        <w:t xml:space="preserve">Figure </w:t>
-      </w:r>
-      <w:r>
-        <w:rPr>
-          <w:noProof/>
-        </w:rPr>
-        <w:t>2</w:t>
-      </w:r>
-      <w:bookmarkEnd w:id="10"/>
-      <w:r>
-        <w:rPr>
-          <w:lang w:eastAsia="en-GB"/>
-        </w:rPr>
-        <w:fldChar w:fldCharType="end"/>
-      </w:r>
-    </w:p>
-    <w:p>
-      <w:pPr>
-        <w:rPr>
-          <w:lang w:eastAsia="en-GB"/>
-        </w:rPr>
-      </w:pPr>
-      <w:r>
-        <w:rPr>
-          <w:lang w:eastAsia="en-GB"/>
-        </w:rPr>
-        <w:t xml:space="preserve">The following sub sections, one per block shown in </w:t>
-      </w:r>
-      <w:r>
-        <w:rPr>
-          <w:lang w:eastAsia="en-GB"/>
-        </w:rPr>
-        <w:fldChar w:fldCharType="begin"/>
-      </w:r>
-      <w:r>
-        <w:rPr>
-          <w:lang w:eastAsia="en-GB"/>
-        </w:rPr>
-        <w:instrText xml:space="preserve"> REF _Ref232762527 \h </w:instrText>
-      </w:r>
-      <w:r>
-        <w:rPr>
-          <w:lang w:eastAsia="en-GB"/>
-        </w:rPr>
-      </w:r>
-      <w:r>
-        <w:rPr>
-          <w:lang w:eastAsia="en-GB"/>
-        </w:rPr>
-        <w:fldChar w:fldCharType="separate"/>
-      </w:r>
-      <w:r>
-        <w:t xml:space="preserve">Figure </w:t>
-      </w:r>
-      <w:r>
-        <w:rPr>
-          <w:noProof/>
-        </w:rPr>
-        <w:t>2</w:t>
-      </w:r>
-      <w:r>
-        <w:rPr>
-          <w:lang w:eastAsia="en-GB"/>
-        </w:rPr>
-        <w:fldChar w:fldCharType="end"/>
-      </w:r>
-      <w:r>
-        <w:rPr>
-          <w:lang w:eastAsia="en-GB"/>
-        </w:rPr>
-        <w:t>, define the function of each block.</w:t>
-      </w:r>
-    </w:p>
-    <w:p>
-      <w:pPr>
-        <w:pStyle w:val="Heading2"/>
-        <w:rPr>
-          <w:lang w:eastAsia="en-GB"/>
-        </w:rPr>
-      </w:pPr>
-      <w:bookmarkStart w:id="11" w:name="_Toc232842932"/>
-      <w:r>
-        <w:rPr>
-          <w:lang w:eastAsia="en-GB"/>
-        </w:rPr>
-        <w:t>&lt;</w:t>
-      </w:r>
-      <w:proofErr w:type="spellStart"/>
-      <w:proofErr w:type="gramStart"/>
-      <w:r>
-        <w:rPr>
-          <w:lang w:eastAsia="en-GB"/>
-        </w:rPr>
-        <w:t>tbd</w:t>
-      </w:r>
-      <w:proofErr w:type="spellEnd"/>
-      <w:proofErr w:type="gramEnd"/>
-      <w:r>
-        <w:rPr>
-          <w:lang w:eastAsia="en-GB"/>
-        </w:rPr>
-        <w:t>&gt;</w:t>
       </w:r>
       <w:bookmarkEnd w:id="11"/>
     </w:p>
     <w:p>
       <w:pPr>
-        <w:rPr>
-          <w:lang w:eastAsia="en-GB"/>
-        </w:rPr>
-      </w:pPr>
-      <w:r>
-        <w:rPr>
-          <w:lang w:eastAsia="en-GB"/>
-        </w:rPr>
-        <w:t xml:space="preserve">The function of this block is to </w:t>
-      </w:r>
+        <w:pStyle w:val="Heading1"/>
+        <w:rPr>
+          <w:lang w:eastAsia="en-GB"/>
+        </w:rPr>
+      </w:pPr>
+      <w:bookmarkStart w:id="12" w:name="_Toc232842931"/>
+      <w:r>
+        <w:rPr>
+          <w:lang w:eastAsia="en-GB"/>
+        </w:rPr>
+        <w:t xml:space="preserve">Details for Each of the Blocks Shown in </w:t>
+      </w:r>
+      <w:r>
+        <w:rPr>
+          <w:lang w:eastAsia="en-GB"/>
+        </w:rPr>
+        <w:fldChar w:fldCharType="begin"/>
+      </w:r>
+      <w:r>
+        <w:rPr>
+          <w:lang w:eastAsia="en-GB"/>
+        </w:rPr>
+        <w:instrText xml:space="preserve"> REF _Ref232762527 \h </w:instrText>
+      </w:r>
+      <w:r>
+        <w:rPr>
+          <w:lang w:eastAsia="en-GB"/>
+        </w:rPr>
+      </w:r>
+      <w:r>
+        <w:rPr>
+          <w:lang w:eastAsia="en-GB"/>
+        </w:rPr>
+        <w:fldChar w:fldCharType="separate"/>
+      </w:r>
+      <w:r>
+        <w:t xml:space="preserve">Figure </w:t>
+      </w:r>
+      <w:r>
+        <w:rPr>
+          <w:noProof/>
+        </w:rPr>
+        <w:t>2</w:t>
+      </w:r>
+      <w:bookmarkEnd w:id="12"/>
+      <w:r>
+        <w:rPr>
+          <w:lang w:eastAsia="en-GB"/>
+        </w:rPr>
+        <w:fldChar w:fldCharType="end"/>
+      </w:r>
+    </w:p>
+    <w:p>
+      <w:pPr>
+        <w:rPr>
+          <w:lang w:eastAsia="en-GB"/>
+        </w:rPr>
+      </w:pPr>
+      <w:r>
+        <w:rPr>
+          <w:lang w:eastAsia="en-GB"/>
+        </w:rPr>
+        <w:t xml:space="preserve">The following sub sections, one per block shown in </w:t>
+      </w:r>
+      <w:r>
+        <w:rPr>
+          <w:lang w:eastAsia="en-GB"/>
+        </w:rPr>
+        <w:fldChar w:fldCharType="begin"/>
+      </w:r>
+      <w:r>
+        <w:rPr>
+          <w:lang w:eastAsia="en-GB"/>
+        </w:rPr>
+        <w:instrText xml:space="preserve"> REF _Ref232762527 \h </w:instrText>
+      </w:r>
+      <w:r>
+        <w:rPr>
+          <w:lang w:eastAsia="en-GB"/>
+        </w:rPr>
+      </w:r>
+      <w:r>
+        <w:rPr>
+          <w:lang w:eastAsia="en-GB"/>
+        </w:rPr>
+        <w:fldChar w:fldCharType="separate"/>
+      </w:r>
+      <w:r>
+        <w:t xml:space="preserve">Figure </w:t>
+      </w:r>
+      <w:r>
+        <w:rPr>
+          <w:noProof/>
+        </w:rPr>
+        <w:t>2</w:t>
+      </w:r>
+      <w:r>
+        <w:rPr>
+          <w:lang w:eastAsia="en-GB"/>
+        </w:rPr>
+        <w:fldChar w:fldCharType="end"/>
+      </w:r>
+      <w:r>
+        <w:rPr>
+          <w:lang w:eastAsia="en-GB"/>
+        </w:rPr>
+        <w:t>, define the function of each block.</w:t>
+      </w:r>
+    </w:p>
+    <w:p>
+      <w:pPr>
+        <w:pStyle w:val="Heading2"/>
+        <w:rPr>
+          <w:lang w:eastAsia="en-GB"/>
+        </w:rPr>
+      </w:pPr>
+      <w:bookmarkStart w:id="13" w:name="_Toc232842932"/>
       <w:r>
         <w:rPr>
           <w:lang w:eastAsia="en-GB"/>
@@ -4329,6 +7500,7 @@
         </w:rPr>
         <w:t>&gt;</w:t>
       </w:r>
+      <w:bookmarkEnd w:id="13"/>
     </w:p>
     <w:p>
       <w:pPr>
@@ -4340,6 +7512,12 @@
         <w:rPr>
           <w:lang w:eastAsia="en-GB"/>
         </w:rPr>
+        <w:t xml:space="preserve">The function of this block is to </w:t>
+      </w:r>
+      <w:r>
+        <w:rPr>
+          <w:lang w:eastAsia="en-GB"/>
+        </w:rPr>
         <w:t>&lt;</w:t>
       </w:r>
       <w:proofErr w:type="spellStart"/>
@@ -4356,7 +7534,7 @@
         <w:rPr>
           <w:lang w:eastAsia="en-GB"/>
         </w:rPr>
-        <w:t xml:space="preserve"> which is it&gt;</w:t>
+        <w:t>&gt;</w:t>
       </w:r>
     </w:p>
     <w:p>
@@ -4365,27 +7543,27 @@
           <w:lang w:eastAsia="en-GB"/>
         </w:rPr>
       </w:pPr>
-      <w:bookmarkStart w:id="12" w:name="SufficientInfo"/>
-      <w:r>
-        <w:rPr>
-          <w:lang w:eastAsia="en-GB"/>
-        </w:rPr>
-        <w:t xml:space="preserve">This should be sufficient information for producing a schematic diagram for this part of the ALU without needing any further level 2 </w:t>
-      </w:r>
+      <w:r>
+        <w:rPr>
+          <w:lang w:eastAsia="en-GB"/>
+        </w:rPr>
+        <w:t>&lt;</w:t>
+      </w:r>
+      <w:proofErr w:type="spellStart"/>
       <w:proofErr w:type="gramStart"/>
       <w:r>
         <w:rPr>
           <w:lang w:eastAsia="en-GB"/>
         </w:rPr>
-        <w:t>design</w:t>
-      </w:r>
-      <w:bookmarkEnd w:id="12"/>
+        <w:t>tbd</w:t>
+      </w:r>
+      <w:proofErr w:type="spellEnd"/>
       <w:proofErr w:type="gramEnd"/>
       <w:r>
         <w:rPr>
           <w:lang w:eastAsia="en-GB"/>
         </w:rPr>
-        <w:t>.</w:t>
+        <w:t xml:space="preserve"> which is it&gt;</w:t>
       </w:r>
     </w:p>
     <w:p>
@@ -4394,12 +7572,42 @@
           <w:lang w:eastAsia="en-GB"/>
         </w:rPr>
       </w:pPr>
-      <w:bookmarkStart w:id="13" w:name="ComplexInfo"/>
+      <w:bookmarkStart w:id="14" w:name="SufficientInfo"/>
+      <w:r>
+        <w:rPr>
+          <w:lang w:eastAsia="en-GB"/>
+        </w:rPr>
+        <w:t xml:space="preserve">This should be sufficient information for producing a schematic diagram for this part of the ALU without needing any further level 2 </w:t>
+      </w:r>
+      <w:proofErr w:type="gramStart"/>
+      <w:r>
+        <w:rPr>
+          <w:lang w:eastAsia="en-GB"/>
+        </w:rPr>
+        <w:t>design</w:t>
+      </w:r>
+      <w:bookmarkEnd w:id="14"/>
+      <w:proofErr w:type="gramEnd"/>
+      <w:r>
+        <w:rPr>
+          <w:lang w:eastAsia="en-GB"/>
+        </w:rPr>
+        <w:t>.</w:t>
+      </w:r>
+    </w:p>
+    <w:p>
+      <w:pPr>
+        <w:rPr>
+          <w:lang w:eastAsia="en-GB"/>
+        </w:rPr>
+      </w:pPr>
+      <w:bookmarkStart w:id="15" w:name="ComplexInfo"/>
       <w:r>
         <w:rPr>
           <w:color w:val="FF0000"/>
           <w:lang w:eastAsia="en-GB"/>
         </w:rPr>
+        <w:lastRenderedPageBreak/>
         <w:t xml:space="preserve">This complex block will need a level 2 block diagram and further text to define the function of each block on that level 2 </w:t>
       </w:r>
       <w:proofErr w:type="gramStart"/>
@@ -4410,7 +7618,7 @@
         </w:rPr>
         <w:t>diagram</w:t>
       </w:r>
-      <w:bookmarkEnd w:id="13"/>
+      <w:bookmarkEnd w:id="15"/>
       <w:proofErr w:type="gramEnd"/>
       <w:r>
         <w:rPr>
@@ -4431,7 +7639,7 @@
           <w:lang w:eastAsia="en-GB"/>
         </w:rPr>
       </w:pPr>
-      <w:bookmarkStart w:id="14" w:name="_Ref172648415"/>
+      <w:bookmarkStart w:id="16" w:name="_Ref172648415"/>
     </w:p>
     <w:p>
       <w:pPr>
@@ -4459,7 +7667,7 @@
           <w:lang w:eastAsia="en-GB"/>
         </w:rPr>
       </w:pPr>
-      <w:bookmarkStart w:id="15" w:name="_Toc232842933"/>
+      <w:bookmarkStart w:id="17" w:name="_Toc232842933"/>
       <w:r>
         <w:rPr>
           <w:lang w:eastAsia="en-GB"/>
@@ -4467,10 +7675,10 @@
         <w:lastRenderedPageBreak/>
         <w:t>References</w:t>
       </w:r>
-      <w:bookmarkEnd w:id="14"/>
-      <w:bookmarkEnd w:id="15"/>
+      <w:bookmarkEnd w:id="16"/>
+      <w:bookmarkEnd w:id="17"/>
     </w:p>
-    <w:bookmarkStart w:id="16" w:name="AVR_Instruction_Doc"/>
+    <w:bookmarkStart w:id="18" w:name="AVR_Instruction_Doc"/>
     <w:p>
       <w:pPr>
         <w:pStyle w:val="ListParagraph"/>
@@ -4507,7 +7715,7 @@
         </w:rPr>
         <w:t>AVR Instruction Set Manual</w:t>
       </w:r>
-      <w:bookmarkEnd w:id="16"/>
+      <w:bookmarkEnd w:id="18"/>
       <w:r>
         <w:rPr>
           <w:lang w:eastAsia="en-GB"/>
@@ -4515,7 +7723,7 @@
         <w:fldChar w:fldCharType="end"/>
       </w:r>
     </w:p>
-    <w:bookmarkStart w:id="17" w:name="RefCpuDesign"/>
+    <w:bookmarkStart w:id="19" w:name="RefCpuDesign"/>
     <w:p>
       <w:pPr>
         <w:pStyle w:val="ListParagraph"/>
@@ -4537,7 +7745,7 @@
         <w:rPr>
           <w:lang w:eastAsia="en-GB"/>
         </w:rPr>
-        <w:instrText xml:space="preserve"> HYPERLINK "https://www.dropbox.com/scl/fi/877u2nyyyovnjs9wc5jx0/CpuDesign.docx?rlkey=0cqszd049wd2vj8rxomgy8z4k&amp;dl=0" </w:instrText>
+        <w:instrText>HYPERLINK "CpuDesign.docx"</w:instrText>
       </w:r>
       <w:r>
         <w:rPr>
@@ -4552,13 +7760,72 @@
         </w:rPr>
         <w:t>CpuDesign.docx</w:t>
       </w:r>
-      <w:bookmarkEnd w:id="17"/>
+      <w:bookmarkEnd w:id="19"/>
       <w:r>
         <w:rPr>
           <w:lang w:eastAsia="en-GB"/>
         </w:rPr>
         <w:fldChar w:fldCharType="end"/>
       </w:r>
+    </w:p>
+    <w:bookmarkStart w:id="20" w:name="RefL1SeqXlsx"/>
+    <w:p>
+      <w:pPr>
+        <w:pStyle w:val="ListParagraph"/>
+        <w:numPr>
+          <w:ilvl w:val="0"/>
+          <w:numId w:val="2"/>
+        </w:numPr>
+        <w:rPr>
+          <w:lang w:eastAsia="en-GB"/>
+        </w:rPr>
+      </w:pPr>
+      <w:r>
+        <w:rPr>
+          <w:lang w:eastAsia="en-GB"/>
+        </w:rPr>
+        <w:fldChar w:fldCharType="begin"/>
+      </w:r>
+      <w:r>
+        <w:rPr>
+          <w:lang w:eastAsia="en-GB"/>
+        </w:rPr>
+        <w:instrText xml:space="preserve"> HYPERLINK "L1IsSequences.xlsx" </w:instrText>
+      </w:r>
+      <w:r>
+        <w:rPr>
+          <w:lang w:eastAsia="en-GB"/>
+        </w:rPr>
+        <w:fldChar w:fldCharType="separate"/>
+      </w:r>
+      <w:r>
+        <w:rPr>
+          <w:rStyle w:val="Hyperlink"/>
+          <w:lang w:eastAsia="en-GB"/>
+        </w:rPr>
+        <w:t>L1IsSeq</w:t>
+      </w:r>
+      <w:r>
+        <w:rPr>
+          <w:rStyle w:val="Hyperlink"/>
+          <w:lang w:eastAsia="en-GB"/>
+        </w:rPr>
+        <w:t>u</w:t>
+      </w:r>
+      <w:r>
+        <w:rPr>
+          <w:rStyle w:val="Hyperlink"/>
+          <w:lang w:eastAsia="en-GB"/>
+        </w:rPr>
+        <w:t>ences.xlsx</w:t>
+      </w:r>
+      <w:r>
+        <w:rPr>
+          <w:lang w:eastAsia="en-GB"/>
+        </w:rPr>
+        <w:fldChar w:fldCharType="end"/>
+      </w:r>
+      <w:bookmarkEnd w:id="20"/>
     </w:p>
     <w:p>
       <w:pPr>
@@ -5584,7 +8851,7 @@
   <w:abstractNum w:abstractNumId="8">
     <w:nsid w:val="36E52853"/>
     <w:multiLevelType w:val="hybridMultilevel"/>
-    <w:tmpl w:val="46D6F874"/>
+    <w:tmpl w:val="590A3C98"/>
     <w:lvl w:ilvl="0" w:tplc="08090001">
       <w:start w:val="1"/>
       <w:numFmt w:val="bullet"/>
@@ -6842,6 +10109,92 @@
     </w:lvl>
   </w:abstractNum>
   <w:abstractNum w:abstractNumId="20">
+    <w:nsid w:val="6BF155FE"/>
+    <w:multiLevelType w:val="hybridMultilevel"/>
+    <w:tmpl w:val="9796EE38"/>
+    <w:lvl w:ilvl="0" w:tplc="0809000F">
+      <w:start w:val="1"/>
+      <w:numFmt w:val="decimal"/>
+      <w:lvlText w:val="%1."/>
+      <w:lvlJc w:val="left"/>
+      <w:pPr>
+        <w:ind w:left="720" w:hanging="360"/>
+      </w:pPr>
+    </w:lvl>
+    <w:lvl w:ilvl="1" w:tplc="08090019" w:tentative="1">
+      <w:start w:val="1"/>
+      <w:numFmt w:val="lowerLetter"/>
+      <w:lvlText w:val="%2."/>
+      <w:lvlJc w:val="left"/>
+      <w:pPr>
+        <w:ind w:left="1440" w:hanging="360"/>
+      </w:pPr>
+    </w:lvl>
+    <w:lvl w:ilvl="2" w:tplc="0809001B" w:tentative="1">
+      <w:start w:val="1"/>
+      <w:numFmt w:val="lowerRoman"/>
+      <w:lvlText w:val="%3."/>
+      <w:lvlJc w:val="right"/>
+      <w:pPr>
+        <w:ind w:left="2160" w:hanging="180"/>
+      </w:pPr>
+    </w:lvl>
+    <w:lvl w:ilvl="3" w:tplc="0809000F" w:tentative="1">
+      <w:start w:val="1"/>
+      <w:numFmt w:val="decimal"/>
+      <w:lvlText w:val="%4."/>
+      <w:lvlJc w:val="left"/>
+      <w:pPr>
+        <w:ind w:left="2880" w:hanging="360"/>
+      </w:pPr>
+    </w:lvl>
+    <w:lvl w:ilvl="4" w:tplc="08090019" w:tentative="1">
+      <w:start w:val="1"/>
+      <w:numFmt w:val="lowerLetter"/>
+      <w:lvlText w:val="%5."/>
+      <w:lvlJc w:val="left"/>
+      <w:pPr>
+        <w:ind w:left="3600" w:hanging="360"/>
+      </w:pPr>
+    </w:lvl>
+    <w:lvl w:ilvl="5" w:tplc="0809001B" w:tentative="1">
+      <w:start w:val="1"/>
+      <w:numFmt w:val="lowerRoman"/>
+      <w:lvlText w:val="%6."/>
+      <w:lvlJc w:val="right"/>
+      <w:pPr>
+        <w:ind w:left="4320" w:hanging="180"/>
+      </w:pPr>
+    </w:lvl>
+    <w:lvl w:ilvl="6" w:tplc="0809000F" w:tentative="1">
+      <w:start w:val="1"/>
+      <w:numFmt w:val="decimal"/>
+      <w:lvlText w:val="%7."/>
+      <w:lvlJc w:val="left"/>
+      <w:pPr>
+        <w:ind w:left="5040" w:hanging="360"/>
+      </w:pPr>
+    </w:lvl>
+    <w:lvl w:ilvl="7" w:tplc="08090019" w:tentative="1">
+      <w:start w:val="1"/>
+      <w:numFmt w:val="lowerLetter"/>
+      <w:lvlText w:val="%8."/>
+      <w:lvlJc w:val="left"/>
+      <w:pPr>
+        <w:ind w:left="5760" w:hanging="360"/>
+      </w:pPr>
+    </w:lvl>
+    <w:lvl w:ilvl="8" w:tplc="0809001B" w:tentative="1">
+      <w:start w:val="1"/>
+      <w:numFmt w:val="lowerRoman"/>
+      <w:lvlText w:val="%9."/>
+      <w:lvlJc w:val="right"/>
+      <w:pPr>
+        <w:ind w:left="6480" w:hanging="180"/>
+      </w:pPr>
+    </w:lvl>
+  </w:abstractNum>
+  <w:abstractNum w:abstractNumId="21">
     <w:nsid w:val="72C52DE3"/>
     <w:multiLevelType w:val="hybridMultilevel"/>
     <w:tmpl w:val="29109174"/>
@@ -6954,7 +10307,7 @@
       </w:rPr>
     </w:lvl>
   </w:abstractNum>
-  <w:abstractNum w:abstractNumId="21">
+  <w:abstractNum w:abstractNumId="22">
     <w:nsid w:val="77B47D33"/>
     <w:multiLevelType w:val="hybridMultilevel"/>
     <w:tmpl w:val="AA146E8C"/>
@@ -7067,7 +10420,7 @@
       </w:rPr>
     </w:lvl>
   </w:abstractNum>
-  <w:abstractNum w:abstractNumId="22">
+  <w:abstractNum w:abstractNumId="23">
     <w:nsid w:val="7DAB54F1"/>
     <w:multiLevelType w:val="hybridMultilevel"/>
     <w:tmpl w:val="B7A2471E"/>
@@ -7180,7 +10533,7 @@
       </w:rPr>
     </w:lvl>
   </w:abstractNum>
-  <w:abstractNum w:abstractNumId="23">
+  <w:abstractNum w:abstractNumId="24">
     <w:nsid w:val="7F6475FB"/>
     <w:multiLevelType w:val="hybridMultilevel"/>
     <w:tmpl w:val="CD608B4E"/>
@@ -7306,7 +10659,7 @@
     <w:abstractNumId w:val="18"/>
   </w:num>
   <w:num w:numId="5">
-    <w:abstractNumId w:val="20"/>
+    <w:abstractNumId w:val="21"/>
   </w:num>
   <w:num w:numId="6">
     <w:abstractNumId w:val="13"/>
@@ -7318,13 +10671,13 @@
     <w:abstractNumId w:val="6"/>
   </w:num>
   <w:num w:numId="9">
-    <w:abstractNumId w:val="23"/>
+    <w:abstractNumId w:val="24"/>
   </w:num>
   <w:num w:numId="10">
-    <w:abstractNumId w:val="21"/>
+    <w:abstractNumId w:val="22"/>
   </w:num>
   <w:num w:numId="11">
-    <w:abstractNumId w:val="22"/>
+    <w:abstractNumId w:val="23"/>
   </w:num>
   <w:num w:numId="12">
     <w:abstractNumId w:val="19"/>
@@ -7364,6 +10717,9 @@
   </w:num>
   <w:num w:numId="24">
     <w:abstractNumId w:val="16"/>
+  </w:num>
+  <w:num w:numId="25">
+    <w:abstractNumId w:val="20"/>
   </w:num>
   <w:numIdMacAtCleanup w:val="18"/>
 </w:numbering>
@@ -8501,7 +11857,7 @@
 </file>
 
 <file path=customXml/itemProps2.xml><?xml version="1.0" encoding="utf-8"?>
-<ds:datastoreItem xmlns:ds="http://schemas.openxmlformats.org/officeDocument/2006/customXml" ds:itemID="{DF888A06-CCB8-4BC0-9E9D-94C91DFE32C8}">
+<ds:datastoreItem xmlns:ds="http://schemas.openxmlformats.org/officeDocument/2006/customXml" ds:itemID="{68C812D9-935D-4D8A-AD80-9711DF370725}">
   <ds:schemaRefs>
     <ds:schemaRef ds:uri="http://schemas.openxmlformats.org/officeDocument/2006/bibliography"/>
   </ds:schemaRefs>

--- a/CPU Design/L1IsDesign.docx
+++ b/CPU Design/L1IsDesign.docx
@@ -2005,6 +2005,8 @@
           <w:lang w:eastAsia="en-GB"/>
         </w:rPr>
       </w:pPr>
+      <w:bookmarkStart w:id="6" w:name="CurrentEditPos"/>
+      <w:bookmarkEnd w:id="6"/>
       <w:r>
         <w:rPr>
           <w:lang w:eastAsia="en-GB"/>
@@ -2074,7 +2076,7 @@
         <w:keepNext/>
         <w:jc w:val="center"/>
       </w:pPr>
-      <w:bookmarkStart w:id="6" w:name="_Ref232761378"/>
+      <w:bookmarkStart w:id="7" w:name="_Ref232761378"/>
       <w:r>
         <w:t xml:space="preserve">Table </w:t>
       </w:r>
@@ -2086,7 +2088,7 @@
           <w:t>1</w:t>
         </w:r>
       </w:fldSimple>
-      <w:bookmarkEnd w:id="6"/>
+      <w:bookmarkEnd w:id="7"/>
       <w:r>
         <w:t>:   ALU Inputs and Outputs</w:t>
       </w:r>
@@ -2130,17 +2132,27 @@
               </w:rPr>
               <w:t xml:space="preserve">Ref </w:t>
             </w:r>
-            <w:fldSimple w:instr=" REF RefCpuDesign \r \h  \* MERGEFORMAT ">
-              <w:r>
-                <w:rPr>
-                  <w:b/>
-                  <w:sz w:val="20"/>
-                  <w:szCs w:val="20"/>
-                  <w:lang w:eastAsia="en-GB"/>
-                </w:rPr>
-                <w:t>2</w:t>
-              </w:r>
-            </w:fldSimple>
+            <w:r>
+              <w:fldChar w:fldCharType="begin"/>
+            </w:r>
+            <w:r>
+              <w:instrText xml:space="preserve"> REF RefCpuDesign \r \h  \* MERGEFORMAT </w:instrText>
+            </w:r>
+            <w:r>
+              <w:fldChar w:fldCharType="separate"/>
+            </w:r>
+            <w:r>
+              <w:rPr>
+                <w:b/>
+                <w:sz w:val="20"/>
+                <w:szCs w:val="20"/>
+                <w:lang w:eastAsia="en-GB"/>
+              </w:rPr>
+              <w:t>2</w:t>
+            </w:r>
+            <w:r>
+              <w:fldChar w:fldCharType="end"/>
+            </w:r>
             <w:r>
               <w:rPr>
                 <w:b/>
@@ -2296,7 +2308,15 @@
                 <w:szCs w:val="20"/>
                 <w:lang w:eastAsia="en-GB"/>
               </w:rPr>
-              <w:t>FLAG_S</w:t>
+              <w:t>FLA</w:t>
+            </w:r>
+            <w:r>
+              <w:rPr>
+                <w:sz w:val="20"/>
+                <w:szCs w:val="20"/>
+                <w:lang w:eastAsia="en-GB"/>
+              </w:rPr>
+              <w:t>GS BUS</w:t>
             </w:r>
           </w:p>
         </w:tc>
@@ -2318,291 +2338,7 @@
                 <w:szCs w:val="20"/>
                 <w:lang w:eastAsia="en-GB"/>
               </w:rPr>
-              <w:t>FLAG_S</w:t>
-            </w:r>
-          </w:p>
-        </w:tc>
-        <w:tc>
-          <w:tcPr>
-            <w:tcW w:w="1553" w:type="dxa"/>
-          </w:tcPr>
-          <w:p>
-            <w:pPr>
-              <w:rPr>
-                <w:sz w:val="20"/>
-                <w:szCs w:val="20"/>
-                <w:lang w:eastAsia="en-GB"/>
-              </w:rPr>
-            </w:pPr>
-            <w:r>
-              <w:rPr>
-                <w:sz w:val="20"/>
-                <w:szCs w:val="20"/>
-                <w:lang w:eastAsia="en-GB"/>
-              </w:rPr>
-              <w:t>Input</w:t>
-            </w:r>
-          </w:p>
-        </w:tc>
-      </w:tr>
-      <w:tr>
-        <w:trPr>
-          <w:jc w:val="center"/>
-        </w:trPr>
-        <w:tc>
-          <w:tcPr>
-            <w:tcW w:w="2008" w:type="dxa"/>
-          </w:tcPr>
-          <w:p>
-            <w:pPr>
-              <w:rPr>
-                <w:sz w:val="20"/>
-                <w:szCs w:val="20"/>
-                <w:lang w:eastAsia="en-GB"/>
-              </w:rPr>
-            </w:pPr>
-            <w:r>
-              <w:rPr>
-                <w:sz w:val="20"/>
-                <w:szCs w:val="20"/>
-                <w:lang w:eastAsia="en-GB"/>
-              </w:rPr>
-              <w:t>FLAG_V</w:t>
-            </w:r>
-          </w:p>
-        </w:tc>
-        <w:tc>
-          <w:tcPr>
-            <w:tcW w:w="1294" w:type="dxa"/>
-          </w:tcPr>
-          <w:p>
-            <w:pPr>
-              <w:rPr>
-                <w:sz w:val="20"/>
-                <w:szCs w:val="20"/>
-                <w:lang w:eastAsia="en-GB"/>
-              </w:rPr>
-            </w:pPr>
-            <w:r>
-              <w:rPr>
-                <w:sz w:val="20"/>
-                <w:szCs w:val="20"/>
-                <w:lang w:eastAsia="en-GB"/>
-              </w:rPr>
-              <w:t>FLAG_V</w:t>
-            </w:r>
-          </w:p>
-        </w:tc>
-        <w:tc>
-          <w:tcPr>
-            <w:tcW w:w="1553" w:type="dxa"/>
-          </w:tcPr>
-          <w:p>
-            <w:pPr>
-              <w:rPr>
-                <w:sz w:val="20"/>
-                <w:szCs w:val="20"/>
-                <w:lang w:eastAsia="en-GB"/>
-              </w:rPr>
-            </w:pPr>
-            <w:r>
-              <w:rPr>
-                <w:sz w:val="20"/>
-                <w:szCs w:val="20"/>
-                <w:lang w:eastAsia="en-GB"/>
-              </w:rPr>
-              <w:t>Input</w:t>
-            </w:r>
-          </w:p>
-        </w:tc>
-      </w:tr>
-      <w:tr>
-        <w:trPr>
-          <w:jc w:val="center"/>
-        </w:trPr>
-        <w:tc>
-          <w:tcPr>
-            <w:tcW w:w="2008" w:type="dxa"/>
-          </w:tcPr>
-          <w:p>
-            <w:pPr>
-              <w:rPr>
-                <w:sz w:val="20"/>
-                <w:szCs w:val="20"/>
-                <w:lang w:val="en-US" w:eastAsia="en-GB"/>
-              </w:rPr>
-            </w:pPr>
-            <w:r>
-              <w:rPr>
-                <w:sz w:val="20"/>
-                <w:szCs w:val="20"/>
-                <w:lang w:eastAsia="en-GB"/>
-              </w:rPr>
-              <w:t>FLAG_N</w:t>
-            </w:r>
-          </w:p>
-        </w:tc>
-        <w:tc>
-          <w:tcPr>
-            <w:tcW w:w="1294" w:type="dxa"/>
-          </w:tcPr>
-          <w:p>
-            <w:pPr>
-              <w:rPr>
-                <w:sz w:val="20"/>
-                <w:szCs w:val="20"/>
-                <w:lang w:eastAsia="en-GB"/>
-              </w:rPr>
-            </w:pPr>
-            <w:r>
-              <w:rPr>
-                <w:sz w:val="20"/>
-                <w:szCs w:val="20"/>
-                <w:lang w:eastAsia="en-GB"/>
-              </w:rPr>
-              <w:t>FLAG_N</w:t>
-            </w:r>
-          </w:p>
-        </w:tc>
-        <w:tc>
-          <w:tcPr>
-            <w:tcW w:w="1553" w:type="dxa"/>
-          </w:tcPr>
-          <w:p>
-            <w:pPr>
-              <w:rPr>
-                <w:sz w:val="20"/>
-                <w:szCs w:val="20"/>
-                <w:lang w:eastAsia="en-GB"/>
-              </w:rPr>
-            </w:pPr>
-            <w:r>
-              <w:rPr>
-                <w:sz w:val="20"/>
-                <w:szCs w:val="20"/>
-                <w:lang w:eastAsia="en-GB"/>
-              </w:rPr>
-              <w:t>Input</w:t>
-            </w:r>
-          </w:p>
-        </w:tc>
-      </w:tr>
-      <w:tr>
-        <w:trPr>
-          <w:jc w:val="center"/>
-        </w:trPr>
-        <w:tc>
-          <w:tcPr>
-            <w:tcW w:w="2008" w:type="dxa"/>
-          </w:tcPr>
-          <w:p>
-            <w:pPr>
-              <w:rPr>
-                <w:sz w:val="20"/>
-                <w:szCs w:val="20"/>
-                <w:lang w:eastAsia="en-GB"/>
-              </w:rPr>
-            </w:pPr>
-            <w:r>
-              <w:rPr>
-                <w:sz w:val="20"/>
-                <w:szCs w:val="20"/>
-                <w:lang w:eastAsia="en-GB"/>
-              </w:rPr>
-              <w:t>FLAG_Z</w:t>
-            </w:r>
-          </w:p>
-        </w:tc>
-        <w:tc>
-          <w:tcPr>
-            <w:tcW w:w="1294" w:type="dxa"/>
-          </w:tcPr>
-          <w:p>
-            <w:pPr>
-              <w:rPr>
-                <w:sz w:val="20"/>
-                <w:szCs w:val="20"/>
-                <w:lang w:eastAsia="en-GB"/>
-              </w:rPr>
-            </w:pPr>
-            <w:r>
-              <w:rPr>
-                <w:sz w:val="20"/>
-                <w:szCs w:val="20"/>
-                <w:lang w:eastAsia="en-GB"/>
-              </w:rPr>
-              <w:t>FLAG_Z</w:t>
-            </w:r>
-          </w:p>
-        </w:tc>
-        <w:tc>
-          <w:tcPr>
-            <w:tcW w:w="1553" w:type="dxa"/>
-          </w:tcPr>
-          <w:p>
-            <w:pPr>
-              <w:rPr>
-                <w:sz w:val="20"/>
-                <w:szCs w:val="20"/>
-                <w:lang w:eastAsia="en-GB"/>
-              </w:rPr>
-            </w:pPr>
-            <w:r>
-              <w:rPr>
-                <w:sz w:val="20"/>
-                <w:szCs w:val="20"/>
-                <w:lang w:eastAsia="en-GB"/>
-              </w:rPr>
-              <w:t>Input</w:t>
-            </w:r>
-          </w:p>
-        </w:tc>
-      </w:tr>
-      <w:tr>
-        <w:trPr>
-          <w:jc w:val="center"/>
-        </w:trPr>
-        <w:tc>
-          <w:tcPr>
-            <w:tcW w:w="2008" w:type="dxa"/>
-          </w:tcPr>
-          <w:p>
-            <w:pPr>
-              <w:rPr>
-                <w:sz w:val="20"/>
-                <w:szCs w:val="20"/>
-                <w:lang w:eastAsia="en-GB"/>
-              </w:rPr>
-            </w:pPr>
-            <w:r>
-              <w:rPr>
-                <w:sz w:val="20"/>
-                <w:szCs w:val="20"/>
-                <w:lang w:eastAsia="en-GB"/>
-              </w:rPr>
-              <w:t>FLAG_C</w:t>
-            </w:r>
-          </w:p>
-        </w:tc>
-        <w:tc>
-          <w:tcPr>
-            <w:tcW w:w="1294" w:type="dxa"/>
-          </w:tcPr>
-          <w:p>
-            <w:pPr>
-              <w:rPr>
-                <w:sz w:val="20"/>
-                <w:szCs w:val="20"/>
-                <w:lang w:eastAsia="en-GB"/>
-              </w:rPr>
-            </w:pPr>
-            <w:r>
-              <w:rPr>
-                <w:sz w:val="20"/>
-                <w:szCs w:val="20"/>
-                <w:lang w:eastAsia="en-GB"/>
-              </w:rPr>
-              <w:t>FLAG_C</w:t>
+              <w:t>FLAGS</w:t>
             </w:r>
           </w:p>
         </w:tc>
@@ -4078,8 +3814,6 @@
           <w:lang w:eastAsia="en-GB"/>
         </w:rPr>
       </w:pPr>
-      <w:bookmarkStart w:id="7" w:name="CurrentEditPos"/>
-      <w:bookmarkEnd w:id="7"/>
       <w:r>
         <w:rPr>
           <w:lang w:eastAsia="en-GB"/>
@@ -7219,21 +6953,63 @@
         <w:rPr>
           <w:lang w:eastAsia="en-GB"/>
         </w:rPr>
-        <w:t>IS has to do SUB Ra,Rb but not store result in Ra. Would be convenient for IS if SUB mode was in bits 10 to 8.</w:t>
+        <w:t>IS has to do SUB Ra</w:t>
+      </w:r>
+      <w:proofErr w:type="gramStart"/>
+      <w:r>
+        <w:rPr>
+          <w:lang w:eastAsia="en-GB"/>
+        </w:rPr>
+        <w:t>,Rb</w:t>
+      </w:r>
+      <w:proofErr w:type="gramEnd"/>
+      <w:r>
+        <w:rPr>
+          <w:lang w:eastAsia="en-GB"/>
+        </w:rPr>
+        <w:t xml:space="preserve"> but not store result in Ra. Would be convenient for IS if SUB mode was in bits 10 to 8.</w:t>
       </w:r>
     </w:p>
     <w:p>
       <w:pPr>
+        <w:spacing w:before="60"/>
+        <w:rPr>
+          <w:lang w:eastAsia="en-GB"/>
+        </w:rPr>
+      </w:pPr>
+    </w:p>
+    <w:p>
+      <w:pPr>
+        <w:rPr>
+          <w:rFonts w:asciiTheme="majorHAnsi" w:eastAsiaTheme="majorEastAsia" w:hAnsiTheme="majorHAnsi" w:cstheme="majorBidi"/>
+          <w:b/>
+          <w:bCs/>
+          <w:color w:val="4F81BD" w:themeColor="accent1"/>
+          <w:sz w:val="26"/>
+          <w:szCs w:val="26"/>
+          <w:lang w:eastAsia="en-GB"/>
+        </w:rPr>
+      </w:pPr>
+      <w:bookmarkStart w:id="9" w:name="_Toc232842930"/>
+      <w:r>
+        <w:rPr>
+          <w:lang w:eastAsia="en-GB"/>
+        </w:rPr>
+        <w:br w:type="page"/>
+      </w:r>
+    </w:p>
+    <w:p>
+      <w:pPr>
         <w:pStyle w:val="Heading2"/>
         <w:rPr>
           <w:lang w:eastAsia="en-GB"/>
         </w:rPr>
       </w:pPr>
-      <w:bookmarkStart w:id="9" w:name="_Toc232842930"/>
-      <w:r>
-        <w:rPr>
-          <w:lang w:eastAsia="en-GB"/>
-        </w:rPr>
+      <w:r>
+        <w:rPr>
+          <w:lang w:eastAsia="en-GB"/>
+        </w:rPr>
+        <w:lastRenderedPageBreak/>
         <w:t>IS</w:t>
       </w:r>
       <w:r>
@@ -7317,16 +7093,57 @@
           <w:noProof/>
           <w:lang w:eastAsia="en-GB"/>
         </w:rPr>
-        <w:t>&lt;tbd&gt;</w:t>
+        <w:drawing>
+          <wp:inline distT="0" distB="0" distL="0" distR="0">
+            <wp:extent cx="5731510" cy="3254929"/>
+            <wp:effectExtent l="19050" t="0" r="2540" b="0"/>
+            <wp:docPr id="4" name="Picture 4"/>
+            <wp:cNvGraphicFramePr>
+              <a:graphicFrameLocks xmlns:a="http://schemas.openxmlformats.org/drawingml/2006/main" noChangeAspect="1"/>
+            </wp:cNvGraphicFramePr>
+            <a:graphic xmlns:a="http://schemas.openxmlformats.org/drawingml/2006/main">
+              <a:graphicData uri="http://schemas.openxmlformats.org/drawingml/2006/picture">
+                <pic:pic xmlns:pic="http://schemas.openxmlformats.org/drawingml/2006/picture">
+                  <pic:nvPicPr>
+                    <pic:cNvPr id="0" name="Picture 4"/>
+                    <pic:cNvPicPr>
+                      <a:picLocks noChangeAspect="1" noChangeArrowheads="1"/>
+                    </pic:cNvPicPr>
+                  </pic:nvPicPr>
+                  <pic:blipFill>
+                    <a:blip r:embed="rId12" cstate="print"/>
+                    <a:srcRect/>
+                    <a:stretch>
+                      <a:fillRect/>
+                    </a:stretch>
+                  </pic:blipFill>
+                  <pic:spPr bwMode="auto">
+                    <a:xfrm>
+                      <a:off x="0" y="0"/>
+                      <a:ext cx="5731510" cy="3254929"/>
+                    </a:xfrm>
+                    <a:prstGeom prst="rect">
+                      <a:avLst/>
+                    </a:prstGeom>
+                    <a:noFill/>
+                    <a:ln w="9525">
+                      <a:noFill/>
+                      <a:miter lim="800000"/>
+                      <a:headEnd/>
+                      <a:tailEnd/>
+                    </a:ln>
+                  </pic:spPr>
+                </pic:pic>
+              </a:graphicData>
+            </a:graphic>
+          </wp:inline>
+        </w:drawing>
       </w:r>
     </w:p>
     <w:p>
       <w:pPr>
         <w:pStyle w:val="Caption"/>
         <w:jc w:val="center"/>
-        <w:rPr>
-          <w:lang w:eastAsia="en-GB"/>
-        </w:rPr>
       </w:pPr>
       <w:bookmarkStart w:id="10" w:name="_Ref232762527"/>
       <w:bookmarkStart w:id="11" w:name="_Toc232842935"/>
@@ -7346,7 +7163,7 @@
         <w:t xml:space="preserve">:   </w:t>
       </w:r>
       <w:r>
-        <w:t>TBD</w:t>
+        <w:t>IS</w:t>
       </w:r>
       <w:r>
         <w:t xml:space="preserve"> </w:t>
@@ -7360,271 +7177,152 @@
       <w:bookmarkEnd w:id="11"/>
     </w:p>
     <w:p>
-      <w:pPr>
-        <w:pStyle w:val="Heading1"/>
-        <w:rPr>
-          <w:lang w:eastAsia="en-GB"/>
-        </w:rPr>
-      </w:pPr>
-      <w:bookmarkStart w:id="12" w:name="_Toc232842931"/>
-      <w:r>
-        <w:rPr>
-          <w:lang w:eastAsia="en-GB"/>
-        </w:rPr>
-        <w:t xml:space="preserve">Details for Each of the Blocks Shown in </w:t>
-      </w:r>
-      <w:r>
-        <w:rPr>
-          <w:lang w:eastAsia="en-GB"/>
-        </w:rPr>
-        <w:fldChar w:fldCharType="begin"/>
-      </w:r>
-      <w:r>
-        <w:rPr>
-          <w:lang w:eastAsia="en-GB"/>
-        </w:rPr>
-        <w:instrText xml:space="preserve"> REF _Ref232762527 \h </w:instrText>
-      </w:r>
-      <w:r>
-        <w:rPr>
-          <w:lang w:eastAsia="en-GB"/>
-        </w:rPr>
-      </w:r>
-      <w:r>
-        <w:rPr>
-          <w:lang w:eastAsia="en-GB"/>
-        </w:rPr>
-        <w:fldChar w:fldCharType="separate"/>
-      </w:r>
-      <w:r>
-        <w:t xml:space="preserve">Figure </w:t>
-      </w:r>
-      <w:r>
-        <w:rPr>
-          <w:noProof/>
-        </w:rPr>
-        <w:t>2</w:t>
-      </w:r>
-      <w:bookmarkEnd w:id="12"/>
-      <w:r>
-        <w:rPr>
-          <w:lang w:eastAsia="en-GB"/>
-        </w:rPr>
-        <w:fldChar w:fldCharType="end"/>
+      <w:r>
+        <w:t>Snags &lt;</w:t>
+      </w:r>
+      <w:proofErr w:type="spellStart"/>
+      <w:proofErr w:type="gramStart"/>
+      <w:r>
+        <w:t>tbd</w:t>
+      </w:r>
+      <w:proofErr w:type="spellEnd"/>
+      <w:proofErr w:type="gramEnd"/>
+      <w:r>
+        <w:t>&gt;</w:t>
       </w:r>
     </w:p>
     <w:p>
       <w:pPr>
-        <w:rPr>
-          <w:lang w:eastAsia="en-GB"/>
-        </w:rPr>
-      </w:pPr>
-      <w:r>
-        <w:rPr>
-          <w:lang w:eastAsia="en-GB"/>
-        </w:rPr>
-        <w:t xml:space="preserve">The following sub sections, one per block shown in </w:t>
-      </w:r>
-      <w:r>
-        <w:rPr>
-          <w:lang w:eastAsia="en-GB"/>
-        </w:rPr>
-        <w:fldChar w:fldCharType="begin"/>
-      </w:r>
-      <w:r>
-        <w:rPr>
-          <w:lang w:eastAsia="en-GB"/>
-        </w:rPr>
-        <w:instrText xml:space="preserve"> REF _Ref232762527 \h </w:instrText>
-      </w:r>
-      <w:r>
-        <w:rPr>
-          <w:lang w:eastAsia="en-GB"/>
-        </w:rPr>
-      </w:r>
-      <w:r>
-        <w:rPr>
-          <w:lang w:eastAsia="en-GB"/>
-        </w:rPr>
-        <w:fldChar w:fldCharType="separate"/>
-      </w:r>
-      <w:r>
-        <w:t xml:space="preserve">Figure </w:t>
-      </w:r>
-      <w:r>
-        <w:rPr>
-          <w:noProof/>
-        </w:rPr>
-        <w:t>2</w:t>
-      </w:r>
-      <w:r>
-        <w:rPr>
-          <w:lang w:eastAsia="en-GB"/>
-        </w:rPr>
-        <w:fldChar w:fldCharType="end"/>
-      </w:r>
-      <w:r>
-        <w:rPr>
-          <w:lang w:eastAsia="en-GB"/>
-        </w:rPr>
-        <w:t>, define the function of each block.</w:t>
+        <w:pStyle w:val="ListParagraph"/>
+        <w:numPr>
+          <w:ilvl w:val="0"/>
+          <w:numId w:val="27"/>
+        </w:numPr>
+      </w:pPr>
+      <w:r>
+        <w:t>RAM Address Control:</w:t>
       </w:r>
     </w:p>
     <w:p>
       <w:pPr>
-        <w:pStyle w:val="Heading2"/>
-        <w:rPr>
-          <w:lang w:eastAsia="en-GB"/>
-        </w:rPr>
-      </w:pPr>
-      <w:bookmarkStart w:id="13" w:name="_Toc232842932"/>
-      <w:r>
-        <w:rPr>
-          <w:lang w:eastAsia="en-GB"/>
-        </w:rPr>
-        <w:t>&lt;</w:t>
-      </w:r>
-      <w:proofErr w:type="spellStart"/>
-      <w:proofErr w:type="gramStart"/>
-      <w:r>
-        <w:rPr>
-          <w:lang w:eastAsia="en-GB"/>
-        </w:rPr>
-        <w:t>tbd</w:t>
-      </w:r>
-      <w:proofErr w:type="spellEnd"/>
-      <w:proofErr w:type="gramEnd"/>
-      <w:r>
-        <w:rPr>
-          <w:lang w:eastAsia="en-GB"/>
-        </w:rPr>
-        <w:t>&gt;</w:t>
-      </w:r>
-      <w:bookmarkEnd w:id="13"/>
+        <w:pStyle w:val="ListParagraph"/>
+        <w:numPr>
+          <w:ilvl w:val="1"/>
+          <w:numId w:val="27"/>
+        </w:numPr>
+      </w:pPr>
+      <w:r>
+        <w:t>When AS_ALUO is selected, the ALU output will be on the data bus</w:t>
+      </w:r>
     </w:p>
     <w:p>
       <w:pPr>
-        <w:rPr>
-          <w:lang w:eastAsia="en-GB"/>
-        </w:rPr>
-      </w:pPr>
-      <w:r>
-        <w:rPr>
-          <w:lang w:eastAsia="en-GB"/>
-        </w:rPr>
-        <w:t xml:space="preserve">The function of this block is to </w:t>
-      </w:r>
-      <w:r>
-        <w:rPr>
-          <w:lang w:eastAsia="en-GB"/>
-        </w:rPr>
-        <w:t>&lt;</w:t>
-      </w:r>
-      <w:proofErr w:type="spellStart"/>
-      <w:proofErr w:type="gramStart"/>
-      <w:r>
-        <w:rPr>
-          <w:lang w:eastAsia="en-GB"/>
-        </w:rPr>
-        <w:t>tbd</w:t>
-      </w:r>
-      <w:proofErr w:type="spellEnd"/>
-      <w:proofErr w:type="gramEnd"/>
-      <w:r>
-        <w:rPr>
-          <w:lang w:eastAsia="en-GB"/>
-        </w:rPr>
-        <w:t>&gt;</w:t>
+        <w:pStyle w:val="ListParagraph"/>
+        <w:numPr>
+          <w:ilvl w:val="1"/>
+          <w:numId w:val="27"/>
+        </w:numPr>
+      </w:pPr>
+      <w:r>
+        <w:t>When the ALU output is on the data bus</w:t>
+      </w:r>
+      <w:r>
+        <w:t xml:space="preserve"> RAM data can’t be too</w:t>
       </w:r>
     </w:p>
     <w:p>
       <w:pPr>
-        <w:rPr>
-          <w:lang w:eastAsia="en-GB"/>
-        </w:rPr>
-      </w:pPr>
-      <w:r>
-        <w:rPr>
-          <w:lang w:eastAsia="en-GB"/>
-        </w:rPr>
-        <w:t>&lt;</w:t>
-      </w:r>
+        <w:pStyle w:val="ListParagraph"/>
+        <w:numPr>
+          <w:ilvl w:val="1"/>
+          <w:numId w:val="27"/>
+        </w:numPr>
+      </w:pPr>
       <w:proofErr w:type="spellStart"/>
-      <w:proofErr w:type="gramStart"/>
-      <w:r>
-        <w:rPr>
-          <w:lang w:eastAsia="en-GB"/>
-        </w:rPr>
+      <w:r>
+        <w:t>Soluion</w:t>
+      </w:r>
+      <w:proofErr w:type="spellEnd"/>
+      <w:r>
+        <w:t xml:space="preserve"> &lt;</w:t>
+      </w:r>
+      <w:proofErr w:type="spellStart"/>
+      <w:r>
         <w:t>tbd</w:t>
       </w:r>
       <w:proofErr w:type="spellEnd"/>
-      <w:proofErr w:type="gramEnd"/>
-      <w:r>
-        <w:rPr>
-          <w:lang w:eastAsia="en-GB"/>
-        </w:rPr>
-        <w:t xml:space="preserve"> which is it&gt;</w:t>
+      <w:r>
+        <w:t>&gt;</w:t>
       </w:r>
     </w:p>
     <w:p>
       <w:pPr>
-        <w:rPr>
-          <w:lang w:eastAsia="en-GB"/>
-        </w:rPr>
-      </w:pPr>
-      <w:bookmarkStart w:id="14" w:name="SufficientInfo"/>
-      <w:r>
-        <w:rPr>
-          <w:lang w:eastAsia="en-GB"/>
-        </w:rPr>
-        <w:t xml:space="preserve">This should be sufficient information for producing a schematic diagram for this part of the ALU without needing any further level 2 </w:t>
-      </w:r>
-      <w:proofErr w:type="gramStart"/>
-      <w:r>
-        <w:rPr>
-          <w:lang w:eastAsia="en-GB"/>
-        </w:rPr>
-        <w:t>design</w:t>
-      </w:r>
-      <w:bookmarkEnd w:id="14"/>
-      <w:proofErr w:type="gramEnd"/>
-      <w:r>
-        <w:rPr>
-          <w:lang w:eastAsia="en-GB"/>
-        </w:rPr>
-        <w:t>.</w:t>
+        <w:pStyle w:val="ListParagraph"/>
+        <w:numPr>
+          <w:ilvl w:val="2"/>
+          <w:numId w:val="27"/>
+        </w:numPr>
+      </w:pPr>
+      <w:r>
+        <w:t>RAM address control has to latch ALU OUTPUT?</w:t>
       </w:r>
     </w:p>
     <w:p>
-      <w:pPr>
-        <w:rPr>
-          <w:lang w:eastAsia="en-GB"/>
-        </w:rPr>
-      </w:pPr>
-      <w:bookmarkStart w:id="15" w:name="ComplexInfo"/>
-      <w:r>
-        <w:rPr>
-          <w:color w:val="FF0000"/>
-          <w:lang w:eastAsia="en-GB"/>
-        </w:rPr>
-        <w:lastRenderedPageBreak/>
-        <w:t xml:space="preserve">This complex block will need a level 2 block diagram and further text to define the function of each block on that level 2 </w:t>
-      </w:r>
-      <w:proofErr w:type="gramStart"/>
-      <w:r>
-        <w:rPr>
-          <w:color w:val="FF0000"/>
-          <w:lang w:eastAsia="en-GB"/>
-        </w:rPr>
-        <w:t>diagram</w:t>
-      </w:r>
-      <w:bookmarkEnd w:id="15"/>
-      <w:proofErr w:type="gramEnd"/>
-      <w:r>
-        <w:rPr>
-          <w:lang w:eastAsia="en-GB"/>
-        </w:rPr>
-        <w:t>.</w:t>
+      <w:r>
+        <w:t>Below is filtered on AS_ALUO = H, only happens for POP Ra and RET</w:t>
+      </w:r>
+    </w:p>
+    <w:p>
+      <w:r>
+        <w:rPr>
+          <w:noProof/>
+          <w:lang w:eastAsia="en-GB"/>
+        </w:rPr>
+        <w:drawing>
+          <wp:inline distT="0" distB="0" distL="0" distR="0">
+            <wp:extent cx="5731510" cy="775439"/>
+            <wp:effectExtent l="19050" t="0" r="2540" b="0"/>
+            <wp:docPr id="7" name="Picture 7"/>
+            <wp:cNvGraphicFramePr>
+              <a:graphicFrameLocks xmlns:a="http://schemas.openxmlformats.org/drawingml/2006/main" noChangeAspect="1"/>
+            </wp:cNvGraphicFramePr>
+            <a:graphic xmlns:a="http://schemas.openxmlformats.org/drawingml/2006/main">
+              <a:graphicData uri="http://schemas.openxmlformats.org/drawingml/2006/picture">
+                <pic:pic xmlns:pic="http://schemas.openxmlformats.org/drawingml/2006/picture">
+                  <pic:nvPicPr>
+                    <pic:cNvPr id="0" name="Picture 7"/>
+                    <pic:cNvPicPr>
+                      <a:picLocks noChangeAspect="1" noChangeArrowheads="1"/>
+                    </pic:cNvPicPr>
+                  </pic:nvPicPr>
+                  <pic:blipFill>
+                    <a:blip r:embed="rId13" cstate="print"/>
+                    <a:srcRect/>
+                    <a:stretch>
+                      <a:fillRect/>
+                    </a:stretch>
+                  </pic:blipFill>
+                  <pic:spPr bwMode="auto">
+                    <a:xfrm>
+                      <a:off x="0" y="0"/>
+                      <a:ext cx="5731510" cy="775439"/>
+                    </a:xfrm>
+                    <a:prstGeom prst="rect">
+                      <a:avLst/>
+                    </a:prstGeom>
+                    <a:noFill/>
+                    <a:ln w="9525">
+                      <a:noFill/>
+                      <a:miter lim="800000"/>
+                      <a:headEnd/>
+                      <a:tailEnd/>
+                    </a:ln>
+                  </pic:spPr>
+                </pic:pic>
+              </a:graphicData>
+            </a:graphic>
+          </wp:inline>
+        </w:drawing>
       </w:r>
     </w:p>
     <w:p>
@@ -7639,7 +7337,262 @@
           <w:lang w:eastAsia="en-GB"/>
         </w:rPr>
       </w:pPr>
-      <w:bookmarkStart w:id="16" w:name="_Ref172648415"/>
+      <w:bookmarkStart w:id="12" w:name="_Toc232842931"/>
+      <w:r>
+        <w:rPr>
+          <w:lang w:eastAsia="en-GB"/>
+        </w:rPr>
+        <w:br w:type="page"/>
+      </w:r>
+    </w:p>
+    <w:p>
+      <w:pPr>
+        <w:pStyle w:val="Heading1"/>
+        <w:rPr>
+          <w:lang w:eastAsia="en-GB"/>
+        </w:rPr>
+      </w:pPr>
+      <w:r>
+        <w:rPr>
+          <w:lang w:eastAsia="en-GB"/>
+        </w:rPr>
+        <w:lastRenderedPageBreak/>
+        <w:t xml:space="preserve">Details for Each of the Blocks Shown in </w:t>
+      </w:r>
+      <w:r>
+        <w:rPr>
+          <w:lang w:eastAsia="en-GB"/>
+        </w:rPr>
+        <w:fldChar w:fldCharType="begin"/>
+      </w:r>
+      <w:r>
+        <w:rPr>
+          <w:lang w:eastAsia="en-GB"/>
+        </w:rPr>
+        <w:instrText xml:space="preserve"> REF _Ref232762527 \h </w:instrText>
+      </w:r>
+      <w:r>
+        <w:rPr>
+          <w:lang w:eastAsia="en-GB"/>
+        </w:rPr>
+      </w:r>
+      <w:r>
+        <w:rPr>
+          <w:lang w:eastAsia="en-GB"/>
+        </w:rPr>
+        <w:fldChar w:fldCharType="separate"/>
+      </w:r>
+      <w:r>
+        <w:t xml:space="preserve">Figure </w:t>
+      </w:r>
+      <w:r>
+        <w:rPr>
+          <w:noProof/>
+        </w:rPr>
+        <w:t>2</w:t>
+      </w:r>
+      <w:bookmarkEnd w:id="12"/>
+      <w:r>
+        <w:rPr>
+          <w:lang w:eastAsia="en-GB"/>
+        </w:rPr>
+        <w:fldChar w:fldCharType="end"/>
+      </w:r>
+    </w:p>
+    <w:p>
+      <w:pPr>
+        <w:rPr>
+          <w:lang w:eastAsia="en-GB"/>
+        </w:rPr>
+      </w:pPr>
+      <w:r>
+        <w:rPr>
+          <w:lang w:eastAsia="en-GB"/>
+        </w:rPr>
+        <w:t xml:space="preserve">The following sub sections, one per block shown in </w:t>
+      </w:r>
+      <w:r>
+        <w:rPr>
+          <w:lang w:eastAsia="en-GB"/>
+        </w:rPr>
+        <w:fldChar w:fldCharType="begin"/>
+      </w:r>
+      <w:r>
+        <w:rPr>
+          <w:lang w:eastAsia="en-GB"/>
+        </w:rPr>
+        <w:instrText xml:space="preserve"> REF _Ref232762527 \h </w:instrText>
+      </w:r>
+      <w:r>
+        <w:rPr>
+          <w:lang w:eastAsia="en-GB"/>
+        </w:rPr>
+      </w:r>
+      <w:r>
+        <w:rPr>
+          <w:lang w:eastAsia="en-GB"/>
+        </w:rPr>
+        <w:fldChar w:fldCharType="separate"/>
+      </w:r>
+      <w:r>
+        <w:t xml:space="preserve">Figure </w:t>
+      </w:r>
+      <w:r>
+        <w:rPr>
+          <w:noProof/>
+        </w:rPr>
+        <w:t>2</w:t>
+      </w:r>
+      <w:r>
+        <w:rPr>
+          <w:lang w:eastAsia="en-GB"/>
+        </w:rPr>
+        <w:fldChar w:fldCharType="end"/>
+      </w:r>
+      <w:r>
+        <w:rPr>
+          <w:lang w:eastAsia="en-GB"/>
+        </w:rPr>
+        <w:t>, define the function of each block.</w:t>
+      </w:r>
+    </w:p>
+    <w:p>
+      <w:pPr>
+        <w:pStyle w:val="Heading2"/>
+        <w:rPr>
+          <w:lang w:eastAsia="en-GB"/>
+        </w:rPr>
+      </w:pPr>
+      <w:r>
+        <w:rPr>
+          <w:lang w:eastAsia="en-GB"/>
+        </w:rPr>
+        <w:t>Opcode Latch</w:t>
+      </w:r>
+    </w:p>
+    <w:p>
+      <w:pPr>
+        <w:rPr>
+          <w:lang w:eastAsia="en-GB"/>
+        </w:rPr>
+      </w:pPr>
+      <w:r>
+        <w:rPr>
+          <w:lang w:eastAsia="en-GB"/>
+        </w:rPr>
+        <w:t xml:space="preserve">The function of this block is to </w:t>
+      </w:r>
+      <w:r>
+        <w:rPr>
+          <w:lang w:eastAsia="en-GB"/>
+        </w:rPr>
+        <w:t>&lt;</w:t>
+      </w:r>
+      <w:proofErr w:type="spellStart"/>
+      <w:proofErr w:type="gramStart"/>
+      <w:r>
+        <w:rPr>
+          <w:lang w:eastAsia="en-GB"/>
+        </w:rPr>
+        <w:t>tbd</w:t>
+      </w:r>
+      <w:proofErr w:type="spellEnd"/>
+      <w:proofErr w:type="gramEnd"/>
+      <w:r>
+        <w:rPr>
+          <w:lang w:eastAsia="en-GB"/>
+        </w:rPr>
+        <w:t>&gt;</w:t>
+      </w:r>
+    </w:p>
+    <w:p>
+      <w:pPr>
+        <w:rPr>
+          <w:lang w:eastAsia="en-GB"/>
+        </w:rPr>
+      </w:pPr>
+      <w:r>
+        <w:rPr>
+          <w:lang w:eastAsia="en-GB"/>
+        </w:rPr>
+        <w:t>&lt;</w:t>
+      </w:r>
+      <w:proofErr w:type="spellStart"/>
+      <w:proofErr w:type="gramStart"/>
+      <w:r>
+        <w:rPr>
+          <w:lang w:eastAsia="en-GB"/>
+        </w:rPr>
+        <w:t>tbd</w:t>
+      </w:r>
+      <w:proofErr w:type="spellEnd"/>
+      <w:proofErr w:type="gramEnd"/>
+      <w:r>
+        <w:rPr>
+          <w:lang w:eastAsia="en-GB"/>
+        </w:rPr>
+        <w:t xml:space="preserve"> which is it&gt;</w:t>
+      </w:r>
+    </w:p>
+    <w:p>
+      <w:pPr>
+        <w:rPr>
+          <w:lang w:eastAsia="en-GB"/>
+        </w:rPr>
+      </w:pPr>
+      <w:bookmarkStart w:id="13" w:name="SufficientInfo"/>
+      <w:r>
+        <w:rPr>
+          <w:lang w:eastAsia="en-GB"/>
+        </w:rPr>
+        <w:t xml:space="preserve">This should be sufficient information for producing a schematic diagram for this part of the ALU without needing any further level 2 </w:t>
+      </w:r>
+      <w:proofErr w:type="gramStart"/>
+      <w:r>
+        <w:rPr>
+          <w:lang w:eastAsia="en-GB"/>
+        </w:rPr>
+        <w:t>design</w:t>
+      </w:r>
+      <w:bookmarkEnd w:id="13"/>
+      <w:proofErr w:type="gramEnd"/>
+      <w:r>
+        <w:rPr>
+          <w:lang w:eastAsia="en-GB"/>
+        </w:rPr>
+        <w:t>.</w:t>
+      </w:r>
+    </w:p>
+    <w:p>
+      <w:pPr>
+        <w:rPr>
+          <w:lang w:eastAsia="en-GB"/>
+        </w:rPr>
+      </w:pPr>
+      <w:bookmarkStart w:id="14" w:name="ComplexInfo"/>
+      <w:r>
+        <w:rPr>
+          <w:color w:val="FF0000"/>
+          <w:lang w:eastAsia="en-GB"/>
+        </w:rPr>
+        <w:t xml:space="preserve">This complex block will need a level 2 block diagram and further text to define the function of each block on that level 2 </w:t>
+      </w:r>
+      <w:proofErr w:type="gramStart"/>
+      <w:r>
+        <w:rPr>
+          <w:color w:val="FF0000"/>
+          <w:lang w:eastAsia="en-GB"/>
+        </w:rPr>
+        <w:t>diagram</w:t>
+      </w:r>
+      <w:bookmarkEnd w:id="14"/>
+      <w:proofErr w:type="gramEnd"/>
+      <w:r>
+        <w:rPr>
+          <w:lang w:eastAsia="en-GB"/>
+        </w:rPr>
+        <w:t>.</w:t>
+      </w:r>
     </w:p>
     <w:p>
       <w:pPr>
@@ -7653,21 +7606,35 @@
           <w:lang w:eastAsia="en-GB"/>
         </w:rPr>
       </w:pPr>
-      <w:r>
-        <w:rPr>
-          <w:lang w:eastAsia="en-GB"/>
-        </w:rPr>
-        <w:br w:type="page"/>
-      </w:r>
+      <w:bookmarkStart w:id="15" w:name="_Ref172648415"/>
     </w:p>
     <w:p>
       <w:pPr>
+        <w:rPr>
+          <w:rFonts w:asciiTheme="majorHAnsi" w:eastAsiaTheme="majorEastAsia" w:hAnsiTheme="majorHAnsi" w:cstheme="majorBidi"/>
+          <w:b/>
+          <w:bCs/>
+          <w:color w:val="365F91" w:themeColor="accent1" w:themeShade="BF"/>
+          <w:sz w:val="28"/>
+          <w:szCs w:val="28"/>
+          <w:lang w:eastAsia="en-GB"/>
+        </w:rPr>
+      </w:pPr>
+      <w:r>
+        <w:rPr>
+          <w:lang w:eastAsia="en-GB"/>
+        </w:rPr>
+        <w:br w:type="page"/>
+      </w:r>
+    </w:p>
+    <w:p>
+      <w:pPr>
         <w:pStyle w:val="Heading1"/>
         <w:rPr>
           <w:lang w:eastAsia="en-GB"/>
         </w:rPr>
       </w:pPr>
-      <w:bookmarkStart w:id="17" w:name="_Toc232842933"/>
+      <w:bookmarkStart w:id="16" w:name="_Toc232842933"/>
       <w:r>
         <w:rPr>
           <w:lang w:eastAsia="en-GB"/>
@@ -7675,10 +7642,10 @@
         <w:lastRenderedPageBreak/>
         <w:t>References</w:t>
       </w:r>
+      <w:bookmarkEnd w:id="15"/>
       <w:bookmarkEnd w:id="16"/>
-      <w:bookmarkEnd w:id="17"/>
     </w:p>
-    <w:bookmarkStart w:id="18" w:name="AVR_Instruction_Doc"/>
+    <w:bookmarkStart w:id="17" w:name="AVR_Instruction_Doc"/>
     <w:p>
       <w:pPr>
         <w:pStyle w:val="ListParagraph"/>
@@ -7715,7 +7682,7 @@
         </w:rPr>
         <w:t>AVR Instruction Set Manual</w:t>
       </w:r>
-      <w:bookmarkEnd w:id="18"/>
+      <w:bookmarkEnd w:id="17"/>
       <w:r>
         <w:rPr>
           <w:lang w:eastAsia="en-GB"/>
@@ -7723,7 +7690,7 @@
         <w:fldChar w:fldCharType="end"/>
       </w:r>
     </w:p>
-    <w:bookmarkStart w:id="19" w:name="RefCpuDesign"/>
+    <w:bookmarkStart w:id="18" w:name="RefCpuDesign"/>
     <w:p>
       <w:pPr>
         <w:pStyle w:val="ListParagraph"/>
@@ -7758,9 +7725,23 @@
           <w:rStyle w:val="Hyperlink"/>
           <w:lang w:eastAsia="en-GB"/>
         </w:rPr>
-        <w:t>CpuDesign.docx</w:t>
-      </w:r>
-      <w:bookmarkEnd w:id="19"/>
+        <w:t>CpuDesig</w:t>
+      </w:r>
+      <w:r>
+        <w:rPr>
+          <w:rStyle w:val="Hyperlink"/>
+          <w:lang w:eastAsia="en-GB"/>
+        </w:rPr>
+        <w:t>n</w:t>
+      </w:r>
+      <w:r>
+        <w:rPr>
+          <w:rStyle w:val="Hyperlink"/>
+          <w:lang w:eastAsia="en-GB"/>
+        </w:rPr>
+        <w:t>.docx</w:t>
+      </w:r>
+      <w:bookmarkEnd w:id="18"/>
       <w:r>
         <w:rPr>
           <w:lang w:eastAsia="en-GB"/>
@@ -7768,7 +7749,7 @@
         <w:fldChar w:fldCharType="end"/>
       </w:r>
     </w:p>
-    <w:bookmarkStart w:id="20" w:name="RefL1SeqXlsx"/>
+    <w:bookmarkStart w:id="19" w:name="RefL1SeqXlsx"/>
     <w:p>
       <w:pPr>
         <w:pStyle w:val="ListParagraph"/>
@@ -7803,21 +7784,7 @@
           <w:rStyle w:val="Hyperlink"/>
           <w:lang w:eastAsia="en-GB"/>
         </w:rPr>
-        <w:t>L1IsSeq</w:t>
-      </w:r>
-      <w:r>
-        <w:rPr>
-          <w:rStyle w:val="Hyperlink"/>
-          <w:lang w:eastAsia="en-GB"/>
-        </w:rPr>
-        <w:t>u</w:t>
-      </w:r>
-      <w:r>
-        <w:rPr>
-          <w:rStyle w:val="Hyperlink"/>
-          <w:lang w:eastAsia="en-GB"/>
-        </w:rPr>
-        <w:t>ences.xlsx</w:t>
+        <w:t>L1IsSequences.xlsx</w:t>
       </w:r>
       <w:r>
         <w:rPr>
@@ -7825,7 +7792,7 @@
         </w:rPr>
         <w:fldChar w:fldCharType="end"/>
       </w:r>
-      <w:bookmarkEnd w:id="20"/>
+      <w:bookmarkEnd w:id="19"/>
     </w:p>
     <w:p>
       <w:pPr>
@@ -7944,7 +7911,7 @@
               <w:b/>
               <w:noProof/>
             </w:rPr>
-            <w:t>2</w:t>
+            <w:t>4</w:t>
           </w:r>
         </w:fldSimple>
       </w:p>
@@ -8136,6 +8103,119 @@
     </w:lvl>
   </w:abstractNum>
   <w:abstractNum w:abstractNumId="1">
+    <w:nsid w:val="0D3A1471"/>
+    <w:multiLevelType w:val="hybridMultilevel"/>
+    <w:tmpl w:val="DBF49EA0"/>
+    <w:lvl w:ilvl="0" w:tplc="08090001">
+      <w:start w:val="1"/>
+      <w:numFmt w:val="bullet"/>
+      <w:lvlText w:val=""/>
+      <w:lvlJc w:val="left"/>
+      <w:pPr>
+        <w:ind w:left="720" w:hanging="360"/>
+      </w:pPr>
+      <w:rPr>
+        <w:rFonts w:ascii="Symbol" w:hAnsi="Symbol" w:hint="default"/>
+      </w:rPr>
+    </w:lvl>
+    <w:lvl w:ilvl="1" w:tplc="08090003">
+      <w:start w:val="1"/>
+      <w:numFmt w:val="bullet"/>
+      <w:lvlText w:val="o"/>
+      <w:lvlJc w:val="left"/>
+      <w:pPr>
+        <w:ind w:left="1440" w:hanging="360"/>
+      </w:pPr>
+      <w:rPr>
+        <w:rFonts w:ascii="Courier New" w:hAnsi="Courier New" w:cs="Courier New" w:hint="default"/>
+      </w:rPr>
+    </w:lvl>
+    <w:lvl w:ilvl="2" w:tplc="08090005">
+      <w:start w:val="1"/>
+      <w:numFmt w:val="bullet"/>
+      <w:lvlText w:val=""/>
+      <w:lvlJc w:val="left"/>
+      <w:pPr>
+        <w:ind w:left="2160" w:hanging="360"/>
+      </w:pPr>
+      <w:rPr>
+        <w:rFonts w:ascii="Wingdings" w:hAnsi="Wingdings" w:hint="default"/>
+      </w:rPr>
+    </w:lvl>
+    <w:lvl w:ilvl="3" w:tplc="08090001" w:tentative="1">
+      <w:start w:val="1"/>
+      <w:numFmt w:val="bullet"/>
+      <w:lvlText w:val=""/>
+      <w:lvlJc w:val="left"/>
+      <w:pPr>
+        <w:ind w:left="2880" w:hanging="360"/>
+      </w:pPr>
+      <w:rPr>
+        <w:rFonts w:ascii="Symbol" w:hAnsi="Symbol" w:hint="default"/>
+      </w:rPr>
+    </w:lvl>
+    <w:lvl w:ilvl="4" w:tplc="08090003" w:tentative="1">
+      <w:start w:val="1"/>
+      <w:numFmt w:val="bullet"/>
+      <w:lvlText w:val="o"/>
+      <w:lvlJc w:val="left"/>
+      <w:pPr>
+        <w:ind w:left="3600" w:hanging="360"/>
+      </w:pPr>
+      <w:rPr>
+        <w:rFonts w:ascii="Courier New" w:hAnsi="Courier New" w:cs="Courier New" w:hint="default"/>
+      </w:rPr>
+    </w:lvl>
+    <w:lvl w:ilvl="5" w:tplc="08090005" w:tentative="1">
+      <w:start w:val="1"/>
+      <w:numFmt w:val="bullet"/>
+      <w:lvlText w:val=""/>
+      <w:lvlJc w:val="left"/>
+      <w:pPr>
+        <w:ind w:left="4320" w:hanging="360"/>
+      </w:pPr>
+      <w:rPr>
+        <w:rFonts w:ascii="Wingdings" w:hAnsi="Wingdings" w:hint="default"/>
+      </w:rPr>
+    </w:lvl>
+    <w:lvl w:ilvl="6" w:tplc="08090001" w:tentative="1">
+      <w:start w:val="1"/>
+      <w:numFmt w:val="bullet"/>
+      <w:lvlText w:val=""/>
+      <w:lvlJc w:val="left"/>
+      <w:pPr>
+        <w:ind w:left="5040" w:hanging="360"/>
+      </w:pPr>
+      <w:rPr>
+        <w:rFonts w:ascii="Symbol" w:hAnsi="Symbol" w:hint="default"/>
+      </w:rPr>
+    </w:lvl>
+    <w:lvl w:ilvl="7" w:tplc="08090003" w:tentative="1">
+      <w:start w:val="1"/>
+      <w:numFmt w:val="bullet"/>
+      <w:lvlText w:val="o"/>
+      <w:lvlJc w:val="left"/>
+      <w:pPr>
+        <w:ind w:left="5760" w:hanging="360"/>
+      </w:pPr>
+      <w:rPr>
+        <w:rFonts w:ascii="Courier New" w:hAnsi="Courier New" w:cs="Courier New" w:hint="default"/>
+      </w:rPr>
+    </w:lvl>
+    <w:lvl w:ilvl="8" w:tplc="08090005" w:tentative="1">
+      <w:start w:val="1"/>
+      <w:numFmt w:val="bullet"/>
+      <w:lvlText w:val=""/>
+      <w:lvlJc w:val="left"/>
+      <w:pPr>
+        <w:ind w:left="6480" w:hanging="360"/>
+      </w:pPr>
+      <w:rPr>
+        <w:rFonts w:ascii="Wingdings" w:hAnsi="Wingdings" w:hint="default"/>
+      </w:rPr>
+    </w:lvl>
+  </w:abstractNum>
+  <w:abstractNum w:abstractNumId="2">
     <w:nsid w:val="0F961AA0"/>
     <w:multiLevelType w:val="hybridMultilevel"/>
     <w:tmpl w:val="6708FDB8"/>
@@ -8224,7 +8304,7 @@
       </w:pPr>
     </w:lvl>
   </w:abstractNum>
-  <w:abstractNum w:abstractNumId="2">
+  <w:abstractNum w:abstractNumId="3">
     <w:nsid w:val="14CA3A80"/>
     <w:multiLevelType w:val="hybridMultilevel"/>
     <w:tmpl w:val="0CB6F802"/>
@@ -8337,7 +8417,7 @@
       </w:rPr>
     </w:lvl>
   </w:abstractNum>
-  <w:abstractNum w:abstractNumId="3">
+  <w:abstractNum w:abstractNumId="4">
     <w:nsid w:val="1DBB41D4"/>
     <w:multiLevelType w:val="hybridMultilevel"/>
     <w:tmpl w:val="6E2ABC92"/>
@@ -8423,7 +8503,7 @@
       </w:pPr>
     </w:lvl>
   </w:abstractNum>
-  <w:abstractNum w:abstractNumId="4">
+  <w:abstractNum w:abstractNumId="5">
     <w:nsid w:val="20C4464B"/>
     <w:multiLevelType w:val="hybridMultilevel"/>
     <w:tmpl w:val="FF9EE358"/>
@@ -8536,7 +8616,7 @@
       </w:rPr>
     </w:lvl>
   </w:abstractNum>
-  <w:abstractNum w:abstractNumId="5">
+  <w:abstractNum w:abstractNumId="6">
     <w:nsid w:val="28A46859"/>
     <w:multiLevelType w:val="hybridMultilevel"/>
     <w:tmpl w:val="EC4EF1DC"/>
@@ -8649,7 +8729,7 @@
       </w:rPr>
     </w:lvl>
   </w:abstractNum>
-  <w:abstractNum w:abstractNumId="6">
+  <w:abstractNum w:abstractNumId="7">
     <w:nsid w:val="2B174FDA"/>
     <w:multiLevelType w:val="hybridMultilevel"/>
     <w:tmpl w:val="37CAC300"/>
@@ -8762,7 +8842,7 @@
       </w:rPr>
     </w:lvl>
   </w:abstractNum>
-  <w:abstractNum w:abstractNumId="7">
+  <w:abstractNum w:abstractNumId="8">
     <w:nsid w:val="30D92F56"/>
     <w:multiLevelType w:val="hybridMultilevel"/>
     <w:tmpl w:val="F1445E58"/>
@@ -8848,7 +8928,7 @@
       </w:pPr>
     </w:lvl>
   </w:abstractNum>
-  <w:abstractNum w:abstractNumId="8">
+  <w:abstractNum w:abstractNumId="9">
     <w:nsid w:val="36E52853"/>
     <w:multiLevelType w:val="hybridMultilevel"/>
     <w:tmpl w:val="590A3C98"/>
@@ -8961,7 +9041,7 @@
       </w:rPr>
     </w:lvl>
   </w:abstractNum>
-  <w:abstractNum w:abstractNumId="9">
+  <w:abstractNum w:abstractNumId="10">
     <w:nsid w:val="38A37EA3"/>
     <w:multiLevelType w:val="hybridMultilevel"/>
     <w:tmpl w:val="0B88BD08"/>
@@ -9047,7 +9127,7 @@
       </w:pPr>
     </w:lvl>
   </w:abstractNum>
-  <w:abstractNum w:abstractNumId="10">
+  <w:abstractNum w:abstractNumId="11">
     <w:nsid w:val="3DA11B31"/>
     <w:multiLevelType w:val="hybridMultilevel"/>
     <w:tmpl w:val="C81448AA"/>
@@ -9160,7 +9240,7 @@
       </w:rPr>
     </w:lvl>
   </w:abstractNum>
-  <w:abstractNum w:abstractNumId="11">
+  <w:abstractNum w:abstractNumId="12">
     <w:nsid w:val="3F1E2626"/>
     <w:multiLevelType w:val="multilevel"/>
     <w:tmpl w:val="08090025"/>
@@ -9255,7 +9335,7 @@
       </w:pPr>
     </w:lvl>
   </w:abstractNum>
-  <w:abstractNum w:abstractNumId="12">
+  <w:abstractNum w:abstractNumId="13">
     <w:nsid w:val="3F270B44"/>
     <w:multiLevelType w:val="hybridMultilevel"/>
     <w:tmpl w:val="B8C25E36"/>
@@ -9368,7 +9448,93 @@
       </w:rPr>
     </w:lvl>
   </w:abstractNum>
-  <w:abstractNum w:abstractNumId="13">
+  <w:abstractNum w:abstractNumId="14">
+    <w:nsid w:val="46DF192C"/>
+    <w:multiLevelType w:val="hybridMultilevel"/>
+    <w:tmpl w:val="C67C00BE"/>
+    <w:lvl w:ilvl="0" w:tplc="0809000F">
+      <w:start w:val="1"/>
+      <w:numFmt w:val="decimal"/>
+      <w:lvlText w:val="%1."/>
+      <w:lvlJc w:val="left"/>
+      <w:pPr>
+        <w:ind w:left="720" w:hanging="360"/>
+      </w:pPr>
+    </w:lvl>
+    <w:lvl w:ilvl="1" w:tplc="08090019" w:tentative="1">
+      <w:start w:val="1"/>
+      <w:numFmt w:val="lowerLetter"/>
+      <w:lvlText w:val="%2."/>
+      <w:lvlJc w:val="left"/>
+      <w:pPr>
+        <w:ind w:left="1440" w:hanging="360"/>
+      </w:pPr>
+    </w:lvl>
+    <w:lvl w:ilvl="2" w:tplc="0809001B" w:tentative="1">
+      <w:start w:val="1"/>
+      <w:numFmt w:val="lowerRoman"/>
+      <w:lvlText w:val="%3."/>
+      <w:lvlJc w:val="right"/>
+      <w:pPr>
+        <w:ind w:left="2160" w:hanging="180"/>
+      </w:pPr>
+    </w:lvl>
+    <w:lvl w:ilvl="3" w:tplc="0809000F" w:tentative="1">
+      <w:start w:val="1"/>
+      <w:numFmt w:val="decimal"/>
+      <w:lvlText w:val="%4."/>
+      <w:lvlJc w:val="left"/>
+      <w:pPr>
+        <w:ind w:left="2880" w:hanging="360"/>
+      </w:pPr>
+    </w:lvl>
+    <w:lvl w:ilvl="4" w:tplc="08090019" w:tentative="1">
+      <w:start w:val="1"/>
+      <w:numFmt w:val="lowerLetter"/>
+      <w:lvlText w:val="%5."/>
+      <w:lvlJc w:val="left"/>
+      <w:pPr>
+        <w:ind w:left="3600" w:hanging="360"/>
+      </w:pPr>
+    </w:lvl>
+    <w:lvl w:ilvl="5" w:tplc="0809001B" w:tentative="1">
+      <w:start w:val="1"/>
+      <w:numFmt w:val="lowerRoman"/>
+      <w:lvlText w:val="%6."/>
+      <w:lvlJc w:val="right"/>
+      <w:pPr>
+        <w:ind w:left="4320" w:hanging="180"/>
+      </w:pPr>
+    </w:lvl>
+    <w:lvl w:ilvl="6" w:tplc="0809000F" w:tentative="1">
+      <w:start w:val="1"/>
+      <w:numFmt w:val="decimal"/>
+      <w:lvlText w:val="%7."/>
+      <w:lvlJc w:val="left"/>
+      <w:pPr>
+        <w:ind w:left="5040" w:hanging="360"/>
+      </w:pPr>
+    </w:lvl>
+    <w:lvl w:ilvl="7" w:tplc="08090019" w:tentative="1">
+      <w:start w:val="1"/>
+      <w:numFmt w:val="lowerLetter"/>
+      <w:lvlText w:val="%8."/>
+      <w:lvlJc w:val="left"/>
+      <w:pPr>
+        <w:ind w:left="5760" w:hanging="360"/>
+      </w:pPr>
+    </w:lvl>
+    <w:lvl w:ilvl="8" w:tplc="0809001B" w:tentative="1">
+      <w:start w:val="1"/>
+      <w:numFmt w:val="lowerRoman"/>
+      <w:lvlText w:val="%9."/>
+      <w:lvlJc w:val="right"/>
+      <w:pPr>
+        <w:ind w:left="6480" w:hanging="180"/>
+      </w:pPr>
+    </w:lvl>
+  </w:abstractNum>
+  <w:abstractNum w:abstractNumId="15">
     <w:nsid w:val="49B43EC9"/>
     <w:multiLevelType w:val="hybridMultilevel"/>
     <w:tmpl w:val="C04CC570"/>
@@ -9481,7 +9647,7 @@
       </w:rPr>
     </w:lvl>
   </w:abstractNum>
-  <w:abstractNum w:abstractNumId="14">
+  <w:abstractNum w:abstractNumId="16">
     <w:nsid w:val="52292902"/>
     <w:multiLevelType w:val="hybridMultilevel"/>
     <w:tmpl w:val="C7660ABC"/>
@@ -9594,7 +9760,7 @@
       </w:rPr>
     </w:lvl>
   </w:abstractNum>
-  <w:abstractNum w:abstractNumId="15">
+  <w:abstractNum w:abstractNumId="17">
     <w:nsid w:val="54CA172C"/>
     <w:multiLevelType w:val="hybridMultilevel"/>
     <w:tmpl w:val="0B88BD08"/>
@@ -9680,7 +9846,7 @@
       </w:pPr>
     </w:lvl>
   </w:abstractNum>
-  <w:abstractNum w:abstractNumId="16">
+  <w:abstractNum w:abstractNumId="18">
     <w:nsid w:val="5BC26D00"/>
     <w:multiLevelType w:val="hybridMultilevel"/>
     <w:tmpl w:val="CBB6913A"/>
@@ -9793,7 +9959,7 @@
       </w:rPr>
     </w:lvl>
   </w:abstractNum>
-  <w:abstractNum w:abstractNumId="17">
+  <w:abstractNum w:abstractNumId="19">
     <w:nsid w:val="5CAB6725"/>
     <w:multiLevelType w:val="hybridMultilevel"/>
     <w:tmpl w:val="7F22D460"/>
@@ -9906,7 +10072,7 @@
       </w:rPr>
     </w:lvl>
   </w:abstractNum>
-  <w:abstractNum w:abstractNumId="18">
+  <w:abstractNum w:abstractNumId="20">
     <w:nsid w:val="5F103C21"/>
     <w:multiLevelType w:val="hybridMultilevel"/>
     <w:tmpl w:val="DBC01600"/>
@@ -9995,7 +10161,7 @@
       </w:pPr>
     </w:lvl>
   </w:abstractNum>
-  <w:abstractNum w:abstractNumId="19">
+  <w:abstractNum w:abstractNumId="21">
     <w:nsid w:val="67C95051"/>
     <w:multiLevelType w:val="hybridMultilevel"/>
     <w:tmpl w:val="1804C8C8"/>
@@ -10108,7 +10274,7 @@
       </w:rPr>
     </w:lvl>
   </w:abstractNum>
-  <w:abstractNum w:abstractNumId="20">
+  <w:abstractNum w:abstractNumId="22">
     <w:nsid w:val="6BF155FE"/>
     <w:multiLevelType w:val="hybridMultilevel"/>
     <w:tmpl w:val="9796EE38"/>
@@ -10194,7 +10360,7 @@
       </w:pPr>
     </w:lvl>
   </w:abstractNum>
-  <w:abstractNum w:abstractNumId="21">
+  <w:abstractNum w:abstractNumId="23">
     <w:nsid w:val="72C52DE3"/>
     <w:multiLevelType w:val="hybridMultilevel"/>
     <w:tmpl w:val="29109174"/>
@@ -10307,7 +10473,7 @@
       </w:rPr>
     </w:lvl>
   </w:abstractNum>
-  <w:abstractNum w:abstractNumId="22">
+  <w:abstractNum w:abstractNumId="24">
     <w:nsid w:val="77B47D33"/>
     <w:multiLevelType w:val="hybridMultilevel"/>
     <w:tmpl w:val="AA146E8C"/>
@@ -10420,7 +10586,7 @@
       </w:rPr>
     </w:lvl>
   </w:abstractNum>
-  <w:abstractNum w:abstractNumId="23">
+  <w:abstractNum w:abstractNumId="25">
     <w:nsid w:val="7DAB54F1"/>
     <w:multiLevelType w:val="hybridMultilevel"/>
     <w:tmpl w:val="B7A2471E"/>
@@ -10533,7 +10699,7 @@
       </w:rPr>
     </w:lvl>
   </w:abstractNum>
-  <w:abstractNum w:abstractNumId="24">
+  <w:abstractNum w:abstractNumId="26">
     <w:nsid w:val="7F6475FB"/>
     <w:multiLevelType w:val="hybridMultilevel"/>
     <w:tmpl w:val="CD608B4E"/>
@@ -10647,79 +10813,85 @@
     </w:lvl>
   </w:abstractNum>
   <w:num w:numId="1">
+    <w:abstractNumId w:val="12"/>
+  </w:num>
+  <w:num w:numId="2">
+    <w:abstractNumId w:val="4"/>
+  </w:num>
+  <w:num w:numId="3">
+    <w:abstractNumId w:val="6"/>
+  </w:num>
+  <w:num w:numId="4">
+    <w:abstractNumId w:val="20"/>
+  </w:num>
+  <w:num w:numId="5">
+    <w:abstractNumId w:val="23"/>
+  </w:num>
+  <w:num w:numId="6">
+    <w:abstractNumId w:val="15"/>
+  </w:num>
+  <w:num w:numId="7">
+    <w:abstractNumId w:val="5"/>
+  </w:num>
+  <w:num w:numId="8">
+    <w:abstractNumId w:val="7"/>
+  </w:num>
+  <w:num w:numId="9">
+    <w:abstractNumId w:val="26"/>
+  </w:num>
+  <w:num w:numId="10">
+    <w:abstractNumId w:val="24"/>
+  </w:num>
+  <w:num w:numId="11">
+    <w:abstractNumId w:val="25"/>
+  </w:num>
+  <w:num w:numId="12">
+    <w:abstractNumId w:val="21"/>
+  </w:num>
+  <w:num w:numId="13">
+    <w:abstractNumId w:val="10"/>
+  </w:num>
+  <w:num w:numId="14">
     <w:abstractNumId w:val="11"/>
   </w:num>
-  <w:num w:numId="2">
-    <w:abstractNumId w:val="3"/>
-  </w:num>
-  <w:num w:numId="3">
-    <w:abstractNumId w:val="5"/>
-  </w:num>
-  <w:num w:numId="4">
-    <w:abstractNumId w:val="18"/>
-  </w:num>
-  <w:num w:numId="5">
-    <w:abstractNumId w:val="21"/>
-  </w:num>
-  <w:num w:numId="6">
-    <w:abstractNumId w:val="13"/>
-  </w:num>
-  <w:num w:numId="7">
-    <w:abstractNumId w:val="4"/>
-  </w:num>
-  <w:num w:numId="8">
-    <w:abstractNumId w:val="6"/>
-  </w:num>
-  <w:num w:numId="9">
-    <w:abstractNumId w:val="24"/>
-  </w:num>
-  <w:num w:numId="10">
-    <w:abstractNumId w:val="22"/>
-  </w:num>
-  <w:num w:numId="11">
-    <w:abstractNumId w:val="23"/>
-  </w:num>
-  <w:num w:numId="12">
+  <w:num w:numId="15">
     <w:abstractNumId w:val="19"/>
   </w:num>
-  <w:num w:numId="13">
-    <w:abstractNumId w:val="9"/>
+  <w:num w:numId="16">
+    <w:abstractNumId w:val="8"/>
   </w:num>
-  <w:num w:numId="14">
-    <w:abstractNumId w:val="10"/>
-  </w:num>
-  <w:num w:numId="15">
+  <w:num w:numId="17">
     <w:abstractNumId w:val="17"/>
   </w:num>
-  <w:num w:numId="16">
-    <w:abstractNumId w:val="7"/>
-  </w:num>
-  <w:num w:numId="17">
-    <w:abstractNumId w:val="15"/>
-  </w:num>
   <w:num w:numId="18">
-    <w:abstractNumId w:val="1"/>
+    <w:abstractNumId w:val="2"/>
   </w:num>
   <w:num w:numId="19">
-    <w:abstractNumId w:val="14"/>
+    <w:abstractNumId w:val="16"/>
   </w:num>
   <w:num w:numId="20">
     <w:abstractNumId w:val="0"/>
   </w:num>
   <w:num w:numId="21">
-    <w:abstractNumId w:val="12"/>
+    <w:abstractNumId w:val="13"/>
   </w:num>
   <w:num w:numId="22">
-    <w:abstractNumId w:val="8"/>
+    <w:abstractNumId w:val="9"/>
   </w:num>
   <w:num w:numId="23">
-    <w:abstractNumId w:val="2"/>
+    <w:abstractNumId w:val="3"/>
   </w:num>
   <w:num w:numId="24">
-    <w:abstractNumId w:val="16"/>
+    <w:abstractNumId w:val="18"/>
   </w:num>
   <w:num w:numId="25">
-    <w:abstractNumId w:val="20"/>
+    <w:abstractNumId w:val="22"/>
+  </w:num>
+  <w:num w:numId="26">
+    <w:abstractNumId w:val="14"/>
+  </w:num>
+  <w:num w:numId="27">
+    <w:abstractNumId w:val="1"/>
   </w:num>
   <w:numIdMacAtCleanup w:val="18"/>
 </w:numbering>
@@ -11857,7 +12029,7 @@
 </file>
 
 <file path=customXml/itemProps2.xml><?xml version="1.0" encoding="utf-8"?>
-<ds:datastoreItem xmlns:ds="http://schemas.openxmlformats.org/officeDocument/2006/customXml" ds:itemID="{68C812D9-935D-4D8A-AD80-9711DF370725}">
+<ds:datastoreItem xmlns:ds="http://schemas.openxmlformats.org/officeDocument/2006/customXml" ds:itemID="{992BA01A-F1B6-4301-AAC0-1C5762559C13}">
   <ds:schemaRefs>
     <ds:schemaRef ds:uri="http://schemas.openxmlformats.org/officeDocument/2006/bibliography"/>
   </ds:schemaRefs>

--- a/CPU Design/L1IsDesign.docx
+++ b/CPU Design/L1IsDesign.docx
@@ -2132,27 +2132,17 @@
               </w:rPr>
               <w:t xml:space="preserve">Ref </w:t>
             </w:r>
-            <w:r>
-              <w:fldChar w:fldCharType="begin"/>
-            </w:r>
-            <w:r>
-              <w:instrText xml:space="preserve"> REF RefCpuDesign \r \h  \* MERGEFORMAT </w:instrText>
-            </w:r>
-            <w:r>
-              <w:fldChar w:fldCharType="separate"/>
-            </w:r>
-            <w:r>
-              <w:rPr>
-                <w:b/>
-                <w:sz w:val="20"/>
-                <w:szCs w:val="20"/>
-                <w:lang w:eastAsia="en-GB"/>
-              </w:rPr>
-              <w:t>2</w:t>
-            </w:r>
-            <w:r>
-              <w:fldChar w:fldCharType="end"/>
-            </w:r>
+            <w:fldSimple w:instr=" REF RefCpuDesign \r \h  \* MERGEFORMAT ">
+              <w:r>
+                <w:rPr>
+                  <w:b/>
+                  <w:sz w:val="20"/>
+                  <w:szCs w:val="20"/>
+                  <w:lang w:eastAsia="en-GB"/>
+                </w:rPr>
+                <w:t>2</w:t>
+              </w:r>
+            </w:fldSimple>
             <w:r>
               <w:rPr>
                 <w:b/>
@@ -7095,9 +7085,9 @@
         </w:rPr>
         <w:drawing>
           <wp:inline distT="0" distB="0" distL="0" distR="0">
-            <wp:extent cx="5731510" cy="3254929"/>
+            <wp:extent cx="5731510" cy="3473257"/>
             <wp:effectExtent l="19050" t="0" r="2540" b="0"/>
-            <wp:docPr id="4" name="Picture 4"/>
+            <wp:docPr id="16" name="Picture 16"/>
             <wp:cNvGraphicFramePr>
               <a:graphicFrameLocks xmlns:a="http://schemas.openxmlformats.org/drawingml/2006/main" noChangeAspect="1"/>
             </wp:cNvGraphicFramePr>
@@ -7105,7 +7095,7 @@
               <a:graphicData uri="http://schemas.openxmlformats.org/drawingml/2006/picture">
                 <pic:pic xmlns:pic="http://schemas.openxmlformats.org/drawingml/2006/picture">
                   <pic:nvPicPr>
-                    <pic:cNvPr id="0" name="Picture 4"/>
+                    <pic:cNvPr id="0" name="Picture 16"/>
                     <pic:cNvPicPr>
                       <a:picLocks noChangeAspect="1" noChangeArrowheads="1"/>
                     </pic:cNvPicPr>
@@ -7120,7 +7110,7 @@
                   <pic:spPr bwMode="auto">
                     <a:xfrm>
                       <a:off x="0" y="0"/>
-                      <a:ext cx="5731510" cy="3254929"/>
+                      <a:ext cx="5731510" cy="3473257"/>
                     </a:xfrm>
                     <a:prstGeom prst="rect">
                       <a:avLst/>
@@ -7176,155 +7166,7 @@
       </w:r>
       <w:bookmarkEnd w:id="11"/>
     </w:p>
-    <w:p>
-      <w:r>
-        <w:t>Snags &lt;</w:t>
-      </w:r>
-      <w:proofErr w:type="spellStart"/>
-      <w:proofErr w:type="gramStart"/>
-      <w:r>
-        <w:t>tbd</w:t>
-      </w:r>
-      <w:proofErr w:type="spellEnd"/>
-      <w:proofErr w:type="gramEnd"/>
-      <w:r>
-        <w:t>&gt;</w:t>
-      </w:r>
-    </w:p>
-    <w:p>
-      <w:pPr>
-        <w:pStyle w:val="ListParagraph"/>
-        <w:numPr>
-          <w:ilvl w:val="0"/>
-          <w:numId w:val="27"/>
-        </w:numPr>
-      </w:pPr>
-      <w:r>
-        <w:t>RAM Address Control:</w:t>
-      </w:r>
-    </w:p>
-    <w:p>
-      <w:pPr>
-        <w:pStyle w:val="ListParagraph"/>
-        <w:numPr>
-          <w:ilvl w:val="1"/>
-          <w:numId w:val="27"/>
-        </w:numPr>
-      </w:pPr>
-      <w:r>
-        <w:t>When AS_ALUO is selected, the ALU output will be on the data bus</w:t>
-      </w:r>
-    </w:p>
-    <w:p>
-      <w:pPr>
-        <w:pStyle w:val="ListParagraph"/>
-        <w:numPr>
-          <w:ilvl w:val="1"/>
-          <w:numId w:val="27"/>
-        </w:numPr>
-      </w:pPr>
-      <w:r>
-        <w:t>When the ALU output is on the data bus</w:t>
-      </w:r>
-      <w:r>
-        <w:t xml:space="preserve"> RAM data can’t be too</w:t>
-      </w:r>
-    </w:p>
-    <w:p>
-      <w:pPr>
-        <w:pStyle w:val="ListParagraph"/>
-        <w:numPr>
-          <w:ilvl w:val="1"/>
-          <w:numId w:val="27"/>
-        </w:numPr>
-      </w:pPr>
-      <w:proofErr w:type="spellStart"/>
-      <w:r>
-        <w:t>Soluion</w:t>
-      </w:r>
-      <w:proofErr w:type="spellEnd"/>
-      <w:r>
-        <w:t xml:space="preserve"> &lt;</w:t>
-      </w:r>
-      <w:proofErr w:type="spellStart"/>
-      <w:r>
-        <w:t>tbd</w:t>
-      </w:r>
-      <w:proofErr w:type="spellEnd"/>
-      <w:r>
-        <w:t>&gt;</w:t>
-      </w:r>
-    </w:p>
-    <w:p>
-      <w:pPr>
-        <w:pStyle w:val="ListParagraph"/>
-        <w:numPr>
-          <w:ilvl w:val="2"/>
-          <w:numId w:val="27"/>
-        </w:numPr>
-      </w:pPr>
-      <w:r>
-        <w:t>RAM address control has to latch ALU OUTPUT?</w:t>
-      </w:r>
-    </w:p>
-    <w:p>
-      <w:r>
-        <w:t>Below is filtered on AS_ALUO = H, only happens for POP Ra and RET</w:t>
-      </w:r>
-    </w:p>
-    <w:p>
-      <w:r>
-        <w:rPr>
-          <w:noProof/>
-          <w:lang w:eastAsia="en-GB"/>
-        </w:rPr>
-        <w:drawing>
-          <wp:inline distT="0" distB="0" distL="0" distR="0">
-            <wp:extent cx="5731510" cy="775439"/>
-            <wp:effectExtent l="19050" t="0" r="2540" b="0"/>
-            <wp:docPr id="7" name="Picture 7"/>
-            <wp:cNvGraphicFramePr>
-              <a:graphicFrameLocks xmlns:a="http://schemas.openxmlformats.org/drawingml/2006/main" noChangeAspect="1"/>
-            </wp:cNvGraphicFramePr>
-            <a:graphic xmlns:a="http://schemas.openxmlformats.org/drawingml/2006/main">
-              <a:graphicData uri="http://schemas.openxmlformats.org/drawingml/2006/picture">
-                <pic:pic xmlns:pic="http://schemas.openxmlformats.org/drawingml/2006/picture">
-                  <pic:nvPicPr>
-                    <pic:cNvPr id="0" name="Picture 7"/>
-                    <pic:cNvPicPr>
-                      <a:picLocks noChangeAspect="1" noChangeArrowheads="1"/>
-                    </pic:cNvPicPr>
-                  </pic:nvPicPr>
-                  <pic:blipFill>
-                    <a:blip r:embed="rId13" cstate="print"/>
-                    <a:srcRect/>
-                    <a:stretch>
-                      <a:fillRect/>
-                    </a:stretch>
-                  </pic:blipFill>
-                  <pic:spPr bwMode="auto">
-                    <a:xfrm>
-                      <a:off x="0" y="0"/>
-                      <a:ext cx="5731510" cy="775439"/>
-                    </a:xfrm>
-                    <a:prstGeom prst="rect">
-                      <a:avLst/>
-                    </a:prstGeom>
-                    <a:noFill/>
-                    <a:ln w="9525">
-                      <a:noFill/>
-                      <a:miter lim="800000"/>
-                      <a:headEnd/>
-                      <a:tailEnd/>
-                    </a:ln>
-                  </pic:spPr>
-                </pic:pic>
-              </a:graphicData>
-            </a:graphic>
-          </wp:inline>
-        </w:drawing>
-      </w:r>
-    </w:p>
+    <w:p/>
     <w:p>
       <w:pPr>
         <w:rPr>
@@ -7725,21 +7567,7 @@
           <w:rStyle w:val="Hyperlink"/>
           <w:lang w:eastAsia="en-GB"/>
         </w:rPr>
-        <w:t>CpuDesig</w:t>
-      </w:r>
-      <w:r>
-        <w:rPr>
-          <w:rStyle w:val="Hyperlink"/>
-          <w:lang w:eastAsia="en-GB"/>
-        </w:rPr>
-        <w:t>n</w:t>
-      </w:r>
-      <w:r>
-        <w:rPr>
-          <w:rStyle w:val="Hyperlink"/>
-          <w:lang w:eastAsia="en-GB"/>
-        </w:rPr>
-        <w:t>.docx</w:t>
+        <w:t>CpuDesign.docx</w:t>
       </w:r>
       <w:bookmarkEnd w:id="18"/>
       <w:r>
@@ -7911,7 +7739,7 @@
               <w:b/>
               <w:noProof/>
             </w:rPr>
-            <w:t>4</w:t>
+            <w:t>5</w:t>
           </w:r>
         </w:fldSimple>
       </w:p>
@@ -12029,7 +11857,7 @@
 </file>
 
 <file path=customXml/itemProps2.xml><?xml version="1.0" encoding="utf-8"?>
-<ds:datastoreItem xmlns:ds="http://schemas.openxmlformats.org/officeDocument/2006/customXml" ds:itemID="{992BA01A-F1B6-4301-AAC0-1C5762559C13}">
+<ds:datastoreItem xmlns:ds="http://schemas.openxmlformats.org/officeDocument/2006/customXml" ds:itemID="{A7D4C5E2-3667-476F-8EFA-C33342C3DBBE}">
   <ds:schemaRefs>
     <ds:schemaRef ds:uri="http://schemas.openxmlformats.org/officeDocument/2006/bibliography"/>
   </ds:schemaRefs>

--- a/CPU Design/L1IsDesign.docx
+++ b/CPU Design/L1IsDesign.docx
@@ -63,7 +63,7 @@
                     <v:path arrowok="t"/>
                   </v:shape>
                 </v:group>
-                <v:rect id="_x0000_s1039" style="position:absolute;left:1800;top:1440;width:8638;height:551;mso-width-percent:1000;mso-position-horizontal:center;mso-position-horizontal-relative:margin;mso-position-vertical:top;mso-position-vertical-relative:margin;mso-width-percent:1000;mso-width-relative:margin;mso-height-relative:margin" filled="f" stroked="f">
+                <v:rect id="_x0000_s1039" style="position:absolute;left:1800;top:1440;width:8638;height:736;mso-width-percent:1000;mso-position-horizontal:center;mso-position-horizontal-relative:margin;mso-position-vertical:top;mso-position-vertical-relative:margin;mso-width-percent:1000;mso-width-relative:margin;mso-height-relative:margin" filled="f" stroked="f">
                   <v:textbox style="mso-next-textbox:#_x0000_s1039;mso-fit-shape-to-text:t">
                     <w:txbxContent>
                       <w:p>
@@ -381,6 +381,44 @@
               </w:p>
             </w:tc>
           </w:tr>
+          <w:tr>
+            <w:tc>
+              <w:tcPr>
+                <w:tcW w:w="1384" w:type="dxa"/>
+              </w:tcPr>
+              <w:p>
+                <w:pPr>
+                  <w:rPr>
+                    <w:rFonts w:cstheme="minorHAnsi"/>
+                  </w:rPr>
+                </w:pPr>
+                <w:r>
+                  <w:rPr>
+                    <w:rFonts w:cstheme="minorHAnsi"/>
+                  </w:rPr>
+                  <w:t>28 Jun 2026</w:t>
+                </w:r>
+              </w:p>
+            </w:tc>
+            <w:tc>
+              <w:tcPr>
+                <w:tcW w:w="7858" w:type="dxa"/>
+              </w:tcPr>
+              <w:p>
+                <w:pPr>
+                  <w:rPr>
+                    <w:rFonts w:cstheme="minorHAnsi"/>
+                  </w:rPr>
+                </w:pPr>
+                <w:r>
+                  <w:rPr>
+                    <w:rFonts w:cstheme="minorHAnsi"/>
+                  </w:rPr>
+                  <w:t>L1 complete. Still need to do L2, but only for the Sequence Control block</w:t>
+                </w:r>
+              </w:p>
+            </w:tc>
+          </w:tr>
         </w:tbl>
         <w:p>
           <w:pPr>
@@ -449,7 +487,7 @@
           <w:r>
             <w:fldChar w:fldCharType="separate"/>
           </w:r>
-          <w:hyperlink w:anchor="_Toc232842927" w:history="1">
+          <w:hyperlink w:anchor="_Toc233543215" w:history="1">
             <w:r>
               <w:rPr>
                 <w:rStyle w:val="Hyperlink"/>
@@ -495,7 +533,7 @@
                 <w:noProof/>
                 <w:webHidden/>
               </w:rPr>
-              <w:instrText xml:space="preserve"> PAGEREF _Toc232842927 \h </w:instrText>
+              <w:instrText xml:space="preserve"> PAGEREF _Toc233543215 \h </w:instrText>
             </w:r>
             <w:r>
               <w:rPr>
@@ -539,7 +577,7 @@
               <w:lang w:eastAsia="en-GB"/>
             </w:rPr>
           </w:pPr>
-          <w:hyperlink w:anchor="_Toc232842928" w:history="1">
+          <w:hyperlink w:anchor="_Toc233543216" w:history="1">
             <w:r>
               <w:rPr>
                 <w:rStyle w:val="Hyperlink"/>
@@ -583,7 +621,7 @@
                 <w:noProof/>
                 <w:webHidden/>
               </w:rPr>
-              <w:instrText xml:space="preserve"> PAGEREF _Toc232842928 \h </w:instrText>
+              <w:instrText xml:space="preserve"> PAGEREF _Toc233543216 \h </w:instrText>
             </w:r>
             <w:r>
               <w:rPr>
@@ -627,7 +665,7 @@
               <w:lang w:eastAsia="en-GB"/>
             </w:rPr>
           </w:pPr>
-          <w:hyperlink w:anchor="_Toc232842929" w:history="1">
+          <w:hyperlink w:anchor="_Toc233543217" w:history="1">
             <w:r>
               <w:rPr>
                 <w:rStyle w:val="Hyperlink"/>
@@ -671,7 +709,7 @@
                 <w:noProof/>
                 <w:webHidden/>
               </w:rPr>
-              <w:instrText xml:space="preserve"> PAGEREF _Toc232842929 \h </w:instrText>
+              <w:instrText xml:space="preserve"> PAGEREF _Toc233543217 \h </w:instrText>
             </w:r>
             <w:r>
               <w:rPr>
@@ -715,7 +753,7 @@
               <w:lang w:eastAsia="en-GB"/>
             </w:rPr>
           </w:pPr>
-          <w:hyperlink w:anchor="_Toc232842930" w:history="1">
+          <w:hyperlink w:anchor="_Toc233543218" w:history="1">
             <w:r>
               <w:rPr>
                 <w:rStyle w:val="Hyperlink"/>
@@ -738,7 +776,7 @@
                 <w:noProof/>
                 <w:lang w:eastAsia="en-GB"/>
               </w:rPr>
-              <w:t>IS Block Diagram</w:t>
+              <w:t>IS Requirements</w:t>
             </w:r>
             <w:r>
               <w:rPr>
@@ -759,7 +797,7 @@
                 <w:noProof/>
                 <w:webHidden/>
               </w:rPr>
-              <w:instrText xml:space="preserve"> PAGEREF _Toc232842930 \h </w:instrText>
+              <w:instrText xml:space="preserve"> PAGEREF _Toc233543218 \h </w:instrText>
             </w:r>
             <w:r>
               <w:rPr>
@@ -779,7 +817,183 @@
                 <w:noProof/>
                 <w:webHidden/>
               </w:rPr>
-              <w:t>3</w:t>
+              <w:t>2</w:t>
+            </w:r>
+            <w:r>
+              <w:rPr>
+                <w:noProof/>
+                <w:webHidden/>
+              </w:rPr>
+              <w:fldChar w:fldCharType="end"/>
+            </w:r>
+          </w:hyperlink>
+        </w:p>
+        <w:p>
+          <w:pPr>
+            <w:pStyle w:val="TOC3"/>
+            <w:tabs>
+              <w:tab w:val="left" w:pos="1320"/>
+              <w:tab w:val="right" w:leader="dot" w:pos="9016"/>
+            </w:tabs>
+            <w:rPr>
+              <w:rFonts w:eastAsiaTheme="minorEastAsia"/>
+              <w:noProof/>
+              <w:lang w:eastAsia="en-GB"/>
+            </w:rPr>
+          </w:pPr>
+          <w:hyperlink w:anchor="_Toc233543219" w:history="1">
+            <w:r>
+              <w:rPr>
+                <w:rStyle w:val="Hyperlink"/>
+                <w:noProof/>
+                <w:lang w:eastAsia="en-GB"/>
+              </w:rPr>
+              <w:t>2.2.1</w:t>
+            </w:r>
+            <w:r>
+              <w:rPr>
+                <w:rFonts w:eastAsiaTheme="minorEastAsia"/>
+                <w:noProof/>
+                <w:lang w:eastAsia="en-GB"/>
+              </w:rPr>
+              <w:tab/>
+            </w:r>
+            <w:r>
+              <w:rPr>
+                <w:rStyle w:val="Hyperlink"/>
+                <w:noProof/>
+                <w:lang w:eastAsia="en-GB"/>
+              </w:rPr>
+              <w:t>IS Requirements for Latch Instruction Decode Outputs</w:t>
+            </w:r>
+            <w:r>
+              <w:rPr>
+                <w:noProof/>
+                <w:webHidden/>
+              </w:rPr>
+              <w:tab/>
+            </w:r>
+            <w:r>
+              <w:rPr>
+                <w:noProof/>
+                <w:webHidden/>
+              </w:rPr>
+              <w:fldChar w:fldCharType="begin"/>
+            </w:r>
+            <w:r>
+              <w:rPr>
+                <w:noProof/>
+                <w:webHidden/>
+              </w:rPr>
+              <w:instrText xml:space="preserve"> PAGEREF _Toc233543219 \h </w:instrText>
+            </w:r>
+            <w:r>
+              <w:rPr>
+                <w:noProof/>
+                <w:webHidden/>
+              </w:rPr>
+            </w:r>
+            <w:r>
+              <w:rPr>
+                <w:noProof/>
+                <w:webHidden/>
+              </w:rPr>
+              <w:fldChar w:fldCharType="separate"/>
+            </w:r>
+            <w:r>
+              <w:rPr>
+                <w:noProof/>
+                <w:webHidden/>
+              </w:rPr>
+              <w:t>2</w:t>
+            </w:r>
+            <w:r>
+              <w:rPr>
+                <w:noProof/>
+                <w:webHidden/>
+              </w:rPr>
+              <w:fldChar w:fldCharType="end"/>
+            </w:r>
+          </w:hyperlink>
+        </w:p>
+        <w:p>
+          <w:pPr>
+            <w:pStyle w:val="TOC2"/>
+            <w:tabs>
+              <w:tab w:val="left" w:pos="880"/>
+              <w:tab w:val="right" w:leader="dot" w:pos="9016"/>
+            </w:tabs>
+            <w:rPr>
+              <w:rFonts w:eastAsiaTheme="minorEastAsia"/>
+              <w:noProof/>
+              <w:lang w:eastAsia="en-GB"/>
+            </w:rPr>
+          </w:pPr>
+          <w:hyperlink w:anchor="_Toc233543220" w:history="1">
+            <w:r>
+              <w:rPr>
+                <w:rStyle w:val="Hyperlink"/>
+                <w:noProof/>
+                <w:lang w:eastAsia="en-GB"/>
+              </w:rPr>
+              <w:t>2.3</w:t>
+            </w:r>
+            <w:r>
+              <w:rPr>
+                <w:rFonts w:eastAsiaTheme="minorEastAsia"/>
+                <w:noProof/>
+                <w:lang w:eastAsia="en-GB"/>
+              </w:rPr>
+              <w:tab/>
+            </w:r>
+            <w:r>
+              <w:rPr>
+                <w:rStyle w:val="Hyperlink"/>
+                <w:noProof/>
+                <w:lang w:eastAsia="en-GB"/>
+              </w:rPr>
+              <w:t>IS Block Diagram</w:t>
+            </w:r>
+            <w:r>
+              <w:rPr>
+                <w:noProof/>
+                <w:webHidden/>
+              </w:rPr>
+              <w:tab/>
+            </w:r>
+            <w:r>
+              <w:rPr>
+                <w:noProof/>
+                <w:webHidden/>
+              </w:rPr>
+              <w:fldChar w:fldCharType="begin"/>
+            </w:r>
+            <w:r>
+              <w:rPr>
+                <w:noProof/>
+                <w:webHidden/>
+              </w:rPr>
+              <w:instrText xml:space="preserve"> PAGEREF _Toc233543220 \h </w:instrText>
+            </w:r>
+            <w:r>
+              <w:rPr>
+                <w:noProof/>
+                <w:webHidden/>
+              </w:rPr>
+            </w:r>
+            <w:r>
+              <w:rPr>
+                <w:noProof/>
+                <w:webHidden/>
+              </w:rPr>
+              <w:fldChar w:fldCharType="separate"/>
+            </w:r>
+            <w:r>
+              <w:rPr>
+                <w:noProof/>
+                <w:webHidden/>
+              </w:rPr>
+              <w:t>4</w:t>
             </w:r>
             <w:r>
               <w:rPr>
@@ -803,7 +1017,7 @@
               <w:lang w:eastAsia="en-GB"/>
             </w:rPr>
           </w:pPr>
-          <w:hyperlink w:anchor="_Toc232842931" w:history="1">
+          <w:hyperlink w:anchor="_Toc233543221" w:history="1">
             <w:r>
               <w:rPr>
                 <w:rStyle w:val="Hyperlink"/>
@@ -854,7 +1068,7 @@
                 <w:noProof/>
                 <w:webHidden/>
               </w:rPr>
-              <w:instrText xml:space="preserve"> PAGEREF _Toc232842931 \h </w:instrText>
+              <w:instrText xml:space="preserve"> PAGEREF _Toc233543221 \h </w:instrText>
             </w:r>
             <w:r>
               <w:rPr>
@@ -874,7 +1088,7 @@
                 <w:noProof/>
                 <w:webHidden/>
               </w:rPr>
-              <w:t>3</w:t>
+              <w:t>5</w:t>
             </w:r>
             <w:r>
               <w:rPr>
@@ -898,7 +1112,7 @@
               <w:lang w:eastAsia="en-GB"/>
             </w:rPr>
           </w:pPr>
-          <w:hyperlink w:anchor="_Toc232842932" w:history="1">
+          <w:hyperlink w:anchor="_Toc233543222" w:history="1">
             <w:r>
               <w:rPr>
                 <w:rStyle w:val="Hyperlink"/>
@@ -921,7 +1135,7 @@
                 <w:noProof/>
                 <w:lang w:eastAsia="en-GB"/>
               </w:rPr>
-              <w:t>&lt;tbd&gt;</w:t>
+              <w:t>Opcode Latch</w:t>
             </w:r>
             <w:r>
               <w:rPr>
@@ -942,7 +1156,7 @@
                 <w:noProof/>
                 <w:webHidden/>
               </w:rPr>
-              <w:instrText xml:space="preserve"> PAGEREF _Toc232842932 \h </w:instrText>
+              <w:instrText xml:space="preserve"> PAGEREF _Toc233543222 \h </w:instrText>
             </w:r>
             <w:r>
               <w:rPr>
@@ -962,7 +1176,711 @@
                 <w:noProof/>
                 <w:webHidden/>
               </w:rPr>
-              <w:t>3</w:t>
+              <w:t>5</w:t>
+            </w:r>
+            <w:r>
+              <w:rPr>
+                <w:noProof/>
+                <w:webHidden/>
+              </w:rPr>
+              <w:fldChar w:fldCharType="end"/>
+            </w:r>
+          </w:hyperlink>
+        </w:p>
+        <w:p>
+          <w:pPr>
+            <w:pStyle w:val="TOC2"/>
+            <w:tabs>
+              <w:tab w:val="left" w:pos="880"/>
+              <w:tab w:val="right" w:leader="dot" w:pos="9016"/>
+            </w:tabs>
+            <w:rPr>
+              <w:rFonts w:eastAsiaTheme="minorEastAsia"/>
+              <w:noProof/>
+              <w:lang w:eastAsia="en-GB"/>
+            </w:rPr>
+          </w:pPr>
+          <w:hyperlink w:anchor="_Toc233543223" w:history="1">
+            <w:r>
+              <w:rPr>
+                <w:rStyle w:val="Hyperlink"/>
+                <w:noProof/>
+                <w:lang w:eastAsia="en-GB"/>
+              </w:rPr>
+              <w:t>3.2</w:t>
+            </w:r>
+            <w:r>
+              <w:rPr>
+                <w:rFonts w:eastAsiaTheme="minorEastAsia"/>
+                <w:noProof/>
+                <w:lang w:eastAsia="en-GB"/>
+              </w:rPr>
+              <w:tab/>
+            </w:r>
+            <w:r>
+              <w:rPr>
+                <w:rStyle w:val="Hyperlink"/>
+                <w:noProof/>
+                <w:lang w:eastAsia="en-GB"/>
+              </w:rPr>
+              <w:t>Clock Generator</w:t>
+            </w:r>
+            <w:r>
+              <w:rPr>
+                <w:noProof/>
+                <w:webHidden/>
+              </w:rPr>
+              <w:tab/>
+            </w:r>
+            <w:r>
+              <w:rPr>
+                <w:noProof/>
+                <w:webHidden/>
+              </w:rPr>
+              <w:fldChar w:fldCharType="begin"/>
+            </w:r>
+            <w:r>
+              <w:rPr>
+                <w:noProof/>
+                <w:webHidden/>
+              </w:rPr>
+              <w:instrText xml:space="preserve"> PAGEREF _Toc233543223 \h </w:instrText>
+            </w:r>
+            <w:r>
+              <w:rPr>
+                <w:noProof/>
+                <w:webHidden/>
+              </w:rPr>
+            </w:r>
+            <w:r>
+              <w:rPr>
+                <w:noProof/>
+                <w:webHidden/>
+              </w:rPr>
+              <w:fldChar w:fldCharType="separate"/>
+            </w:r>
+            <w:r>
+              <w:rPr>
+                <w:noProof/>
+                <w:webHidden/>
+              </w:rPr>
+              <w:t>6</w:t>
+            </w:r>
+            <w:r>
+              <w:rPr>
+                <w:noProof/>
+                <w:webHidden/>
+              </w:rPr>
+              <w:fldChar w:fldCharType="end"/>
+            </w:r>
+          </w:hyperlink>
+        </w:p>
+        <w:p>
+          <w:pPr>
+            <w:pStyle w:val="TOC2"/>
+            <w:tabs>
+              <w:tab w:val="left" w:pos="880"/>
+              <w:tab w:val="right" w:leader="dot" w:pos="9016"/>
+            </w:tabs>
+            <w:rPr>
+              <w:rFonts w:eastAsiaTheme="minorEastAsia"/>
+              <w:noProof/>
+              <w:lang w:eastAsia="en-GB"/>
+            </w:rPr>
+          </w:pPr>
+          <w:hyperlink w:anchor="_Toc233543224" w:history="1">
+            <w:r>
+              <w:rPr>
+                <w:rStyle w:val="Hyperlink"/>
+                <w:noProof/>
+                <w:lang w:eastAsia="en-GB"/>
+              </w:rPr>
+              <w:t>3.3</w:t>
+            </w:r>
+            <w:r>
+              <w:rPr>
+                <w:rFonts w:eastAsiaTheme="minorEastAsia"/>
+                <w:noProof/>
+                <w:lang w:eastAsia="en-GB"/>
+              </w:rPr>
+              <w:tab/>
+            </w:r>
+            <w:r>
+              <w:rPr>
+                <w:rStyle w:val="Hyperlink"/>
+                <w:noProof/>
+                <w:lang w:eastAsia="en-GB"/>
+              </w:rPr>
+              <w:t>Power up Reset</w:t>
+            </w:r>
+            <w:r>
+              <w:rPr>
+                <w:noProof/>
+                <w:webHidden/>
+              </w:rPr>
+              <w:tab/>
+            </w:r>
+            <w:r>
+              <w:rPr>
+                <w:noProof/>
+                <w:webHidden/>
+              </w:rPr>
+              <w:fldChar w:fldCharType="begin"/>
+            </w:r>
+            <w:r>
+              <w:rPr>
+                <w:noProof/>
+                <w:webHidden/>
+              </w:rPr>
+              <w:instrText xml:space="preserve"> PAGEREF _Toc233543224 \h </w:instrText>
+            </w:r>
+            <w:r>
+              <w:rPr>
+                <w:noProof/>
+                <w:webHidden/>
+              </w:rPr>
+            </w:r>
+            <w:r>
+              <w:rPr>
+                <w:noProof/>
+                <w:webHidden/>
+              </w:rPr>
+              <w:fldChar w:fldCharType="separate"/>
+            </w:r>
+            <w:r>
+              <w:rPr>
+                <w:noProof/>
+                <w:webHidden/>
+              </w:rPr>
+              <w:t>6</w:t>
+            </w:r>
+            <w:r>
+              <w:rPr>
+                <w:noProof/>
+                <w:webHidden/>
+              </w:rPr>
+              <w:fldChar w:fldCharType="end"/>
+            </w:r>
+          </w:hyperlink>
+        </w:p>
+        <w:p>
+          <w:pPr>
+            <w:pStyle w:val="TOC2"/>
+            <w:tabs>
+              <w:tab w:val="left" w:pos="880"/>
+              <w:tab w:val="right" w:leader="dot" w:pos="9016"/>
+            </w:tabs>
+            <w:rPr>
+              <w:rFonts w:eastAsiaTheme="minorEastAsia"/>
+              <w:noProof/>
+              <w:lang w:eastAsia="en-GB"/>
+            </w:rPr>
+          </w:pPr>
+          <w:hyperlink w:anchor="_Toc233543225" w:history="1">
+            <w:r>
+              <w:rPr>
+                <w:rStyle w:val="Hyperlink"/>
+                <w:noProof/>
+                <w:lang w:eastAsia="en-GB"/>
+              </w:rPr>
+              <w:t>3.4</w:t>
+            </w:r>
+            <w:r>
+              <w:rPr>
+                <w:rFonts w:eastAsiaTheme="minorEastAsia"/>
+                <w:noProof/>
+                <w:lang w:eastAsia="en-GB"/>
+              </w:rPr>
+              <w:tab/>
+            </w:r>
+            <w:r>
+              <w:rPr>
+                <w:rStyle w:val="Hyperlink"/>
+                <w:noProof/>
+                <w:lang w:eastAsia="en-GB"/>
+              </w:rPr>
+              <w:t>Sequence Control</w:t>
+            </w:r>
+            <w:r>
+              <w:rPr>
+                <w:noProof/>
+                <w:webHidden/>
+              </w:rPr>
+              <w:tab/>
+            </w:r>
+            <w:r>
+              <w:rPr>
+                <w:noProof/>
+                <w:webHidden/>
+              </w:rPr>
+              <w:fldChar w:fldCharType="begin"/>
+            </w:r>
+            <w:r>
+              <w:rPr>
+                <w:noProof/>
+                <w:webHidden/>
+              </w:rPr>
+              <w:instrText xml:space="preserve"> PAGEREF _Toc233543225 \h </w:instrText>
+            </w:r>
+            <w:r>
+              <w:rPr>
+                <w:noProof/>
+                <w:webHidden/>
+              </w:rPr>
+            </w:r>
+            <w:r>
+              <w:rPr>
+                <w:noProof/>
+                <w:webHidden/>
+              </w:rPr>
+              <w:fldChar w:fldCharType="separate"/>
+            </w:r>
+            <w:r>
+              <w:rPr>
+                <w:noProof/>
+                <w:webHidden/>
+              </w:rPr>
+              <w:t>7</w:t>
+            </w:r>
+            <w:r>
+              <w:rPr>
+                <w:noProof/>
+                <w:webHidden/>
+              </w:rPr>
+              <w:fldChar w:fldCharType="end"/>
+            </w:r>
+          </w:hyperlink>
+        </w:p>
+        <w:p>
+          <w:pPr>
+            <w:pStyle w:val="TOC2"/>
+            <w:tabs>
+              <w:tab w:val="left" w:pos="880"/>
+              <w:tab w:val="right" w:leader="dot" w:pos="9016"/>
+            </w:tabs>
+            <w:rPr>
+              <w:rFonts w:eastAsiaTheme="minorEastAsia"/>
+              <w:noProof/>
+              <w:lang w:eastAsia="en-GB"/>
+            </w:rPr>
+          </w:pPr>
+          <w:hyperlink w:anchor="_Toc233543226" w:history="1">
+            <w:r>
+              <w:rPr>
+                <w:rStyle w:val="Hyperlink"/>
+                <w:noProof/>
+                <w:lang w:eastAsia="en-GB"/>
+              </w:rPr>
+              <w:t>3.5</w:t>
+            </w:r>
+            <w:r>
+              <w:rPr>
+                <w:rFonts w:eastAsiaTheme="minorEastAsia"/>
+                <w:noProof/>
+                <w:lang w:eastAsia="en-GB"/>
+              </w:rPr>
+              <w:tab/>
+            </w:r>
+            <w:r>
+              <w:rPr>
+                <w:rStyle w:val="Hyperlink"/>
+                <w:noProof/>
+                <w:lang w:eastAsia="en-GB"/>
+              </w:rPr>
+              <w:t>Sequence ROM</w:t>
+            </w:r>
+            <w:r>
+              <w:rPr>
+                <w:noProof/>
+                <w:webHidden/>
+              </w:rPr>
+              <w:tab/>
+            </w:r>
+            <w:r>
+              <w:rPr>
+                <w:noProof/>
+                <w:webHidden/>
+              </w:rPr>
+              <w:fldChar w:fldCharType="begin"/>
+            </w:r>
+            <w:r>
+              <w:rPr>
+                <w:noProof/>
+                <w:webHidden/>
+              </w:rPr>
+              <w:instrText xml:space="preserve"> PAGEREF _Toc233543226 \h </w:instrText>
+            </w:r>
+            <w:r>
+              <w:rPr>
+                <w:noProof/>
+                <w:webHidden/>
+              </w:rPr>
+            </w:r>
+            <w:r>
+              <w:rPr>
+                <w:noProof/>
+                <w:webHidden/>
+              </w:rPr>
+              <w:fldChar w:fldCharType="separate"/>
+            </w:r>
+            <w:r>
+              <w:rPr>
+                <w:noProof/>
+                <w:webHidden/>
+              </w:rPr>
+              <w:t>8</w:t>
+            </w:r>
+            <w:r>
+              <w:rPr>
+                <w:noProof/>
+                <w:webHidden/>
+              </w:rPr>
+              <w:fldChar w:fldCharType="end"/>
+            </w:r>
+          </w:hyperlink>
+        </w:p>
+        <w:p>
+          <w:pPr>
+            <w:pStyle w:val="TOC2"/>
+            <w:tabs>
+              <w:tab w:val="left" w:pos="880"/>
+              <w:tab w:val="right" w:leader="dot" w:pos="9016"/>
+            </w:tabs>
+            <w:rPr>
+              <w:rFonts w:eastAsiaTheme="minorEastAsia"/>
+              <w:noProof/>
+              <w:lang w:eastAsia="en-GB"/>
+            </w:rPr>
+          </w:pPr>
+          <w:hyperlink w:anchor="_Toc233543227" w:history="1">
+            <w:r>
+              <w:rPr>
+                <w:rStyle w:val="Hyperlink"/>
+                <w:noProof/>
+                <w:lang w:eastAsia="en-GB"/>
+              </w:rPr>
+              <w:t>3.6</w:t>
+            </w:r>
+            <w:r>
+              <w:rPr>
+                <w:rFonts w:eastAsiaTheme="minorEastAsia"/>
+                <w:noProof/>
+                <w:lang w:eastAsia="en-GB"/>
+              </w:rPr>
+              <w:tab/>
+            </w:r>
+            <w:r>
+              <w:rPr>
+                <w:rStyle w:val="Hyperlink"/>
+                <w:noProof/>
+                <w:lang w:eastAsia="en-GB"/>
+              </w:rPr>
+              <w:t>RAM Address Control</w:t>
+            </w:r>
+            <w:r>
+              <w:rPr>
+                <w:noProof/>
+                <w:webHidden/>
+              </w:rPr>
+              <w:tab/>
+            </w:r>
+            <w:r>
+              <w:rPr>
+                <w:noProof/>
+                <w:webHidden/>
+              </w:rPr>
+              <w:fldChar w:fldCharType="begin"/>
+            </w:r>
+            <w:r>
+              <w:rPr>
+                <w:noProof/>
+                <w:webHidden/>
+              </w:rPr>
+              <w:instrText xml:space="preserve"> PAGEREF _Toc233543227 \h </w:instrText>
+            </w:r>
+            <w:r>
+              <w:rPr>
+                <w:noProof/>
+                <w:webHidden/>
+              </w:rPr>
+            </w:r>
+            <w:r>
+              <w:rPr>
+                <w:noProof/>
+                <w:webHidden/>
+              </w:rPr>
+              <w:fldChar w:fldCharType="separate"/>
+            </w:r>
+            <w:r>
+              <w:rPr>
+                <w:noProof/>
+                <w:webHidden/>
+              </w:rPr>
+              <w:t>9</w:t>
+            </w:r>
+            <w:r>
+              <w:rPr>
+                <w:noProof/>
+                <w:webHidden/>
+              </w:rPr>
+              <w:fldChar w:fldCharType="end"/>
+            </w:r>
+          </w:hyperlink>
+        </w:p>
+        <w:p>
+          <w:pPr>
+            <w:pStyle w:val="TOC2"/>
+            <w:tabs>
+              <w:tab w:val="left" w:pos="880"/>
+              <w:tab w:val="right" w:leader="dot" w:pos="9016"/>
+            </w:tabs>
+            <w:rPr>
+              <w:rFonts w:eastAsiaTheme="minorEastAsia"/>
+              <w:noProof/>
+              <w:lang w:eastAsia="en-GB"/>
+            </w:rPr>
+          </w:pPr>
+          <w:hyperlink w:anchor="_Toc233543228" w:history="1">
+            <w:r>
+              <w:rPr>
+                <w:rStyle w:val="Hyperlink"/>
+                <w:noProof/>
+                <w:lang w:eastAsia="en-GB"/>
+              </w:rPr>
+              <w:t>3.7</w:t>
+            </w:r>
+            <w:r>
+              <w:rPr>
+                <w:rFonts w:eastAsiaTheme="minorEastAsia"/>
+                <w:noProof/>
+                <w:lang w:eastAsia="en-GB"/>
+              </w:rPr>
+              <w:tab/>
+            </w:r>
+            <w:r>
+              <w:rPr>
+                <w:rStyle w:val="Hyperlink"/>
+                <w:noProof/>
+                <w:lang w:eastAsia="en-GB"/>
+              </w:rPr>
+              <w:t>Temp 16 Bit Latch1</w:t>
+            </w:r>
+            <w:r>
+              <w:rPr>
+                <w:noProof/>
+                <w:webHidden/>
+              </w:rPr>
+              <w:tab/>
+            </w:r>
+            <w:r>
+              <w:rPr>
+                <w:noProof/>
+                <w:webHidden/>
+              </w:rPr>
+              <w:fldChar w:fldCharType="begin"/>
+            </w:r>
+            <w:r>
+              <w:rPr>
+                <w:noProof/>
+                <w:webHidden/>
+              </w:rPr>
+              <w:instrText xml:space="preserve"> PAGEREF _Toc233543228 \h </w:instrText>
+            </w:r>
+            <w:r>
+              <w:rPr>
+                <w:noProof/>
+                <w:webHidden/>
+              </w:rPr>
+            </w:r>
+            <w:r>
+              <w:rPr>
+                <w:noProof/>
+                <w:webHidden/>
+              </w:rPr>
+              <w:fldChar w:fldCharType="separate"/>
+            </w:r>
+            <w:r>
+              <w:rPr>
+                <w:noProof/>
+                <w:webHidden/>
+              </w:rPr>
+              <w:t>9</w:t>
+            </w:r>
+            <w:r>
+              <w:rPr>
+                <w:noProof/>
+                <w:webHidden/>
+              </w:rPr>
+              <w:fldChar w:fldCharType="end"/>
+            </w:r>
+          </w:hyperlink>
+        </w:p>
+        <w:p>
+          <w:pPr>
+            <w:pStyle w:val="TOC2"/>
+            <w:tabs>
+              <w:tab w:val="left" w:pos="880"/>
+              <w:tab w:val="right" w:leader="dot" w:pos="9016"/>
+            </w:tabs>
+            <w:rPr>
+              <w:rFonts w:eastAsiaTheme="minorEastAsia"/>
+              <w:noProof/>
+              <w:lang w:eastAsia="en-GB"/>
+            </w:rPr>
+          </w:pPr>
+          <w:hyperlink w:anchor="_Toc233543229" w:history="1">
+            <w:r>
+              <w:rPr>
+                <w:rStyle w:val="Hyperlink"/>
+                <w:noProof/>
+                <w:lang w:eastAsia="en-GB"/>
+              </w:rPr>
+              <w:t>3.8</w:t>
+            </w:r>
+            <w:r>
+              <w:rPr>
+                <w:rFonts w:eastAsiaTheme="minorEastAsia"/>
+                <w:noProof/>
+                <w:lang w:eastAsia="en-GB"/>
+              </w:rPr>
+              <w:tab/>
+            </w:r>
+            <w:r>
+              <w:rPr>
+                <w:rStyle w:val="Hyperlink"/>
+                <w:noProof/>
+                <w:lang w:eastAsia="en-GB"/>
+              </w:rPr>
+              <w:t>Temp 16 Bit Latch2</w:t>
+            </w:r>
+            <w:r>
+              <w:rPr>
+                <w:noProof/>
+                <w:webHidden/>
+              </w:rPr>
+              <w:tab/>
+            </w:r>
+            <w:r>
+              <w:rPr>
+                <w:noProof/>
+                <w:webHidden/>
+              </w:rPr>
+              <w:fldChar w:fldCharType="begin"/>
+            </w:r>
+            <w:r>
+              <w:rPr>
+                <w:noProof/>
+                <w:webHidden/>
+              </w:rPr>
+              <w:instrText xml:space="preserve"> PAGEREF _Toc233543229 \h </w:instrText>
+            </w:r>
+            <w:r>
+              <w:rPr>
+                <w:noProof/>
+                <w:webHidden/>
+              </w:rPr>
+            </w:r>
+            <w:r>
+              <w:rPr>
+                <w:noProof/>
+                <w:webHidden/>
+              </w:rPr>
+              <w:fldChar w:fldCharType="separate"/>
+            </w:r>
+            <w:r>
+              <w:rPr>
+                <w:noProof/>
+                <w:webHidden/>
+              </w:rPr>
+              <w:t>9</w:t>
+            </w:r>
+            <w:r>
+              <w:rPr>
+                <w:noProof/>
+                <w:webHidden/>
+              </w:rPr>
+              <w:fldChar w:fldCharType="end"/>
+            </w:r>
+          </w:hyperlink>
+        </w:p>
+        <w:p>
+          <w:pPr>
+            <w:pStyle w:val="TOC2"/>
+            <w:tabs>
+              <w:tab w:val="left" w:pos="880"/>
+              <w:tab w:val="right" w:leader="dot" w:pos="9016"/>
+            </w:tabs>
+            <w:rPr>
+              <w:rFonts w:eastAsiaTheme="minorEastAsia"/>
+              <w:noProof/>
+              <w:lang w:eastAsia="en-GB"/>
+            </w:rPr>
+          </w:pPr>
+          <w:hyperlink w:anchor="_Toc233543230" w:history="1">
+            <w:r>
+              <w:rPr>
+                <w:rStyle w:val="Hyperlink"/>
+                <w:noProof/>
+                <w:lang w:eastAsia="en-GB"/>
+              </w:rPr>
+              <w:t>3.9</w:t>
+            </w:r>
+            <w:r>
+              <w:rPr>
+                <w:rFonts w:eastAsiaTheme="minorEastAsia"/>
+                <w:noProof/>
+                <w:lang w:eastAsia="en-GB"/>
+              </w:rPr>
+              <w:tab/>
+            </w:r>
+            <w:r>
+              <w:rPr>
+                <w:rStyle w:val="Hyperlink"/>
+                <w:noProof/>
+                <w:lang w:eastAsia="en-GB"/>
+              </w:rPr>
+              <w:t>16 Bit Tristate Buffer</w:t>
+            </w:r>
+            <w:r>
+              <w:rPr>
+                <w:noProof/>
+                <w:webHidden/>
+              </w:rPr>
+              <w:tab/>
+            </w:r>
+            <w:r>
+              <w:rPr>
+                <w:noProof/>
+                <w:webHidden/>
+              </w:rPr>
+              <w:fldChar w:fldCharType="begin"/>
+            </w:r>
+            <w:r>
+              <w:rPr>
+                <w:noProof/>
+                <w:webHidden/>
+              </w:rPr>
+              <w:instrText xml:space="preserve"> PAGEREF _Toc233543230 \h </w:instrText>
+            </w:r>
+            <w:r>
+              <w:rPr>
+                <w:noProof/>
+                <w:webHidden/>
+              </w:rPr>
+            </w:r>
+            <w:r>
+              <w:rPr>
+                <w:noProof/>
+                <w:webHidden/>
+              </w:rPr>
+              <w:fldChar w:fldCharType="separate"/>
+            </w:r>
+            <w:r>
+              <w:rPr>
+                <w:noProof/>
+                <w:webHidden/>
+              </w:rPr>
+              <w:t>10</w:t>
             </w:r>
             <w:r>
               <w:rPr>
@@ -986,7 +1904,7 @@
               <w:lang w:eastAsia="en-GB"/>
             </w:rPr>
           </w:pPr>
-          <w:hyperlink w:anchor="_Toc232842933" w:history="1">
+          <w:hyperlink w:anchor="_Toc233543231" w:history="1">
             <w:r>
               <w:rPr>
                 <w:rStyle w:val="Hyperlink"/>
@@ -1030,7 +1948,7 @@
                 <w:noProof/>
                 <w:webHidden/>
               </w:rPr>
-              <w:instrText xml:space="preserve"> PAGEREF _Toc232842933 \h </w:instrText>
+              <w:instrText xml:space="preserve"> PAGEREF _Toc233543231 \h </w:instrText>
             </w:r>
             <w:r>
               <w:rPr>
@@ -1050,7 +1968,7 @@
                 <w:noProof/>
                 <w:webHidden/>
               </w:rPr>
-              <w:t>4</w:t>
+              <w:t>11</w:t>
             </w:r>
             <w:r>
               <w:rPr>
@@ -1068,7 +1986,6 @@
         </w:p>
       </w:sdtContent>
     </w:sdt>
-    <w:p/>
     <w:p>
       <w:pPr>
         <w:pStyle w:val="TableofFigures"/>
@@ -1139,7 +2056,7 @@
         </w:rPr>
         <w:fldChar w:fldCharType="separate"/>
       </w:r>
-      <w:hyperlink w:anchor="_Toc232842934" w:history="1">
+      <w:hyperlink w:anchor="_Toc233543232" w:history="1">
         <w:r>
           <w:rPr>
             <w:rStyle w:val="Hyperlink"/>
@@ -1166,7 +2083,7 @@
             <w:noProof/>
             <w:webHidden/>
           </w:rPr>
-          <w:instrText xml:space="preserve"> PAGEREF _Toc232842934 \h </w:instrText>
+          <w:instrText xml:space="preserve"> PAGEREF _Toc233543232 \h </w:instrText>
         </w:r>
         <w:r>
           <w:rPr>
@@ -1209,13 +2126,13 @@
           <w:lang w:eastAsia="en-GB"/>
         </w:rPr>
       </w:pPr>
-      <w:hyperlink w:anchor="_Toc232842935" w:history="1">
+      <w:hyperlink w:anchor="_Toc233543233" w:history="1">
         <w:r>
           <w:rPr>
             <w:rStyle w:val="Hyperlink"/>
             <w:noProof/>
           </w:rPr>
-          <w:t>Figure 2:   TBD Level 1 Block Diagram</w:t>
+          <w:t>Figure 2:   IS Level 1 Block Diagram</w:t>
         </w:r>
         <w:r>
           <w:rPr>
@@ -1236,7 +2153,7 @@
             <w:noProof/>
             <w:webHidden/>
           </w:rPr>
-          <w:instrText xml:space="preserve"> PAGEREF _Toc232842935 \h </w:instrText>
+          <w:instrText xml:space="preserve"> PAGEREF _Toc233543233 \h </w:instrText>
         </w:r>
         <w:r>
           <w:rPr>
@@ -1256,7 +2173,7 @@
             <w:noProof/>
             <w:webHidden/>
           </w:rPr>
-          <w:t>3</w:t>
+          <w:t>4</w:t>
         </w:r>
         <w:r>
           <w:rPr>
@@ -1269,6 +2186,216 @@
     </w:p>
     <w:p>
       <w:pPr>
+        <w:pStyle w:val="TableofFigures"/>
+        <w:tabs>
+          <w:tab w:val="right" w:leader="dot" w:pos="9016"/>
+        </w:tabs>
+        <w:rPr>
+          <w:rFonts w:eastAsiaTheme="minorEastAsia"/>
+          <w:noProof/>
+          <w:lang w:eastAsia="en-GB"/>
+        </w:rPr>
+      </w:pPr>
+      <w:hyperlink w:anchor="_Toc233543234" w:history="1">
+        <w:r>
+          <w:rPr>
+            <w:rStyle w:val="Hyperlink"/>
+            <w:noProof/>
+          </w:rPr>
+          <w:t>Figure 3:   Mapping for all outputs except JBITS</w:t>
+        </w:r>
+        <w:r>
+          <w:rPr>
+            <w:noProof/>
+            <w:webHidden/>
+          </w:rPr>
+          <w:tab/>
+        </w:r>
+        <w:r>
+          <w:rPr>
+            <w:noProof/>
+            <w:webHidden/>
+          </w:rPr>
+          <w:fldChar w:fldCharType="begin"/>
+        </w:r>
+        <w:r>
+          <w:rPr>
+            <w:noProof/>
+            <w:webHidden/>
+          </w:rPr>
+          <w:instrText xml:space="preserve"> PAGEREF _Toc233543234 \h </w:instrText>
+        </w:r>
+        <w:r>
+          <w:rPr>
+            <w:noProof/>
+            <w:webHidden/>
+          </w:rPr>
+        </w:r>
+        <w:r>
+          <w:rPr>
+            <w:noProof/>
+            <w:webHidden/>
+          </w:rPr>
+          <w:fldChar w:fldCharType="separate"/>
+        </w:r>
+        <w:r>
+          <w:rPr>
+            <w:noProof/>
+            <w:webHidden/>
+          </w:rPr>
+          <w:t>5</w:t>
+        </w:r>
+        <w:r>
+          <w:rPr>
+            <w:noProof/>
+            <w:webHidden/>
+          </w:rPr>
+          <w:fldChar w:fldCharType="end"/>
+        </w:r>
+      </w:hyperlink>
+    </w:p>
+    <w:p>
+      <w:pPr>
+        <w:pStyle w:val="TableofFigures"/>
+        <w:tabs>
+          <w:tab w:val="right" w:leader="dot" w:pos="9016"/>
+        </w:tabs>
+        <w:rPr>
+          <w:rFonts w:eastAsiaTheme="minorEastAsia"/>
+          <w:noProof/>
+          <w:lang w:eastAsia="en-GB"/>
+        </w:rPr>
+      </w:pPr>
+      <w:hyperlink w:anchor="_Toc233543235" w:history="1">
+        <w:r>
+          <w:rPr>
+            <w:rStyle w:val="Hyperlink"/>
+            <w:noProof/>
+          </w:rPr>
+          <w:t>Figure 4:   Mapping for JBITS output</w:t>
+        </w:r>
+        <w:r>
+          <w:rPr>
+            <w:noProof/>
+            <w:webHidden/>
+          </w:rPr>
+          <w:tab/>
+        </w:r>
+        <w:r>
+          <w:rPr>
+            <w:noProof/>
+            <w:webHidden/>
+          </w:rPr>
+          <w:fldChar w:fldCharType="begin"/>
+        </w:r>
+        <w:r>
+          <w:rPr>
+            <w:noProof/>
+            <w:webHidden/>
+          </w:rPr>
+          <w:instrText xml:space="preserve"> PAGEREF _Toc233543235 \h </w:instrText>
+        </w:r>
+        <w:r>
+          <w:rPr>
+            <w:noProof/>
+            <w:webHidden/>
+          </w:rPr>
+        </w:r>
+        <w:r>
+          <w:rPr>
+            <w:noProof/>
+            <w:webHidden/>
+          </w:rPr>
+          <w:fldChar w:fldCharType="separate"/>
+        </w:r>
+        <w:r>
+          <w:rPr>
+            <w:noProof/>
+            <w:webHidden/>
+          </w:rPr>
+          <w:t>5</w:t>
+        </w:r>
+        <w:r>
+          <w:rPr>
+            <w:noProof/>
+            <w:webHidden/>
+          </w:rPr>
+          <w:fldChar w:fldCharType="end"/>
+        </w:r>
+      </w:hyperlink>
+    </w:p>
+    <w:p>
+      <w:pPr>
+        <w:pStyle w:val="TableofFigures"/>
+        <w:tabs>
+          <w:tab w:val="right" w:leader="dot" w:pos="9016"/>
+        </w:tabs>
+        <w:rPr>
+          <w:rFonts w:eastAsiaTheme="minorEastAsia"/>
+          <w:noProof/>
+          <w:lang w:eastAsia="en-GB"/>
+        </w:rPr>
+      </w:pPr>
+      <w:hyperlink w:anchor="_Toc233543236" w:history="1">
+        <w:r>
+          <w:rPr>
+            <w:rStyle w:val="Hyperlink"/>
+            <w:noProof/>
+          </w:rPr>
+          <w:t>Figure 5:   Sequence ROM Layout</w:t>
+        </w:r>
+        <w:r>
+          <w:rPr>
+            <w:noProof/>
+            <w:webHidden/>
+          </w:rPr>
+          <w:tab/>
+        </w:r>
+        <w:r>
+          <w:rPr>
+            <w:noProof/>
+            <w:webHidden/>
+          </w:rPr>
+          <w:fldChar w:fldCharType="begin"/>
+        </w:r>
+        <w:r>
+          <w:rPr>
+            <w:noProof/>
+            <w:webHidden/>
+          </w:rPr>
+          <w:instrText xml:space="preserve"> PAGEREF _Toc233543236 \h </w:instrText>
+        </w:r>
+        <w:r>
+          <w:rPr>
+            <w:noProof/>
+            <w:webHidden/>
+          </w:rPr>
+        </w:r>
+        <w:r>
+          <w:rPr>
+            <w:noProof/>
+            <w:webHidden/>
+          </w:rPr>
+          <w:fldChar w:fldCharType="separate"/>
+        </w:r>
+        <w:r>
+          <w:rPr>
+            <w:noProof/>
+            <w:webHidden/>
+          </w:rPr>
+          <w:t>8</w:t>
+        </w:r>
+        <w:r>
+          <w:rPr>
+            <w:noProof/>
+            <w:webHidden/>
+          </w:rPr>
+          <w:fldChar w:fldCharType="end"/>
+        </w:r>
+      </w:hyperlink>
+    </w:p>
+    <w:p>
+      <w:pPr>
         <w:rPr>
           <w:rFonts w:eastAsia="Times New Roman"/>
           <w:lang w:eastAsia="en-GB"/>
@@ -1316,7 +2443,7 @@
           <w:lang w:eastAsia="en-GB"/>
         </w:rPr>
       </w:pPr>
-      <w:bookmarkStart w:id="1" w:name="_Toc232842927"/>
+      <w:bookmarkStart w:id="1" w:name="_Toc233543215"/>
       <w:bookmarkEnd w:id="0"/>
       <w:r>
         <w:rPr>
@@ -1397,7 +2524,7 @@
           <w:lang w:eastAsia="en-GB"/>
         </w:rPr>
       </w:pPr>
-      <w:bookmarkStart w:id="2" w:name="_Toc232842928"/>
+      <w:bookmarkStart w:id="2" w:name="_Toc233543216"/>
       <w:r>
         <w:rPr>
           <w:lang w:eastAsia="en-GB"/>
@@ -1624,7 +2751,7 @@
         </w:rPr>
       </w:pPr>
       <w:bookmarkStart w:id="3" w:name="_Ref232757332"/>
-      <w:bookmarkStart w:id="4" w:name="_Toc232842934"/>
+      <w:bookmarkStart w:id="4" w:name="_Toc233543232"/>
       <w:r>
         <w:t xml:space="preserve">Figure </w:t>
       </w:r>
@@ -1982,7 +3109,7 @@
           <w:lang w:eastAsia="en-GB"/>
         </w:rPr>
       </w:pPr>
-      <w:bookmarkStart w:id="5" w:name="_Toc232842929"/>
+      <w:bookmarkStart w:id="5" w:name="_Toc233543217"/>
       <w:r>
         <w:rPr>
           <w:lang w:eastAsia="en-GB"/>
@@ -2005,8 +3132,6 @@
           <w:lang w:eastAsia="en-GB"/>
         </w:rPr>
       </w:pPr>
-      <w:bookmarkStart w:id="6" w:name="CurrentEditPos"/>
-      <w:bookmarkEnd w:id="6"/>
       <w:r>
         <w:rPr>
           <w:lang w:eastAsia="en-GB"/>
@@ -2076,7 +3201,7 @@
         <w:keepNext/>
         <w:jc w:val="center"/>
       </w:pPr>
-      <w:bookmarkStart w:id="7" w:name="_Ref232761378"/>
+      <w:bookmarkStart w:id="6" w:name="_Ref232761378"/>
       <w:r>
         <w:t xml:space="preserve">Table </w:t>
       </w:r>
@@ -2088,7 +3213,7 @@
           <w:t>1</w:t>
         </w:r>
       </w:fldSimple>
-      <w:bookmarkEnd w:id="7"/>
+      <w:bookmarkEnd w:id="6"/>
       <w:r>
         <w:t>:   ALU Inputs and Outputs</w:t>
       </w:r>
@@ -3655,12 +4780,14 @@
           <w:lang w:eastAsia="en-GB"/>
         </w:rPr>
       </w:pPr>
+      <w:bookmarkStart w:id="7" w:name="_Toc233543218"/>
       <w:r>
         <w:rPr>
           <w:lang w:eastAsia="en-GB"/>
         </w:rPr>
         <w:t>IS Requirements</w:t>
       </w:r>
+      <w:bookmarkEnd w:id="7"/>
     </w:p>
     <w:p>
       <w:pPr>
@@ -3724,6 +4851,7 @@
           <w:lang w:eastAsia="en-GB"/>
         </w:rPr>
       </w:pPr>
+      <w:bookmarkStart w:id="8" w:name="_Toc233543219"/>
       <w:r>
         <w:rPr>
           <w:rFonts w:eastAsiaTheme="minorHAnsi"/>
@@ -3743,6 +4871,7 @@
         </w:rPr>
         <w:t>utputs</w:t>
       </w:r>
+      <w:bookmarkEnd w:id="8"/>
     </w:p>
     <w:p>
       <w:pPr>
@@ -3808,19 +4937,54 @@
         <w:rPr>
           <w:lang w:eastAsia="en-GB"/>
         </w:rPr>
-        <w:t xml:space="preserve">There are 17 different sequences, numbered 0 to 16. The first thing that has to be extracted </w:t>
-      </w:r>
-      <w:r>
-        <w:rPr>
-          <w:lang w:eastAsia="en-GB"/>
-        </w:rPr>
-        <w:t xml:space="preserve">(or inferred) </w:t>
-      </w:r>
-      <w:r>
-        <w:rPr>
-          <w:lang w:eastAsia="en-GB"/>
-        </w:rPr>
-        <w:t>from the opcode, and stored, is the sequence number.</w:t>
+        <w:t xml:space="preserve">There are 17 different sequences, numbered 0 to 16. </w:t>
+      </w:r>
+      <w:r>
+        <w:rPr>
+          <w:lang w:eastAsia="en-GB"/>
+        </w:rPr>
+        <w:t xml:space="preserve">See ref </w:t>
+      </w:r>
+      <w:r>
+        <w:rPr>
+          <w:lang w:eastAsia="en-GB"/>
+        </w:rPr>
+        <w:fldChar w:fldCharType="begin"/>
+      </w:r>
+      <w:r>
+        <w:rPr>
+          <w:lang w:eastAsia="en-GB"/>
+        </w:rPr>
+        <w:instrText xml:space="preserve"> REF RefOpcodeFormat \r \h </w:instrText>
+      </w:r>
+      <w:r>
+        <w:rPr>
+          <w:lang w:eastAsia="en-GB"/>
+        </w:rPr>
+      </w:r>
+      <w:r>
+        <w:rPr>
+          <w:lang w:eastAsia="en-GB"/>
+        </w:rPr>
+        <w:fldChar w:fldCharType="separate"/>
+      </w:r>
+      <w:r>
+        <w:rPr>
+          <w:lang w:eastAsia="en-GB"/>
+        </w:rPr>
+        <w:t>4</w:t>
+      </w:r>
+      <w:r>
+        <w:rPr>
+          <w:lang w:eastAsia="en-GB"/>
+        </w:rPr>
+        <w:fldChar w:fldCharType="end"/>
+      </w:r>
+      <w:r>
+        <w:rPr>
+          <w:lang w:eastAsia="en-GB"/>
+        </w:rPr>
+        <w:t xml:space="preserve"> for full details of opcode format.</w:t>
       </w:r>
     </w:p>
     <w:p>
@@ -3833,7 +4997,32 @@
         <w:rPr>
           <w:lang w:eastAsia="en-GB"/>
         </w:rPr>
-        <w:t xml:space="preserve">Depending on the sequence number the other information to be extracted (or inferred) from the opcode is shown in </w:t>
+        <w:t>The first thing that has to be extracted from the opcode, and stored, is the sequence number.</w:t>
+      </w:r>
+    </w:p>
+    <w:p>
+      <w:pPr>
+        <w:rPr>
+          <w:lang w:eastAsia="en-GB"/>
+        </w:rPr>
+      </w:pPr>
+      <w:r>
+        <w:rPr>
+          <w:lang w:eastAsia="en-GB"/>
+        </w:rPr>
+        <w:t>Depending on the sequence number</w:t>
+      </w:r>
+      <w:r>
+        <w:rPr>
+          <w:lang w:eastAsia="en-GB"/>
+        </w:rPr>
+        <w:t>,</w:t>
+      </w:r>
+      <w:r>
+        <w:rPr>
+          <w:lang w:eastAsia="en-GB"/>
+        </w:rPr>
+        <w:t xml:space="preserve"> the other information to be extracted from the opcode is shown in </w:t>
       </w:r>
       <w:r>
         <w:rPr>
@@ -3906,7 +5095,7 @@
         <w:keepNext/>
         <w:jc w:val="center"/>
       </w:pPr>
-      <w:bookmarkStart w:id="8" w:name="_Ref233205303"/>
+      <w:bookmarkStart w:id="9" w:name="_Ref233205303"/>
       <w:r>
         <w:t xml:space="preserve">Table </w:t>
       </w:r>
@@ -3918,7 +5107,7 @@
           <w:t>2</w:t>
         </w:r>
       </w:fldSimple>
-      <w:bookmarkEnd w:id="8"/>
+      <w:bookmarkEnd w:id="9"/>
       <w:r>
         <w:t>:   Information Needed for Each Sequence</w:t>
       </w:r>
@@ -4318,14 +5507,6 @@
               </w:rPr>
               <w:sym w:font="Wingdings" w:char="F0FC"/>
             </w:r>
-            <w:r>
-              <w:rPr>
-                <w:sz w:val="20"/>
-                <w:szCs w:val="20"/>
-                <w:lang w:eastAsia="en-GB"/>
-              </w:rPr>
-              <w:t xml:space="preserve"> (1)</w:t>
-            </w:r>
           </w:p>
         </w:tc>
         <w:tc>
@@ -4348,14 +5529,6 @@
                 <w:lang w:eastAsia="en-GB"/>
               </w:rPr>
               <w:sym w:font="Wingdings" w:char="F0FC"/>
-            </w:r>
-            <w:r>
-              <w:rPr>
-                <w:sz w:val="20"/>
-                <w:szCs w:val="20"/>
-                <w:lang w:eastAsia="en-GB"/>
-              </w:rPr>
-              <w:t xml:space="preserve"> (1)</w:t>
             </w:r>
           </w:p>
         </w:tc>
@@ -4471,14 +5644,6 @@
               </w:rPr>
               <w:sym w:font="Wingdings" w:char="F0FC"/>
             </w:r>
-            <w:r>
-              <w:rPr>
-                <w:sz w:val="20"/>
-                <w:szCs w:val="20"/>
-                <w:lang w:eastAsia="en-GB"/>
-              </w:rPr>
-              <w:t xml:space="preserve"> (1)</w:t>
-            </w:r>
           </w:p>
         </w:tc>
         <w:tc>
@@ -4501,14 +5666,6 @@
                 <w:lang w:eastAsia="en-GB"/>
               </w:rPr>
               <w:sym w:font="Wingdings" w:char="F0FC"/>
-            </w:r>
-            <w:r>
-              <w:rPr>
-                <w:sz w:val="20"/>
-                <w:szCs w:val="20"/>
-                <w:lang w:eastAsia="en-GB"/>
-              </w:rPr>
-              <w:t xml:space="preserve"> (1)</w:t>
             </w:r>
           </w:p>
         </w:tc>
@@ -4714,7 +5871,7 @@
                 <w:szCs w:val="20"/>
                 <w:lang w:eastAsia="en-GB"/>
               </w:rPr>
-              <w:t xml:space="preserve"> (2)</w:t>
+              <w:t xml:space="preserve"> </w:t>
             </w:r>
           </w:p>
         </w:tc>
@@ -4853,14 +6010,6 @@
               </w:rPr>
               <w:sym w:font="Wingdings" w:char="F0FC"/>
             </w:r>
-            <w:r>
-              <w:rPr>
-                <w:sz w:val="20"/>
-                <w:szCs w:val="20"/>
-                <w:lang w:eastAsia="en-GB"/>
-              </w:rPr>
-              <w:t xml:space="preserve"> (2)</w:t>
-            </w:r>
           </w:p>
         </w:tc>
       </w:tr>
@@ -5280,7 +6429,15 @@
                 <w:szCs w:val="20"/>
                 <w:lang w:eastAsia="en-GB"/>
               </w:rPr>
-              <w:t xml:space="preserve"> (3)</w:t>
+              <w:t xml:space="preserve"> (1</w:t>
+            </w:r>
+            <w:r>
+              <w:rPr>
+                <w:sz w:val="20"/>
+                <w:szCs w:val="20"/>
+                <w:lang w:eastAsia="en-GB"/>
+              </w:rPr>
+              <w:t>)</w:t>
             </w:r>
           </w:p>
         </w:tc>
@@ -5410,7 +6567,15 @@
                 <w:szCs w:val="20"/>
                 <w:lang w:eastAsia="en-GB"/>
               </w:rPr>
-              <w:t xml:space="preserve"> (4)</w:t>
+              <w:t xml:space="preserve"> (2</w:t>
+            </w:r>
+            <w:r>
+              <w:rPr>
+                <w:sz w:val="20"/>
+                <w:szCs w:val="20"/>
+                <w:lang w:eastAsia="en-GB"/>
+              </w:rPr>
+              <w:t>)</w:t>
             </w:r>
           </w:p>
         </w:tc>
@@ -5441,7 +6606,15 @@
                 <w:szCs w:val="20"/>
                 <w:lang w:eastAsia="en-GB"/>
               </w:rPr>
-              <w:t xml:space="preserve"> (5)</w:t>
+              <w:t xml:space="preserve"> (3</w:t>
+            </w:r>
+            <w:r>
+              <w:rPr>
+                <w:sz w:val="20"/>
+                <w:szCs w:val="20"/>
+                <w:lang w:eastAsia="en-GB"/>
+              </w:rPr>
+              <w:t>)</w:t>
             </w:r>
           </w:p>
         </w:tc>
@@ -5571,7 +6744,15 @@
                 <w:szCs w:val="20"/>
                 <w:lang w:eastAsia="en-GB"/>
               </w:rPr>
-              <w:t xml:space="preserve"> (4)</w:t>
+              <w:t xml:space="preserve"> (2</w:t>
+            </w:r>
+            <w:r>
+              <w:rPr>
+                <w:sz w:val="20"/>
+                <w:szCs w:val="20"/>
+                <w:lang w:eastAsia="en-GB"/>
+              </w:rPr>
+              <w:t>)</w:t>
             </w:r>
           </w:p>
         </w:tc>
@@ -5602,7 +6783,15 @@
                 <w:szCs w:val="20"/>
                 <w:lang w:eastAsia="en-GB"/>
               </w:rPr>
-              <w:t xml:space="preserve"> (5)</w:t>
+              <w:t xml:space="preserve"> (3</w:t>
+            </w:r>
+            <w:r>
+              <w:rPr>
+                <w:sz w:val="20"/>
+                <w:szCs w:val="20"/>
+                <w:lang w:eastAsia="en-GB"/>
+              </w:rPr>
+              <w:t>)</w:t>
             </w:r>
           </w:p>
         </w:tc>
@@ -5732,7 +6921,15 @@
                 <w:szCs w:val="20"/>
                 <w:lang w:eastAsia="en-GB"/>
               </w:rPr>
-              <w:t xml:space="preserve"> (4)</w:t>
+              <w:t xml:space="preserve"> (2</w:t>
+            </w:r>
+            <w:r>
+              <w:rPr>
+                <w:sz w:val="20"/>
+                <w:szCs w:val="20"/>
+                <w:lang w:eastAsia="en-GB"/>
+              </w:rPr>
+              <w:t>)</w:t>
             </w:r>
           </w:p>
         </w:tc>
@@ -5763,7 +6960,15 @@
                 <w:szCs w:val="20"/>
                 <w:lang w:eastAsia="en-GB"/>
               </w:rPr>
-              <w:t xml:space="preserve"> (5)</w:t>
+              <w:t xml:space="preserve"> (3</w:t>
+            </w:r>
+            <w:r>
+              <w:rPr>
+                <w:sz w:val="20"/>
+                <w:szCs w:val="20"/>
+                <w:lang w:eastAsia="en-GB"/>
+              </w:rPr>
+              <w:t>)</w:t>
             </w:r>
           </w:p>
         </w:tc>
@@ -5885,7 +7090,15 @@
                 <w:szCs w:val="20"/>
                 <w:lang w:eastAsia="en-GB"/>
               </w:rPr>
-              <w:t xml:space="preserve"> (4)</w:t>
+              <w:t xml:space="preserve"> (2</w:t>
+            </w:r>
+            <w:r>
+              <w:rPr>
+                <w:sz w:val="20"/>
+                <w:szCs w:val="20"/>
+                <w:lang w:eastAsia="en-GB"/>
+              </w:rPr>
+              <w:t>)</w:t>
             </w:r>
           </w:p>
         </w:tc>
@@ -5916,7 +7129,15 @@
                 <w:szCs w:val="20"/>
                 <w:lang w:eastAsia="en-GB"/>
               </w:rPr>
-              <w:t xml:space="preserve"> (5)</w:t>
+              <w:t xml:space="preserve"> (3</w:t>
+            </w:r>
+            <w:r>
+              <w:rPr>
+                <w:sz w:val="20"/>
+                <w:szCs w:val="20"/>
+                <w:lang w:eastAsia="en-GB"/>
+              </w:rPr>
+              <w:t>)</w:t>
             </w:r>
           </w:p>
         </w:tc>
@@ -6722,7 +7943,15 @@
                 <w:szCs w:val="20"/>
                 <w:lang w:eastAsia="en-GB"/>
               </w:rPr>
-              <w:t xml:space="preserve"> (6)</w:t>
+              <w:t xml:space="preserve"> (4</w:t>
+            </w:r>
+            <w:r>
+              <w:rPr>
+                <w:sz w:val="20"/>
+                <w:szCs w:val="20"/>
+                <w:lang w:eastAsia="en-GB"/>
+              </w:rPr>
+              <w:t>)</w:t>
             </w:r>
           </w:p>
         </w:tc>
@@ -6808,19 +8037,21 @@
         <w:rPr>
           <w:lang w:eastAsia="en-GB"/>
         </w:rPr>
-        <w:t>As described by Dave in Discord (</w:t>
-      </w:r>
-      <w:r>
-        <w:rPr>
-          <w:lang w:eastAsia="en-GB"/>
-        </w:rPr>
-        <w:t>18/06/2026 14:01</w:t>
-      </w:r>
-      <w:r>
-        <w:rPr>
-          <w:lang w:eastAsia="en-GB"/>
-        </w:rPr>
-        <w:t xml:space="preserve"> BST)</w:t>
+        <w:t>ALU has to do ADD or SUB Ra</w:t>
+      </w:r>
+      <w:proofErr w:type="gramStart"/>
+      <w:r>
+        <w:rPr>
+          <w:lang w:eastAsia="en-GB"/>
+        </w:rPr>
+        <w:t>,1</w:t>
+      </w:r>
+      <w:proofErr w:type="gramEnd"/>
+      <w:r>
+        <w:rPr>
+          <w:lang w:eastAsia="en-GB"/>
+        </w:rPr>
+        <w:t>.</w:t>
       </w:r>
     </w:p>
     <w:p>
@@ -6839,7 +8070,7 @@
         <w:rPr>
           <w:lang w:eastAsia="en-GB"/>
         </w:rPr>
-        <w:t>Mode value is already in bits 10 to 8 of existing opcode definition</w:t>
+        <w:t>IS has to use SP# (15) for PUSH, POP, CALL, and RET.</w:t>
       </w:r>
     </w:p>
     <w:p>
@@ -6858,21 +8089,43 @@
         <w:rPr>
           <w:lang w:eastAsia="en-GB"/>
         </w:rPr>
-        <w:t>ALU has to do ADD or SUB Ra</w:t>
-      </w:r>
-      <w:proofErr w:type="gramStart"/>
-      <w:r>
-        <w:rPr>
-          <w:lang w:eastAsia="en-GB"/>
-        </w:rPr>
-        <w:t>,1</w:t>
-      </w:r>
-      <w:proofErr w:type="gramEnd"/>
-      <w:r>
-        <w:rPr>
-          <w:lang w:eastAsia="en-GB"/>
-        </w:rPr>
-        <w:t>. Would be convenient for IS if mode was in bits 10 to 8</w:t>
+        <w:t>IS has to inc</w:t>
+      </w:r>
+      <w:r>
+        <w:rPr>
+          <w:lang w:eastAsia="en-GB"/>
+        </w:rPr>
+        <w:t>rement</w:t>
+      </w:r>
+      <w:r>
+        <w:rPr>
+          <w:lang w:eastAsia="en-GB"/>
+        </w:rPr>
+        <w:t xml:space="preserve"> or dec</w:t>
+      </w:r>
+      <w:r>
+        <w:rPr>
+          <w:lang w:eastAsia="en-GB"/>
+        </w:rPr>
+        <w:t xml:space="preserve">rement </w:t>
+      </w:r>
+      <w:r>
+        <w:rPr>
+          <w:lang w:eastAsia="en-GB"/>
+        </w:rPr>
+        <w:t>SP</w:t>
+      </w:r>
+      <w:r>
+        <w:rPr>
+          <w:lang w:eastAsia="en-GB"/>
+        </w:rPr>
+        <w:t xml:space="preserve"> using the ALU</w:t>
+      </w:r>
+      <w:r>
+        <w:rPr>
+          <w:lang w:eastAsia="en-GB"/>
+        </w:rPr>
+        <w:t xml:space="preserve">. </w:t>
       </w:r>
     </w:p>
     <w:p>
@@ -6891,59 +8144,19 @@
         <w:rPr>
           <w:lang w:eastAsia="en-GB"/>
         </w:rPr>
-        <w:t>IS has to use R15. Would be convenient for IS if Rb bits = 1111</w:t>
-      </w:r>
-    </w:p>
-    <w:p>
-      <w:pPr>
-        <w:pStyle w:val="ListParagraph"/>
-        <w:numPr>
-          <w:ilvl w:val="0"/>
-          <w:numId w:val="25"/>
-        </w:numPr>
-        <w:spacing w:before="60"/>
-        <w:rPr>
-          <w:lang w:eastAsia="en-GB"/>
-        </w:rPr>
-      </w:pPr>
-      <w:r>
-        <w:rPr>
-          <w:lang w:eastAsia="en-GB"/>
-        </w:rPr>
-        <w:t xml:space="preserve">IS has to inc or </w:t>
-      </w:r>
-      <w:proofErr w:type="spellStart"/>
-      <w:r>
-        <w:rPr>
-          <w:lang w:eastAsia="en-GB"/>
-        </w:rPr>
-        <w:t>dec</w:t>
-      </w:r>
-      <w:proofErr w:type="spellEnd"/>
-      <w:r>
-        <w:rPr>
-          <w:lang w:eastAsia="en-GB"/>
-        </w:rPr>
-        <w:t xml:space="preserve"> SP. Would be convenient for IS if mode was set to ADD or SUB</w:t>
-      </w:r>
-    </w:p>
-    <w:p>
-      <w:pPr>
-        <w:pStyle w:val="ListParagraph"/>
-        <w:numPr>
-          <w:ilvl w:val="0"/>
-          <w:numId w:val="25"/>
-        </w:numPr>
-        <w:spacing w:before="60"/>
-        <w:rPr>
-          <w:lang w:eastAsia="en-GB"/>
-        </w:rPr>
-      </w:pPr>
-      <w:r>
-        <w:rPr>
-          <w:lang w:eastAsia="en-GB"/>
-        </w:rPr>
-        <w:t>IS has to do SUB Ra</w:t>
+        <w:t xml:space="preserve">IS has to do </w:t>
+      </w:r>
+      <w:r>
+        <w:rPr>
+          <w:lang w:eastAsia="en-GB"/>
+        </w:rPr>
+        <w:t xml:space="preserve">get ALU to do </w:t>
+      </w:r>
+      <w:r>
+        <w:rPr>
+          <w:lang w:eastAsia="en-GB"/>
+        </w:rPr>
+        <w:t>SUB Ra</w:t>
       </w:r>
       <w:proofErr w:type="gramStart"/>
       <w:r>
@@ -6957,7 +8170,7 @@
         <w:rPr>
           <w:lang w:eastAsia="en-GB"/>
         </w:rPr>
-        <w:t xml:space="preserve"> but not store result in Ra. Would be convenient for IS if SUB mode was in bits 10 to 8.</w:t>
+        <w:t xml:space="preserve"> but not store result in Ra. </w:t>
       </w:r>
     </w:p>
     <w:p>
@@ -6980,7 +8193,6 @@
           <w:lang w:eastAsia="en-GB"/>
         </w:rPr>
       </w:pPr>
-      <w:bookmarkStart w:id="9" w:name="_Toc232842930"/>
       <w:r>
         <w:rPr>
           <w:lang w:eastAsia="en-GB"/>
@@ -6995,6 +8207,7 @@
           <w:lang w:eastAsia="en-GB"/>
         </w:rPr>
       </w:pPr>
+      <w:bookmarkStart w:id="10" w:name="_Toc233543220"/>
       <w:r>
         <w:rPr>
           <w:lang w:eastAsia="en-GB"/>
@@ -7008,7 +8221,7 @@
         </w:rPr>
         <w:t xml:space="preserve"> Block Diagram</w:t>
       </w:r>
-      <w:bookmarkEnd w:id="9"/>
+      <w:bookmarkEnd w:id="10"/>
     </w:p>
     <w:p>
       <w:pPr>
@@ -7135,8 +8348,8 @@
         <w:pStyle w:val="Caption"/>
         <w:jc w:val="center"/>
       </w:pPr>
-      <w:bookmarkStart w:id="10" w:name="_Ref232762527"/>
-      <w:bookmarkStart w:id="11" w:name="_Toc232842935"/>
+      <w:bookmarkStart w:id="11" w:name="_Ref232762527"/>
+      <w:bookmarkStart w:id="12" w:name="_Toc233543233"/>
       <w:r>
         <w:t xml:space="preserve">Figure </w:t>
       </w:r>
@@ -7148,7 +8361,7 @@
           <w:t>2</w:t>
         </w:r>
       </w:fldSimple>
-      <w:bookmarkEnd w:id="10"/>
+      <w:bookmarkEnd w:id="11"/>
       <w:r>
         <w:t xml:space="preserve">:   </w:t>
       </w:r>
@@ -7164,7 +8377,7 @@
       <w:r>
         <w:t>Block Diagram</w:t>
       </w:r>
-      <w:bookmarkEnd w:id="11"/>
+      <w:bookmarkEnd w:id="12"/>
     </w:p>
     <w:p/>
     <w:p>
@@ -7179,7 +8392,6 @@
           <w:lang w:eastAsia="en-GB"/>
         </w:rPr>
       </w:pPr>
-      <w:bookmarkStart w:id="12" w:name="_Toc232842931"/>
       <w:r>
         <w:rPr>
           <w:lang w:eastAsia="en-GB"/>
@@ -7194,6 +8406,7 @@
           <w:lang w:eastAsia="en-GB"/>
         </w:rPr>
       </w:pPr>
+      <w:bookmarkStart w:id="13" w:name="_Toc233543221"/>
       <w:r>
         <w:rPr>
           <w:lang w:eastAsia="en-GB"/>
@@ -7233,7 +8446,7 @@
         </w:rPr>
         <w:t>2</w:t>
       </w:r>
-      <w:bookmarkEnd w:id="12"/>
+      <w:bookmarkEnd w:id="13"/>
       <w:r>
         <w:rPr>
           <w:lang w:eastAsia="en-GB"/>
@@ -7305,12 +8518,14 @@
           <w:lang w:eastAsia="en-GB"/>
         </w:rPr>
       </w:pPr>
+      <w:bookmarkStart w:id="14" w:name="_Toc233543222"/>
       <w:r>
         <w:rPr>
           <w:lang w:eastAsia="en-GB"/>
         </w:rPr>
         <w:t>Opcode Latch</w:t>
       </w:r>
+      <w:bookmarkEnd w:id="14"/>
     </w:p>
     <w:p>
       <w:pPr>
@@ -7322,82 +8537,94 @@
         <w:rPr>
           <w:lang w:eastAsia="en-GB"/>
         </w:rPr>
-        <w:t xml:space="preserve">The function of this block is to </w:t>
-      </w:r>
-      <w:r>
-        <w:rPr>
-          <w:lang w:eastAsia="en-GB"/>
-        </w:rPr>
-        <w:t>&lt;</w:t>
-      </w:r>
-      <w:proofErr w:type="spellStart"/>
-      <w:proofErr w:type="gramStart"/>
-      <w:r>
-        <w:rPr>
-          <w:lang w:eastAsia="en-GB"/>
-        </w:rPr>
-        <w:t>tbd</w:t>
-      </w:r>
-      <w:proofErr w:type="spellEnd"/>
-      <w:proofErr w:type="gramEnd"/>
-      <w:r>
-        <w:rPr>
-          <w:lang w:eastAsia="en-GB"/>
-        </w:rPr>
-        <w:t>&gt;</w:t>
+        <w:t>The function of this block is to</w:t>
+      </w:r>
+      <w:r>
+        <w:rPr>
+          <w:lang w:eastAsia="en-GB"/>
+        </w:rPr>
+        <w:t>:</w:t>
       </w:r>
     </w:p>
     <w:p>
       <w:pPr>
-        <w:rPr>
-          <w:lang w:eastAsia="en-GB"/>
-        </w:rPr>
-      </w:pPr>
-      <w:r>
-        <w:rPr>
-          <w:lang w:eastAsia="en-GB"/>
-        </w:rPr>
-        <w:t>&lt;</w:t>
-      </w:r>
-      <w:proofErr w:type="spellStart"/>
-      <w:proofErr w:type="gramStart"/>
-      <w:r>
-        <w:rPr>
-          <w:lang w:eastAsia="en-GB"/>
-        </w:rPr>
-        <w:t>tbd</w:t>
-      </w:r>
-      <w:proofErr w:type="spellEnd"/>
-      <w:proofErr w:type="gramEnd"/>
-      <w:r>
-        <w:rPr>
-          <w:lang w:eastAsia="en-GB"/>
-        </w:rPr>
-        <w:t xml:space="preserve"> which is it&gt;</w:t>
+        <w:pStyle w:val="ListParagraph"/>
+        <w:numPr>
+          <w:ilvl w:val="0"/>
+          <w:numId w:val="29"/>
+        </w:numPr>
+        <w:rPr>
+          <w:lang w:eastAsia="en-GB"/>
+        </w:rPr>
+      </w:pPr>
+      <w:r>
+        <w:rPr>
+          <w:lang w:eastAsia="en-GB"/>
+        </w:rPr>
+        <w:t>S</w:t>
+      </w:r>
+      <w:r>
+        <w:rPr>
+          <w:lang w:eastAsia="en-GB"/>
+        </w:rPr>
+        <w:t xml:space="preserve">tore </w:t>
+      </w:r>
+      <w:r>
+        <w:rPr>
+          <w:lang w:eastAsia="en-GB"/>
+        </w:rPr>
+        <w:t xml:space="preserve">OPCODE for </w:t>
+      </w:r>
+      <w:r>
+        <w:rPr>
+          <w:lang w:eastAsia="en-GB"/>
+        </w:rPr>
+        <w:t>the first word of every instruction</w:t>
       </w:r>
     </w:p>
     <w:p>
       <w:pPr>
-        <w:rPr>
-          <w:lang w:eastAsia="en-GB"/>
-        </w:rPr>
-      </w:pPr>
-      <w:bookmarkStart w:id="13" w:name="SufficientInfo"/>
-      <w:r>
-        <w:rPr>
-          <w:lang w:eastAsia="en-GB"/>
-        </w:rPr>
-        <w:t xml:space="preserve">This should be sufficient information for producing a schematic diagram for this part of the ALU without needing any further level 2 </w:t>
+        <w:pStyle w:val="ListParagraph"/>
+        <w:numPr>
+          <w:ilvl w:val="0"/>
+          <w:numId w:val="29"/>
+        </w:numPr>
+        <w:rPr>
+          <w:lang w:eastAsia="en-GB"/>
+        </w:rPr>
+      </w:pPr>
+      <w:r>
+        <w:rPr>
+          <w:lang w:eastAsia="en-GB"/>
+        </w:rPr>
+        <w:t>P</w:t>
+      </w:r>
+      <w:r>
+        <w:rPr>
+          <w:lang w:eastAsia="en-GB"/>
+        </w:rPr>
+        <w:t>roduce the outputs shown on the right hand side of it</w:t>
+      </w:r>
+      <w:r>
+        <w:rPr>
+          <w:lang w:eastAsia="en-GB"/>
+        </w:rPr>
+        <w:t xml:space="preserve"> (Ra#, Rb#, </w:t>
       </w:r>
       <w:proofErr w:type="gramStart"/>
       <w:r>
         <w:rPr>
           <w:lang w:eastAsia="en-GB"/>
         </w:rPr>
-        <w:t>design</w:t>
-      </w:r>
-      <w:bookmarkEnd w:id="13"/>
+        <w:t>MODE, JBITS, and SEQ#</w:t>
+      </w:r>
       <w:proofErr w:type="gramEnd"/>
+      <w:r>
+        <w:rPr>
+          <w:lang w:eastAsia="en-GB"/>
+        </w:rPr>
+        <w:t>)</w:t>
+      </w:r>
       <w:r>
         <w:rPr>
           <w:lang w:eastAsia="en-GB"/>
@@ -7411,7 +8638,1509 @@
           <w:lang w:eastAsia="en-GB"/>
         </w:rPr>
       </w:pPr>
-      <w:bookmarkStart w:id="14" w:name="ComplexInfo"/>
+      <w:r>
+        <w:rPr>
+          <w:lang w:eastAsia="en-GB"/>
+        </w:rPr>
+        <w:t>The “OLS” (Opcode Latch Store) input will cause the opcode to be stored when OLS changes from low to high.</w:t>
+      </w:r>
+    </w:p>
+    <w:p>
+      <w:pPr>
+        <w:rPr>
+          <w:lang w:eastAsia="en-GB"/>
+        </w:rPr>
+      </w:pPr>
+      <w:r>
+        <w:rPr>
+          <w:lang w:eastAsia="en-GB"/>
+        </w:rPr>
+        <w:t>The outputs of this latch will be permanently enabled, i.e. it doesn’t have tri-state outputs.</w:t>
+      </w:r>
+    </w:p>
+    <w:p>
+      <w:pPr>
+        <w:rPr>
+          <w:b/>
+          <w:lang w:eastAsia="en-GB"/>
+        </w:rPr>
+      </w:pPr>
+      <w:r>
+        <w:rPr>
+          <w:b/>
+          <w:lang w:eastAsia="en-GB"/>
+        </w:rPr>
+        <w:t xml:space="preserve">The 5 output busses from this block will always be copied from the opcode as shown below, regardless of the value in </w:t>
+      </w:r>
+      <w:proofErr w:type="spellStart"/>
+      <w:r>
+        <w:rPr>
+          <w:b/>
+          <w:lang w:eastAsia="en-GB"/>
+        </w:rPr>
+        <w:t>Seq</w:t>
+      </w:r>
+      <w:proofErr w:type="spellEnd"/>
+      <w:r>
+        <w:rPr>
+          <w:b/>
+          <w:lang w:eastAsia="en-GB"/>
+        </w:rPr>
+        <w:t xml:space="preserve"> No.</w:t>
+      </w:r>
+    </w:p>
+    <w:p>
+      <w:pPr>
+        <w:rPr>
+          <w:lang w:eastAsia="en-GB"/>
+        </w:rPr>
+      </w:pPr>
+      <w:r>
+        <w:rPr>
+          <w:lang w:eastAsia="en-GB"/>
+        </w:rPr>
+        <w:t>The mapping</w:t>
+      </w:r>
+      <w:r>
+        <w:rPr>
+          <w:lang w:eastAsia="en-GB"/>
+        </w:rPr>
+        <w:t>,</w:t>
+      </w:r>
+      <w:r>
+        <w:rPr>
+          <w:lang w:eastAsia="en-GB"/>
+        </w:rPr>
+        <w:t xml:space="preserve"> from the opcode input</w:t>
+      </w:r>
+      <w:r>
+        <w:rPr>
+          <w:lang w:eastAsia="en-GB"/>
+        </w:rPr>
+        <w:t>,</w:t>
+      </w:r>
+      <w:r>
+        <w:rPr>
+          <w:lang w:eastAsia="en-GB"/>
+        </w:rPr>
+        <w:t xml:space="preserve"> to the 4 of the 5 output busses (excluding JBITS)</w:t>
+      </w:r>
+      <w:proofErr w:type="gramStart"/>
+      <w:r>
+        <w:rPr>
+          <w:lang w:eastAsia="en-GB"/>
+        </w:rPr>
+        <w:t>,</w:t>
+      </w:r>
+      <w:proofErr w:type="gramEnd"/>
+      <w:r>
+        <w:rPr>
+          <w:lang w:eastAsia="en-GB"/>
+        </w:rPr>
+        <w:t xml:space="preserve"> will be as shown </w:t>
+      </w:r>
+      <w:r>
+        <w:rPr>
+          <w:lang w:eastAsia="en-GB"/>
+        </w:rPr>
+        <w:fldChar w:fldCharType="begin"/>
+      </w:r>
+      <w:r>
+        <w:rPr>
+          <w:lang w:eastAsia="en-GB"/>
+        </w:rPr>
+        <w:instrText xml:space="preserve"> REF _Ref233471569 \h </w:instrText>
+      </w:r>
+      <w:r>
+        <w:rPr>
+          <w:lang w:eastAsia="en-GB"/>
+        </w:rPr>
+      </w:r>
+      <w:r>
+        <w:rPr>
+          <w:lang w:eastAsia="en-GB"/>
+        </w:rPr>
+        <w:fldChar w:fldCharType="separate"/>
+      </w:r>
+      <w:r>
+        <w:t xml:space="preserve">Figure </w:t>
+      </w:r>
+      <w:r>
+        <w:rPr>
+          <w:noProof/>
+        </w:rPr>
+        <w:t>3</w:t>
+      </w:r>
+      <w:r>
+        <w:rPr>
+          <w:lang w:eastAsia="en-GB"/>
+        </w:rPr>
+        <w:fldChar w:fldCharType="end"/>
+      </w:r>
+      <w:r>
+        <w:rPr>
+          <w:lang w:eastAsia="en-GB"/>
+        </w:rPr>
+        <w:t>:</w:t>
+      </w:r>
+    </w:p>
+    <w:p>
+      <w:pPr>
+        <w:keepNext/>
+        <w:jc w:val="center"/>
+      </w:pPr>
+      <w:r>
+        <w:rPr>
+          <w:noProof/>
+          <w:lang w:eastAsia="en-GB"/>
+        </w:rPr>
+        <w:drawing>
+          <wp:inline distT="0" distB="0" distL="0" distR="0">
+            <wp:extent cx="2396901" cy="540000"/>
+            <wp:effectExtent l="19050" t="0" r="3399" b="0"/>
+            <wp:docPr id="1" name="Picture 1"/>
+            <wp:cNvGraphicFramePr>
+              <a:graphicFrameLocks xmlns:a="http://schemas.openxmlformats.org/drawingml/2006/main" noChangeAspect="1"/>
+            </wp:cNvGraphicFramePr>
+            <a:graphic xmlns:a="http://schemas.openxmlformats.org/drawingml/2006/main">
+              <a:graphicData uri="http://schemas.openxmlformats.org/drawingml/2006/picture">
+                <pic:pic xmlns:pic="http://schemas.openxmlformats.org/drawingml/2006/picture">
+                  <pic:nvPicPr>
+                    <pic:cNvPr id="0" name="Picture 1"/>
+                    <pic:cNvPicPr>
+                      <a:picLocks noChangeAspect="1" noChangeArrowheads="1"/>
+                    </pic:cNvPicPr>
+                  </pic:nvPicPr>
+                  <pic:blipFill>
+                    <a:blip r:embed="rId13" cstate="print"/>
+                    <a:srcRect/>
+                    <a:stretch>
+                      <a:fillRect/>
+                    </a:stretch>
+                  </pic:blipFill>
+                  <pic:spPr bwMode="auto">
+                    <a:xfrm>
+                      <a:off x="0" y="0"/>
+                      <a:ext cx="2396901" cy="540000"/>
+                    </a:xfrm>
+                    <a:prstGeom prst="rect">
+                      <a:avLst/>
+                    </a:prstGeom>
+                    <a:noFill/>
+                    <a:ln w="9525">
+                      <a:noFill/>
+                      <a:miter lim="800000"/>
+                      <a:headEnd/>
+                      <a:tailEnd/>
+                    </a:ln>
+                  </pic:spPr>
+                </pic:pic>
+              </a:graphicData>
+            </a:graphic>
+          </wp:inline>
+        </w:drawing>
+      </w:r>
+    </w:p>
+    <w:p>
+      <w:pPr>
+        <w:pStyle w:val="Caption"/>
+        <w:jc w:val="center"/>
+      </w:pPr>
+      <w:bookmarkStart w:id="15" w:name="_Ref233471569"/>
+      <w:bookmarkStart w:id="16" w:name="_Toc233543234"/>
+      <w:r>
+        <w:t xml:space="preserve">Figure </w:t>
+      </w:r>
+      <w:fldSimple w:instr=" SEQ Figure \* ARABIC ">
+        <w:r>
+          <w:rPr>
+            <w:noProof/>
+          </w:rPr>
+          <w:t>3</w:t>
+        </w:r>
+      </w:fldSimple>
+      <w:bookmarkEnd w:id="15"/>
+      <w:r>
+        <w:t>:   Mapping for all outputs except JBITS</w:t>
+      </w:r>
+      <w:bookmarkEnd w:id="16"/>
+    </w:p>
+    <w:p>
+      <w:pPr>
+        <w:pStyle w:val="ListParagraph"/>
+        <w:numPr>
+          <w:ilvl w:val="0"/>
+          <w:numId w:val="28"/>
+        </w:numPr>
+      </w:pPr>
+      <w:r>
+        <w:t xml:space="preserve">Ra# will consist of 4 bits numbered 3 to 0. </w:t>
+      </w:r>
+      <w:proofErr w:type="spellStart"/>
+      <w:r>
+        <w:t>Bit</w:t>
+      </w:r>
+      <w:proofErr w:type="spellEnd"/>
+      <w:r>
+        <w:t xml:space="preserve"> 3 of Ra# will contain Bit03 of </w:t>
+      </w:r>
+      <w:r>
+        <w:fldChar w:fldCharType="begin"/>
+      </w:r>
+      <w:r>
+        <w:instrText xml:space="preserve"> REF _Ref233471569 \h </w:instrText>
+      </w:r>
+      <w:r>
+        <w:fldChar w:fldCharType="separate"/>
+      </w:r>
+      <w:r>
+        <w:t xml:space="preserve">Figure </w:t>
+      </w:r>
+      <w:r>
+        <w:rPr>
+          <w:noProof/>
+        </w:rPr>
+        <w:t>3</w:t>
+      </w:r>
+      <w:r>
+        <w:fldChar w:fldCharType="end"/>
+      </w:r>
+      <w:r>
+        <w:t xml:space="preserve"> etc.</w:t>
+      </w:r>
+    </w:p>
+    <w:p>
+      <w:pPr>
+        <w:pStyle w:val="ListParagraph"/>
+        <w:numPr>
+          <w:ilvl w:val="0"/>
+          <w:numId w:val="28"/>
+        </w:numPr>
+      </w:pPr>
+      <w:r>
+        <w:t xml:space="preserve">Rb# will consist of 4 bits numbered 3 to 0. </w:t>
+      </w:r>
+      <w:proofErr w:type="spellStart"/>
+      <w:r>
+        <w:t>Bit</w:t>
+      </w:r>
+      <w:proofErr w:type="spellEnd"/>
+      <w:r>
+        <w:t xml:space="preserve"> 3 of Rb# will contain Bit07 of </w:t>
+      </w:r>
+      <w:r>
+        <w:fldChar w:fldCharType="begin"/>
+      </w:r>
+      <w:r>
+        <w:instrText xml:space="preserve"> REF _Ref233471569 \h </w:instrText>
+      </w:r>
+      <w:r>
+        <w:fldChar w:fldCharType="separate"/>
+      </w:r>
+      <w:r>
+        <w:t xml:space="preserve">Figure </w:t>
+      </w:r>
+      <w:r>
+        <w:rPr>
+          <w:noProof/>
+        </w:rPr>
+        <w:t>3</w:t>
+      </w:r>
+      <w:r>
+        <w:fldChar w:fldCharType="end"/>
+      </w:r>
+      <w:r>
+        <w:t xml:space="preserve"> etc.</w:t>
+      </w:r>
+    </w:p>
+    <w:p>
+      <w:pPr>
+        <w:pStyle w:val="ListParagraph"/>
+        <w:numPr>
+          <w:ilvl w:val="0"/>
+          <w:numId w:val="28"/>
+        </w:numPr>
+      </w:pPr>
+      <w:r>
+        <w:t xml:space="preserve">MODE will consist of 3 bits numbered 2 to 0. </w:t>
+      </w:r>
+      <w:proofErr w:type="spellStart"/>
+      <w:r>
+        <w:t>Bit</w:t>
+      </w:r>
+      <w:proofErr w:type="spellEnd"/>
+      <w:r>
+        <w:t xml:space="preserve"> 2 of MODE will contain Bit10 of </w:t>
+      </w:r>
+      <w:r>
+        <w:fldChar w:fldCharType="begin"/>
+      </w:r>
+      <w:r>
+        <w:instrText xml:space="preserve"> REF _Ref233471569 \h </w:instrText>
+      </w:r>
+      <w:r>
+        <w:fldChar w:fldCharType="separate"/>
+      </w:r>
+      <w:r>
+        <w:t xml:space="preserve">Figure </w:t>
+      </w:r>
+      <w:r>
+        <w:rPr>
+          <w:noProof/>
+        </w:rPr>
+        <w:t>3</w:t>
+      </w:r>
+      <w:r>
+        <w:fldChar w:fldCharType="end"/>
+      </w:r>
+      <w:r>
+        <w:t xml:space="preserve"> etc.</w:t>
+      </w:r>
+    </w:p>
+    <w:p>
+      <w:pPr>
+        <w:pStyle w:val="ListParagraph"/>
+        <w:numPr>
+          <w:ilvl w:val="0"/>
+          <w:numId w:val="28"/>
+        </w:numPr>
+      </w:pPr>
+      <w:r>
+        <w:t xml:space="preserve">SEQ# will consist of 5 bits numbered 4 to 0. </w:t>
+      </w:r>
+      <w:proofErr w:type="spellStart"/>
+      <w:r>
+        <w:t>Bit</w:t>
+      </w:r>
+      <w:proofErr w:type="spellEnd"/>
+      <w:r>
+        <w:t xml:space="preserve"> 4 </w:t>
+      </w:r>
+      <w:proofErr w:type="gramStart"/>
+      <w:r>
+        <w:t>of  SEQ</w:t>
+      </w:r>
+      <w:proofErr w:type="gramEnd"/>
+      <w:r>
+        <w:t xml:space="preserve"># will contain Bit15 of </w:t>
+      </w:r>
+      <w:r>
+        <w:fldChar w:fldCharType="begin"/>
+      </w:r>
+      <w:r>
+        <w:instrText xml:space="preserve"> REF _Ref233471569 \h </w:instrText>
+      </w:r>
+      <w:r>
+        <w:fldChar w:fldCharType="separate"/>
+      </w:r>
+      <w:r>
+        <w:t xml:space="preserve">Figure </w:t>
+      </w:r>
+      <w:r>
+        <w:rPr>
+          <w:noProof/>
+        </w:rPr>
+        <w:t>3</w:t>
+      </w:r>
+      <w:r>
+        <w:fldChar w:fldCharType="end"/>
+      </w:r>
+      <w:r>
+        <w:t xml:space="preserve"> etc.</w:t>
+      </w:r>
+    </w:p>
+    <w:p>
+      <w:r>
+        <w:t xml:space="preserve">The </w:t>
+      </w:r>
+      <w:r>
+        <w:t xml:space="preserve">mapping from the opcode input to JBITS will be as shown in </w:t>
+      </w:r>
+      <w:r>
+        <w:fldChar w:fldCharType="begin"/>
+      </w:r>
+      <w:r>
+        <w:instrText xml:space="preserve"> REF _Ref233472606 \h </w:instrText>
+      </w:r>
+      <w:r>
+        <w:fldChar w:fldCharType="separate"/>
+      </w:r>
+      <w:r>
+        <w:t xml:space="preserve">Figure </w:t>
+      </w:r>
+      <w:r>
+        <w:rPr>
+          <w:noProof/>
+        </w:rPr>
+        <w:t>4</w:t>
+      </w:r>
+      <w:r>
+        <w:fldChar w:fldCharType="end"/>
+      </w:r>
+      <w:r>
+        <w:t>.</w:t>
+      </w:r>
+    </w:p>
+    <w:p>
+      <w:pPr>
+        <w:keepNext/>
+        <w:jc w:val="center"/>
+      </w:pPr>
+      <w:r>
+        <w:rPr>
+          <w:noProof/>
+          <w:lang w:eastAsia="en-GB"/>
+        </w:rPr>
+        <w:drawing>
+          <wp:inline distT="0" distB="0" distL="0" distR="0">
+            <wp:extent cx="1430383" cy="666206"/>
+            <wp:effectExtent l="19050" t="0" r="0" b="0"/>
+            <wp:docPr id="4" name="Picture 4"/>
+            <wp:cNvGraphicFramePr>
+              <a:graphicFrameLocks xmlns:a="http://schemas.openxmlformats.org/drawingml/2006/main" noChangeAspect="1"/>
+            </wp:cNvGraphicFramePr>
+            <a:graphic xmlns:a="http://schemas.openxmlformats.org/drawingml/2006/main">
+              <a:graphicData uri="http://schemas.openxmlformats.org/drawingml/2006/picture">
+                <pic:pic xmlns:pic="http://schemas.openxmlformats.org/drawingml/2006/picture">
+                  <pic:nvPicPr>
+                    <pic:cNvPr id="0" name="Picture 4"/>
+                    <pic:cNvPicPr>
+                      <a:picLocks noChangeAspect="1" noChangeArrowheads="1"/>
+                    </pic:cNvPicPr>
+                  </pic:nvPicPr>
+                  <pic:blipFill>
+                    <a:blip r:embed="rId14" cstate="print"/>
+                    <a:srcRect/>
+                    <a:stretch>
+                      <a:fillRect/>
+                    </a:stretch>
+                  </pic:blipFill>
+                  <pic:spPr bwMode="auto">
+                    <a:xfrm>
+                      <a:off x="0" y="0"/>
+                      <a:ext cx="1430383" cy="666206"/>
+                    </a:xfrm>
+                    <a:prstGeom prst="rect">
+                      <a:avLst/>
+                    </a:prstGeom>
+                    <a:noFill/>
+                    <a:ln w="9525">
+                      <a:noFill/>
+                      <a:miter lim="800000"/>
+                      <a:headEnd/>
+                      <a:tailEnd/>
+                    </a:ln>
+                  </pic:spPr>
+                </pic:pic>
+              </a:graphicData>
+            </a:graphic>
+          </wp:inline>
+        </w:drawing>
+      </w:r>
+    </w:p>
+    <w:p>
+      <w:pPr>
+        <w:pStyle w:val="Caption"/>
+        <w:jc w:val="center"/>
+      </w:pPr>
+      <w:bookmarkStart w:id="17" w:name="_Ref233472606"/>
+      <w:bookmarkStart w:id="18" w:name="_Toc233543235"/>
+      <w:r>
+        <w:t xml:space="preserve">Figure </w:t>
+      </w:r>
+      <w:fldSimple w:instr=" SEQ Figure \* ARABIC ">
+        <w:r>
+          <w:rPr>
+            <w:noProof/>
+          </w:rPr>
+          <w:t>4</w:t>
+        </w:r>
+      </w:fldSimple>
+      <w:bookmarkEnd w:id="17"/>
+      <w:r>
+        <w:t>:   Mapping for JBITS output</w:t>
+      </w:r>
+      <w:bookmarkEnd w:id="18"/>
+    </w:p>
+    <w:p>
+      <w:pPr>
+        <w:pStyle w:val="ListParagraph"/>
+        <w:numPr>
+          <w:ilvl w:val="0"/>
+          <w:numId w:val="28"/>
+        </w:numPr>
+      </w:pPr>
+      <w:r>
+        <w:t xml:space="preserve">JBITS will consist of 10 bits numbered 9 to 0. </w:t>
+      </w:r>
+      <w:r>
+        <w:t xml:space="preserve">The contents of </w:t>
+      </w:r>
+      <w:r>
+        <w:t xml:space="preserve">JBITS will be exactly as shown in </w:t>
+      </w:r>
+      <w:r>
+        <w:fldChar w:fldCharType="begin"/>
+      </w:r>
+      <w:r>
+        <w:instrText xml:space="preserve"> REF _Ref233472606 \h </w:instrText>
+      </w:r>
+      <w:r>
+        <w:fldChar w:fldCharType="separate"/>
+      </w:r>
+      <w:r>
+        <w:t xml:space="preserve">Figure </w:t>
+      </w:r>
+      <w:r>
+        <w:rPr>
+          <w:noProof/>
+        </w:rPr>
+        <w:t>4</w:t>
+      </w:r>
+      <w:r>
+        <w:fldChar w:fldCharType="end"/>
+      </w:r>
+      <w:r>
+        <w:t>.</w:t>
+      </w:r>
+    </w:p>
+    <w:p>
+      <w:pPr>
+        <w:rPr>
+          <w:lang w:eastAsia="en-GB"/>
+        </w:rPr>
+      </w:pPr>
+      <w:bookmarkStart w:id="19" w:name="SufficientInfo"/>
+      <w:r>
+        <w:rPr>
+          <w:lang w:eastAsia="en-GB"/>
+        </w:rPr>
+        <w:t xml:space="preserve">This should be sufficient information for producing a schematic </w:t>
+      </w:r>
+      <w:r>
+        <w:rPr>
+          <w:lang w:eastAsia="en-GB"/>
+        </w:rPr>
+        <w:t>diagram for this block</w:t>
+      </w:r>
+      <w:r>
+        <w:rPr>
+          <w:lang w:eastAsia="en-GB"/>
+        </w:rPr>
+        <w:t xml:space="preserve"> without needing any further level 2 </w:t>
+      </w:r>
+      <w:proofErr w:type="gramStart"/>
+      <w:r>
+        <w:rPr>
+          <w:lang w:eastAsia="en-GB"/>
+        </w:rPr>
+        <w:t>design</w:t>
+      </w:r>
+      <w:bookmarkEnd w:id="19"/>
+      <w:proofErr w:type="gramEnd"/>
+      <w:r>
+        <w:rPr>
+          <w:lang w:eastAsia="en-GB"/>
+        </w:rPr>
+        <w:t>.</w:t>
+      </w:r>
+      <w:bookmarkStart w:id="20" w:name="_Ref172648415"/>
+      <w:r>
+        <w:rPr>
+          <w:lang w:eastAsia="en-GB"/>
+        </w:rPr>
+        <w:br w:type="page"/>
+      </w:r>
+    </w:p>
+    <w:p>
+      <w:pPr>
+        <w:pStyle w:val="Heading2"/>
+        <w:rPr>
+          <w:lang w:eastAsia="en-GB"/>
+        </w:rPr>
+      </w:pPr>
+      <w:bookmarkStart w:id="21" w:name="_Toc233543223"/>
+      <w:r>
+        <w:rPr>
+          <w:lang w:eastAsia="en-GB"/>
+        </w:rPr>
+        <w:lastRenderedPageBreak/>
+        <w:t>Clock Generator</w:t>
+      </w:r>
+      <w:bookmarkEnd w:id="21"/>
+    </w:p>
+    <w:p>
+      <w:pPr>
+        <w:rPr>
+          <w:lang w:eastAsia="en-GB"/>
+        </w:rPr>
+      </w:pPr>
+      <w:r>
+        <w:rPr>
+          <w:lang w:eastAsia="en-GB"/>
+        </w:rPr>
+        <w:t>The function of this block is to produce</w:t>
+      </w:r>
+      <w:r>
+        <w:rPr>
+          <w:lang w:eastAsia="en-GB"/>
+        </w:rPr>
+        <w:t xml:space="preserve"> the CLOCK output.</w:t>
+      </w:r>
+    </w:p>
+    <w:p>
+      <w:pPr>
+        <w:rPr>
+          <w:lang w:eastAsia="en-GB"/>
+        </w:rPr>
+      </w:pPr>
+      <w:r>
+        <w:rPr>
+          <w:lang w:eastAsia="en-GB"/>
+        </w:rPr>
+        <w:fldChar w:fldCharType="begin"/>
+      </w:r>
+      <w:r>
+        <w:rPr>
+          <w:lang w:eastAsia="en-GB"/>
+        </w:rPr>
+        <w:instrText xml:space="preserve"> REF SufficientInfo \h </w:instrText>
+      </w:r>
+      <w:r>
+        <w:rPr>
+          <w:lang w:eastAsia="en-GB"/>
+        </w:rPr>
+      </w:r>
+      <w:r>
+        <w:rPr>
+          <w:lang w:eastAsia="en-GB"/>
+        </w:rPr>
+        <w:fldChar w:fldCharType="separate"/>
+      </w:r>
+      <w:r>
+        <w:rPr>
+          <w:lang w:eastAsia="en-GB"/>
+        </w:rPr>
+        <w:t xml:space="preserve">This should be sufficient information for producing a schematic diagram for this block without needing any further level 2 </w:t>
+      </w:r>
+      <w:proofErr w:type="gramStart"/>
+      <w:r>
+        <w:rPr>
+          <w:lang w:eastAsia="en-GB"/>
+        </w:rPr>
+        <w:t>design</w:t>
+      </w:r>
+      <w:proofErr w:type="gramEnd"/>
+      <w:r>
+        <w:rPr>
+          <w:lang w:eastAsia="en-GB"/>
+        </w:rPr>
+        <w:fldChar w:fldCharType="end"/>
+      </w:r>
+    </w:p>
+    <w:p>
+      <w:pPr>
+        <w:rPr>
+          <w:lang w:eastAsia="en-GB"/>
+        </w:rPr>
+      </w:pPr>
+      <w:r>
+        <w:rPr>
+          <w:lang w:eastAsia="en-GB"/>
+        </w:rPr>
+        <w:t>Furthermore, there is probably no point conside</w:t>
+      </w:r>
+      <w:r>
+        <w:rPr>
+          <w:lang w:eastAsia="en-GB"/>
+        </w:rPr>
+        <w:t>ring the schematic at this stage</w:t>
+      </w:r>
+      <w:r>
+        <w:rPr>
+          <w:lang w:eastAsia="en-GB"/>
+        </w:rPr>
+        <w:t xml:space="preserve"> because:</w:t>
+      </w:r>
+    </w:p>
+    <w:p>
+      <w:pPr>
+        <w:pStyle w:val="ListParagraph"/>
+        <w:numPr>
+          <w:ilvl w:val="0"/>
+          <w:numId w:val="28"/>
+        </w:numPr>
+        <w:rPr>
+          <w:lang w:eastAsia="en-GB"/>
+        </w:rPr>
+      </w:pPr>
+      <w:r>
+        <w:rPr>
+          <w:lang w:eastAsia="en-GB"/>
+        </w:rPr>
+        <w:t>The first implementation of the CPU will be in a simulator. It is assumed that the simulator will have its own facility to produce clock signals</w:t>
+      </w:r>
+    </w:p>
+    <w:p>
+      <w:pPr>
+        <w:pStyle w:val="ListParagraph"/>
+        <w:numPr>
+          <w:ilvl w:val="0"/>
+          <w:numId w:val="28"/>
+        </w:numPr>
+        <w:rPr>
+          <w:lang w:eastAsia="en-GB"/>
+        </w:rPr>
+      </w:pPr>
+      <w:r>
+        <w:rPr>
+          <w:lang w:eastAsia="en-GB"/>
+        </w:rPr>
+        <w:t>The first hardware implementation is required (by Earth) to have a slow clock of a few Hz. A 555 could be used for this</w:t>
+      </w:r>
+    </w:p>
+    <w:p>
+      <w:pPr>
+        <w:pStyle w:val="ListParagraph"/>
+        <w:numPr>
+          <w:ilvl w:val="0"/>
+          <w:numId w:val="28"/>
+        </w:numPr>
+        <w:rPr>
+          <w:lang w:eastAsia="en-GB"/>
+        </w:rPr>
+      </w:pPr>
+      <w:r>
+        <w:rPr>
+          <w:lang w:eastAsia="en-GB"/>
+        </w:rPr>
+        <w:t>The final implementation may have a clock of up to 10MHz. The maximum working frequency will depend on the propagation delay chains of the chips used to implement the CPU.</w:t>
+      </w:r>
+    </w:p>
+    <w:p>
+      <w:pPr>
+        <w:pStyle w:val="Heading2"/>
+        <w:rPr>
+          <w:lang w:eastAsia="en-GB"/>
+        </w:rPr>
+      </w:pPr>
+      <w:bookmarkStart w:id="22" w:name="_Toc233543224"/>
+      <w:r>
+        <w:rPr>
+          <w:lang w:eastAsia="en-GB"/>
+        </w:rPr>
+        <w:t>Power up Reset</w:t>
+      </w:r>
+      <w:bookmarkEnd w:id="22"/>
+    </w:p>
+    <w:p>
+      <w:pPr>
+        <w:rPr>
+          <w:lang w:eastAsia="en-GB"/>
+        </w:rPr>
+      </w:pPr>
+      <w:r>
+        <w:rPr>
+          <w:lang w:eastAsia="en-GB"/>
+        </w:rPr>
+        <w:t>The function of this block is to provide the RESET signal which will be used to set the sequence control block to the correct initial state.</w:t>
+      </w:r>
+    </w:p>
+    <w:p>
+      <w:pPr>
+        <w:rPr>
+          <w:lang w:eastAsia="en-GB"/>
+        </w:rPr>
+      </w:pPr>
+      <w:r>
+        <w:rPr>
+          <w:lang w:eastAsia="en-GB"/>
+        </w:rPr>
+        <w:fldChar w:fldCharType="begin"/>
+      </w:r>
+      <w:r>
+        <w:rPr>
+          <w:lang w:eastAsia="en-GB"/>
+        </w:rPr>
+        <w:instrText xml:space="preserve"> REF SufficientInfo \h </w:instrText>
+      </w:r>
+      <w:r>
+        <w:rPr>
+          <w:lang w:eastAsia="en-GB"/>
+        </w:rPr>
+      </w:r>
+      <w:r>
+        <w:rPr>
+          <w:lang w:eastAsia="en-GB"/>
+        </w:rPr>
+        <w:fldChar w:fldCharType="separate"/>
+      </w:r>
+      <w:r>
+        <w:rPr>
+          <w:lang w:eastAsia="en-GB"/>
+        </w:rPr>
+        <w:t xml:space="preserve">This should be sufficient information for producing a schematic diagram for this block without needing any further level 2 </w:t>
+      </w:r>
+      <w:proofErr w:type="gramStart"/>
+      <w:r>
+        <w:rPr>
+          <w:lang w:eastAsia="en-GB"/>
+        </w:rPr>
+        <w:t>design</w:t>
+      </w:r>
+      <w:proofErr w:type="gramEnd"/>
+      <w:r>
+        <w:rPr>
+          <w:lang w:eastAsia="en-GB"/>
+        </w:rPr>
+        <w:fldChar w:fldCharType="end"/>
+      </w:r>
+    </w:p>
+    <w:p>
+      <w:pPr>
+        <w:rPr>
+          <w:rFonts w:asciiTheme="majorHAnsi" w:eastAsiaTheme="majorEastAsia" w:hAnsiTheme="majorHAnsi" w:cstheme="majorBidi"/>
+          <w:b/>
+          <w:bCs/>
+          <w:color w:val="4F81BD" w:themeColor="accent1"/>
+          <w:sz w:val="26"/>
+          <w:szCs w:val="26"/>
+          <w:lang w:eastAsia="en-GB"/>
+        </w:rPr>
+      </w:pPr>
+      <w:r>
+        <w:rPr>
+          <w:lang w:eastAsia="en-GB"/>
+        </w:rPr>
+        <w:br w:type="page"/>
+      </w:r>
+    </w:p>
+    <w:p>
+      <w:pPr>
+        <w:pStyle w:val="Heading2"/>
+        <w:rPr>
+          <w:lang w:eastAsia="en-GB"/>
+        </w:rPr>
+      </w:pPr>
+      <w:bookmarkStart w:id="23" w:name="_Toc233543225"/>
+      <w:r>
+        <w:rPr>
+          <w:lang w:eastAsia="en-GB"/>
+        </w:rPr>
+        <w:lastRenderedPageBreak/>
+        <w:t>Sequence Control</w:t>
+      </w:r>
+      <w:bookmarkEnd w:id="23"/>
+    </w:p>
+    <w:p>
+      <w:pPr>
+        <w:rPr>
+          <w:lang w:eastAsia="en-GB"/>
+        </w:rPr>
+      </w:pPr>
+      <w:r>
+        <w:rPr>
+          <w:lang w:eastAsia="en-GB"/>
+        </w:rPr>
+        <w:t>The function of this block is to output the SEQ_ADDR to the Sequence ROM</w:t>
+      </w:r>
+      <w:r>
+        <w:rPr>
+          <w:lang w:eastAsia="en-GB"/>
+        </w:rPr>
+        <w:t xml:space="preserve"> (</w:t>
+      </w:r>
+      <w:r>
+        <w:rPr>
+          <w:lang w:eastAsia="en-GB"/>
+        </w:rPr>
+        <w:fldChar w:fldCharType="begin"/>
+      </w:r>
+      <w:r>
+        <w:rPr>
+          <w:lang w:eastAsia="en-GB"/>
+        </w:rPr>
+        <w:instrText xml:space="preserve"> REF _Ref233543378 \r \h </w:instrText>
+      </w:r>
+      <w:r>
+        <w:rPr>
+          <w:lang w:eastAsia="en-GB"/>
+        </w:rPr>
+      </w:r>
+      <w:r>
+        <w:rPr>
+          <w:lang w:eastAsia="en-GB"/>
+        </w:rPr>
+        <w:fldChar w:fldCharType="separate"/>
+      </w:r>
+      <w:r>
+        <w:rPr>
+          <w:lang w:eastAsia="en-GB"/>
+        </w:rPr>
+        <w:t>3.5</w:t>
+      </w:r>
+      <w:r>
+        <w:rPr>
+          <w:lang w:eastAsia="en-GB"/>
+        </w:rPr>
+        <w:fldChar w:fldCharType="end"/>
+      </w:r>
+      <w:r>
+        <w:rPr>
+          <w:lang w:eastAsia="en-GB"/>
+        </w:rPr>
+        <w:t>)</w:t>
+      </w:r>
+      <w:r>
+        <w:rPr>
+          <w:lang w:eastAsia="en-GB"/>
+        </w:rPr>
+        <w:t>.</w:t>
+      </w:r>
+      <w:r>
+        <w:rPr>
+          <w:lang w:eastAsia="en-GB"/>
+        </w:rPr>
+        <w:t xml:space="preserve"> This is the “Address” column shown in </w:t>
+      </w:r>
+      <w:r>
+        <w:rPr>
+          <w:lang w:eastAsia="en-GB"/>
+        </w:rPr>
+        <w:fldChar w:fldCharType="begin"/>
+      </w:r>
+      <w:r>
+        <w:rPr>
+          <w:lang w:eastAsia="en-GB"/>
+        </w:rPr>
+        <w:instrText xml:space="preserve"> REF _Ref233534511 \h </w:instrText>
+      </w:r>
+      <w:r>
+        <w:rPr>
+          <w:lang w:eastAsia="en-GB"/>
+        </w:rPr>
+      </w:r>
+      <w:r>
+        <w:rPr>
+          <w:lang w:eastAsia="en-GB"/>
+        </w:rPr>
+        <w:fldChar w:fldCharType="separate"/>
+      </w:r>
+      <w:r>
+        <w:t xml:space="preserve">Figure </w:t>
+      </w:r>
+      <w:r>
+        <w:rPr>
+          <w:noProof/>
+        </w:rPr>
+        <w:t>5</w:t>
+      </w:r>
+      <w:r>
+        <w:rPr>
+          <w:lang w:eastAsia="en-GB"/>
+        </w:rPr>
+        <w:fldChar w:fldCharType="end"/>
+      </w:r>
+      <w:r>
+        <w:rPr>
+          <w:lang w:eastAsia="en-GB"/>
+        </w:rPr>
+        <w:t>.</w:t>
+      </w:r>
+    </w:p>
+    <w:p>
+      <w:pPr>
+        <w:pStyle w:val="ListParagraph"/>
+        <w:numPr>
+          <w:ilvl w:val="0"/>
+          <w:numId w:val="31"/>
+        </w:numPr>
+        <w:rPr>
+          <w:lang w:eastAsia="en-GB"/>
+        </w:rPr>
+      </w:pPr>
+      <w:r>
+        <w:rPr>
+          <w:lang w:eastAsia="en-GB"/>
+        </w:rPr>
+        <w:t xml:space="preserve">Bits 4 to 0 of the address are the step number (defined in ref </w:t>
+      </w:r>
+      <w:r>
+        <w:rPr>
+          <w:lang w:eastAsia="en-GB"/>
+        </w:rPr>
+        <w:fldChar w:fldCharType="begin"/>
+      </w:r>
+      <w:r>
+        <w:rPr>
+          <w:lang w:eastAsia="en-GB"/>
+        </w:rPr>
+        <w:instrText xml:space="preserve"> REF RefL1SeqXlsx \r \h </w:instrText>
+      </w:r>
+      <w:r>
+        <w:rPr>
+          <w:lang w:eastAsia="en-GB"/>
+        </w:rPr>
+      </w:r>
+      <w:r>
+        <w:rPr>
+          <w:lang w:eastAsia="en-GB"/>
+        </w:rPr>
+        <w:fldChar w:fldCharType="separate"/>
+      </w:r>
+      <w:r>
+        <w:rPr>
+          <w:lang w:eastAsia="en-GB"/>
+        </w:rPr>
+        <w:t>3</w:t>
+      </w:r>
+      <w:r>
+        <w:rPr>
+          <w:lang w:eastAsia="en-GB"/>
+        </w:rPr>
+        <w:fldChar w:fldCharType="end"/>
+      </w:r>
+      <w:r>
+        <w:rPr>
+          <w:lang w:eastAsia="en-GB"/>
+        </w:rPr>
+        <w:t xml:space="preserve">) </w:t>
+      </w:r>
+    </w:p>
+    <w:p>
+      <w:pPr>
+        <w:pStyle w:val="ListParagraph"/>
+        <w:numPr>
+          <w:ilvl w:val="0"/>
+          <w:numId w:val="31"/>
+        </w:numPr>
+        <w:rPr>
+          <w:lang w:eastAsia="en-GB"/>
+        </w:rPr>
+      </w:pPr>
+      <w:r>
+        <w:rPr>
+          <w:lang w:eastAsia="en-GB"/>
+        </w:rPr>
+        <w:t>Bits 9 to 5 of the address are the sequence number</w:t>
+      </w:r>
+      <w:r>
+        <w:rPr>
+          <w:lang w:eastAsia="en-GB"/>
+        </w:rPr>
+        <w:t xml:space="preserve"> (defined in ref </w:t>
+      </w:r>
+      <w:r>
+        <w:rPr>
+          <w:lang w:eastAsia="en-GB"/>
+        </w:rPr>
+        <w:fldChar w:fldCharType="begin"/>
+      </w:r>
+      <w:r>
+        <w:rPr>
+          <w:lang w:eastAsia="en-GB"/>
+        </w:rPr>
+        <w:instrText xml:space="preserve"> REF RefL1SeqXlsx \r \h </w:instrText>
+      </w:r>
+      <w:r>
+        <w:rPr>
+          <w:lang w:eastAsia="en-GB"/>
+        </w:rPr>
+      </w:r>
+      <w:r>
+        <w:rPr>
+          <w:lang w:eastAsia="en-GB"/>
+        </w:rPr>
+        <w:fldChar w:fldCharType="separate"/>
+      </w:r>
+      <w:r>
+        <w:rPr>
+          <w:lang w:eastAsia="en-GB"/>
+        </w:rPr>
+        <w:t>3</w:t>
+      </w:r>
+      <w:r>
+        <w:rPr>
+          <w:lang w:eastAsia="en-GB"/>
+        </w:rPr>
+        <w:fldChar w:fldCharType="end"/>
+      </w:r>
+      <w:r>
+        <w:rPr>
+          <w:lang w:eastAsia="en-GB"/>
+        </w:rPr>
+        <w:t>)</w:t>
+      </w:r>
+    </w:p>
+    <w:p>
+      <w:pPr>
+        <w:rPr>
+          <w:lang w:eastAsia="en-GB"/>
+        </w:rPr>
+      </w:pPr>
+      <w:r>
+        <w:rPr>
+          <w:lang w:eastAsia="en-GB"/>
+        </w:rPr>
+        <w:t xml:space="preserve"> </w:t>
+      </w:r>
+      <w:r>
+        <w:rPr>
+          <w:lang w:eastAsia="en-GB"/>
+        </w:rPr>
+        <w:t>The inputs to this block are as follows:</w:t>
+      </w:r>
+    </w:p>
+    <w:p>
+      <w:pPr>
+        <w:pStyle w:val="ListParagraph"/>
+        <w:numPr>
+          <w:ilvl w:val="0"/>
+          <w:numId w:val="32"/>
+        </w:numPr>
+        <w:rPr>
+          <w:lang w:eastAsia="en-GB"/>
+        </w:rPr>
+      </w:pPr>
+      <w:r>
+        <w:rPr>
+          <w:lang w:eastAsia="en-GB"/>
+        </w:rPr>
+        <w:t>SEQ_END</w:t>
+      </w:r>
+    </w:p>
+    <w:p>
+      <w:pPr>
+        <w:pStyle w:val="ListParagraph"/>
+        <w:numPr>
+          <w:ilvl w:val="0"/>
+          <w:numId w:val="32"/>
+        </w:numPr>
+        <w:rPr>
+          <w:lang w:eastAsia="en-GB"/>
+        </w:rPr>
+      </w:pPr>
+      <w:r>
+        <w:rPr>
+          <w:lang w:eastAsia="en-GB"/>
+        </w:rPr>
+        <w:t>FLAGS: The flags from the ALU for the most recent ALU operation</w:t>
+      </w:r>
+    </w:p>
+    <w:p>
+      <w:pPr>
+        <w:pStyle w:val="ListParagraph"/>
+        <w:numPr>
+          <w:ilvl w:val="0"/>
+          <w:numId w:val="32"/>
+        </w:numPr>
+        <w:rPr>
+          <w:lang w:eastAsia="en-GB"/>
+        </w:rPr>
+      </w:pPr>
+      <w:r>
+        <w:rPr>
+          <w:lang w:eastAsia="en-GB"/>
+        </w:rPr>
+        <w:t xml:space="preserve">JBITS: See </w:t>
+      </w:r>
+      <w:r>
+        <w:rPr>
+          <w:lang w:eastAsia="en-GB"/>
+        </w:rPr>
+        <w:fldChar w:fldCharType="begin"/>
+      </w:r>
+      <w:r>
+        <w:rPr>
+          <w:lang w:eastAsia="en-GB"/>
+        </w:rPr>
+        <w:instrText xml:space="preserve"> REF _Ref233472606 \h </w:instrText>
+      </w:r>
+      <w:r>
+        <w:rPr>
+          <w:lang w:eastAsia="en-GB"/>
+        </w:rPr>
+      </w:r>
+      <w:r>
+        <w:rPr>
+          <w:lang w:eastAsia="en-GB"/>
+        </w:rPr>
+        <w:fldChar w:fldCharType="separate"/>
+      </w:r>
+      <w:r>
+        <w:t xml:space="preserve">Figure </w:t>
+      </w:r>
+      <w:r>
+        <w:rPr>
+          <w:noProof/>
+        </w:rPr>
+        <w:t>4</w:t>
+      </w:r>
+      <w:r>
+        <w:rPr>
+          <w:lang w:eastAsia="en-GB"/>
+        </w:rPr>
+        <w:fldChar w:fldCharType="end"/>
+      </w:r>
+    </w:p>
+    <w:p>
+      <w:pPr>
+        <w:pStyle w:val="ListParagraph"/>
+        <w:numPr>
+          <w:ilvl w:val="0"/>
+          <w:numId w:val="32"/>
+        </w:numPr>
+        <w:rPr>
+          <w:lang w:eastAsia="en-GB"/>
+        </w:rPr>
+      </w:pPr>
+      <w:r>
+        <w:rPr>
+          <w:lang w:eastAsia="en-GB"/>
+        </w:rPr>
+        <w:t>SEQ#: The sequence number</w:t>
+      </w:r>
+    </w:p>
+    <w:p>
+      <w:pPr>
+        <w:pStyle w:val="ListParagraph"/>
+        <w:numPr>
+          <w:ilvl w:val="0"/>
+          <w:numId w:val="32"/>
+        </w:numPr>
+        <w:rPr>
+          <w:lang w:eastAsia="en-GB"/>
+        </w:rPr>
+      </w:pPr>
+      <w:r>
+        <w:rPr>
+          <w:lang w:eastAsia="en-GB"/>
+        </w:rPr>
+        <w:t>CLOCK</w:t>
+      </w:r>
+    </w:p>
+    <w:p>
+      <w:pPr>
+        <w:pStyle w:val="ListParagraph"/>
+        <w:numPr>
+          <w:ilvl w:val="0"/>
+          <w:numId w:val="32"/>
+        </w:numPr>
+        <w:rPr>
+          <w:lang w:eastAsia="en-GB"/>
+        </w:rPr>
+      </w:pPr>
+      <w:r>
+        <w:rPr>
+          <w:lang w:eastAsia="en-GB"/>
+        </w:rPr>
+        <w:t>RESET</w:t>
+      </w:r>
+    </w:p>
+    <w:p>
+      <w:pPr>
+        <w:rPr>
+          <w:lang w:eastAsia="en-GB"/>
+        </w:rPr>
+      </w:pPr>
+      <w:r>
+        <w:rPr>
+          <w:lang w:eastAsia="en-GB"/>
+        </w:rPr>
+        <w:t>The requirements for this block are:</w:t>
+      </w:r>
+    </w:p>
+    <w:p>
+      <w:pPr>
+        <w:pStyle w:val="ListParagraph"/>
+        <w:numPr>
+          <w:ilvl w:val="0"/>
+          <w:numId w:val="33"/>
+        </w:numPr>
+        <w:rPr>
+          <w:lang w:eastAsia="en-GB"/>
+        </w:rPr>
+      </w:pPr>
+      <w:r>
+        <w:rPr>
+          <w:lang w:eastAsia="en-GB"/>
+        </w:rPr>
+        <w:t xml:space="preserve">Maintain a counter whose output is used for bits 4 to 0 of SEQ_ADDR </w:t>
+      </w:r>
+    </w:p>
+    <w:p>
+      <w:pPr>
+        <w:pStyle w:val="ListParagraph"/>
+        <w:numPr>
+          <w:ilvl w:val="1"/>
+          <w:numId w:val="33"/>
+        </w:numPr>
+        <w:rPr>
+          <w:lang w:eastAsia="en-GB"/>
+        </w:rPr>
+      </w:pPr>
+      <w:r>
+        <w:rPr>
+          <w:lang w:eastAsia="en-GB"/>
+        </w:rPr>
+        <w:t>Increment the counter on each rising edge of CLOCK, or</w:t>
+      </w:r>
+    </w:p>
+    <w:p>
+      <w:pPr>
+        <w:pStyle w:val="ListParagraph"/>
+        <w:numPr>
+          <w:ilvl w:val="1"/>
+          <w:numId w:val="33"/>
+        </w:numPr>
+        <w:rPr>
+          <w:lang w:eastAsia="en-GB"/>
+        </w:rPr>
+      </w:pPr>
+      <w:r>
+        <w:rPr>
+          <w:lang w:eastAsia="en-GB"/>
+        </w:rPr>
+        <w:t>Reset the counter to 0 when (RESET OR SEQ_END) is high</w:t>
+      </w:r>
+    </w:p>
+    <w:p>
+      <w:pPr>
+        <w:pStyle w:val="ListParagraph"/>
+        <w:numPr>
+          <w:ilvl w:val="0"/>
+          <w:numId w:val="33"/>
+        </w:numPr>
+        <w:rPr>
+          <w:lang w:eastAsia="en-GB"/>
+        </w:rPr>
+      </w:pPr>
+      <w:r>
+        <w:rPr>
+          <w:lang w:eastAsia="en-GB"/>
+        </w:rPr>
+        <w:t>When SEQ# = 0, use FLAGS and JBITS to determine if a jump is to be followed</w:t>
+      </w:r>
+    </w:p>
+    <w:p>
+      <w:pPr>
+        <w:pStyle w:val="ListParagraph"/>
+        <w:numPr>
+          <w:ilvl w:val="1"/>
+          <w:numId w:val="33"/>
+        </w:numPr>
+        <w:rPr>
+          <w:lang w:eastAsia="en-GB"/>
+        </w:rPr>
+      </w:pPr>
+      <w:r>
+        <w:rPr>
+          <w:lang w:eastAsia="en-GB"/>
+        </w:rPr>
+        <w:t>If jump not to be followed set bit 0 of internal copy of SEQ# from 0 to 1</w:t>
+      </w:r>
+    </w:p>
+    <w:p>
+      <w:pPr>
+        <w:pStyle w:val="ListParagraph"/>
+        <w:numPr>
+          <w:ilvl w:val="0"/>
+          <w:numId w:val="33"/>
+        </w:numPr>
+        <w:rPr>
+          <w:lang w:eastAsia="en-GB"/>
+        </w:rPr>
+      </w:pPr>
+      <w:r>
+        <w:rPr>
+          <w:lang w:eastAsia="en-GB"/>
+        </w:rPr>
+        <w:t xml:space="preserve">Copy SEQ# </w:t>
+      </w:r>
+      <w:r>
+        <w:rPr>
+          <w:lang w:eastAsia="en-GB"/>
+        </w:rPr>
+        <w:t xml:space="preserve"> (including above change) </w:t>
+      </w:r>
+      <w:r>
+        <w:rPr>
+          <w:lang w:eastAsia="en-GB"/>
+        </w:rPr>
+        <w:t>to bits 9 to 5 of SEQ_ADDR</w:t>
+      </w:r>
+      <w:bookmarkStart w:id="24" w:name="CurrentEditPos"/>
+      <w:bookmarkEnd w:id="24"/>
+    </w:p>
+    <w:p>
+      <w:pPr>
+        <w:pStyle w:val="ListParagraph"/>
+        <w:numPr>
+          <w:ilvl w:val="0"/>
+          <w:numId w:val="33"/>
+        </w:numPr>
+        <w:rPr>
+          <w:lang w:eastAsia="en-GB"/>
+        </w:rPr>
+      </w:pPr>
+      <w:r>
+        <w:rPr>
+          <w:lang w:eastAsia="en-GB"/>
+        </w:rPr>
+        <w:t xml:space="preserve">Generate a pulse on OLS at the correct time to store the OPCODE in the Opcode Latch (see </w:t>
+      </w:r>
+      <w:r>
+        <w:rPr>
+          <w:lang w:eastAsia="en-GB"/>
+        </w:rPr>
+        <w:fldChar w:fldCharType="begin"/>
+      </w:r>
+      <w:r>
+        <w:rPr>
+          <w:lang w:eastAsia="en-GB"/>
+        </w:rPr>
+        <w:instrText xml:space="preserve"> REF _Ref232762527 \h </w:instrText>
+      </w:r>
+      <w:r>
+        <w:rPr>
+          <w:lang w:eastAsia="en-GB"/>
+        </w:rPr>
+      </w:r>
+      <w:r>
+        <w:rPr>
+          <w:lang w:eastAsia="en-GB"/>
+        </w:rPr>
+        <w:fldChar w:fldCharType="separate"/>
+      </w:r>
+      <w:r>
+        <w:t xml:space="preserve">Figure </w:t>
+      </w:r>
+      <w:r>
+        <w:rPr>
+          <w:noProof/>
+        </w:rPr>
+        <w:t>2</w:t>
+      </w:r>
+      <w:r>
+        <w:rPr>
+          <w:lang w:eastAsia="en-GB"/>
+        </w:rPr>
+        <w:fldChar w:fldCharType="end"/>
+      </w:r>
+      <w:r>
+        <w:rPr>
+          <w:lang w:eastAsia="en-GB"/>
+        </w:rPr>
+        <w:t>)</w:t>
+      </w:r>
+    </w:p>
+    <w:p>
+      <w:pPr>
+        <w:rPr>
+          <w:lang w:eastAsia="en-GB"/>
+        </w:rPr>
+      </w:pPr>
+      <w:bookmarkStart w:id="25" w:name="ComplexInfo"/>
       <w:r>
         <w:rPr>
           <w:color w:val="FF0000"/>
@@ -7427,7 +10156,7 @@
         </w:rPr>
         <w:t>diagram</w:t>
       </w:r>
-      <w:bookmarkEnd w:id="14"/>
+      <w:bookmarkEnd w:id="25"/>
       <w:proofErr w:type="gramEnd"/>
       <w:r>
         <w:rPr>
@@ -7435,6 +10164,1333 @@
         </w:rPr>
         <w:t>.</w:t>
       </w:r>
+    </w:p>
+    <w:p>
+      <w:pPr>
+        <w:rPr>
+          <w:rFonts w:asciiTheme="majorHAnsi" w:eastAsiaTheme="majorEastAsia" w:hAnsiTheme="majorHAnsi" w:cstheme="majorBidi"/>
+          <w:b/>
+          <w:bCs/>
+          <w:color w:val="4F81BD" w:themeColor="accent1"/>
+          <w:sz w:val="26"/>
+          <w:szCs w:val="26"/>
+          <w:lang w:eastAsia="en-GB"/>
+        </w:rPr>
+      </w:pPr>
+      <w:bookmarkStart w:id="26" w:name="_Ref233534943"/>
+      <w:r>
+        <w:rPr>
+          <w:lang w:eastAsia="en-GB"/>
+        </w:rPr>
+        <w:br w:type="page"/>
+      </w:r>
+    </w:p>
+    <w:p>
+      <w:pPr>
+        <w:pStyle w:val="Heading2"/>
+        <w:rPr>
+          <w:lang w:eastAsia="en-GB"/>
+        </w:rPr>
+      </w:pPr>
+      <w:bookmarkStart w:id="27" w:name="_Toc233543226"/>
+      <w:bookmarkStart w:id="28" w:name="_Ref233543378"/>
+      <w:r>
+        <w:rPr>
+          <w:lang w:eastAsia="en-GB"/>
+        </w:rPr>
+        <w:lastRenderedPageBreak/>
+        <w:t>Sequence ROM</w:t>
+      </w:r>
+      <w:bookmarkEnd w:id="26"/>
+      <w:bookmarkEnd w:id="27"/>
+      <w:bookmarkEnd w:id="28"/>
+    </w:p>
+    <w:p>
+      <w:pPr>
+        <w:rPr>
+          <w:lang w:eastAsia="en-GB"/>
+        </w:rPr>
+      </w:pPr>
+      <w:r>
+        <w:rPr>
+          <w:lang w:eastAsia="en-GB"/>
+        </w:rPr>
+        <w:t xml:space="preserve">The purpose of this block is to generate the outputs that control the information transfer on the data bus, and the setting of the address bus, as shown in ref </w:t>
+      </w:r>
+      <w:r>
+        <w:rPr>
+          <w:lang w:eastAsia="en-GB"/>
+        </w:rPr>
+        <w:fldChar w:fldCharType="begin"/>
+      </w:r>
+      <w:r>
+        <w:rPr>
+          <w:lang w:eastAsia="en-GB"/>
+        </w:rPr>
+        <w:instrText xml:space="preserve"> REF RefL1SeqXlsx \r \h </w:instrText>
+      </w:r>
+      <w:r>
+        <w:rPr>
+          <w:lang w:eastAsia="en-GB"/>
+        </w:rPr>
+      </w:r>
+      <w:r>
+        <w:rPr>
+          <w:lang w:eastAsia="en-GB"/>
+        </w:rPr>
+        <w:fldChar w:fldCharType="separate"/>
+      </w:r>
+      <w:r>
+        <w:rPr>
+          <w:lang w:eastAsia="en-GB"/>
+        </w:rPr>
+        <w:t>3</w:t>
+      </w:r>
+      <w:r>
+        <w:rPr>
+          <w:lang w:eastAsia="en-GB"/>
+        </w:rPr>
+        <w:fldChar w:fldCharType="end"/>
+      </w:r>
+      <w:r>
+        <w:rPr>
+          <w:lang w:eastAsia="en-GB"/>
+        </w:rPr>
+        <w:t>.</w:t>
+      </w:r>
+    </w:p>
+    <w:p>
+      <w:pPr>
+        <w:rPr>
+          <w:lang w:eastAsia="en-GB"/>
+        </w:rPr>
+      </w:pPr>
+      <w:r>
+        <w:rPr>
+          <w:lang w:eastAsia="en-GB"/>
+        </w:rPr>
+        <w:t xml:space="preserve">It will use a ROM with the layout shown in </w:t>
+      </w:r>
+      <w:r>
+        <w:rPr>
+          <w:lang w:eastAsia="en-GB"/>
+        </w:rPr>
+        <w:fldChar w:fldCharType="begin"/>
+      </w:r>
+      <w:r>
+        <w:rPr>
+          <w:lang w:eastAsia="en-GB"/>
+        </w:rPr>
+        <w:instrText xml:space="preserve"> REF _Ref233534511 \h </w:instrText>
+      </w:r>
+      <w:r>
+        <w:rPr>
+          <w:lang w:eastAsia="en-GB"/>
+        </w:rPr>
+      </w:r>
+      <w:r>
+        <w:rPr>
+          <w:lang w:eastAsia="en-GB"/>
+        </w:rPr>
+        <w:fldChar w:fldCharType="separate"/>
+      </w:r>
+      <w:r>
+        <w:t xml:space="preserve">Figure </w:t>
+      </w:r>
+      <w:r>
+        <w:rPr>
+          <w:noProof/>
+        </w:rPr>
+        <w:t>5</w:t>
+      </w:r>
+      <w:r>
+        <w:rPr>
+          <w:lang w:eastAsia="en-GB"/>
+        </w:rPr>
+        <w:fldChar w:fldCharType="end"/>
+      </w:r>
+      <w:r>
+        <w:rPr>
+          <w:lang w:eastAsia="en-GB"/>
+        </w:rPr>
+        <w:t>. This allows for up to 32 sequences, with up to 32 steps in each sequence. 32x32 = 1024 = 1K ROM locations (words)</w:t>
+      </w:r>
+    </w:p>
+    <w:p>
+      <w:pPr>
+        <w:keepNext/>
+        <w:jc w:val="center"/>
+      </w:pPr>
+      <w:r>
+        <w:rPr>
+          <w:noProof/>
+          <w:lang w:eastAsia="en-GB"/>
+        </w:rPr>
+        <w:drawing>
+          <wp:inline distT="0" distB="0" distL="0" distR="0">
+            <wp:extent cx="2884715" cy="1730829"/>
+            <wp:effectExtent l="19050" t="0" r="0" b="0"/>
+            <wp:docPr id="2" name="Picture 1"/>
+            <wp:cNvGraphicFramePr>
+              <a:graphicFrameLocks xmlns:a="http://schemas.openxmlformats.org/drawingml/2006/main" noChangeAspect="1"/>
+            </wp:cNvGraphicFramePr>
+            <a:graphic xmlns:a="http://schemas.openxmlformats.org/drawingml/2006/main">
+              <a:graphicData uri="http://schemas.openxmlformats.org/drawingml/2006/picture">
+                <pic:pic xmlns:pic="http://schemas.openxmlformats.org/drawingml/2006/picture">
+                  <pic:nvPicPr>
+                    <pic:cNvPr id="0" name="Picture 1"/>
+                    <pic:cNvPicPr>
+                      <a:picLocks noChangeAspect="1" noChangeArrowheads="1"/>
+                    </pic:cNvPicPr>
+                  </pic:nvPicPr>
+                  <pic:blipFill>
+                    <a:blip r:embed="rId15" cstate="print"/>
+                    <a:srcRect/>
+                    <a:stretch>
+                      <a:fillRect/>
+                    </a:stretch>
+                  </pic:blipFill>
+                  <pic:spPr bwMode="auto">
+                    <a:xfrm>
+                      <a:off x="0" y="0"/>
+                      <a:ext cx="2884715" cy="1730829"/>
+                    </a:xfrm>
+                    <a:prstGeom prst="rect">
+                      <a:avLst/>
+                    </a:prstGeom>
+                    <a:noFill/>
+                    <a:ln w="9525">
+                      <a:noFill/>
+                      <a:miter lim="800000"/>
+                      <a:headEnd/>
+                      <a:tailEnd/>
+                    </a:ln>
+                  </pic:spPr>
+                </pic:pic>
+              </a:graphicData>
+            </a:graphic>
+          </wp:inline>
+        </w:drawing>
+      </w:r>
+    </w:p>
+    <w:p>
+      <w:pPr>
+        <w:pStyle w:val="Caption"/>
+        <w:jc w:val="center"/>
+      </w:pPr>
+      <w:bookmarkStart w:id="29" w:name="_Ref233534511"/>
+      <w:bookmarkStart w:id="30" w:name="_Toc233543236"/>
+      <w:r>
+        <w:t xml:space="preserve">Figure </w:t>
+      </w:r>
+      <w:fldSimple w:instr=" SEQ Figure \* ARABIC ">
+        <w:r>
+          <w:rPr>
+            <w:noProof/>
+          </w:rPr>
+          <w:t>5</w:t>
+        </w:r>
+      </w:fldSimple>
+      <w:bookmarkEnd w:id="29"/>
+      <w:r>
+        <w:t>:   Sequence ROM Layout</w:t>
+      </w:r>
+      <w:bookmarkEnd w:id="30"/>
+    </w:p>
+    <w:p>
+      <w:r>
+        <w:t xml:space="preserve">The outputs in </w:t>
+      </w:r>
+      <w:r>
+        <w:fldChar w:fldCharType="begin"/>
+      </w:r>
+      <w:r>
+        <w:instrText xml:space="preserve"> REF _Ref232762527 \h </w:instrText>
+      </w:r>
+      <w:r>
+        <w:fldChar w:fldCharType="separate"/>
+      </w:r>
+      <w:r>
+        <w:t xml:space="preserve">Figure </w:t>
+      </w:r>
+      <w:r>
+        <w:rPr>
+          <w:noProof/>
+        </w:rPr>
+        <w:t>2</w:t>
+      </w:r>
+      <w:r>
+        <w:fldChar w:fldCharType="end"/>
+      </w:r>
+      <w:r>
+        <w:t xml:space="preserve"> starting with “SS” or “IS”, of which there are 8</w:t>
+      </w:r>
+      <w:r>
+        <w:t>,</w:t>
+      </w:r>
+      <w:r>
+        <w:t xml:space="preserve"> are such that only 0 or 1 of those outputs may be high at any one time.</w:t>
+      </w:r>
+    </w:p>
+    <w:p>
+      <w:pPr>
+        <w:pStyle w:val="ListParagraph"/>
+        <w:numPr>
+          <w:ilvl w:val="0"/>
+          <w:numId w:val="35"/>
+        </w:numPr>
+      </w:pPr>
+      <w:r>
+        <w:t>This information will be stored in 3 bits of a ROM word to indicate which of the 8 bits should be high, plus a</w:t>
+      </w:r>
+      <w:r>
+        <w:t xml:space="preserve"> 4th bit which will be used to indicate if any of the outputs should be high.</w:t>
+      </w:r>
+    </w:p>
+    <w:p>
+      <w:pPr>
+        <w:pStyle w:val="ListParagraph"/>
+        <w:numPr>
+          <w:ilvl w:val="1"/>
+          <w:numId w:val="35"/>
+        </w:numPr>
+      </w:pPr>
+      <w:r>
+        <w:t xml:space="preserve">These outputs will be generated </w:t>
+      </w:r>
+      <w:proofErr w:type="gramStart"/>
+      <w:r>
+        <w:t>by a 3:8 decoder that is enabled by the 4</w:t>
+      </w:r>
+      <w:r>
+        <w:rPr>
+          <w:vertAlign w:val="superscript"/>
+        </w:rPr>
+        <w:t>th</w:t>
+      </w:r>
+      <w:r>
+        <w:t xml:space="preserve"> bit</w:t>
+      </w:r>
+      <w:proofErr w:type="gramEnd"/>
+      <w:r>
+        <w:t>.</w:t>
+      </w:r>
+    </w:p>
+    <w:p>
+      <w:r>
+        <w:t xml:space="preserve">The outputs in </w:t>
+      </w:r>
+      <w:r>
+        <w:fldChar w:fldCharType="begin"/>
+      </w:r>
+      <w:r>
+        <w:instrText xml:space="preserve"> REF _Ref232762527 \h </w:instrText>
+      </w:r>
+      <w:r>
+        <w:fldChar w:fldCharType="separate"/>
+      </w:r>
+      <w:r>
+        <w:t xml:space="preserve">Figure </w:t>
+      </w:r>
+      <w:r>
+        <w:rPr>
+          <w:noProof/>
+        </w:rPr>
+        <w:t>2</w:t>
+      </w:r>
+      <w:r>
+        <w:fldChar w:fldCharType="end"/>
+      </w:r>
+      <w:r>
+        <w:t xml:space="preserve"> starting with “SD” or “ID” (excluding ID_ACL)</w:t>
+      </w:r>
+      <w:proofErr w:type="gramStart"/>
+      <w:r>
+        <w:t>,</w:t>
+      </w:r>
+      <w:proofErr w:type="gramEnd"/>
+      <w:r>
+        <w:t xml:space="preserve"> of which there are 8</w:t>
+      </w:r>
+      <w:r>
+        <w:t xml:space="preserve"> </w:t>
+      </w:r>
+      <w:r>
+        <w:t>are such that only 0 or 1 of those outputs may be high at any one time.</w:t>
+      </w:r>
+    </w:p>
+    <w:p>
+      <w:pPr>
+        <w:pStyle w:val="ListParagraph"/>
+        <w:numPr>
+          <w:ilvl w:val="0"/>
+          <w:numId w:val="35"/>
+        </w:numPr>
+      </w:pPr>
+      <w:r>
+        <w:t>This information will be stored in 3 bits of a ROM word to indicate which of the 8 bits should be high, plus a 4th bit which will be used to indicate if any of the outputs should be high.</w:t>
+      </w:r>
+    </w:p>
+    <w:p>
+      <w:pPr>
+        <w:pStyle w:val="ListParagraph"/>
+        <w:numPr>
+          <w:ilvl w:val="1"/>
+          <w:numId w:val="35"/>
+        </w:numPr>
+      </w:pPr>
+      <w:r>
+        <w:t xml:space="preserve">These outputs will be generated </w:t>
+      </w:r>
+      <w:proofErr w:type="gramStart"/>
+      <w:r>
+        <w:t>by a 3:8 decoder that is enabled by the 4</w:t>
+      </w:r>
+      <w:r>
+        <w:rPr>
+          <w:vertAlign w:val="superscript"/>
+        </w:rPr>
+        <w:t>th</w:t>
+      </w:r>
+      <w:r>
+        <w:t xml:space="preserve"> bit</w:t>
+      </w:r>
+      <w:proofErr w:type="gramEnd"/>
+      <w:r>
+        <w:t>.</w:t>
+      </w:r>
+    </w:p>
+    <w:p>
+      <w:r>
+        <w:t xml:space="preserve">The outputs in </w:t>
+      </w:r>
+      <w:r>
+        <w:fldChar w:fldCharType="begin"/>
+      </w:r>
+      <w:r>
+        <w:instrText xml:space="preserve"> REF _Ref232762527 \h </w:instrText>
+      </w:r>
+      <w:r>
+        <w:fldChar w:fldCharType="separate"/>
+      </w:r>
+      <w:r>
+        <w:t xml:space="preserve">Figure </w:t>
+      </w:r>
+      <w:r>
+        <w:rPr>
+          <w:noProof/>
+        </w:rPr>
+        <w:t>2</w:t>
+      </w:r>
+      <w:r>
+        <w:fldChar w:fldCharType="end"/>
+      </w:r>
+      <w:r>
+        <w:t xml:space="preserve"> that go to the ADDR_SEL bus, of which there are 5, are such that only one of these outputs may be high at any one time.</w:t>
+      </w:r>
+    </w:p>
+    <w:p>
+      <w:pPr>
+        <w:pStyle w:val="ListParagraph"/>
+        <w:numPr>
+          <w:ilvl w:val="0"/>
+          <w:numId w:val="35"/>
+        </w:numPr>
+      </w:pPr>
+      <w:r>
+        <w:t xml:space="preserve">This information will be stored in 3 bits of a ROM word to indicate which, if any, of the 5 bits should be high. A pattern of 0 </w:t>
+      </w:r>
+      <w:proofErr w:type="spellStart"/>
+      <w:r>
+        <w:t>0</w:t>
+      </w:r>
+      <w:proofErr w:type="spellEnd"/>
+      <w:r>
+        <w:t xml:space="preserve"> </w:t>
+      </w:r>
+      <w:proofErr w:type="spellStart"/>
+      <w:r>
+        <w:t>0</w:t>
+      </w:r>
+      <w:proofErr w:type="spellEnd"/>
+      <w:r>
+        <w:t xml:space="preserve"> in the 3 bits will indicate that none of these outputs should be high.</w:t>
+      </w:r>
+    </w:p>
+    <w:p>
+      <w:pPr>
+        <w:pStyle w:val="ListParagraph"/>
+        <w:numPr>
+          <w:ilvl w:val="1"/>
+          <w:numId w:val="35"/>
+        </w:numPr>
+      </w:pPr>
+      <w:r>
+        <w:t xml:space="preserve">These outputs will be generated </w:t>
+      </w:r>
+      <w:proofErr w:type="gramStart"/>
+      <w:r>
+        <w:t>by a 3:8 decoder that is permanently enabled</w:t>
+      </w:r>
+      <w:proofErr w:type="gramEnd"/>
+      <w:r>
+        <w:t>.</w:t>
+      </w:r>
+    </w:p>
+    <w:p>
+      <w:r>
+        <w:t xml:space="preserve">The remaining outputs (SEQ_END, ID_ACL, WRITE, and READ) will </w:t>
+      </w:r>
+      <w:r>
+        <w:t>each be stored in one bit of a ROM word.</w:t>
+      </w:r>
+    </w:p>
+    <w:p>
+      <w:r>
+        <w:t>So the total number of bits required in a ROM word is 15.</w:t>
+      </w:r>
+    </w:p>
+    <w:p>
+      <w:r>
+        <w:fldChar w:fldCharType="begin"/>
+      </w:r>
+      <w:r>
+        <w:instrText xml:space="preserve"> REF SufficientInfo \h </w:instrText>
+      </w:r>
+      <w:r>
+        <w:fldChar w:fldCharType="separate"/>
+      </w:r>
+      <w:r>
+        <w:rPr>
+          <w:lang w:eastAsia="en-GB"/>
+        </w:rPr>
+        <w:t xml:space="preserve">This should be sufficient information for producing a schematic diagram for this block without needing any further level 2 </w:t>
+      </w:r>
+      <w:proofErr w:type="gramStart"/>
+      <w:r>
+        <w:rPr>
+          <w:lang w:eastAsia="en-GB"/>
+        </w:rPr>
+        <w:t>design</w:t>
+      </w:r>
+      <w:proofErr w:type="gramEnd"/>
+      <w:r>
+        <w:fldChar w:fldCharType="end"/>
+      </w:r>
+      <w:r>
+        <w:t>.</w:t>
+      </w:r>
+    </w:p>
+    <w:p>
+      <w:pPr>
+        <w:pStyle w:val="Heading2"/>
+        <w:rPr>
+          <w:lang w:eastAsia="en-GB"/>
+        </w:rPr>
+      </w:pPr>
+      <w:bookmarkStart w:id="31" w:name="_Toc233543227"/>
+      <w:r>
+        <w:rPr>
+          <w:lang w:eastAsia="en-GB"/>
+        </w:rPr>
+        <w:lastRenderedPageBreak/>
+        <w:t>RAM Address Control</w:t>
+      </w:r>
+      <w:bookmarkEnd w:id="31"/>
+    </w:p>
+    <w:p>
+      <w:pPr>
+        <w:rPr>
+          <w:lang w:eastAsia="en-GB"/>
+        </w:rPr>
+      </w:pPr>
+      <w:r>
+        <w:rPr>
+          <w:lang w:eastAsia="en-GB"/>
+        </w:rPr>
+        <w:t>The function of this block is to put the required RAM address on the ABUS output.</w:t>
+      </w:r>
+    </w:p>
+    <w:p>
+      <w:pPr>
+        <w:rPr>
+          <w:lang w:eastAsia="en-GB"/>
+        </w:rPr>
+      </w:pPr>
+      <w:r>
+        <w:rPr>
+          <w:lang w:eastAsia="en-GB"/>
+        </w:rPr>
+        <w:t>This block contains a 16 bit latch:</w:t>
+      </w:r>
+    </w:p>
+    <w:p>
+      <w:pPr>
+        <w:pStyle w:val="ListParagraph"/>
+        <w:numPr>
+          <w:ilvl w:val="0"/>
+          <w:numId w:val="35"/>
+        </w:numPr>
+        <w:rPr>
+          <w:lang w:eastAsia="en-GB"/>
+        </w:rPr>
+      </w:pPr>
+      <w:proofErr w:type="gramStart"/>
+      <w:r>
+        <w:rPr>
+          <w:lang w:eastAsia="en-GB"/>
+        </w:rPr>
+        <w:t>Which is used to store a 16 bit address value from the DBUS input.</w:t>
+      </w:r>
+      <w:proofErr w:type="gramEnd"/>
+      <w:r>
+        <w:rPr>
+          <w:lang w:eastAsia="en-GB"/>
+        </w:rPr>
+        <w:t xml:space="preserve"> </w:t>
+      </w:r>
+    </w:p>
+    <w:p>
+      <w:pPr>
+        <w:pStyle w:val="ListParagraph"/>
+        <w:numPr>
+          <w:ilvl w:val="0"/>
+          <w:numId w:val="35"/>
+        </w:numPr>
+        <w:rPr>
+          <w:lang w:eastAsia="en-GB"/>
+        </w:rPr>
+      </w:pPr>
+      <w:r>
+        <w:rPr>
+          <w:lang w:eastAsia="en-GB"/>
+        </w:rPr>
+        <w:t xml:space="preserve">The data bus value is stored in this latch by the control signals READ and ID_ACL (Internal Destination Address Control Latch). </w:t>
+      </w:r>
+    </w:p>
+    <w:p>
+      <w:pPr>
+        <w:pStyle w:val="ListParagraph"/>
+        <w:numPr>
+          <w:ilvl w:val="0"/>
+          <w:numId w:val="35"/>
+        </w:numPr>
+        <w:rPr>
+          <w:lang w:eastAsia="en-GB"/>
+        </w:rPr>
+      </w:pPr>
+      <w:r>
+        <w:rPr>
+          <w:lang w:eastAsia="en-GB"/>
+        </w:rPr>
+        <w:t xml:space="preserve">The rules for this are defined in ref </w:t>
+      </w:r>
+      <w:r>
+        <w:rPr>
+          <w:lang w:eastAsia="en-GB"/>
+        </w:rPr>
+        <w:fldChar w:fldCharType="begin"/>
+      </w:r>
+      <w:r>
+        <w:rPr>
+          <w:lang w:eastAsia="en-GB"/>
+        </w:rPr>
+        <w:instrText xml:space="preserve"> REF RefCpuDesign \r \h </w:instrText>
+      </w:r>
+      <w:r>
+        <w:rPr>
+          <w:lang w:eastAsia="en-GB"/>
+        </w:rPr>
+      </w:r>
+      <w:r>
+        <w:rPr>
+          <w:lang w:eastAsia="en-GB"/>
+        </w:rPr>
+        <w:fldChar w:fldCharType="separate"/>
+      </w:r>
+      <w:r>
+        <w:rPr>
+          <w:lang w:eastAsia="en-GB"/>
+        </w:rPr>
+        <w:t>2</w:t>
+      </w:r>
+      <w:r>
+        <w:rPr>
+          <w:lang w:eastAsia="en-GB"/>
+        </w:rPr>
+        <w:fldChar w:fldCharType="end"/>
+      </w:r>
+      <w:r>
+        <w:rPr>
+          <w:lang w:eastAsia="en-GB"/>
+        </w:rPr>
+        <w:t xml:space="preserve"> section “</w:t>
+      </w:r>
+      <w:r>
+        <w:rPr>
+          <w:lang w:eastAsia="en-GB"/>
+        </w:rPr>
+        <w:t>Reading from the Data Bus</w:t>
+      </w:r>
+      <w:r>
+        <w:rPr>
+          <w:lang w:eastAsia="en-GB"/>
+        </w:rPr>
+        <w:t>”.</w:t>
+      </w:r>
+    </w:p>
+    <w:p>
+      <w:pPr>
+        <w:rPr>
+          <w:lang w:eastAsia="en-GB"/>
+        </w:rPr>
+      </w:pPr>
+      <w:r>
+        <w:rPr>
+          <w:lang w:eastAsia="en-GB"/>
+        </w:rPr>
+        <w:t xml:space="preserve"> </w:t>
+      </w:r>
+      <w:r>
+        <w:rPr>
+          <w:lang w:eastAsia="en-GB"/>
+        </w:rPr>
+        <w:t>The values that this block may output on ABUS are:</w:t>
+      </w:r>
+    </w:p>
+    <w:p>
+      <w:pPr>
+        <w:pStyle w:val="ListParagraph"/>
+        <w:numPr>
+          <w:ilvl w:val="0"/>
+          <w:numId w:val="36"/>
+        </w:numPr>
+        <w:rPr>
+          <w:lang w:eastAsia="en-GB"/>
+        </w:rPr>
+      </w:pPr>
+      <w:r>
+        <w:rPr>
+          <w:lang w:eastAsia="en-GB"/>
+        </w:rPr>
+        <w:t>Ra#: The address of Ra in RAM (0..15)</w:t>
+      </w:r>
+    </w:p>
+    <w:p>
+      <w:pPr>
+        <w:pStyle w:val="ListParagraph"/>
+        <w:numPr>
+          <w:ilvl w:val="0"/>
+          <w:numId w:val="36"/>
+        </w:numPr>
+        <w:rPr>
+          <w:lang w:eastAsia="en-GB"/>
+        </w:rPr>
+      </w:pPr>
+      <w:r>
+        <w:rPr>
+          <w:lang w:eastAsia="en-GB"/>
+        </w:rPr>
+        <w:t>Rb#: The address of Rb in RAM (</w:t>
+      </w:r>
+      <w:r>
+        <w:rPr>
+          <w:lang w:eastAsia="en-GB"/>
+        </w:rPr>
+        <w:t>0..15)</w:t>
+      </w:r>
+    </w:p>
+    <w:p>
+      <w:pPr>
+        <w:pStyle w:val="ListParagraph"/>
+        <w:numPr>
+          <w:ilvl w:val="0"/>
+          <w:numId w:val="36"/>
+        </w:numPr>
+        <w:rPr>
+          <w:lang w:eastAsia="en-GB"/>
+        </w:rPr>
+      </w:pPr>
+      <w:r>
+        <w:rPr>
+          <w:lang w:eastAsia="en-GB"/>
+        </w:rPr>
+        <w:t>OPCODE: The address from the 2</w:t>
+      </w:r>
+      <w:r>
+        <w:rPr>
+          <w:vertAlign w:val="superscript"/>
+          <w:lang w:eastAsia="en-GB"/>
+        </w:rPr>
+        <w:t>nd</w:t>
+      </w:r>
+      <w:r>
+        <w:rPr>
+          <w:lang w:eastAsia="en-GB"/>
+        </w:rPr>
+        <w:t xml:space="preserve"> word of a 2 word instruction</w:t>
+      </w:r>
+    </w:p>
+    <w:p>
+      <w:pPr>
+        <w:pStyle w:val="ListParagraph"/>
+        <w:numPr>
+          <w:ilvl w:val="0"/>
+          <w:numId w:val="36"/>
+        </w:numPr>
+        <w:rPr>
+          <w:lang w:eastAsia="en-GB"/>
+        </w:rPr>
+      </w:pPr>
+      <w:r>
+        <w:rPr>
+          <w:lang w:eastAsia="en-GB"/>
+        </w:rPr>
+        <w:t>The value stored in the latch described above.</w:t>
+      </w:r>
+    </w:p>
+    <w:p>
+      <w:pPr>
+        <w:rPr>
+          <w:lang w:eastAsia="en-GB"/>
+        </w:rPr>
+      </w:pPr>
+      <w:r>
+        <w:rPr>
+          <w:lang w:eastAsia="en-GB"/>
+        </w:rPr>
+        <w:t xml:space="preserve">The signals that comprise ADDR_SEL determine which one of the above (or none) </w:t>
+      </w:r>
+      <w:proofErr w:type="gramStart"/>
+      <w:r>
+        <w:rPr>
+          <w:lang w:eastAsia="en-GB"/>
+        </w:rPr>
+        <w:t>are</w:t>
+      </w:r>
+      <w:proofErr w:type="gramEnd"/>
+      <w:r>
+        <w:rPr>
+          <w:lang w:eastAsia="en-GB"/>
+        </w:rPr>
+        <w:t xml:space="preserve"> put on ABUS. There must be a 16 bit (</w:t>
+      </w:r>
+      <w:r>
+        <w:rPr>
+          <w:lang w:eastAsia="en-GB"/>
+        </w:rPr>
+        <w:t xml:space="preserve">note 1) </w:t>
+      </w:r>
+      <w:r>
+        <w:rPr>
+          <w:lang w:eastAsia="en-GB"/>
+        </w:rPr>
+        <w:t>tri-state buffer for each of the above 4 items that is enabled by the corresponding ADDR_SEL signal.</w:t>
+      </w:r>
+    </w:p>
+    <w:p>
+      <w:pPr>
+        <w:rPr>
+          <w:lang w:eastAsia="en-GB"/>
+        </w:rPr>
+      </w:pPr>
+      <w:r>
+        <w:rPr>
+          <w:lang w:eastAsia="en-GB"/>
+        </w:rPr>
+        <w:t xml:space="preserve">Note 1: For Ra# and Rb#, which </w:t>
+      </w:r>
+      <w:proofErr w:type="gramStart"/>
+      <w:r>
+        <w:rPr>
+          <w:lang w:eastAsia="en-GB"/>
+        </w:rPr>
+        <w:t>are</w:t>
+      </w:r>
+      <w:proofErr w:type="gramEnd"/>
+      <w:r>
+        <w:rPr>
+          <w:lang w:eastAsia="en-GB"/>
+        </w:rPr>
+        <w:t xml:space="preserve"> only 4 bit, they could be implemented with a 4 bit tri-state buffer, and another shared 12 bit tri-state buffer whose inputs are hard wired to low.</w:t>
+      </w:r>
+      <w:r>
+        <w:rPr>
+          <w:lang w:eastAsia="en-GB"/>
+        </w:rPr>
+        <w:t xml:space="preserve"> </w:t>
+      </w:r>
+    </w:p>
+    <w:p>
+      <w:pPr>
+        <w:rPr>
+          <w:lang w:eastAsia="en-GB"/>
+        </w:rPr>
+      </w:pPr>
+      <w:r>
+        <w:fldChar w:fldCharType="begin"/>
+      </w:r>
+      <w:r>
+        <w:instrText xml:space="preserve"> REF SufficientInfo \h </w:instrText>
+      </w:r>
+      <w:r>
+        <w:fldChar w:fldCharType="separate"/>
+      </w:r>
+      <w:r>
+        <w:rPr>
+          <w:lang w:eastAsia="en-GB"/>
+        </w:rPr>
+        <w:t xml:space="preserve">This should be sufficient information for producing a schematic diagram for this block without needing any further level 2 </w:t>
+      </w:r>
+      <w:proofErr w:type="gramStart"/>
+      <w:r>
+        <w:rPr>
+          <w:lang w:eastAsia="en-GB"/>
+        </w:rPr>
+        <w:t>design</w:t>
+      </w:r>
+      <w:proofErr w:type="gramEnd"/>
+      <w:r>
+        <w:fldChar w:fldCharType="end"/>
+      </w:r>
+    </w:p>
+    <w:p>
+      <w:pPr>
+        <w:pStyle w:val="Heading2"/>
+        <w:rPr>
+          <w:lang w:eastAsia="en-GB"/>
+        </w:rPr>
+      </w:pPr>
+      <w:bookmarkStart w:id="32" w:name="_Toc233543228"/>
+      <w:r>
+        <w:rPr>
+          <w:lang w:eastAsia="en-GB"/>
+        </w:rPr>
+        <w:t>Temp 16 Bit Latch1</w:t>
+      </w:r>
+      <w:bookmarkEnd w:id="32"/>
+    </w:p>
+    <w:p>
+      <w:pPr>
+        <w:rPr>
+          <w:lang w:eastAsia="en-GB"/>
+        </w:rPr>
+      </w:pPr>
+      <w:r>
+        <w:rPr>
+          <w:lang w:eastAsia="en-GB"/>
+        </w:rPr>
+        <w:t>The function of this block is to:</w:t>
+      </w:r>
+    </w:p>
+    <w:p>
+      <w:pPr>
+        <w:pStyle w:val="ListParagraph"/>
+        <w:numPr>
+          <w:ilvl w:val="0"/>
+          <w:numId w:val="30"/>
+        </w:numPr>
+        <w:rPr>
+          <w:lang w:eastAsia="en-GB"/>
+        </w:rPr>
+      </w:pPr>
+      <w:r>
+        <w:rPr>
+          <w:lang w:eastAsia="en-GB"/>
+        </w:rPr>
+        <w:t>Store the value from the data bus when this latch is selected to read from the data bus.</w:t>
+      </w:r>
+    </w:p>
+    <w:p>
+      <w:pPr>
+        <w:pStyle w:val="ListParagraph"/>
+        <w:numPr>
+          <w:ilvl w:val="1"/>
+          <w:numId w:val="30"/>
+        </w:numPr>
+        <w:rPr>
+          <w:lang w:eastAsia="en-GB"/>
+        </w:rPr>
+      </w:pPr>
+      <w:r>
+        <w:rPr>
+          <w:lang w:eastAsia="en-GB"/>
+        </w:rPr>
+        <w:t xml:space="preserve">The rules for this are defined in ref </w:t>
+      </w:r>
+      <w:r>
+        <w:rPr>
+          <w:lang w:eastAsia="en-GB"/>
+        </w:rPr>
+        <w:fldChar w:fldCharType="begin"/>
+      </w:r>
+      <w:r>
+        <w:rPr>
+          <w:lang w:eastAsia="en-GB"/>
+        </w:rPr>
+        <w:instrText xml:space="preserve"> REF RefCpuDesign \r \h </w:instrText>
+      </w:r>
+      <w:r>
+        <w:rPr>
+          <w:lang w:eastAsia="en-GB"/>
+        </w:rPr>
+      </w:r>
+      <w:r>
+        <w:rPr>
+          <w:lang w:eastAsia="en-GB"/>
+        </w:rPr>
+        <w:fldChar w:fldCharType="separate"/>
+      </w:r>
+      <w:r>
+        <w:rPr>
+          <w:lang w:eastAsia="en-GB"/>
+        </w:rPr>
+        <w:t>2</w:t>
+      </w:r>
+      <w:r>
+        <w:rPr>
+          <w:lang w:eastAsia="en-GB"/>
+        </w:rPr>
+        <w:fldChar w:fldCharType="end"/>
+      </w:r>
+      <w:r>
+        <w:rPr>
+          <w:lang w:eastAsia="en-GB"/>
+        </w:rPr>
+        <w:t xml:space="preserve"> section “</w:t>
+      </w:r>
+      <w:r>
+        <w:rPr>
+          <w:lang w:eastAsia="en-GB"/>
+        </w:rPr>
+        <w:t>Reading from the Data Bus</w:t>
+      </w:r>
+      <w:r>
+        <w:rPr>
+          <w:lang w:eastAsia="en-GB"/>
+        </w:rPr>
+        <w:t>”</w:t>
+      </w:r>
+    </w:p>
+    <w:p>
+      <w:pPr>
+        <w:pStyle w:val="ListParagraph"/>
+        <w:numPr>
+          <w:ilvl w:val="0"/>
+          <w:numId w:val="30"/>
+        </w:numPr>
+        <w:rPr>
+          <w:lang w:eastAsia="en-GB"/>
+        </w:rPr>
+      </w:pPr>
+      <w:r>
+        <w:rPr>
+          <w:lang w:eastAsia="en-GB"/>
+        </w:rPr>
+        <w:t>Output the stored value when this latch is selected to write to the data bus.</w:t>
+      </w:r>
+    </w:p>
+    <w:p>
+      <w:pPr>
+        <w:pStyle w:val="ListParagraph"/>
+        <w:numPr>
+          <w:ilvl w:val="1"/>
+          <w:numId w:val="30"/>
+        </w:numPr>
+        <w:rPr>
+          <w:lang w:eastAsia="en-GB"/>
+        </w:rPr>
+      </w:pPr>
+      <w:r>
+        <w:rPr>
+          <w:lang w:eastAsia="en-GB"/>
+        </w:rPr>
+        <w:t xml:space="preserve">The rules for this are defined in ref </w:t>
+      </w:r>
+      <w:r>
+        <w:rPr>
+          <w:lang w:eastAsia="en-GB"/>
+        </w:rPr>
+        <w:fldChar w:fldCharType="begin"/>
+      </w:r>
+      <w:r>
+        <w:rPr>
+          <w:lang w:eastAsia="en-GB"/>
+        </w:rPr>
+        <w:instrText xml:space="preserve"> REF RefCpuDesign \r \h </w:instrText>
+      </w:r>
+      <w:r>
+        <w:rPr>
+          <w:lang w:eastAsia="en-GB"/>
+        </w:rPr>
+      </w:r>
+      <w:r>
+        <w:rPr>
+          <w:lang w:eastAsia="en-GB"/>
+        </w:rPr>
+        <w:fldChar w:fldCharType="separate"/>
+      </w:r>
+      <w:r>
+        <w:rPr>
+          <w:lang w:eastAsia="en-GB"/>
+        </w:rPr>
+        <w:t>2</w:t>
+      </w:r>
+      <w:r>
+        <w:rPr>
+          <w:lang w:eastAsia="en-GB"/>
+        </w:rPr>
+        <w:fldChar w:fldCharType="end"/>
+      </w:r>
+      <w:r>
+        <w:rPr>
+          <w:lang w:eastAsia="en-GB"/>
+        </w:rPr>
+        <w:t xml:space="preserve"> section “</w:t>
+      </w:r>
+      <w:r>
+        <w:rPr>
+          <w:lang w:eastAsia="en-GB"/>
+        </w:rPr>
+        <w:t>Writing to the Data Bus</w:t>
+      </w:r>
+      <w:r>
+        <w:rPr>
+          <w:lang w:eastAsia="en-GB"/>
+        </w:rPr>
+        <w:t>”</w:t>
+      </w:r>
+    </w:p>
+    <w:p>
+      <w:pPr>
+        <w:rPr>
+          <w:lang w:eastAsia="en-GB"/>
+        </w:rPr>
+      </w:pPr>
+      <w:r>
+        <w:rPr>
+          <w:lang w:eastAsia="en-GB"/>
+        </w:rPr>
+        <w:fldChar w:fldCharType="begin"/>
+      </w:r>
+      <w:r>
+        <w:rPr>
+          <w:lang w:eastAsia="en-GB"/>
+        </w:rPr>
+        <w:instrText xml:space="preserve"> REF SufficientInfo \h </w:instrText>
+      </w:r>
+      <w:r>
+        <w:rPr>
+          <w:lang w:eastAsia="en-GB"/>
+        </w:rPr>
+      </w:r>
+      <w:r>
+        <w:rPr>
+          <w:lang w:eastAsia="en-GB"/>
+        </w:rPr>
+        <w:fldChar w:fldCharType="separate"/>
+      </w:r>
+      <w:r>
+        <w:rPr>
+          <w:lang w:eastAsia="en-GB"/>
+        </w:rPr>
+        <w:t xml:space="preserve">This should be sufficient information for producing a schematic diagram for this block without needing any further level 2 </w:t>
+      </w:r>
+      <w:proofErr w:type="gramStart"/>
+      <w:r>
+        <w:rPr>
+          <w:lang w:eastAsia="en-GB"/>
+        </w:rPr>
+        <w:t>design</w:t>
+      </w:r>
+      <w:proofErr w:type="gramEnd"/>
+      <w:r>
+        <w:rPr>
+          <w:lang w:eastAsia="en-GB"/>
+        </w:rPr>
+        <w:fldChar w:fldCharType="end"/>
+      </w:r>
+    </w:p>
+    <w:p>
+      <w:pPr>
+        <w:pStyle w:val="Heading2"/>
+        <w:rPr>
+          <w:lang w:eastAsia="en-GB"/>
+        </w:rPr>
+      </w:pPr>
+      <w:bookmarkStart w:id="33" w:name="_Toc233543229"/>
+      <w:r>
+        <w:rPr>
+          <w:lang w:eastAsia="en-GB"/>
+        </w:rPr>
+        <w:t>Temp 16 Bit Latch2</w:t>
+      </w:r>
+      <w:bookmarkEnd w:id="33"/>
+    </w:p>
+    <w:p>
+      <w:pPr>
+        <w:rPr>
+          <w:lang w:eastAsia="en-GB"/>
+        </w:rPr>
+      </w:pPr>
+      <w:r>
+        <w:rPr>
+          <w:lang w:eastAsia="en-GB"/>
+        </w:rPr>
+        <w:t>This will be identical to Temp 16 Bit Latch1.</w:t>
+      </w:r>
+    </w:p>
+    <w:p>
+      <w:pPr>
+        <w:rPr>
+          <w:lang w:eastAsia="en-GB"/>
+        </w:rPr>
+      </w:pPr>
+      <w:r>
+        <w:rPr>
+          <w:lang w:eastAsia="en-GB"/>
+        </w:rPr>
+        <w:t>The only difference in its implementation, cf. Latch1, is that it will use ID_TMP2 and IS_TMP2 rather than using ID_TMP1 and IS_TEM1.</w:t>
+      </w:r>
+    </w:p>
+    <w:p>
+      <w:pPr>
+        <w:rPr>
+          <w:rFonts w:asciiTheme="majorHAnsi" w:eastAsiaTheme="majorEastAsia" w:hAnsiTheme="majorHAnsi" w:cstheme="majorBidi"/>
+          <w:b/>
+          <w:bCs/>
+          <w:color w:val="4F81BD" w:themeColor="accent1"/>
+          <w:sz w:val="26"/>
+          <w:szCs w:val="26"/>
+          <w:lang w:eastAsia="en-GB"/>
+        </w:rPr>
+      </w:pPr>
+      <w:r>
+        <w:rPr>
+          <w:lang w:eastAsia="en-GB"/>
+        </w:rPr>
+        <w:br w:type="page"/>
+      </w:r>
+    </w:p>
+    <w:p>
+      <w:pPr>
+        <w:pStyle w:val="Heading2"/>
+        <w:rPr>
+          <w:lang w:eastAsia="en-GB"/>
+        </w:rPr>
+      </w:pPr>
+      <w:bookmarkStart w:id="34" w:name="_Toc233543230"/>
+      <w:r>
+        <w:rPr>
+          <w:lang w:eastAsia="en-GB"/>
+        </w:rPr>
+        <w:lastRenderedPageBreak/>
+        <w:t>16 Bit Tristate Buffer</w:t>
+      </w:r>
+      <w:bookmarkEnd w:id="34"/>
+    </w:p>
+    <w:p>
+      <w:pPr>
+        <w:rPr>
+          <w:lang w:eastAsia="en-GB"/>
+        </w:rPr>
+      </w:pPr>
+      <w:r>
+        <w:rPr>
+          <w:lang w:eastAsia="en-GB"/>
+        </w:rPr>
+        <w:t>The function of this block is to write 0x0001 onto the data bus when IS_0x1 and WRITE are both high.</w:t>
+      </w:r>
+    </w:p>
+    <w:p>
+      <w:pPr>
+        <w:rPr>
+          <w:lang w:eastAsia="en-GB"/>
+        </w:rPr>
+      </w:pPr>
+      <w:r>
+        <w:rPr>
+          <w:lang w:eastAsia="en-GB"/>
+        </w:rPr>
+        <w:t>The 0x0001 input is 16 bits, with bits 15 to 1 set to 0, and with bit 0 set to 1.</w:t>
+      </w:r>
+    </w:p>
+    <w:p>
+      <w:pPr>
+        <w:rPr>
+          <w:lang w:eastAsia="en-GB"/>
+        </w:rPr>
+      </w:pPr>
+      <w:r>
+        <w:rPr>
+          <w:lang w:eastAsia="en-GB"/>
+        </w:rPr>
+        <w:fldChar w:fldCharType="begin"/>
+      </w:r>
+      <w:r>
+        <w:rPr>
+          <w:lang w:eastAsia="en-GB"/>
+        </w:rPr>
+        <w:instrText xml:space="preserve"> REF SufficientInfo \h </w:instrText>
+      </w:r>
+      <w:r>
+        <w:rPr>
+          <w:lang w:eastAsia="en-GB"/>
+        </w:rPr>
+      </w:r>
+      <w:r>
+        <w:rPr>
+          <w:lang w:eastAsia="en-GB"/>
+        </w:rPr>
+        <w:fldChar w:fldCharType="separate"/>
+      </w:r>
+      <w:r>
+        <w:rPr>
+          <w:lang w:eastAsia="en-GB"/>
+        </w:rPr>
+        <w:t xml:space="preserve">This should be sufficient information for producing a schematic diagram for this block without needing any further level 2 </w:t>
+      </w:r>
+      <w:proofErr w:type="gramStart"/>
+      <w:r>
+        <w:rPr>
+          <w:lang w:eastAsia="en-GB"/>
+        </w:rPr>
+        <w:t>design</w:t>
+      </w:r>
+      <w:proofErr w:type="gramEnd"/>
+      <w:r>
+        <w:rPr>
+          <w:lang w:eastAsia="en-GB"/>
+        </w:rPr>
+        <w:fldChar w:fldCharType="end"/>
+      </w:r>
+      <w:r>
+        <w:rPr>
+          <w:lang w:eastAsia="en-GB"/>
+        </w:rPr>
+        <w:t>.</w:t>
+      </w:r>
+    </w:p>
+    <w:p>
+      <w:pPr>
+        <w:rPr>
+          <w:lang w:eastAsia="en-GB"/>
+        </w:rPr>
+      </w:pPr>
+    </w:p>
+    <w:p>
+      <w:pPr>
+        <w:rPr>
+          <w:lang w:eastAsia="en-GB"/>
+        </w:rPr>
+      </w:pPr>
+    </w:p>
+    <w:p>
+      <w:pPr>
+        <w:rPr>
+          <w:lang w:eastAsia="en-GB"/>
+        </w:rPr>
+      </w:pPr>
     </w:p>
     <w:p>
       <w:pPr>
@@ -7448,35 +11504,21 @@
           <w:lang w:eastAsia="en-GB"/>
         </w:rPr>
       </w:pPr>
-      <w:bookmarkStart w:id="15" w:name="_Ref172648415"/>
+      <w:r>
+        <w:rPr>
+          <w:lang w:eastAsia="en-GB"/>
+        </w:rPr>
+        <w:br w:type="page"/>
+      </w:r>
     </w:p>
     <w:p>
       <w:pPr>
-        <w:rPr>
-          <w:rFonts w:asciiTheme="majorHAnsi" w:eastAsiaTheme="majorEastAsia" w:hAnsiTheme="majorHAnsi" w:cstheme="majorBidi"/>
-          <w:b/>
-          <w:bCs/>
-          <w:color w:val="365F91" w:themeColor="accent1" w:themeShade="BF"/>
-          <w:sz w:val="28"/>
-          <w:szCs w:val="28"/>
-          <w:lang w:eastAsia="en-GB"/>
-        </w:rPr>
-      </w:pPr>
-      <w:r>
-        <w:rPr>
-          <w:lang w:eastAsia="en-GB"/>
-        </w:rPr>
-        <w:br w:type="page"/>
-      </w:r>
-    </w:p>
-    <w:p>
-      <w:pPr>
         <w:pStyle w:val="Heading1"/>
         <w:rPr>
           <w:lang w:eastAsia="en-GB"/>
         </w:rPr>
       </w:pPr>
-      <w:bookmarkStart w:id="16" w:name="_Toc232842933"/>
+      <w:bookmarkStart w:id="35" w:name="_Toc233543231"/>
       <w:r>
         <w:rPr>
           <w:lang w:eastAsia="en-GB"/>
@@ -7484,10 +11526,10 @@
         <w:lastRenderedPageBreak/>
         <w:t>References</w:t>
       </w:r>
-      <w:bookmarkEnd w:id="15"/>
-      <w:bookmarkEnd w:id="16"/>
+      <w:bookmarkEnd w:id="20"/>
+      <w:bookmarkEnd w:id="35"/>
     </w:p>
-    <w:bookmarkStart w:id="17" w:name="AVR_Instruction_Doc"/>
+    <w:bookmarkStart w:id="36" w:name="AVR_Instruction_Doc"/>
     <w:p>
       <w:pPr>
         <w:pStyle w:val="ListParagraph"/>
@@ -7515,6 +11557,11 @@
         <w:rPr>
           <w:lang w:eastAsia="en-GB"/>
         </w:rPr>
+      </w:r>
+      <w:r>
+        <w:rPr>
+          <w:lang w:eastAsia="en-GB"/>
+        </w:rPr>
         <w:fldChar w:fldCharType="separate"/>
       </w:r>
       <w:r>
@@ -7524,7 +11571,7 @@
         </w:rPr>
         <w:t>AVR Instruction Set Manual</w:t>
       </w:r>
-      <w:bookmarkEnd w:id="17"/>
+      <w:bookmarkEnd w:id="36"/>
       <w:r>
         <w:rPr>
           <w:lang w:eastAsia="en-GB"/>
@@ -7532,7 +11579,7 @@
         <w:fldChar w:fldCharType="end"/>
       </w:r>
     </w:p>
-    <w:bookmarkStart w:id="18" w:name="RefCpuDesign"/>
+    <w:bookmarkStart w:id="37" w:name="RefCpuDesign"/>
     <w:p>
       <w:pPr>
         <w:pStyle w:val="ListParagraph"/>
@@ -7560,6 +11607,11 @@
         <w:rPr>
           <w:lang w:eastAsia="en-GB"/>
         </w:rPr>
+      </w:r>
+      <w:r>
+        <w:rPr>
+          <w:lang w:eastAsia="en-GB"/>
+        </w:rPr>
         <w:fldChar w:fldCharType="separate"/>
       </w:r>
       <w:r>
@@ -7567,9 +11619,23 @@
           <w:rStyle w:val="Hyperlink"/>
           <w:lang w:eastAsia="en-GB"/>
         </w:rPr>
-        <w:t>CpuDesign.docx</w:t>
-      </w:r>
-      <w:bookmarkEnd w:id="18"/>
+        <w:t>CpuDesi</w:t>
+      </w:r>
+      <w:r>
+        <w:rPr>
+          <w:rStyle w:val="Hyperlink"/>
+          <w:lang w:eastAsia="en-GB"/>
+        </w:rPr>
+        <w:t>g</w:t>
+      </w:r>
+      <w:r>
+        <w:rPr>
+          <w:rStyle w:val="Hyperlink"/>
+          <w:lang w:eastAsia="en-GB"/>
+        </w:rPr>
+        <w:t>n.docx</w:t>
+      </w:r>
+      <w:bookmarkEnd w:id="37"/>
       <w:r>
         <w:rPr>
           <w:lang w:eastAsia="en-GB"/>
@@ -7577,7 +11643,7 @@
         <w:fldChar w:fldCharType="end"/>
       </w:r>
     </w:p>
-    <w:bookmarkStart w:id="19" w:name="RefL1SeqXlsx"/>
+    <w:bookmarkStart w:id="38" w:name="RefL1SeqXlsx"/>
     <w:p>
       <w:pPr>
         <w:pStyle w:val="ListParagraph"/>
@@ -7605,6 +11671,11 @@
         <w:rPr>
           <w:lang w:eastAsia="en-GB"/>
         </w:rPr>
+      </w:r>
+      <w:r>
+        <w:rPr>
+          <w:lang w:eastAsia="en-GB"/>
+        </w:rPr>
         <w:fldChar w:fldCharType="separate"/>
       </w:r>
       <w:r>
@@ -7612,7 +11683,21 @@
           <w:rStyle w:val="Hyperlink"/>
           <w:lang w:eastAsia="en-GB"/>
         </w:rPr>
-        <w:t>L1IsSequences.xlsx</w:t>
+        <w:t>L1IsSequ</w:t>
+      </w:r>
+      <w:r>
+        <w:rPr>
+          <w:rStyle w:val="Hyperlink"/>
+          <w:lang w:eastAsia="en-GB"/>
+        </w:rPr>
+        <w:t>e</w:t>
+      </w:r>
+      <w:r>
+        <w:rPr>
+          <w:rStyle w:val="Hyperlink"/>
+          <w:lang w:eastAsia="en-GB"/>
+        </w:rPr>
+        <w:t>nces.xlsx</w:t>
       </w:r>
       <w:r>
         <w:rPr>
@@ -7620,7 +11705,95 @@
         </w:rPr>
         <w:fldChar w:fldCharType="end"/>
       </w:r>
-      <w:bookmarkEnd w:id="19"/>
+      <w:bookmarkEnd w:id="38"/>
+    </w:p>
+    <w:bookmarkStart w:id="39" w:name="RefOpcodeFormat"/>
+    <w:p>
+      <w:pPr>
+        <w:pStyle w:val="ListParagraph"/>
+        <w:numPr>
+          <w:ilvl w:val="0"/>
+          <w:numId w:val="2"/>
+        </w:numPr>
+        <w:rPr>
+          <w:lang w:eastAsia="en-GB"/>
+        </w:rPr>
+      </w:pPr>
+      <w:r>
+        <w:rPr>
+          <w:lang w:eastAsia="en-GB"/>
+        </w:rPr>
+        <w:fldChar w:fldCharType="begin"/>
+      </w:r>
+      <w:r>
+        <w:rPr>
+          <w:lang w:eastAsia="en-GB"/>
+        </w:rPr>
+        <w:instrText xml:space="preserve"> HYPERLINK "CPU%20opcodes%20-%20proposed%20new%20format.xlsx" </w:instrText>
+      </w:r>
+      <w:r>
+        <w:rPr>
+          <w:lang w:eastAsia="en-GB"/>
+        </w:rPr>
+      </w:r>
+      <w:r>
+        <w:rPr>
+          <w:lang w:eastAsia="en-GB"/>
+        </w:rPr>
+        <w:fldChar w:fldCharType="separate"/>
+      </w:r>
+      <w:r>
+        <w:rPr>
+          <w:rStyle w:val="Hyperlink"/>
+          <w:lang w:eastAsia="en-GB"/>
+        </w:rPr>
+        <w:t xml:space="preserve">CPU </w:t>
+      </w:r>
+      <w:proofErr w:type="spellStart"/>
+      <w:r>
+        <w:rPr>
+          <w:rStyle w:val="Hyperlink"/>
+          <w:lang w:eastAsia="en-GB"/>
+        </w:rPr>
+        <w:t>opcodes</w:t>
+      </w:r>
+      <w:proofErr w:type="spellEnd"/>
+      <w:r>
+        <w:rPr>
+          <w:rStyle w:val="Hyperlink"/>
+          <w:lang w:eastAsia="en-GB"/>
+        </w:rPr>
+        <w:t xml:space="preserve"> - proposed new format.xlsx</w:t>
+      </w:r>
+      <w:bookmarkEnd w:id="39"/>
+      <w:r>
+        <w:rPr>
+          <w:lang w:eastAsia="en-GB"/>
+        </w:rPr>
+        <w:fldChar w:fldCharType="end"/>
+      </w:r>
+      <w:r>
+        <w:rPr>
+          <w:lang w:eastAsia="en-GB"/>
+        </w:rPr>
+        <w:t xml:space="preserve"> &lt;</w:t>
+      </w:r>
+      <w:proofErr w:type="spellStart"/>
+      <w:proofErr w:type="gramStart"/>
+      <w:r>
+        <w:rPr>
+          <w:lang w:eastAsia="en-GB"/>
+        </w:rPr>
+        <w:t>tbd</w:t>
+      </w:r>
+      <w:proofErr w:type="spellEnd"/>
+      <w:proofErr w:type="gramEnd"/>
+      <w:r>
+        <w:rPr>
+          <w:lang w:eastAsia="en-GB"/>
+        </w:rPr>
+        <w:t xml:space="preserve"> change this when that file becomes approved.</w:t>
+      </w:r>
     </w:p>
     <w:p>
       <w:pPr>
@@ -7739,7 +11912,7 @@
               <w:b/>
               <w:noProof/>
             </w:rPr>
-            <w:t>5</w:t>
+            <w:t>11</w:t>
           </w:r>
         </w:fldSimple>
       </w:p>
@@ -7818,6 +11991,119 @@
 <file path=word/numbering.xml><?xml version="1.0" encoding="utf-8"?>
 <w:numbering xmlns:ve="http://schemas.openxmlformats.org/markup-compatibility/2006" xmlns:o="urn:schemas-microsoft-com:office:office" xmlns:r="http://schemas.openxmlformats.org/officeDocument/2006/relationships" xmlns:m="http://schemas.openxmlformats.org/officeDocument/2006/math" xmlns:v="urn:schemas-microsoft-com:vml" xmlns:wp="http://schemas.openxmlformats.org/drawingml/2006/wordprocessingDrawing" xmlns:w10="urn:schemas-microsoft-com:office:word" xmlns:w="http://schemas.openxmlformats.org/wordprocessingml/2006/main" xmlns:wne="http://schemas.microsoft.com/office/word/2006/wordml">
   <w:abstractNum w:abstractNumId="0">
+    <w:nsid w:val="02AF3263"/>
+    <w:multiLevelType w:val="hybridMultilevel"/>
+    <w:tmpl w:val="5888BD80"/>
+    <w:lvl w:ilvl="0" w:tplc="08090001">
+      <w:start w:val="1"/>
+      <w:numFmt w:val="bullet"/>
+      <w:lvlText w:val=""/>
+      <w:lvlJc w:val="left"/>
+      <w:pPr>
+        <w:ind w:left="720" w:hanging="360"/>
+      </w:pPr>
+      <w:rPr>
+        <w:rFonts w:ascii="Symbol" w:hAnsi="Symbol" w:hint="default"/>
+      </w:rPr>
+    </w:lvl>
+    <w:lvl w:ilvl="1" w:tplc="08090003" w:tentative="1">
+      <w:start w:val="1"/>
+      <w:numFmt w:val="bullet"/>
+      <w:lvlText w:val="o"/>
+      <w:lvlJc w:val="left"/>
+      <w:pPr>
+        <w:ind w:left="1440" w:hanging="360"/>
+      </w:pPr>
+      <w:rPr>
+        <w:rFonts w:ascii="Courier New" w:hAnsi="Courier New" w:cs="Courier New" w:hint="default"/>
+      </w:rPr>
+    </w:lvl>
+    <w:lvl w:ilvl="2" w:tplc="08090005" w:tentative="1">
+      <w:start w:val="1"/>
+      <w:numFmt w:val="bullet"/>
+      <w:lvlText w:val=""/>
+      <w:lvlJc w:val="left"/>
+      <w:pPr>
+        <w:ind w:left="2160" w:hanging="360"/>
+      </w:pPr>
+      <w:rPr>
+        <w:rFonts w:ascii="Wingdings" w:hAnsi="Wingdings" w:hint="default"/>
+      </w:rPr>
+    </w:lvl>
+    <w:lvl w:ilvl="3" w:tplc="08090001" w:tentative="1">
+      <w:start w:val="1"/>
+      <w:numFmt w:val="bullet"/>
+      <w:lvlText w:val=""/>
+      <w:lvlJc w:val="left"/>
+      <w:pPr>
+        <w:ind w:left="2880" w:hanging="360"/>
+      </w:pPr>
+      <w:rPr>
+        <w:rFonts w:ascii="Symbol" w:hAnsi="Symbol" w:hint="default"/>
+      </w:rPr>
+    </w:lvl>
+    <w:lvl w:ilvl="4" w:tplc="08090003" w:tentative="1">
+      <w:start w:val="1"/>
+      <w:numFmt w:val="bullet"/>
+      <w:lvlText w:val="o"/>
+      <w:lvlJc w:val="left"/>
+      <w:pPr>
+        <w:ind w:left="3600" w:hanging="360"/>
+      </w:pPr>
+      <w:rPr>
+        <w:rFonts w:ascii="Courier New" w:hAnsi="Courier New" w:cs="Courier New" w:hint="default"/>
+      </w:rPr>
+    </w:lvl>
+    <w:lvl w:ilvl="5" w:tplc="08090005" w:tentative="1">
+      <w:start w:val="1"/>
+      <w:numFmt w:val="bullet"/>
+      <w:lvlText w:val=""/>
+      <w:lvlJc w:val="left"/>
+      <w:pPr>
+        <w:ind w:left="4320" w:hanging="360"/>
+      </w:pPr>
+      <w:rPr>
+        <w:rFonts w:ascii="Wingdings" w:hAnsi="Wingdings" w:hint="default"/>
+      </w:rPr>
+    </w:lvl>
+    <w:lvl w:ilvl="6" w:tplc="08090001" w:tentative="1">
+      <w:start w:val="1"/>
+      <w:numFmt w:val="bullet"/>
+      <w:lvlText w:val=""/>
+      <w:lvlJc w:val="left"/>
+      <w:pPr>
+        <w:ind w:left="5040" w:hanging="360"/>
+      </w:pPr>
+      <w:rPr>
+        <w:rFonts w:ascii="Symbol" w:hAnsi="Symbol" w:hint="default"/>
+      </w:rPr>
+    </w:lvl>
+    <w:lvl w:ilvl="7" w:tplc="08090003" w:tentative="1">
+      <w:start w:val="1"/>
+      <w:numFmt w:val="bullet"/>
+      <w:lvlText w:val="o"/>
+      <w:lvlJc w:val="left"/>
+      <w:pPr>
+        <w:ind w:left="5760" w:hanging="360"/>
+      </w:pPr>
+      <w:rPr>
+        <w:rFonts w:ascii="Courier New" w:hAnsi="Courier New" w:cs="Courier New" w:hint="default"/>
+      </w:rPr>
+    </w:lvl>
+    <w:lvl w:ilvl="8" w:tplc="08090005" w:tentative="1">
+      <w:start w:val="1"/>
+      <w:numFmt w:val="bullet"/>
+      <w:lvlText w:val=""/>
+      <w:lvlJc w:val="left"/>
+      <w:pPr>
+        <w:ind w:left="6480" w:hanging="360"/>
+      </w:pPr>
+      <w:rPr>
+        <w:rFonts w:ascii="Wingdings" w:hAnsi="Wingdings" w:hint="default"/>
+      </w:rPr>
+    </w:lvl>
+  </w:abstractNum>
+  <w:abstractNum w:abstractNumId="1">
     <w:nsid w:val="0B2C594D"/>
     <w:multiLevelType w:val="hybridMultilevel"/>
     <w:tmpl w:val="709C7ED6"/>
@@ -7930,7 +12216,120 @@
       </w:rPr>
     </w:lvl>
   </w:abstractNum>
-  <w:abstractNum w:abstractNumId="1">
+  <w:abstractNum w:abstractNumId="2">
+    <w:nsid w:val="0BA14152"/>
+    <w:multiLevelType w:val="hybridMultilevel"/>
+    <w:tmpl w:val="544EA1C4"/>
+    <w:lvl w:ilvl="0" w:tplc="08090001">
+      <w:start w:val="1"/>
+      <w:numFmt w:val="bullet"/>
+      <w:lvlText w:val=""/>
+      <w:lvlJc w:val="left"/>
+      <w:pPr>
+        <w:ind w:left="720" w:hanging="360"/>
+      </w:pPr>
+      <w:rPr>
+        <w:rFonts w:ascii="Symbol" w:hAnsi="Symbol" w:hint="default"/>
+      </w:rPr>
+    </w:lvl>
+    <w:lvl w:ilvl="1" w:tplc="08090003" w:tentative="1">
+      <w:start w:val="1"/>
+      <w:numFmt w:val="bullet"/>
+      <w:lvlText w:val="o"/>
+      <w:lvlJc w:val="left"/>
+      <w:pPr>
+        <w:ind w:left="1440" w:hanging="360"/>
+      </w:pPr>
+      <w:rPr>
+        <w:rFonts w:ascii="Courier New" w:hAnsi="Courier New" w:cs="Courier New" w:hint="default"/>
+      </w:rPr>
+    </w:lvl>
+    <w:lvl w:ilvl="2" w:tplc="08090005" w:tentative="1">
+      <w:start w:val="1"/>
+      <w:numFmt w:val="bullet"/>
+      <w:lvlText w:val=""/>
+      <w:lvlJc w:val="left"/>
+      <w:pPr>
+        <w:ind w:left="2160" w:hanging="360"/>
+      </w:pPr>
+      <w:rPr>
+        <w:rFonts w:ascii="Wingdings" w:hAnsi="Wingdings" w:hint="default"/>
+      </w:rPr>
+    </w:lvl>
+    <w:lvl w:ilvl="3" w:tplc="08090001" w:tentative="1">
+      <w:start w:val="1"/>
+      <w:numFmt w:val="bullet"/>
+      <w:lvlText w:val=""/>
+      <w:lvlJc w:val="left"/>
+      <w:pPr>
+        <w:ind w:left="2880" w:hanging="360"/>
+      </w:pPr>
+      <w:rPr>
+        <w:rFonts w:ascii="Symbol" w:hAnsi="Symbol" w:hint="default"/>
+      </w:rPr>
+    </w:lvl>
+    <w:lvl w:ilvl="4" w:tplc="08090003" w:tentative="1">
+      <w:start w:val="1"/>
+      <w:numFmt w:val="bullet"/>
+      <w:lvlText w:val="o"/>
+      <w:lvlJc w:val="left"/>
+      <w:pPr>
+        <w:ind w:left="3600" w:hanging="360"/>
+      </w:pPr>
+      <w:rPr>
+        <w:rFonts w:ascii="Courier New" w:hAnsi="Courier New" w:cs="Courier New" w:hint="default"/>
+      </w:rPr>
+    </w:lvl>
+    <w:lvl w:ilvl="5" w:tplc="08090005" w:tentative="1">
+      <w:start w:val="1"/>
+      <w:numFmt w:val="bullet"/>
+      <w:lvlText w:val=""/>
+      <w:lvlJc w:val="left"/>
+      <w:pPr>
+        <w:ind w:left="4320" w:hanging="360"/>
+      </w:pPr>
+      <w:rPr>
+        <w:rFonts w:ascii="Wingdings" w:hAnsi="Wingdings" w:hint="default"/>
+      </w:rPr>
+    </w:lvl>
+    <w:lvl w:ilvl="6" w:tplc="08090001" w:tentative="1">
+      <w:start w:val="1"/>
+      <w:numFmt w:val="bullet"/>
+      <w:lvlText w:val=""/>
+      <w:lvlJc w:val="left"/>
+      <w:pPr>
+        <w:ind w:left="5040" w:hanging="360"/>
+      </w:pPr>
+      <w:rPr>
+        <w:rFonts w:ascii="Symbol" w:hAnsi="Symbol" w:hint="default"/>
+      </w:rPr>
+    </w:lvl>
+    <w:lvl w:ilvl="7" w:tplc="08090003" w:tentative="1">
+      <w:start w:val="1"/>
+      <w:numFmt w:val="bullet"/>
+      <w:lvlText w:val="o"/>
+      <w:lvlJc w:val="left"/>
+      <w:pPr>
+        <w:ind w:left="5760" w:hanging="360"/>
+      </w:pPr>
+      <w:rPr>
+        <w:rFonts w:ascii="Courier New" w:hAnsi="Courier New" w:cs="Courier New" w:hint="default"/>
+      </w:rPr>
+    </w:lvl>
+    <w:lvl w:ilvl="8" w:tplc="08090005" w:tentative="1">
+      <w:start w:val="1"/>
+      <w:numFmt w:val="bullet"/>
+      <w:lvlText w:val=""/>
+      <w:lvlJc w:val="left"/>
+      <w:pPr>
+        <w:ind w:left="6480" w:hanging="360"/>
+      </w:pPr>
+      <w:rPr>
+        <w:rFonts w:ascii="Wingdings" w:hAnsi="Wingdings" w:hint="default"/>
+      </w:rPr>
+    </w:lvl>
+  </w:abstractNum>
+  <w:abstractNum w:abstractNumId="3">
     <w:nsid w:val="0D3A1471"/>
     <w:multiLevelType w:val="hybridMultilevel"/>
     <w:tmpl w:val="DBF49EA0"/>
@@ -8043,7 +12442,233 @@
       </w:rPr>
     </w:lvl>
   </w:abstractNum>
-  <w:abstractNum w:abstractNumId="2">
+  <w:abstractNum w:abstractNumId="4">
+    <w:nsid w:val="0E2C5EB0"/>
+    <w:multiLevelType w:val="hybridMultilevel"/>
+    <w:tmpl w:val="BA9478E0"/>
+    <w:lvl w:ilvl="0" w:tplc="08090001">
+      <w:start w:val="1"/>
+      <w:numFmt w:val="bullet"/>
+      <w:lvlText w:val=""/>
+      <w:lvlJc w:val="left"/>
+      <w:pPr>
+        <w:ind w:left="720" w:hanging="360"/>
+      </w:pPr>
+      <w:rPr>
+        <w:rFonts w:ascii="Symbol" w:hAnsi="Symbol" w:hint="default"/>
+      </w:rPr>
+    </w:lvl>
+    <w:lvl w:ilvl="1" w:tplc="08090003">
+      <w:start w:val="1"/>
+      <w:numFmt w:val="bullet"/>
+      <w:lvlText w:val="o"/>
+      <w:lvlJc w:val="left"/>
+      <w:pPr>
+        <w:ind w:left="1440" w:hanging="360"/>
+      </w:pPr>
+      <w:rPr>
+        <w:rFonts w:ascii="Courier New" w:hAnsi="Courier New" w:cs="Courier New" w:hint="default"/>
+      </w:rPr>
+    </w:lvl>
+    <w:lvl w:ilvl="2" w:tplc="08090005" w:tentative="1">
+      <w:start w:val="1"/>
+      <w:numFmt w:val="bullet"/>
+      <w:lvlText w:val=""/>
+      <w:lvlJc w:val="left"/>
+      <w:pPr>
+        <w:ind w:left="2160" w:hanging="360"/>
+      </w:pPr>
+      <w:rPr>
+        <w:rFonts w:ascii="Wingdings" w:hAnsi="Wingdings" w:hint="default"/>
+      </w:rPr>
+    </w:lvl>
+    <w:lvl w:ilvl="3" w:tplc="08090001" w:tentative="1">
+      <w:start w:val="1"/>
+      <w:numFmt w:val="bullet"/>
+      <w:lvlText w:val=""/>
+      <w:lvlJc w:val="left"/>
+      <w:pPr>
+        <w:ind w:left="2880" w:hanging="360"/>
+      </w:pPr>
+      <w:rPr>
+        <w:rFonts w:ascii="Symbol" w:hAnsi="Symbol" w:hint="default"/>
+      </w:rPr>
+    </w:lvl>
+    <w:lvl w:ilvl="4" w:tplc="08090003" w:tentative="1">
+      <w:start w:val="1"/>
+      <w:numFmt w:val="bullet"/>
+      <w:lvlText w:val="o"/>
+      <w:lvlJc w:val="left"/>
+      <w:pPr>
+        <w:ind w:left="3600" w:hanging="360"/>
+      </w:pPr>
+      <w:rPr>
+        <w:rFonts w:ascii="Courier New" w:hAnsi="Courier New" w:cs="Courier New" w:hint="default"/>
+      </w:rPr>
+    </w:lvl>
+    <w:lvl w:ilvl="5" w:tplc="08090005" w:tentative="1">
+      <w:start w:val="1"/>
+      <w:numFmt w:val="bullet"/>
+      <w:lvlText w:val=""/>
+      <w:lvlJc w:val="left"/>
+      <w:pPr>
+        <w:ind w:left="4320" w:hanging="360"/>
+      </w:pPr>
+      <w:rPr>
+        <w:rFonts w:ascii="Wingdings" w:hAnsi="Wingdings" w:hint="default"/>
+      </w:rPr>
+    </w:lvl>
+    <w:lvl w:ilvl="6" w:tplc="08090001" w:tentative="1">
+      <w:start w:val="1"/>
+      <w:numFmt w:val="bullet"/>
+      <w:lvlText w:val=""/>
+      <w:lvlJc w:val="left"/>
+      <w:pPr>
+        <w:ind w:left="5040" w:hanging="360"/>
+      </w:pPr>
+      <w:rPr>
+        <w:rFonts w:ascii="Symbol" w:hAnsi="Symbol" w:hint="default"/>
+      </w:rPr>
+    </w:lvl>
+    <w:lvl w:ilvl="7" w:tplc="08090003" w:tentative="1">
+      <w:start w:val="1"/>
+      <w:numFmt w:val="bullet"/>
+      <w:lvlText w:val="o"/>
+      <w:lvlJc w:val="left"/>
+      <w:pPr>
+        <w:ind w:left="5760" w:hanging="360"/>
+      </w:pPr>
+      <w:rPr>
+        <w:rFonts w:ascii="Courier New" w:hAnsi="Courier New" w:cs="Courier New" w:hint="default"/>
+      </w:rPr>
+    </w:lvl>
+    <w:lvl w:ilvl="8" w:tplc="08090005" w:tentative="1">
+      <w:start w:val="1"/>
+      <w:numFmt w:val="bullet"/>
+      <w:lvlText w:val=""/>
+      <w:lvlJc w:val="left"/>
+      <w:pPr>
+        <w:ind w:left="6480" w:hanging="360"/>
+      </w:pPr>
+      <w:rPr>
+        <w:rFonts w:ascii="Wingdings" w:hAnsi="Wingdings" w:hint="default"/>
+      </w:rPr>
+    </w:lvl>
+  </w:abstractNum>
+  <w:abstractNum w:abstractNumId="5">
+    <w:nsid w:val="0F916C16"/>
+    <w:multiLevelType w:val="hybridMultilevel"/>
+    <w:tmpl w:val="9AF4E83A"/>
+    <w:lvl w:ilvl="0" w:tplc="08090001">
+      <w:start w:val="1"/>
+      <w:numFmt w:val="bullet"/>
+      <w:lvlText w:val=""/>
+      <w:lvlJc w:val="left"/>
+      <w:pPr>
+        <w:ind w:left="720" w:hanging="360"/>
+      </w:pPr>
+      <w:rPr>
+        <w:rFonts w:ascii="Symbol" w:hAnsi="Symbol" w:hint="default"/>
+      </w:rPr>
+    </w:lvl>
+    <w:lvl w:ilvl="1" w:tplc="08090003" w:tentative="1">
+      <w:start w:val="1"/>
+      <w:numFmt w:val="bullet"/>
+      <w:lvlText w:val="o"/>
+      <w:lvlJc w:val="left"/>
+      <w:pPr>
+        <w:ind w:left="1440" w:hanging="360"/>
+      </w:pPr>
+      <w:rPr>
+        <w:rFonts w:ascii="Courier New" w:hAnsi="Courier New" w:cs="Courier New" w:hint="default"/>
+      </w:rPr>
+    </w:lvl>
+    <w:lvl w:ilvl="2" w:tplc="08090005" w:tentative="1">
+      <w:start w:val="1"/>
+      <w:numFmt w:val="bullet"/>
+      <w:lvlText w:val=""/>
+      <w:lvlJc w:val="left"/>
+      <w:pPr>
+        <w:ind w:left="2160" w:hanging="360"/>
+      </w:pPr>
+      <w:rPr>
+        <w:rFonts w:ascii="Wingdings" w:hAnsi="Wingdings" w:hint="default"/>
+      </w:rPr>
+    </w:lvl>
+    <w:lvl w:ilvl="3" w:tplc="08090001" w:tentative="1">
+      <w:start w:val="1"/>
+      <w:numFmt w:val="bullet"/>
+      <w:lvlText w:val=""/>
+      <w:lvlJc w:val="left"/>
+      <w:pPr>
+        <w:ind w:left="2880" w:hanging="360"/>
+      </w:pPr>
+      <w:rPr>
+        <w:rFonts w:ascii="Symbol" w:hAnsi="Symbol" w:hint="default"/>
+      </w:rPr>
+    </w:lvl>
+    <w:lvl w:ilvl="4" w:tplc="08090003" w:tentative="1">
+      <w:start w:val="1"/>
+      <w:numFmt w:val="bullet"/>
+      <w:lvlText w:val="o"/>
+      <w:lvlJc w:val="left"/>
+      <w:pPr>
+        <w:ind w:left="3600" w:hanging="360"/>
+      </w:pPr>
+      <w:rPr>
+        <w:rFonts w:ascii="Courier New" w:hAnsi="Courier New" w:cs="Courier New" w:hint="default"/>
+      </w:rPr>
+    </w:lvl>
+    <w:lvl w:ilvl="5" w:tplc="08090005" w:tentative="1">
+      <w:start w:val="1"/>
+      <w:numFmt w:val="bullet"/>
+      <w:lvlText w:val=""/>
+      <w:lvlJc w:val="left"/>
+      <w:pPr>
+        <w:ind w:left="4320" w:hanging="360"/>
+      </w:pPr>
+      <w:rPr>
+        <w:rFonts w:ascii="Wingdings" w:hAnsi="Wingdings" w:hint="default"/>
+      </w:rPr>
+    </w:lvl>
+    <w:lvl w:ilvl="6" w:tplc="08090001" w:tentative="1">
+      <w:start w:val="1"/>
+      <w:numFmt w:val="bullet"/>
+      <w:lvlText w:val=""/>
+      <w:lvlJc w:val="left"/>
+      <w:pPr>
+        <w:ind w:left="5040" w:hanging="360"/>
+      </w:pPr>
+      <w:rPr>
+        <w:rFonts w:ascii="Symbol" w:hAnsi="Symbol" w:hint="default"/>
+      </w:rPr>
+    </w:lvl>
+    <w:lvl w:ilvl="7" w:tplc="08090003" w:tentative="1">
+      <w:start w:val="1"/>
+      <w:numFmt w:val="bullet"/>
+      <w:lvlText w:val="o"/>
+      <w:lvlJc w:val="left"/>
+      <w:pPr>
+        <w:ind w:left="5760" w:hanging="360"/>
+      </w:pPr>
+      <w:rPr>
+        <w:rFonts w:ascii="Courier New" w:hAnsi="Courier New" w:cs="Courier New" w:hint="default"/>
+      </w:rPr>
+    </w:lvl>
+    <w:lvl w:ilvl="8" w:tplc="08090005" w:tentative="1">
+      <w:start w:val="1"/>
+      <w:numFmt w:val="bullet"/>
+      <w:lvlText w:val=""/>
+      <w:lvlJc w:val="left"/>
+      <w:pPr>
+        <w:ind w:left="6480" w:hanging="360"/>
+      </w:pPr>
+      <w:rPr>
+        <w:rFonts w:ascii="Wingdings" w:hAnsi="Wingdings" w:hint="default"/>
+      </w:rPr>
+    </w:lvl>
+  </w:abstractNum>
+  <w:abstractNum w:abstractNumId="6">
     <w:nsid w:val="0F961AA0"/>
     <w:multiLevelType w:val="hybridMultilevel"/>
     <w:tmpl w:val="6708FDB8"/>
@@ -8132,7 +12757,7 @@
       </w:pPr>
     </w:lvl>
   </w:abstractNum>
-  <w:abstractNum w:abstractNumId="3">
+  <w:abstractNum w:abstractNumId="7">
     <w:nsid w:val="14CA3A80"/>
     <w:multiLevelType w:val="hybridMultilevel"/>
     <w:tmpl w:val="0CB6F802"/>
@@ -8245,7 +12870,7 @@
       </w:rPr>
     </w:lvl>
   </w:abstractNum>
-  <w:abstractNum w:abstractNumId="4">
+  <w:abstractNum w:abstractNumId="8">
     <w:nsid w:val="1DBB41D4"/>
     <w:multiLevelType w:val="hybridMultilevel"/>
     <w:tmpl w:val="6E2ABC92"/>
@@ -8331,7 +12956,120 @@
       </w:pPr>
     </w:lvl>
   </w:abstractNum>
-  <w:abstractNum w:abstractNumId="5">
+  <w:abstractNum w:abstractNumId="9">
+    <w:nsid w:val="206D1F7D"/>
+    <w:multiLevelType w:val="hybridMultilevel"/>
+    <w:tmpl w:val="A90495B8"/>
+    <w:lvl w:ilvl="0" w:tplc="08090001">
+      <w:start w:val="1"/>
+      <w:numFmt w:val="bullet"/>
+      <w:lvlText w:val=""/>
+      <w:lvlJc w:val="left"/>
+      <w:pPr>
+        <w:ind w:left="720" w:hanging="360"/>
+      </w:pPr>
+      <w:rPr>
+        <w:rFonts w:ascii="Symbol" w:hAnsi="Symbol" w:hint="default"/>
+      </w:rPr>
+    </w:lvl>
+    <w:lvl w:ilvl="1" w:tplc="08090003" w:tentative="1">
+      <w:start w:val="1"/>
+      <w:numFmt w:val="bullet"/>
+      <w:lvlText w:val="o"/>
+      <w:lvlJc w:val="left"/>
+      <w:pPr>
+        <w:ind w:left="1440" w:hanging="360"/>
+      </w:pPr>
+      <w:rPr>
+        <w:rFonts w:ascii="Courier New" w:hAnsi="Courier New" w:cs="Courier New" w:hint="default"/>
+      </w:rPr>
+    </w:lvl>
+    <w:lvl w:ilvl="2" w:tplc="08090005" w:tentative="1">
+      <w:start w:val="1"/>
+      <w:numFmt w:val="bullet"/>
+      <w:lvlText w:val=""/>
+      <w:lvlJc w:val="left"/>
+      <w:pPr>
+        <w:ind w:left="2160" w:hanging="360"/>
+      </w:pPr>
+      <w:rPr>
+        <w:rFonts w:ascii="Wingdings" w:hAnsi="Wingdings" w:hint="default"/>
+      </w:rPr>
+    </w:lvl>
+    <w:lvl w:ilvl="3" w:tplc="08090001" w:tentative="1">
+      <w:start w:val="1"/>
+      <w:numFmt w:val="bullet"/>
+      <w:lvlText w:val=""/>
+      <w:lvlJc w:val="left"/>
+      <w:pPr>
+        <w:ind w:left="2880" w:hanging="360"/>
+      </w:pPr>
+      <w:rPr>
+        <w:rFonts w:ascii="Symbol" w:hAnsi="Symbol" w:hint="default"/>
+      </w:rPr>
+    </w:lvl>
+    <w:lvl w:ilvl="4" w:tplc="08090003" w:tentative="1">
+      <w:start w:val="1"/>
+      <w:numFmt w:val="bullet"/>
+      <w:lvlText w:val="o"/>
+      <w:lvlJc w:val="left"/>
+      <w:pPr>
+        <w:ind w:left="3600" w:hanging="360"/>
+      </w:pPr>
+      <w:rPr>
+        <w:rFonts w:ascii="Courier New" w:hAnsi="Courier New" w:cs="Courier New" w:hint="default"/>
+      </w:rPr>
+    </w:lvl>
+    <w:lvl w:ilvl="5" w:tplc="08090005" w:tentative="1">
+      <w:start w:val="1"/>
+      <w:numFmt w:val="bullet"/>
+      <w:lvlText w:val=""/>
+      <w:lvlJc w:val="left"/>
+      <w:pPr>
+        <w:ind w:left="4320" w:hanging="360"/>
+      </w:pPr>
+      <w:rPr>
+        <w:rFonts w:ascii="Wingdings" w:hAnsi="Wingdings" w:hint="default"/>
+      </w:rPr>
+    </w:lvl>
+    <w:lvl w:ilvl="6" w:tplc="08090001" w:tentative="1">
+      <w:start w:val="1"/>
+      <w:numFmt w:val="bullet"/>
+      <w:lvlText w:val=""/>
+      <w:lvlJc w:val="left"/>
+      <w:pPr>
+        <w:ind w:left="5040" w:hanging="360"/>
+      </w:pPr>
+      <w:rPr>
+        <w:rFonts w:ascii="Symbol" w:hAnsi="Symbol" w:hint="default"/>
+      </w:rPr>
+    </w:lvl>
+    <w:lvl w:ilvl="7" w:tplc="08090003" w:tentative="1">
+      <w:start w:val="1"/>
+      <w:numFmt w:val="bullet"/>
+      <w:lvlText w:val="o"/>
+      <w:lvlJc w:val="left"/>
+      <w:pPr>
+        <w:ind w:left="5760" w:hanging="360"/>
+      </w:pPr>
+      <w:rPr>
+        <w:rFonts w:ascii="Courier New" w:hAnsi="Courier New" w:cs="Courier New" w:hint="default"/>
+      </w:rPr>
+    </w:lvl>
+    <w:lvl w:ilvl="8" w:tplc="08090005" w:tentative="1">
+      <w:start w:val="1"/>
+      <w:numFmt w:val="bullet"/>
+      <w:lvlText w:val=""/>
+      <w:lvlJc w:val="left"/>
+      <w:pPr>
+        <w:ind w:left="6480" w:hanging="360"/>
+      </w:pPr>
+      <w:rPr>
+        <w:rFonts w:ascii="Wingdings" w:hAnsi="Wingdings" w:hint="default"/>
+      </w:rPr>
+    </w:lvl>
+  </w:abstractNum>
+  <w:abstractNum w:abstractNumId="10">
     <w:nsid w:val="20C4464B"/>
     <w:multiLevelType w:val="hybridMultilevel"/>
     <w:tmpl w:val="FF9EE358"/>
@@ -8444,7 +13182,7 @@
       </w:rPr>
     </w:lvl>
   </w:abstractNum>
-  <w:abstractNum w:abstractNumId="6">
+  <w:abstractNum w:abstractNumId="11">
     <w:nsid w:val="28A46859"/>
     <w:multiLevelType w:val="hybridMultilevel"/>
     <w:tmpl w:val="EC4EF1DC"/>
@@ -8557,7 +13295,7 @@
       </w:rPr>
     </w:lvl>
   </w:abstractNum>
-  <w:abstractNum w:abstractNumId="7">
+  <w:abstractNum w:abstractNumId="12">
     <w:nsid w:val="2B174FDA"/>
     <w:multiLevelType w:val="hybridMultilevel"/>
     <w:tmpl w:val="37CAC300"/>
@@ -8670,7 +13408,7 @@
       </w:rPr>
     </w:lvl>
   </w:abstractNum>
-  <w:abstractNum w:abstractNumId="8">
+  <w:abstractNum w:abstractNumId="13">
     <w:nsid w:val="30D92F56"/>
     <w:multiLevelType w:val="hybridMultilevel"/>
     <w:tmpl w:val="F1445E58"/>
@@ -8756,7 +13494,7 @@
       </w:pPr>
     </w:lvl>
   </w:abstractNum>
-  <w:abstractNum w:abstractNumId="9">
+  <w:abstractNum w:abstractNumId="14">
     <w:nsid w:val="36E52853"/>
     <w:multiLevelType w:val="hybridMultilevel"/>
     <w:tmpl w:val="590A3C98"/>
@@ -8869,7 +13607,7 @@
       </w:rPr>
     </w:lvl>
   </w:abstractNum>
-  <w:abstractNum w:abstractNumId="10">
+  <w:abstractNum w:abstractNumId="15">
     <w:nsid w:val="38A37EA3"/>
     <w:multiLevelType w:val="hybridMultilevel"/>
     <w:tmpl w:val="0B88BD08"/>
@@ -8955,7 +13693,7 @@
       </w:pPr>
     </w:lvl>
   </w:abstractNum>
-  <w:abstractNum w:abstractNumId="11">
+  <w:abstractNum w:abstractNumId="16">
     <w:nsid w:val="3DA11B31"/>
     <w:multiLevelType w:val="hybridMultilevel"/>
     <w:tmpl w:val="C81448AA"/>
@@ -9068,7 +13806,120 @@
       </w:rPr>
     </w:lvl>
   </w:abstractNum>
-  <w:abstractNum w:abstractNumId="12">
+  <w:abstractNum w:abstractNumId="17">
+    <w:nsid w:val="3E131CF4"/>
+    <w:multiLevelType w:val="hybridMultilevel"/>
+    <w:tmpl w:val="D3BEBFBE"/>
+    <w:lvl w:ilvl="0" w:tplc="08090001">
+      <w:start w:val="1"/>
+      <w:numFmt w:val="bullet"/>
+      <w:lvlText w:val=""/>
+      <w:lvlJc w:val="left"/>
+      <w:pPr>
+        <w:ind w:left="766" w:hanging="360"/>
+      </w:pPr>
+      <w:rPr>
+        <w:rFonts w:ascii="Symbol" w:hAnsi="Symbol" w:hint="default"/>
+      </w:rPr>
+    </w:lvl>
+    <w:lvl w:ilvl="1" w:tplc="08090003" w:tentative="1">
+      <w:start w:val="1"/>
+      <w:numFmt w:val="bullet"/>
+      <w:lvlText w:val="o"/>
+      <w:lvlJc w:val="left"/>
+      <w:pPr>
+        <w:ind w:left="1486" w:hanging="360"/>
+      </w:pPr>
+      <w:rPr>
+        <w:rFonts w:ascii="Courier New" w:hAnsi="Courier New" w:cs="Courier New" w:hint="default"/>
+      </w:rPr>
+    </w:lvl>
+    <w:lvl w:ilvl="2" w:tplc="08090005" w:tentative="1">
+      <w:start w:val="1"/>
+      <w:numFmt w:val="bullet"/>
+      <w:lvlText w:val=""/>
+      <w:lvlJc w:val="left"/>
+      <w:pPr>
+        <w:ind w:left="2206" w:hanging="360"/>
+      </w:pPr>
+      <w:rPr>
+        <w:rFonts w:ascii="Wingdings" w:hAnsi="Wingdings" w:hint="default"/>
+      </w:rPr>
+    </w:lvl>
+    <w:lvl w:ilvl="3" w:tplc="08090001" w:tentative="1">
+      <w:start w:val="1"/>
+      <w:numFmt w:val="bullet"/>
+      <w:lvlText w:val=""/>
+      <w:lvlJc w:val="left"/>
+      <w:pPr>
+        <w:ind w:left="2926" w:hanging="360"/>
+      </w:pPr>
+      <w:rPr>
+        <w:rFonts w:ascii="Symbol" w:hAnsi="Symbol" w:hint="default"/>
+      </w:rPr>
+    </w:lvl>
+    <w:lvl w:ilvl="4" w:tplc="08090003" w:tentative="1">
+      <w:start w:val="1"/>
+      <w:numFmt w:val="bullet"/>
+      <w:lvlText w:val="o"/>
+      <w:lvlJc w:val="left"/>
+      <w:pPr>
+        <w:ind w:left="3646" w:hanging="360"/>
+      </w:pPr>
+      <w:rPr>
+        <w:rFonts w:ascii="Courier New" w:hAnsi="Courier New" w:cs="Courier New" w:hint="default"/>
+      </w:rPr>
+    </w:lvl>
+    <w:lvl w:ilvl="5" w:tplc="08090005" w:tentative="1">
+      <w:start w:val="1"/>
+      <w:numFmt w:val="bullet"/>
+      <w:lvlText w:val=""/>
+      <w:lvlJc w:val="left"/>
+      <w:pPr>
+        <w:ind w:left="4366" w:hanging="360"/>
+      </w:pPr>
+      <w:rPr>
+        <w:rFonts w:ascii="Wingdings" w:hAnsi="Wingdings" w:hint="default"/>
+      </w:rPr>
+    </w:lvl>
+    <w:lvl w:ilvl="6" w:tplc="08090001" w:tentative="1">
+      <w:start w:val="1"/>
+      <w:numFmt w:val="bullet"/>
+      <w:lvlText w:val=""/>
+      <w:lvlJc w:val="left"/>
+      <w:pPr>
+        <w:ind w:left="5086" w:hanging="360"/>
+      </w:pPr>
+      <w:rPr>
+        <w:rFonts w:ascii="Symbol" w:hAnsi="Symbol" w:hint="default"/>
+      </w:rPr>
+    </w:lvl>
+    <w:lvl w:ilvl="7" w:tplc="08090003" w:tentative="1">
+      <w:start w:val="1"/>
+      <w:numFmt w:val="bullet"/>
+      <w:lvlText w:val="o"/>
+      <w:lvlJc w:val="left"/>
+      <w:pPr>
+        <w:ind w:left="5806" w:hanging="360"/>
+      </w:pPr>
+      <w:rPr>
+        <w:rFonts w:ascii="Courier New" w:hAnsi="Courier New" w:cs="Courier New" w:hint="default"/>
+      </w:rPr>
+    </w:lvl>
+    <w:lvl w:ilvl="8" w:tplc="08090005" w:tentative="1">
+      <w:start w:val="1"/>
+      <w:numFmt w:val="bullet"/>
+      <w:lvlText w:val=""/>
+      <w:lvlJc w:val="left"/>
+      <w:pPr>
+        <w:ind w:left="6526" w:hanging="360"/>
+      </w:pPr>
+      <w:rPr>
+        <w:rFonts w:ascii="Wingdings" w:hAnsi="Wingdings" w:hint="default"/>
+      </w:rPr>
+    </w:lvl>
+  </w:abstractNum>
+  <w:abstractNum w:abstractNumId="18">
     <w:nsid w:val="3F1E2626"/>
     <w:multiLevelType w:val="multilevel"/>
     <w:tmpl w:val="08090025"/>
@@ -9163,7 +14014,7 @@
       </w:pPr>
     </w:lvl>
   </w:abstractNum>
-  <w:abstractNum w:abstractNumId="13">
+  <w:abstractNum w:abstractNumId="19">
     <w:nsid w:val="3F270B44"/>
     <w:multiLevelType w:val="hybridMultilevel"/>
     <w:tmpl w:val="B8C25E36"/>
@@ -9276,7 +14127,7 @@
       </w:rPr>
     </w:lvl>
   </w:abstractNum>
-  <w:abstractNum w:abstractNumId="14">
+  <w:abstractNum w:abstractNumId="20">
     <w:nsid w:val="46DF192C"/>
     <w:multiLevelType w:val="hybridMultilevel"/>
     <w:tmpl w:val="C67C00BE"/>
@@ -9362,7 +14213,7 @@
       </w:pPr>
     </w:lvl>
   </w:abstractNum>
-  <w:abstractNum w:abstractNumId="15">
+  <w:abstractNum w:abstractNumId="21">
     <w:nsid w:val="49B43EC9"/>
     <w:multiLevelType w:val="hybridMultilevel"/>
     <w:tmpl w:val="C04CC570"/>
@@ -9475,7 +14326,120 @@
       </w:rPr>
     </w:lvl>
   </w:abstractNum>
-  <w:abstractNum w:abstractNumId="16">
+  <w:abstractNum w:abstractNumId="22">
+    <w:nsid w:val="50BA3014"/>
+    <w:multiLevelType w:val="hybridMultilevel"/>
+    <w:tmpl w:val="7062E0DC"/>
+    <w:lvl w:ilvl="0" w:tplc="08090001">
+      <w:start w:val="1"/>
+      <w:numFmt w:val="bullet"/>
+      <w:lvlText w:val=""/>
+      <w:lvlJc w:val="left"/>
+      <w:pPr>
+        <w:ind w:left="720" w:hanging="360"/>
+      </w:pPr>
+      <w:rPr>
+        <w:rFonts w:ascii="Symbol" w:hAnsi="Symbol" w:hint="default"/>
+      </w:rPr>
+    </w:lvl>
+    <w:lvl w:ilvl="1" w:tplc="08090003" w:tentative="1">
+      <w:start w:val="1"/>
+      <w:numFmt w:val="bullet"/>
+      <w:lvlText w:val="o"/>
+      <w:lvlJc w:val="left"/>
+      <w:pPr>
+        <w:ind w:left="1440" w:hanging="360"/>
+      </w:pPr>
+      <w:rPr>
+        <w:rFonts w:ascii="Courier New" w:hAnsi="Courier New" w:cs="Courier New" w:hint="default"/>
+      </w:rPr>
+    </w:lvl>
+    <w:lvl w:ilvl="2" w:tplc="08090005" w:tentative="1">
+      <w:start w:val="1"/>
+      <w:numFmt w:val="bullet"/>
+      <w:lvlText w:val=""/>
+      <w:lvlJc w:val="left"/>
+      <w:pPr>
+        <w:ind w:left="2160" w:hanging="360"/>
+      </w:pPr>
+      <w:rPr>
+        <w:rFonts w:ascii="Wingdings" w:hAnsi="Wingdings" w:hint="default"/>
+      </w:rPr>
+    </w:lvl>
+    <w:lvl w:ilvl="3" w:tplc="08090001" w:tentative="1">
+      <w:start w:val="1"/>
+      <w:numFmt w:val="bullet"/>
+      <w:lvlText w:val=""/>
+      <w:lvlJc w:val="left"/>
+      <w:pPr>
+        <w:ind w:left="2880" w:hanging="360"/>
+      </w:pPr>
+      <w:rPr>
+        <w:rFonts w:ascii="Symbol" w:hAnsi="Symbol" w:hint="default"/>
+      </w:rPr>
+    </w:lvl>
+    <w:lvl w:ilvl="4" w:tplc="08090003" w:tentative="1">
+      <w:start w:val="1"/>
+      <w:numFmt w:val="bullet"/>
+      <w:lvlText w:val="o"/>
+      <w:lvlJc w:val="left"/>
+      <w:pPr>
+        <w:ind w:left="3600" w:hanging="360"/>
+      </w:pPr>
+      <w:rPr>
+        <w:rFonts w:ascii="Courier New" w:hAnsi="Courier New" w:cs="Courier New" w:hint="default"/>
+      </w:rPr>
+    </w:lvl>
+    <w:lvl w:ilvl="5" w:tplc="08090005" w:tentative="1">
+      <w:start w:val="1"/>
+      <w:numFmt w:val="bullet"/>
+      <w:lvlText w:val=""/>
+      <w:lvlJc w:val="left"/>
+      <w:pPr>
+        <w:ind w:left="4320" w:hanging="360"/>
+      </w:pPr>
+      <w:rPr>
+        <w:rFonts w:ascii="Wingdings" w:hAnsi="Wingdings" w:hint="default"/>
+      </w:rPr>
+    </w:lvl>
+    <w:lvl w:ilvl="6" w:tplc="08090001" w:tentative="1">
+      <w:start w:val="1"/>
+      <w:numFmt w:val="bullet"/>
+      <w:lvlText w:val=""/>
+      <w:lvlJc w:val="left"/>
+      <w:pPr>
+        <w:ind w:left="5040" w:hanging="360"/>
+      </w:pPr>
+      <w:rPr>
+        <w:rFonts w:ascii="Symbol" w:hAnsi="Symbol" w:hint="default"/>
+      </w:rPr>
+    </w:lvl>
+    <w:lvl w:ilvl="7" w:tplc="08090003" w:tentative="1">
+      <w:start w:val="1"/>
+      <w:numFmt w:val="bullet"/>
+      <w:lvlText w:val="o"/>
+      <w:lvlJc w:val="left"/>
+      <w:pPr>
+        <w:ind w:left="5760" w:hanging="360"/>
+      </w:pPr>
+      <w:rPr>
+        <w:rFonts w:ascii="Courier New" w:hAnsi="Courier New" w:cs="Courier New" w:hint="default"/>
+      </w:rPr>
+    </w:lvl>
+    <w:lvl w:ilvl="8" w:tplc="08090005" w:tentative="1">
+      <w:start w:val="1"/>
+      <w:numFmt w:val="bullet"/>
+      <w:lvlText w:val=""/>
+      <w:lvlJc w:val="left"/>
+      <w:pPr>
+        <w:ind w:left="6480" w:hanging="360"/>
+      </w:pPr>
+      <w:rPr>
+        <w:rFonts w:ascii="Wingdings" w:hAnsi="Wingdings" w:hint="default"/>
+      </w:rPr>
+    </w:lvl>
+  </w:abstractNum>
+  <w:abstractNum w:abstractNumId="23">
     <w:nsid w:val="52292902"/>
     <w:multiLevelType w:val="hybridMultilevel"/>
     <w:tmpl w:val="C7660ABC"/>
@@ -9588,7 +14552,7 @@
       </w:rPr>
     </w:lvl>
   </w:abstractNum>
-  <w:abstractNum w:abstractNumId="17">
+  <w:abstractNum w:abstractNumId="24">
     <w:nsid w:val="54CA172C"/>
     <w:multiLevelType w:val="hybridMultilevel"/>
     <w:tmpl w:val="0B88BD08"/>
@@ -9674,7 +14638,233 @@
       </w:pPr>
     </w:lvl>
   </w:abstractNum>
-  <w:abstractNum w:abstractNumId="18">
+  <w:abstractNum w:abstractNumId="25">
+    <w:nsid w:val="54DC41FB"/>
+    <w:multiLevelType w:val="hybridMultilevel"/>
+    <w:tmpl w:val="50D08AD8"/>
+    <w:lvl w:ilvl="0" w:tplc="08090001">
+      <w:start w:val="1"/>
+      <w:numFmt w:val="bullet"/>
+      <w:lvlText w:val=""/>
+      <w:lvlJc w:val="left"/>
+      <w:pPr>
+        <w:ind w:left="763" w:hanging="360"/>
+      </w:pPr>
+      <w:rPr>
+        <w:rFonts w:ascii="Symbol" w:hAnsi="Symbol" w:hint="default"/>
+      </w:rPr>
+    </w:lvl>
+    <w:lvl w:ilvl="1" w:tplc="08090003">
+      <w:start w:val="1"/>
+      <w:numFmt w:val="bullet"/>
+      <w:lvlText w:val="o"/>
+      <w:lvlJc w:val="left"/>
+      <w:pPr>
+        <w:ind w:left="1483" w:hanging="360"/>
+      </w:pPr>
+      <w:rPr>
+        <w:rFonts w:ascii="Courier New" w:hAnsi="Courier New" w:cs="Courier New" w:hint="default"/>
+      </w:rPr>
+    </w:lvl>
+    <w:lvl w:ilvl="2" w:tplc="08090005" w:tentative="1">
+      <w:start w:val="1"/>
+      <w:numFmt w:val="bullet"/>
+      <w:lvlText w:val=""/>
+      <w:lvlJc w:val="left"/>
+      <w:pPr>
+        <w:ind w:left="2203" w:hanging="360"/>
+      </w:pPr>
+      <w:rPr>
+        <w:rFonts w:ascii="Wingdings" w:hAnsi="Wingdings" w:hint="default"/>
+      </w:rPr>
+    </w:lvl>
+    <w:lvl w:ilvl="3" w:tplc="08090001" w:tentative="1">
+      <w:start w:val="1"/>
+      <w:numFmt w:val="bullet"/>
+      <w:lvlText w:val=""/>
+      <w:lvlJc w:val="left"/>
+      <w:pPr>
+        <w:ind w:left="2923" w:hanging="360"/>
+      </w:pPr>
+      <w:rPr>
+        <w:rFonts w:ascii="Symbol" w:hAnsi="Symbol" w:hint="default"/>
+      </w:rPr>
+    </w:lvl>
+    <w:lvl w:ilvl="4" w:tplc="08090003" w:tentative="1">
+      <w:start w:val="1"/>
+      <w:numFmt w:val="bullet"/>
+      <w:lvlText w:val="o"/>
+      <w:lvlJc w:val="left"/>
+      <w:pPr>
+        <w:ind w:left="3643" w:hanging="360"/>
+      </w:pPr>
+      <w:rPr>
+        <w:rFonts w:ascii="Courier New" w:hAnsi="Courier New" w:cs="Courier New" w:hint="default"/>
+      </w:rPr>
+    </w:lvl>
+    <w:lvl w:ilvl="5" w:tplc="08090005" w:tentative="1">
+      <w:start w:val="1"/>
+      <w:numFmt w:val="bullet"/>
+      <w:lvlText w:val=""/>
+      <w:lvlJc w:val="left"/>
+      <w:pPr>
+        <w:ind w:left="4363" w:hanging="360"/>
+      </w:pPr>
+      <w:rPr>
+        <w:rFonts w:ascii="Wingdings" w:hAnsi="Wingdings" w:hint="default"/>
+      </w:rPr>
+    </w:lvl>
+    <w:lvl w:ilvl="6" w:tplc="08090001" w:tentative="1">
+      <w:start w:val="1"/>
+      <w:numFmt w:val="bullet"/>
+      <w:lvlText w:val=""/>
+      <w:lvlJc w:val="left"/>
+      <w:pPr>
+        <w:ind w:left="5083" w:hanging="360"/>
+      </w:pPr>
+      <w:rPr>
+        <w:rFonts w:ascii="Symbol" w:hAnsi="Symbol" w:hint="default"/>
+      </w:rPr>
+    </w:lvl>
+    <w:lvl w:ilvl="7" w:tplc="08090003" w:tentative="1">
+      <w:start w:val="1"/>
+      <w:numFmt w:val="bullet"/>
+      <w:lvlText w:val="o"/>
+      <w:lvlJc w:val="left"/>
+      <w:pPr>
+        <w:ind w:left="5803" w:hanging="360"/>
+      </w:pPr>
+      <w:rPr>
+        <w:rFonts w:ascii="Courier New" w:hAnsi="Courier New" w:cs="Courier New" w:hint="default"/>
+      </w:rPr>
+    </w:lvl>
+    <w:lvl w:ilvl="8" w:tplc="08090005" w:tentative="1">
+      <w:start w:val="1"/>
+      <w:numFmt w:val="bullet"/>
+      <w:lvlText w:val=""/>
+      <w:lvlJc w:val="left"/>
+      <w:pPr>
+        <w:ind w:left="6523" w:hanging="360"/>
+      </w:pPr>
+      <w:rPr>
+        <w:rFonts w:ascii="Wingdings" w:hAnsi="Wingdings" w:hint="default"/>
+      </w:rPr>
+    </w:lvl>
+  </w:abstractNum>
+  <w:abstractNum w:abstractNumId="26">
+    <w:nsid w:val="557E14E1"/>
+    <w:multiLevelType w:val="hybridMultilevel"/>
+    <w:tmpl w:val="53D8178E"/>
+    <w:lvl w:ilvl="0" w:tplc="08090001">
+      <w:start w:val="1"/>
+      <w:numFmt w:val="bullet"/>
+      <w:lvlText w:val=""/>
+      <w:lvlJc w:val="left"/>
+      <w:pPr>
+        <w:ind w:left="763" w:hanging="360"/>
+      </w:pPr>
+      <w:rPr>
+        <w:rFonts w:ascii="Symbol" w:hAnsi="Symbol" w:hint="default"/>
+      </w:rPr>
+    </w:lvl>
+    <w:lvl w:ilvl="1" w:tplc="08090003">
+      <w:start w:val="1"/>
+      <w:numFmt w:val="bullet"/>
+      <w:lvlText w:val="o"/>
+      <w:lvlJc w:val="left"/>
+      <w:pPr>
+        <w:ind w:left="1483" w:hanging="360"/>
+      </w:pPr>
+      <w:rPr>
+        <w:rFonts w:ascii="Courier New" w:hAnsi="Courier New" w:cs="Courier New" w:hint="default"/>
+      </w:rPr>
+    </w:lvl>
+    <w:lvl w:ilvl="2" w:tplc="08090005" w:tentative="1">
+      <w:start w:val="1"/>
+      <w:numFmt w:val="bullet"/>
+      <w:lvlText w:val=""/>
+      <w:lvlJc w:val="left"/>
+      <w:pPr>
+        <w:ind w:left="2203" w:hanging="360"/>
+      </w:pPr>
+      <w:rPr>
+        <w:rFonts w:ascii="Wingdings" w:hAnsi="Wingdings" w:hint="default"/>
+      </w:rPr>
+    </w:lvl>
+    <w:lvl w:ilvl="3" w:tplc="08090001" w:tentative="1">
+      <w:start w:val="1"/>
+      <w:numFmt w:val="bullet"/>
+      <w:lvlText w:val=""/>
+      <w:lvlJc w:val="left"/>
+      <w:pPr>
+        <w:ind w:left="2923" w:hanging="360"/>
+      </w:pPr>
+      <w:rPr>
+        <w:rFonts w:ascii="Symbol" w:hAnsi="Symbol" w:hint="default"/>
+      </w:rPr>
+    </w:lvl>
+    <w:lvl w:ilvl="4" w:tplc="08090003" w:tentative="1">
+      <w:start w:val="1"/>
+      <w:numFmt w:val="bullet"/>
+      <w:lvlText w:val="o"/>
+      <w:lvlJc w:val="left"/>
+      <w:pPr>
+        <w:ind w:left="3643" w:hanging="360"/>
+      </w:pPr>
+      <w:rPr>
+        <w:rFonts w:ascii="Courier New" w:hAnsi="Courier New" w:cs="Courier New" w:hint="default"/>
+      </w:rPr>
+    </w:lvl>
+    <w:lvl w:ilvl="5" w:tplc="08090005" w:tentative="1">
+      <w:start w:val="1"/>
+      <w:numFmt w:val="bullet"/>
+      <w:lvlText w:val=""/>
+      <w:lvlJc w:val="left"/>
+      <w:pPr>
+        <w:ind w:left="4363" w:hanging="360"/>
+      </w:pPr>
+      <w:rPr>
+        <w:rFonts w:ascii="Wingdings" w:hAnsi="Wingdings" w:hint="default"/>
+      </w:rPr>
+    </w:lvl>
+    <w:lvl w:ilvl="6" w:tplc="08090001" w:tentative="1">
+      <w:start w:val="1"/>
+      <w:numFmt w:val="bullet"/>
+      <w:lvlText w:val=""/>
+      <w:lvlJc w:val="left"/>
+      <w:pPr>
+        <w:ind w:left="5083" w:hanging="360"/>
+      </w:pPr>
+      <w:rPr>
+        <w:rFonts w:ascii="Symbol" w:hAnsi="Symbol" w:hint="default"/>
+      </w:rPr>
+    </w:lvl>
+    <w:lvl w:ilvl="7" w:tplc="08090003" w:tentative="1">
+      <w:start w:val="1"/>
+      <w:numFmt w:val="bullet"/>
+      <w:lvlText w:val="o"/>
+      <w:lvlJc w:val="left"/>
+      <w:pPr>
+        <w:ind w:left="5803" w:hanging="360"/>
+      </w:pPr>
+      <w:rPr>
+        <w:rFonts w:ascii="Courier New" w:hAnsi="Courier New" w:cs="Courier New" w:hint="default"/>
+      </w:rPr>
+    </w:lvl>
+    <w:lvl w:ilvl="8" w:tplc="08090005" w:tentative="1">
+      <w:start w:val="1"/>
+      <w:numFmt w:val="bullet"/>
+      <w:lvlText w:val=""/>
+      <w:lvlJc w:val="left"/>
+      <w:pPr>
+        <w:ind w:left="6523" w:hanging="360"/>
+      </w:pPr>
+      <w:rPr>
+        <w:rFonts w:ascii="Wingdings" w:hAnsi="Wingdings" w:hint="default"/>
+      </w:rPr>
+    </w:lvl>
+  </w:abstractNum>
+  <w:abstractNum w:abstractNumId="27">
     <w:nsid w:val="5BC26D00"/>
     <w:multiLevelType w:val="hybridMultilevel"/>
     <w:tmpl w:val="CBB6913A"/>
@@ -9787,7 +14977,7 @@
       </w:rPr>
     </w:lvl>
   </w:abstractNum>
-  <w:abstractNum w:abstractNumId="19">
+  <w:abstractNum w:abstractNumId="28">
     <w:nsid w:val="5CAB6725"/>
     <w:multiLevelType w:val="hybridMultilevel"/>
     <w:tmpl w:val="7F22D460"/>
@@ -9900,7 +15090,7 @@
       </w:rPr>
     </w:lvl>
   </w:abstractNum>
-  <w:abstractNum w:abstractNumId="20">
+  <w:abstractNum w:abstractNumId="29">
     <w:nsid w:val="5F103C21"/>
     <w:multiLevelType w:val="hybridMultilevel"/>
     <w:tmpl w:val="DBC01600"/>
@@ -9989,7 +15179,7 @@
       </w:pPr>
     </w:lvl>
   </w:abstractNum>
-  <w:abstractNum w:abstractNumId="21">
+  <w:abstractNum w:abstractNumId="30">
     <w:nsid w:val="67C95051"/>
     <w:multiLevelType w:val="hybridMultilevel"/>
     <w:tmpl w:val="1804C8C8"/>
@@ -10102,7 +15292,7 @@
       </w:rPr>
     </w:lvl>
   </w:abstractNum>
-  <w:abstractNum w:abstractNumId="22">
+  <w:abstractNum w:abstractNumId="31">
     <w:nsid w:val="6BF155FE"/>
     <w:multiLevelType w:val="hybridMultilevel"/>
     <w:tmpl w:val="9796EE38"/>
@@ -10188,7 +15378,7 @@
       </w:pPr>
     </w:lvl>
   </w:abstractNum>
-  <w:abstractNum w:abstractNumId="23">
+  <w:abstractNum w:abstractNumId="32">
     <w:nsid w:val="72C52DE3"/>
     <w:multiLevelType w:val="hybridMultilevel"/>
     <w:tmpl w:val="29109174"/>
@@ -10301,7 +15491,7 @@
       </w:rPr>
     </w:lvl>
   </w:abstractNum>
-  <w:abstractNum w:abstractNumId="24">
+  <w:abstractNum w:abstractNumId="33">
     <w:nsid w:val="77B47D33"/>
     <w:multiLevelType w:val="hybridMultilevel"/>
     <w:tmpl w:val="AA146E8C"/>
@@ -10414,7 +15604,7 @@
       </w:rPr>
     </w:lvl>
   </w:abstractNum>
-  <w:abstractNum w:abstractNumId="25">
+  <w:abstractNum w:abstractNumId="34">
     <w:nsid w:val="7DAB54F1"/>
     <w:multiLevelType w:val="hybridMultilevel"/>
     <w:tmpl w:val="B7A2471E"/>
@@ -10527,7 +15717,7 @@
       </w:rPr>
     </w:lvl>
   </w:abstractNum>
-  <w:abstractNum w:abstractNumId="26">
+  <w:abstractNum w:abstractNumId="35">
     <w:nsid w:val="7F6475FB"/>
     <w:multiLevelType w:val="hybridMultilevel"/>
     <w:tmpl w:val="CD608B4E"/>
@@ -10641,85 +15831,112 @@
     </w:lvl>
   </w:abstractNum>
   <w:num w:numId="1">
+    <w:abstractNumId w:val="18"/>
+  </w:num>
+  <w:num w:numId="2">
+    <w:abstractNumId w:val="8"/>
+  </w:num>
+  <w:num w:numId="3">
+    <w:abstractNumId w:val="11"/>
+  </w:num>
+  <w:num w:numId="4">
+    <w:abstractNumId w:val="29"/>
+  </w:num>
+  <w:num w:numId="5">
+    <w:abstractNumId w:val="32"/>
+  </w:num>
+  <w:num w:numId="6">
+    <w:abstractNumId w:val="21"/>
+  </w:num>
+  <w:num w:numId="7">
+    <w:abstractNumId w:val="10"/>
+  </w:num>
+  <w:num w:numId="8">
     <w:abstractNumId w:val="12"/>
   </w:num>
-  <w:num w:numId="2">
+  <w:num w:numId="9">
+    <w:abstractNumId w:val="35"/>
+  </w:num>
+  <w:num w:numId="10">
+    <w:abstractNumId w:val="33"/>
+  </w:num>
+  <w:num w:numId="11">
+    <w:abstractNumId w:val="34"/>
+  </w:num>
+  <w:num w:numId="12">
+    <w:abstractNumId w:val="30"/>
+  </w:num>
+  <w:num w:numId="13">
+    <w:abstractNumId w:val="15"/>
+  </w:num>
+  <w:num w:numId="14">
+    <w:abstractNumId w:val="16"/>
+  </w:num>
+  <w:num w:numId="15">
+    <w:abstractNumId w:val="28"/>
+  </w:num>
+  <w:num w:numId="16">
+    <w:abstractNumId w:val="13"/>
+  </w:num>
+  <w:num w:numId="17">
+    <w:abstractNumId w:val="24"/>
+  </w:num>
+  <w:num w:numId="18">
+    <w:abstractNumId w:val="6"/>
+  </w:num>
+  <w:num w:numId="19">
+    <w:abstractNumId w:val="23"/>
+  </w:num>
+  <w:num w:numId="20">
+    <w:abstractNumId w:val="1"/>
+  </w:num>
+  <w:num w:numId="21">
+    <w:abstractNumId w:val="19"/>
+  </w:num>
+  <w:num w:numId="22">
+    <w:abstractNumId w:val="14"/>
+  </w:num>
+  <w:num w:numId="23">
+    <w:abstractNumId w:val="7"/>
+  </w:num>
+  <w:num w:numId="24">
+    <w:abstractNumId w:val="27"/>
+  </w:num>
+  <w:num w:numId="25">
+    <w:abstractNumId w:val="31"/>
+  </w:num>
+  <w:num w:numId="26">
+    <w:abstractNumId w:val="20"/>
+  </w:num>
+  <w:num w:numId="27">
+    <w:abstractNumId w:val="3"/>
+  </w:num>
+  <w:num w:numId="28">
+    <w:abstractNumId w:val="9"/>
+  </w:num>
+  <w:num w:numId="29">
+    <w:abstractNumId w:val="17"/>
+  </w:num>
+  <w:num w:numId="30">
+    <w:abstractNumId w:val="26"/>
+  </w:num>
+  <w:num w:numId="31">
+    <w:abstractNumId w:val="2"/>
+  </w:num>
+  <w:num w:numId="32">
+    <w:abstractNumId w:val="5"/>
+  </w:num>
+  <w:num w:numId="33">
     <w:abstractNumId w:val="4"/>
   </w:num>
-  <w:num w:numId="3">
-    <w:abstractNumId w:val="6"/>
+  <w:num w:numId="34">
+    <w:abstractNumId w:val="0"/>
   </w:num>
-  <w:num w:numId="4">
-    <w:abstractNumId w:val="20"/>
-  </w:num>
-  <w:num w:numId="5">
-    <w:abstractNumId w:val="23"/>
-  </w:num>
-  <w:num w:numId="6">
-    <w:abstractNumId w:val="15"/>
-  </w:num>
-  <w:num w:numId="7">
-    <w:abstractNumId w:val="5"/>
-  </w:num>
-  <w:num w:numId="8">
-    <w:abstractNumId w:val="7"/>
-  </w:num>
-  <w:num w:numId="9">
-    <w:abstractNumId w:val="26"/>
-  </w:num>
-  <w:num w:numId="10">
-    <w:abstractNumId w:val="24"/>
-  </w:num>
-  <w:num w:numId="11">
+  <w:num w:numId="35">
     <w:abstractNumId w:val="25"/>
   </w:num>
-  <w:num w:numId="12">
-    <w:abstractNumId w:val="21"/>
-  </w:num>
-  <w:num w:numId="13">
-    <w:abstractNumId w:val="10"/>
-  </w:num>
-  <w:num w:numId="14">
-    <w:abstractNumId w:val="11"/>
-  </w:num>
-  <w:num w:numId="15">
-    <w:abstractNumId w:val="19"/>
-  </w:num>
-  <w:num w:numId="16">
-    <w:abstractNumId w:val="8"/>
-  </w:num>
-  <w:num w:numId="17">
-    <w:abstractNumId w:val="17"/>
-  </w:num>
-  <w:num w:numId="18">
-    <w:abstractNumId w:val="2"/>
-  </w:num>
-  <w:num w:numId="19">
-    <w:abstractNumId w:val="16"/>
-  </w:num>
-  <w:num w:numId="20">
-    <w:abstractNumId w:val="0"/>
-  </w:num>
-  <w:num w:numId="21">
-    <w:abstractNumId w:val="13"/>
-  </w:num>
-  <w:num w:numId="22">
-    <w:abstractNumId w:val="9"/>
-  </w:num>
-  <w:num w:numId="23">
-    <w:abstractNumId w:val="3"/>
-  </w:num>
-  <w:num w:numId="24">
-    <w:abstractNumId w:val="18"/>
-  </w:num>
-  <w:num w:numId="25">
+  <w:num w:numId="36">
     <w:abstractNumId w:val="22"/>
-  </w:num>
-  <w:num w:numId="26">
-    <w:abstractNumId w:val="14"/>
-  </w:num>
-  <w:num w:numId="27">
-    <w:abstractNumId w:val="1"/>
   </w:num>
   <w:numIdMacAtCleanup w:val="18"/>
 </w:numbering>
@@ -10884,7 +16101,7 @@
   <w:style w:type="paragraph" w:default="1" w:styleId="Normal">
     <w:name w:val="Normal"/>
     <w:qFormat/>
-    <w:rsid w:val="005B3B5C"/>
+    <w:rsid w:val="00907624"/>
   </w:style>
   <w:style w:type="paragraph" w:styleId="Heading1">
     <w:name w:val="heading 1"/>
@@ -11857,7 +17074,7 @@
 </file>
 
 <file path=customXml/itemProps2.xml><?xml version="1.0" encoding="utf-8"?>
-<ds:datastoreItem xmlns:ds="http://schemas.openxmlformats.org/officeDocument/2006/customXml" ds:itemID="{A7D4C5E2-3667-476F-8EFA-C33342C3DBBE}">
+<ds:datastoreItem xmlns:ds="http://schemas.openxmlformats.org/officeDocument/2006/customXml" ds:itemID="{5C4D04BE-33EB-4061-AEF3-AEACF6ACF7F6}">
   <ds:schemaRefs>
     <ds:schemaRef ds:uri="http://schemas.openxmlformats.org/officeDocument/2006/bibliography"/>
   </ds:schemaRefs>

--- a/CPU Design/L1IsDesign.docx
+++ b/CPU Design/L1IsDesign.docx
@@ -63,7 +63,7 @@
                     <v:path arrowok="t"/>
                   </v:shape>
                 </v:group>
-                <v:rect id="_x0000_s1039" style="position:absolute;left:1800;top:1440;width:8638;height:736;mso-width-percent:1000;mso-position-horizontal:center;mso-position-horizontal-relative:margin;mso-position-vertical:top;mso-position-vertical-relative:margin;mso-width-percent:1000;mso-width-relative:margin;mso-height-relative:margin" filled="f" stroked="f">
+                <v:rect id="_x0000_s1039" style="position:absolute;left:1800;top:1440;width:8638;height:551;mso-width-percent:1000;mso-position-horizontal:center;mso-position-horizontal-relative:margin;mso-position-vertical:top;mso-position-vertical-relative:margin;mso-width-percent:1000;mso-width-relative:margin;mso-height-relative:margin" filled="f" stroked="f">
                   <v:textbox style="mso-next-textbox:#_x0000_s1039;mso-fit-shape-to-text:t">
                     <w:txbxContent>
                       <w:p>
@@ -5022,7 +5022,31 @@
         <w:rPr>
           <w:lang w:eastAsia="en-GB"/>
         </w:rPr>
-        <w:t xml:space="preserve"> the other information to be extracted from the opcode is shown in </w:t>
+        <w:t xml:space="preserve"> the other information </w:t>
+      </w:r>
+      <w:r>
+        <w:rPr>
+          <w:lang w:eastAsia="en-GB"/>
+        </w:rPr>
+        <w:t xml:space="preserve">that the IS needs </w:t>
+      </w:r>
+      <w:r>
+        <w:rPr>
+          <w:lang w:eastAsia="en-GB"/>
+        </w:rPr>
+        <w:t xml:space="preserve">to </w:t>
+      </w:r>
+      <w:r>
+        <w:rPr>
+          <w:lang w:eastAsia="en-GB"/>
+        </w:rPr>
+        <w:t>use</w:t>
+      </w:r>
+      <w:r>
+        <w:rPr>
+          <w:lang w:eastAsia="en-GB"/>
+        </w:rPr>
+        <w:t xml:space="preserve"> from the opcode is shown in </w:t>
       </w:r>
       <w:r>
         <w:rPr>
@@ -8298,9 +8322,9 @@
         </w:rPr>
         <w:drawing>
           <wp:inline distT="0" distB="0" distL="0" distR="0">
-            <wp:extent cx="5731510" cy="3473257"/>
+            <wp:extent cx="5731510" cy="3462653"/>
             <wp:effectExtent l="19050" t="0" r="2540" b="0"/>
-            <wp:docPr id="16" name="Picture 16"/>
+            <wp:docPr id="5" name="Picture 1"/>
             <wp:cNvGraphicFramePr>
               <a:graphicFrameLocks xmlns:a="http://schemas.openxmlformats.org/drawingml/2006/main" noChangeAspect="1"/>
             </wp:cNvGraphicFramePr>
@@ -8308,7 +8332,7 @@
               <a:graphicData uri="http://schemas.openxmlformats.org/drawingml/2006/picture">
                 <pic:pic xmlns:pic="http://schemas.openxmlformats.org/drawingml/2006/picture">
                   <pic:nvPicPr>
-                    <pic:cNvPr id="0" name="Picture 16"/>
+                    <pic:cNvPr id="0" name="Picture 1"/>
                     <pic:cNvPicPr>
                       <a:picLocks noChangeAspect="1" noChangeArrowheads="1"/>
                     </pic:cNvPicPr>
@@ -8323,7 +8347,7 @@
                   <pic:spPr bwMode="auto">
                     <a:xfrm>
                       <a:off x="0" y="0"/>
-                      <a:ext cx="5731510" cy="3473257"/>
+                      <a:ext cx="5731510" cy="3462653"/>
                     </a:xfrm>
                     <a:prstGeom prst="rect">
                       <a:avLst/>
@@ -8670,7 +8694,72 @@
           <w:b/>
           <w:lang w:eastAsia="en-GB"/>
         </w:rPr>
-        <w:t xml:space="preserve">The 5 output busses from this block will always be copied from the opcode as shown below, regardless of the value in </w:t>
+        <w:t>The 5 output busses from this block will always be copied from the opcode as shown below</w:t>
+      </w:r>
+      <w:r>
+        <w:rPr>
+          <w:b/>
+          <w:lang w:eastAsia="en-GB"/>
+        </w:rPr>
+        <w:t xml:space="preserve"> (in </w:t>
+      </w:r>
+      <w:fldSimple w:instr=" REF _Ref233471569 \h  \* MERGEFORMAT ">
+        <w:r>
+          <w:rPr>
+            <w:b/>
+          </w:rPr>
+          <w:t xml:space="preserve">Figure </w:t>
+        </w:r>
+        <w:r>
+          <w:rPr>
+            <w:b/>
+            <w:noProof/>
+          </w:rPr>
+          <w:t>3</w:t>
+        </w:r>
+      </w:fldSimple>
+      <w:r>
+        <w:rPr>
+          <w:b/>
+          <w:lang w:eastAsia="en-GB"/>
+        </w:rPr>
+        <w:t xml:space="preserve"> and </w:t>
+      </w:r>
+      <w:fldSimple w:instr=" REF _Ref233472606 \h  \* MERGEFORMAT ">
+        <w:r>
+          <w:rPr>
+            <w:b/>
+          </w:rPr>
+          <w:t xml:space="preserve">Figure </w:t>
+        </w:r>
+        <w:r>
+          <w:rPr>
+            <w:b/>
+            <w:noProof/>
+          </w:rPr>
+          <w:t>4</w:t>
+        </w:r>
+      </w:fldSimple>
+      <w:r>
+        <w:rPr>
+          <w:b/>
+          <w:lang w:eastAsia="en-GB"/>
+        </w:rPr>
+        <w:t>)</w:t>
+      </w:r>
+      <w:r>
+        <w:rPr>
+          <w:b/>
+          <w:lang w:eastAsia="en-GB"/>
+        </w:rPr>
+        <w:t>, re</w:t>
+      </w:r>
+      <w:r>
+        <w:rPr>
+          <w:b/>
+          <w:lang w:eastAsia="en-GB"/>
+        </w:rPr>
+        <w:t xml:space="preserve">gardless of: the value in </w:t>
       </w:r>
       <w:proofErr w:type="spellStart"/>
       <w:r>
@@ -8686,7 +8775,21 @@
           <w:b/>
           <w:lang w:eastAsia="en-GB"/>
         </w:rPr>
-        <w:t xml:space="preserve"> No.</w:t>
+        <w:t xml:space="preserve"> No, the </w:t>
+      </w:r>
+      <w:r>
+        <w:rPr>
+          <w:b/>
+          <w:lang w:eastAsia="en-GB"/>
+        </w:rPr>
+        <w:t>meaning</w:t>
+      </w:r>
+      <w:r>
+        <w:rPr>
+          <w:b/>
+          <w:lang w:eastAsia="en-GB"/>
+        </w:rPr>
+        <w:t xml:space="preserve"> of the opcode bits, and whether or not the IS needs the information to execute the sequence.</w:t>
       </w:r>
     </w:p>
     <w:p>
@@ -8723,7 +8826,13 @@
         <w:rPr>
           <w:lang w:eastAsia="en-GB"/>
         </w:rPr>
-        <w:t xml:space="preserve"> to the 4 of the 5 output busses (excluding JBITS)</w:t>
+        <w:t xml:space="preserve"> to </w:t>
+      </w:r>
+      <w:r>
+        <w:rPr>
+          <w:lang w:eastAsia="en-GB"/>
+        </w:rPr>
+        <w:t>4 of the 5 output busses (excluding JBITS)</w:t>
       </w:r>
       <w:proofErr w:type="gramStart"/>
       <w:r>
@@ -8874,7 +8983,10 @@
         </w:numPr>
       </w:pPr>
       <w:r>
-        <w:t xml:space="preserve">Ra# will consist of 4 bits numbered 3 to 0. </w:t>
+        <w:t>Rb</w:t>
+      </w:r>
+      <w:r>
+        <w:t xml:space="preserve"># will consist of 4 bits numbered 3 to 0. </w:t>
       </w:r>
       <w:proofErr w:type="spellStart"/>
       <w:r>
@@ -8918,7 +9030,10 @@
         </w:numPr>
       </w:pPr>
       <w:r>
-        <w:t xml:space="preserve">Rb# will consist of 4 bits numbered 3 to 0. </w:t>
+        <w:t>Ra</w:t>
+      </w:r>
+      <w:r>
+        <w:t xml:space="preserve"># will consist of 4 bits numbered 3 to 0. </w:t>
       </w:r>
       <w:proofErr w:type="spellStart"/>
       <w:r>
@@ -10735,19 +10850,17 @@
           <w:lang w:eastAsia="en-GB"/>
         </w:rPr>
       </w:pPr>
-      <w:proofErr w:type="gramStart"/>
-      <w:r>
-        <w:rPr>
-          <w:lang w:eastAsia="en-GB"/>
-        </w:rPr>
-        <w:t>Which is used to store a 16 bit address value from the DBUS input.</w:t>
-      </w:r>
-      <w:proofErr w:type="gramEnd"/>
-      <w:r>
-        <w:rPr>
-          <w:lang w:eastAsia="en-GB"/>
-        </w:rPr>
-        <w:t xml:space="preserve"> </w:t>
+      <w:r>
+        <w:rPr>
+          <w:lang w:eastAsia="en-GB"/>
+        </w:rPr>
+        <w:t>This latch</w:t>
+      </w:r>
+      <w:r>
+        <w:rPr>
+          <w:lang w:eastAsia="en-GB"/>
+        </w:rPr>
+        <w:t xml:space="preserve"> is used to store a 16 bit address value from the DBUS input. </w:t>
       </w:r>
     </w:p>
     <w:p>
@@ -10998,21 +11111,19 @@
         <w:rPr>
           <w:lang w:eastAsia="en-GB"/>
         </w:rPr>
-        <w:t xml:space="preserve">Note 1: For Ra# and Rb#, which </w:t>
-      </w:r>
-      <w:proofErr w:type="gramStart"/>
-      <w:r>
-        <w:rPr>
-          <w:lang w:eastAsia="en-GB"/>
-        </w:rPr>
-        <w:t>are</w:t>
-      </w:r>
-      <w:proofErr w:type="gramEnd"/>
-      <w:r>
-        <w:rPr>
-          <w:lang w:eastAsia="en-GB"/>
-        </w:rPr>
-        <w:t xml:space="preserve"> only 4 bit, they could be implemented with a 4 bit tri-state buffer, and another shared 12 bit tri-state buffer whose inputs are hard wired to low.</w:t>
+        <w:t>Note 1: For Ra# and Rb#, which are only 4 bit</w:t>
+      </w:r>
+      <w:r>
+        <w:rPr>
+          <w:lang w:eastAsia="en-GB"/>
+        </w:rPr>
+        <w:t>s</w:t>
+      </w:r>
+      <w:r>
+        <w:rPr>
+          <w:lang w:eastAsia="en-GB"/>
+        </w:rPr>
+        <w:t>, they could be implemented with a 4 bit tri-state buffer, and another shared 12 bit tri-state buffer whose inputs are hard wired to low.</w:t>
       </w:r>
       <w:r>
         <w:rPr>
@@ -11557,11 +11668,6 @@
         <w:rPr>
           <w:lang w:eastAsia="en-GB"/>
         </w:rPr>
-      </w:r>
-      <w:r>
-        <w:rPr>
-          <w:lang w:eastAsia="en-GB"/>
-        </w:rPr>
         <w:fldChar w:fldCharType="separate"/>
       </w:r>
       <w:r>
@@ -11607,11 +11713,6 @@
         <w:rPr>
           <w:lang w:eastAsia="en-GB"/>
         </w:rPr>
-      </w:r>
-      <w:r>
-        <w:rPr>
-          <w:lang w:eastAsia="en-GB"/>
-        </w:rPr>
         <w:fldChar w:fldCharType="separate"/>
       </w:r>
       <w:r>
@@ -11619,21 +11720,7 @@
           <w:rStyle w:val="Hyperlink"/>
           <w:lang w:eastAsia="en-GB"/>
         </w:rPr>
-        <w:t>CpuDesi</w:t>
-      </w:r>
-      <w:r>
-        <w:rPr>
-          <w:rStyle w:val="Hyperlink"/>
-          <w:lang w:eastAsia="en-GB"/>
-        </w:rPr>
-        <w:t>g</w:t>
-      </w:r>
-      <w:r>
-        <w:rPr>
-          <w:rStyle w:val="Hyperlink"/>
-          <w:lang w:eastAsia="en-GB"/>
-        </w:rPr>
-        <w:t>n.docx</w:t>
+        <w:t>CpuDesign.docx</w:t>
       </w:r>
       <w:bookmarkEnd w:id="37"/>
       <w:r>
@@ -11671,11 +11758,6 @@
         <w:rPr>
           <w:lang w:eastAsia="en-GB"/>
         </w:rPr>
-      </w:r>
-      <w:r>
-        <w:rPr>
-          <w:lang w:eastAsia="en-GB"/>
-        </w:rPr>
         <w:fldChar w:fldCharType="separate"/>
       </w:r>
       <w:r>
@@ -11683,21 +11765,7 @@
           <w:rStyle w:val="Hyperlink"/>
           <w:lang w:eastAsia="en-GB"/>
         </w:rPr>
-        <w:t>L1IsSequ</w:t>
-      </w:r>
-      <w:r>
-        <w:rPr>
-          <w:rStyle w:val="Hyperlink"/>
-          <w:lang w:eastAsia="en-GB"/>
-        </w:rPr>
-        <w:t>e</w:t>
-      </w:r>
-      <w:r>
-        <w:rPr>
-          <w:rStyle w:val="Hyperlink"/>
-          <w:lang w:eastAsia="en-GB"/>
-        </w:rPr>
-        <w:t>nces.xlsx</w:t>
+        <w:t>L1IsSequences.xlsx</w:t>
       </w:r>
       <w:r>
         <w:rPr>
@@ -11730,11 +11798,6 @@
           <w:lang w:eastAsia="en-GB"/>
         </w:rPr>
         <w:instrText xml:space="preserve"> HYPERLINK "CPU%20opcodes%20-%20proposed%20new%20format.xlsx" </w:instrText>
-      </w:r>
-      <w:r>
-        <w:rPr>
-          <w:lang w:eastAsia="en-GB"/>
-        </w:rPr>
       </w:r>
       <w:r>
         <w:rPr>
@@ -11912,7 +11975,7 @@
               <w:b/>
               <w:noProof/>
             </w:rPr>
-            <w:t>11</w:t>
+            <w:t>4</w:t>
           </w:r>
         </w:fldSimple>
       </w:p>
@@ -17074,7 +17137,7 @@
 </file>
 
 <file path=customXml/itemProps2.xml><?xml version="1.0" encoding="utf-8"?>
-<ds:datastoreItem xmlns:ds="http://schemas.openxmlformats.org/officeDocument/2006/customXml" ds:itemID="{5C4D04BE-33EB-4061-AEF3-AEACF6ACF7F6}">
+<ds:datastoreItem xmlns:ds="http://schemas.openxmlformats.org/officeDocument/2006/customXml" ds:itemID="{DB12F4C5-28EB-4B95-8821-AB00BE82ABB4}">
   <ds:schemaRefs>
     <ds:schemaRef ds:uri="http://schemas.openxmlformats.org/officeDocument/2006/bibliography"/>
   </ds:schemaRefs>

--- a/CPU Design/L1IsDesign.docx
+++ b/CPU Design/L1IsDesign.docx
@@ -487,7 +487,7 @@
           <w:r>
             <w:fldChar w:fldCharType="separate"/>
           </w:r>
-          <w:hyperlink w:anchor="_Toc233543215" w:history="1">
+          <w:hyperlink w:anchor="_Toc233637722" w:history="1">
             <w:r>
               <w:rPr>
                 <w:rStyle w:val="Hyperlink"/>
@@ -533,7 +533,7 @@
                 <w:noProof/>
                 <w:webHidden/>
               </w:rPr>
-              <w:instrText xml:space="preserve"> PAGEREF _Toc233543215 \h </w:instrText>
+              <w:instrText xml:space="preserve"> PAGEREF _Toc233637722 \h </w:instrText>
             </w:r>
             <w:r>
               <w:rPr>
@@ -577,7 +577,7 @@
               <w:lang w:eastAsia="en-GB"/>
             </w:rPr>
           </w:pPr>
-          <w:hyperlink w:anchor="_Toc233543216" w:history="1">
+          <w:hyperlink w:anchor="_Toc233637723" w:history="1">
             <w:r>
               <w:rPr>
                 <w:rStyle w:val="Hyperlink"/>
@@ -621,7 +621,7 @@
                 <w:noProof/>
                 <w:webHidden/>
               </w:rPr>
-              <w:instrText xml:space="preserve"> PAGEREF _Toc233543216 \h </w:instrText>
+              <w:instrText xml:space="preserve"> PAGEREF _Toc233637723 \h </w:instrText>
             </w:r>
             <w:r>
               <w:rPr>
@@ -665,7 +665,7 @@
               <w:lang w:eastAsia="en-GB"/>
             </w:rPr>
           </w:pPr>
-          <w:hyperlink w:anchor="_Toc233543217" w:history="1">
+          <w:hyperlink w:anchor="_Toc233637724" w:history="1">
             <w:r>
               <w:rPr>
                 <w:rStyle w:val="Hyperlink"/>
@@ -709,7 +709,7 @@
                 <w:noProof/>
                 <w:webHidden/>
               </w:rPr>
-              <w:instrText xml:space="preserve"> PAGEREF _Toc233543217 \h </w:instrText>
+              <w:instrText xml:space="preserve"> PAGEREF _Toc233637724 \h </w:instrText>
             </w:r>
             <w:r>
               <w:rPr>
@@ -753,7 +753,7 @@
               <w:lang w:eastAsia="en-GB"/>
             </w:rPr>
           </w:pPr>
-          <w:hyperlink w:anchor="_Toc233543218" w:history="1">
+          <w:hyperlink w:anchor="_Toc233637725" w:history="1">
             <w:r>
               <w:rPr>
                 <w:rStyle w:val="Hyperlink"/>
@@ -797,7 +797,7 @@
                 <w:noProof/>
                 <w:webHidden/>
               </w:rPr>
-              <w:instrText xml:space="preserve"> PAGEREF _Toc233543218 \h </w:instrText>
+              <w:instrText xml:space="preserve"> PAGEREF _Toc233637725 \h </w:instrText>
             </w:r>
             <w:r>
               <w:rPr>
@@ -841,7 +841,7 @@
               <w:lang w:eastAsia="en-GB"/>
             </w:rPr>
           </w:pPr>
-          <w:hyperlink w:anchor="_Toc233543219" w:history="1">
+          <w:hyperlink w:anchor="_Toc233637726" w:history="1">
             <w:r>
               <w:rPr>
                 <w:rStyle w:val="Hyperlink"/>
@@ -885,7 +885,7 @@
                 <w:noProof/>
                 <w:webHidden/>
               </w:rPr>
-              <w:instrText xml:space="preserve"> PAGEREF _Toc233543219 \h </w:instrText>
+              <w:instrText xml:space="preserve"> PAGEREF _Toc233637726 \h </w:instrText>
             </w:r>
             <w:r>
               <w:rPr>
@@ -929,7 +929,7 @@
               <w:lang w:eastAsia="en-GB"/>
             </w:rPr>
           </w:pPr>
-          <w:hyperlink w:anchor="_Toc233543220" w:history="1">
+          <w:hyperlink w:anchor="_Toc233637727" w:history="1">
             <w:r>
               <w:rPr>
                 <w:rStyle w:val="Hyperlink"/>
@@ -973,7 +973,7 @@
                 <w:noProof/>
                 <w:webHidden/>
               </w:rPr>
-              <w:instrText xml:space="preserve"> PAGEREF _Toc233543220 \h </w:instrText>
+              <w:instrText xml:space="preserve"> PAGEREF _Toc233637727 \h </w:instrText>
             </w:r>
             <w:r>
               <w:rPr>
@@ -1017,7 +1017,7 @@
               <w:lang w:eastAsia="en-GB"/>
             </w:rPr>
           </w:pPr>
-          <w:hyperlink w:anchor="_Toc233543221" w:history="1">
+          <w:hyperlink w:anchor="_Toc233637728" w:history="1">
             <w:r>
               <w:rPr>
                 <w:rStyle w:val="Hyperlink"/>
@@ -1068,7 +1068,7 @@
                 <w:noProof/>
                 <w:webHidden/>
               </w:rPr>
-              <w:instrText xml:space="preserve"> PAGEREF _Toc233543221 \h </w:instrText>
+              <w:instrText xml:space="preserve"> PAGEREF _Toc233637728 \h </w:instrText>
             </w:r>
             <w:r>
               <w:rPr>
@@ -1112,7 +1112,7 @@
               <w:lang w:eastAsia="en-GB"/>
             </w:rPr>
           </w:pPr>
-          <w:hyperlink w:anchor="_Toc233543222" w:history="1">
+          <w:hyperlink w:anchor="_Toc233637729" w:history="1">
             <w:r>
               <w:rPr>
                 <w:rStyle w:val="Hyperlink"/>
@@ -1156,7 +1156,7 @@
                 <w:noProof/>
                 <w:webHidden/>
               </w:rPr>
-              <w:instrText xml:space="preserve"> PAGEREF _Toc233543222 \h </w:instrText>
+              <w:instrText xml:space="preserve"> PAGEREF _Toc233637729 \h </w:instrText>
             </w:r>
             <w:r>
               <w:rPr>
@@ -1200,7 +1200,7 @@
               <w:lang w:eastAsia="en-GB"/>
             </w:rPr>
           </w:pPr>
-          <w:hyperlink w:anchor="_Toc233543223" w:history="1">
+          <w:hyperlink w:anchor="_Toc233637730" w:history="1">
             <w:r>
               <w:rPr>
                 <w:rStyle w:val="Hyperlink"/>
@@ -1244,7 +1244,7 @@
                 <w:noProof/>
                 <w:webHidden/>
               </w:rPr>
-              <w:instrText xml:space="preserve"> PAGEREF _Toc233543223 \h </w:instrText>
+              <w:instrText xml:space="preserve"> PAGEREF _Toc233637730 \h </w:instrText>
             </w:r>
             <w:r>
               <w:rPr>
@@ -1288,7 +1288,7 @@
               <w:lang w:eastAsia="en-GB"/>
             </w:rPr>
           </w:pPr>
-          <w:hyperlink w:anchor="_Toc233543224" w:history="1">
+          <w:hyperlink w:anchor="_Toc233637731" w:history="1">
             <w:r>
               <w:rPr>
                 <w:rStyle w:val="Hyperlink"/>
@@ -1332,7 +1332,7 @@
                 <w:noProof/>
                 <w:webHidden/>
               </w:rPr>
-              <w:instrText xml:space="preserve"> PAGEREF _Toc233543224 \h </w:instrText>
+              <w:instrText xml:space="preserve"> PAGEREF _Toc233637731 \h </w:instrText>
             </w:r>
             <w:r>
               <w:rPr>
@@ -1376,7 +1376,7 @@
               <w:lang w:eastAsia="en-GB"/>
             </w:rPr>
           </w:pPr>
-          <w:hyperlink w:anchor="_Toc233543225" w:history="1">
+          <w:hyperlink w:anchor="_Toc233637732" w:history="1">
             <w:r>
               <w:rPr>
                 <w:rStyle w:val="Hyperlink"/>
@@ -1420,7 +1420,7 @@
                 <w:noProof/>
                 <w:webHidden/>
               </w:rPr>
-              <w:instrText xml:space="preserve"> PAGEREF _Toc233543225 \h </w:instrText>
+              <w:instrText xml:space="preserve"> PAGEREF _Toc233637732 \h </w:instrText>
             </w:r>
             <w:r>
               <w:rPr>
@@ -1464,7 +1464,7 @@
               <w:lang w:eastAsia="en-GB"/>
             </w:rPr>
           </w:pPr>
-          <w:hyperlink w:anchor="_Toc233543226" w:history="1">
+          <w:hyperlink w:anchor="_Toc233637733" w:history="1">
             <w:r>
               <w:rPr>
                 <w:rStyle w:val="Hyperlink"/>
@@ -1508,7 +1508,7 @@
                 <w:noProof/>
                 <w:webHidden/>
               </w:rPr>
-              <w:instrText xml:space="preserve"> PAGEREF _Toc233543226 \h </w:instrText>
+              <w:instrText xml:space="preserve"> PAGEREF _Toc233637733 \h </w:instrText>
             </w:r>
             <w:r>
               <w:rPr>
@@ -1552,7 +1552,7 @@
               <w:lang w:eastAsia="en-GB"/>
             </w:rPr>
           </w:pPr>
-          <w:hyperlink w:anchor="_Toc233543227" w:history="1">
+          <w:hyperlink w:anchor="_Toc233637734" w:history="1">
             <w:r>
               <w:rPr>
                 <w:rStyle w:val="Hyperlink"/>
@@ -1596,7 +1596,7 @@
                 <w:noProof/>
                 <w:webHidden/>
               </w:rPr>
-              <w:instrText xml:space="preserve"> PAGEREF _Toc233543227 \h </w:instrText>
+              <w:instrText xml:space="preserve"> PAGEREF _Toc233637734 \h </w:instrText>
             </w:r>
             <w:r>
               <w:rPr>
@@ -1640,7 +1640,7 @@
               <w:lang w:eastAsia="en-GB"/>
             </w:rPr>
           </w:pPr>
-          <w:hyperlink w:anchor="_Toc233543228" w:history="1">
+          <w:hyperlink w:anchor="_Toc233637735" w:history="1">
             <w:r>
               <w:rPr>
                 <w:rStyle w:val="Hyperlink"/>
@@ -1684,7 +1684,7 @@
                 <w:noProof/>
                 <w:webHidden/>
               </w:rPr>
-              <w:instrText xml:space="preserve"> PAGEREF _Toc233543228 \h </w:instrText>
+              <w:instrText xml:space="preserve"> PAGEREF _Toc233637735 \h </w:instrText>
             </w:r>
             <w:r>
               <w:rPr>
@@ -1728,7 +1728,7 @@
               <w:lang w:eastAsia="en-GB"/>
             </w:rPr>
           </w:pPr>
-          <w:hyperlink w:anchor="_Toc233543229" w:history="1">
+          <w:hyperlink w:anchor="_Toc233637736" w:history="1">
             <w:r>
               <w:rPr>
                 <w:rStyle w:val="Hyperlink"/>
@@ -1772,7 +1772,7 @@
                 <w:noProof/>
                 <w:webHidden/>
               </w:rPr>
-              <w:instrText xml:space="preserve"> PAGEREF _Toc233543229 \h </w:instrText>
+              <w:instrText xml:space="preserve"> PAGEREF _Toc233637736 \h </w:instrText>
             </w:r>
             <w:r>
               <w:rPr>
@@ -1816,7 +1816,7 @@
               <w:lang w:eastAsia="en-GB"/>
             </w:rPr>
           </w:pPr>
-          <w:hyperlink w:anchor="_Toc233543230" w:history="1">
+          <w:hyperlink w:anchor="_Toc233637737" w:history="1">
             <w:r>
               <w:rPr>
                 <w:rStyle w:val="Hyperlink"/>
@@ -1860,7 +1860,7 @@
                 <w:noProof/>
                 <w:webHidden/>
               </w:rPr>
-              <w:instrText xml:space="preserve"> PAGEREF _Toc233543230 \h </w:instrText>
+              <w:instrText xml:space="preserve"> PAGEREF _Toc233637737 \h </w:instrText>
             </w:r>
             <w:r>
               <w:rPr>
@@ -1904,7 +1904,7 @@
               <w:lang w:eastAsia="en-GB"/>
             </w:rPr>
           </w:pPr>
-          <w:hyperlink w:anchor="_Toc233543231" w:history="1">
+          <w:hyperlink w:anchor="_Toc233637738" w:history="1">
             <w:r>
               <w:rPr>
                 <w:rStyle w:val="Hyperlink"/>
@@ -1927,6 +1927,94 @@
                 <w:noProof/>
                 <w:lang w:eastAsia="en-GB"/>
               </w:rPr>
+              <w:t>L2 Design For Sequence Control</w:t>
+            </w:r>
+            <w:r>
+              <w:rPr>
+                <w:noProof/>
+                <w:webHidden/>
+              </w:rPr>
+              <w:tab/>
+            </w:r>
+            <w:r>
+              <w:rPr>
+                <w:noProof/>
+                <w:webHidden/>
+              </w:rPr>
+              <w:fldChar w:fldCharType="begin"/>
+            </w:r>
+            <w:r>
+              <w:rPr>
+                <w:noProof/>
+                <w:webHidden/>
+              </w:rPr>
+              <w:instrText xml:space="preserve"> PAGEREF _Toc233637738 \h </w:instrText>
+            </w:r>
+            <w:r>
+              <w:rPr>
+                <w:noProof/>
+                <w:webHidden/>
+              </w:rPr>
+            </w:r>
+            <w:r>
+              <w:rPr>
+                <w:noProof/>
+                <w:webHidden/>
+              </w:rPr>
+              <w:fldChar w:fldCharType="separate"/>
+            </w:r>
+            <w:r>
+              <w:rPr>
+                <w:noProof/>
+                <w:webHidden/>
+              </w:rPr>
+              <w:t>10</w:t>
+            </w:r>
+            <w:r>
+              <w:rPr>
+                <w:noProof/>
+                <w:webHidden/>
+              </w:rPr>
+              <w:fldChar w:fldCharType="end"/>
+            </w:r>
+          </w:hyperlink>
+        </w:p>
+        <w:p>
+          <w:pPr>
+            <w:pStyle w:val="TOC1"/>
+            <w:tabs>
+              <w:tab w:val="left" w:pos="440"/>
+              <w:tab w:val="right" w:leader="dot" w:pos="9016"/>
+            </w:tabs>
+            <w:rPr>
+              <w:rFonts w:eastAsiaTheme="minorEastAsia"/>
+              <w:noProof/>
+              <w:lang w:eastAsia="en-GB"/>
+            </w:rPr>
+          </w:pPr>
+          <w:hyperlink w:anchor="_Toc233637739" w:history="1">
+            <w:r>
+              <w:rPr>
+                <w:rStyle w:val="Hyperlink"/>
+                <w:noProof/>
+                <w:lang w:eastAsia="en-GB"/>
+              </w:rPr>
+              <w:t>5</w:t>
+            </w:r>
+            <w:r>
+              <w:rPr>
+                <w:rFonts w:eastAsiaTheme="minorEastAsia"/>
+                <w:noProof/>
+                <w:lang w:eastAsia="en-GB"/>
+              </w:rPr>
+              <w:tab/>
+            </w:r>
+            <w:r>
+              <w:rPr>
+                <w:rStyle w:val="Hyperlink"/>
+                <w:noProof/>
+                <w:lang w:eastAsia="en-GB"/>
+              </w:rPr>
               <w:t>References</w:t>
             </w:r>
             <w:r>
@@ -1948,7 +2036,7 @@
                 <w:noProof/>
                 <w:webHidden/>
               </w:rPr>
-              <w:instrText xml:space="preserve"> PAGEREF _Toc233543231 \h </w:instrText>
+              <w:instrText xml:space="preserve"> PAGEREF _Toc233637739 \h </w:instrText>
             </w:r>
             <w:r>
               <w:rPr>
@@ -2443,7 +2531,7 @@
           <w:lang w:eastAsia="en-GB"/>
         </w:rPr>
       </w:pPr>
-      <w:bookmarkStart w:id="1" w:name="_Toc233543215"/>
+      <w:bookmarkStart w:id="1" w:name="_Toc233637722"/>
       <w:bookmarkEnd w:id="0"/>
       <w:r>
         <w:rPr>
@@ -2524,7 +2612,7 @@
           <w:lang w:eastAsia="en-GB"/>
         </w:rPr>
       </w:pPr>
-      <w:bookmarkStart w:id="2" w:name="_Toc233543216"/>
+      <w:bookmarkStart w:id="2" w:name="_Toc233637723"/>
       <w:r>
         <w:rPr>
           <w:lang w:eastAsia="en-GB"/>
@@ -3109,7 +3197,7 @@
           <w:lang w:eastAsia="en-GB"/>
         </w:rPr>
       </w:pPr>
-      <w:bookmarkStart w:id="5" w:name="_Toc233543217"/>
+      <w:bookmarkStart w:id="5" w:name="_Toc233637724"/>
       <w:r>
         <w:rPr>
           <w:lang w:eastAsia="en-GB"/>
@@ -4780,7 +4868,7 @@
           <w:lang w:eastAsia="en-GB"/>
         </w:rPr>
       </w:pPr>
-      <w:bookmarkStart w:id="7" w:name="_Toc233543218"/>
+      <w:bookmarkStart w:id="7" w:name="_Toc233637725"/>
       <w:r>
         <w:rPr>
           <w:lang w:eastAsia="en-GB"/>
@@ -4851,7 +4939,7 @@
           <w:lang w:eastAsia="en-GB"/>
         </w:rPr>
       </w:pPr>
-      <w:bookmarkStart w:id="8" w:name="_Toc233543219"/>
+      <w:bookmarkStart w:id="8" w:name="_Toc233637726"/>
       <w:r>
         <w:rPr>
           <w:rFonts w:eastAsiaTheme="minorHAnsi"/>
@@ -8231,7 +8319,7 @@
           <w:lang w:eastAsia="en-GB"/>
         </w:rPr>
       </w:pPr>
-      <w:bookmarkStart w:id="10" w:name="_Toc233543220"/>
+      <w:bookmarkStart w:id="10" w:name="_Toc233637727"/>
       <w:r>
         <w:rPr>
           <w:lang w:eastAsia="en-GB"/>
@@ -8430,7 +8518,7 @@
           <w:lang w:eastAsia="en-GB"/>
         </w:rPr>
       </w:pPr>
-      <w:bookmarkStart w:id="13" w:name="_Toc233543221"/>
+      <w:bookmarkStart w:id="13" w:name="_Toc233637728"/>
       <w:r>
         <w:rPr>
           <w:lang w:eastAsia="en-GB"/>
@@ -8542,7 +8630,7 @@
           <w:lang w:eastAsia="en-GB"/>
         </w:rPr>
       </w:pPr>
-      <w:bookmarkStart w:id="14" w:name="_Toc233543222"/>
+      <w:bookmarkStart w:id="14" w:name="_Toc233637729"/>
       <w:r>
         <w:rPr>
           <w:lang w:eastAsia="en-GB"/>
@@ -9374,7 +9462,7 @@
           <w:lang w:eastAsia="en-GB"/>
         </w:rPr>
       </w:pPr>
-      <w:bookmarkStart w:id="21" w:name="_Toc233543223"/>
+      <w:bookmarkStart w:id="21" w:name="_Toc233637730"/>
       <w:r>
         <w:rPr>
           <w:lang w:eastAsia="en-GB"/>
@@ -9539,7 +9627,7 @@
           <w:lang w:eastAsia="en-GB"/>
         </w:rPr>
       </w:pPr>
-      <w:bookmarkStart w:id="22" w:name="_Toc233543224"/>
+      <w:bookmarkStart w:id="22" w:name="_Toc233637731"/>
       <w:r>
         <w:rPr>
           <w:lang w:eastAsia="en-GB"/>
@@ -9637,7 +9725,7 @@
           <w:lang w:eastAsia="en-GB"/>
         </w:rPr>
       </w:pPr>
-      <w:bookmarkStart w:id="23" w:name="_Toc233543225"/>
+      <w:bookmarkStart w:id="23" w:name="_Toc233637732"/>
       <w:r>
         <w:rPr>
           <w:lang w:eastAsia="en-GB"/>
@@ -10307,8 +10395,8 @@
           <w:lang w:eastAsia="en-GB"/>
         </w:rPr>
       </w:pPr>
-      <w:bookmarkStart w:id="27" w:name="_Toc233543226"/>
-      <w:bookmarkStart w:id="28" w:name="_Ref233543378"/>
+      <w:bookmarkStart w:id="27" w:name="_Ref233543378"/>
+      <w:bookmarkStart w:id="28" w:name="_Toc233637733"/>
       <w:r>
         <w:rPr>
           <w:lang w:eastAsia="en-GB"/>
@@ -10803,7 +10891,7 @@
           <w:lang w:eastAsia="en-GB"/>
         </w:rPr>
       </w:pPr>
-      <w:bookmarkStart w:id="31" w:name="_Toc233543227"/>
+      <w:bookmarkStart w:id="31" w:name="_Toc233637734"/>
       <w:r>
         <w:rPr>
           <w:lang w:eastAsia="en-GB"/>
@@ -11172,7 +11260,7 @@
           <w:lang w:eastAsia="en-GB"/>
         </w:rPr>
       </w:pPr>
-      <w:bookmarkStart w:id="32" w:name="_Toc233543228"/>
+      <w:bookmarkStart w:id="32" w:name="_Toc233637735"/>
       <w:r>
         <w:rPr>
           <w:lang w:eastAsia="en-GB"/>
@@ -11429,7 +11517,7 @@
           <w:lang w:eastAsia="en-GB"/>
         </w:rPr>
       </w:pPr>
-      <w:bookmarkStart w:id="33" w:name="_Toc233543229"/>
+      <w:bookmarkStart w:id="33" w:name="_Toc233637736"/>
       <w:r>
         <w:rPr>
           <w:lang w:eastAsia="en-GB"/>
@@ -11461,7 +11549,19 @@
         <w:rPr>
           <w:lang w:eastAsia="en-GB"/>
         </w:rPr>
-        <w:t>The only difference in its implementation, cf. Latch1, is that it will use ID_TMP2 and IS_TMP2 rather than using ID_TMP1 and IS_TEM1.</w:t>
+        <w:t>The only difference in its implementation, cf. Latch1, is that it will use ID_TMP2 and IS_TMP2 rather than using ID_TMP1 and IS_TEM</w:t>
+      </w:r>
+      <w:r>
+        <w:rPr>
+          <w:lang w:eastAsia="en-GB"/>
+        </w:rPr>
+        <w:t>P</w:t>
+      </w:r>
+      <w:r>
+        <w:rPr>
+          <w:lang w:eastAsia="en-GB"/>
+        </w:rPr>
+        <w:t>1.</w:t>
       </w:r>
     </w:p>
     <w:p>
@@ -11490,7 +11590,7 @@
           <w:lang w:eastAsia="en-GB"/>
         </w:rPr>
       </w:pPr>
-      <w:bookmarkStart w:id="34" w:name="_Toc233543230"/>
+      <w:bookmarkStart w:id="34" w:name="_Toc233637737"/>
       <w:r>
         <w:rPr>
           <w:lang w:eastAsia="en-GB"/>
@@ -11584,10 +11684,72 @@
     </w:p>
     <w:p>
       <w:pPr>
-        <w:rPr>
-          <w:lang w:eastAsia="en-GB"/>
-        </w:rPr>
-      </w:pPr>
+        <w:pStyle w:val="Heading1"/>
+        <w:rPr>
+          <w:lang w:eastAsia="en-GB"/>
+        </w:rPr>
+      </w:pPr>
+      <w:bookmarkStart w:id="35" w:name="_Toc233637738"/>
+      <w:r>
+        <w:rPr>
+          <w:lang w:eastAsia="en-GB"/>
+        </w:rPr>
+        <w:t xml:space="preserve">L2 Design </w:t>
+      </w:r>
+      <w:proofErr w:type="gramStart"/>
+      <w:r>
+        <w:rPr>
+          <w:lang w:eastAsia="en-GB"/>
+        </w:rPr>
+        <w:t>For</w:t>
+      </w:r>
+      <w:proofErr w:type="gramEnd"/>
+      <w:r>
+        <w:rPr>
+          <w:lang w:eastAsia="en-GB"/>
+        </w:rPr>
+        <w:t xml:space="preserve"> Sequence Control</w:t>
+      </w:r>
+      <w:bookmarkEnd w:id="35"/>
+    </w:p>
+    <w:p>
+      <w:pPr>
+        <w:rPr>
+          <w:lang w:eastAsia="en-GB"/>
+        </w:rPr>
+      </w:pPr>
+      <w:r>
+        <w:rPr>
+          <w:lang w:eastAsia="en-GB"/>
+        </w:rPr>
+        <w:t>&lt;</w:t>
+      </w:r>
+      <w:proofErr w:type="spellStart"/>
+      <w:r>
+        <w:rPr>
+          <w:lang w:eastAsia="en-GB"/>
+        </w:rPr>
+        <w:t>tbd</w:t>
+      </w:r>
+      <w:proofErr w:type="spellEnd"/>
+      <w:r>
+        <w:rPr>
+          <w:lang w:eastAsia="en-GB"/>
+        </w:rPr>
+        <w:t xml:space="preserve"> this section needs writing</w:t>
+      </w:r>
+      <w:r>
+        <w:rPr>
+          <w:lang w:eastAsia="en-GB"/>
+        </w:rPr>
+        <w:tab/>
+      </w:r>
+      <w:r>
+        <w:rPr>
+          <w:lang w:eastAsia="en-GB"/>
+        </w:rPr>
+        <w:t>&gt;</w:t>
+      </w:r>
     </w:p>
     <w:p>
       <w:pPr>
@@ -11629,7 +11791,7 @@
           <w:lang w:eastAsia="en-GB"/>
         </w:rPr>
       </w:pPr>
-      <w:bookmarkStart w:id="35" w:name="_Toc233543231"/>
+      <w:bookmarkStart w:id="36" w:name="_Toc233637739"/>
       <w:r>
         <w:rPr>
           <w:lang w:eastAsia="en-GB"/>
@@ -11638,9 +11800,9 @@
         <w:t>References</w:t>
       </w:r>
       <w:bookmarkEnd w:id="20"/>
-      <w:bookmarkEnd w:id="35"/>
+      <w:bookmarkEnd w:id="36"/>
     </w:p>
-    <w:bookmarkStart w:id="36" w:name="AVR_Instruction_Doc"/>
+    <w:bookmarkStart w:id="37" w:name="AVR_Instruction_Doc"/>
     <w:p>
       <w:pPr>
         <w:pStyle w:val="ListParagraph"/>
@@ -11677,7 +11839,7 @@
         </w:rPr>
         <w:t>AVR Instruction Set Manual</w:t>
       </w:r>
-      <w:bookmarkEnd w:id="36"/>
+      <w:bookmarkEnd w:id="37"/>
       <w:r>
         <w:rPr>
           <w:lang w:eastAsia="en-GB"/>
@@ -11685,7 +11847,7 @@
         <w:fldChar w:fldCharType="end"/>
       </w:r>
     </w:p>
-    <w:bookmarkStart w:id="37" w:name="RefCpuDesign"/>
+    <w:bookmarkStart w:id="38" w:name="RefCpuDesign"/>
     <w:p>
       <w:pPr>
         <w:pStyle w:val="ListParagraph"/>
@@ -11722,7 +11884,7 @@
         </w:rPr>
         <w:t>CpuDesign.docx</w:t>
       </w:r>
-      <w:bookmarkEnd w:id="37"/>
+      <w:bookmarkEnd w:id="38"/>
       <w:r>
         <w:rPr>
           <w:lang w:eastAsia="en-GB"/>
@@ -11730,7 +11892,7 @@
         <w:fldChar w:fldCharType="end"/>
       </w:r>
     </w:p>
-    <w:bookmarkStart w:id="38" w:name="RefL1SeqXlsx"/>
+    <w:bookmarkStart w:id="39" w:name="RefL1SeqXlsx"/>
     <w:p>
       <w:pPr>
         <w:pStyle w:val="ListParagraph"/>
@@ -11773,9 +11935,9 @@
         </w:rPr>
         <w:fldChar w:fldCharType="end"/>
       </w:r>
-      <w:bookmarkEnd w:id="38"/>
+      <w:bookmarkEnd w:id="39"/>
     </w:p>
-    <w:bookmarkStart w:id="39" w:name="RefOpcodeFormat"/>
+    <w:bookmarkStart w:id="40" w:name="RefOpcodeFormat"/>
     <w:p>
       <w:pPr>
         <w:pStyle w:val="ListParagraph"/>
@@ -11828,7 +11990,7 @@
         </w:rPr>
         <w:t xml:space="preserve"> - proposed new format.xlsx</w:t>
       </w:r>
-      <w:bookmarkEnd w:id="39"/>
+      <w:bookmarkEnd w:id="40"/>
       <w:r>
         <w:rPr>
           <w:lang w:eastAsia="en-GB"/>
@@ -11975,7 +12137,7 @@
               <w:b/>
               <w:noProof/>
             </w:rPr>
-            <w:t>4</w:t>
+            <w:t>10</w:t>
           </w:r>
         </w:fldSimple>
       </w:p>
@@ -17137,7 +17299,7 @@
 </file>
 
 <file path=customXml/itemProps2.xml><?xml version="1.0" encoding="utf-8"?>
-<ds:datastoreItem xmlns:ds="http://schemas.openxmlformats.org/officeDocument/2006/customXml" ds:itemID="{DB12F4C5-28EB-4B95-8821-AB00BE82ABB4}">
+<ds:datastoreItem xmlns:ds="http://schemas.openxmlformats.org/officeDocument/2006/customXml" ds:itemID="{0BEED128-DCE6-432A-9B46-259153CCB305}">
   <ds:schemaRefs>
     <ds:schemaRef ds:uri="http://schemas.openxmlformats.org/officeDocument/2006/bibliography"/>
   </ds:schemaRefs>

--- a/CPU Design/L1IsDesign.docx
+++ b/CPU Design/L1IsDesign.docx
@@ -487,7 +487,7 @@
           <w:r>
             <w:fldChar w:fldCharType="separate"/>
           </w:r>
-          <w:hyperlink w:anchor="_Toc233637722" w:history="1">
+          <w:hyperlink w:anchor="_Toc233649142" w:history="1">
             <w:r>
               <w:rPr>
                 <w:rStyle w:val="Hyperlink"/>
@@ -533,7 +533,7 @@
                 <w:noProof/>
                 <w:webHidden/>
               </w:rPr>
-              <w:instrText xml:space="preserve"> PAGEREF _Toc233637722 \h </w:instrText>
+              <w:instrText xml:space="preserve"> PAGEREF _Toc233649142 \h </w:instrText>
             </w:r>
             <w:r>
               <w:rPr>
@@ -577,7 +577,7 @@
               <w:lang w:eastAsia="en-GB"/>
             </w:rPr>
           </w:pPr>
-          <w:hyperlink w:anchor="_Toc233637723" w:history="1">
+          <w:hyperlink w:anchor="_Toc233649143" w:history="1">
             <w:r>
               <w:rPr>
                 <w:rStyle w:val="Hyperlink"/>
@@ -621,7 +621,7 @@
                 <w:noProof/>
                 <w:webHidden/>
               </w:rPr>
-              <w:instrText xml:space="preserve"> PAGEREF _Toc233637723 \h </w:instrText>
+              <w:instrText xml:space="preserve"> PAGEREF _Toc233649143 \h </w:instrText>
             </w:r>
             <w:r>
               <w:rPr>
@@ -665,7 +665,7 @@
               <w:lang w:eastAsia="en-GB"/>
             </w:rPr>
           </w:pPr>
-          <w:hyperlink w:anchor="_Toc233637724" w:history="1">
+          <w:hyperlink w:anchor="_Toc233649144" w:history="1">
             <w:r>
               <w:rPr>
                 <w:rStyle w:val="Hyperlink"/>
@@ -709,7 +709,7 @@
                 <w:noProof/>
                 <w:webHidden/>
               </w:rPr>
-              <w:instrText xml:space="preserve"> PAGEREF _Toc233637724 \h </w:instrText>
+              <w:instrText xml:space="preserve"> PAGEREF _Toc233649144 \h </w:instrText>
             </w:r>
             <w:r>
               <w:rPr>
@@ -753,7 +753,7 @@
               <w:lang w:eastAsia="en-GB"/>
             </w:rPr>
           </w:pPr>
-          <w:hyperlink w:anchor="_Toc233637725" w:history="1">
+          <w:hyperlink w:anchor="_Toc233649145" w:history="1">
             <w:r>
               <w:rPr>
                 <w:rStyle w:val="Hyperlink"/>
@@ -797,7 +797,7 @@
                 <w:noProof/>
                 <w:webHidden/>
               </w:rPr>
-              <w:instrText xml:space="preserve"> PAGEREF _Toc233637725 \h </w:instrText>
+              <w:instrText xml:space="preserve"> PAGEREF _Toc233649145 \h </w:instrText>
             </w:r>
             <w:r>
               <w:rPr>
@@ -841,7 +841,7 @@
               <w:lang w:eastAsia="en-GB"/>
             </w:rPr>
           </w:pPr>
-          <w:hyperlink w:anchor="_Toc233637726" w:history="1">
+          <w:hyperlink w:anchor="_Toc233649146" w:history="1">
             <w:r>
               <w:rPr>
                 <w:rStyle w:val="Hyperlink"/>
@@ -885,7 +885,7 @@
                 <w:noProof/>
                 <w:webHidden/>
               </w:rPr>
-              <w:instrText xml:space="preserve"> PAGEREF _Toc233637726 \h </w:instrText>
+              <w:instrText xml:space="preserve"> PAGEREF _Toc233649146 \h </w:instrText>
             </w:r>
             <w:r>
               <w:rPr>
@@ -929,7 +929,7 @@
               <w:lang w:eastAsia="en-GB"/>
             </w:rPr>
           </w:pPr>
-          <w:hyperlink w:anchor="_Toc233637727" w:history="1">
+          <w:hyperlink w:anchor="_Toc233649147" w:history="1">
             <w:r>
               <w:rPr>
                 <w:rStyle w:val="Hyperlink"/>
@@ -973,7 +973,7 @@
                 <w:noProof/>
                 <w:webHidden/>
               </w:rPr>
-              <w:instrText xml:space="preserve"> PAGEREF _Toc233637727 \h </w:instrText>
+              <w:instrText xml:space="preserve"> PAGEREF _Toc233649147 \h </w:instrText>
             </w:r>
             <w:r>
               <w:rPr>
@@ -1017,7 +1017,7 @@
               <w:lang w:eastAsia="en-GB"/>
             </w:rPr>
           </w:pPr>
-          <w:hyperlink w:anchor="_Toc233637728" w:history="1">
+          <w:hyperlink w:anchor="_Toc233649148" w:history="1">
             <w:r>
               <w:rPr>
                 <w:rStyle w:val="Hyperlink"/>
@@ -1068,7 +1068,7 @@
                 <w:noProof/>
                 <w:webHidden/>
               </w:rPr>
-              <w:instrText xml:space="preserve"> PAGEREF _Toc233637728 \h </w:instrText>
+              <w:instrText xml:space="preserve"> PAGEREF _Toc233649148 \h </w:instrText>
             </w:r>
             <w:r>
               <w:rPr>
@@ -1112,7 +1112,7 @@
               <w:lang w:eastAsia="en-GB"/>
             </w:rPr>
           </w:pPr>
-          <w:hyperlink w:anchor="_Toc233637729" w:history="1">
+          <w:hyperlink w:anchor="_Toc233649149" w:history="1">
             <w:r>
               <w:rPr>
                 <w:rStyle w:val="Hyperlink"/>
@@ -1156,7 +1156,7 @@
                 <w:noProof/>
                 <w:webHidden/>
               </w:rPr>
-              <w:instrText xml:space="preserve"> PAGEREF _Toc233637729 \h </w:instrText>
+              <w:instrText xml:space="preserve"> PAGEREF _Toc233649149 \h </w:instrText>
             </w:r>
             <w:r>
               <w:rPr>
@@ -1200,7 +1200,7 @@
               <w:lang w:eastAsia="en-GB"/>
             </w:rPr>
           </w:pPr>
-          <w:hyperlink w:anchor="_Toc233637730" w:history="1">
+          <w:hyperlink w:anchor="_Toc233649150" w:history="1">
             <w:r>
               <w:rPr>
                 <w:rStyle w:val="Hyperlink"/>
@@ -1244,7 +1244,7 @@
                 <w:noProof/>
                 <w:webHidden/>
               </w:rPr>
-              <w:instrText xml:space="preserve"> PAGEREF _Toc233637730 \h </w:instrText>
+              <w:instrText xml:space="preserve"> PAGEREF _Toc233649150 \h </w:instrText>
             </w:r>
             <w:r>
               <w:rPr>
@@ -1288,7 +1288,7 @@
               <w:lang w:eastAsia="en-GB"/>
             </w:rPr>
           </w:pPr>
-          <w:hyperlink w:anchor="_Toc233637731" w:history="1">
+          <w:hyperlink w:anchor="_Toc233649151" w:history="1">
             <w:r>
               <w:rPr>
                 <w:rStyle w:val="Hyperlink"/>
@@ -1332,7 +1332,7 @@
                 <w:noProof/>
                 <w:webHidden/>
               </w:rPr>
-              <w:instrText xml:space="preserve"> PAGEREF _Toc233637731 \h </w:instrText>
+              <w:instrText xml:space="preserve"> PAGEREF _Toc233649151 \h </w:instrText>
             </w:r>
             <w:r>
               <w:rPr>
@@ -1376,7 +1376,7 @@
               <w:lang w:eastAsia="en-GB"/>
             </w:rPr>
           </w:pPr>
-          <w:hyperlink w:anchor="_Toc233637732" w:history="1">
+          <w:hyperlink w:anchor="_Toc233649152" w:history="1">
             <w:r>
               <w:rPr>
                 <w:rStyle w:val="Hyperlink"/>
@@ -1420,7 +1420,7 @@
                 <w:noProof/>
                 <w:webHidden/>
               </w:rPr>
-              <w:instrText xml:space="preserve"> PAGEREF _Toc233637732 \h </w:instrText>
+              <w:instrText xml:space="preserve"> PAGEREF _Toc233649152 \h </w:instrText>
             </w:r>
             <w:r>
               <w:rPr>
@@ -1464,7 +1464,7 @@
               <w:lang w:eastAsia="en-GB"/>
             </w:rPr>
           </w:pPr>
-          <w:hyperlink w:anchor="_Toc233637733" w:history="1">
+          <w:hyperlink w:anchor="_Toc233649153" w:history="1">
             <w:r>
               <w:rPr>
                 <w:rStyle w:val="Hyperlink"/>
@@ -1508,7 +1508,7 @@
                 <w:noProof/>
                 <w:webHidden/>
               </w:rPr>
-              <w:instrText xml:space="preserve"> PAGEREF _Toc233637733 \h </w:instrText>
+              <w:instrText xml:space="preserve"> PAGEREF _Toc233649153 \h </w:instrText>
             </w:r>
             <w:r>
               <w:rPr>
@@ -1552,7 +1552,7 @@
               <w:lang w:eastAsia="en-GB"/>
             </w:rPr>
           </w:pPr>
-          <w:hyperlink w:anchor="_Toc233637734" w:history="1">
+          <w:hyperlink w:anchor="_Toc233649154" w:history="1">
             <w:r>
               <w:rPr>
                 <w:rStyle w:val="Hyperlink"/>
@@ -1596,7 +1596,7 @@
                 <w:noProof/>
                 <w:webHidden/>
               </w:rPr>
-              <w:instrText xml:space="preserve"> PAGEREF _Toc233637734 \h </w:instrText>
+              <w:instrText xml:space="preserve"> PAGEREF _Toc233649154 \h </w:instrText>
             </w:r>
             <w:r>
               <w:rPr>
@@ -1640,7 +1640,7 @@
               <w:lang w:eastAsia="en-GB"/>
             </w:rPr>
           </w:pPr>
-          <w:hyperlink w:anchor="_Toc233637735" w:history="1">
+          <w:hyperlink w:anchor="_Toc233649155" w:history="1">
             <w:r>
               <w:rPr>
                 <w:rStyle w:val="Hyperlink"/>
@@ -1684,7 +1684,7 @@
                 <w:noProof/>
                 <w:webHidden/>
               </w:rPr>
-              <w:instrText xml:space="preserve"> PAGEREF _Toc233637735 \h </w:instrText>
+              <w:instrText xml:space="preserve"> PAGEREF _Toc233649155 \h </w:instrText>
             </w:r>
             <w:r>
               <w:rPr>
@@ -1728,7 +1728,7 @@
               <w:lang w:eastAsia="en-GB"/>
             </w:rPr>
           </w:pPr>
-          <w:hyperlink w:anchor="_Toc233637736" w:history="1">
+          <w:hyperlink w:anchor="_Toc233649156" w:history="1">
             <w:r>
               <w:rPr>
                 <w:rStyle w:val="Hyperlink"/>
@@ -1772,7 +1772,7 @@
                 <w:noProof/>
                 <w:webHidden/>
               </w:rPr>
-              <w:instrText xml:space="preserve"> PAGEREF _Toc233637736 \h </w:instrText>
+              <w:instrText xml:space="preserve"> PAGEREF _Toc233649156 \h </w:instrText>
             </w:r>
             <w:r>
               <w:rPr>
@@ -1816,7 +1816,7 @@
               <w:lang w:eastAsia="en-GB"/>
             </w:rPr>
           </w:pPr>
-          <w:hyperlink w:anchor="_Toc233637737" w:history="1">
+          <w:hyperlink w:anchor="_Toc233649157" w:history="1">
             <w:r>
               <w:rPr>
                 <w:rStyle w:val="Hyperlink"/>
@@ -1860,7 +1860,7 @@
                 <w:noProof/>
                 <w:webHidden/>
               </w:rPr>
-              <w:instrText xml:space="preserve"> PAGEREF _Toc233637737 \h </w:instrText>
+              <w:instrText xml:space="preserve"> PAGEREF _Toc233649157 \h </w:instrText>
             </w:r>
             <w:r>
               <w:rPr>
@@ -1904,7 +1904,7 @@
               <w:lang w:eastAsia="en-GB"/>
             </w:rPr>
           </w:pPr>
-          <w:hyperlink w:anchor="_Toc233637738" w:history="1">
+          <w:hyperlink w:anchor="_Toc233649158" w:history="1">
             <w:r>
               <w:rPr>
                 <w:rStyle w:val="Hyperlink"/>
@@ -1927,7 +1927,7 @@
                 <w:noProof/>
                 <w:lang w:eastAsia="en-GB"/>
               </w:rPr>
-              <w:t>L2 Design For Sequence Control</w:t>
+              <w:t>L2 Design for Sequence Control</w:t>
             </w:r>
             <w:r>
               <w:rPr>
@@ -1948,7 +1948,7 @@
                 <w:noProof/>
                 <w:webHidden/>
               </w:rPr>
-              <w:instrText xml:space="preserve"> PAGEREF _Toc233637738 \h </w:instrText>
+              <w:instrText xml:space="preserve"> PAGEREF _Toc233649158 \h </w:instrText>
             </w:r>
             <w:r>
               <w:rPr>
@@ -1968,7 +1968,301 @@
                 <w:noProof/>
                 <w:webHidden/>
               </w:rPr>
-              <w:t>10</w:t>
+              <w:t>11</w:t>
+            </w:r>
+            <w:r>
+              <w:rPr>
+                <w:noProof/>
+                <w:webHidden/>
+              </w:rPr>
+              <w:fldChar w:fldCharType="end"/>
+            </w:r>
+          </w:hyperlink>
+        </w:p>
+        <w:p>
+          <w:pPr>
+            <w:pStyle w:val="TOC2"/>
+            <w:tabs>
+              <w:tab w:val="left" w:pos="880"/>
+              <w:tab w:val="right" w:leader="dot" w:pos="9016"/>
+            </w:tabs>
+            <w:rPr>
+              <w:rFonts w:eastAsiaTheme="minorEastAsia"/>
+              <w:noProof/>
+              <w:lang w:eastAsia="en-GB"/>
+            </w:rPr>
+          </w:pPr>
+          <w:hyperlink w:anchor="_Toc233649159" w:history="1">
+            <w:r>
+              <w:rPr>
+                <w:rStyle w:val="Hyperlink"/>
+                <w:noProof/>
+                <w:lang w:eastAsia="en-GB"/>
+              </w:rPr>
+              <w:t>4.1</w:t>
+            </w:r>
+            <w:r>
+              <w:rPr>
+                <w:rFonts w:eastAsiaTheme="minorEastAsia"/>
+                <w:noProof/>
+                <w:lang w:eastAsia="en-GB"/>
+              </w:rPr>
+              <w:tab/>
+            </w:r>
+            <w:r>
+              <w:rPr>
+                <w:rStyle w:val="Hyperlink"/>
+                <w:noProof/>
+                <w:lang w:eastAsia="en-GB"/>
+              </w:rPr>
+              <w:t xml:space="preserve">&lt;tbd description of block 1 in </w:t>
+            </w:r>
+            <w:r>
+              <w:rPr>
+                <w:rStyle w:val="Hyperlink"/>
+                <w:noProof/>
+              </w:rPr>
+              <w:t>Figure 7</w:t>
+            </w:r>
+            <w:r>
+              <w:rPr>
+                <w:rStyle w:val="Hyperlink"/>
+                <w:noProof/>
+                <w:lang w:eastAsia="en-GB"/>
+              </w:rPr>
+              <w:t>&gt;</w:t>
+            </w:r>
+            <w:r>
+              <w:rPr>
+                <w:noProof/>
+                <w:webHidden/>
+              </w:rPr>
+              <w:tab/>
+            </w:r>
+            <w:r>
+              <w:rPr>
+                <w:noProof/>
+                <w:webHidden/>
+              </w:rPr>
+              <w:fldChar w:fldCharType="begin"/>
+            </w:r>
+            <w:r>
+              <w:rPr>
+                <w:noProof/>
+                <w:webHidden/>
+              </w:rPr>
+              <w:instrText xml:space="preserve"> PAGEREF _Toc233649159 \h </w:instrText>
+            </w:r>
+            <w:r>
+              <w:rPr>
+                <w:noProof/>
+                <w:webHidden/>
+              </w:rPr>
+            </w:r>
+            <w:r>
+              <w:rPr>
+                <w:noProof/>
+                <w:webHidden/>
+              </w:rPr>
+              <w:fldChar w:fldCharType="separate"/>
+            </w:r>
+            <w:r>
+              <w:rPr>
+                <w:noProof/>
+                <w:webHidden/>
+              </w:rPr>
+              <w:t>11</w:t>
+            </w:r>
+            <w:r>
+              <w:rPr>
+                <w:noProof/>
+                <w:webHidden/>
+              </w:rPr>
+              <w:fldChar w:fldCharType="end"/>
+            </w:r>
+          </w:hyperlink>
+        </w:p>
+        <w:p>
+          <w:pPr>
+            <w:pStyle w:val="TOC2"/>
+            <w:tabs>
+              <w:tab w:val="left" w:pos="880"/>
+              <w:tab w:val="right" w:leader="dot" w:pos="9016"/>
+            </w:tabs>
+            <w:rPr>
+              <w:rFonts w:eastAsiaTheme="minorEastAsia"/>
+              <w:noProof/>
+              <w:lang w:eastAsia="en-GB"/>
+            </w:rPr>
+          </w:pPr>
+          <w:hyperlink w:anchor="_Toc233649160" w:history="1">
+            <w:r>
+              <w:rPr>
+                <w:rStyle w:val="Hyperlink"/>
+                <w:noProof/>
+                <w:lang w:eastAsia="en-GB"/>
+              </w:rPr>
+              <w:t>4.2</w:t>
+            </w:r>
+            <w:r>
+              <w:rPr>
+                <w:rFonts w:eastAsiaTheme="minorEastAsia"/>
+                <w:noProof/>
+                <w:lang w:eastAsia="en-GB"/>
+              </w:rPr>
+              <w:tab/>
+            </w:r>
+            <w:r>
+              <w:rPr>
+                <w:rStyle w:val="Hyperlink"/>
+                <w:noProof/>
+                <w:lang w:eastAsia="en-GB"/>
+              </w:rPr>
+              <w:t xml:space="preserve">&lt;tbd description of block 2 in </w:t>
+            </w:r>
+            <w:r>
+              <w:rPr>
+                <w:rStyle w:val="Hyperlink"/>
+                <w:noProof/>
+              </w:rPr>
+              <w:t>Figure 7</w:t>
+            </w:r>
+            <w:r>
+              <w:rPr>
+                <w:rStyle w:val="Hyperlink"/>
+                <w:noProof/>
+                <w:lang w:eastAsia="en-GB"/>
+              </w:rPr>
+              <w:t>&gt;</w:t>
+            </w:r>
+            <w:r>
+              <w:rPr>
+                <w:noProof/>
+                <w:webHidden/>
+              </w:rPr>
+              <w:tab/>
+            </w:r>
+            <w:r>
+              <w:rPr>
+                <w:noProof/>
+                <w:webHidden/>
+              </w:rPr>
+              <w:fldChar w:fldCharType="begin"/>
+            </w:r>
+            <w:r>
+              <w:rPr>
+                <w:noProof/>
+                <w:webHidden/>
+              </w:rPr>
+              <w:instrText xml:space="preserve"> PAGEREF _Toc233649160 \h </w:instrText>
+            </w:r>
+            <w:r>
+              <w:rPr>
+                <w:noProof/>
+                <w:webHidden/>
+              </w:rPr>
+            </w:r>
+            <w:r>
+              <w:rPr>
+                <w:noProof/>
+                <w:webHidden/>
+              </w:rPr>
+              <w:fldChar w:fldCharType="separate"/>
+            </w:r>
+            <w:r>
+              <w:rPr>
+                <w:noProof/>
+                <w:webHidden/>
+              </w:rPr>
+              <w:t>11</w:t>
+            </w:r>
+            <w:r>
+              <w:rPr>
+                <w:noProof/>
+                <w:webHidden/>
+              </w:rPr>
+              <w:fldChar w:fldCharType="end"/>
+            </w:r>
+          </w:hyperlink>
+        </w:p>
+        <w:p>
+          <w:pPr>
+            <w:pStyle w:val="TOC2"/>
+            <w:tabs>
+              <w:tab w:val="left" w:pos="880"/>
+              <w:tab w:val="right" w:leader="dot" w:pos="9016"/>
+            </w:tabs>
+            <w:rPr>
+              <w:rFonts w:eastAsiaTheme="minorEastAsia"/>
+              <w:noProof/>
+              <w:lang w:eastAsia="en-GB"/>
+            </w:rPr>
+          </w:pPr>
+          <w:hyperlink w:anchor="_Toc233649161" w:history="1">
+            <w:r>
+              <w:rPr>
+                <w:rStyle w:val="Hyperlink"/>
+                <w:noProof/>
+                <w:lang w:eastAsia="en-GB"/>
+              </w:rPr>
+              <w:t>4.3</w:t>
+            </w:r>
+            <w:r>
+              <w:rPr>
+                <w:rFonts w:eastAsiaTheme="minorEastAsia"/>
+                <w:noProof/>
+                <w:lang w:eastAsia="en-GB"/>
+              </w:rPr>
+              <w:tab/>
+            </w:r>
+            <w:r>
+              <w:rPr>
+                <w:rStyle w:val="Hyperlink"/>
+                <w:noProof/>
+                <w:lang w:eastAsia="en-GB"/>
+              </w:rPr>
+              <w:t>&lt;tbd etc&gt;</w:t>
+            </w:r>
+            <w:r>
+              <w:rPr>
+                <w:noProof/>
+                <w:webHidden/>
+              </w:rPr>
+              <w:tab/>
+            </w:r>
+            <w:r>
+              <w:rPr>
+                <w:noProof/>
+                <w:webHidden/>
+              </w:rPr>
+              <w:fldChar w:fldCharType="begin"/>
+            </w:r>
+            <w:r>
+              <w:rPr>
+                <w:noProof/>
+                <w:webHidden/>
+              </w:rPr>
+              <w:instrText xml:space="preserve"> PAGEREF _Toc233649161 \h </w:instrText>
+            </w:r>
+            <w:r>
+              <w:rPr>
+                <w:noProof/>
+                <w:webHidden/>
+              </w:rPr>
+            </w:r>
+            <w:r>
+              <w:rPr>
+                <w:noProof/>
+                <w:webHidden/>
+              </w:rPr>
+              <w:fldChar w:fldCharType="separate"/>
+            </w:r>
+            <w:r>
+              <w:rPr>
+                <w:noProof/>
+                <w:webHidden/>
+              </w:rPr>
+              <w:t>11</w:t>
             </w:r>
             <w:r>
               <w:rPr>
@@ -1992,7 +2286,7 @@
               <w:lang w:eastAsia="en-GB"/>
             </w:rPr>
           </w:pPr>
-          <w:hyperlink w:anchor="_Toc233637739" w:history="1">
+          <w:hyperlink w:anchor="_Toc233649162" w:history="1">
             <w:r>
               <w:rPr>
                 <w:rStyle w:val="Hyperlink"/>
@@ -2036,7 +2330,7 @@
                 <w:noProof/>
                 <w:webHidden/>
               </w:rPr>
-              <w:instrText xml:space="preserve"> PAGEREF _Toc233637739 \h </w:instrText>
+              <w:instrText xml:space="preserve"> PAGEREF _Toc233649162 \h </w:instrText>
             </w:r>
             <w:r>
               <w:rPr>
@@ -2056,7 +2350,7 @@
                 <w:noProof/>
                 <w:webHidden/>
               </w:rPr>
-              <w:t>11</w:t>
+              <w:t>12</w:t>
             </w:r>
             <w:r>
               <w:rPr>
@@ -2144,7 +2438,7 @@
         </w:rPr>
         <w:fldChar w:fldCharType="separate"/>
       </w:r>
-      <w:hyperlink w:anchor="_Toc233543232" w:history="1">
+      <w:hyperlink w:anchor="_Toc233649163" w:history="1">
         <w:r>
           <w:rPr>
             <w:rStyle w:val="Hyperlink"/>
@@ -2171,7 +2465,7 @@
             <w:noProof/>
             <w:webHidden/>
           </w:rPr>
-          <w:instrText xml:space="preserve"> PAGEREF _Toc233543232 \h </w:instrText>
+          <w:instrText xml:space="preserve"> PAGEREF _Toc233649163 \h </w:instrText>
         </w:r>
         <w:r>
           <w:rPr>
@@ -2214,7 +2508,7 @@
           <w:lang w:eastAsia="en-GB"/>
         </w:rPr>
       </w:pPr>
-      <w:hyperlink w:anchor="_Toc233543233" w:history="1">
+      <w:hyperlink w:anchor="_Toc233649164" w:history="1">
         <w:r>
           <w:rPr>
             <w:rStyle w:val="Hyperlink"/>
@@ -2241,7 +2535,7 @@
             <w:noProof/>
             <w:webHidden/>
           </w:rPr>
-          <w:instrText xml:space="preserve"> PAGEREF _Toc233543233 \h </w:instrText>
+          <w:instrText xml:space="preserve"> PAGEREF _Toc233649164 \h </w:instrText>
         </w:r>
         <w:r>
           <w:rPr>
@@ -2284,7 +2578,7 @@
           <w:lang w:eastAsia="en-GB"/>
         </w:rPr>
       </w:pPr>
-      <w:hyperlink w:anchor="_Toc233543234" w:history="1">
+      <w:hyperlink w:anchor="_Toc233649165" w:history="1">
         <w:r>
           <w:rPr>
             <w:rStyle w:val="Hyperlink"/>
@@ -2311,7 +2605,7 @@
             <w:noProof/>
             <w:webHidden/>
           </w:rPr>
-          <w:instrText xml:space="preserve"> PAGEREF _Toc233543234 \h </w:instrText>
+          <w:instrText xml:space="preserve"> PAGEREF _Toc233649165 \h </w:instrText>
         </w:r>
         <w:r>
           <w:rPr>
@@ -2354,7 +2648,7 @@
           <w:lang w:eastAsia="en-GB"/>
         </w:rPr>
       </w:pPr>
-      <w:hyperlink w:anchor="_Toc233543235" w:history="1">
+      <w:hyperlink w:anchor="_Toc233649166" w:history="1">
         <w:r>
           <w:rPr>
             <w:rStyle w:val="Hyperlink"/>
@@ -2381,7 +2675,7 @@
             <w:noProof/>
             <w:webHidden/>
           </w:rPr>
-          <w:instrText xml:space="preserve"> PAGEREF _Toc233543235 \h </w:instrText>
+          <w:instrText xml:space="preserve"> PAGEREF _Toc233649166 \h </w:instrText>
         </w:r>
         <w:r>
           <w:rPr>
@@ -2424,7 +2718,7 @@
           <w:lang w:eastAsia="en-GB"/>
         </w:rPr>
       </w:pPr>
-      <w:hyperlink w:anchor="_Toc233543236" w:history="1">
+      <w:hyperlink w:anchor="_Toc233649167" w:history="1">
         <w:r>
           <w:rPr>
             <w:rStyle w:val="Hyperlink"/>
@@ -2451,7 +2745,7 @@
             <w:noProof/>
             <w:webHidden/>
           </w:rPr>
-          <w:instrText xml:space="preserve"> PAGEREF _Toc233543236 \h </w:instrText>
+          <w:instrText xml:space="preserve"> PAGEREF _Toc233649167 \h </w:instrText>
         </w:r>
         <w:r>
           <w:rPr>
@@ -2484,6 +2778,146 @@
     </w:p>
     <w:p>
       <w:pPr>
+        <w:pStyle w:val="TableofFigures"/>
+        <w:tabs>
+          <w:tab w:val="right" w:leader="dot" w:pos="9016"/>
+        </w:tabs>
+        <w:rPr>
+          <w:rFonts w:eastAsiaTheme="minorEastAsia"/>
+          <w:noProof/>
+          <w:lang w:eastAsia="en-GB"/>
+        </w:rPr>
+      </w:pPr>
+      <w:hyperlink w:anchor="_Toc233649168" w:history="1">
+        <w:r>
+          <w:rPr>
+            <w:rStyle w:val="Hyperlink"/>
+            <w:noProof/>
+          </w:rPr>
+          <w:t>Figure 6:   Sequence Control part of Figure 2</w:t>
+        </w:r>
+        <w:r>
+          <w:rPr>
+            <w:noProof/>
+            <w:webHidden/>
+          </w:rPr>
+          <w:tab/>
+        </w:r>
+        <w:r>
+          <w:rPr>
+            <w:noProof/>
+            <w:webHidden/>
+          </w:rPr>
+          <w:fldChar w:fldCharType="begin"/>
+        </w:r>
+        <w:r>
+          <w:rPr>
+            <w:noProof/>
+            <w:webHidden/>
+          </w:rPr>
+          <w:instrText xml:space="preserve"> PAGEREF _Toc233649168 \h </w:instrText>
+        </w:r>
+        <w:r>
+          <w:rPr>
+            <w:noProof/>
+            <w:webHidden/>
+          </w:rPr>
+        </w:r>
+        <w:r>
+          <w:rPr>
+            <w:noProof/>
+            <w:webHidden/>
+          </w:rPr>
+          <w:fldChar w:fldCharType="separate"/>
+        </w:r>
+        <w:r>
+          <w:rPr>
+            <w:noProof/>
+            <w:webHidden/>
+          </w:rPr>
+          <w:t>11</w:t>
+        </w:r>
+        <w:r>
+          <w:rPr>
+            <w:noProof/>
+            <w:webHidden/>
+          </w:rPr>
+          <w:fldChar w:fldCharType="end"/>
+        </w:r>
+      </w:hyperlink>
+    </w:p>
+    <w:p>
+      <w:pPr>
+        <w:pStyle w:val="TableofFigures"/>
+        <w:tabs>
+          <w:tab w:val="right" w:leader="dot" w:pos="9016"/>
+        </w:tabs>
+        <w:rPr>
+          <w:rFonts w:eastAsiaTheme="minorEastAsia"/>
+          <w:noProof/>
+          <w:lang w:eastAsia="en-GB"/>
+        </w:rPr>
+      </w:pPr>
+      <w:hyperlink w:anchor="_Toc233649169" w:history="1">
+        <w:r>
+          <w:rPr>
+            <w:rStyle w:val="Hyperlink"/>
+            <w:noProof/>
+          </w:rPr>
+          <w:t>Figure 7:   Sequence Control L2 Block Diagram</w:t>
+        </w:r>
+        <w:r>
+          <w:rPr>
+            <w:noProof/>
+            <w:webHidden/>
+          </w:rPr>
+          <w:tab/>
+        </w:r>
+        <w:r>
+          <w:rPr>
+            <w:noProof/>
+            <w:webHidden/>
+          </w:rPr>
+          <w:fldChar w:fldCharType="begin"/>
+        </w:r>
+        <w:r>
+          <w:rPr>
+            <w:noProof/>
+            <w:webHidden/>
+          </w:rPr>
+          <w:instrText xml:space="preserve"> PAGEREF _Toc233649169 \h </w:instrText>
+        </w:r>
+        <w:r>
+          <w:rPr>
+            <w:noProof/>
+            <w:webHidden/>
+          </w:rPr>
+        </w:r>
+        <w:r>
+          <w:rPr>
+            <w:noProof/>
+            <w:webHidden/>
+          </w:rPr>
+          <w:fldChar w:fldCharType="separate"/>
+        </w:r>
+        <w:r>
+          <w:rPr>
+            <w:noProof/>
+            <w:webHidden/>
+          </w:rPr>
+          <w:t>11</w:t>
+        </w:r>
+        <w:r>
+          <w:rPr>
+            <w:noProof/>
+            <w:webHidden/>
+          </w:rPr>
+          <w:fldChar w:fldCharType="end"/>
+        </w:r>
+      </w:hyperlink>
+    </w:p>
+    <w:p>
+      <w:pPr>
         <w:rPr>
           <w:rFonts w:eastAsia="Times New Roman"/>
           <w:lang w:eastAsia="en-GB"/>
@@ -2531,7 +2965,7 @@
           <w:lang w:eastAsia="en-GB"/>
         </w:rPr>
       </w:pPr>
-      <w:bookmarkStart w:id="1" w:name="_Toc233637722"/>
+      <w:bookmarkStart w:id="1" w:name="_Toc233649142"/>
       <w:bookmarkEnd w:id="0"/>
       <w:r>
         <w:rPr>
@@ -2612,7 +3046,7 @@
           <w:lang w:eastAsia="en-GB"/>
         </w:rPr>
       </w:pPr>
-      <w:bookmarkStart w:id="2" w:name="_Toc233637723"/>
+      <w:bookmarkStart w:id="2" w:name="_Toc233649143"/>
       <w:r>
         <w:rPr>
           <w:lang w:eastAsia="en-GB"/>
@@ -2839,7 +3273,7 @@
         </w:rPr>
       </w:pPr>
       <w:bookmarkStart w:id="3" w:name="_Ref232757332"/>
-      <w:bookmarkStart w:id="4" w:name="_Toc233543232"/>
+      <w:bookmarkStart w:id="4" w:name="_Toc233649163"/>
       <w:r>
         <w:t xml:space="preserve">Figure </w:t>
       </w:r>
@@ -3197,7 +3631,7 @@
           <w:lang w:eastAsia="en-GB"/>
         </w:rPr>
       </w:pPr>
-      <w:bookmarkStart w:id="5" w:name="_Toc233637724"/>
+      <w:bookmarkStart w:id="5" w:name="_Toc233649144"/>
       <w:r>
         <w:rPr>
           <w:lang w:eastAsia="en-GB"/>
@@ -4868,7 +5302,7 @@
           <w:lang w:eastAsia="en-GB"/>
         </w:rPr>
       </w:pPr>
-      <w:bookmarkStart w:id="7" w:name="_Toc233637725"/>
+      <w:bookmarkStart w:id="7" w:name="_Toc233649145"/>
       <w:r>
         <w:rPr>
           <w:lang w:eastAsia="en-GB"/>
@@ -4939,7 +5373,7 @@
           <w:lang w:eastAsia="en-GB"/>
         </w:rPr>
       </w:pPr>
-      <w:bookmarkStart w:id="8" w:name="_Toc233637726"/>
+      <w:bookmarkStart w:id="8" w:name="_Toc233649146"/>
       <w:r>
         <w:rPr>
           <w:rFonts w:eastAsiaTheme="minorHAnsi"/>
@@ -8319,7 +8753,7 @@
           <w:lang w:eastAsia="en-GB"/>
         </w:rPr>
       </w:pPr>
-      <w:bookmarkStart w:id="10" w:name="_Toc233637727"/>
+      <w:bookmarkStart w:id="10" w:name="_Toc233649147"/>
       <w:r>
         <w:rPr>
           <w:lang w:eastAsia="en-GB"/>
@@ -8461,7 +8895,8 @@
         <w:jc w:val="center"/>
       </w:pPr>
       <w:bookmarkStart w:id="11" w:name="_Ref232762527"/>
-      <w:bookmarkStart w:id="12" w:name="_Toc233543233"/>
+      <w:bookmarkStart w:id="12" w:name="_Ref233641508"/>
+      <w:bookmarkStart w:id="13" w:name="_Toc233649164"/>
       <w:r>
         <w:t xml:space="preserve">Figure </w:t>
       </w:r>
@@ -8490,6 +8925,7 @@
         <w:t>Block Diagram</w:t>
       </w:r>
       <w:bookmarkEnd w:id="12"/>
+      <w:bookmarkEnd w:id="13"/>
     </w:p>
     <w:p/>
     <w:p>
@@ -8518,7 +8954,7 @@
           <w:lang w:eastAsia="en-GB"/>
         </w:rPr>
       </w:pPr>
-      <w:bookmarkStart w:id="13" w:name="_Toc233637728"/>
+      <w:bookmarkStart w:id="14" w:name="_Toc233649148"/>
       <w:r>
         <w:rPr>
           <w:lang w:eastAsia="en-GB"/>
@@ -8558,7 +8994,7 @@
         </w:rPr>
         <w:t>2</w:t>
       </w:r>
-      <w:bookmarkEnd w:id="13"/>
+      <w:bookmarkEnd w:id="14"/>
       <w:r>
         <w:rPr>
           <w:lang w:eastAsia="en-GB"/>
@@ -8630,14 +9066,14 @@
           <w:lang w:eastAsia="en-GB"/>
         </w:rPr>
       </w:pPr>
-      <w:bookmarkStart w:id="14" w:name="_Toc233637729"/>
+      <w:bookmarkStart w:id="15" w:name="_Toc233649149"/>
       <w:r>
         <w:rPr>
           <w:lang w:eastAsia="en-GB"/>
         </w:rPr>
         <w:t>Opcode Latch</w:t>
       </w:r>
-      <w:bookmarkEnd w:id="14"/>
+      <w:bookmarkEnd w:id="15"/>
     </w:p>
     <w:p>
       <w:pPr>
@@ -9043,8 +9479,8 @@
         <w:pStyle w:val="Caption"/>
         <w:jc w:val="center"/>
       </w:pPr>
-      <w:bookmarkStart w:id="15" w:name="_Ref233471569"/>
-      <w:bookmarkStart w:id="16" w:name="_Toc233543234"/>
+      <w:bookmarkStart w:id="16" w:name="_Ref233471569"/>
+      <w:bookmarkStart w:id="17" w:name="_Toc233649165"/>
       <w:r>
         <w:t xml:space="preserve">Figure </w:t>
       </w:r>
@@ -9056,11 +9492,11 @@
           <w:t>3</w:t>
         </w:r>
       </w:fldSimple>
-      <w:bookmarkEnd w:id="15"/>
+      <w:bookmarkEnd w:id="16"/>
       <w:r>
         <w:t>:   Mapping for all outputs except JBITS</w:t>
       </w:r>
-      <w:bookmarkEnd w:id="16"/>
+      <w:bookmarkEnd w:id="17"/>
     </w:p>
     <w:p>
       <w:pPr>
@@ -9346,8 +9782,8 @@
         <w:pStyle w:val="Caption"/>
         <w:jc w:val="center"/>
       </w:pPr>
-      <w:bookmarkStart w:id="17" w:name="_Ref233472606"/>
-      <w:bookmarkStart w:id="18" w:name="_Toc233543235"/>
+      <w:bookmarkStart w:id="18" w:name="_Ref233472606"/>
+      <w:bookmarkStart w:id="19" w:name="_Toc233649166"/>
       <w:r>
         <w:t xml:space="preserve">Figure </w:t>
       </w:r>
@@ -9359,11 +9795,11 @@
           <w:t>4</w:t>
         </w:r>
       </w:fldSimple>
-      <w:bookmarkEnd w:id="17"/>
+      <w:bookmarkEnd w:id="18"/>
       <w:r>
         <w:t>:   Mapping for JBITS output</w:t>
       </w:r>
-      <w:bookmarkEnd w:id="18"/>
+      <w:bookmarkEnd w:id="19"/>
     </w:p>
     <w:p>
       <w:pPr>
@@ -9413,7 +9849,7 @@
           <w:lang w:eastAsia="en-GB"/>
         </w:rPr>
       </w:pPr>
-      <w:bookmarkStart w:id="19" w:name="SufficientInfo"/>
+      <w:bookmarkStart w:id="20" w:name="SufficientInfo"/>
       <w:r>
         <w:rPr>
           <w:lang w:eastAsia="en-GB"/>
@@ -9439,7 +9875,7 @@
         </w:rPr>
         <w:t>design</w:t>
       </w:r>
-      <w:bookmarkEnd w:id="19"/>
+      <w:bookmarkEnd w:id="20"/>
       <w:proofErr w:type="gramEnd"/>
       <w:r>
         <w:rPr>
@@ -9447,7 +9883,7 @@
         </w:rPr>
         <w:t>.</w:t>
       </w:r>
-      <w:bookmarkStart w:id="20" w:name="_Ref172648415"/>
+      <w:bookmarkStart w:id="21" w:name="_Ref172648415"/>
       <w:r>
         <w:rPr>
           <w:lang w:eastAsia="en-GB"/>
@@ -9462,7 +9898,7 @@
           <w:lang w:eastAsia="en-GB"/>
         </w:rPr>
       </w:pPr>
-      <w:bookmarkStart w:id="21" w:name="_Toc233637730"/>
+      <w:bookmarkStart w:id="22" w:name="_Toc233649150"/>
       <w:r>
         <w:rPr>
           <w:lang w:eastAsia="en-GB"/>
@@ -9470,7 +9906,7 @@
         <w:lastRenderedPageBreak/>
         <w:t>Clock Generator</w:t>
       </w:r>
-      <w:bookmarkEnd w:id="21"/>
+      <w:bookmarkEnd w:id="22"/>
     </w:p>
     <w:p>
       <w:pPr>
@@ -9627,14 +10063,14 @@
           <w:lang w:eastAsia="en-GB"/>
         </w:rPr>
       </w:pPr>
-      <w:bookmarkStart w:id="22" w:name="_Toc233637731"/>
+      <w:bookmarkStart w:id="23" w:name="_Toc233649151"/>
       <w:r>
         <w:rPr>
           <w:lang w:eastAsia="en-GB"/>
         </w:rPr>
         <w:t>Power up Reset</w:t>
       </w:r>
-      <w:bookmarkEnd w:id="22"/>
+      <w:bookmarkEnd w:id="23"/>
     </w:p>
     <w:p>
       <w:pPr>
@@ -9725,7 +10161,8 @@
           <w:lang w:eastAsia="en-GB"/>
         </w:rPr>
       </w:pPr>
-      <w:bookmarkStart w:id="23" w:name="_Toc233637732"/>
+      <w:bookmarkStart w:id="24" w:name="_Ref233641794"/>
+      <w:bookmarkStart w:id="25" w:name="_Toc233649152"/>
       <w:r>
         <w:rPr>
           <w:lang w:eastAsia="en-GB"/>
@@ -9733,7 +10170,8 @@
         <w:lastRenderedPageBreak/>
         <w:t>Sequence Control</w:t>
       </w:r>
-      <w:bookmarkEnd w:id="23"/>
+      <w:bookmarkEnd w:id="24"/>
+      <w:bookmarkEnd w:id="25"/>
     </w:p>
     <w:p>
       <w:pPr>
@@ -10272,8 +10710,6 @@
         </w:rPr>
         <w:t>to bits 9 to 5 of SEQ_ADDR</w:t>
       </w:r>
-      <w:bookmarkStart w:id="24" w:name="CurrentEditPos"/>
-      <w:bookmarkEnd w:id="24"/>
     </w:p>
     <w:p>
       <w:pPr>
@@ -10343,7 +10779,7 @@
           <w:lang w:eastAsia="en-GB"/>
         </w:rPr>
       </w:pPr>
-      <w:bookmarkStart w:id="25" w:name="ComplexInfo"/>
+      <w:bookmarkStart w:id="26" w:name="ComplexInfo"/>
       <w:r>
         <w:rPr>
           <w:color w:val="FF0000"/>
@@ -10359,7 +10795,7 @@
         </w:rPr>
         <w:t>diagram</w:t>
       </w:r>
-      <w:bookmarkEnd w:id="25"/>
+      <w:bookmarkEnd w:id="26"/>
       <w:proofErr w:type="gramEnd"/>
       <w:r>
         <w:rPr>
@@ -10380,7 +10816,7 @@
           <w:lang w:eastAsia="en-GB"/>
         </w:rPr>
       </w:pPr>
-      <w:bookmarkStart w:id="26" w:name="_Ref233534943"/>
+      <w:bookmarkStart w:id="27" w:name="_Ref233534943"/>
       <w:r>
         <w:rPr>
           <w:lang w:eastAsia="en-GB"/>
@@ -10395,8 +10831,8 @@
           <w:lang w:eastAsia="en-GB"/>
         </w:rPr>
       </w:pPr>
-      <w:bookmarkStart w:id="27" w:name="_Ref233543378"/>
-      <w:bookmarkStart w:id="28" w:name="_Toc233637733"/>
+      <w:bookmarkStart w:id="28" w:name="_Ref233543378"/>
+      <w:bookmarkStart w:id="29" w:name="_Toc233649153"/>
       <w:r>
         <w:rPr>
           <w:lang w:eastAsia="en-GB"/>
@@ -10404,9 +10840,9 @@
         <w:lastRenderedPageBreak/>
         <w:t>Sequence ROM</w:t>
       </w:r>
-      <w:bookmarkEnd w:id="26"/>
       <w:bookmarkEnd w:id="27"/>
       <w:bookmarkEnd w:id="28"/>
+      <w:bookmarkEnd w:id="29"/>
     </w:p>
     <w:p>
       <w:pPr>
@@ -10581,8 +11017,8 @@
         <w:pStyle w:val="Caption"/>
         <w:jc w:val="center"/>
       </w:pPr>
-      <w:bookmarkStart w:id="29" w:name="_Ref233534511"/>
-      <w:bookmarkStart w:id="30" w:name="_Toc233543236"/>
+      <w:bookmarkStart w:id="30" w:name="_Ref233534511"/>
+      <w:bookmarkStart w:id="31" w:name="_Toc233649167"/>
       <w:r>
         <w:t xml:space="preserve">Figure </w:t>
       </w:r>
@@ -10594,11 +11030,11 @@
           <w:t>5</w:t>
         </w:r>
       </w:fldSimple>
-      <w:bookmarkEnd w:id="29"/>
+      <w:bookmarkEnd w:id="30"/>
       <w:r>
         <w:t>:   Sequence ROM Layout</w:t>
       </w:r>
-      <w:bookmarkEnd w:id="30"/>
+      <w:bookmarkEnd w:id="31"/>
     </w:p>
     <w:p>
       <w:r>
@@ -10891,7 +11327,7 @@
           <w:lang w:eastAsia="en-GB"/>
         </w:rPr>
       </w:pPr>
-      <w:bookmarkStart w:id="31" w:name="_Toc233637734"/>
+      <w:bookmarkStart w:id="32" w:name="_Toc233649154"/>
       <w:r>
         <w:rPr>
           <w:lang w:eastAsia="en-GB"/>
@@ -10899,7 +11335,7 @@
         <w:lastRenderedPageBreak/>
         <w:t>RAM Address Control</w:t>
       </w:r>
-      <w:bookmarkEnd w:id="31"/>
+      <w:bookmarkEnd w:id="32"/>
     </w:p>
     <w:p>
       <w:pPr>
@@ -11260,14 +11696,14 @@
           <w:lang w:eastAsia="en-GB"/>
         </w:rPr>
       </w:pPr>
-      <w:bookmarkStart w:id="32" w:name="_Toc233637735"/>
+      <w:bookmarkStart w:id="33" w:name="_Toc233649155"/>
       <w:r>
         <w:rPr>
           <w:lang w:eastAsia="en-GB"/>
         </w:rPr>
         <w:t>Temp 16 Bit Latch1</w:t>
       </w:r>
-      <w:bookmarkEnd w:id="32"/>
+      <w:bookmarkEnd w:id="33"/>
     </w:p>
     <w:p>
       <w:pPr>
@@ -11517,14 +11953,14 @@
           <w:lang w:eastAsia="en-GB"/>
         </w:rPr>
       </w:pPr>
-      <w:bookmarkStart w:id="33" w:name="_Toc233637736"/>
+      <w:bookmarkStart w:id="34" w:name="_Toc233649156"/>
       <w:r>
         <w:rPr>
           <w:lang w:eastAsia="en-GB"/>
         </w:rPr>
         <w:t>Temp 16 Bit Latch2</w:t>
       </w:r>
-      <w:bookmarkEnd w:id="33"/>
+      <w:bookmarkEnd w:id="34"/>
     </w:p>
     <w:p>
       <w:pPr>
@@ -11590,125 +12026,13 @@
           <w:lang w:eastAsia="en-GB"/>
         </w:rPr>
       </w:pPr>
-      <w:bookmarkStart w:id="34" w:name="_Toc233637737"/>
+      <w:bookmarkStart w:id="35" w:name="_Toc233649157"/>
       <w:r>
         <w:rPr>
           <w:lang w:eastAsia="en-GB"/>
         </w:rPr>
         <w:lastRenderedPageBreak/>
         <w:t>16 Bit Tristate Buffer</w:t>
-      </w:r>
-      <w:bookmarkEnd w:id="34"/>
-    </w:p>
-    <w:p>
-      <w:pPr>
-        <w:rPr>
-          <w:lang w:eastAsia="en-GB"/>
-        </w:rPr>
-      </w:pPr>
-      <w:r>
-        <w:rPr>
-          <w:lang w:eastAsia="en-GB"/>
-        </w:rPr>
-        <w:t>The function of this block is to write 0x0001 onto the data bus when IS_0x1 and WRITE are both high.</w:t>
-      </w:r>
-    </w:p>
-    <w:p>
-      <w:pPr>
-        <w:rPr>
-          <w:lang w:eastAsia="en-GB"/>
-        </w:rPr>
-      </w:pPr>
-      <w:r>
-        <w:rPr>
-          <w:lang w:eastAsia="en-GB"/>
-        </w:rPr>
-        <w:t>The 0x0001 input is 16 bits, with bits 15 to 1 set to 0, and with bit 0 set to 1.</w:t>
-      </w:r>
-    </w:p>
-    <w:p>
-      <w:pPr>
-        <w:rPr>
-          <w:lang w:eastAsia="en-GB"/>
-        </w:rPr>
-      </w:pPr>
-      <w:r>
-        <w:rPr>
-          <w:lang w:eastAsia="en-GB"/>
-        </w:rPr>
-        <w:fldChar w:fldCharType="begin"/>
-      </w:r>
-      <w:r>
-        <w:rPr>
-          <w:lang w:eastAsia="en-GB"/>
-        </w:rPr>
-        <w:instrText xml:space="preserve"> REF SufficientInfo \h </w:instrText>
-      </w:r>
-      <w:r>
-        <w:rPr>
-          <w:lang w:eastAsia="en-GB"/>
-        </w:rPr>
-      </w:r>
-      <w:r>
-        <w:rPr>
-          <w:lang w:eastAsia="en-GB"/>
-        </w:rPr>
-        <w:fldChar w:fldCharType="separate"/>
-      </w:r>
-      <w:r>
-        <w:rPr>
-          <w:lang w:eastAsia="en-GB"/>
-        </w:rPr>
-        <w:t xml:space="preserve">This should be sufficient information for producing a schematic diagram for this block without needing any further level 2 </w:t>
-      </w:r>
-      <w:proofErr w:type="gramStart"/>
-      <w:r>
-        <w:rPr>
-          <w:lang w:eastAsia="en-GB"/>
-        </w:rPr>
-        <w:t>design</w:t>
-      </w:r>
-      <w:proofErr w:type="gramEnd"/>
-      <w:r>
-        <w:rPr>
-          <w:lang w:eastAsia="en-GB"/>
-        </w:rPr>
-        <w:fldChar w:fldCharType="end"/>
-      </w:r>
-      <w:r>
-        <w:rPr>
-          <w:lang w:eastAsia="en-GB"/>
-        </w:rPr>
-        <w:t>.</w:t>
-      </w:r>
-    </w:p>
-    <w:p>
-      <w:pPr>
-        <w:pStyle w:val="Heading1"/>
-        <w:rPr>
-          <w:lang w:eastAsia="en-GB"/>
-        </w:rPr>
-      </w:pPr>
-      <w:bookmarkStart w:id="35" w:name="_Toc233637738"/>
-      <w:r>
-        <w:rPr>
-          <w:lang w:eastAsia="en-GB"/>
-        </w:rPr>
-        <w:t xml:space="preserve">L2 Design </w:t>
-      </w:r>
-      <w:proofErr w:type="gramStart"/>
-      <w:r>
-        <w:rPr>
-          <w:lang w:eastAsia="en-GB"/>
-        </w:rPr>
-        <w:t>For</w:t>
-      </w:r>
-      <w:proofErr w:type="gramEnd"/>
-      <w:r>
-        <w:rPr>
-          <w:lang w:eastAsia="en-GB"/>
-        </w:rPr>
-        <w:t xml:space="preserve"> Sequence Control</w:t>
       </w:r>
       <w:bookmarkEnd w:id="35"/>
     </w:p>
@@ -11722,33 +12046,7 @@
         <w:rPr>
           <w:lang w:eastAsia="en-GB"/>
         </w:rPr>
-        <w:t>&lt;</w:t>
-      </w:r>
-      <w:proofErr w:type="spellStart"/>
-      <w:r>
-        <w:rPr>
-          <w:lang w:eastAsia="en-GB"/>
-        </w:rPr>
-        <w:t>tbd</w:t>
-      </w:r>
-      <w:proofErr w:type="spellEnd"/>
-      <w:r>
-        <w:rPr>
-          <w:lang w:eastAsia="en-GB"/>
-        </w:rPr>
-        <w:t xml:space="preserve"> this section needs writing</w:t>
-      </w:r>
-      <w:r>
-        <w:rPr>
-          <w:lang w:eastAsia="en-GB"/>
-        </w:rPr>
-        <w:tab/>
-      </w:r>
-      <w:r>
-        <w:rPr>
-          <w:lang w:eastAsia="en-GB"/>
-        </w:rPr>
-        <w:t>&gt;</w:t>
+        <w:t>The function of this block is to write 0x0001 onto the data bus when IS_0x1 and WRITE are both high.</w:t>
       </w:r>
     </w:p>
     <w:p>
@@ -11757,6 +12055,12 @@
           <w:lang w:eastAsia="en-GB"/>
         </w:rPr>
       </w:pPr>
+      <w:r>
+        <w:rPr>
+          <w:lang w:eastAsia="en-GB"/>
+        </w:rPr>
+        <w:t>The 0x0001 input is 16 bits, with bits 15 to 1 set to 0, and with bit 0 set to 1.</w:t>
+      </w:r>
     </w:p>
     <w:p>
       <w:pPr>
@@ -11764,6 +12068,55 @@
           <w:lang w:eastAsia="en-GB"/>
         </w:rPr>
       </w:pPr>
+      <w:r>
+        <w:rPr>
+          <w:lang w:eastAsia="en-GB"/>
+        </w:rPr>
+        <w:fldChar w:fldCharType="begin"/>
+      </w:r>
+      <w:r>
+        <w:rPr>
+          <w:lang w:eastAsia="en-GB"/>
+        </w:rPr>
+        <w:instrText xml:space="preserve"> REF SufficientInfo \h </w:instrText>
+      </w:r>
+      <w:r>
+        <w:rPr>
+          <w:lang w:eastAsia="en-GB"/>
+        </w:rPr>
+      </w:r>
+      <w:r>
+        <w:rPr>
+          <w:lang w:eastAsia="en-GB"/>
+        </w:rPr>
+        <w:fldChar w:fldCharType="separate"/>
+      </w:r>
+      <w:r>
+        <w:rPr>
+          <w:lang w:eastAsia="en-GB"/>
+        </w:rPr>
+        <w:t xml:space="preserve">This should be sufficient information for producing a schematic diagram for this block without needing any further level 2 </w:t>
+      </w:r>
+      <w:proofErr w:type="gramStart"/>
+      <w:r>
+        <w:rPr>
+          <w:lang w:eastAsia="en-GB"/>
+        </w:rPr>
+        <w:t>design</w:t>
+      </w:r>
+      <w:proofErr w:type="gramEnd"/>
+      <w:r>
+        <w:rPr>
+          <w:lang w:eastAsia="en-GB"/>
+        </w:rPr>
+        <w:fldChar w:fldCharType="end"/>
+      </w:r>
+      <w:r>
+        <w:rPr>
+          <w:lang w:eastAsia="en-GB"/>
+        </w:rPr>
+        <w:t>.</w:t>
+      </w:r>
     </w:p>
     <w:p>
       <w:pPr>
@@ -11791,7 +12144,657 @@
           <w:lang w:eastAsia="en-GB"/>
         </w:rPr>
       </w:pPr>
-      <w:bookmarkStart w:id="36" w:name="_Toc233637739"/>
+      <w:bookmarkStart w:id="36" w:name="_Toc233649158"/>
+      <w:r>
+        <w:rPr>
+          <w:lang w:eastAsia="en-GB"/>
+        </w:rPr>
+        <w:lastRenderedPageBreak/>
+        <w:t>L2 Design f</w:t>
+      </w:r>
+      <w:r>
+        <w:rPr>
+          <w:lang w:eastAsia="en-GB"/>
+        </w:rPr>
+        <w:t>or Sequence Control</w:t>
+      </w:r>
+      <w:bookmarkEnd w:id="36"/>
+    </w:p>
+    <w:p>
+      <w:pPr>
+        <w:rPr>
+          <w:lang w:eastAsia="en-GB"/>
+        </w:rPr>
+      </w:pPr>
+      <w:r>
+        <w:rPr>
+          <w:lang w:eastAsia="en-GB"/>
+        </w:rPr>
+        <w:t xml:space="preserve">This section contains the level 2 design for the part of </w:t>
+      </w:r>
+      <w:r>
+        <w:rPr>
+          <w:lang w:eastAsia="en-GB"/>
+        </w:rPr>
+        <w:fldChar w:fldCharType="begin"/>
+      </w:r>
+      <w:r>
+        <w:rPr>
+          <w:lang w:eastAsia="en-GB"/>
+        </w:rPr>
+        <w:instrText xml:space="preserve"> REF _Ref232762527 \h </w:instrText>
+      </w:r>
+      <w:r>
+        <w:rPr>
+          <w:lang w:eastAsia="en-GB"/>
+        </w:rPr>
+      </w:r>
+      <w:r>
+        <w:rPr>
+          <w:lang w:eastAsia="en-GB"/>
+        </w:rPr>
+        <w:fldChar w:fldCharType="separate"/>
+      </w:r>
+      <w:r>
+        <w:t xml:space="preserve">Figure </w:t>
+      </w:r>
+      <w:r>
+        <w:rPr>
+          <w:noProof/>
+        </w:rPr>
+        <w:t>2</w:t>
+      </w:r>
+      <w:r>
+        <w:rPr>
+          <w:lang w:eastAsia="en-GB"/>
+        </w:rPr>
+        <w:fldChar w:fldCharType="end"/>
+      </w:r>
+      <w:r>
+        <w:rPr>
+          <w:lang w:eastAsia="en-GB"/>
+        </w:rPr>
+        <w:t xml:space="preserve"> shown in </w:t>
+      </w:r>
+      <w:r>
+        <w:rPr>
+          <w:lang w:eastAsia="en-GB"/>
+        </w:rPr>
+        <w:fldChar w:fldCharType="begin"/>
+      </w:r>
+      <w:r>
+        <w:rPr>
+          <w:lang w:eastAsia="en-GB"/>
+        </w:rPr>
+        <w:instrText xml:space="preserve"> REF _Ref233641691 \h </w:instrText>
+      </w:r>
+      <w:r>
+        <w:rPr>
+          <w:lang w:eastAsia="en-GB"/>
+        </w:rPr>
+      </w:r>
+      <w:r>
+        <w:rPr>
+          <w:lang w:eastAsia="en-GB"/>
+        </w:rPr>
+        <w:fldChar w:fldCharType="separate"/>
+      </w:r>
+      <w:r>
+        <w:t xml:space="preserve">Figure </w:t>
+      </w:r>
+      <w:r>
+        <w:rPr>
+          <w:noProof/>
+        </w:rPr>
+        <w:t>6</w:t>
+      </w:r>
+      <w:r>
+        <w:rPr>
+          <w:lang w:eastAsia="en-GB"/>
+        </w:rPr>
+        <w:fldChar w:fldCharType="end"/>
+      </w:r>
+      <w:r>
+        <w:rPr>
+          <w:lang w:eastAsia="en-GB"/>
+        </w:rPr>
+        <w:t>.</w:t>
+      </w:r>
+    </w:p>
+    <w:p>
+      <w:pPr>
+        <w:keepNext/>
+        <w:jc w:val="center"/>
+      </w:pPr>
+      <w:r>
+        <w:rPr>
+          <w:noProof/>
+          <w:lang w:eastAsia="en-GB"/>
+        </w:rPr>
+        <w:drawing>
+          <wp:inline distT="0" distB="0" distL="0" distR="0">
+            <wp:extent cx="1475014" cy="968829"/>
+            <wp:effectExtent l="19050" t="0" r="0" b="0"/>
+            <wp:docPr id="7" name="Picture 7"/>
+            <wp:cNvGraphicFramePr>
+              <a:graphicFrameLocks xmlns:a="http://schemas.openxmlformats.org/drawingml/2006/main" noChangeAspect="1"/>
+            </wp:cNvGraphicFramePr>
+            <a:graphic xmlns:a="http://schemas.openxmlformats.org/drawingml/2006/main">
+              <a:graphicData uri="http://schemas.openxmlformats.org/drawingml/2006/picture">
+                <pic:pic xmlns:pic="http://schemas.openxmlformats.org/drawingml/2006/picture">
+                  <pic:nvPicPr>
+                    <pic:cNvPr id="0" name="Picture 7"/>
+                    <pic:cNvPicPr>
+                      <a:picLocks noChangeAspect="1" noChangeArrowheads="1"/>
+                    </pic:cNvPicPr>
+                  </pic:nvPicPr>
+                  <pic:blipFill>
+                    <a:blip r:embed="rId16" cstate="print"/>
+                    <a:srcRect/>
+                    <a:stretch>
+                      <a:fillRect/>
+                    </a:stretch>
+                  </pic:blipFill>
+                  <pic:spPr bwMode="auto">
+                    <a:xfrm>
+                      <a:off x="0" y="0"/>
+                      <a:ext cx="1475014" cy="968829"/>
+                    </a:xfrm>
+                    <a:prstGeom prst="rect">
+                      <a:avLst/>
+                    </a:prstGeom>
+                    <a:noFill/>
+                    <a:ln w="9525">
+                      <a:noFill/>
+                      <a:miter lim="800000"/>
+                      <a:headEnd/>
+                      <a:tailEnd/>
+                    </a:ln>
+                  </pic:spPr>
+                </pic:pic>
+              </a:graphicData>
+            </a:graphic>
+          </wp:inline>
+        </w:drawing>
+      </w:r>
+    </w:p>
+    <w:p>
+      <w:pPr>
+        <w:pStyle w:val="Caption"/>
+        <w:jc w:val="center"/>
+      </w:pPr>
+      <w:bookmarkStart w:id="37" w:name="_Ref233641691"/>
+      <w:bookmarkStart w:id="38" w:name="_Toc233649168"/>
+      <w:r>
+        <w:t xml:space="preserve">Figure </w:t>
+      </w:r>
+      <w:fldSimple w:instr=" SEQ Figure \* ARABIC ">
+        <w:r>
+          <w:rPr>
+            <w:noProof/>
+          </w:rPr>
+          <w:t>6</w:t>
+        </w:r>
+      </w:fldSimple>
+      <w:bookmarkEnd w:id="37"/>
+      <w:r>
+        <w:t xml:space="preserve">:   Sequence Control part of </w:t>
+      </w:r>
+      <w:r>
+        <w:fldChar w:fldCharType="begin"/>
+      </w:r>
+      <w:r>
+        <w:instrText xml:space="preserve"> REF _Ref232762527 \h </w:instrText>
+      </w:r>
+      <w:r>
+        <w:fldChar w:fldCharType="separate"/>
+      </w:r>
+      <w:r>
+        <w:t xml:space="preserve">Figure </w:t>
+      </w:r>
+      <w:r>
+        <w:rPr>
+          <w:noProof/>
+        </w:rPr>
+        <w:t>2</w:t>
+      </w:r>
+      <w:bookmarkEnd w:id="38"/>
+      <w:r>
+        <w:fldChar w:fldCharType="end"/>
+      </w:r>
+    </w:p>
+    <w:p>
+      <w:r>
+        <w:t xml:space="preserve">The requirements for this block are defined in </w:t>
+      </w:r>
+      <w:r>
+        <w:fldChar w:fldCharType="begin"/>
+      </w:r>
+      <w:r>
+        <w:instrText xml:space="preserve"> REF _Ref233641794 \r \h </w:instrText>
+      </w:r>
+      <w:r>
+        <w:fldChar w:fldCharType="separate"/>
+      </w:r>
+      <w:r>
+        <w:t>3.4</w:t>
+      </w:r>
+      <w:r>
+        <w:fldChar w:fldCharType="end"/>
+      </w:r>
+      <w:r>
+        <w:t>.</w:t>
+      </w:r>
+    </w:p>
+    <w:p>
+      <w:r>
+        <w:t xml:space="preserve">The L2 block diagram for Sequence Control is shown in </w:t>
+      </w:r>
+      <w:r>
+        <w:fldChar w:fldCharType="begin"/>
+      </w:r>
+      <w:r>
+        <w:instrText xml:space="preserve"> REF _Ref233648800 \h </w:instrText>
+      </w:r>
+      <w:r>
+        <w:fldChar w:fldCharType="separate"/>
+      </w:r>
+      <w:r>
+        <w:t xml:space="preserve">Figure </w:t>
+      </w:r>
+      <w:r>
+        <w:rPr>
+          <w:noProof/>
+        </w:rPr>
+        <w:t>7</w:t>
+      </w:r>
+      <w:r>
+        <w:fldChar w:fldCharType="end"/>
+      </w:r>
+      <w:r>
+        <w:t>.</w:t>
+      </w:r>
+    </w:p>
+    <w:p>
+      <w:bookmarkStart w:id="39" w:name="CurrentEditPos"/>
+      <w:bookmarkEnd w:id="39"/>
+      <w:r>
+        <w:t>&lt;</w:t>
+      </w:r>
+      <w:proofErr w:type="gramStart"/>
+      <w:r>
+        <w:t>current</w:t>
+      </w:r>
+      <w:proofErr w:type="gramEnd"/>
+      <w:r>
+        <w:t xml:space="preserve"> edit position – work in progress&gt;</w:t>
+      </w:r>
+    </w:p>
+    <w:p>
+      <w:pPr>
+        <w:keepNext/>
+      </w:pPr>
+      <w:r>
+        <w:rPr>
+          <w:noProof/>
+          <w:lang w:eastAsia="en-GB"/>
+        </w:rPr>
+        <w:drawing>
+          <wp:inline distT="0" distB="0" distL="0" distR="0">
+            <wp:extent cx="5731510" cy="1688392"/>
+            <wp:effectExtent l="19050" t="0" r="2540" b="0"/>
+            <wp:docPr id="10" name="Picture 10"/>
+            <wp:cNvGraphicFramePr>
+              <a:graphicFrameLocks xmlns:a="http://schemas.openxmlformats.org/drawingml/2006/main" noChangeAspect="1"/>
+            </wp:cNvGraphicFramePr>
+            <a:graphic xmlns:a="http://schemas.openxmlformats.org/drawingml/2006/main">
+              <a:graphicData uri="http://schemas.openxmlformats.org/drawingml/2006/picture">
+                <pic:pic xmlns:pic="http://schemas.openxmlformats.org/drawingml/2006/picture">
+                  <pic:nvPicPr>
+                    <pic:cNvPr id="0" name="Picture 10"/>
+                    <pic:cNvPicPr>
+                      <a:picLocks noChangeAspect="1" noChangeArrowheads="1"/>
+                    </pic:cNvPicPr>
+                  </pic:nvPicPr>
+                  <pic:blipFill>
+                    <a:blip r:embed="rId17" cstate="print"/>
+                    <a:srcRect/>
+                    <a:stretch>
+                      <a:fillRect/>
+                    </a:stretch>
+                  </pic:blipFill>
+                  <pic:spPr bwMode="auto">
+                    <a:xfrm>
+                      <a:off x="0" y="0"/>
+                      <a:ext cx="5731510" cy="1688392"/>
+                    </a:xfrm>
+                    <a:prstGeom prst="rect">
+                      <a:avLst/>
+                    </a:prstGeom>
+                    <a:noFill/>
+                    <a:ln w="9525">
+                      <a:noFill/>
+                      <a:miter lim="800000"/>
+                      <a:headEnd/>
+                      <a:tailEnd/>
+                    </a:ln>
+                  </pic:spPr>
+                </pic:pic>
+              </a:graphicData>
+            </a:graphic>
+          </wp:inline>
+        </w:drawing>
+      </w:r>
+    </w:p>
+    <w:p>
+      <w:pPr>
+        <w:pStyle w:val="Caption"/>
+        <w:jc w:val="center"/>
+      </w:pPr>
+      <w:bookmarkStart w:id="40" w:name="_Ref233648800"/>
+      <w:bookmarkStart w:id="41" w:name="_Toc233649169"/>
+      <w:r>
+        <w:t xml:space="preserve">Figure </w:t>
+      </w:r>
+      <w:fldSimple w:instr=" SEQ Figure \* ARABIC ">
+        <w:r>
+          <w:rPr>
+            <w:noProof/>
+          </w:rPr>
+          <w:t>7</w:t>
+        </w:r>
+      </w:fldSimple>
+      <w:bookmarkEnd w:id="40"/>
+      <w:r>
+        <w:t>:   Sequence Control L2 Block Diagram</w:t>
+      </w:r>
+      <w:bookmarkEnd w:id="41"/>
+    </w:p>
+    <w:p>
+      <w:pPr>
+        <w:pStyle w:val="Heading2"/>
+        <w:rPr>
+          <w:lang w:eastAsia="en-GB"/>
+        </w:rPr>
+      </w:pPr>
+      <w:bookmarkStart w:id="42" w:name="_Toc233649159"/>
+      <w:r>
+        <w:rPr>
+          <w:lang w:eastAsia="en-GB"/>
+        </w:rPr>
+        <w:t>&lt;</w:t>
+      </w:r>
+      <w:proofErr w:type="spellStart"/>
+      <w:proofErr w:type="gramStart"/>
+      <w:r>
+        <w:rPr>
+          <w:lang w:eastAsia="en-GB"/>
+        </w:rPr>
+        <w:t>tbd</w:t>
+      </w:r>
+      <w:proofErr w:type="spellEnd"/>
+      <w:proofErr w:type="gramEnd"/>
+      <w:r>
+        <w:rPr>
+          <w:lang w:eastAsia="en-GB"/>
+        </w:rPr>
+        <w:t xml:space="preserve"> description of block 1 in </w:t>
+      </w:r>
+      <w:r>
+        <w:rPr>
+          <w:lang w:eastAsia="en-GB"/>
+        </w:rPr>
+        <w:fldChar w:fldCharType="begin"/>
+      </w:r>
+      <w:r>
+        <w:rPr>
+          <w:lang w:eastAsia="en-GB"/>
+        </w:rPr>
+        <w:instrText xml:space="preserve"> REF _Ref233648800 \h </w:instrText>
+      </w:r>
+      <w:r>
+        <w:rPr>
+          <w:lang w:eastAsia="en-GB"/>
+        </w:rPr>
+      </w:r>
+      <w:r>
+        <w:rPr>
+          <w:lang w:eastAsia="en-GB"/>
+        </w:rPr>
+        <w:fldChar w:fldCharType="separate"/>
+      </w:r>
+      <w:r>
+        <w:t xml:space="preserve">Figure </w:t>
+      </w:r>
+      <w:r>
+        <w:rPr>
+          <w:noProof/>
+        </w:rPr>
+        <w:t>7</w:t>
+      </w:r>
+      <w:r>
+        <w:rPr>
+          <w:lang w:eastAsia="en-GB"/>
+        </w:rPr>
+        <w:fldChar w:fldCharType="end"/>
+      </w:r>
+      <w:r>
+        <w:rPr>
+          <w:lang w:eastAsia="en-GB"/>
+        </w:rPr>
+        <w:t>&gt;</w:t>
+      </w:r>
+      <w:bookmarkEnd w:id="42"/>
+    </w:p>
+    <w:p>
+      <w:pPr>
+        <w:rPr>
+          <w:lang w:eastAsia="en-GB"/>
+        </w:rPr>
+      </w:pPr>
+      <w:proofErr w:type="spellStart"/>
+      <w:proofErr w:type="gramStart"/>
+      <w:r>
+        <w:rPr>
+          <w:lang w:eastAsia="en-GB"/>
+        </w:rPr>
+        <w:t>Tbd</w:t>
+      </w:r>
+      <w:proofErr w:type="spellEnd"/>
+      <w:proofErr w:type="gramEnd"/>
+      <w:r>
+        <w:rPr>
+          <w:lang w:eastAsia="en-GB"/>
+        </w:rPr>
+        <w:t xml:space="preserve"> explain the function of this block, how it works, whether or not it’s sufficient or some L3 is required for this&gt;</w:t>
+      </w:r>
+    </w:p>
+    <w:p>
+      <w:pPr>
+        <w:pStyle w:val="Heading2"/>
+        <w:rPr>
+          <w:lang w:eastAsia="en-GB"/>
+        </w:rPr>
+      </w:pPr>
+      <w:bookmarkStart w:id="43" w:name="_Toc233649160"/>
+      <w:r>
+        <w:rPr>
+          <w:lang w:eastAsia="en-GB"/>
+        </w:rPr>
+        <w:t>&lt;</w:t>
+      </w:r>
+      <w:proofErr w:type="spellStart"/>
+      <w:proofErr w:type="gramStart"/>
+      <w:r>
+        <w:rPr>
+          <w:lang w:eastAsia="en-GB"/>
+        </w:rPr>
+        <w:t>tbd</w:t>
+      </w:r>
+      <w:proofErr w:type="spellEnd"/>
+      <w:proofErr w:type="gramEnd"/>
+      <w:r>
+        <w:rPr>
+          <w:lang w:eastAsia="en-GB"/>
+        </w:rPr>
+        <w:t xml:space="preserve"> description of block 2 in </w:t>
+      </w:r>
+      <w:r>
+        <w:rPr>
+          <w:lang w:eastAsia="en-GB"/>
+        </w:rPr>
+        <w:fldChar w:fldCharType="begin"/>
+      </w:r>
+      <w:r>
+        <w:rPr>
+          <w:lang w:eastAsia="en-GB"/>
+        </w:rPr>
+        <w:instrText xml:space="preserve"> REF _Ref233648800 \h </w:instrText>
+      </w:r>
+      <w:r>
+        <w:rPr>
+          <w:lang w:eastAsia="en-GB"/>
+        </w:rPr>
+      </w:r>
+      <w:r>
+        <w:rPr>
+          <w:lang w:eastAsia="en-GB"/>
+        </w:rPr>
+        <w:fldChar w:fldCharType="separate"/>
+      </w:r>
+      <w:r>
+        <w:t xml:space="preserve">Figure </w:t>
+      </w:r>
+      <w:r>
+        <w:rPr>
+          <w:noProof/>
+        </w:rPr>
+        <w:t>7</w:t>
+      </w:r>
+      <w:r>
+        <w:rPr>
+          <w:lang w:eastAsia="en-GB"/>
+        </w:rPr>
+        <w:fldChar w:fldCharType="end"/>
+      </w:r>
+      <w:r>
+        <w:rPr>
+          <w:lang w:eastAsia="en-GB"/>
+        </w:rPr>
+        <w:t>&gt;</w:t>
+      </w:r>
+      <w:bookmarkEnd w:id="43"/>
+    </w:p>
+    <w:p>
+      <w:pPr>
+        <w:rPr>
+          <w:lang w:eastAsia="en-GB"/>
+        </w:rPr>
+      </w:pPr>
+      <w:proofErr w:type="spellStart"/>
+      <w:proofErr w:type="gramStart"/>
+      <w:r>
+        <w:rPr>
+          <w:lang w:eastAsia="en-GB"/>
+        </w:rPr>
+        <w:t>Tbd</w:t>
+      </w:r>
+      <w:proofErr w:type="spellEnd"/>
+      <w:proofErr w:type="gramEnd"/>
+      <w:r>
+        <w:rPr>
+          <w:lang w:eastAsia="en-GB"/>
+        </w:rPr>
+        <w:t xml:space="preserve"> explain the function of this block, how it works, whether or not it’s sufficient or some L3 is required for this&gt;</w:t>
+      </w:r>
+    </w:p>
+    <w:p>
+      <w:pPr>
+        <w:pStyle w:val="Heading2"/>
+        <w:rPr>
+          <w:lang w:eastAsia="en-GB"/>
+        </w:rPr>
+      </w:pPr>
+      <w:bookmarkStart w:id="44" w:name="_Toc233649161"/>
+      <w:r>
+        <w:rPr>
+          <w:lang w:eastAsia="en-GB"/>
+        </w:rPr>
+        <w:t>&lt;</w:t>
+      </w:r>
+      <w:proofErr w:type="spellStart"/>
+      <w:proofErr w:type="gramStart"/>
+      <w:r>
+        <w:rPr>
+          <w:lang w:eastAsia="en-GB"/>
+        </w:rPr>
+        <w:t>tbd</w:t>
+      </w:r>
+      <w:proofErr w:type="spellEnd"/>
+      <w:proofErr w:type="gramEnd"/>
+      <w:r>
+        <w:rPr>
+          <w:lang w:eastAsia="en-GB"/>
+        </w:rPr>
+        <w:t xml:space="preserve"> etc&gt;</w:t>
+      </w:r>
+      <w:bookmarkEnd w:id="44"/>
+    </w:p>
+    <w:p>
+      <w:pPr>
+        <w:rPr>
+          <w:lang w:eastAsia="en-GB"/>
+        </w:rPr>
+      </w:pPr>
+      <w:proofErr w:type="spellStart"/>
+      <w:r>
+        <w:rPr>
+          <w:lang w:eastAsia="en-GB"/>
+        </w:rPr>
+        <w:t>Tbd</w:t>
+      </w:r>
+      <w:proofErr w:type="spellEnd"/>
+      <w:r>
+        <w:rPr>
+          <w:lang w:eastAsia="en-GB"/>
+        </w:rPr>
+        <w:t xml:space="preserve"> etc</w:t>
+      </w:r>
+    </w:p>
+    <w:p>
+      <w:pPr>
+        <w:rPr>
+          <w:lang w:eastAsia="en-GB"/>
+        </w:rPr>
+      </w:pPr>
+    </w:p>
+    <w:p>
+      <w:pPr>
+        <w:rPr>
+          <w:rFonts w:asciiTheme="majorHAnsi" w:eastAsiaTheme="majorEastAsia" w:hAnsiTheme="majorHAnsi" w:cstheme="majorBidi"/>
+          <w:b/>
+          <w:bCs/>
+          <w:color w:val="365F91" w:themeColor="accent1" w:themeShade="BF"/>
+          <w:sz w:val="28"/>
+          <w:szCs w:val="28"/>
+          <w:lang w:eastAsia="en-GB"/>
+        </w:rPr>
+      </w:pPr>
+      <w:r>
+        <w:rPr>
+          <w:lang w:eastAsia="en-GB"/>
+        </w:rPr>
+        <w:br w:type="page"/>
+      </w:r>
+    </w:p>
+    <w:p>
+      <w:pPr>
+        <w:pStyle w:val="Heading1"/>
+        <w:rPr>
+          <w:lang w:eastAsia="en-GB"/>
+        </w:rPr>
+      </w:pPr>
+      <w:bookmarkStart w:id="45" w:name="_Toc233649162"/>
       <w:r>
         <w:rPr>
           <w:lang w:eastAsia="en-GB"/>
@@ -11799,10 +12802,10 @@
         <w:lastRenderedPageBreak/>
         <w:t>References</w:t>
       </w:r>
-      <w:bookmarkEnd w:id="20"/>
-      <w:bookmarkEnd w:id="36"/>
+      <w:bookmarkEnd w:id="21"/>
+      <w:bookmarkEnd w:id="45"/>
     </w:p>
-    <w:bookmarkStart w:id="37" w:name="AVR_Instruction_Doc"/>
+    <w:bookmarkStart w:id="46" w:name="AVR_Instruction_Doc"/>
     <w:p>
       <w:pPr>
         <w:pStyle w:val="ListParagraph"/>
@@ -11830,6 +12833,11 @@
         <w:rPr>
           <w:lang w:eastAsia="en-GB"/>
         </w:rPr>
+      </w:r>
+      <w:r>
+        <w:rPr>
+          <w:lang w:eastAsia="en-GB"/>
+        </w:rPr>
         <w:fldChar w:fldCharType="separate"/>
       </w:r>
       <w:r>
@@ -11839,7 +12847,7 @@
         </w:rPr>
         <w:t>AVR Instruction Set Manual</w:t>
       </w:r>
-      <w:bookmarkEnd w:id="37"/>
+      <w:bookmarkEnd w:id="46"/>
       <w:r>
         <w:rPr>
           <w:lang w:eastAsia="en-GB"/>
@@ -11847,7 +12855,7 @@
         <w:fldChar w:fldCharType="end"/>
       </w:r>
     </w:p>
-    <w:bookmarkStart w:id="38" w:name="RefCpuDesign"/>
+    <w:bookmarkStart w:id="47" w:name="RefCpuDesign"/>
     <w:p>
       <w:pPr>
         <w:pStyle w:val="ListParagraph"/>
@@ -11875,6 +12883,11 @@
         <w:rPr>
           <w:lang w:eastAsia="en-GB"/>
         </w:rPr>
+      </w:r>
+      <w:r>
+        <w:rPr>
+          <w:lang w:eastAsia="en-GB"/>
+        </w:rPr>
         <w:fldChar w:fldCharType="separate"/>
       </w:r>
       <w:r>
@@ -11884,7 +12897,7 @@
         </w:rPr>
         <w:t>CpuDesign.docx</w:t>
       </w:r>
-      <w:bookmarkEnd w:id="38"/>
+      <w:bookmarkEnd w:id="47"/>
       <w:r>
         <w:rPr>
           <w:lang w:eastAsia="en-GB"/>
@@ -11892,7 +12905,7 @@
         <w:fldChar w:fldCharType="end"/>
       </w:r>
     </w:p>
-    <w:bookmarkStart w:id="39" w:name="RefL1SeqXlsx"/>
+    <w:bookmarkStart w:id="48" w:name="RefL1SeqXlsx"/>
     <w:p>
       <w:pPr>
         <w:pStyle w:val="ListParagraph"/>
@@ -11920,6 +12933,11 @@
         <w:rPr>
           <w:lang w:eastAsia="en-GB"/>
         </w:rPr>
+      </w:r>
+      <w:r>
+        <w:rPr>
+          <w:lang w:eastAsia="en-GB"/>
+        </w:rPr>
         <w:fldChar w:fldCharType="separate"/>
       </w:r>
       <w:r>
@@ -11935,9 +12953,9 @@
         </w:rPr>
         <w:fldChar w:fldCharType="end"/>
       </w:r>
-      <w:bookmarkEnd w:id="39"/>
+      <w:bookmarkEnd w:id="48"/>
     </w:p>
-    <w:bookmarkStart w:id="40" w:name="RefOpcodeFormat"/>
+    <w:bookmarkStart w:id="49" w:name="RefOpcodeFormat"/>
     <w:p>
       <w:pPr>
         <w:pStyle w:val="ListParagraph"/>
@@ -11959,7 +12977,12 @@
         <w:rPr>
           <w:lang w:eastAsia="en-GB"/>
         </w:rPr>
-        <w:instrText xml:space="preserve"> HYPERLINK "CPU%20opcodes%20-%20proposed%20new%20format.xlsx" </w:instrText>
+        <w:instrText>HYPERLINK "CPU%20opcodes.xlsx"</w:instrText>
+      </w:r>
+      <w:r>
+        <w:rPr>
+          <w:lang w:eastAsia="en-GB"/>
+        </w:rPr>
       </w:r>
       <w:r>
         <w:rPr>
@@ -11972,53 +12995,15 @@
           <w:rStyle w:val="Hyperlink"/>
           <w:lang w:eastAsia="en-GB"/>
         </w:rPr>
-        <w:t xml:space="preserve">CPU </w:t>
-      </w:r>
-      <w:proofErr w:type="spellStart"/>
-      <w:r>
-        <w:rPr>
-          <w:rStyle w:val="Hyperlink"/>
-          <w:lang w:eastAsia="en-GB"/>
-        </w:rPr>
-        <w:t>opcodes</w:t>
-      </w:r>
-      <w:proofErr w:type="spellEnd"/>
-      <w:r>
-        <w:rPr>
-          <w:rStyle w:val="Hyperlink"/>
-          <w:lang w:eastAsia="en-GB"/>
-        </w:rPr>
-        <w:t xml:space="preserve"> - proposed new format.xlsx</w:t>
-      </w:r>
-      <w:bookmarkEnd w:id="40"/>
+        <w:t>CPU opcodes.xlsx</w:t>
+      </w:r>
       <w:r>
         <w:rPr>
           <w:lang w:eastAsia="en-GB"/>
         </w:rPr>
         <w:fldChar w:fldCharType="end"/>
       </w:r>
-      <w:r>
-        <w:rPr>
-          <w:lang w:eastAsia="en-GB"/>
-        </w:rPr>
-        <w:t xml:space="preserve"> &lt;</w:t>
-      </w:r>
-      <w:proofErr w:type="spellStart"/>
-      <w:proofErr w:type="gramStart"/>
-      <w:r>
-        <w:rPr>
-          <w:lang w:eastAsia="en-GB"/>
-        </w:rPr>
-        <w:t>tbd</w:t>
-      </w:r>
-      <w:proofErr w:type="spellEnd"/>
-      <w:proofErr w:type="gramEnd"/>
-      <w:r>
-        <w:rPr>
-          <w:lang w:eastAsia="en-GB"/>
-        </w:rPr>
-        <w:t xml:space="preserve"> change this when that file becomes approved.</w:t>
-      </w:r>
+      <w:bookmarkEnd w:id="49"/>
     </w:p>
     <w:p>
       <w:pPr>
@@ -12137,7 +13122,7 @@
               <w:b/>
               <w:noProof/>
             </w:rPr>
-            <w:t>10</w:t>
+            <w:t>ii</w:t>
           </w:r>
         </w:fldSimple>
       </w:p>
@@ -17299,7 +18284,7 @@
 </file>
 
 <file path=customXml/itemProps2.xml><?xml version="1.0" encoding="utf-8"?>
-<ds:datastoreItem xmlns:ds="http://schemas.openxmlformats.org/officeDocument/2006/customXml" ds:itemID="{0BEED128-DCE6-432A-9B46-259153CCB305}">
+<ds:datastoreItem xmlns:ds="http://schemas.openxmlformats.org/officeDocument/2006/customXml" ds:itemID="{457DFDC1-7E3E-4D46-ADB3-CD8CD9E2B0CD}">
   <ds:schemaRefs>
     <ds:schemaRef ds:uri="http://schemas.openxmlformats.org/officeDocument/2006/bibliography"/>
   </ds:schemaRefs>

--- a/CPU Design/L1IsDesign.docx
+++ b/CPU Design/L1IsDesign.docx
@@ -12416,23 +12416,9 @@
       </w:r>
     </w:p>
     <w:p>
-      <w:bookmarkStart w:id="39" w:name="CurrentEditPos"/>
-      <w:bookmarkEnd w:id="39"/>
-      <w:r>
-        <w:t>&lt;</w:t>
-      </w:r>
-      <w:proofErr w:type="gramStart"/>
-      <w:r>
-        <w:t>current</w:t>
-      </w:r>
-      <w:proofErr w:type="gramEnd"/>
-      <w:r>
-        <w:t xml:space="preserve"> edit position – work in progress&gt;</w:t>
-      </w:r>
-    </w:p>
-    <w:p>
       <w:pPr>
         <w:keepNext/>
+        <w:jc w:val="center"/>
       </w:pPr>
       <w:r>
         <w:rPr>
@@ -12441,9 +12427,9 @@
         </w:rPr>
         <w:drawing>
           <wp:inline distT="0" distB="0" distL="0" distR="0">
-            <wp:extent cx="5731510" cy="1688392"/>
-            <wp:effectExtent l="19050" t="0" r="2540" b="0"/>
-            <wp:docPr id="10" name="Picture 10"/>
+            <wp:extent cx="4480560" cy="2046514"/>
+            <wp:effectExtent l="19050" t="0" r="0" b="0"/>
+            <wp:docPr id="6" name="Picture 1"/>
             <wp:cNvGraphicFramePr>
               <a:graphicFrameLocks xmlns:a="http://schemas.openxmlformats.org/drawingml/2006/main" noChangeAspect="1"/>
             </wp:cNvGraphicFramePr>
@@ -12451,7 +12437,7 @@
               <a:graphicData uri="http://schemas.openxmlformats.org/drawingml/2006/picture">
                 <pic:pic xmlns:pic="http://schemas.openxmlformats.org/drawingml/2006/picture">
                   <pic:nvPicPr>
-                    <pic:cNvPr id="0" name="Picture 10"/>
+                    <pic:cNvPr id="0" name="Picture 1"/>
                     <pic:cNvPicPr>
                       <a:picLocks noChangeAspect="1" noChangeArrowheads="1"/>
                     </pic:cNvPicPr>
@@ -12466,7 +12452,7 @@
                   <pic:spPr bwMode="auto">
                     <a:xfrm>
                       <a:off x="0" y="0"/>
-                      <a:ext cx="5731510" cy="1688392"/>
+                      <a:ext cx="4480560" cy="2046514"/>
                     </a:xfrm>
                     <a:prstGeom prst="rect">
                       <a:avLst/>
@@ -12491,8 +12477,8 @@
         <w:pStyle w:val="Caption"/>
         <w:jc w:val="center"/>
       </w:pPr>
-      <w:bookmarkStart w:id="40" w:name="_Ref233648800"/>
-      <w:bookmarkStart w:id="41" w:name="_Toc233649169"/>
+      <w:bookmarkStart w:id="39" w:name="_Ref233648800"/>
+      <w:bookmarkStart w:id="40" w:name="_Toc233649169"/>
       <w:r>
         <w:t xml:space="preserve">Figure </w:t>
       </w:r>
@@ -12504,33 +12490,113 @@
           <w:t>7</w:t>
         </w:r>
       </w:fldSimple>
+      <w:bookmarkEnd w:id="39"/>
+      <w:r>
+        <w:t>:   Sequence Control L2 Block Diagram</w:t>
+      </w:r>
       <w:bookmarkEnd w:id="40"/>
-      <w:r>
-        <w:t>:   Sequence Control L2 Block Diagram</w:t>
-      </w:r>
-      <w:bookmarkEnd w:id="41"/>
     </w:p>
     <w:p>
+      <w:bookmarkStart w:id="41" w:name="CurrentEditPos"/>
+      <w:bookmarkEnd w:id="41"/>
+      <w:r>
+        <w:rPr>
+          <w:lang w:eastAsia="en-GB"/>
+        </w:rPr>
+        <w:t xml:space="preserve">The following sub sections, one per block shown in </w:t>
+      </w:r>
+      <w:r>
+        <w:rPr>
+          <w:lang w:eastAsia="en-GB"/>
+        </w:rPr>
+        <w:fldChar w:fldCharType="begin"/>
+      </w:r>
+      <w:r>
+        <w:rPr>
+          <w:lang w:eastAsia="en-GB"/>
+        </w:rPr>
+        <w:instrText xml:space="preserve"> REF _Ref233648800 \h </w:instrText>
+      </w:r>
+      <w:r>
+        <w:rPr>
+          <w:lang w:eastAsia="en-GB"/>
+        </w:rPr>
+      </w:r>
+      <w:r>
+        <w:rPr>
+          <w:lang w:eastAsia="en-GB"/>
+        </w:rPr>
+        <w:fldChar w:fldCharType="separate"/>
+      </w:r>
+      <w:r>
+        <w:t xml:space="preserve">Figure </w:t>
+      </w:r>
+      <w:r>
+        <w:rPr>
+          <w:noProof/>
+        </w:rPr>
+        <w:t>7</w:t>
+      </w:r>
+      <w:r>
+        <w:rPr>
+          <w:lang w:eastAsia="en-GB"/>
+        </w:rPr>
+        <w:fldChar w:fldCharType="end"/>
+      </w:r>
+      <w:r>
+        <w:rPr>
+          <w:lang w:eastAsia="en-GB"/>
+        </w:rPr>
+        <w:t>, define the function of each block.</w:t>
+      </w:r>
+    </w:p>
+    <w:p>
+      <w:pPr>
+        <w:rPr>
+          <w:rFonts w:asciiTheme="majorHAnsi" w:eastAsiaTheme="majorEastAsia" w:hAnsiTheme="majorHAnsi" w:cstheme="majorBidi"/>
+          <w:b/>
+          <w:bCs/>
+          <w:color w:val="4F81BD" w:themeColor="accent1"/>
+          <w:sz w:val="26"/>
+          <w:szCs w:val="26"/>
+          <w:lang w:eastAsia="en-GB"/>
+        </w:rPr>
+      </w:pPr>
+      <w:r>
+        <w:rPr>
+          <w:lang w:eastAsia="en-GB"/>
+        </w:rPr>
+        <w:br w:type="page"/>
+      </w:r>
+    </w:p>
+    <w:p>
       <w:pPr>
         <w:pStyle w:val="Heading2"/>
         <w:rPr>
           <w:lang w:eastAsia="en-GB"/>
         </w:rPr>
       </w:pPr>
-      <w:bookmarkStart w:id="42" w:name="_Toc233649159"/>
-      <w:r>
-        <w:rPr>
-          <w:lang w:eastAsia="en-GB"/>
-        </w:rPr>
-        <w:t>&lt;</w:t>
-      </w:r>
+      <w:r>
+        <w:rPr>
+          <w:lang w:eastAsia="en-GB"/>
+        </w:rPr>
+        <w:lastRenderedPageBreak/>
+        <w:t>5 Bit Counter</w:t>
+      </w:r>
+    </w:p>
+    <w:p>
+      <w:pPr>
+        <w:rPr>
+          <w:lang w:eastAsia="en-GB"/>
+        </w:rPr>
+      </w:pPr>
       <w:proofErr w:type="spellStart"/>
       <w:proofErr w:type="gramStart"/>
       <w:r>
         <w:rPr>
           <w:lang w:eastAsia="en-GB"/>
         </w:rPr>
-        <w:t>tbd</w:t>
+        <w:t>Tbd</w:t>
       </w:r>
       <w:proofErr w:type="spellEnd"/>
       <w:proofErr w:type="gramEnd"/>
@@ -12538,106 +12604,40 @@
         <w:rPr>
           <w:lang w:eastAsia="en-GB"/>
         </w:rPr>
-        <w:t xml:space="preserve"> description of block 1 in </w:t>
-      </w:r>
-      <w:r>
-        <w:rPr>
-          <w:lang w:eastAsia="en-GB"/>
-        </w:rPr>
-        <w:fldChar w:fldCharType="begin"/>
-      </w:r>
-      <w:r>
-        <w:rPr>
-          <w:lang w:eastAsia="en-GB"/>
-        </w:rPr>
-        <w:instrText xml:space="preserve"> REF _Ref233648800 \h </w:instrText>
-      </w:r>
-      <w:r>
-        <w:rPr>
-          <w:lang w:eastAsia="en-GB"/>
-        </w:rPr>
-      </w:r>
-      <w:r>
-        <w:rPr>
-          <w:lang w:eastAsia="en-GB"/>
-        </w:rPr>
-        <w:fldChar w:fldCharType="separate"/>
-      </w:r>
-      <w:r>
-        <w:t xml:space="preserve">Figure </w:t>
-      </w:r>
-      <w:r>
-        <w:rPr>
-          <w:noProof/>
-        </w:rPr>
-        <w:t>7</w:t>
-      </w:r>
-      <w:r>
-        <w:rPr>
-          <w:lang w:eastAsia="en-GB"/>
-        </w:rPr>
-        <w:fldChar w:fldCharType="end"/>
-      </w:r>
-      <w:r>
-        <w:rPr>
-          <w:lang w:eastAsia="en-GB"/>
-        </w:rPr>
-        <w:t>&gt;</w:t>
-      </w:r>
-      <w:bookmarkEnd w:id="42"/>
+        <w:t xml:space="preserve"> explain the function of this block, how it works, whether or not it’s sufficient </w:t>
+      </w:r>
+      <w:r>
+        <w:rPr>
+          <w:lang w:eastAsia="en-GB"/>
+        </w:rPr>
+        <w:t>or some L3 is required for this.</w:t>
+      </w:r>
     </w:p>
     <w:p>
       <w:pPr>
-        <w:rPr>
-          <w:lang w:eastAsia="en-GB"/>
-        </w:rPr>
-      </w:pPr>
-      <w:proofErr w:type="spellStart"/>
-      <w:proofErr w:type="gramStart"/>
-      <w:r>
-        <w:rPr>
-          <w:lang w:eastAsia="en-GB"/>
-        </w:rPr>
-        <w:t>Tbd</w:t>
-      </w:r>
-      <w:proofErr w:type="spellEnd"/>
-      <w:proofErr w:type="gramEnd"/>
-      <w:r>
-        <w:rPr>
-          <w:lang w:eastAsia="en-GB"/>
-        </w:rPr>
-        <w:t xml:space="preserve"> explain the function of this block, how it works, whether or not it’s sufficient or some L3 is required for this&gt;</w:t>
+        <w:pStyle w:val="Heading2"/>
+        <w:rPr>
+          <w:lang w:eastAsia="en-GB"/>
+        </w:rPr>
+      </w:pPr>
+      <w:r>
+        <w:rPr>
+          <w:lang w:eastAsia="en-GB"/>
+        </w:rPr>
+        <w:t>Follow Jump?</w:t>
       </w:r>
     </w:p>
     <w:p>
       <w:pPr>
-        <w:pStyle w:val="Heading2"/>
-        <w:rPr>
-          <w:lang w:eastAsia="en-GB"/>
-        </w:rPr>
-      </w:pPr>
-      <w:bookmarkStart w:id="43" w:name="_Toc233649160"/>
-      <w:r>
-        <w:rPr>
-          <w:lang w:eastAsia="en-GB"/>
-        </w:rPr>
-        <w:t>&lt;</w:t>
-      </w:r>
-      <w:proofErr w:type="spellStart"/>
-      <w:proofErr w:type="gramStart"/>
-      <w:r>
-        <w:rPr>
-          <w:lang w:eastAsia="en-GB"/>
-        </w:rPr>
-        <w:t>tbd</w:t>
-      </w:r>
-      <w:proofErr w:type="spellEnd"/>
-      <w:proofErr w:type="gramEnd"/>
-      <w:r>
-        <w:rPr>
-          <w:lang w:eastAsia="en-GB"/>
-        </w:rPr>
-        <w:t xml:space="preserve"> description of block 2 in </w:t>
+        <w:rPr>
+          <w:lang w:eastAsia="en-GB"/>
+        </w:rPr>
+      </w:pPr>
+      <w:r>
+        <w:rPr>
+          <w:lang w:eastAsia="en-GB"/>
+        </w:rPr>
+        <w:t xml:space="preserve">See ref </w:t>
       </w:r>
       <w:r>
         <w:rPr>
@@ -12649,7 +12649,7 @@
         <w:rPr>
           <w:lang w:eastAsia="en-GB"/>
         </w:rPr>
-        <w:instrText xml:space="preserve"> REF _Ref233648800 \h </w:instrText>
+        <w:instrText xml:space="preserve"> REF RefL1SeqXlsx \r \h </w:instrText>
       </w:r>
       <w:r>
         <w:rPr>
@@ -12663,13 +12663,10 @@
         <w:fldChar w:fldCharType="separate"/>
       </w:r>
       <w:r>
-        <w:t xml:space="preserve">Figure </w:t>
-      </w:r>
-      <w:r>
-        <w:rPr>
-          <w:noProof/>
-        </w:rPr>
-        <w:t>7</w:t>
+        <w:rPr>
+          <w:lang w:eastAsia="en-GB"/>
+        </w:rPr>
+        <w:t>3</w:t>
       </w:r>
       <w:r>
         <w:rPr>
@@ -12681,9 +12678,8 @@
         <w:rPr>
           <w:lang w:eastAsia="en-GB"/>
         </w:rPr>
-        <w:t>&gt;</w:t>
-      </w:r>
-      <w:bookmarkEnd w:id="43"/>
+        <w:t xml:space="preserve"> and look at “SEQ NUM” 0 and 1 for background information.</w:t>
+      </w:r>
     </w:p>
     <w:p>
       <w:pPr>
@@ -12691,82 +12687,12 @@
           <w:lang w:eastAsia="en-GB"/>
         </w:rPr>
       </w:pPr>
-      <w:proofErr w:type="spellStart"/>
-      <w:proofErr w:type="gramStart"/>
-      <w:r>
-        <w:rPr>
-          <w:lang w:eastAsia="en-GB"/>
-        </w:rPr>
-        <w:t>Tbd</w:t>
-      </w:r>
-      <w:proofErr w:type="spellEnd"/>
-      <w:proofErr w:type="gramEnd"/>
-      <w:r>
-        <w:rPr>
-          <w:lang w:eastAsia="en-GB"/>
-        </w:rPr>
-        <w:t xml:space="preserve"> explain the function of this block, how it works, whether or not it’s sufficient or some L3 is required for this&gt;</w:t>
-      </w:r>
-    </w:p>
-    <w:p>
-      <w:pPr>
-        <w:pStyle w:val="Heading2"/>
-        <w:rPr>
-          <w:lang w:eastAsia="en-GB"/>
-        </w:rPr>
-      </w:pPr>
-      <w:bookmarkStart w:id="44" w:name="_Toc233649161"/>
-      <w:r>
-        <w:rPr>
-          <w:lang w:eastAsia="en-GB"/>
-        </w:rPr>
-        <w:t>&lt;</w:t>
-      </w:r>
-      <w:proofErr w:type="spellStart"/>
-      <w:proofErr w:type="gramStart"/>
-      <w:r>
-        <w:rPr>
-          <w:lang w:eastAsia="en-GB"/>
-        </w:rPr>
-        <w:t>tbd</w:t>
-      </w:r>
-      <w:proofErr w:type="spellEnd"/>
-      <w:proofErr w:type="gramEnd"/>
-      <w:r>
-        <w:rPr>
-          <w:lang w:eastAsia="en-GB"/>
-        </w:rPr>
-        <w:t xml:space="preserve"> etc&gt;</w:t>
-      </w:r>
-      <w:bookmarkEnd w:id="44"/>
-    </w:p>
-    <w:p>
-      <w:pPr>
-        <w:rPr>
-          <w:lang w:eastAsia="en-GB"/>
-        </w:rPr>
-      </w:pPr>
-      <w:proofErr w:type="spellStart"/>
-      <w:r>
-        <w:rPr>
-          <w:lang w:eastAsia="en-GB"/>
-        </w:rPr>
-        <w:t>Tbd</w:t>
-      </w:r>
-      <w:proofErr w:type="spellEnd"/>
-      <w:r>
-        <w:rPr>
-          <w:lang w:eastAsia="en-GB"/>
-        </w:rPr>
-        <w:t xml:space="preserve"> etc</w:t>
-      </w:r>
-    </w:p>
-    <w:p>
-      <w:pPr>
-        <w:rPr>
-          <w:lang w:eastAsia="en-GB"/>
-        </w:rPr>
-      </w:pPr>
+      <w:r>
+        <w:rPr>
+          <w:lang w:eastAsia="en-GB"/>
+        </w:rPr>
+        <w:t>The function of this block is to decide whether sequence 0 is required (jump followed)</w:t>
+      </w:r>
     </w:p>
     <w:p>
       <w:pPr>
@@ -12794,7 +12720,7 @@
           <w:lang w:eastAsia="en-GB"/>
         </w:rPr>
       </w:pPr>
-      <w:bookmarkStart w:id="45" w:name="_Toc233649162"/>
+      <w:bookmarkStart w:id="42" w:name="_Toc233649162"/>
       <w:r>
         <w:rPr>
           <w:lang w:eastAsia="en-GB"/>
@@ -12803,9 +12729,9 @@
         <w:t>References</w:t>
       </w:r>
       <w:bookmarkEnd w:id="21"/>
-      <w:bookmarkEnd w:id="45"/>
+      <w:bookmarkEnd w:id="42"/>
     </w:p>
-    <w:bookmarkStart w:id="46" w:name="AVR_Instruction_Doc"/>
+    <w:bookmarkStart w:id="43" w:name="AVR_Instruction_Doc"/>
     <w:p>
       <w:pPr>
         <w:pStyle w:val="ListParagraph"/>
@@ -12833,11 +12759,6 @@
         <w:rPr>
           <w:lang w:eastAsia="en-GB"/>
         </w:rPr>
-      </w:r>
-      <w:r>
-        <w:rPr>
-          <w:lang w:eastAsia="en-GB"/>
-        </w:rPr>
         <w:fldChar w:fldCharType="separate"/>
       </w:r>
       <w:r>
@@ -12847,7 +12768,7 @@
         </w:rPr>
         <w:t>AVR Instruction Set Manual</w:t>
       </w:r>
-      <w:bookmarkEnd w:id="46"/>
+      <w:bookmarkEnd w:id="43"/>
       <w:r>
         <w:rPr>
           <w:lang w:eastAsia="en-GB"/>
@@ -12855,7 +12776,7 @@
         <w:fldChar w:fldCharType="end"/>
       </w:r>
     </w:p>
-    <w:bookmarkStart w:id="47" w:name="RefCpuDesign"/>
+    <w:bookmarkStart w:id="44" w:name="RefCpuDesign"/>
     <w:p>
       <w:pPr>
         <w:pStyle w:val="ListParagraph"/>
@@ -12883,11 +12804,6 @@
         <w:rPr>
           <w:lang w:eastAsia="en-GB"/>
         </w:rPr>
-      </w:r>
-      <w:r>
-        <w:rPr>
-          <w:lang w:eastAsia="en-GB"/>
-        </w:rPr>
         <w:fldChar w:fldCharType="separate"/>
       </w:r>
       <w:r>
@@ -12897,7 +12813,7 @@
         </w:rPr>
         <w:t>CpuDesign.docx</w:t>
       </w:r>
-      <w:bookmarkEnd w:id="47"/>
+      <w:bookmarkEnd w:id="44"/>
       <w:r>
         <w:rPr>
           <w:lang w:eastAsia="en-GB"/>
@@ -12905,7 +12821,7 @@
         <w:fldChar w:fldCharType="end"/>
       </w:r>
     </w:p>
-    <w:bookmarkStart w:id="48" w:name="RefL1SeqXlsx"/>
+    <w:bookmarkStart w:id="45" w:name="RefL1SeqXlsx"/>
     <w:p>
       <w:pPr>
         <w:pStyle w:val="ListParagraph"/>
@@ -12933,11 +12849,6 @@
         <w:rPr>
           <w:lang w:eastAsia="en-GB"/>
         </w:rPr>
-      </w:r>
-      <w:r>
-        <w:rPr>
-          <w:lang w:eastAsia="en-GB"/>
-        </w:rPr>
         <w:fldChar w:fldCharType="separate"/>
       </w:r>
       <w:r>
@@ -12953,9 +12864,9 @@
         </w:rPr>
         <w:fldChar w:fldCharType="end"/>
       </w:r>
-      <w:bookmarkEnd w:id="48"/>
+      <w:bookmarkEnd w:id="45"/>
     </w:p>
-    <w:bookmarkStart w:id="49" w:name="RefOpcodeFormat"/>
+    <w:bookmarkStart w:id="46" w:name="RefOpcodeFormat"/>
     <w:p>
       <w:pPr>
         <w:pStyle w:val="ListParagraph"/>
@@ -12983,11 +12894,6 @@
         <w:rPr>
           <w:lang w:eastAsia="en-GB"/>
         </w:rPr>
-      </w:r>
-      <w:r>
-        <w:rPr>
-          <w:lang w:eastAsia="en-GB"/>
-        </w:rPr>
         <w:fldChar w:fldCharType="separate"/>
       </w:r>
       <w:r>
@@ -13003,7 +12909,7 @@
         </w:rPr>
         <w:fldChar w:fldCharType="end"/>
       </w:r>
-      <w:bookmarkEnd w:id="49"/>
+      <w:bookmarkEnd w:id="46"/>
     </w:p>
     <w:p>
       <w:pPr>
@@ -13122,7 +13028,7 @@
               <w:b/>
               <w:noProof/>
             </w:rPr>
-            <w:t>ii</w:t>
+            <w:t>9</w:t>
           </w:r>
         </w:fldSimple>
       </w:p>
@@ -18284,7 +18190,7 @@
 </file>
 
 <file path=customXml/itemProps2.xml><?xml version="1.0" encoding="utf-8"?>
-<ds:datastoreItem xmlns:ds="http://schemas.openxmlformats.org/officeDocument/2006/customXml" ds:itemID="{457DFDC1-7E3E-4D46-ADB3-CD8CD9E2B0CD}">
+<ds:datastoreItem xmlns:ds="http://schemas.openxmlformats.org/officeDocument/2006/customXml" ds:itemID="{E7CED88F-77FF-44B8-AE6A-6896942CBABE}">
   <ds:schemaRefs>
     <ds:schemaRef ds:uri="http://schemas.openxmlformats.org/officeDocument/2006/bibliography"/>
   </ds:schemaRefs>

--- a/CPU Design/L1IsDesign.docx
+++ b/CPU Design/L1IsDesign.docx
@@ -419,6 +419,44 @@
               </w:p>
             </w:tc>
           </w:tr>
+          <w:tr>
+            <w:tc>
+              <w:tcPr>
+                <w:tcW w:w="1384" w:type="dxa"/>
+              </w:tcPr>
+              <w:p>
+                <w:pPr>
+                  <w:rPr>
+                    <w:rFonts w:cstheme="minorHAnsi"/>
+                  </w:rPr>
+                </w:pPr>
+                <w:r>
+                  <w:rPr>
+                    <w:rFonts w:cstheme="minorHAnsi"/>
+                  </w:rPr>
+                  <w:t>30 Jun 2028</w:t>
+                </w:r>
+              </w:p>
+            </w:tc>
+            <w:tc>
+              <w:tcPr>
+                <w:tcW w:w="7858" w:type="dxa"/>
+              </w:tcPr>
+              <w:p>
+                <w:pPr>
+                  <w:rPr>
+                    <w:rFonts w:cstheme="minorHAnsi"/>
+                  </w:rPr>
+                </w:pPr>
+                <w:r>
+                  <w:rPr>
+                    <w:rFonts w:cstheme="minorHAnsi"/>
+                  </w:rPr>
+                  <w:t>Removed READ and WRITE</w:t>
+                </w:r>
+              </w:p>
+            </w:tc>
+          </w:tr>
         </w:tbl>
         <w:p>
           <w:pPr>
@@ -487,7 +525,7 @@
           <w:r>
             <w:fldChar w:fldCharType="separate"/>
           </w:r>
-          <w:hyperlink w:anchor="_Toc233649142" w:history="1">
+          <w:hyperlink w:anchor="_Toc233731770" w:history="1">
             <w:r>
               <w:rPr>
                 <w:rStyle w:val="Hyperlink"/>
@@ -533,7 +571,7 @@
                 <w:noProof/>
                 <w:webHidden/>
               </w:rPr>
-              <w:instrText xml:space="preserve"> PAGEREF _Toc233649142 \h </w:instrText>
+              <w:instrText xml:space="preserve"> PAGEREF _Toc233731770 \h </w:instrText>
             </w:r>
             <w:r>
               <w:rPr>
@@ -577,7 +615,7 @@
               <w:lang w:eastAsia="en-GB"/>
             </w:rPr>
           </w:pPr>
-          <w:hyperlink w:anchor="_Toc233649143" w:history="1">
+          <w:hyperlink w:anchor="_Toc233731771" w:history="1">
             <w:r>
               <w:rPr>
                 <w:rStyle w:val="Hyperlink"/>
@@ -621,7 +659,7 @@
                 <w:noProof/>
                 <w:webHidden/>
               </w:rPr>
-              <w:instrText xml:space="preserve"> PAGEREF _Toc233649143 \h </w:instrText>
+              <w:instrText xml:space="preserve"> PAGEREF _Toc233731771 \h </w:instrText>
             </w:r>
             <w:r>
               <w:rPr>
@@ -665,7 +703,7 @@
               <w:lang w:eastAsia="en-GB"/>
             </w:rPr>
           </w:pPr>
-          <w:hyperlink w:anchor="_Toc233649144" w:history="1">
+          <w:hyperlink w:anchor="_Toc233731772" w:history="1">
             <w:r>
               <w:rPr>
                 <w:rStyle w:val="Hyperlink"/>
@@ -709,7 +747,7 @@
                 <w:noProof/>
                 <w:webHidden/>
               </w:rPr>
-              <w:instrText xml:space="preserve"> PAGEREF _Toc233649144 \h </w:instrText>
+              <w:instrText xml:space="preserve"> PAGEREF _Toc233731772 \h </w:instrText>
             </w:r>
             <w:r>
               <w:rPr>
@@ -753,7 +791,7 @@
               <w:lang w:eastAsia="en-GB"/>
             </w:rPr>
           </w:pPr>
-          <w:hyperlink w:anchor="_Toc233649145" w:history="1">
+          <w:hyperlink w:anchor="_Toc233731773" w:history="1">
             <w:r>
               <w:rPr>
                 <w:rStyle w:val="Hyperlink"/>
@@ -797,7 +835,7 @@
                 <w:noProof/>
                 <w:webHidden/>
               </w:rPr>
-              <w:instrText xml:space="preserve"> PAGEREF _Toc233649145 \h </w:instrText>
+              <w:instrText xml:space="preserve"> PAGEREF _Toc233731773 \h </w:instrText>
             </w:r>
             <w:r>
               <w:rPr>
@@ -841,7 +879,7 @@
               <w:lang w:eastAsia="en-GB"/>
             </w:rPr>
           </w:pPr>
-          <w:hyperlink w:anchor="_Toc233649146" w:history="1">
+          <w:hyperlink w:anchor="_Toc233731774" w:history="1">
             <w:r>
               <w:rPr>
                 <w:rStyle w:val="Hyperlink"/>
@@ -885,7 +923,7 @@
                 <w:noProof/>
                 <w:webHidden/>
               </w:rPr>
-              <w:instrText xml:space="preserve"> PAGEREF _Toc233649146 \h </w:instrText>
+              <w:instrText xml:space="preserve"> PAGEREF _Toc233731774 \h </w:instrText>
             </w:r>
             <w:r>
               <w:rPr>
@@ -929,7 +967,7 @@
               <w:lang w:eastAsia="en-GB"/>
             </w:rPr>
           </w:pPr>
-          <w:hyperlink w:anchor="_Toc233649147" w:history="1">
+          <w:hyperlink w:anchor="_Toc233731775" w:history="1">
             <w:r>
               <w:rPr>
                 <w:rStyle w:val="Hyperlink"/>
@@ -973,7 +1011,7 @@
                 <w:noProof/>
                 <w:webHidden/>
               </w:rPr>
-              <w:instrText xml:space="preserve"> PAGEREF _Toc233649147 \h </w:instrText>
+              <w:instrText xml:space="preserve"> PAGEREF _Toc233731775 \h </w:instrText>
             </w:r>
             <w:r>
               <w:rPr>
@@ -1017,7 +1055,7 @@
               <w:lang w:eastAsia="en-GB"/>
             </w:rPr>
           </w:pPr>
-          <w:hyperlink w:anchor="_Toc233649148" w:history="1">
+          <w:hyperlink w:anchor="_Toc233731776" w:history="1">
             <w:r>
               <w:rPr>
                 <w:rStyle w:val="Hyperlink"/>
@@ -1068,7 +1106,7 @@
                 <w:noProof/>
                 <w:webHidden/>
               </w:rPr>
-              <w:instrText xml:space="preserve"> PAGEREF _Toc233649148 \h </w:instrText>
+              <w:instrText xml:space="preserve"> PAGEREF _Toc233731776 \h </w:instrText>
             </w:r>
             <w:r>
               <w:rPr>
@@ -1112,7 +1150,7 @@
               <w:lang w:eastAsia="en-GB"/>
             </w:rPr>
           </w:pPr>
-          <w:hyperlink w:anchor="_Toc233649149" w:history="1">
+          <w:hyperlink w:anchor="_Toc233731777" w:history="1">
             <w:r>
               <w:rPr>
                 <w:rStyle w:val="Hyperlink"/>
@@ -1156,7 +1194,7 @@
                 <w:noProof/>
                 <w:webHidden/>
               </w:rPr>
-              <w:instrText xml:space="preserve"> PAGEREF _Toc233649149 \h </w:instrText>
+              <w:instrText xml:space="preserve"> PAGEREF _Toc233731777 \h </w:instrText>
             </w:r>
             <w:r>
               <w:rPr>
@@ -1200,7 +1238,7 @@
               <w:lang w:eastAsia="en-GB"/>
             </w:rPr>
           </w:pPr>
-          <w:hyperlink w:anchor="_Toc233649150" w:history="1">
+          <w:hyperlink w:anchor="_Toc233731778" w:history="1">
             <w:r>
               <w:rPr>
                 <w:rStyle w:val="Hyperlink"/>
@@ -1244,7 +1282,7 @@
                 <w:noProof/>
                 <w:webHidden/>
               </w:rPr>
-              <w:instrText xml:space="preserve"> PAGEREF _Toc233649150 \h </w:instrText>
+              <w:instrText xml:space="preserve"> PAGEREF _Toc233731778 \h </w:instrText>
             </w:r>
             <w:r>
               <w:rPr>
@@ -1288,7 +1326,7 @@
               <w:lang w:eastAsia="en-GB"/>
             </w:rPr>
           </w:pPr>
-          <w:hyperlink w:anchor="_Toc233649151" w:history="1">
+          <w:hyperlink w:anchor="_Toc233731779" w:history="1">
             <w:r>
               <w:rPr>
                 <w:rStyle w:val="Hyperlink"/>
@@ -1332,7 +1370,7 @@
                 <w:noProof/>
                 <w:webHidden/>
               </w:rPr>
-              <w:instrText xml:space="preserve"> PAGEREF _Toc233649151 \h </w:instrText>
+              <w:instrText xml:space="preserve"> PAGEREF _Toc233731779 \h </w:instrText>
             </w:r>
             <w:r>
               <w:rPr>
@@ -1376,7 +1414,7 @@
               <w:lang w:eastAsia="en-GB"/>
             </w:rPr>
           </w:pPr>
-          <w:hyperlink w:anchor="_Toc233649152" w:history="1">
+          <w:hyperlink w:anchor="_Toc233731780" w:history="1">
             <w:r>
               <w:rPr>
                 <w:rStyle w:val="Hyperlink"/>
@@ -1420,7 +1458,7 @@
                 <w:noProof/>
                 <w:webHidden/>
               </w:rPr>
-              <w:instrText xml:space="preserve"> PAGEREF _Toc233649152 \h </w:instrText>
+              <w:instrText xml:space="preserve"> PAGEREF _Toc233731780 \h </w:instrText>
             </w:r>
             <w:r>
               <w:rPr>
@@ -1464,7 +1502,7 @@
               <w:lang w:eastAsia="en-GB"/>
             </w:rPr>
           </w:pPr>
-          <w:hyperlink w:anchor="_Toc233649153" w:history="1">
+          <w:hyperlink w:anchor="_Toc233731781" w:history="1">
             <w:r>
               <w:rPr>
                 <w:rStyle w:val="Hyperlink"/>
@@ -1508,7 +1546,7 @@
                 <w:noProof/>
                 <w:webHidden/>
               </w:rPr>
-              <w:instrText xml:space="preserve"> PAGEREF _Toc233649153 \h </w:instrText>
+              <w:instrText xml:space="preserve"> PAGEREF _Toc233731781 \h </w:instrText>
             </w:r>
             <w:r>
               <w:rPr>
@@ -1552,7 +1590,7 @@
               <w:lang w:eastAsia="en-GB"/>
             </w:rPr>
           </w:pPr>
-          <w:hyperlink w:anchor="_Toc233649154" w:history="1">
+          <w:hyperlink w:anchor="_Toc233731782" w:history="1">
             <w:r>
               <w:rPr>
                 <w:rStyle w:val="Hyperlink"/>
@@ -1596,7 +1634,7 @@
                 <w:noProof/>
                 <w:webHidden/>
               </w:rPr>
-              <w:instrText xml:space="preserve"> PAGEREF _Toc233649154 \h </w:instrText>
+              <w:instrText xml:space="preserve"> PAGEREF _Toc233731782 \h </w:instrText>
             </w:r>
             <w:r>
               <w:rPr>
@@ -1640,7 +1678,7 @@
               <w:lang w:eastAsia="en-GB"/>
             </w:rPr>
           </w:pPr>
-          <w:hyperlink w:anchor="_Toc233649155" w:history="1">
+          <w:hyperlink w:anchor="_Toc233731783" w:history="1">
             <w:r>
               <w:rPr>
                 <w:rStyle w:val="Hyperlink"/>
@@ -1684,7 +1722,7 @@
                 <w:noProof/>
                 <w:webHidden/>
               </w:rPr>
-              <w:instrText xml:space="preserve"> PAGEREF _Toc233649155 \h </w:instrText>
+              <w:instrText xml:space="preserve"> PAGEREF _Toc233731783 \h </w:instrText>
             </w:r>
             <w:r>
               <w:rPr>
@@ -1728,7 +1766,7 @@
               <w:lang w:eastAsia="en-GB"/>
             </w:rPr>
           </w:pPr>
-          <w:hyperlink w:anchor="_Toc233649156" w:history="1">
+          <w:hyperlink w:anchor="_Toc233731784" w:history="1">
             <w:r>
               <w:rPr>
                 <w:rStyle w:val="Hyperlink"/>
@@ -1772,7 +1810,7 @@
                 <w:noProof/>
                 <w:webHidden/>
               </w:rPr>
-              <w:instrText xml:space="preserve"> PAGEREF _Toc233649156 \h </w:instrText>
+              <w:instrText xml:space="preserve"> PAGEREF _Toc233731784 \h </w:instrText>
             </w:r>
             <w:r>
               <w:rPr>
@@ -1816,7 +1854,7 @@
               <w:lang w:eastAsia="en-GB"/>
             </w:rPr>
           </w:pPr>
-          <w:hyperlink w:anchor="_Toc233649157" w:history="1">
+          <w:hyperlink w:anchor="_Toc233731785" w:history="1">
             <w:r>
               <w:rPr>
                 <w:rStyle w:val="Hyperlink"/>
@@ -1860,7 +1898,7 @@
                 <w:noProof/>
                 <w:webHidden/>
               </w:rPr>
-              <w:instrText xml:space="preserve"> PAGEREF _Toc233649157 \h </w:instrText>
+              <w:instrText xml:space="preserve"> PAGEREF _Toc233731785 \h </w:instrText>
             </w:r>
             <w:r>
               <w:rPr>
@@ -1904,7 +1942,7 @@
               <w:lang w:eastAsia="en-GB"/>
             </w:rPr>
           </w:pPr>
-          <w:hyperlink w:anchor="_Toc233649158" w:history="1">
+          <w:hyperlink w:anchor="_Toc233731786" w:history="1">
             <w:r>
               <w:rPr>
                 <w:rStyle w:val="Hyperlink"/>
@@ -1948,7 +1986,7 @@
                 <w:noProof/>
                 <w:webHidden/>
               </w:rPr>
-              <w:instrText xml:space="preserve"> PAGEREF _Toc233649158 \h </w:instrText>
+              <w:instrText xml:space="preserve"> PAGEREF _Toc233731786 \h </w:instrText>
             </w:r>
             <w:r>
               <w:rPr>
@@ -1992,7 +2030,7 @@
               <w:lang w:eastAsia="en-GB"/>
             </w:rPr>
           </w:pPr>
-          <w:hyperlink w:anchor="_Toc233649159" w:history="1">
+          <w:hyperlink w:anchor="_Toc233731787" w:history="1">
             <w:r>
               <w:rPr>
                 <w:rStyle w:val="Hyperlink"/>
@@ -2015,22 +2053,7 @@
                 <w:noProof/>
                 <w:lang w:eastAsia="en-GB"/>
               </w:rPr>
-              <w:t xml:space="preserve">&lt;tbd description of block 1 in </w:t>
-            </w:r>
-            <w:r>
-              <w:rPr>
-                <w:rStyle w:val="Hyperlink"/>
-                <w:noProof/>
-              </w:rPr>
-              <w:t>Figure 7</w:t>
-            </w:r>
-            <w:r>
-              <w:rPr>
-                <w:rStyle w:val="Hyperlink"/>
-                <w:noProof/>
-                <w:lang w:eastAsia="en-GB"/>
-              </w:rPr>
-              <w:t>&gt;</w:t>
+              <w:t>5 Bit Counter</w:t>
             </w:r>
             <w:r>
               <w:rPr>
@@ -2051,7 +2074,7 @@
                 <w:noProof/>
                 <w:webHidden/>
               </w:rPr>
-              <w:instrText xml:space="preserve"> PAGEREF _Toc233649159 \h </w:instrText>
+              <w:instrText xml:space="preserve"> PAGEREF _Toc233731787 \h </w:instrText>
             </w:r>
             <w:r>
               <w:rPr>
@@ -2071,7 +2094,7 @@
                 <w:noProof/>
                 <w:webHidden/>
               </w:rPr>
-              <w:t>11</w:t>
+              <w:t>12</w:t>
             </w:r>
             <w:r>
               <w:rPr>
@@ -2095,7 +2118,7 @@
               <w:lang w:eastAsia="en-GB"/>
             </w:rPr>
           </w:pPr>
-          <w:hyperlink w:anchor="_Toc233649160" w:history="1">
+          <w:hyperlink w:anchor="_Toc233731788" w:history="1">
             <w:r>
               <w:rPr>
                 <w:rStyle w:val="Hyperlink"/>
@@ -2118,22 +2141,7 @@
                 <w:noProof/>
                 <w:lang w:eastAsia="en-GB"/>
               </w:rPr>
-              <w:t xml:space="preserve">&lt;tbd description of block 2 in </w:t>
-            </w:r>
-            <w:r>
-              <w:rPr>
-                <w:rStyle w:val="Hyperlink"/>
-                <w:noProof/>
-              </w:rPr>
-              <w:t>Figure 7</w:t>
-            </w:r>
-            <w:r>
-              <w:rPr>
-                <w:rStyle w:val="Hyperlink"/>
-                <w:noProof/>
-                <w:lang w:eastAsia="en-GB"/>
-              </w:rPr>
-              <w:t>&gt;</w:t>
+              <w:t>Follow Jump?</w:t>
             </w:r>
             <w:r>
               <w:rPr>
@@ -2154,7 +2162,7 @@
                 <w:noProof/>
                 <w:webHidden/>
               </w:rPr>
-              <w:instrText xml:space="preserve"> PAGEREF _Toc233649160 \h </w:instrText>
+              <w:instrText xml:space="preserve"> PAGEREF _Toc233731788 \h </w:instrText>
             </w:r>
             <w:r>
               <w:rPr>
@@ -2174,95 +2182,7 @@
                 <w:noProof/>
                 <w:webHidden/>
               </w:rPr>
-              <w:t>11</w:t>
-            </w:r>
-            <w:r>
-              <w:rPr>
-                <w:noProof/>
-                <w:webHidden/>
-              </w:rPr>
-              <w:fldChar w:fldCharType="end"/>
-            </w:r>
-          </w:hyperlink>
-        </w:p>
-        <w:p>
-          <w:pPr>
-            <w:pStyle w:val="TOC2"/>
-            <w:tabs>
-              <w:tab w:val="left" w:pos="880"/>
-              <w:tab w:val="right" w:leader="dot" w:pos="9016"/>
-            </w:tabs>
-            <w:rPr>
-              <w:rFonts w:eastAsiaTheme="minorEastAsia"/>
-              <w:noProof/>
-              <w:lang w:eastAsia="en-GB"/>
-            </w:rPr>
-          </w:pPr>
-          <w:hyperlink w:anchor="_Toc233649161" w:history="1">
-            <w:r>
-              <w:rPr>
-                <w:rStyle w:val="Hyperlink"/>
-                <w:noProof/>
-                <w:lang w:eastAsia="en-GB"/>
-              </w:rPr>
-              <w:t>4.3</w:t>
-            </w:r>
-            <w:r>
-              <w:rPr>
-                <w:rFonts w:eastAsiaTheme="minorEastAsia"/>
-                <w:noProof/>
-                <w:lang w:eastAsia="en-GB"/>
-              </w:rPr>
-              <w:tab/>
-            </w:r>
-            <w:r>
-              <w:rPr>
-                <w:rStyle w:val="Hyperlink"/>
-                <w:noProof/>
-                <w:lang w:eastAsia="en-GB"/>
-              </w:rPr>
-              <w:t>&lt;tbd etc&gt;</w:t>
-            </w:r>
-            <w:r>
-              <w:rPr>
-                <w:noProof/>
-                <w:webHidden/>
-              </w:rPr>
-              <w:tab/>
-            </w:r>
-            <w:r>
-              <w:rPr>
-                <w:noProof/>
-                <w:webHidden/>
-              </w:rPr>
-              <w:fldChar w:fldCharType="begin"/>
-            </w:r>
-            <w:r>
-              <w:rPr>
-                <w:noProof/>
-                <w:webHidden/>
-              </w:rPr>
-              <w:instrText xml:space="preserve"> PAGEREF _Toc233649161 \h </w:instrText>
-            </w:r>
-            <w:r>
-              <w:rPr>
-                <w:noProof/>
-                <w:webHidden/>
-              </w:rPr>
-            </w:r>
-            <w:r>
-              <w:rPr>
-                <w:noProof/>
-                <w:webHidden/>
-              </w:rPr>
-              <w:fldChar w:fldCharType="separate"/>
-            </w:r>
-            <w:r>
-              <w:rPr>
-                <w:noProof/>
-                <w:webHidden/>
-              </w:rPr>
-              <w:t>11</w:t>
+              <w:t>12</w:t>
             </w:r>
             <w:r>
               <w:rPr>
@@ -2286,7 +2206,7 @@
               <w:lang w:eastAsia="en-GB"/>
             </w:rPr>
           </w:pPr>
-          <w:hyperlink w:anchor="_Toc233649162" w:history="1">
+          <w:hyperlink w:anchor="_Toc233731789" w:history="1">
             <w:r>
               <w:rPr>
                 <w:rStyle w:val="Hyperlink"/>
@@ -2330,7 +2250,7 @@
                 <w:noProof/>
                 <w:webHidden/>
               </w:rPr>
-              <w:instrText xml:space="preserve"> PAGEREF _Toc233649162 \h </w:instrText>
+              <w:instrText xml:space="preserve"> PAGEREF _Toc233731789 \h </w:instrText>
             </w:r>
             <w:r>
               <w:rPr>
@@ -2350,7 +2270,7 @@
                 <w:noProof/>
                 <w:webHidden/>
               </w:rPr>
-              <w:t>12</w:t>
+              <w:t>13</w:t>
             </w:r>
             <w:r>
               <w:rPr>
@@ -2438,7 +2358,7 @@
         </w:rPr>
         <w:fldChar w:fldCharType="separate"/>
       </w:r>
-      <w:hyperlink w:anchor="_Toc233649163" w:history="1">
+      <w:hyperlink w:anchor="_Toc233731790" w:history="1">
         <w:r>
           <w:rPr>
             <w:rStyle w:val="Hyperlink"/>
@@ -2465,7 +2385,7 @@
             <w:noProof/>
             <w:webHidden/>
           </w:rPr>
-          <w:instrText xml:space="preserve"> PAGEREF _Toc233649163 \h </w:instrText>
+          <w:instrText xml:space="preserve"> PAGEREF _Toc233731790 \h </w:instrText>
         </w:r>
         <w:r>
           <w:rPr>
@@ -2508,7 +2428,7 @@
           <w:lang w:eastAsia="en-GB"/>
         </w:rPr>
       </w:pPr>
-      <w:hyperlink w:anchor="_Toc233649164" w:history="1">
+      <w:hyperlink w:anchor="_Toc233731791" w:history="1">
         <w:r>
           <w:rPr>
             <w:rStyle w:val="Hyperlink"/>
@@ -2535,7 +2455,7 @@
             <w:noProof/>
             <w:webHidden/>
           </w:rPr>
-          <w:instrText xml:space="preserve"> PAGEREF _Toc233649164 \h </w:instrText>
+          <w:instrText xml:space="preserve"> PAGEREF _Toc233731791 \h </w:instrText>
         </w:r>
         <w:r>
           <w:rPr>
@@ -2578,7 +2498,7 @@
           <w:lang w:eastAsia="en-GB"/>
         </w:rPr>
       </w:pPr>
-      <w:hyperlink w:anchor="_Toc233649165" w:history="1">
+      <w:hyperlink w:anchor="_Toc233731792" w:history="1">
         <w:r>
           <w:rPr>
             <w:rStyle w:val="Hyperlink"/>
@@ -2605,7 +2525,7 @@
             <w:noProof/>
             <w:webHidden/>
           </w:rPr>
-          <w:instrText xml:space="preserve"> PAGEREF _Toc233649165 \h </w:instrText>
+          <w:instrText xml:space="preserve"> PAGEREF _Toc233731792 \h </w:instrText>
         </w:r>
         <w:r>
           <w:rPr>
@@ -2648,7 +2568,7 @@
           <w:lang w:eastAsia="en-GB"/>
         </w:rPr>
       </w:pPr>
-      <w:hyperlink w:anchor="_Toc233649166" w:history="1">
+      <w:hyperlink w:anchor="_Toc233731793" w:history="1">
         <w:r>
           <w:rPr>
             <w:rStyle w:val="Hyperlink"/>
@@ -2675,7 +2595,7 @@
             <w:noProof/>
             <w:webHidden/>
           </w:rPr>
-          <w:instrText xml:space="preserve"> PAGEREF _Toc233649166 \h </w:instrText>
+          <w:instrText xml:space="preserve"> PAGEREF _Toc233731793 \h </w:instrText>
         </w:r>
         <w:r>
           <w:rPr>
@@ -2718,7 +2638,7 @@
           <w:lang w:eastAsia="en-GB"/>
         </w:rPr>
       </w:pPr>
-      <w:hyperlink w:anchor="_Toc233649167" w:history="1">
+      <w:hyperlink w:anchor="_Toc233731794" w:history="1">
         <w:r>
           <w:rPr>
             <w:rStyle w:val="Hyperlink"/>
@@ -2745,7 +2665,7 @@
             <w:noProof/>
             <w:webHidden/>
           </w:rPr>
-          <w:instrText xml:space="preserve"> PAGEREF _Toc233649167 \h </w:instrText>
+          <w:instrText xml:space="preserve"> PAGEREF _Toc233731794 \h </w:instrText>
         </w:r>
         <w:r>
           <w:rPr>
@@ -2788,7 +2708,7 @@
           <w:lang w:eastAsia="en-GB"/>
         </w:rPr>
       </w:pPr>
-      <w:hyperlink w:anchor="_Toc233649168" w:history="1">
+      <w:hyperlink w:anchor="_Toc233731795" w:history="1">
         <w:r>
           <w:rPr>
             <w:rStyle w:val="Hyperlink"/>
@@ -2815,7 +2735,7 @@
             <w:noProof/>
             <w:webHidden/>
           </w:rPr>
-          <w:instrText xml:space="preserve"> PAGEREF _Toc233649168 \h </w:instrText>
+          <w:instrText xml:space="preserve"> PAGEREF _Toc233731795 \h </w:instrText>
         </w:r>
         <w:r>
           <w:rPr>
@@ -2858,7 +2778,7 @@
           <w:lang w:eastAsia="en-GB"/>
         </w:rPr>
       </w:pPr>
-      <w:hyperlink w:anchor="_Toc233649169" w:history="1">
+      <w:hyperlink w:anchor="_Toc233731796" w:history="1">
         <w:r>
           <w:rPr>
             <w:rStyle w:val="Hyperlink"/>
@@ -2885,7 +2805,7 @@
             <w:noProof/>
             <w:webHidden/>
           </w:rPr>
-          <w:instrText xml:space="preserve"> PAGEREF _Toc233649169 \h </w:instrText>
+          <w:instrText xml:space="preserve"> PAGEREF _Toc233731796 \h </w:instrText>
         </w:r>
         <w:r>
           <w:rPr>
@@ -2965,7 +2885,7 @@
           <w:lang w:eastAsia="en-GB"/>
         </w:rPr>
       </w:pPr>
-      <w:bookmarkStart w:id="1" w:name="_Toc233649142"/>
+      <w:bookmarkStart w:id="1" w:name="_Toc233731770"/>
       <w:bookmarkEnd w:id="0"/>
       <w:r>
         <w:rPr>
@@ -3046,7 +2966,7 @@
           <w:lang w:eastAsia="en-GB"/>
         </w:rPr>
       </w:pPr>
-      <w:bookmarkStart w:id="2" w:name="_Toc233649143"/>
+      <w:bookmarkStart w:id="2" w:name="_Toc233731771"/>
       <w:r>
         <w:rPr>
           <w:lang w:eastAsia="en-GB"/>
@@ -3273,7 +3193,7 @@
         </w:rPr>
       </w:pPr>
       <w:bookmarkStart w:id="3" w:name="_Ref232757332"/>
-      <w:bookmarkStart w:id="4" w:name="_Toc233649163"/>
+      <w:bookmarkStart w:id="4" w:name="_Toc233731790"/>
       <w:r>
         <w:t xml:space="preserve">Figure </w:t>
       </w:r>
@@ -3631,7 +3551,7 @@
           <w:lang w:eastAsia="en-GB"/>
         </w:rPr>
       </w:pPr>
-      <w:bookmarkStart w:id="5" w:name="_Toc233649144"/>
+      <w:bookmarkStart w:id="5" w:name="_Toc233731772"/>
       <w:r>
         <w:rPr>
           <w:lang w:eastAsia="en-GB"/>
@@ -4154,6 +4074,7 @@
       </w:tr>
       <w:tr>
         <w:trPr>
+          <w:trHeight w:val="57"/>
           <w:jc w:val="center"/>
         </w:trPr>
         <w:tc>
@@ -4174,7 +4095,7 @@
                 <w:szCs w:val="20"/>
                 <w:lang w:eastAsia="en-GB"/>
               </w:rPr>
-              <w:t>READ</w:t>
+              <w:t>SELECT_PC_DEST</w:t>
             </w:r>
           </w:p>
         </w:tc>
@@ -4196,7 +4117,23 @@
                 <w:szCs w:val="20"/>
                 <w:lang w:eastAsia="en-GB"/>
               </w:rPr>
-              <w:t>READ</w:t>
+              <w:t>S</w:t>
+            </w:r>
+            <w:r>
+              <w:rPr>
+                <w:sz w:val="20"/>
+                <w:szCs w:val="20"/>
+                <w:lang w:eastAsia="en-GB"/>
+              </w:rPr>
+              <w:t>D_</w:t>
+            </w:r>
+            <w:r>
+              <w:rPr>
+                <w:sz w:val="20"/>
+                <w:szCs w:val="20"/>
+                <w:lang w:eastAsia="en-GB"/>
+              </w:rPr>
+              <w:t>PC</w:t>
             </w:r>
           </w:p>
         </w:tc>
@@ -4245,7 +4182,7 @@
                 <w:szCs w:val="20"/>
                 <w:lang w:eastAsia="en-GB"/>
               </w:rPr>
-              <w:t>WRITE</w:t>
+              <w:t>SELECT_PC_SRC</w:t>
             </w:r>
           </w:p>
         </w:tc>
@@ -4267,78 +4204,6 @@
                 <w:szCs w:val="20"/>
                 <w:lang w:eastAsia="en-GB"/>
               </w:rPr>
-              <w:t>WRITE</w:t>
-            </w:r>
-          </w:p>
-        </w:tc>
-        <w:tc>
-          <w:tcPr>
-            <w:tcW w:w="1553" w:type="dxa"/>
-          </w:tcPr>
-          <w:p>
-            <w:pPr>
-              <w:rPr>
-                <w:sz w:val="20"/>
-                <w:szCs w:val="20"/>
-                <w:lang w:eastAsia="en-GB"/>
-              </w:rPr>
-            </w:pPr>
-            <w:r>
-              <w:rPr>
-                <w:sz w:val="20"/>
-                <w:szCs w:val="20"/>
-                <w:lang w:eastAsia="en-GB"/>
-              </w:rPr>
-              <w:t>Output</w:t>
-            </w:r>
-          </w:p>
-        </w:tc>
-      </w:tr>
-      <w:tr>
-        <w:trPr>
-          <w:trHeight w:val="57"/>
-          <w:jc w:val="center"/>
-        </w:trPr>
-        <w:tc>
-          <w:tcPr>
-            <w:tcW w:w="2008" w:type="dxa"/>
-          </w:tcPr>
-          <w:p>
-            <w:pPr>
-              <w:rPr>
-                <w:sz w:val="20"/>
-                <w:szCs w:val="20"/>
-                <w:lang w:eastAsia="en-GB"/>
-              </w:rPr>
-            </w:pPr>
-            <w:r>
-              <w:rPr>
-                <w:sz w:val="20"/>
-                <w:szCs w:val="20"/>
-                <w:lang w:eastAsia="en-GB"/>
-              </w:rPr>
-              <w:t>SELECT_PC_DEST</w:t>
-            </w:r>
-          </w:p>
-        </w:tc>
-        <w:tc>
-          <w:tcPr>
-            <w:tcW w:w="1294" w:type="dxa"/>
-          </w:tcPr>
-          <w:p>
-            <w:pPr>
-              <w:rPr>
-                <w:sz w:val="20"/>
-                <w:szCs w:val="20"/>
-                <w:lang w:eastAsia="en-GB"/>
-              </w:rPr>
-            </w:pPr>
-            <w:r>
-              <w:rPr>
-                <w:sz w:val="20"/>
-                <w:szCs w:val="20"/>
-                <w:lang w:eastAsia="en-GB"/>
-              </w:rPr>
               <w:t>S</w:t>
             </w:r>
             <w:r>
@@ -4347,15 +4212,7 @@
                 <w:szCs w:val="20"/>
                 <w:lang w:eastAsia="en-GB"/>
               </w:rPr>
-              <w:t>D_</w:t>
-            </w:r>
-            <w:r>
-              <w:rPr>
-                <w:sz w:val="20"/>
-                <w:szCs w:val="20"/>
-                <w:lang w:eastAsia="en-GB"/>
-              </w:rPr>
-              <w:t>PC</w:t>
+              <w:t>S_PC</w:t>
             </w:r>
           </w:p>
         </w:tc>
@@ -4404,7 +4261,7 @@
                 <w:szCs w:val="20"/>
                 <w:lang w:eastAsia="en-GB"/>
               </w:rPr>
-              <w:t>SELECT_PC_SRC</w:t>
+              <w:t>SELECT_PNL_DEST</w:t>
             </w:r>
           </w:p>
         </w:tc>
@@ -4434,7 +4291,7 @@
                 <w:szCs w:val="20"/>
                 <w:lang w:eastAsia="en-GB"/>
               </w:rPr>
-              <w:t>S_PC</w:t>
+              <w:t>D_PN</w:t>
             </w:r>
           </w:p>
         </w:tc>
@@ -4483,7 +4340,7 @@
                 <w:szCs w:val="20"/>
                 <w:lang w:eastAsia="en-GB"/>
               </w:rPr>
-              <w:t>SELECT_PNL_DEST</w:t>
+              <w:t>SELECT_PVL_DEST</w:t>
             </w:r>
           </w:p>
         </w:tc>
@@ -4505,15 +4362,7 @@
                 <w:szCs w:val="20"/>
                 <w:lang w:eastAsia="en-GB"/>
               </w:rPr>
-              <w:t>S</w:t>
-            </w:r>
-            <w:r>
-              <w:rPr>
-                <w:sz w:val="20"/>
-                <w:szCs w:val="20"/>
-                <w:lang w:eastAsia="en-GB"/>
-              </w:rPr>
-              <w:t>D_PN</w:t>
+              <w:t>SD_PV</w:t>
             </w:r>
           </w:p>
         </w:tc>
@@ -4562,7 +4411,7 @@
                 <w:szCs w:val="20"/>
                 <w:lang w:eastAsia="en-GB"/>
               </w:rPr>
-              <w:t>SELECT_PVL_DEST</w:t>
+              <w:t>SELECT_PNV_SRC</w:t>
             </w:r>
           </w:p>
         </w:tc>
@@ -4584,7 +4433,7 @@
                 <w:szCs w:val="20"/>
                 <w:lang w:eastAsia="en-GB"/>
               </w:rPr>
-              <w:t>SD_PV</w:t>
+              <w:t>SS_PV</w:t>
             </w:r>
           </w:p>
         </w:tc>
@@ -4633,7 +4482,7 @@
                 <w:szCs w:val="20"/>
                 <w:lang w:eastAsia="en-GB"/>
               </w:rPr>
-              <w:t>SELECT_PNV_SRC</w:t>
+              <w:t>SELECT_RAM_DEST</w:t>
             </w:r>
           </w:p>
         </w:tc>
@@ -4655,7 +4504,23 @@
                 <w:szCs w:val="20"/>
                 <w:lang w:eastAsia="en-GB"/>
               </w:rPr>
-              <w:t>SS_PV</w:t>
+              <w:t>S</w:t>
+            </w:r>
+            <w:r>
+              <w:rPr>
+                <w:sz w:val="20"/>
+                <w:szCs w:val="20"/>
+                <w:lang w:eastAsia="en-GB"/>
+              </w:rPr>
+              <w:t>D_R</w:t>
+            </w:r>
+            <w:r>
+              <w:rPr>
+                <w:sz w:val="20"/>
+                <w:szCs w:val="20"/>
+                <w:lang w:eastAsia="en-GB"/>
+              </w:rPr>
+              <w:t>D</w:t>
             </w:r>
           </w:p>
         </w:tc>
@@ -4704,7 +4569,7 @@
                 <w:szCs w:val="20"/>
                 <w:lang w:eastAsia="en-GB"/>
               </w:rPr>
-              <w:t>SELECT_RAM_DEST</w:t>
+              <w:t>SELECT_RAM_SRC</w:t>
             </w:r>
           </w:p>
         </w:tc>
@@ -4734,7 +4599,7 @@
                 <w:szCs w:val="20"/>
                 <w:lang w:eastAsia="en-GB"/>
               </w:rPr>
-              <w:t>D_R</w:t>
+              <w:t>S_R</w:t>
             </w:r>
             <w:r>
               <w:rPr>
@@ -4791,7 +4656,7 @@
                 <w:szCs w:val="20"/>
                 <w:lang w:eastAsia="en-GB"/>
               </w:rPr>
-              <w:t>SELECT_RAM_SRC</w:t>
+              <w:t>ALU_MODE</w:t>
             </w:r>
           </w:p>
         </w:tc>
@@ -4813,23 +4678,7 @@
                 <w:szCs w:val="20"/>
                 <w:lang w:eastAsia="en-GB"/>
               </w:rPr>
-              <w:t>S</w:t>
-            </w:r>
-            <w:r>
-              <w:rPr>
-                <w:sz w:val="20"/>
-                <w:szCs w:val="20"/>
-                <w:lang w:eastAsia="en-GB"/>
-              </w:rPr>
-              <w:t>S_R</w:t>
-            </w:r>
-            <w:r>
-              <w:rPr>
-                <w:sz w:val="20"/>
-                <w:szCs w:val="20"/>
-                <w:lang w:eastAsia="en-GB"/>
-              </w:rPr>
-              <w:t>D</w:t>
+              <w:t>MODE</w:t>
             </w:r>
           </w:p>
         </w:tc>
@@ -4878,7 +4727,7 @@
                 <w:szCs w:val="20"/>
                 <w:lang w:eastAsia="en-GB"/>
               </w:rPr>
-              <w:t>ALU_MODE</w:t>
+              <w:t>SELECT_ALU_DESTA</w:t>
             </w:r>
           </w:p>
         </w:tc>
@@ -4900,7 +4749,15 @@
                 <w:szCs w:val="20"/>
                 <w:lang w:eastAsia="en-GB"/>
               </w:rPr>
-              <w:t>MODE</w:t>
+              <w:t>S</w:t>
+            </w:r>
+            <w:r>
+              <w:rPr>
+                <w:sz w:val="20"/>
+                <w:szCs w:val="20"/>
+                <w:lang w:eastAsia="en-GB"/>
+              </w:rPr>
+              <w:t>D_AA</w:t>
             </w:r>
           </w:p>
         </w:tc>
@@ -4949,7 +4806,7 @@
                 <w:szCs w:val="20"/>
                 <w:lang w:eastAsia="en-GB"/>
               </w:rPr>
-              <w:t>SELECT_ALU_DESTA</w:t>
+              <w:t>SELECT_ALU_DESTB</w:t>
             </w:r>
           </w:p>
         </w:tc>
@@ -4971,15 +4828,7 @@
                 <w:szCs w:val="20"/>
                 <w:lang w:eastAsia="en-GB"/>
               </w:rPr>
-              <w:t>S</w:t>
-            </w:r>
-            <w:r>
-              <w:rPr>
-                <w:sz w:val="20"/>
-                <w:szCs w:val="20"/>
-                <w:lang w:eastAsia="en-GB"/>
-              </w:rPr>
-              <w:t>D_AA</w:t>
+              <w:t>SD_AB</w:t>
             </w:r>
           </w:p>
         </w:tc>
@@ -5028,7 +4877,7 @@
                 <w:szCs w:val="20"/>
                 <w:lang w:eastAsia="en-GB"/>
               </w:rPr>
-              <w:t>SELECT_ALU_DESTB</w:t>
+              <w:t>SELECT_ALUO_SRC</w:t>
             </w:r>
           </w:p>
         </w:tc>
@@ -5050,7 +4899,23 @@
                 <w:szCs w:val="20"/>
                 <w:lang w:eastAsia="en-GB"/>
               </w:rPr>
-              <w:t>SD_AB</w:t>
+              <w:t>S</w:t>
+            </w:r>
+            <w:r>
+              <w:rPr>
+                <w:sz w:val="20"/>
+                <w:szCs w:val="20"/>
+                <w:lang w:eastAsia="en-GB"/>
+              </w:rPr>
+              <w:t>S_</w:t>
+            </w:r>
+            <w:r>
+              <w:rPr>
+                <w:sz w:val="20"/>
+                <w:szCs w:val="20"/>
+                <w:lang w:eastAsia="en-GB"/>
+              </w:rPr>
+              <w:t>AO</w:t>
             </w:r>
           </w:p>
         </w:tc>
@@ -5099,7 +4964,7 @@
                 <w:szCs w:val="20"/>
                 <w:lang w:eastAsia="en-GB"/>
               </w:rPr>
-              <w:t>SELECT_ALUO_SRC</w:t>
+              <w:t>RAM ADDR BUS</w:t>
             </w:r>
           </w:p>
         </w:tc>
@@ -5121,23 +4986,7 @@
                 <w:szCs w:val="20"/>
                 <w:lang w:eastAsia="en-GB"/>
               </w:rPr>
-              <w:t>S</w:t>
-            </w:r>
-            <w:r>
-              <w:rPr>
-                <w:sz w:val="20"/>
-                <w:szCs w:val="20"/>
-                <w:lang w:eastAsia="en-GB"/>
-              </w:rPr>
-              <w:t>S_</w:t>
-            </w:r>
-            <w:r>
-              <w:rPr>
-                <w:sz w:val="20"/>
-                <w:szCs w:val="20"/>
-                <w:lang w:eastAsia="en-GB"/>
-              </w:rPr>
-              <w:t>AO</w:t>
+              <w:t>ABUS</w:t>
             </w:r>
           </w:p>
         </w:tc>
@@ -5164,77 +5013,6 @@
           </w:p>
         </w:tc>
       </w:tr>
-      <w:tr>
-        <w:trPr>
-          <w:jc w:val="center"/>
-        </w:trPr>
-        <w:tc>
-          <w:tcPr>
-            <w:tcW w:w="2008" w:type="dxa"/>
-          </w:tcPr>
-          <w:p>
-            <w:pPr>
-              <w:rPr>
-                <w:sz w:val="20"/>
-                <w:szCs w:val="20"/>
-                <w:lang w:eastAsia="en-GB"/>
-              </w:rPr>
-            </w:pPr>
-            <w:r>
-              <w:rPr>
-                <w:sz w:val="20"/>
-                <w:szCs w:val="20"/>
-                <w:lang w:eastAsia="en-GB"/>
-              </w:rPr>
-              <w:t>RAM ADDR BUS</w:t>
-            </w:r>
-          </w:p>
-        </w:tc>
-        <w:tc>
-          <w:tcPr>
-            <w:tcW w:w="1294" w:type="dxa"/>
-          </w:tcPr>
-          <w:p>
-            <w:pPr>
-              <w:rPr>
-                <w:sz w:val="20"/>
-                <w:szCs w:val="20"/>
-                <w:lang w:eastAsia="en-GB"/>
-              </w:rPr>
-            </w:pPr>
-            <w:r>
-              <w:rPr>
-                <w:sz w:val="20"/>
-                <w:szCs w:val="20"/>
-                <w:lang w:eastAsia="en-GB"/>
-              </w:rPr>
-              <w:t>ABUS</w:t>
-            </w:r>
-          </w:p>
-        </w:tc>
-        <w:tc>
-          <w:tcPr>
-            <w:tcW w:w="1553" w:type="dxa"/>
-          </w:tcPr>
-          <w:p>
-            <w:pPr>
-              <w:rPr>
-                <w:sz w:val="20"/>
-                <w:szCs w:val="20"/>
-                <w:lang w:eastAsia="en-GB"/>
-              </w:rPr>
-            </w:pPr>
-            <w:r>
-              <w:rPr>
-                <w:sz w:val="20"/>
-                <w:szCs w:val="20"/>
-                <w:lang w:eastAsia="en-GB"/>
-              </w:rPr>
-              <w:t>Output</w:t>
-            </w:r>
-          </w:p>
-        </w:tc>
-      </w:tr>
     </w:tbl>
     <w:p>
       <w:pPr>
@@ -5302,7 +5080,7 @@
           <w:lang w:eastAsia="en-GB"/>
         </w:rPr>
       </w:pPr>
-      <w:bookmarkStart w:id="7" w:name="_Toc233649145"/>
+      <w:bookmarkStart w:id="7" w:name="_Toc233731773"/>
       <w:r>
         <w:rPr>
           <w:lang w:eastAsia="en-GB"/>
@@ -5373,7 +5151,7 @@
           <w:lang w:eastAsia="en-GB"/>
         </w:rPr>
       </w:pPr>
-      <w:bookmarkStart w:id="8" w:name="_Toc233649146"/>
+      <w:bookmarkStart w:id="8" w:name="_Toc233731774"/>
       <w:r>
         <w:rPr>
           <w:rFonts w:eastAsiaTheme="minorHAnsi"/>
@@ -8753,7 +8531,7 @@
           <w:lang w:eastAsia="en-GB"/>
         </w:rPr>
       </w:pPr>
-      <w:bookmarkStart w:id="10" w:name="_Toc233649147"/>
+      <w:bookmarkStart w:id="10" w:name="_Toc233731775"/>
       <w:r>
         <w:rPr>
           <w:lang w:eastAsia="en-GB"/>
@@ -8844,9 +8622,9 @@
         </w:rPr>
         <w:drawing>
           <wp:inline distT="0" distB="0" distL="0" distR="0">
-            <wp:extent cx="5731510" cy="3462653"/>
+            <wp:extent cx="5731510" cy="3407327"/>
             <wp:effectExtent l="19050" t="0" r="2540" b="0"/>
-            <wp:docPr id="5" name="Picture 1"/>
+            <wp:docPr id="8" name="Picture 1"/>
             <wp:cNvGraphicFramePr>
               <a:graphicFrameLocks xmlns:a="http://schemas.openxmlformats.org/drawingml/2006/main" noChangeAspect="1"/>
             </wp:cNvGraphicFramePr>
@@ -8869,7 +8647,7 @@
                   <pic:spPr bwMode="auto">
                     <a:xfrm>
                       <a:off x="0" y="0"/>
-                      <a:ext cx="5731510" cy="3462653"/>
+                      <a:ext cx="5731510" cy="3407327"/>
                     </a:xfrm>
                     <a:prstGeom prst="rect">
                       <a:avLst/>
@@ -8896,7 +8674,7 @@
       </w:pPr>
       <w:bookmarkStart w:id="11" w:name="_Ref232762527"/>
       <w:bookmarkStart w:id="12" w:name="_Ref233641508"/>
-      <w:bookmarkStart w:id="13" w:name="_Toc233649164"/>
+      <w:bookmarkStart w:id="13" w:name="_Toc233731791"/>
       <w:r>
         <w:t xml:space="preserve">Figure </w:t>
       </w:r>
@@ -8954,7 +8732,7 @@
           <w:lang w:eastAsia="en-GB"/>
         </w:rPr>
       </w:pPr>
-      <w:bookmarkStart w:id="14" w:name="_Toc233649148"/>
+      <w:bookmarkStart w:id="14" w:name="_Toc233731776"/>
       <w:r>
         <w:rPr>
           <w:lang w:eastAsia="en-GB"/>
@@ -9066,7 +8844,7 @@
           <w:lang w:eastAsia="en-GB"/>
         </w:rPr>
       </w:pPr>
-      <w:bookmarkStart w:id="15" w:name="_Toc233649149"/>
+      <w:bookmarkStart w:id="15" w:name="_Toc233731777"/>
       <w:r>
         <w:rPr>
           <w:lang w:eastAsia="en-GB"/>
@@ -9480,7 +9258,7 @@
         <w:jc w:val="center"/>
       </w:pPr>
       <w:bookmarkStart w:id="16" w:name="_Ref233471569"/>
-      <w:bookmarkStart w:id="17" w:name="_Toc233649165"/>
+      <w:bookmarkStart w:id="17" w:name="_Toc233731792"/>
       <w:r>
         <w:t xml:space="preserve">Figure </w:t>
       </w:r>
@@ -9783,7 +9561,7 @@
         <w:jc w:val="center"/>
       </w:pPr>
       <w:bookmarkStart w:id="18" w:name="_Ref233472606"/>
-      <w:bookmarkStart w:id="19" w:name="_Toc233649166"/>
+      <w:bookmarkStart w:id="19" w:name="_Toc233731793"/>
       <w:r>
         <w:t xml:space="preserve">Figure </w:t>
       </w:r>
@@ -9898,7 +9676,7 @@
           <w:lang w:eastAsia="en-GB"/>
         </w:rPr>
       </w:pPr>
-      <w:bookmarkStart w:id="22" w:name="_Toc233649150"/>
+      <w:bookmarkStart w:id="22" w:name="_Toc233731778"/>
       <w:r>
         <w:rPr>
           <w:lang w:eastAsia="en-GB"/>
@@ -10063,7 +9841,7 @@
           <w:lang w:eastAsia="en-GB"/>
         </w:rPr>
       </w:pPr>
-      <w:bookmarkStart w:id="23" w:name="_Toc233649151"/>
+      <w:bookmarkStart w:id="23" w:name="_Toc233731779"/>
       <w:r>
         <w:rPr>
           <w:lang w:eastAsia="en-GB"/>
@@ -10162,7 +9940,7 @@
         </w:rPr>
       </w:pPr>
       <w:bookmarkStart w:id="24" w:name="_Ref233641794"/>
-      <w:bookmarkStart w:id="25" w:name="_Toc233649152"/>
+      <w:bookmarkStart w:id="25" w:name="_Toc233731780"/>
       <w:r>
         <w:rPr>
           <w:lang w:eastAsia="en-GB"/>
@@ -10832,7 +10610,7 @@
         </w:rPr>
       </w:pPr>
       <w:bookmarkStart w:id="28" w:name="_Ref233543378"/>
-      <w:bookmarkStart w:id="29" w:name="_Toc233649153"/>
+      <w:bookmarkStart w:id="29" w:name="_Toc233731781"/>
       <w:r>
         <w:rPr>
           <w:lang w:eastAsia="en-GB"/>
@@ -11018,7 +10796,7 @@
         <w:jc w:val="center"/>
       </w:pPr>
       <w:bookmarkStart w:id="30" w:name="_Ref233534511"/>
-      <w:bookmarkStart w:id="31" w:name="_Toc233649167"/>
+      <w:bookmarkStart w:id="31" w:name="_Toc233731794"/>
       <w:r>
         <w:t xml:space="preserve">Figure </w:t>
       </w:r>
@@ -11278,7 +11056,10 @@
     </w:p>
     <w:p>
       <w:r>
-        <w:t xml:space="preserve">The remaining outputs (SEQ_END, ID_ACL, WRITE, and READ) will </w:t>
+        <w:t>The remaining outputs (SEQ_END and</w:t>
+      </w:r>
+      <w:r>
+        <w:t xml:space="preserve"> ID_ACL) will </w:t>
       </w:r>
       <w:r>
         <w:t>each be stored in one bit of a ROM word.</w:t>
@@ -11286,7 +11067,13 @@
     </w:p>
     <w:p>
       <w:r>
-        <w:t>So the total number of bits required in a ROM word is 15.</w:t>
+        <w:t>So the total number of b</w:t>
+      </w:r>
+      <w:r>
+        <w:t>its required in a ROM word is 13</w:t>
+      </w:r>
+      <w:r>
+        <w:t>.</w:t>
       </w:r>
     </w:p>
     <w:p>
@@ -11327,7 +11114,7 @@
           <w:lang w:eastAsia="en-GB"/>
         </w:rPr>
       </w:pPr>
-      <w:bookmarkStart w:id="32" w:name="_Toc233649154"/>
+      <w:bookmarkStart w:id="32" w:name="_Toc233731782"/>
       <w:r>
         <w:rPr>
           <w:lang w:eastAsia="en-GB"/>
@@ -11402,7 +11189,7 @@
         <w:rPr>
           <w:lang w:eastAsia="en-GB"/>
         </w:rPr>
-        <w:t xml:space="preserve">The data bus value is stored in this latch by the control signals READ and ID_ACL (Internal Destination Address Control Latch). </w:t>
+        <w:t xml:space="preserve">The data bus value is stored in this latch by the control signal ID_ACL (Internal Destination Address Control Latch). </w:t>
       </w:r>
     </w:p>
     <w:p>
@@ -11696,7 +11483,7 @@
           <w:lang w:eastAsia="en-GB"/>
         </w:rPr>
       </w:pPr>
-      <w:bookmarkStart w:id="33" w:name="_Toc233649155"/>
+      <w:bookmarkStart w:id="33" w:name="_Toc233731783"/>
       <w:r>
         <w:rPr>
           <w:lang w:eastAsia="en-GB"/>
@@ -11953,7 +11740,7 @@
           <w:lang w:eastAsia="en-GB"/>
         </w:rPr>
       </w:pPr>
-      <w:bookmarkStart w:id="34" w:name="_Toc233649156"/>
+      <w:bookmarkStart w:id="34" w:name="_Toc233731784"/>
       <w:r>
         <w:rPr>
           <w:lang w:eastAsia="en-GB"/>
@@ -12026,7 +11813,7 @@
           <w:lang w:eastAsia="en-GB"/>
         </w:rPr>
       </w:pPr>
-      <w:bookmarkStart w:id="35" w:name="_Toc233649157"/>
+      <w:bookmarkStart w:id="35" w:name="_Toc233731785"/>
       <w:r>
         <w:rPr>
           <w:lang w:eastAsia="en-GB"/>
@@ -12046,7 +11833,19 @@
         <w:rPr>
           <w:lang w:eastAsia="en-GB"/>
         </w:rPr>
-        <w:t>The function of this block is to write 0x0001 onto the data bus when IS_0x1 and WRITE are both high.</w:t>
+        <w:t xml:space="preserve">The function of this block is to write 0x0001 onto the data bus when IS_0x1 </w:t>
+      </w:r>
+      <w:r>
+        <w:rPr>
+          <w:lang w:eastAsia="en-GB"/>
+        </w:rPr>
+        <w:t>is</w:t>
+      </w:r>
+      <w:r>
+        <w:rPr>
+          <w:lang w:eastAsia="en-GB"/>
+        </w:rPr>
+        <w:t xml:space="preserve"> high.</w:t>
       </w:r>
     </w:p>
     <w:p>
@@ -12144,7 +11943,7 @@
           <w:lang w:eastAsia="en-GB"/>
         </w:rPr>
       </w:pPr>
-      <w:bookmarkStart w:id="36" w:name="_Toc233649158"/>
+      <w:bookmarkStart w:id="36" w:name="_Toc233731786"/>
       <w:r>
         <w:rPr>
           <w:lang w:eastAsia="en-GB"/>
@@ -12324,7 +12123,7 @@
         <w:jc w:val="center"/>
       </w:pPr>
       <w:bookmarkStart w:id="37" w:name="_Ref233641691"/>
-      <w:bookmarkStart w:id="38" w:name="_Toc233649168"/>
+      <w:bookmarkStart w:id="38" w:name="_Toc233731795"/>
       <w:r>
         <w:t xml:space="preserve">Figure </w:t>
       </w:r>
@@ -12478,7 +12277,7 @@
         <w:jc w:val="center"/>
       </w:pPr>
       <w:bookmarkStart w:id="39" w:name="_Ref233648800"/>
-      <w:bookmarkStart w:id="40" w:name="_Toc233649169"/>
+      <w:bookmarkStart w:id="40" w:name="_Toc233731796"/>
       <w:r>
         <w:t xml:space="preserve">Figure </w:t>
       </w:r>
@@ -12576,6 +12375,7 @@
           <w:lang w:eastAsia="en-GB"/>
         </w:rPr>
       </w:pPr>
+      <w:bookmarkStart w:id="42" w:name="_Toc233731787"/>
       <w:r>
         <w:rPr>
           <w:lang w:eastAsia="en-GB"/>
@@ -12583,6 +12383,7 @@
         <w:lastRenderedPageBreak/>
         <w:t>5 Bit Counter</w:t>
       </w:r>
+      <w:bookmarkEnd w:id="42"/>
     </w:p>
     <w:p>
       <w:pPr>
@@ -12620,12 +12421,14 @@
           <w:lang w:eastAsia="en-GB"/>
         </w:rPr>
       </w:pPr>
+      <w:bookmarkStart w:id="43" w:name="_Toc233731788"/>
       <w:r>
         <w:rPr>
           <w:lang w:eastAsia="en-GB"/>
         </w:rPr>
         <w:t>Follow Jump?</w:t>
       </w:r>
+      <w:bookmarkEnd w:id="43"/>
     </w:p>
     <w:p>
       <w:pPr>
@@ -12692,6 +12495,35 @@
           <w:lang w:eastAsia="en-GB"/>
         </w:rPr>
         <w:t>The function of this block is to decide whether sequence 0 is required (jump followed)</w:t>
+      </w:r>
+    </w:p>
+    <w:p>
+      <w:pPr>
+        <w:rPr>
+          <w:lang w:eastAsia="en-GB"/>
+        </w:rPr>
+      </w:pPr>
+      <w:r>
+        <w:rPr>
+          <w:lang w:eastAsia="en-GB"/>
+        </w:rPr>
+        <w:t>&lt;</w:t>
+      </w:r>
+      <w:proofErr w:type="spellStart"/>
+      <w:proofErr w:type="gramStart"/>
+      <w:r>
+        <w:rPr>
+          <w:lang w:eastAsia="en-GB"/>
+        </w:rPr>
+        <w:t>tbd</w:t>
+      </w:r>
+      <w:proofErr w:type="spellEnd"/>
+      <w:proofErr w:type="gramEnd"/>
+      <w:r>
+        <w:rPr>
+          <w:lang w:eastAsia="en-GB"/>
+        </w:rPr>
+        <w:t xml:space="preserve"> work in progress&gt;</w:t>
       </w:r>
     </w:p>
     <w:p>
@@ -12720,7 +12552,7 @@
           <w:lang w:eastAsia="en-GB"/>
         </w:rPr>
       </w:pPr>
-      <w:bookmarkStart w:id="42" w:name="_Toc233649162"/>
+      <w:bookmarkStart w:id="44" w:name="_Toc233731789"/>
       <w:r>
         <w:rPr>
           <w:lang w:eastAsia="en-GB"/>
@@ -12729,9 +12561,9 @@
         <w:t>References</w:t>
       </w:r>
       <w:bookmarkEnd w:id="21"/>
-      <w:bookmarkEnd w:id="42"/>
+      <w:bookmarkEnd w:id="44"/>
     </w:p>
-    <w:bookmarkStart w:id="43" w:name="AVR_Instruction_Doc"/>
+    <w:bookmarkStart w:id="45" w:name="AVR_Instruction_Doc"/>
     <w:p>
       <w:pPr>
         <w:pStyle w:val="ListParagraph"/>
@@ -12759,6 +12591,11 @@
         <w:rPr>
           <w:lang w:eastAsia="en-GB"/>
         </w:rPr>
+      </w:r>
+      <w:r>
+        <w:rPr>
+          <w:lang w:eastAsia="en-GB"/>
+        </w:rPr>
         <w:fldChar w:fldCharType="separate"/>
       </w:r>
       <w:r>
@@ -12768,7 +12605,7 @@
         </w:rPr>
         <w:t>AVR Instruction Set Manual</w:t>
       </w:r>
-      <w:bookmarkEnd w:id="43"/>
+      <w:bookmarkEnd w:id="45"/>
       <w:r>
         <w:rPr>
           <w:lang w:eastAsia="en-GB"/>
@@ -12776,7 +12613,7 @@
         <w:fldChar w:fldCharType="end"/>
       </w:r>
     </w:p>
-    <w:bookmarkStart w:id="44" w:name="RefCpuDesign"/>
+    <w:bookmarkStart w:id="46" w:name="RefCpuDesign"/>
     <w:p>
       <w:pPr>
         <w:pStyle w:val="ListParagraph"/>
@@ -12804,6 +12641,11 @@
         <w:rPr>
           <w:lang w:eastAsia="en-GB"/>
         </w:rPr>
+      </w:r>
+      <w:r>
+        <w:rPr>
+          <w:lang w:eastAsia="en-GB"/>
+        </w:rPr>
         <w:fldChar w:fldCharType="separate"/>
       </w:r>
       <w:r>
@@ -12813,7 +12655,7 @@
         </w:rPr>
         <w:t>CpuDesign.docx</w:t>
       </w:r>
-      <w:bookmarkEnd w:id="44"/>
+      <w:bookmarkEnd w:id="46"/>
       <w:r>
         <w:rPr>
           <w:lang w:eastAsia="en-GB"/>
@@ -12821,7 +12663,7 @@
         <w:fldChar w:fldCharType="end"/>
       </w:r>
     </w:p>
-    <w:bookmarkStart w:id="45" w:name="RefL1SeqXlsx"/>
+    <w:bookmarkStart w:id="47" w:name="RefL1SeqXlsx"/>
     <w:p>
       <w:pPr>
         <w:pStyle w:val="ListParagraph"/>
@@ -12849,6 +12691,11 @@
         <w:rPr>
           <w:lang w:eastAsia="en-GB"/>
         </w:rPr>
+      </w:r>
+      <w:r>
+        <w:rPr>
+          <w:lang w:eastAsia="en-GB"/>
+        </w:rPr>
         <w:fldChar w:fldCharType="separate"/>
       </w:r>
       <w:r>
@@ -12864,9 +12711,9 @@
         </w:rPr>
         <w:fldChar w:fldCharType="end"/>
       </w:r>
-      <w:bookmarkEnd w:id="45"/>
+      <w:bookmarkEnd w:id="47"/>
     </w:p>
-    <w:bookmarkStart w:id="46" w:name="RefOpcodeFormat"/>
+    <w:bookmarkStart w:id="48" w:name="RefOpcodeFormat"/>
     <w:p>
       <w:pPr>
         <w:pStyle w:val="ListParagraph"/>
@@ -12894,6 +12741,11 @@
         <w:rPr>
           <w:lang w:eastAsia="en-GB"/>
         </w:rPr>
+      </w:r>
+      <w:r>
+        <w:rPr>
+          <w:lang w:eastAsia="en-GB"/>
+        </w:rPr>
         <w:fldChar w:fldCharType="separate"/>
       </w:r>
       <w:r>
@@ -12909,7 +12761,7 @@
         </w:rPr>
         <w:fldChar w:fldCharType="end"/>
       </w:r>
-      <w:bookmarkEnd w:id="46"/>
+      <w:bookmarkEnd w:id="48"/>
     </w:p>
     <w:p>
       <w:pPr>
@@ -13028,7 +12880,7 @@
               <w:b/>
               <w:noProof/>
             </w:rPr>
-            <w:t>9</w:t>
+            <w:t>13</w:t>
           </w:r>
         </w:fldSimple>
       </w:p>
@@ -18190,7 +18042,7 @@
 </file>
 
 <file path=customXml/itemProps2.xml><?xml version="1.0" encoding="utf-8"?>
-<ds:datastoreItem xmlns:ds="http://schemas.openxmlformats.org/officeDocument/2006/customXml" ds:itemID="{E7CED88F-77FF-44B8-AE6A-6896942CBABE}">
+<ds:datastoreItem xmlns:ds="http://schemas.openxmlformats.org/officeDocument/2006/customXml" ds:itemID="{FDE02782-2F6C-453E-8026-B8C63F055D8A}">
   <ds:schemaRefs>
     <ds:schemaRef ds:uri="http://schemas.openxmlformats.org/officeDocument/2006/bibliography"/>
   </ds:schemaRefs>

--- a/CPU Design/L1IsDesign.docx
+++ b/CPU Design/L1IsDesign.docx
@@ -63,7 +63,7 @@
                     <v:path arrowok="t"/>
                   </v:shape>
                 </v:group>
-                <v:rect id="_x0000_s1039" style="position:absolute;left:1800;top:1440;width:8638;height:551;mso-width-percent:1000;mso-position-horizontal:center;mso-position-horizontal-relative:margin;mso-position-vertical:top;mso-position-vertical-relative:margin;mso-width-percent:1000;mso-width-relative:margin;mso-height-relative:margin" filled="f" stroked="f">
+                <v:rect id="_x0000_s1039" style="position:absolute;left:1800;top:1440;width:8638;height:736;mso-width-percent:1000;mso-position-horizontal:center;mso-position-horizontal-relative:margin;mso-position-vertical:top;mso-position-vertical-relative:margin;mso-width-percent:1000;mso-width-relative:margin;mso-height-relative:margin" filled="f" stroked="f">
                   <v:textbox style="mso-next-textbox:#_x0000_s1039;mso-fit-shape-to-text:t">
                     <w:txbxContent>
                       <w:p>
@@ -434,7 +434,7 @@
                   <w:rPr>
                     <w:rFonts w:cstheme="minorHAnsi"/>
                   </w:rPr>
-                  <w:t>30 Jun 2028</w:t>
+                  <w:t>30 Jun 2026</w:t>
                 </w:r>
               </w:p>
             </w:tc>
@@ -453,6 +453,79 @@
                     <w:rFonts w:cstheme="minorHAnsi"/>
                   </w:rPr>
                   <w:t>Removed READ and WRITE</w:t>
+                </w:r>
+              </w:p>
+            </w:tc>
+          </w:tr>
+          <w:tr>
+            <w:tc>
+              <w:tcPr>
+                <w:tcW w:w="1384" w:type="dxa"/>
+              </w:tcPr>
+              <w:p>
+                <w:pPr>
+                  <w:rPr>
+                    <w:rFonts w:cstheme="minorHAnsi"/>
+                  </w:rPr>
+                </w:pPr>
+                <w:r>
+                  <w:rPr>
+                    <w:rFonts w:cstheme="minorHAnsi"/>
+                  </w:rPr>
+                  <w:t>1 Jul 2026</w:t>
+                </w:r>
+              </w:p>
+            </w:tc>
+            <w:tc>
+              <w:tcPr>
+                <w:tcW w:w="7858" w:type="dxa"/>
+              </w:tcPr>
+              <w:p>
+                <w:pPr>
+                  <w:rPr>
+                    <w:rFonts w:cstheme="minorHAnsi"/>
+                  </w:rPr>
+                </w:pPr>
+                <w:r>
+                  <w:rPr>
+                    <w:rFonts w:cstheme="minorHAnsi"/>
+                  </w:rPr>
+                  <w:t xml:space="preserve">Finished section </w:t>
+                </w:r>
+                <w:r>
+                  <w:rPr>
+                    <w:rFonts w:cstheme="minorHAnsi"/>
+                  </w:rPr>
+                  <w:fldChar w:fldCharType="begin"/>
+                </w:r>
+                <w:r>
+                  <w:rPr>
+                    <w:rFonts w:cstheme="minorHAnsi"/>
+                  </w:rPr>
+                  <w:instrText xml:space="preserve"> REF _Ref233797296 \r \h </w:instrText>
+                </w:r>
+                <w:r>
+                  <w:rPr>
+                    <w:rFonts w:cstheme="minorHAnsi"/>
+                  </w:rPr>
+                </w:r>
+                <w:r>
+                  <w:rPr>
+                    <w:rFonts w:cstheme="minorHAnsi"/>
+                  </w:rPr>
+                  <w:fldChar w:fldCharType="separate"/>
+                </w:r>
+                <w:r>
+                  <w:rPr>
+                    <w:rFonts w:cstheme="minorHAnsi"/>
+                  </w:rPr>
+                  <w:t>4</w:t>
+                </w:r>
+                <w:r>
+                  <w:rPr>
+                    <w:rFonts w:cstheme="minorHAnsi"/>
+                  </w:rPr>
+                  <w:fldChar w:fldCharType="end"/>
                 </w:r>
               </w:p>
             </w:tc>
@@ -525,7 +598,7 @@
           <w:r>
             <w:fldChar w:fldCharType="separate"/>
           </w:r>
-          <w:hyperlink w:anchor="_Toc233731770" w:history="1">
+          <w:hyperlink w:anchor="_Toc233800356" w:history="1">
             <w:r>
               <w:rPr>
                 <w:rStyle w:val="Hyperlink"/>
@@ -571,7 +644,7 @@
                 <w:noProof/>
                 <w:webHidden/>
               </w:rPr>
-              <w:instrText xml:space="preserve"> PAGEREF _Toc233731770 \h </w:instrText>
+              <w:instrText xml:space="preserve"> PAGEREF _Toc233800356 \h </w:instrText>
             </w:r>
             <w:r>
               <w:rPr>
@@ -615,7 +688,7 @@
               <w:lang w:eastAsia="en-GB"/>
             </w:rPr>
           </w:pPr>
-          <w:hyperlink w:anchor="_Toc233731771" w:history="1">
+          <w:hyperlink w:anchor="_Toc233800357" w:history="1">
             <w:r>
               <w:rPr>
                 <w:rStyle w:val="Hyperlink"/>
@@ -659,7 +732,7 @@
                 <w:noProof/>
                 <w:webHidden/>
               </w:rPr>
-              <w:instrText xml:space="preserve"> PAGEREF _Toc233731771 \h </w:instrText>
+              <w:instrText xml:space="preserve"> PAGEREF _Toc233800357 \h </w:instrText>
             </w:r>
             <w:r>
               <w:rPr>
@@ -703,7 +776,7 @@
               <w:lang w:eastAsia="en-GB"/>
             </w:rPr>
           </w:pPr>
-          <w:hyperlink w:anchor="_Toc233731772" w:history="1">
+          <w:hyperlink w:anchor="_Toc233800358" w:history="1">
             <w:r>
               <w:rPr>
                 <w:rStyle w:val="Hyperlink"/>
@@ -747,7 +820,7 @@
                 <w:noProof/>
                 <w:webHidden/>
               </w:rPr>
-              <w:instrText xml:space="preserve"> PAGEREF _Toc233731772 \h </w:instrText>
+              <w:instrText xml:space="preserve"> PAGEREF _Toc233800358 \h </w:instrText>
             </w:r>
             <w:r>
               <w:rPr>
@@ -791,7 +864,7 @@
               <w:lang w:eastAsia="en-GB"/>
             </w:rPr>
           </w:pPr>
-          <w:hyperlink w:anchor="_Toc233731773" w:history="1">
+          <w:hyperlink w:anchor="_Toc233800359" w:history="1">
             <w:r>
               <w:rPr>
                 <w:rStyle w:val="Hyperlink"/>
@@ -835,7 +908,7 @@
                 <w:noProof/>
                 <w:webHidden/>
               </w:rPr>
-              <w:instrText xml:space="preserve"> PAGEREF _Toc233731773 \h </w:instrText>
+              <w:instrText xml:space="preserve"> PAGEREF _Toc233800359 \h </w:instrText>
             </w:r>
             <w:r>
               <w:rPr>
@@ -879,7 +952,7 @@
               <w:lang w:eastAsia="en-GB"/>
             </w:rPr>
           </w:pPr>
-          <w:hyperlink w:anchor="_Toc233731774" w:history="1">
+          <w:hyperlink w:anchor="_Toc233800360" w:history="1">
             <w:r>
               <w:rPr>
                 <w:rStyle w:val="Hyperlink"/>
@@ -923,7 +996,7 @@
                 <w:noProof/>
                 <w:webHidden/>
               </w:rPr>
-              <w:instrText xml:space="preserve"> PAGEREF _Toc233731774 \h </w:instrText>
+              <w:instrText xml:space="preserve"> PAGEREF _Toc233800360 \h </w:instrText>
             </w:r>
             <w:r>
               <w:rPr>
@@ -967,7 +1040,7 @@
               <w:lang w:eastAsia="en-GB"/>
             </w:rPr>
           </w:pPr>
-          <w:hyperlink w:anchor="_Toc233731775" w:history="1">
+          <w:hyperlink w:anchor="_Toc233800361" w:history="1">
             <w:r>
               <w:rPr>
                 <w:rStyle w:val="Hyperlink"/>
@@ -1011,7 +1084,7 @@
                 <w:noProof/>
                 <w:webHidden/>
               </w:rPr>
-              <w:instrText xml:space="preserve"> PAGEREF _Toc233731775 \h </w:instrText>
+              <w:instrText xml:space="preserve"> PAGEREF _Toc233800361 \h </w:instrText>
             </w:r>
             <w:r>
               <w:rPr>
@@ -1055,7 +1128,7 @@
               <w:lang w:eastAsia="en-GB"/>
             </w:rPr>
           </w:pPr>
-          <w:hyperlink w:anchor="_Toc233731776" w:history="1">
+          <w:hyperlink w:anchor="_Toc233800362" w:history="1">
             <w:r>
               <w:rPr>
                 <w:rStyle w:val="Hyperlink"/>
@@ -1106,7 +1179,7 @@
                 <w:noProof/>
                 <w:webHidden/>
               </w:rPr>
-              <w:instrText xml:space="preserve"> PAGEREF _Toc233731776 \h </w:instrText>
+              <w:instrText xml:space="preserve"> PAGEREF _Toc233800362 \h </w:instrText>
             </w:r>
             <w:r>
               <w:rPr>
@@ -1150,7 +1223,7 @@
               <w:lang w:eastAsia="en-GB"/>
             </w:rPr>
           </w:pPr>
-          <w:hyperlink w:anchor="_Toc233731777" w:history="1">
+          <w:hyperlink w:anchor="_Toc233800363" w:history="1">
             <w:r>
               <w:rPr>
                 <w:rStyle w:val="Hyperlink"/>
@@ -1194,7 +1267,7 @@
                 <w:noProof/>
                 <w:webHidden/>
               </w:rPr>
-              <w:instrText xml:space="preserve"> PAGEREF _Toc233731777 \h </w:instrText>
+              <w:instrText xml:space="preserve"> PAGEREF _Toc233800363 \h </w:instrText>
             </w:r>
             <w:r>
               <w:rPr>
@@ -1238,7 +1311,7 @@
               <w:lang w:eastAsia="en-GB"/>
             </w:rPr>
           </w:pPr>
-          <w:hyperlink w:anchor="_Toc233731778" w:history="1">
+          <w:hyperlink w:anchor="_Toc233800364" w:history="1">
             <w:r>
               <w:rPr>
                 <w:rStyle w:val="Hyperlink"/>
@@ -1282,7 +1355,7 @@
                 <w:noProof/>
                 <w:webHidden/>
               </w:rPr>
-              <w:instrText xml:space="preserve"> PAGEREF _Toc233731778 \h </w:instrText>
+              <w:instrText xml:space="preserve"> PAGEREF _Toc233800364 \h </w:instrText>
             </w:r>
             <w:r>
               <w:rPr>
@@ -1326,7 +1399,7 @@
               <w:lang w:eastAsia="en-GB"/>
             </w:rPr>
           </w:pPr>
-          <w:hyperlink w:anchor="_Toc233731779" w:history="1">
+          <w:hyperlink w:anchor="_Toc233800365" w:history="1">
             <w:r>
               <w:rPr>
                 <w:rStyle w:val="Hyperlink"/>
@@ -1370,7 +1443,7 @@
                 <w:noProof/>
                 <w:webHidden/>
               </w:rPr>
-              <w:instrText xml:space="preserve"> PAGEREF _Toc233731779 \h </w:instrText>
+              <w:instrText xml:space="preserve"> PAGEREF _Toc233800365 \h </w:instrText>
             </w:r>
             <w:r>
               <w:rPr>
@@ -1414,7 +1487,7 @@
               <w:lang w:eastAsia="en-GB"/>
             </w:rPr>
           </w:pPr>
-          <w:hyperlink w:anchor="_Toc233731780" w:history="1">
+          <w:hyperlink w:anchor="_Toc233800366" w:history="1">
             <w:r>
               <w:rPr>
                 <w:rStyle w:val="Hyperlink"/>
@@ -1458,7 +1531,7 @@
                 <w:noProof/>
                 <w:webHidden/>
               </w:rPr>
-              <w:instrText xml:space="preserve"> PAGEREF _Toc233731780 \h </w:instrText>
+              <w:instrText xml:space="preserve"> PAGEREF _Toc233800366 \h </w:instrText>
             </w:r>
             <w:r>
               <w:rPr>
@@ -1502,7 +1575,7 @@
               <w:lang w:eastAsia="en-GB"/>
             </w:rPr>
           </w:pPr>
-          <w:hyperlink w:anchor="_Toc233731781" w:history="1">
+          <w:hyperlink w:anchor="_Toc233800367" w:history="1">
             <w:r>
               <w:rPr>
                 <w:rStyle w:val="Hyperlink"/>
@@ -1546,7 +1619,7 @@
                 <w:noProof/>
                 <w:webHidden/>
               </w:rPr>
-              <w:instrText xml:space="preserve"> PAGEREF _Toc233731781 \h </w:instrText>
+              <w:instrText xml:space="preserve"> PAGEREF _Toc233800367 \h </w:instrText>
             </w:r>
             <w:r>
               <w:rPr>
@@ -1590,7 +1663,7 @@
               <w:lang w:eastAsia="en-GB"/>
             </w:rPr>
           </w:pPr>
-          <w:hyperlink w:anchor="_Toc233731782" w:history="1">
+          <w:hyperlink w:anchor="_Toc233800368" w:history="1">
             <w:r>
               <w:rPr>
                 <w:rStyle w:val="Hyperlink"/>
@@ -1634,7 +1707,7 @@
                 <w:noProof/>
                 <w:webHidden/>
               </w:rPr>
-              <w:instrText xml:space="preserve"> PAGEREF _Toc233731782 \h </w:instrText>
+              <w:instrText xml:space="preserve"> PAGEREF _Toc233800368 \h </w:instrText>
             </w:r>
             <w:r>
               <w:rPr>
@@ -1678,7 +1751,7 @@
               <w:lang w:eastAsia="en-GB"/>
             </w:rPr>
           </w:pPr>
-          <w:hyperlink w:anchor="_Toc233731783" w:history="1">
+          <w:hyperlink w:anchor="_Toc233800369" w:history="1">
             <w:r>
               <w:rPr>
                 <w:rStyle w:val="Hyperlink"/>
@@ -1722,7 +1795,7 @@
                 <w:noProof/>
                 <w:webHidden/>
               </w:rPr>
-              <w:instrText xml:space="preserve"> PAGEREF _Toc233731783 \h </w:instrText>
+              <w:instrText xml:space="preserve"> PAGEREF _Toc233800369 \h </w:instrText>
             </w:r>
             <w:r>
               <w:rPr>
@@ -1766,7 +1839,7 @@
               <w:lang w:eastAsia="en-GB"/>
             </w:rPr>
           </w:pPr>
-          <w:hyperlink w:anchor="_Toc233731784" w:history="1">
+          <w:hyperlink w:anchor="_Toc233800370" w:history="1">
             <w:r>
               <w:rPr>
                 <w:rStyle w:val="Hyperlink"/>
@@ -1810,7 +1883,7 @@
                 <w:noProof/>
                 <w:webHidden/>
               </w:rPr>
-              <w:instrText xml:space="preserve"> PAGEREF _Toc233731784 \h </w:instrText>
+              <w:instrText xml:space="preserve"> PAGEREF _Toc233800370 \h </w:instrText>
             </w:r>
             <w:r>
               <w:rPr>
@@ -1854,7 +1927,7 @@
               <w:lang w:eastAsia="en-GB"/>
             </w:rPr>
           </w:pPr>
-          <w:hyperlink w:anchor="_Toc233731785" w:history="1">
+          <w:hyperlink w:anchor="_Toc233800371" w:history="1">
             <w:r>
               <w:rPr>
                 <w:rStyle w:val="Hyperlink"/>
@@ -1898,7 +1971,7 @@
                 <w:noProof/>
                 <w:webHidden/>
               </w:rPr>
-              <w:instrText xml:space="preserve"> PAGEREF _Toc233731785 \h </w:instrText>
+              <w:instrText xml:space="preserve"> PAGEREF _Toc233800371 \h </w:instrText>
             </w:r>
             <w:r>
               <w:rPr>
@@ -1942,7 +2015,7 @@
               <w:lang w:eastAsia="en-GB"/>
             </w:rPr>
           </w:pPr>
-          <w:hyperlink w:anchor="_Toc233731786" w:history="1">
+          <w:hyperlink w:anchor="_Toc233800372" w:history="1">
             <w:r>
               <w:rPr>
                 <w:rStyle w:val="Hyperlink"/>
@@ -1986,7 +2059,7 @@
                 <w:noProof/>
                 <w:webHidden/>
               </w:rPr>
-              <w:instrText xml:space="preserve"> PAGEREF _Toc233731786 \h </w:instrText>
+              <w:instrText xml:space="preserve"> PAGEREF _Toc233800372 \h </w:instrText>
             </w:r>
             <w:r>
               <w:rPr>
@@ -2030,7 +2103,7 @@
               <w:lang w:eastAsia="en-GB"/>
             </w:rPr>
           </w:pPr>
-          <w:hyperlink w:anchor="_Toc233731787" w:history="1">
+          <w:hyperlink w:anchor="_Toc233800373" w:history="1">
             <w:r>
               <w:rPr>
                 <w:rStyle w:val="Hyperlink"/>
@@ -2074,7 +2147,7 @@
                 <w:noProof/>
                 <w:webHidden/>
               </w:rPr>
-              <w:instrText xml:space="preserve"> PAGEREF _Toc233731787 \h </w:instrText>
+              <w:instrText xml:space="preserve"> PAGEREF _Toc233800373 \h </w:instrText>
             </w:r>
             <w:r>
               <w:rPr>
@@ -2118,7 +2191,7 @@
               <w:lang w:eastAsia="en-GB"/>
             </w:rPr>
           </w:pPr>
-          <w:hyperlink w:anchor="_Toc233731788" w:history="1">
+          <w:hyperlink w:anchor="_Toc233800374" w:history="1">
             <w:r>
               <w:rPr>
                 <w:rStyle w:val="Hyperlink"/>
@@ -2162,7 +2235,7 @@
                 <w:noProof/>
                 <w:webHidden/>
               </w:rPr>
-              <w:instrText xml:space="preserve"> PAGEREF _Toc233731788 \h </w:instrText>
+              <w:instrText xml:space="preserve"> PAGEREF _Toc233800374 \h </w:instrText>
             </w:r>
             <w:r>
               <w:rPr>
@@ -2206,7 +2279,7 @@
               <w:lang w:eastAsia="en-GB"/>
             </w:rPr>
           </w:pPr>
-          <w:hyperlink w:anchor="_Toc233731789" w:history="1">
+          <w:hyperlink w:anchor="_Toc233800375" w:history="1">
             <w:r>
               <w:rPr>
                 <w:rStyle w:val="Hyperlink"/>
@@ -2250,7 +2323,7 @@
                 <w:noProof/>
                 <w:webHidden/>
               </w:rPr>
-              <w:instrText xml:space="preserve"> PAGEREF _Toc233731789 \h </w:instrText>
+              <w:instrText xml:space="preserve"> PAGEREF _Toc233800375 \h </w:instrText>
             </w:r>
             <w:r>
               <w:rPr>
@@ -2270,7 +2343,7 @@
                 <w:noProof/>
                 <w:webHidden/>
               </w:rPr>
-              <w:t>13</w:t>
+              <w:t>14</w:t>
             </w:r>
             <w:r>
               <w:rPr>
@@ -2358,7 +2431,7 @@
         </w:rPr>
         <w:fldChar w:fldCharType="separate"/>
       </w:r>
-      <w:hyperlink w:anchor="_Toc233731790" w:history="1">
+      <w:hyperlink w:anchor="_Toc233800376" w:history="1">
         <w:r>
           <w:rPr>
             <w:rStyle w:val="Hyperlink"/>
@@ -2385,7 +2458,7 @@
             <w:noProof/>
             <w:webHidden/>
           </w:rPr>
-          <w:instrText xml:space="preserve"> PAGEREF _Toc233731790 \h </w:instrText>
+          <w:instrText xml:space="preserve"> PAGEREF _Toc233800376 \h </w:instrText>
         </w:r>
         <w:r>
           <w:rPr>
@@ -2428,7 +2501,7 @@
           <w:lang w:eastAsia="en-GB"/>
         </w:rPr>
       </w:pPr>
-      <w:hyperlink w:anchor="_Toc233731791" w:history="1">
+      <w:hyperlink w:anchor="_Toc233800377" w:history="1">
         <w:r>
           <w:rPr>
             <w:rStyle w:val="Hyperlink"/>
@@ -2455,7 +2528,7 @@
             <w:noProof/>
             <w:webHidden/>
           </w:rPr>
-          <w:instrText xml:space="preserve"> PAGEREF _Toc233731791 \h </w:instrText>
+          <w:instrText xml:space="preserve"> PAGEREF _Toc233800377 \h </w:instrText>
         </w:r>
         <w:r>
           <w:rPr>
@@ -2498,7 +2571,7 @@
           <w:lang w:eastAsia="en-GB"/>
         </w:rPr>
       </w:pPr>
-      <w:hyperlink w:anchor="_Toc233731792" w:history="1">
+      <w:hyperlink w:anchor="_Toc233800378" w:history="1">
         <w:r>
           <w:rPr>
             <w:rStyle w:val="Hyperlink"/>
@@ -2525,7 +2598,7 @@
             <w:noProof/>
             <w:webHidden/>
           </w:rPr>
-          <w:instrText xml:space="preserve"> PAGEREF _Toc233731792 \h </w:instrText>
+          <w:instrText xml:space="preserve"> PAGEREF _Toc233800378 \h </w:instrText>
         </w:r>
         <w:r>
           <w:rPr>
@@ -2568,7 +2641,7 @@
           <w:lang w:eastAsia="en-GB"/>
         </w:rPr>
       </w:pPr>
-      <w:hyperlink w:anchor="_Toc233731793" w:history="1">
+      <w:hyperlink w:anchor="_Toc233800379" w:history="1">
         <w:r>
           <w:rPr>
             <w:rStyle w:val="Hyperlink"/>
@@ -2595,7 +2668,7 @@
             <w:noProof/>
             <w:webHidden/>
           </w:rPr>
-          <w:instrText xml:space="preserve"> PAGEREF _Toc233731793 \h </w:instrText>
+          <w:instrText xml:space="preserve"> PAGEREF _Toc233800379 \h </w:instrText>
         </w:r>
         <w:r>
           <w:rPr>
@@ -2638,7 +2711,7 @@
           <w:lang w:eastAsia="en-GB"/>
         </w:rPr>
       </w:pPr>
-      <w:hyperlink w:anchor="_Toc233731794" w:history="1">
+      <w:hyperlink w:anchor="_Toc233800380" w:history="1">
         <w:r>
           <w:rPr>
             <w:rStyle w:val="Hyperlink"/>
@@ -2665,7 +2738,7 @@
             <w:noProof/>
             <w:webHidden/>
           </w:rPr>
-          <w:instrText xml:space="preserve"> PAGEREF _Toc233731794 \h </w:instrText>
+          <w:instrText xml:space="preserve"> PAGEREF _Toc233800380 \h </w:instrText>
         </w:r>
         <w:r>
           <w:rPr>
@@ -2708,7 +2781,7 @@
           <w:lang w:eastAsia="en-GB"/>
         </w:rPr>
       </w:pPr>
-      <w:hyperlink w:anchor="_Toc233731795" w:history="1">
+      <w:hyperlink w:anchor="_Toc233800381" w:history="1">
         <w:r>
           <w:rPr>
             <w:rStyle w:val="Hyperlink"/>
@@ -2735,7 +2808,7 @@
             <w:noProof/>
             <w:webHidden/>
           </w:rPr>
-          <w:instrText xml:space="preserve"> PAGEREF _Toc233731795 \h </w:instrText>
+          <w:instrText xml:space="preserve"> PAGEREF _Toc233800381 \h </w:instrText>
         </w:r>
         <w:r>
           <w:rPr>
@@ -2778,7 +2851,7 @@
           <w:lang w:eastAsia="en-GB"/>
         </w:rPr>
       </w:pPr>
-      <w:hyperlink w:anchor="_Toc233731796" w:history="1">
+      <w:hyperlink w:anchor="_Toc233800382" w:history="1">
         <w:r>
           <w:rPr>
             <w:rStyle w:val="Hyperlink"/>
@@ -2805,7 +2878,7 @@
             <w:noProof/>
             <w:webHidden/>
           </w:rPr>
-          <w:instrText xml:space="preserve"> PAGEREF _Toc233731796 \h </w:instrText>
+          <w:instrText xml:space="preserve"> PAGEREF _Toc233800382 \h </w:instrText>
         </w:r>
         <w:r>
           <w:rPr>
@@ -2885,7 +2958,7 @@
           <w:lang w:eastAsia="en-GB"/>
         </w:rPr>
       </w:pPr>
-      <w:bookmarkStart w:id="1" w:name="_Toc233731770"/>
+      <w:bookmarkStart w:id="1" w:name="_Toc233800356"/>
       <w:bookmarkEnd w:id="0"/>
       <w:r>
         <w:rPr>
@@ -2966,7 +3039,7 @@
           <w:lang w:eastAsia="en-GB"/>
         </w:rPr>
       </w:pPr>
-      <w:bookmarkStart w:id="2" w:name="_Toc233731771"/>
+      <w:bookmarkStart w:id="2" w:name="_Toc233800357"/>
       <w:r>
         <w:rPr>
           <w:lang w:eastAsia="en-GB"/>
@@ -3193,7 +3266,7 @@
         </w:rPr>
       </w:pPr>
       <w:bookmarkStart w:id="3" w:name="_Ref232757332"/>
-      <w:bookmarkStart w:id="4" w:name="_Toc233731790"/>
+      <w:bookmarkStart w:id="4" w:name="_Toc233800376"/>
       <w:r>
         <w:t xml:space="preserve">Figure </w:t>
       </w:r>
@@ -3551,7 +3624,7 @@
           <w:lang w:eastAsia="en-GB"/>
         </w:rPr>
       </w:pPr>
-      <w:bookmarkStart w:id="5" w:name="_Toc233731772"/>
+      <w:bookmarkStart w:id="5" w:name="_Toc233800358"/>
       <w:r>
         <w:rPr>
           <w:lang w:eastAsia="en-GB"/>
@@ -5080,7 +5153,7 @@
           <w:lang w:eastAsia="en-GB"/>
         </w:rPr>
       </w:pPr>
-      <w:bookmarkStart w:id="7" w:name="_Toc233731773"/>
+      <w:bookmarkStart w:id="7" w:name="_Toc233800359"/>
       <w:r>
         <w:rPr>
           <w:lang w:eastAsia="en-GB"/>
@@ -5151,7 +5224,7 @@
           <w:lang w:eastAsia="en-GB"/>
         </w:rPr>
       </w:pPr>
-      <w:bookmarkStart w:id="8" w:name="_Toc233731774"/>
+      <w:bookmarkStart w:id="8" w:name="_Toc233800360"/>
       <w:r>
         <w:rPr>
           <w:rFonts w:eastAsiaTheme="minorHAnsi"/>
@@ -8531,7 +8604,7 @@
           <w:lang w:eastAsia="en-GB"/>
         </w:rPr>
       </w:pPr>
-      <w:bookmarkStart w:id="10" w:name="_Toc233731775"/>
+      <w:bookmarkStart w:id="10" w:name="_Toc233800361"/>
       <w:r>
         <w:rPr>
           <w:lang w:eastAsia="en-GB"/>
@@ -8674,7 +8747,7 @@
       </w:pPr>
       <w:bookmarkStart w:id="11" w:name="_Ref232762527"/>
       <w:bookmarkStart w:id="12" w:name="_Ref233641508"/>
-      <w:bookmarkStart w:id="13" w:name="_Toc233731791"/>
+      <w:bookmarkStart w:id="13" w:name="_Toc233800377"/>
       <w:r>
         <w:t xml:space="preserve">Figure </w:t>
       </w:r>
@@ -8732,7 +8805,7 @@
           <w:lang w:eastAsia="en-GB"/>
         </w:rPr>
       </w:pPr>
-      <w:bookmarkStart w:id="14" w:name="_Toc233731776"/>
+      <w:bookmarkStart w:id="14" w:name="_Toc233800362"/>
       <w:r>
         <w:rPr>
           <w:lang w:eastAsia="en-GB"/>
@@ -8844,7 +8917,7 @@
           <w:lang w:eastAsia="en-GB"/>
         </w:rPr>
       </w:pPr>
-      <w:bookmarkStart w:id="15" w:name="_Toc233731777"/>
+      <w:bookmarkStart w:id="15" w:name="_Toc233800363"/>
       <w:r>
         <w:rPr>
           <w:lang w:eastAsia="en-GB"/>
@@ -9258,7 +9331,7 @@
         <w:jc w:val="center"/>
       </w:pPr>
       <w:bookmarkStart w:id="16" w:name="_Ref233471569"/>
-      <w:bookmarkStart w:id="17" w:name="_Toc233731792"/>
+      <w:bookmarkStart w:id="17" w:name="_Toc233800378"/>
       <w:r>
         <w:t xml:space="preserve">Figure </w:t>
       </w:r>
@@ -9561,7 +9634,7 @@
         <w:jc w:val="center"/>
       </w:pPr>
       <w:bookmarkStart w:id="18" w:name="_Ref233472606"/>
-      <w:bookmarkStart w:id="19" w:name="_Toc233731793"/>
+      <w:bookmarkStart w:id="19" w:name="_Toc233800379"/>
       <w:r>
         <w:t xml:space="preserve">Figure </w:t>
       </w:r>
@@ -9676,7 +9749,7 @@
           <w:lang w:eastAsia="en-GB"/>
         </w:rPr>
       </w:pPr>
-      <w:bookmarkStart w:id="22" w:name="_Toc233731778"/>
+      <w:bookmarkStart w:id="22" w:name="_Toc233800364"/>
       <w:r>
         <w:rPr>
           <w:lang w:eastAsia="en-GB"/>
@@ -9841,7 +9914,7 @@
           <w:lang w:eastAsia="en-GB"/>
         </w:rPr>
       </w:pPr>
-      <w:bookmarkStart w:id="23" w:name="_Toc233731779"/>
+      <w:bookmarkStart w:id="23" w:name="_Toc233800365"/>
       <w:r>
         <w:rPr>
           <w:lang w:eastAsia="en-GB"/>
@@ -9940,7 +10013,7 @@
         </w:rPr>
       </w:pPr>
       <w:bookmarkStart w:id="24" w:name="_Ref233641794"/>
-      <w:bookmarkStart w:id="25" w:name="_Toc233731780"/>
+      <w:bookmarkStart w:id="25" w:name="_Toc233800366"/>
       <w:r>
         <w:rPr>
           <w:lang w:eastAsia="en-GB"/>
@@ -10575,6 +10648,53 @@
       </w:r>
       <w:bookmarkEnd w:id="26"/>
       <w:proofErr w:type="gramEnd"/>
+      <w:r>
+        <w:rPr>
+          <w:lang w:eastAsia="en-GB"/>
+        </w:rPr>
+        <w:t>.</w:t>
+      </w:r>
+      <w:r>
+        <w:rPr>
+          <w:lang w:eastAsia="en-GB"/>
+        </w:rPr>
+        <w:t xml:space="preserve"> See section </w:t>
+      </w:r>
+      <w:r>
+        <w:rPr>
+          <w:lang w:eastAsia="en-GB"/>
+        </w:rPr>
+        <w:fldChar w:fldCharType="begin"/>
+      </w:r>
+      <w:r>
+        <w:rPr>
+          <w:lang w:eastAsia="en-GB"/>
+        </w:rPr>
+        <w:instrText xml:space="preserve"> REF _Ref233797296 \r \h </w:instrText>
+      </w:r>
+      <w:r>
+        <w:rPr>
+          <w:lang w:eastAsia="en-GB"/>
+        </w:rPr>
+      </w:r>
+      <w:r>
+        <w:rPr>
+          <w:lang w:eastAsia="en-GB"/>
+        </w:rPr>
+        <w:fldChar w:fldCharType="separate"/>
+      </w:r>
+      <w:r>
+        <w:rPr>
+          <w:lang w:eastAsia="en-GB"/>
+        </w:rPr>
+        <w:t>4</w:t>
+      </w:r>
+      <w:r>
+        <w:rPr>
+          <w:lang w:eastAsia="en-GB"/>
+        </w:rPr>
+        <w:fldChar w:fldCharType="end"/>
+      </w:r>
       <w:r>
         <w:rPr>
           <w:lang w:eastAsia="en-GB"/>
@@ -10610,7 +10730,7 @@
         </w:rPr>
       </w:pPr>
       <w:bookmarkStart w:id="28" w:name="_Ref233543378"/>
-      <w:bookmarkStart w:id="29" w:name="_Toc233731781"/>
+      <w:bookmarkStart w:id="29" w:name="_Toc233800367"/>
       <w:r>
         <w:rPr>
           <w:lang w:eastAsia="en-GB"/>
@@ -10796,7 +10916,7 @@
         <w:jc w:val="center"/>
       </w:pPr>
       <w:bookmarkStart w:id="30" w:name="_Ref233534511"/>
-      <w:bookmarkStart w:id="31" w:name="_Toc233731794"/>
+      <w:bookmarkStart w:id="31" w:name="_Toc233800380"/>
       <w:r>
         <w:t xml:space="preserve">Figure </w:t>
       </w:r>
@@ -11114,7 +11234,7 @@
           <w:lang w:eastAsia="en-GB"/>
         </w:rPr>
       </w:pPr>
-      <w:bookmarkStart w:id="32" w:name="_Toc233731782"/>
+      <w:bookmarkStart w:id="32" w:name="_Toc233800368"/>
       <w:r>
         <w:rPr>
           <w:lang w:eastAsia="en-GB"/>
@@ -11483,7 +11603,7 @@
           <w:lang w:eastAsia="en-GB"/>
         </w:rPr>
       </w:pPr>
-      <w:bookmarkStart w:id="33" w:name="_Toc233731783"/>
+      <w:bookmarkStart w:id="33" w:name="_Toc233800369"/>
       <w:r>
         <w:rPr>
           <w:lang w:eastAsia="en-GB"/>
@@ -11740,7 +11860,7 @@
           <w:lang w:eastAsia="en-GB"/>
         </w:rPr>
       </w:pPr>
-      <w:bookmarkStart w:id="34" w:name="_Toc233731784"/>
+      <w:bookmarkStart w:id="34" w:name="_Toc233800370"/>
       <w:r>
         <w:rPr>
           <w:lang w:eastAsia="en-GB"/>
@@ -11813,7 +11933,7 @@
           <w:lang w:eastAsia="en-GB"/>
         </w:rPr>
       </w:pPr>
-      <w:bookmarkStart w:id="35" w:name="_Toc233731785"/>
+      <w:bookmarkStart w:id="35" w:name="_Toc233800371"/>
       <w:r>
         <w:rPr>
           <w:lang w:eastAsia="en-GB"/>
@@ -11943,7 +12063,8 @@
           <w:lang w:eastAsia="en-GB"/>
         </w:rPr>
       </w:pPr>
-      <w:bookmarkStart w:id="36" w:name="_Toc233731786"/>
+      <w:bookmarkStart w:id="36" w:name="_Ref233797296"/>
+      <w:bookmarkStart w:id="37" w:name="_Toc233800372"/>
       <w:r>
         <w:rPr>
           <w:lang w:eastAsia="en-GB"/>
@@ -11958,6 +12079,7 @@
         <w:t>or Sequence Control</w:t>
       </w:r>
       <w:bookmarkEnd w:id="36"/>
+      <w:bookmarkEnd w:id="37"/>
     </w:p>
     <w:p>
       <w:pPr>
@@ -12122,8 +12244,8 @@
         <w:pStyle w:val="Caption"/>
         <w:jc w:val="center"/>
       </w:pPr>
-      <w:bookmarkStart w:id="37" w:name="_Ref233641691"/>
-      <w:bookmarkStart w:id="38" w:name="_Toc233731795"/>
+      <w:bookmarkStart w:id="38" w:name="_Ref233641691"/>
+      <w:bookmarkStart w:id="39" w:name="_Toc233800381"/>
       <w:r>
         <w:t xml:space="preserve">Figure </w:t>
       </w:r>
@@ -12135,7 +12257,7 @@
           <w:t>6</w:t>
         </w:r>
       </w:fldSimple>
-      <w:bookmarkEnd w:id="37"/>
+      <w:bookmarkEnd w:id="38"/>
       <w:r>
         <w:t xml:space="preserve">:   Sequence Control part of </w:t>
       </w:r>
@@ -12157,7 +12279,7 @@
         </w:rPr>
         <w:t>2</w:t>
       </w:r>
-      <w:bookmarkEnd w:id="38"/>
+      <w:bookmarkEnd w:id="39"/>
       <w:r>
         <w:fldChar w:fldCharType="end"/>
       </w:r>
@@ -12276,8 +12398,8 @@
         <w:pStyle w:val="Caption"/>
         <w:jc w:val="center"/>
       </w:pPr>
-      <w:bookmarkStart w:id="39" w:name="_Ref233648800"/>
-      <w:bookmarkStart w:id="40" w:name="_Toc233731796"/>
+      <w:bookmarkStart w:id="40" w:name="_Ref233648800"/>
+      <w:bookmarkStart w:id="41" w:name="_Toc233800382"/>
       <w:r>
         <w:t xml:space="preserve">Figure </w:t>
       </w:r>
@@ -12289,15 +12411,13 @@
           <w:t>7</w:t>
         </w:r>
       </w:fldSimple>
-      <w:bookmarkEnd w:id="39"/>
+      <w:bookmarkEnd w:id="40"/>
       <w:r>
         <w:t>:   Sequence Control L2 Block Diagram</w:t>
       </w:r>
-      <w:bookmarkEnd w:id="40"/>
-    </w:p>
-    <w:p>
-      <w:bookmarkStart w:id="41" w:name="CurrentEditPos"/>
       <w:bookmarkEnd w:id="41"/>
+    </w:p>
+    <w:p>
       <w:r>
         <w:rPr>
           <w:lang w:eastAsia="en-GB"/>
@@ -12375,7 +12495,7 @@
           <w:lang w:eastAsia="en-GB"/>
         </w:rPr>
       </w:pPr>
-      <w:bookmarkStart w:id="42" w:name="_Toc233731787"/>
+      <w:bookmarkStart w:id="42" w:name="_Toc233800373"/>
       <w:r>
         <w:rPr>
           <w:lang w:eastAsia="en-GB"/>
@@ -12391,13 +12511,107 @@
           <w:lang w:eastAsia="en-GB"/>
         </w:rPr>
       </w:pPr>
+      <w:r>
+        <w:rPr>
+          <w:lang w:eastAsia="en-GB"/>
+        </w:rPr>
+        <w:t>The function of this block is to:</w:t>
+      </w:r>
+    </w:p>
+    <w:p>
+      <w:pPr>
+        <w:pStyle w:val="ListParagraph"/>
+        <w:numPr>
+          <w:ilvl w:val="0"/>
+          <w:numId w:val="39"/>
+        </w:numPr>
+        <w:rPr>
+          <w:lang w:eastAsia="en-GB"/>
+        </w:rPr>
+      </w:pPr>
+      <w:r>
+        <w:rPr>
+          <w:lang w:eastAsia="en-GB"/>
+        </w:rPr>
+        <w:t>Provide the lower 5 bits of the address to the sequence ROM in SEQ_ADDR.</w:t>
+      </w:r>
+    </w:p>
+    <w:p>
+      <w:pPr>
+        <w:pStyle w:val="ListParagraph"/>
+        <w:numPr>
+          <w:ilvl w:val="0"/>
+          <w:numId w:val="39"/>
+        </w:numPr>
+        <w:rPr>
+          <w:lang w:eastAsia="en-GB"/>
+        </w:rPr>
+      </w:pPr>
+      <w:r>
+        <w:rPr>
+          <w:lang w:eastAsia="en-GB"/>
+        </w:rPr>
+        <w:t>Provide the OLS signal which causes the first word of each opcode to be latched.</w:t>
+      </w:r>
+    </w:p>
+    <w:p>
+      <w:pPr>
+        <w:rPr>
+          <w:lang w:eastAsia="en-GB"/>
+        </w:rPr>
+      </w:pPr>
+      <w:r>
+        <w:rPr>
+          <w:lang w:eastAsia="en-GB"/>
+        </w:rPr>
+        <w:t>If (RESET OR SEQ_END) is high the counter output will be reset to 0.</w:t>
+      </w:r>
+    </w:p>
+    <w:p>
+      <w:pPr>
+        <w:rPr>
+          <w:lang w:eastAsia="en-GB"/>
+        </w:rPr>
+      </w:pPr>
+      <w:r>
+        <w:rPr>
+          <w:lang w:eastAsia="en-GB"/>
+        </w:rPr>
+        <w:t>If (RESET OR SEQ_END) is low, a rising edge on the clock signal will increment the counter.</w:t>
+      </w:r>
+    </w:p>
+    <w:p>
+      <w:pPr>
+        <w:rPr>
+          <w:lang w:eastAsia="en-GB"/>
+        </w:rPr>
+      </w:pPr>
+      <w:r>
+        <w:rPr>
+          <w:lang w:eastAsia="en-GB"/>
+        </w:rPr>
+        <w:t>When the counter output is 0, OLS will be high, otherwise it will be low.</w:t>
+      </w:r>
+    </w:p>
+    <w:p>
+      <w:pPr>
+        <w:rPr>
+          <w:lang w:eastAsia="en-GB"/>
+        </w:rPr>
+      </w:pPr>
+      <w:r>
+        <w:rPr>
+          <w:lang w:eastAsia="en-GB"/>
+        </w:rPr>
+        <w:t>&lt;</w:t>
+      </w:r>
       <w:proofErr w:type="spellStart"/>
       <w:proofErr w:type="gramStart"/>
       <w:r>
         <w:rPr>
           <w:lang w:eastAsia="en-GB"/>
         </w:rPr>
-        <w:t>Tbd</w:t>
+        <w:t>tbd</w:t>
       </w:r>
       <w:proofErr w:type="spellEnd"/>
       <w:proofErr w:type="gramEnd"/>
@@ -12405,13 +12619,7 @@
         <w:rPr>
           <w:lang w:eastAsia="en-GB"/>
         </w:rPr>
-        <w:t xml:space="preserve"> explain the function of this block, how it works, whether or not it’s sufficient </w:t>
-      </w:r>
-      <w:r>
-        <w:rPr>
-          <w:lang w:eastAsia="en-GB"/>
-        </w:rPr>
-        <w:t>or some L3 is required for this.</w:t>
+        <w:t xml:space="preserve"> is more work required here to check the timing details of the three sentences above? This level of detail won’t be required until the IS schematic is being drawn. I will take another look at it, if necessary when (or sometime before) Earth is ready to draw the schematic&gt;</w:t>
       </w:r>
     </w:p>
     <w:p>
@@ -12421,7 +12629,7 @@
           <w:lang w:eastAsia="en-GB"/>
         </w:rPr>
       </w:pPr>
-      <w:bookmarkStart w:id="43" w:name="_Toc233731788"/>
+      <w:bookmarkStart w:id="43" w:name="_Toc233800374"/>
       <w:r>
         <w:rPr>
           <w:lang w:eastAsia="en-GB"/>
@@ -12496,34 +12704,550 @@
         </w:rPr>
         <w:t>The function of this block is to decide whether sequence 0 is required (jump followed)</w:t>
       </w:r>
-    </w:p>
-    <w:p>
-      <w:pPr>
-        <w:rPr>
-          <w:lang w:eastAsia="en-GB"/>
-        </w:rPr>
-      </w:pPr>
-      <w:r>
-        <w:rPr>
-          <w:lang w:eastAsia="en-GB"/>
-        </w:rPr>
-        <w:t>&lt;</w:t>
-      </w:r>
-      <w:proofErr w:type="spellStart"/>
+      <w:r>
+        <w:rPr>
+          <w:lang w:eastAsia="en-GB"/>
+        </w:rPr>
+        <w:t xml:space="preserve"> or </w:t>
+      </w:r>
+      <w:r>
+        <w:rPr>
+          <w:lang w:eastAsia="en-GB"/>
+        </w:rPr>
+        <w:t>sequence 1 is required (jump not followed)</w:t>
+      </w:r>
+    </w:p>
+    <w:p>
+      <w:pPr>
+        <w:rPr>
+          <w:lang w:eastAsia="en-GB"/>
+        </w:rPr>
+      </w:pPr>
+      <w:bookmarkStart w:id="44" w:name="CurrentEditPos"/>
+      <w:bookmarkEnd w:id="44"/>
+      <w:r>
+        <w:rPr>
+          <w:lang w:eastAsia="en-GB"/>
+        </w:rPr>
+        <w:t>Inputs:</w:t>
+      </w:r>
+    </w:p>
+    <w:p>
+      <w:pPr>
+        <w:pStyle w:val="ListParagraph"/>
+        <w:numPr>
+          <w:ilvl w:val="0"/>
+          <w:numId w:val="37"/>
+        </w:numPr>
+        <w:rPr>
+          <w:lang w:eastAsia="en-GB"/>
+        </w:rPr>
+      </w:pPr>
+      <w:r>
+        <w:rPr>
+          <w:lang w:eastAsia="en-GB"/>
+        </w:rPr>
+        <w:t>FLAGS from ALU (see “</w:t>
+      </w:r>
+      <w:r>
+        <w:rPr>
+          <w:lang w:eastAsia="en-GB"/>
+        </w:rPr>
+        <w:t>FLAGS bus</w:t>
+      </w:r>
+      <w:r>
+        <w:rPr>
+          <w:lang w:eastAsia="en-GB"/>
+        </w:rPr>
+        <w:t xml:space="preserve">” section in ref </w:t>
+      </w:r>
+      <w:r>
+        <w:rPr>
+          <w:lang w:eastAsia="en-GB"/>
+        </w:rPr>
+        <w:fldChar w:fldCharType="begin"/>
+      </w:r>
+      <w:r>
+        <w:rPr>
+          <w:lang w:eastAsia="en-GB"/>
+        </w:rPr>
+        <w:instrText xml:space="preserve"> REF RefCpuDesign \r \h </w:instrText>
+      </w:r>
+      <w:r>
+        <w:rPr>
+          <w:lang w:eastAsia="en-GB"/>
+        </w:rPr>
+      </w:r>
+      <w:r>
+        <w:rPr>
+          <w:lang w:eastAsia="en-GB"/>
+        </w:rPr>
+        <w:fldChar w:fldCharType="separate"/>
+      </w:r>
+      <w:r>
+        <w:rPr>
+          <w:lang w:eastAsia="en-GB"/>
+        </w:rPr>
+        <w:t>2</w:t>
+      </w:r>
+      <w:r>
+        <w:rPr>
+          <w:lang w:eastAsia="en-GB"/>
+        </w:rPr>
+        <w:fldChar w:fldCharType="end"/>
+      </w:r>
+      <w:r>
+        <w:rPr>
+          <w:lang w:eastAsia="en-GB"/>
+        </w:rPr>
+        <w:t>)</w:t>
+      </w:r>
+    </w:p>
+    <w:p>
+      <w:pPr>
+        <w:pStyle w:val="ListParagraph"/>
+        <w:numPr>
+          <w:ilvl w:val="0"/>
+          <w:numId w:val="37"/>
+        </w:numPr>
+        <w:rPr>
+          <w:lang w:eastAsia="en-GB"/>
+        </w:rPr>
+      </w:pPr>
+      <w:r>
+        <w:rPr>
+          <w:lang w:eastAsia="en-GB"/>
+        </w:rPr>
+        <w:t xml:space="preserve">JBITS from opcode (see </w:t>
+      </w:r>
+      <w:r>
+        <w:rPr>
+          <w:lang w:eastAsia="en-GB"/>
+        </w:rPr>
+        <w:fldChar w:fldCharType="begin"/>
+      </w:r>
+      <w:r>
+        <w:rPr>
+          <w:lang w:eastAsia="en-GB"/>
+        </w:rPr>
+        <w:instrText xml:space="preserve"> REF _Ref233472606 \h </w:instrText>
+      </w:r>
+      <w:r>
+        <w:rPr>
+          <w:lang w:eastAsia="en-GB"/>
+        </w:rPr>
+      </w:r>
+      <w:r>
+        <w:rPr>
+          <w:lang w:eastAsia="en-GB"/>
+        </w:rPr>
+        <w:fldChar w:fldCharType="separate"/>
+      </w:r>
+      <w:r>
+        <w:t xml:space="preserve">Figure </w:t>
+      </w:r>
+      <w:r>
+        <w:rPr>
+          <w:noProof/>
+        </w:rPr>
+        <w:t>4</w:t>
+      </w:r>
+      <w:r>
+        <w:rPr>
+          <w:lang w:eastAsia="en-GB"/>
+        </w:rPr>
+        <w:fldChar w:fldCharType="end"/>
+      </w:r>
+      <w:r>
+        <w:rPr>
+          <w:lang w:eastAsia="en-GB"/>
+        </w:rPr>
+        <w:t>)</w:t>
+      </w:r>
+    </w:p>
+    <w:p>
+      <w:pPr>
+        <w:pStyle w:val="ListParagraph"/>
+        <w:numPr>
+          <w:ilvl w:val="0"/>
+          <w:numId w:val="37"/>
+        </w:numPr>
+        <w:rPr>
+          <w:lang w:eastAsia="en-GB"/>
+        </w:rPr>
+      </w:pPr>
+      <w:r>
+        <w:rPr>
+          <w:lang w:eastAsia="en-GB"/>
+        </w:rPr>
+        <w:t xml:space="preserve">SEQ# from opcode (see </w:t>
+      </w:r>
+      <w:r>
+        <w:rPr>
+          <w:lang w:eastAsia="en-GB"/>
+        </w:rPr>
+        <w:fldChar w:fldCharType="begin"/>
+      </w:r>
+      <w:r>
+        <w:rPr>
+          <w:lang w:eastAsia="en-GB"/>
+        </w:rPr>
+        <w:instrText xml:space="preserve"> REF _Ref233471569 \h </w:instrText>
+      </w:r>
+      <w:r>
+        <w:rPr>
+          <w:lang w:eastAsia="en-GB"/>
+        </w:rPr>
+      </w:r>
+      <w:r>
+        <w:rPr>
+          <w:lang w:eastAsia="en-GB"/>
+        </w:rPr>
+        <w:fldChar w:fldCharType="separate"/>
+      </w:r>
+      <w:r>
+        <w:t xml:space="preserve">Figure </w:t>
+      </w:r>
+      <w:r>
+        <w:rPr>
+          <w:noProof/>
+        </w:rPr>
+        <w:t>3</w:t>
+      </w:r>
+      <w:r>
+        <w:rPr>
+          <w:lang w:eastAsia="en-GB"/>
+        </w:rPr>
+        <w:fldChar w:fldCharType="end"/>
+      </w:r>
+      <w:r>
+        <w:rPr>
+          <w:lang w:eastAsia="en-GB"/>
+        </w:rPr>
+        <w:t>)</w:t>
+      </w:r>
+    </w:p>
+    <w:p>
+      <w:pPr>
+        <w:rPr>
+          <w:lang w:eastAsia="en-GB"/>
+        </w:rPr>
+      </w:pPr>
+      <w:r>
+        <w:rPr>
+          <w:lang w:eastAsia="en-GB"/>
+        </w:rPr>
+        <w:t>The Boolean equation for A5 output is:</w:t>
+      </w:r>
+    </w:p>
+    <w:p>
+      <w:pPr>
+        <w:rPr>
+          <w:lang w:eastAsia="en-GB"/>
+        </w:rPr>
+      </w:pPr>
+      <w:r>
+        <w:rPr>
+          <w:lang w:eastAsia="en-GB"/>
+        </w:rPr>
+        <w:t>(SEQ# =</w:t>
+      </w:r>
+      <w:r>
+        <w:rPr>
+          <w:lang w:eastAsia="en-GB"/>
+        </w:rPr>
+        <w:t>=</w:t>
+      </w:r>
+      <w:r>
+        <w:rPr>
+          <w:lang w:eastAsia="en-GB"/>
+        </w:rPr>
+        <w:t xml:space="preserve"> all 0’s) </w:t>
+      </w:r>
+      <w:r>
+        <w:rPr>
+          <w:lang w:eastAsia="en-GB"/>
+        </w:rPr>
+        <w:t xml:space="preserve">AND ((JBITS </w:t>
+      </w:r>
+      <w:r>
+        <w:rPr>
+          <w:lang w:eastAsia="en-GB"/>
+        </w:rPr>
+        <w:t>Flags Mask</w:t>
+      </w:r>
+      <w:r>
+        <w:rPr>
+          <w:lang w:eastAsia="en-GB"/>
+        </w:rPr>
+        <w:t xml:space="preserve"> AND JBITS Flags Value) == (JBITS Flags MASK AND FLAGS))</w:t>
+      </w:r>
+    </w:p>
+    <w:p>
+      <w:pPr>
+        <w:pStyle w:val="ListParagraph"/>
+        <w:numPr>
+          <w:ilvl w:val="0"/>
+          <w:numId w:val="38"/>
+        </w:numPr>
+        <w:rPr>
+          <w:lang w:eastAsia="en-GB"/>
+        </w:rPr>
+      </w:pPr>
+      <w:r>
+        <w:rPr>
+          <w:lang w:eastAsia="en-GB"/>
+        </w:rPr>
+        <w:t xml:space="preserve">SEQ# == all 0’s : </w:t>
+      </w:r>
+    </w:p>
+    <w:p>
+      <w:pPr>
+        <w:pStyle w:val="ListParagraph"/>
+        <w:numPr>
+          <w:ilvl w:val="1"/>
+          <w:numId w:val="38"/>
+        </w:numPr>
+        <w:rPr>
+          <w:lang w:eastAsia="en-GB"/>
+        </w:rPr>
+      </w:pPr>
+      <w:r>
+        <w:rPr>
+          <w:lang w:eastAsia="en-GB"/>
+        </w:rPr>
+        <w:t xml:space="preserve">Can be done with a 5 input NOR gate to give a </w:t>
+      </w:r>
+      <w:r>
+        <w:rPr>
+          <w:lang w:eastAsia="en-GB"/>
+        </w:rPr>
+        <w:t xml:space="preserve">one </w:t>
+      </w:r>
+      <w:r>
+        <w:rPr>
+          <w:lang w:eastAsia="en-GB"/>
+        </w:rPr>
+        <w:t>bit output that’s high if all 5 bits are 0 (call it Result A)</w:t>
+      </w:r>
+    </w:p>
+    <w:p>
+      <w:pPr>
+        <w:pStyle w:val="ListParagraph"/>
+        <w:numPr>
+          <w:ilvl w:val="0"/>
+          <w:numId w:val="38"/>
+        </w:numPr>
+        <w:rPr>
+          <w:lang w:eastAsia="en-GB"/>
+        </w:rPr>
+      </w:pPr>
+      <w:r>
+        <w:rPr>
+          <w:lang w:eastAsia="en-GB"/>
+        </w:rPr>
+        <w:t>JBITS Flags Mask AND JBITS Flags Value :</w:t>
+      </w:r>
+    </w:p>
+    <w:p>
+      <w:pPr>
+        <w:pStyle w:val="ListParagraph"/>
+        <w:numPr>
+          <w:ilvl w:val="1"/>
+          <w:numId w:val="38"/>
+        </w:numPr>
+        <w:rPr>
+          <w:lang w:eastAsia="en-GB"/>
+        </w:rPr>
+      </w:pPr>
+      <w:r>
+        <w:rPr>
+          <w:lang w:eastAsia="en-GB"/>
+        </w:rPr>
+        <w:t>Can be done with 5 x 2 input AND gates to give a 5 bit result (call it Result B)</w:t>
+      </w:r>
+    </w:p>
+    <w:p>
+      <w:pPr>
+        <w:pStyle w:val="ListParagraph"/>
+        <w:numPr>
+          <w:ilvl w:val="0"/>
+          <w:numId w:val="38"/>
+        </w:numPr>
+        <w:rPr>
+          <w:lang w:eastAsia="en-GB"/>
+        </w:rPr>
+      </w:pPr>
+      <w:r>
+        <w:rPr>
+          <w:lang w:eastAsia="en-GB"/>
+        </w:rPr>
+        <w:t>JBITS Flags MASK AND FLAGS :</w:t>
+      </w:r>
+    </w:p>
+    <w:p>
+      <w:pPr>
+        <w:pStyle w:val="ListParagraph"/>
+        <w:numPr>
+          <w:ilvl w:val="1"/>
+          <w:numId w:val="38"/>
+        </w:numPr>
+        <w:rPr>
+          <w:lang w:eastAsia="en-GB"/>
+        </w:rPr>
+      </w:pPr>
+      <w:r>
+        <w:rPr>
+          <w:lang w:eastAsia="en-GB"/>
+        </w:rPr>
+        <w:t>Can be done with 5 x 2 input AND gates to give a 5 bit result (call it Result C)</w:t>
+      </w:r>
+    </w:p>
+    <w:p>
+      <w:pPr>
+        <w:pStyle w:val="ListParagraph"/>
+        <w:numPr>
+          <w:ilvl w:val="0"/>
+          <w:numId w:val="38"/>
+        </w:numPr>
+        <w:rPr>
+          <w:lang w:eastAsia="en-GB"/>
+        </w:rPr>
+      </w:pPr>
+      <w:r>
+        <w:rPr>
+          <w:lang w:eastAsia="en-GB"/>
+        </w:rPr>
+        <w:t>(JBITS Flags Mask AND JBITS Flags Value) == (JBITS Flags MASK AND FLAGS)</w:t>
+      </w:r>
+    </w:p>
+    <w:p>
+      <w:pPr>
+        <w:pStyle w:val="ListParagraph"/>
+        <w:numPr>
+          <w:ilvl w:val="1"/>
+          <w:numId w:val="38"/>
+        </w:numPr>
+        <w:rPr>
+          <w:lang w:eastAsia="en-GB"/>
+        </w:rPr>
+      </w:pPr>
+      <w:r>
+        <w:rPr>
+          <w:lang w:eastAsia="en-GB"/>
+        </w:rPr>
+        <w:t>Reduces to (Result B == Result C)</w:t>
+      </w:r>
+    </w:p>
+    <w:p>
+      <w:pPr>
+        <w:pStyle w:val="ListParagraph"/>
+        <w:numPr>
+          <w:ilvl w:val="1"/>
+          <w:numId w:val="38"/>
+        </w:numPr>
+        <w:rPr>
+          <w:lang w:eastAsia="en-GB"/>
+        </w:rPr>
+      </w:pPr>
+      <w:r>
+        <w:rPr>
+          <w:lang w:eastAsia="en-GB"/>
+        </w:rPr>
+        <w:t xml:space="preserve">Can be done with 5 x 2 input XNOR gates to give </w:t>
+      </w:r>
+      <w:r>
+        <w:rPr>
+          <w:lang w:eastAsia="en-GB"/>
+        </w:rPr>
+        <w:t>a 5 bit result where each XNOR gate output = 1 if the two inputs are equal (call it Result D)</w:t>
+      </w:r>
+    </w:p>
+    <w:p>
+      <w:pPr>
+        <w:pStyle w:val="ListParagraph"/>
+        <w:numPr>
+          <w:ilvl w:val="1"/>
+          <w:numId w:val="38"/>
+        </w:numPr>
+        <w:rPr>
+          <w:lang w:eastAsia="en-GB"/>
+        </w:rPr>
+      </w:pPr>
+      <w:r>
+        <w:rPr>
+          <w:lang w:eastAsia="en-GB"/>
+        </w:rPr>
+        <w:t>Result D can be converted to a single bit with a 5 input AND gate (call it result E)</w:t>
+      </w:r>
+    </w:p>
+    <w:p>
+      <w:pPr>
+        <w:pStyle w:val="ListParagraph"/>
+        <w:numPr>
+          <w:ilvl w:val="0"/>
+          <w:numId w:val="38"/>
+        </w:numPr>
+        <w:rPr>
+          <w:lang w:eastAsia="en-GB"/>
+        </w:rPr>
+      </w:pPr>
+      <w:r>
+        <w:rPr>
+          <w:lang w:eastAsia="en-GB"/>
+        </w:rPr>
+        <w:t xml:space="preserve">So A5 </w:t>
+      </w:r>
       <w:proofErr w:type="gramStart"/>
       <w:r>
         <w:rPr>
           <w:lang w:eastAsia="en-GB"/>
         </w:rPr>
-        <w:t>tbd</w:t>
-      </w:r>
-      <w:proofErr w:type="spellEnd"/>
+        <w:t xml:space="preserve">= </w:t>
+      </w:r>
+      <w:r>
+        <w:rPr>
+          <w:lang w:eastAsia="en-GB"/>
+        </w:rPr>
+        <w:t>!</w:t>
+      </w:r>
       <w:proofErr w:type="gramEnd"/>
       <w:r>
         <w:rPr>
           <w:lang w:eastAsia="en-GB"/>
         </w:rPr>
-        <w:t xml:space="preserve"> work in progress&gt;</w:t>
+        <w:t>(</w:t>
+      </w:r>
+      <w:r>
+        <w:rPr>
+          <w:lang w:eastAsia="en-GB"/>
+        </w:rPr>
+        <w:t>Result A AND Result E</w:t>
+      </w:r>
+      <w:r>
+        <w:rPr>
+          <w:lang w:eastAsia="en-GB"/>
+        </w:rPr>
+        <w:t>)</w:t>
+      </w:r>
+      <w:r>
+        <w:rPr>
+          <w:lang w:eastAsia="en-GB"/>
+        </w:rPr>
+        <w:t xml:space="preserve"> which can be done with a 2 input AND gate.</w:t>
+      </w:r>
+    </w:p>
+    <w:p>
+      <w:pPr>
+        <w:rPr>
+          <w:lang w:eastAsia="en-GB"/>
+        </w:rPr>
+      </w:pPr>
+      <w:r>
+        <w:rPr>
+          <w:lang w:eastAsia="en-GB"/>
+        </w:rPr>
+        <w:t>The above solution isn’t the only way to produce A5, it’s just an example. It may be more convenient to use different combinations of gates to achieve the same result.</w:t>
       </w:r>
     </w:p>
     <w:p>
@@ -12542,6 +13266,27 @@
         <w:rPr>
           <w:lang w:eastAsia="en-GB"/>
         </w:rPr>
+        <w:lastRenderedPageBreak/>
+        <w:t xml:space="preserve">This should be sufficient information for producing a schematic diagram for this block without needing any further level 3 </w:t>
+      </w:r>
+      <w:proofErr w:type="gramStart"/>
+      <w:r>
+        <w:rPr>
+          <w:lang w:eastAsia="en-GB"/>
+        </w:rPr>
+        <w:t>design</w:t>
+      </w:r>
+      <w:proofErr w:type="gramEnd"/>
+      <w:r>
+        <w:rPr>
+          <w:lang w:eastAsia="en-GB"/>
+        </w:rPr>
+        <w:t xml:space="preserve">. </w:t>
+      </w:r>
+      <w:r>
+        <w:rPr>
+          <w:lang w:eastAsia="en-GB"/>
+        </w:rPr>
         <w:br w:type="page"/>
       </w:r>
     </w:p>
@@ -12552,7 +13297,7 @@
           <w:lang w:eastAsia="en-GB"/>
         </w:rPr>
       </w:pPr>
-      <w:bookmarkStart w:id="44" w:name="_Toc233731789"/>
+      <w:bookmarkStart w:id="45" w:name="_Toc233800375"/>
       <w:r>
         <w:rPr>
           <w:lang w:eastAsia="en-GB"/>
@@ -12561,9 +13306,9 @@
         <w:t>References</w:t>
       </w:r>
       <w:bookmarkEnd w:id="21"/>
-      <w:bookmarkEnd w:id="44"/>
-    </w:p>
-    <w:bookmarkStart w:id="45" w:name="AVR_Instruction_Doc"/>
+      <w:bookmarkEnd w:id="45"/>
+    </w:p>
+    <w:bookmarkStart w:id="46" w:name="AVR_Instruction_Doc"/>
     <w:p>
       <w:pPr>
         <w:pStyle w:val="ListParagraph"/>
@@ -12605,7 +13350,7 @@
         </w:rPr>
         <w:t>AVR Instruction Set Manual</w:t>
       </w:r>
-      <w:bookmarkEnd w:id="45"/>
+      <w:bookmarkEnd w:id="46"/>
       <w:r>
         <w:rPr>
           <w:lang w:eastAsia="en-GB"/>
@@ -12613,7 +13358,7 @@
         <w:fldChar w:fldCharType="end"/>
       </w:r>
     </w:p>
-    <w:bookmarkStart w:id="46" w:name="RefCpuDesign"/>
+    <w:bookmarkStart w:id="47" w:name="RefCpuDesign"/>
     <w:p>
       <w:pPr>
         <w:pStyle w:val="ListParagraph"/>
@@ -12655,7 +13400,7 @@
         </w:rPr>
         <w:t>CpuDesign.docx</w:t>
       </w:r>
-      <w:bookmarkEnd w:id="46"/>
+      <w:bookmarkEnd w:id="47"/>
       <w:r>
         <w:rPr>
           <w:lang w:eastAsia="en-GB"/>
@@ -12663,7 +13408,7 @@
         <w:fldChar w:fldCharType="end"/>
       </w:r>
     </w:p>
-    <w:bookmarkStart w:id="47" w:name="RefL1SeqXlsx"/>
+    <w:bookmarkStart w:id="48" w:name="RefL1SeqXlsx"/>
     <w:p>
       <w:pPr>
         <w:pStyle w:val="ListParagraph"/>
@@ -12711,9 +13456,9 @@
         </w:rPr>
         <w:fldChar w:fldCharType="end"/>
       </w:r>
-      <w:bookmarkEnd w:id="47"/>
-    </w:p>
-    <w:bookmarkStart w:id="48" w:name="RefOpcodeFormat"/>
+      <w:bookmarkEnd w:id="48"/>
+    </w:p>
+    <w:bookmarkStart w:id="49" w:name="RefOpcodeFormat"/>
     <w:p>
       <w:pPr>
         <w:pStyle w:val="ListParagraph"/>
@@ -12761,7 +13506,7 @@
         </w:rPr>
         <w:fldChar w:fldCharType="end"/>
       </w:r>
-      <w:bookmarkEnd w:id="48"/>
+      <w:bookmarkEnd w:id="49"/>
     </w:p>
     <w:p>
       <w:pPr>
@@ -12880,7 +13625,7 @@
               <w:b/>
               <w:noProof/>
             </w:rPr>
-            <w:t>13</w:t>
+            <w:t>1</w:t>
           </w:r>
         </w:fldSimple>
       </w:p>
@@ -14151,6 +14896,232 @@
     </w:lvl>
   </w:abstractNum>
   <w:abstractNum w:abstractNumId="11">
+    <w:nsid w:val="22A0165E"/>
+    <w:multiLevelType w:val="hybridMultilevel"/>
+    <w:tmpl w:val="7D2464DC"/>
+    <w:lvl w:ilvl="0" w:tplc="08090001">
+      <w:start w:val="1"/>
+      <w:numFmt w:val="bullet"/>
+      <w:lvlText w:val=""/>
+      <w:lvlJc w:val="left"/>
+      <w:pPr>
+        <w:ind w:left="763" w:hanging="360"/>
+      </w:pPr>
+      <w:rPr>
+        <w:rFonts w:ascii="Symbol" w:hAnsi="Symbol" w:hint="default"/>
+      </w:rPr>
+    </w:lvl>
+    <w:lvl w:ilvl="1" w:tplc="08090003" w:tentative="1">
+      <w:start w:val="1"/>
+      <w:numFmt w:val="bullet"/>
+      <w:lvlText w:val="o"/>
+      <w:lvlJc w:val="left"/>
+      <w:pPr>
+        <w:ind w:left="1483" w:hanging="360"/>
+      </w:pPr>
+      <w:rPr>
+        <w:rFonts w:ascii="Courier New" w:hAnsi="Courier New" w:cs="Courier New" w:hint="default"/>
+      </w:rPr>
+    </w:lvl>
+    <w:lvl w:ilvl="2" w:tplc="08090005" w:tentative="1">
+      <w:start w:val="1"/>
+      <w:numFmt w:val="bullet"/>
+      <w:lvlText w:val=""/>
+      <w:lvlJc w:val="left"/>
+      <w:pPr>
+        <w:ind w:left="2203" w:hanging="360"/>
+      </w:pPr>
+      <w:rPr>
+        <w:rFonts w:ascii="Wingdings" w:hAnsi="Wingdings" w:hint="default"/>
+      </w:rPr>
+    </w:lvl>
+    <w:lvl w:ilvl="3" w:tplc="08090001" w:tentative="1">
+      <w:start w:val="1"/>
+      <w:numFmt w:val="bullet"/>
+      <w:lvlText w:val=""/>
+      <w:lvlJc w:val="left"/>
+      <w:pPr>
+        <w:ind w:left="2923" w:hanging="360"/>
+      </w:pPr>
+      <w:rPr>
+        <w:rFonts w:ascii="Symbol" w:hAnsi="Symbol" w:hint="default"/>
+      </w:rPr>
+    </w:lvl>
+    <w:lvl w:ilvl="4" w:tplc="08090003" w:tentative="1">
+      <w:start w:val="1"/>
+      <w:numFmt w:val="bullet"/>
+      <w:lvlText w:val="o"/>
+      <w:lvlJc w:val="left"/>
+      <w:pPr>
+        <w:ind w:left="3643" w:hanging="360"/>
+      </w:pPr>
+      <w:rPr>
+        <w:rFonts w:ascii="Courier New" w:hAnsi="Courier New" w:cs="Courier New" w:hint="default"/>
+      </w:rPr>
+    </w:lvl>
+    <w:lvl w:ilvl="5" w:tplc="08090005" w:tentative="1">
+      <w:start w:val="1"/>
+      <w:numFmt w:val="bullet"/>
+      <w:lvlText w:val=""/>
+      <w:lvlJc w:val="left"/>
+      <w:pPr>
+        <w:ind w:left="4363" w:hanging="360"/>
+      </w:pPr>
+      <w:rPr>
+        <w:rFonts w:ascii="Wingdings" w:hAnsi="Wingdings" w:hint="default"/>
+      </w:rPr>
+    </w:lvl>
+    <w:lvl w:ilvl="6" w:tplc="08090001" w:tentative="1">
+      <w:start w:val="1"/>
+      <w:numFmt w:val="bullet"/>
+      <w:lvlText w:val=""/>
+      <w:lvlJc w:val="left"/>
+      <w:pPr>
+        <w:ind w:left="5083" w:hanging="360"/>
+      </w:pPr>
+      <w:rPr>
+        <w:rFonts w:ascii="Symbol" w:hAnsi="Symbol" w:hint="default"/>
+      </w:rPr>
+    </w:lvl>
+    <w:lvl w:ilvl="7" w:tplc="08090003" w:tentative="1">
+      <w:start w:val="1"/>
+      <w:numFmt w:val="bullet"/>
+      <w:lvlText w:val="o"/>
+      <w:lvlJc w:val="left"/>
+      <w:pPr>
+        <w:ind w:left="5803" w:hanging="360"/>
+      </w:pPr>
+      <w:rPr>
+        <w:rFonts w:ascii="Courier New" w:hAnsi="Courier New" w:cs="Courier New" w:hint="default"/>
+      </w:rPr>
+    </w:lvl>
+    <w:lvl w:ilvl="8" w:tplc="08090005" w:tentative="1">
+      <w:start w:val="1"/>
+      <w:numFmt w:val="bullet"/>
+      <w:lvlText w:val=""/>
+      <w:lvlJc w:val="left"/>
+      <w:pPr>
+        <w:ind w:left="6523" w:hanging="360"/>
+      </w:pPr>
+      <w:rPr>
+        <w:rFonts w:ascii="Wingdings" w:hAnsi="Wingdings" w:hint="default"/>
+      </w:rPr>
+    </w:lvl>
+  </w:abstractNum>
+  <w:abstractNum w:abstractNumId="12">
+    <w:nsid w:val="28161247"/>
+    <w:multiLevelType w:val="hybridMultilevel"/>
+    <w:tmpl w:val="A41A29F8"/>
+    <w:lvl w:ilvl="0" w:tplc="08090001">
+      <w:start w:val="1"/>
+      <w:numFmt w:val="bullet"/>
+      <w:lvlText w:val=""/>
+      <w:lvlJc w:val="left"/>
+      <w:pPr>
+        <w:ind w:left="720" w:hanging="360"/>
+      </w:pPr>
+      <w:rPr>
+        <w:rFonts w:ascii="Symbol" w:hAnsi="Symbol" w:hint="default"/>
+      </w:rPr>
+    </w:lvl>
+    <w:lvl w:ilvl="1" w:tplc="08090003">
+      <w:start w:val="1"/>
+      <w:numFmt w:val="bullet"/>
+      <w:lvlText w:val="o"/>
+      <w:lvlJc w:val="left"/>
+      <w:pPr>
+        <w:ind w:left="1440" w:hanging="360"/>
+      </w:pPr>
+      <w:rPr>
+        <w:rFonts w:ascii="Courier New" w:hAnsi="Courier New" w:cs="Courier New" w:hint="default"/>
+      </w:rPr>
+    </w:lvl>
+    <w:lvl w:ilvl="2" w:tplc="08090005" w:tentative="1">
+      <w:start w:val="1"/>
+      <w:numFmt w:val="bullet"/>
+      <w:lvlText w:val=""/>
+      <w:lvlJc w:val="left"/>
+      <w:pPr>
+        <w:ind w:left="2160" w:hanging="360"/>
+      </w:pPr>
+      <w:rPr>
+        <w:rFonts w:ascii="Wingdings" w:hAnsi="Wingdings" w:hint="default"/>
+      </w:rPr>
+    </w:lvl>
+    <w:lvl w:ilvl="3" w:tplc="08090001" w:tentative="1">
+      <w:start w:val="1"/>
+      <w:numFmt w:val="bullet"/>
+      <w:lvlText w:val=""/>
+      <w:lvlJc w:val="left"/>
+      <w:pPr>
+        <w:ind w:left="2880" w:hanging="360"/>
+      </w:pPr>
+      <w:rPr>
+        <w:rFonts w:ascii="Symbol" w:hAnsi="Symbol" w:hint="default"/>
+      </w:rPr>
+    </w:lvl>
+    <w:lvl w:ilvl="4" w:tplc="08090003" w:tentative="1">
+      <w:start w:val="1"/>
+      <w:numFmt w:val="bullet"/>
+      <w:lvlText w:val="o"/>
+      <w:lvlJc w:val="left"/>
+      <w:pPr>
+        <w:ind w:left="3600" w:hanging="360"/>
+      </w:pPr>
+      <w:rPr>
+        <w:rFonts w:ascii="Courier New" w:hAnsi="Courier New" w:cs="Courier New" w:hint="default"/>
+      </w:rPr>
+    </w:lvl>
+    <w:lvl w:ilvl="5" w:tplc="08090005" w:tentative="1">
+      <w:start w:val="1"/>
+      <w:numFmt w:val="bullet"/>
+      <w:lvlText w:val=""/>
+      <w:lvlJc w:val="left"/>
+      <w:pPr>
+        <w:ind w:left="4320" w:hanging="360"/>
+      </w:pPr>
+      <w:rPr>
+        <w:rFonts w:ascii="Wingdings" w:hAnsi="Wingdings" w:hint="default"/>
+      </w:rPr>
+    </w:lvl>
+    <w:lvl w:ilvl="6" w:tplc="08090001" w:tentative="1">
+      <w:start w:val="1"/>
+      <w:numFmt w:val="bullet"/>
+      <w:lvlText w:val=""/>
+      <w:lvlJc w:val="left"/>
+      <w:pPr>
+        <w:ind w:left="5040" w:hanging="360"/>
+      </w:pPr>
+      <w:rPr>
+        <w:rFonts w:ascii="Symbol" w:hAnsi="Symbol" w:hint="default"/>
+      </w:rPr>
+    </w:lvl>
+    <w:lvl w:ilvl="7" w:tplc="08090003" w:tentative="1">
+      <w:start w:val="1"/>
+      <w:numFmt w:val="bullet"/>
+      <w:lvlText w:val="o"/>
+      <w:lvlJc w:val="left"/>
+      <w:pPr>
+        <w:ind w:left="5760" w:hanging="360"/>
+      </w:pPr>
+      <w:rPr>
+        <w:rFonts w:ascii="Courier New" w:hAnsi="Courier New" w:cs="Courier New" w:hint="default"/>
+      </w:rPr>
+    </w:lvl>
+    <w:lvl w:ilvl="8" w:tplc="08090005" w:tentative="1">
+      <w:start w:val="1"/>
+      <w:numFmt w:val="bullet"/>
+      <w:lvlText w:val=""/>
+      <w:lvlJc w:val="left"/>
+      <w:pPr>
+        <w:ind w:left="6480" w:hanging="360"/>
+      </w:pPr>
+      <w:rPr>
+        <w:rFonts w:ascii="Wingdings" w:hAnsi="Wingdings" w:hint="default"/>
+      </w:rPr>
+    </w:lvl>
+  </w:abstractNum>
+  <w:abstractNum w:abstractNumId="13">
     <w:nsid w:val="28A46859"/>
     <w:multiLevelType w:val="hybridMultilevel"/>
     <w:tmpl w:val="EC4EF1DC"/>
@@ -14263,7 +15234,7 @@
       </w:rPr>
     </w:lvl>
   </w:abstractNum>
-  <w:abstractNum w:abstractNumId="12">
+  <w:abstractNum w:abstractNumId="14">
     <w:nsid w:val="2B174FDA"/>
     <w:multiLevelType w:val="hybridMultilevel"/>
     <w:tmpl w:val="37CAC300"/>
@@ -14376,7 +15347,7 @@
       </w:rPr>
     </w:lvl>
   </w:abstractNum>
-  <w:abstractNum w:abstractNumId="13">
+  <w:abstractNum w:abstractNumId="15">
     <w:nsid w:val="30D92F56"/>
     <w:multiLevelType w:val="hybridMultilevel"/>
     <w:tmpl w:val="F1445E58"/>
@@ -14462,7 +15433,7 @@
       </w:pPr>
     </w:lvl>
   </w:abstractNum>
-  <w:abstractNum w:abstractNumId="14">
+  <w:abstractNum w:abstractNumId="16">
     <w:nsid w:val="36E52853"/>
     <w:multiLevelType w:val="hybridMultilevel"/>
     <w:tmpl w:val="590A3C98"/>
@@ -14575,7 +15546,7 @@
       </w:rPr>
     </w:lvl>
   </w:abstractNum>
-  <w:abstractNum w:abstractNumId="15">
+  <w:abstractNum w:abstractNumId="17">
     <w:nsid w:val="38A37EA3"/>
     <w:multiLevelType w:val="hybridMultilevel"/>
     <w:tmpl w:val="0B88BD08"/>
@@ -14661,7 +15632,7 @@
       </w:pPr>
     </w:lvl>
   </w:abstractNum>
-  <w:abstractNum w:abstractNumId="16">
+  <w:abstractNum w:abstractNumId="18">
     <w:nsid w:val="3DA11B31"/>
     <w:multiLevelType w:val="hybridMultilevel"/>
     <w:tmpl w:val="C81448AA"/>
@@ -14774,7 +15745,7 @@
       </w:rPr>
     </w:lvl>
   </w:abstractNum>
-  <w:abstractNum w:abstractNumId="17">
+  <w:abstractNum w:abstractNumId="19">
     <w:nsid w:val="3E131CF4"/>
     <w:multiLevelType w:val="hybridMultilevel"/>
     <w:tmpl w:val="D3BEBFBE"/>
@@ -14887,7 +15858,7 @@
       </w:rPr>
     </w:lvl>
   </w:abstractNum>
-  <w:abstractNum w:abstractNumId="18">
+  <w:abstractNum w:abstractNumId="20">
     <w:nsid w:val="3F1E2626"/>
     <w:multiLevelType w:val="multilevel"/>
     <w:tmpl w:val="08090025"/>
@@ -14982,7 +15953,7 @@
       </w:pPr>
     </w:lvl>
   </w:abstractNum>
-  <w:abstractNum w:abstractNumId="19">
+  <w:abstractNum w:abstractNumId="21">
     <w:nsid w:val="3F270B44"/>
     <w:multiLevelType w:val="hybridMultilevel"/>
     <w:tmpl w:val="B8C25E36"/>
@@ -15095,7 +16066,7 @@
       </w:rPr>
     </w:lvl>
   </w:abstractNum>
-  <w:abstractNum w:abstractNumId="20">
+  <w:abstractNum w:abstractNumId="22">
     <w:nsid w:val="46DF192C"/>
     <w:multiLevelType w:val="hybridMultilevel"/>
     <w:tmpl w:val="C67C00BE"/>
@@ -15181,7 +16152,7 @@
       </w:pPr>
     </w:lvl>
   </w:abstractNum>
-  <w:abstractNum w:abstractNumId="21">
+  <w:abstractNum w:abstractNumId="23">
     <w:nsid w:val="49B43EC9"/>
     <w:multiLevelType w:val="hybridMultilevel"/>
     <w:tmpl w:val="C04CC570"/>
@@ -15294,7 +16265,120 @@
       </w:rPr>
     </w:lvl>
   </w:abstractNum>
-  <w:abstractNum w:abstractNumId="22">
+  <w:abstractNum w:abstractNumId="24">
+    <w:nsid w:val="4B362C0A"/>
+    <w:multiLevelType w:val="hybridMultilevel"/>
+    <w:tmpl w:val="5A168552"/>
+    <w:lvl w:ilvl="0" w:tplc="08090001">
+      <w:start w:val="1"/>
+      <w:numFmt w:val="bullet"/>
+      <w:lvlText w:val=""/>
+      <w:lvlJc w:val="left"/>
+      <w:pPr>
+        <w:ind w:left="720" w:hanging="360"/>
+      </w:pPr>
+      <w:rPr>
+        <w:rFonts w:ascii="Symbol" w:hAnsi="Symbol" w:hint="default"/>
+      </w:rPr>
+    </w:lvl>
+    <w:lvl w:ilvl="1" w:tplc="08090003" w:tentative="1">
+      <w:start w:val="1"/>
+      <w:numFmt w:val="bullet"/>
+      <w:lvlText w:val="o"/>
+      <w:lvlJc w:val="left"/>
+      <w:pPr>
+        <w:ind w:left="1440" w:hanging="360"/>
+      </w:pPr>
+      <w:rPr>
+        <w:rFonts w:ascii="Courier New" w:hAnsi="Courier New" w:cs="Courier New" w:hint="default"/>
+      </w:rPr>
+    </w:lvl>
+    <w:lvl w:ilvl="2" w:tplc="08090005" w:tentative="1">
+      <w:start w:val="1"/>
+      <w:numFmt w:val="bullet"/>
+      <w:lvlText w:val=""/>
+      <w:lvlJc w:val="left"/>
+      <w:pPr>
+        <w:ind w:left="2160" w:hanging="360"/>
+      </w:pPr>
+      <w:rPr>
+        <w:rFonts w:ascii="Wingdings" w:hAnsi="Wingdings" w:hint="default"/>
+      </w:rPr>
+    </w:lvl>
+    <w:lvl w:ilvl="3" w:tplc="08090001" w:tentative="1">
+      <w:start w:val="1"/>
+      <w:numFmt w:val="bullet"/>
+      <w:lvlText w:val=""/>
+      <w:lvlJc w:val="left"/>
+      <w:pPr>
+        <w:ind w:left="2880" w:hanging="360"/>
+      </w:pPr>
+      <w:rPr>
+        <w:rFonts w:ascii="Symbol" w:hAnsi="Symbol" w:hint="default"/>
+      </w:rPr>
+    </w:lvl>
+    <w:lvl w:ilvl="4" w:tplc="08090003" w:tentative="1">
+      <w:start w:val="1"/>
+      <w:numFmt w:val="bullet"/>
+      <w:lvlText w:val="o"/>
+      <w:lvlJc w:val="left"/>
+      <w:pPr>
+        <w:ind w:left="3600" w:hanging="360"/>
+      </w:pPr>
+      <w:rPr>
+        <w:rFonts w:ascii="Courier New" w:hAnsi="Courier New" w:cs="Courier New" w:hint="default"/>
+      </w:rPr>
+    </w:lvl>
+    <w:lvl w:ilvl="5" w:tplc="08090005" w:tentative="1">
+      <w:start w:val="1"/>
+      <w:numFmt w:val="bullet"/>
+      <w:lvlText w:val=""/>
+      <w:lvlJc w:val="left"/>
+      <w:pPr>
+        <w:ind w:left="4320" w:hanging="360"/>
+      </w:pPr>
+      <w:rPr>
+        <w:rFonts w:ascii="Wingdings" w:hAnsi="Wingdings" w:hint="default"/>
+      </w:rPr>
+    </w:lvl>
+    <w:lvl w:ilvl="6" w:tplc="08090001" w:tentative="1">
+      <w:start w:val="1"/>
+      <w:numFmt w:val="bullet"/>
+      <w:lvlText w:val=""/>
+      <w:lvlJc w:val="left"/>
+      <w:pPr>
+        <w:ind w:left="5040" w:hanging="360"/>
+      </w:pPr>
+      <w:rPr>
+        <w:rFonts w:ascii="Symbol" w:hAnsi="Symbol" w:hint="default"/>
+      </w:rPr>
+    </w:lvl>
+    <w:lvl w:ilvl="7" w:tplc="08090003" w:tentative="1">
+      <w:start w:val="1"/>
+      <w:numFmt w:val="bullet"/>
+      <w:lvlText w:val="o"/>
+      <w:lvlJc w:val="left"/>
+      <w:pPr>
+        <w:ind w:left="5760" w:hanging="360"/>
+      </w:pPr>
+      <w:rPr>
+        <w:rFonts w:ascii="Courier New" w:hAnsi="Courier New" w:cs="Courier New" w:hint="default"/>
+      </w:rPr>
+    </w:lvl>
+    <w:lvl w:ilvl="8" w:tplc="08090005" w:tentative="1">
+      <w:start w:val="1"/>
+      <w:numFmt w:val="bullet"/>
+      <w:lvlText w:val=""/>
+      <w:lvlJc w:val="left"/>
+      <w:pPr>
+        <w:ind w:left="6480" w:hanging="360"/>
+      </w:pPr>
+      <w:rPr>
+        <w:rFonts w:ascii="Wingdings" w:hAnsi="Wingdings" w:hint="default"/>
+      </w:rPr>
+    </w:lvl>
+  </w:abstractNum>
+  <w:abstractNum w:abstractNumId="25">
     <w:nsid w:val="50BA3014"/>
     <w:multiLevelType w:val="hybridMultilevel"/>
     <w:tmpl w:val="7062E0DC"/>
@@ -15407,7 +16491,7 @@
       </w:rPr>
     </w:lvl>
   </w:abstractNum>
-  <w:abstractNum w:abstractNumId="23">
+  <w:abstractNum w:abstractNumId="26">
     <w:nsid w:val="52292902"/>
     <w:multiLevelType w:val="hybridMultilevel"/>
     <w:tmpl w:val="C7660ABC"/>
@@ -15520,7 +16604,7 @@
       </w:rPr>
     </w:lvl>
   </w:abstractNum>
-  <w:abstractNum w:abstractNumId="24">
+  <w:abstractNum w:abstractNumId="27">
     <w:nsid w:val="54CA172C"/>
     <w:multiLevelType w:val="hybridMultilevel"/>
     <w:tmpl w:val="0B88BD08"/>
@@ -15606,7 +16690,7 @@
       </w:pPr>
     </w:lvl>
   </w:abstractNum>
-  <w:abstractNum w:abstractNumId="25">
+  <w:abstractNum w:abstractNumId="28">
     <w:nsid w:val="54DC41FB"/>
     <w:multiLevelType w:val="hybridMultilevel"/>
     <w:tmpl w:val="50D08AD8"/>
@@ -15719,7 +16803,7 @@
       </w:rPr>
     </w:lvl>
   </w:abstractNum>
-  <w:abstractNum w:abstractNumId="26">
+  <w:abstractNum w:abstractNumId="29">
     <w:nsid w:val="557E14E1"/>
     <w:multiLevelType w:val="hybridMultilevel"/>
     <w:tmpl w:val="53D8178E"/>
@@ -15832,7 +16916,7 @@
       </w:rPr>
     </w:lvl>
   </w:abstractNum>
-  <w:abstractNum w:abstractNumId="27">
+  <w:abstractNum w:abstractNumId="30">
     <w:nsid w:val="5BC26D00"/>
     <w:multiLevelType w:val="hybridMultilevel"/>
     <w:tmpl w:val="CBB6913A"/>
@@ -15945,7 +17029,7 @@
       </w:rPr>
     </w:lvl>
   </w:abstractNum>
-  <w:abstractNum w:abstractNumId="28">
+  <w:abstractNum w:abstractNumId="31">
     <w:nsid w:val="5CAB6725"/>
     <w:multiLevelType w:val="hybridMultilevel"/>
     <w:tmpl w:val="7F22D460"/>
@@ -16058,7 +17142,7 @@
       </w:rPr>
     </w:lvl>
   </w:abstractNum>
-  <w:abstractNum w:abstractNumId="29">
+  <w:abstractNum w:abstractNumId="32">
     <w:nsid w:val="5F103C21"/>
     <w:multiLevelType w:val="hybridMultilevel"/>
     <w:tmpl w:val="DBC01600"/>
@@ -16147,7 +17231,7 @@
       </w:pPr>
     </w:lvl>
   </w:abstractNum>
-  <w:abstractNum w:abstractNumId="30">
+  <w:abstractNum w:abstractNumId="33">
     <w:nsid w:val="67C95051"/>
     <w:multiLevelType w:val="hybridMultilevel"/>
     <w:tmpl w:val="1804C8C8"/>
@@ -16260,7 +17344,7 @@
       </w:rPr>
     </w:lvl>
   </w:abstractNum>
-  <w:abstractNum w:abstractNumId="31">
+  <w:abstractNum w:abstractNumId="34">
     <w:nsid w:val="6BF155FE"/>
     <w:multiLevelType w:val="hybridMultilevel"/>
     <w:tmpl w:val="9796EE38"/>
@@ -16346,7 +17430,7 @@
       </w:pPr>
     </w:lvl>
   </w:abstractNum>
-  <w:abstractNum w:abstractNumId="32">
+  <w:abstractNum w:abstractNumId="35">
     <w:nsid w:val="72C52DE3"/>
     <w:multiLevelType w:val="hybridMultilevel"/>
     <w:tmpl w:val="29109174"/>
@@ -16459,7 +17543,7 @@
       </w:rPr>
     </w:lvl>
   </w:abstractNum>
-  <w:abstractNum w:abstractNumId="33">
+  <w:abstractNum w:abstractNumId="36">
     <w:nsid w:val="77B47D33"/>
     <w:multiLevelType w:val="hybridMultilevel"/>
     <w:tmpl w:val="AA146E8C"/>
@@ -16572,7 +17656,7 @@
       </w:rPr>
     </w:lvl>
   </w:abstractNum>
-  <w:abstractNum w:abstractNumId="34">
+  <w:abstractNum w:abstractNumId="37">
     <w:nsid w:val="7DAB54F1"/>
     <w:multiLevelType w:val="hybridMultilevel"/>
     <w:tmpl w:val="B7A2471E"/>
@@ -16685,7 +17769,7 @@
       </w:rPr>
     </w:lvl>
   </w:abstractNum>
-  <w:abstractNum w:abstractNumId="35">
+  <w:abstractNum w:abstractNumId="38">
     <w:nsid w:val="7F6475FB"/>
     <w:multiLevelType w:val="hybridMultilevel"/>
     <w:tmpl w:val="CD608B4E"/>
@@ -16799,82 +17883,82 @@
     </w:lvl>
   </w:abstractNum>
   <w:num w:numId="1">
-    <w:abstractNumId w:val="18"/>
+    <w:abstractNumId w:val="20"/>
   </w:num>
   <w:num w:numId="2">
     <w:abstractNumId w:val="8"/>
   </w:num>
   <w:num w:numId="3">
-    <w:abstractNumId w:val="11"/>
+    <w:abstractNumId w:val="13"/>
   </w:num>
   <w:num w:numId="4">
-    <w:abstractNumId w:val="29"/>
+    <w:abstractNumId w:val="32"/>
   </w:num>
   <w:num w:numId="5">
-    <w:abstractNumId w:val="32"/>
+    <w:abstractNumId w:val="35"/>
   </w:num>
   <w:num w:numId="6">
-    <w:abstractNumId w:val="21"/>
+    <w:abstractNumId w:val="23"/>
   </w:num>
   <w:num w:numId="7">
     <w:abstractNumId w:val="10"/>
   </w:num>
   <w:num w:numId="8">
-    <w:abstractNumId w:val="12"/>
+    <w:abstractNumId w:val="14"/>
   </w:num>
   <w:num w:numId="9">
-    <w:abstractNumId w:val="35"/>
+    <w:abstractNumId w:val="38"/>
   </w:num>
   <w:num w:numId="10">
+    <w:abstractNumId w:val="36"/>
+  </w:num>
+  <w:num w:numId="11">
+    <w:abstractNumId w:val="37"/>
+  </w:num>
+  <w:num w:numId="12">
     <w:abstractNumId w:val="33"/>
   </w:num>
-  <w:num w:numId="11">
-    <w:abstractNumId w:val="34"/>
+  <w:num w:numId="13">
+    <w:abstractNumId w:val="17"/>
   </w:num>
-  <w:num w:numId="12">
-    <w:abstractNumId w:val="30"/>
+  <w:num w:numId="14">
+    <w:abstractNumId w:val="18"/>
   </w:num>
-  <w:num w:numId="13">
+  <w:num w:numId="15">
+    <w:abstractNumId w:val="31"/>
+  </w:num>
+  <w:num w:numId="16">
     <w:abstractNumId w:val="15"/>
   </w:num>
-  <w:num w:numId="14">
-    <w:abstractNumId w:val="16"/>
-  </w:num>
-  <w:num w:numId="15">
-    <w:abstractNumId w:val="28"/>
-  </w:num>
-  <w:num w:numId="16">
-    <w:abstractNumId w:val="13"/>
-  </w:num>
   <w:num w:numId="17">
-    <w:abstractNumId w:val="24"/>
+    <w:abstractNumId w:val="27"/>
   </w:num>
   <w:num w:numId="18">
     <w:abstractNumId w:val="6"/>
   </w:num>
   <w:num w:numId="19">
-    <w:abstractNumId w:val="23"/>
+    <w:abstractNumId w:val="26"/>
   </w:num>
   <w:num w:numId="20">
     <w:abstractNumId w:val="1"/>
   </w:num>
   <w:num w:numId="21">
-    <w:abstractNumId w:val="19"/>
+    <w:abstractNumId w:val="21"/>
   </w:num>
   <w:num w:numId="22">
-    <w:abstractNumId w:val="14"/>
+    <w:abstractNumId w:val="16"/>
   </w:num>
   <w:num w:numId="23">
     <w:abstractNumId w:val="7"/>
   </w:num>
   <w:num w:numId="24">
-    <w:abstractNumId w:val="27"/>
+    <w:abstractNumId w:val="30"/>
   </w:num>
   <w:num w:numId="25">
-    <w:abstractNumId w:val="31"/>
+    <w:abstractNumId w:val="34"/>
   </w:num>
   <w:num w:numId="26">
-    <w:abstractNumId w:val="20"/>
+    <w:abstractNumId w:val="22"/>
   </w:num>
   <w:num w:numId="27">
     <w:abstractNumId w:val="3"/>
@@ -16883,10 +17967,10 @@
     <w:abstractNumId w:val="9"/>
   </w:num>
   <w:num w:numId="29">
-    <w:abstractNumId w:val="17"/>
+    <w:abstractNumId w:val="19"/>
   </w:num>
   <w:num w:numId="30">
-    <w:abstractNumId w:val="26"/>
+    <w:abstractNumId w:val="29"/>
   </w:num>
   <w:num w:numId="31">
     <w:abstractNumId w:val="2"/>
@@ -16901,10 +17985,19 @@
     <w:abstractNumId w:val="0"/>
   </w:num>
   <w:num w:numId="35">
+    <w:abstractNumId w:val="28"/>
+  </w:num>
+  <w:num w:numId="36">
     <w:abstractNumId w:val="25"/>
   </w:num>
-  <w:num w:numId="36">
-    <w:abstractNumId w:val="22"/>
+  <w:num w:numId="37">
+    <w:abstractNumId w:val="24"/>
+  </w:num>
+  <w:num w:numId="38">
+    <w:abstractNumId w:val="12"/>
+  </w:num>
+  <w:num w:numId="39">
+    <w:abstractNumId w:val="11"/>
   </w:num>
   <w:numIdMacAtCleanup w:val="18"/>
 </w:numbering>
@@ -18042,7 +19135,7 @@
 </file>
 
 <file path=customXml/itemProps2.xml><?xml version="1.0" encoding="utf-8"?>
-<ds:datastoreItem xmlns:ds="http://schemas.openxmlformats.org/officeDocument/2006/customXml" ds:itemID="{FDE02782-2F6C-453E-8026-B8C63F055D8A}">
+<ds:datastoreItem xmlns:ds="http://schemas.openxmlformats.org/officeDocument/2006/customXml" ds:itemID="{67AFEB93-B222-4E95-B0C0-6034D6B54F7C}">
   <ds:schemaRefs>
     <ds:schemaRef ds:uri="http://schemas.openxmlformats.org/officeDocument/2006/bibliography"/>
   </ds:schemaRefs>

--- a/CPU Design/L1IsDesign.docx
+++ b/CPU Design/L1IsDesign.docx
@@ -63,7 +63,7 @@
                     <v:path arrowok="t"/>
                   </v:shape>
                 </v:group>
-                <v:rect id="_x0000_s1039" style="position:absolute;left:1800;top:1440;width:8638;height:736;mso-width-percent:1000;mso-position-horizontal:center;mso-position-horizontal-relative:margin;mso-position-vertical:top;mso-position-vertical-relative:margin;mso-width-percent:1000;mso-width-relative:margin;mso-height-relative:margin" filled="f" stroked="f">
+                <v:rect id="_x0000_s1039" style="position:absolute;left:1800;top:1440;width:8638;height:551;mso-width-percent:1000;mso-position-horizontal:center;mso-position-horizontal-relative:margin;mso-position-vertical:top;mso-position-vertical-relative:margin;mso-width-percent:1000;mso-width-relative:margin;mso-height-relative:margin" filled="f" stroked="f">
                   <v:textbox style="mso-next-textbox:#_x0000_s1039;mso-fit-shape-to-text:t">
                     <w:txbxContent>
                       <w:p>
@@ -530,6 +530,85 @@
               </w:p>
             </w:tc>
           </w:tr>
+          <w:tr>
+            <w:tc>
+              <w:tcPr>
+                <w:tcW w:w="1384" w:type="dxa"/>
+              </w:tcPr>
+              <w:p>
+                <w:pPr>
+                  <w:rPr>
+                    <w:rFonts w:cstheme="minorHAnsi"/>
+                  </w:rPr>
+                </w:pPr>
+                <w:r>
+                  <w:rPr>
+                    <w:rFonts w:cstheme="minorHAnsi"/>
+                  </w:rPr>
+                  <w:t>1 Jul 2026</w:t>
+                </w:r>
+              </w:p>
+            </w:tc>
+            <w:tc>
+              <w:tcPr>
+                <w:tcW w:w="7858" w:type="dxa"/>
+              </w:tcPr>
+              <w:p>
+                <w:pPr>
+                  <w:rPr>
+                    <w:rFonts w:cstheme="minorHAnsi"/>
+                  </w:rPr>
+                </w:pPr>
+                <w:r>
+                  <w:rPr>
+                    <w:rFonts w:cstheme="minorHAnsi"/>
+                  </w:rPr>
+                  <w:t xml:space="preserve">Fixed a typo at the end of </w:t>
+                </w:r>
+                <w:r>
+                  <w:rPr>
+                    <w:rFonts w:cstheme="minorHAnsi"/>
+                  </w:rPr>
+                  <w:fldChar w:fldCharType="begin"/>
+                </w:r>
+                <w:r>
+                  <w:rPr>
+                    <w:rFonts w:cstheme="minorHAnsi"/>
+                  </w:rPr>
+                  <w:instrText xml:space="preserve"> REF _Ref233822155 \r \h </w:instrText>
+                </w:r>
+                <w:r>
+                  <w:rPr>
+                    <w:rFonts w:cstheme="minorHAnsi"/>
+                  </w:rPr>
+                </w:r>
+                <w:r>
+                  <w:rPr>
+                    <w:rFonts w:cstheme="minorHAnsi"/>
+                  </w:rPr>
+                  <w:fldChar w:fldCharType="separate"/>
+                </w:r>
+                <w:r>
+                  <w:rPr>
+                    <w:rFonts w:cstheme="minorHAnsi"/>
+                  </w:rPr>
+                  <w:t>4.2</w:t>
+                </w:r>
+                <w:r>
+                  <w:rPr>
+                    <w:rFonts w:cstheme="minorHAnsi"/>
+                  </w:rPr>
+                  <w:fldChar w:fldCharType="end"/>
+                </w:r>
+                <w:r>
+                  <w:rPr>
+                    <w:rFonts w:cstheme="minorHAnsi"/>
+                  </w:rPr>
+                  <w:t xml:space="preserve"> “AND gate” is now “NAND gate”</w:t>
+                </w:r>
+              </w:p>
+            </w:tc>
+          </w:tr>
         </w:tbl>
         <w:p>
           <w:pPr>
@@ -12630,6 +12709,7 @@
         </w:rPr>
       </w:pPr>
       <w:bookmarkStart w:id="43" w:name="_Toc233800374"/>
+      <w:bookmarkStart w:id="44" w:name="_Ref233822155"/>
       <w:r>
         <w:rPr>
           <w:lang w:eastAsia="en-GB"/>
@@ -12637,6 +12717,7 @@
         <w:t>Follow Jump?</w:t>
       </w:r>
       <w:bookmarkEnd w:id="43"/>
+      <w:bookmarkEnd w:id="44"/>
     </w:p>
     <w:p>
       <w:pPr>
@@ -12723,8 +12804,8 @@
           <w:lang w:eastAsia="en-GB"/>
         </w:rPr>
       </w:pPr>
-      <w:bookmarkStart w:id="44" w:name="CurrentEditPos"/>
-      <w:bookmarkEnd w:id="44"/>
+      <w:bookmarkStart w:id="45" w:name="CurrentEditPos"/>
+      <w:bookmarkEnd w:id="45"/>
       <w:r>
         <w:rPr>
           <w:lang w:eastAsia="en-GB"/>
@@ -12968,19 +13049,7 @@
         <w:rPr>
           <w:lang w:eastAsia="en-GB"/>
         </w:rPr>
-        <w:t xml:space="preserve">AND ((JBITS </w:t>
-      </w:r>
-      <w:r>
-        <w:rPr>
-          <w:lang w:eastAsia="en-GB"/>
-        </w:rPr>
-        <w:t>Flags Mask</w:t>
-      </w:r>
-      <w:r>
-        <w:rPr>
-          <w:lang w:eastAsia="en-GB"/>
-        </w:rPr>
-        <w:t xml:space="preserve"> AND JBITS Flags Value) == (JBITS Flags MASK AND FLAGS))</w:t>
+        <w:t>AND ((JBITS Flags Mask AND JBITS Flags Value) == (JBITS Flags MASK AND FLAGS))</w:t>
       </w:r>
     </w:p>
     <w:p>
@@ -13234,7 +13303,19 @@
         <w:rPr>
           <w:lang w:eastAsia="en-GB"/>
         </w:rPr>
-        <w:t xml:space="preserve"> which can be done with a 2 input AND gate.</w:t>
+        <w:t xml:space="preserve"> which can be done with a 2 input </w:t>
+      </w:r>
+      <w:r>
+        <w:rPr>
+          <w:lang w:eastAsia="en-GB"/>
+        </w:rPr>
+        <w:t>N</w:t>
+      </w:r>
+      <w:r>
+        <w:rPr>
+          <w:lang w:eastAsia="en-GB"/>
+        </w:rPr>
+        <w:t>AND gate.</w:t>
       </w:r>
     </w:p>
     <w:p>
@@ -13297,7 +13378,7 @@
           <w:lang w:eastAsia="en-GB"/>
         </w:rPr>
       </w:pPr>
-      <w:bookmarkStart w:id="45" w:name="_Toc233800375"/>
+      <w:bookmarkStart w:id="46" w:name="_Toc233800375"/>
       <w:r>
         <w:rPr>
           <w:lang w:eastAsia="en-GB"/>
@@ -13306,9 +13387,9 @@
         <w:t>References</w:t>
       </w:r>
       <w:bookmarkEnd w:id="21"/>
-      <w:bookmarkEnd w:id="45"/>
-    </w:p>
-    <w:bookmarkStart w:id="46" w:name="AVR_Instruction_Doc"/>
+      <w:bookmarkEnd w:id="46"/>
+    </w:p>
+    <w:bookmarkStart w:id="47" w:name="AVR_Instruction_Doc"/>
     <w:p>
       <w:pPr>
         <w:pStyle w:val="ListParagraph"/>
@@ -13336,11 +13417,6 @@
         <w:rPr>
           <w:lang w:eastAsia="en-GB"/>
         </w:rPr>
-      </w:r>
-      <w:r>
-        <w:rPr>
-          <w:lang w:eastAsia="en-GB"/>
-        </w:rPr>
         <w:fldChar w:fldCharType="separate"/>
       </w:r>
       <w:r>
@@ -13350,7 +13426,7 @@
         </w:rPr>
         <w:t>AVR Instruction Set Manual</w:t>
       </w:r>
-      <w:bookmarkEnd w:id="46"/>
+      <w:bookmarkEnd w:id="47"/>
       <w:r>
         <w:rPr>
           <w:lang w:eastAsia="en-GB"/>
@@ -13358,7 +13434,7 @@
         <w:fldChar w:fldCharType="end"/>
       </w:r>
     </w:p>
-    <w:bookmarkStart w:id="47" w:name="RefCpuDesign"/>
+    <w:bookmarkStart w:id="48" w:name="RefCpuDesign"/>
     <w:p>
       <w:pPr>
         <w:pStyle w:val="ListParagraph"/>
@@ -13386,11 +13462,6 @@
         <w:rPr>
           <w:lang w:eastAsia="en-GB"/>
         </w:rPr>
-      </w:r>
-      <w:r>
-        <w:rPr>
-          <w:lang w:eastAsia="en-GB"/>
-        </w:rPr>
         <w:fldChar w:fldCharType="separate"/>
       </w:r>
       <w:r>
@@ -13400,7 +13471,7 @@
         </w:rPr>
         <w:t>CpuDesign.docx</w:t>
       </w:r>
-      <w:bookmarkEnd w:id="47"/>
+      <w:bookmarkEnd w:id="48"/>
       <w:r>
         <w:rPr>
           <w:lang w:eastAsia="en-GB"/>
@@ -13408,7 +13479,7 @@
         <w:fldChar w:fldCharType="end"/>
       </w:r>
     </w:p>
-    <w:bookmarkStart w:id="48" w:name="RefL1SeqXlsx"/>
+    <w:bookmarkStart w:id="49" w:name="RefL1SeqXlsx"/>
     <w:p>
       <w:pPr>
         <w:pStyle w:val="ListParagraph"/>
@@ -13436,11 +13507,6 @@
         <w:rPr>
           <w:lang w:eastAsia="en-GB"/>
         </w:rPr>
-      </w:r>
-      <w:r>
-        <w:rPr>
-          <w:lang w:eastAsia="en-GB"/>
-        </w:rPr>
         <w:fldChar w:fldCharType="separate"/>
       </w:r>
       <w:r>
@@ -13456,9 +13522,9 @@
         </w:rPr>
         <w:fldChar w:fldCharType="end"/>
       </w:r>
-      <w:bookmarkEnd w:id="48"/>
-    </w:p>
-    <w:bookmarkStart w:id="49" w:name="RefOpcodeFormat"/>
+      <w:bookmarkEnd w:id="49"/>
+    </w:p>
+    <w:bookmarkStart w:id="50" w:name="RefOpcodeFormat"/>
     <w:p>
       <w:pPr>
         <w:pStyle w:val="ListParagraph"/>
@@ -13486,11 +13552,6 @@
         <w:rPr>
           <w:lang w:eastAsia="en-GB"/>
         </w:rPr>
-      </w:r>
-      <w:r>
-        <w:rPr>
-          <w:lang w:eastAsia="en-GB"/>
-        </w:rPr>
         <w:fldChar w:fldCharType="separate"/>
       </w:r>
       <w:r>
@@ -13506,7 +13567,7 @@
         </w:rPr>
         <w:fldChar w:fldCharType="end"/>
       </w:r>
-      <w:bookmarkEnd w:id="49"/>
+      <w:bookmarkEnd w:id="50"/>
     </w:p>
     <w:p>
       <w:pPr>
@@ -13625,7 +13686,7 @@
               <w:b/>
               <w:noProof/>
             </w:rPr>
-            <w:t>1</w:t>
+            <w:t>12</w:t>
           </w:r>
         </w:fldSimple>
       </w:p>
@@ -19135,7 +19196,7 @@
 </file>
 
 <file path=customXml/itemProps2.xml><?xml version="1.0" encoding="utf-8"?>
-<ds:datastoreItem xmlns:ds="http://schemas.openxmlformats.org/officeDocument/2006/customXml" ds:itemID="{67AFEB93-B222-4E95-B0C0-6034D6B54F7C}">
+<ds:datastoreItem xmlns:ds="http://schemas.openxmlformats.org/officeDocument/2006/customXml" ds:itemID="{20895FDE-3E07-43D0-BB67-15DDE40A841E}">
   <ds:schemaRefs>
     <ds:schemaRef ds:uri="http://schemas.openxmlformats.org/officeDocument/2006/bibliography"/>
   </ds:schemaRefs>
